--- a/M1 Course/YPpSIS/Coursework/Андреев КП.docx
+++ b/M1 Course/YPpSIS/Coursework/Андреев КП.docx
@@ -182,7 +182,7 @@
           <w:szCs w:val="28"/>
         </w:rPr>
       </w:pPr>
-      <w:commentRangeStart w:id="2"/>
+      <w:commentRangeStart w:id="3"/>
     </w:p>
     <w:p>
       <w:pPr>
@@ -205,12 +205,12 @@
         </w:rPr>
         <w:t xml:space="preserve">ИИ АССИСТЕНТ </w:t>
       </w:r>
-      <w:commentRangeEnd w:id="2"/>
+      <w:commentRangeEnd w:id="3"/>
       <w:r>
         <w:rPr>
           <w:rStyle w:val="af2"/>
         </w:rPr>
-        <w:commentReference w:id="2"/>
+        <w:commentReference w:id="3"/>
       </w:r>
       <w:r>
         <w:rPr>
@@ -641,7 +641,7 @@
         </w:rPr>
         <w:t>6</w:t>
       </w:r>
-      <w:bookmarkStart w:id="3" w:name="_Toc39412614"/>
+      <w:bookmarkStart w:id="4" w:name="_Toc39412614"/>
       <w:bookmarkEnd w:id="0"/>
     </w:p>
     <w:p>
@@ -654,8 +654,8 @@
           <w:szCs w:val="28"/>
         </w:rPr>
       </w:pPr>
-      <w:bookmarkStart w:id="4" w:name="_Hlk224141877"/>
-      <w:bookmarkEnd w:id="3"/>
+      <w:bookmarkStart w:id="5" w:name="_Hlk224141877"/>
+      <w:bookmarkEnd w:id="4"/>
       <w:r>
         <w:rPr>
           <w:rFonts w:cs="Times New Roman"/>
@@ -732,7 +732,7 @@
         </w:rPr>
         <w:t xml:space="preserve">ТОМСКИЙ ГОСУДАРСТВЕННЫЙ </w:t>
       </w:r>
-      <w:commentRangeStart w:id="5"/>
+      <w:commentRangeStart w:id="6"/>
       <w:r>
         <w:rPr>
           <w:rFonts w:cs="Times New Roman"/>
@@ -740,12 +740,12 @@
         </w:rPr>
         <w:t>УНИВЕРСИТЕТ</w:t>
       </w:r>
-      <w:commentRangeEnd w:id="5"/>
+      <w:commentRangeEnd w:id="6"/>
       <w:r>
         <w:rPr>
           <w:rStyle w:val="af2"/>
         </w:rPr>
-        <w:commentReference w:id="5"/>
+        <w:commentReference w:id="6"/>
       </w:r>
     </w:p>
     <w:p>
@@ -905,8 +905,19 @@
           <w:kern w:val="1"/>
           <w:szCs w:val="28"/>
         </w:rPr>
-        <w:t>_______________ В.В.Романенко</w:t>
-      </w:r>
+        <w:t xml:space="preserve">_______________ </w:t>
+      </w:r>
+      <w:proofErr w:type="spellStart"/>
+      <w:r>
+        <w:rPr>
+          <w:rFonts w:eastAsia="Calibri" w:cs="Times New Roman"/>
+          <w:color w:val="00000A"/>
+          <w:kern w:val="1"/>
+          <w:szCs w:val="28"/>
+        </w:rPr>
+        <w:t>В.В.Романенко</w:t>
+      </w:r>
+      <w:proofErr w:type="spellEnd"/>
     </w:p>
     <w:p>
       <w:pPr>
@@ -1504,6 +1515,7 @@
           <w:rFonts w:cs="Times New Roman"/>
           <w:szCs w:val="28"/>
         </w:rPr>
+        <w:lastRenderedPageBreak/>
         <w:t>4.5. Т</w:t>
       </w:r>
       <w:r>
@@ -1526,7 +1538,6 @@
           <w:rFonts w:cs="Times New Roman"/>
           <w:szCs w:val="28"/>
         </w:rPr>
-        <w:lastRenderedPageBreak/>
         <w:t>5</w:t>
       </w:r>
       <w:r>
@@ -1801,7 +1812,7 @@
         <w:t>подпись</w:t>
       </w:r>
     </w:p>
-    <w:bookmarkEnd w:id="4"/>
+    <w:bookmarkEnd w:id="5"/>
     <w:p>
       <w:pPr>
         <w:rPr>
@@ -1865,8 +1876,8 @@
             </w:rPr>
           </w:pPr>
         </w:p>
-        <w:commentRangeStart w:id="6"/>
         <w:commentRangeStart w:id="7"/>
+        <w:commentRangeStart w:id="8"/>
         <w:p>
           <w:pPr>
             <w:pStyle w:val="11"/>
@@ -4496,8 +4507,8 @@
             </w:rPr>
             <w:fldChar w:fldCharType="end"/>
           </w:r>
-          <w:commentRangeEnd w:id="6"/>
           <w:commentRangeEnd w:id="7"/>
+          <w:commentRangeEnd w:id="8"/>
           <w:r>
             <w:rPr>
               <w:rStyle w:val="af2"/>
@@ -4508,7 +4519,7 @@
             <w:rPr>
               <w:rStyle w:val="af2"/>
             </w:rPr>
-            <w:commentReference w:id="6"/>
+            <w:commentReference w:id="8"/>
           </w:r>
         </w:p>
       </w:sdtContent>
@@ -4553,7 +4564,7 @@
           <w:szCs w:val="52"/>
         </w:rPr>
       </w:pPr>
-      <w:bookmarkStart w:id="8" w:name="_Toc228982321"/>
+      <w:bookmarkStart w:id="9" w:name="_Toc228982321"/>
       <w:r>
         <w:rPr>
           <w:szCs w:val="52"/>
@@ -4561,7 +4572,7 @@
         <w:lastRenderedPageBreak/>
         <w:t>Введение</w:t>
       </w:r>
-      <w:bookmarkEnd w:id="8"/>
+      <w:bookmarkEnd w:id="9"/>
     </w:p>
     <w:p/>
     <w:p>
@@ -4657,7 +4668,7 @@
         </w:rPr>
         <w:t>Объект исследования </w:t>
       </w:r>
-      <w:commentRangeStart w:id="9"/>
+      <w:commentRangeStart w:id="10"/>
       <w:r>
         <w:rPr>
           <w:rFonts w:cs="Times New Roman"/>
@@ -4665,12 +4676,12 @@
         </w:rPr>
         <w:t>—</w:t>
       </w:r>
-      <w:commentRangeEnd w:id="9"/>
+      <w:commentRangeEnd w:id="10"/>
       <w:r>
         <w:rPr>
           <w:rStyle w:val="af2"/>
         </w:rPr>
-        <w:commentReference w:id="9"/>
+        <w:commentReference w:id="10"/>
       </w:r>
       <w:r>
         <w:rPr>
@@ -4879,7 +4890,71 @@
           <w:rFonts w:cs="Times New Roman"/>
           <w:szCs w:val="28"/>
         </w:rPr>
-        <w:t xml:space="preserve"> работе используются методы машинного обучения (нейронные сети), обработки естественного языка (токенизация, векторизация текста), системного анализа, а также методологии управления проектами (Agile, Scrum, Waterfall).</w:t>
+        <w:t xml:space="preserve"> работе используются методы машинного обучения (нейронные сети), обработки естественного языка (</w:t>
+      </w:r>
+      <w:proofErr w:type="spellStart"/>
+      <w:r>
+        <w:rPr>
+          <w:rFonts w:cs="Times New Roman"/>
+          <w:szCs w:val="28"/>
+        </w:rPr>
+        <w:t>токенизация</w:t>
+      </w:r>
+      <w:proofErr w:type="spellEnd"/>
+      <w:r>
+        <w:rPr>
+          <w:rFonts w:cs="Times New Roman"/>
+          <w:szCs w:val="28"/>
+        </w:rPr>
+        <w:t>, векторизация текста), системного анализа, а также методологии управления проектами (</w:t>
+      </w:r>
+      <w:proofErr w:type="spellStart"/>
+      <w:r>
+        <w:rPr>
+          <w:rFonts w:cs="Times New Roman"/>
+          <w:szCs w:val="28"/>
+        </w:rPr>
+        <w:t>Agile</w:t>
+      </w:r>
+      <w:proofErr w:type="spellEnd"/>
+      <w:r>
+        <w:rPr>
+          <w:rFonts w:cs="Times New Roman"/>
+          <w:szCs w:val="28"/>
+        </w:rPr>
+        <w:t xml:space="preserve">, </w:t>
+      </w:r>
+      <w:proofErr w:type="spellStart"/>
+      <w:r>
+        <w:rPr>
+          <w:rFonts w:cs="Times New Roman"/>
+          <w:szCs w:val="28"/>
+        </w:rPr>
+        <w:t>Scrum</w:t>
+      </w:r>
+      <w:proofErr w:type="spellEnd"/>
+      <w:r>
+        <w:rPr>
+          <w:rFonts w:cs="Times New Roman"/>
+          <w:szCs w:val="28"/>
+        </w:rPr>
+        <w:t xml:space="preserve">, </w:t>
+      </w:r>
+      <w:proofErr w:type="spellStart"/>
+      <w:r>
+        <w:rPr>
+          <w:rFonts w:cs="Times New Roman"/>
+          <w:szCs w:val="28"/>
+        </w:rPr>
+        <w:t>Waterfall</w:t>
+      </w:r>
+      <w:proofErr w:type="spellEnd"/>
+      <w:r>
+        <w:rPr>
+          <w:rFonts w:cs="Times New Roman"/>
+          <w:szCs w:val="28"/>
+        </w:rPr>
+        <w:t>).</w:t>
       </w:r>
     </w:p>
     <w:p>
@@ -4942,7 +5017,7 @@
           <w:szCs w:val="52"/>
         </w:rPr>
       </w:pPr>
-      <w:bookmarkStart w:id="10" w:name="_Toc228982322"/>
+      <w:bookmarkStart w:id="11" w:name="_Toc228982322"/>
       <w:r>
         <w:rPr>
           <w:szCs w:val="52"/>
@@ -4950,7 +5025,7 @@
         <w:lastRenderedPageBreak/>
         <w:t>1. Анализ выбранной предметной области</w:t>
       </w:r>
-      <w:bookmarkEnd w:id="10"/>
+      <w:bookmarkEnd w:id="11"/>
     </w:p>
     <w:p/>
     <w:p>
@@ -4962,7 +5037,7 @@
           <w:szCs w:val="28"/>
         </w:rPr>
       </w:pPr>
-      <w:bookmarkStart w:id="11" w:name="_Toc228982323"/>
+      <w:bookmarkStart w:id="12" w:name="_Toc228982323"/>
       <w:r>
         <w:rPr>
           <w:rFonts w:cs="Times New Roman"/>
@@ -4970,7 +5045,7 @@
         </w:rPr>
         <w:t>1.1. Проблематика управления IT-проектами</w:t>
       </w:r>
-      <w:bookmarkEnd w:id="11"/>
+      <w:bookmarkEnd w:id="12"/>
     </w:p>
     <w:p>
       <w:r>
@@ -4987,20 +5062,37 @@
       <w:r>
         <w:tab/>
       </w:r>
-      <w:commentRangeStart w:id="12"/>
+      <w:commentRangeStart w:id="13"/>
       <w:r>
         <w:t>Управление</w:t>
       </w:r>
-      <w:commentRangeEnd w:id="12"/>
+      <w:commentRangeEnd w:id="13"/>
       <w:r>
         <w:rPr>
           <w:rStyle w:val="af2"/>
         </w:rPr>
-        <w:commentReference w:id="12"/>
-      </w:r>
-      <w:r>
-        <w:t xml:space="preserve"> IT-проектами (Project Management) представляет собой сложную междисциплинарную область, объединяющую методы, инструменты и техники для достижения целей проекта при заданных ограничениях по времени, бюджету и </w:t>
-      </w:r>
+        <w:commentReference w:id="13"/>
+      </w:r>
+      <w:r>
+        <w:t xml:space="preserve"> IT-проектами (</w:t>
+      </w:r>
+      <w:proofErr w:type="spellStart"/>
+      <w:r>
+        <w:t>Project</w:t>
+      </w:r>
+      <w:proofErr w:type="spellEnd"/>
+      <w:r>
+        <w:t xml:space="preserve"> </w:t>
+      </w:r>
+      <w:proofErr w:type="spellStart"/>
+      <w:r>
+        <w:t>Management</w:t>
+      </w:r>
+      <w:proofErr w:type="spellEnd"/>
+      <w:r>
+        <w:t xml:space="preserve">) представляет собой сложную междисциплинарную область, объединяющую методы, инструменты и техники для достижения целей проекта при заданных ограничениях по времени, бюджету и </w:t>
+      </w:r>
+      <w:proofErr w:type="gramStart"/>
       <w:r>
         <w:rPr>
           <w:highlight w:val="yellow"/>
@@ -5013,25 +5105,50 @@
         </w:rPr>
         <w:t>[</w:t>
       </w:r>
-      <w:commentRangeStart w:id="13"/>
+      <w:commentRangeStart w:id="14"/>
+      <w:proofErr w:type="gramEnd"/>
       <w:r>
         <w:rPr>
           <w:highlight w:val="yellow"/>
         </w:rPr>
         <w:t>1</w:t>
       </w:r>
-      <w:commentRangeEnd w:id="13"/>
+      <w:commentRangeEnd w:id="14"/>
       <w:r>
         <w:rPr>
           <w:rStyle w:val="af2"/>
         </w:rPr>
-        <w:commentReference w:id="13"/>
+        <w:commentReference w:id="14"/>
       </w:r>
       <w:r>
         <w:t>]</w:t>
       </w:r>
       <w:r>
-        <w:t>. Согласно данным Project Management Institute (PMI), около 70% IT-проектов не укладываются в запланированные сроки, а 40% превышают бюджет.</w:t>
+        <w:t xml:space="preserve">. Согласно данным </w:t>
+      </w:r>
+      <w:proofErr w:type="spellStart"/>
+      <w:r>
+        <w:t>Project</w:t>
+      </w:r>
+      <w:proofErr w:type="spellEnd"/>
+      <w:r>
+        <w:t xml:space="preserve"> </w:t>
+      </w:r>
+      <w:proofErr w:type="spellStart"/>
+      <w:r>
+        <w:t>Management</w:t>
+      </w:r>
+      <w:proofErr w:type="spellEnd"/>
+      <w:r>
+        <w:t xml:space="preserve"> </w:t>
+      </w:r>
+      <w:proofErr w:type="spellStart"/>
+      <w:r>
+        <w:t>Institute</w:t>
+      </w:r>
+      <w:proofErr w:type="spellEnd"/>
+      <w:r>
+        <w:t xml:space="preserve"> (PMI), около 70% IT-проектов не укладываются в запланированные сроки, а 40% превышают бюджет.</w:t>
       </w:r>
     </w:p>
     <w:p>
@@ -5063,7 +5180,7 @@
         </w:rPr>
         <w:t>Неопределенность требований.</w:t>
       </w:r>
-      <w:commentRangeStart w:id="14"/>
+      <w:commentRangeStart w:id="15"/>
       <w:r>
         <w:rPr>
           <w:rFonts w:cs="Times New Roman"/>
@@ -5071,12 +5188,12 @@
         </w:rPr>
         <w:t> </w:t>
       </w:r>
-      <w:commentRangeEnd w:id="14"/>
+      <w:commentRangeEnd w:id="15"/>
       <w:r>
         <w:rPr>
           <w:rStyle w:val="af2"/>
         </w:rPr>
-        <w:commentReference w:id="14"/>
+        <w:commentReference w:id="15"/>
       </w:r>
       <w:r>
         <w:rPr>
@@ -5270,7 +5387,6 @@
           <w:rFonts w:cs="Times New Roman"/>
           <w:szCs w:val="28"/>
         </w:rPr>
-        <w:lastRenderedPageBreak/>
         <w:t xml:space="preserve">Таблица 1.1 </w:t>
       </w:r>
       <w:r>
@@ -5603,7 +5719,7 @@
           <w:szCs w:val="28"/>
         </w:rPr>
       </w:pPr>
-      <w:bookmarkStart w:id="15" w:name="_Toc228982324"/>
+      <w:bookmarkStart w:id="16" w:name="_Toc228982324"/>
       <w:r>
         <w:rPr>
           <w:rFonts w:cs="Times New Roman"/>
@@ -5625,7 +5741,7 @@
         </w:rPr>
         <w:t xml:space="preserve">управление </w:t>
       </w:r>
-      <w:commentRangeStart w:id="16"/>
+      <w:commentRangeStart w:id="17"/>
       <w:r>
         <w:rPr>
           <w:rFonts w:eastAsia="Microsoft JhengHei" w:cs="Times New Roman"/>
@@ -5633,8 +5749,8 @@
         </w:rPr>
         <w:t>проектом</w:t>
       </w:r>
-      <w:bookmarkEnd w:id="15"/>
-      <w:commentRangeEnd w:id="16"/>
+      <w:bookmarkEnd w:id="16"/>
+      <w:commentRangeEnd w:id="17"/>
       <w:r>
         <w:rPr>
           <w:rStyle w:val="af2"/>
@@ -5642,29 +5758,93 @@
           <w:b w:val="0"/>
           <w:bCs w:val="0"/>
         </w:rPr>
-        <w:commentReference w:id="16"/>
-      </w:r>
-    </w:p>
-    <w:p>
-      <w:pPr>
-        <w:rPr>
-          <w:rFonts w:cs="Times New Roman"/>
-          <w:szCs w:val="28"/>
-        </w:rPr>
-      </w:pPr>
-      <w:r>
-        <w:rPr>
-          <w:rFonts w:cs="Times New Roman"/>
-          <w:szCs w:val="28"/>
-        </w:rPr>
-        <w:t>Декомпозиция задач (Work Breakdown Structure, WBS) является фундаментальным инструментом управления проектами. WBS представляет собой иерархическое разбиение проекта на более мелкие, управляемые компоненты</w:t>
-      </w:r>
-      <w:r>
-        <w:rPr>
-          <w:rFonts w:cs="Times New Roman"/>
-          <w:szCs w:val="28"/>
-        </w:rPr>
-        <w:t>[2]</w:t>
+        <w:commentReference w:id="17"/>
+      </w:r>
+    </w:p>
+    <w:p>
+      <w:pPr>
+        <w:rPr>
+          <w:rFonts w:cs="Times New Roman"/>
+          <w:szCs w:val="28"/>
+        </w:rPr>
+      </w:pPr>
+      <w:r>
+        <w:rPr>
+          <w:rFonts w:cs="Times New Roman"/>
+          <w:szCs w:val="28"/>
+        </w:rPr>
+        <w:t>Декомпозиция задач (</w:t>
+      </w:r>
+      <w:proofErr w:type="spellStart"/>
+      <w:r>
+        <w:rPr>
+          <w:rFonts w:cs="Times New Roman"/>
+          <w:szCs w:val="28"/>
+        </w:rPr>
+        <w:t>Work</w:t>
+      </w:r>
+      <w:proofErr w:type="spellEnd"/>
+      <w:r>
+        <w:rPr>
+          <w:rFonts w:cs="Times New Roman"/>
+          <w:szCs w:val="28"/>
+        </w:rPr>
+        <w:t xml:space="preserve"> </w:t>
+      </w:r>
+      <w:proofErr w:type="spellStart"/>
+      <w:r>
+        <w:rPr>
+          <w:rFonts w:cs="Times New Roman"/>
+          <w:szCs w:val="28"/>
+        </w:rPr>
+        <w:t>Breakdown</w:t>
+      </w:r>
+      <w:proofErr w:type="spellEnd"/>
+      <w:r>
+        <w:rPr>
+          <w:rFonts w:cs="Times New Roman"/>
+          <w:szCs w:val="28"/>
+        </w:rPr>
+        <w:t xml:space="preserve"> </w:t>
+      </w:r>
+      <w:proofErr w:type="spellStart"/>
+      <w:r>
+        <w:rPr>
+          <w:rFonts w:cs="Times New Roman"/>
+          <w:szCs w:val="28"/>
+        </w:rPr>
+        <w:t>Structure</w:t>
+      </w:r>
+      <w:proofErr w:type="spellEnd"/>
+      <w:r>
+        <w:rPr>
+          <w:rFonts w:cs="Times New Roman"/>
+          <w:szCs w:val="28"/>
+        </w:rPr>
+        <w:t xml:space="preserve">, WBS) является фундаментальным инструментом управления проектами. WBS представляет собой иерархическое разбиение проекта на более мелкие, управляемые </w:t>
+      </w:r>
+      <w:proofErr w:type="gramStart"/>
+      <w:r>
+        <w:rPr>
+          <w:rFonts w:cs="Times New Roman"/>
+          <w:szCs w:val="28"/>
+        </w:rPr>
+        <w:t>компоненты</w:t>
+      </w:r>
+      <w:r>
+        <w:rPr>
+          <w:rFonts w:cs="Times New Roman"/>
+          <w:szCs w:val="28"/>
+        </w:rPr>
+        <w:t>[</w:t>
+      </w:r>
+      <w:proofErr w:type="gramEnd"/>
+      <w:r>
+        <w:rPr>
+          <w:rFonts w:cs="Times New Roman"/>
+          <w:szCs w:val="28"/>
+        </w:rPr>
+        <w:t>2]</w:t>
       </w:r>
       <w:r>
         <w:rPr>
@@ -5696,7 +5876,7 @@
           <w:szCs w:val="28"/>
         </w:rPr>
       </w:pPr>
-      <w:commentRangeStart w:id="17"/>
+      <w:commentRangeStart w:id="18"/>
       <w:r>
         <w:rPr>
           <w:rFonts w:cs="Times New Roman"/>
@@ -5824,12 +6004,12 @@
         </w:rPr>
         <w:t>Экспертный метод — привлечение экспертов для разбиения задач.</w:t>
       </w:r>
-      <w:commentRangeEnd w:id="17"/>
+      <w:commentRangeEnd w:id="18"/>
       <w:r>
         <w:rPr>
           <w:rStyle w:val="af2"/>
         </w:rPr>
-        <w:commentReference w:id="17"/>
+        <w:commentReference w:id="18"/>
       </w:r>
     </w:p>
     <w:p>
@@ -5854,7 +6034,7 @@
         </w:rPr>
         <w:t>:</w:t>
       </w:r>
-      <w:commentRangeStart w:id="18"/>
+      <w:commentRangeStart w:id="19"/>
     </w:p>
     <w:p>
       <w:pPr>
@@ -5871,12 +6051,12 @@
         <w:lastRenderedPageBreak/>
         <w:t>Тра</w:t>
       </w:r>
-      <w:commentRangeEnd w:id="18"/>
+      <w:commentRangeEnd w:id="19"/>
       <w:r>
         <w:rPr>
           <w:rStyle w:val="af2"/>
         </w:rPr>
-        <w:commentReference w:id="18"/>
+        <w:commentReference w:id="19"/>
       </w:r>
       <w:r>
         <w:rPr>
@@ -5885,7 +6065,7 @@
         </w:rPr>
         <w:t xml:space="preserve">диционная декомпозиция требует значительных временных затрат (в среднем 8-12 часов на проект средней сложности). При этом качество результата сильно зависит от опыта проектного менеджера. Исследования показывают, что даже опытные PM допускают систематические ошибки при оценке сложности и пропускают важные </w:t>
       </w:r>
-      <w:commentRangeStart w:id="19"/>
+      <w:commentRangeStart w:id="20"/>
       <w:r>
         <w:rPr>
           <w:rFonts w:cs="Times New Roman"/>
@@ -5893,12 +6073,12 @@
         </w:rPr>
         <w:t>подзадачи</w:t>
       </w:r>
-      <w:commentRangeEnd w:id="19"/>
+      <w:commentRangeEnd w:id="20"/>
       <w:r>
         <w:rPr>
           <w:rStyle w:val="af2"/>
         </w:rPr>
-        <w:commentReference w:id="19"/>
+        <w:commentReference w:id="20"/>
       </w:r>
       <w:r>
         <w:rPr>
@@ -5912,11 +6092,11 @@
       <w:pPr>
         <w:pStyle w:val="2"/>
       </w:pPr>
-      <w:bookmarkStart w:id="20" w:name="_Toc228982325"/>
+      <w:bookmarkStart w:id="21" w:name="_Toc228982325"/>
       <w:r>
         <w:t>1.3. Применение методов искусственного интеллекта</w:t>
       </w:r>
-      <w:bookmarkEnd w:id="20"/>
+      <w:bookmarkEnd w:id="21"/>
     </w:p>
     <w:p>
       <w:pPr>
@@ -5989,7 +6169,7 @@
         </w:rPr>
         <w:t xml:space="preserve"> – </w:t>
       </w:r>
-      <w:commentRangeStart w:id="21"/>
+      <w:commentRangeStart w:id="22"/>
       <w:r>
         <w:rPr>
           <w:rFonts w:cs="Times New Roman"/>
@@ -6005,12 +6185,12 @@
         </w:rPr>
         <w:t>звлечение</w:t>
       </w:r>
-      <w:commentRangeEnd w:id="21"/>
+      <w:commentRangeEnd w:id="22"/>
       <w:r>
         <w:rPr>
           <w:rStyle w:val="af2"/>
         </w:rPr>
-        <w:commentReference w:id="21"/>
+        <w:commentReference w:id="22"/>
       </w:r>
       <w:r>
         <w:rPr>
@@ -6376,9 +6556,9 @@
         <w:tblLook w:val="04A0" w:firstRow="1" w:lastRow="0" w:firstColumn="1" w:lastColumn="0" w:noHBand="0" w:noVBand="1"/>
       </w:tblPr>
       <w:tblGrid>
-        <w:gridCol w:w="3209"/>
-        <w:gridCol w:w="3209"/>
-        <w:gridCol w:w="3210"/>
+        <w:gridCol w:w="3154"/>
+        <w:gridCol w:w="3107"/>
+        <w:gridCol w:w="3084"/>
       </w:tblGrid>
       <w:tr>
         <w:tc>
@@ -6752,11 +6932,11 @@
       <w:pPr>
         <w:pStyle w:val="2"/>
       </w:pPr>
-      <w:bookmarkStart w:id="22" w:name="_Toc228982326"/>
+      <w:bookmarkStart w:id="23" w:name="_Toc228982326"/>
       <w:r>
         <w:t>1.4. Требования к современным системам планирования</w:t>
       </w:r>
-      <w:bookmarkEnd w:id="22"/>
+      <w:bookmarkEnd w:id="23"/>
     </w:p>
     <w:p>
       <w:pPr>
@@ -6830,6 +7010,7 @@
         </w:rPr>
         <w:t xml:space="preserve"> определение типа </w:t>
       </w:r>
+      <w:proofErr w:type="gramStart"/>
       <w:r>
         <w:rPr>
           <w:rFonts w:cs="Times New Roman"/>
@@ -6846,7 +7027,7 @@
         </w:rPr>
         <w:t xml:space="preserve"> ,</w:t>
       </w:r>
-      <w:commentRangeStart w:id="23"/>
+      <w:commentRangeStart w:id="24"/>
       <w:r>
         <w:rPr>
           <w:rFonts w:cs="Times New Roman"/>
@@ -6861,12 +7042,13 @@
         </w:rPr>
         <w:t>енерация</w:t>
       </w:r>
-      <w:commentRangeEnd w:id="23"/>
+      <w:commentRangeEnd w:id="24"/>
+      <w:proofErr w:type="gramEnd"/>
       <w:r>
         <w:rPr>
           <w:rStyle w:val="af2"/>
         </w:rPr>
-        <w:commentReference w:id="23"/>
+        <w:commentReference w:id="24"/>
       </w:r>
       <w:r>
         <w:rPr>
@@ -6952,7 +7134,15 @@
           <w:rFonts w:cs="Times New Roman"/>
           <w:szCs w:val="28"/>
         </w:rPr>
-        <w:t>Пользовательские требования:</w:t>
+        <w:t>Пользовательские требования</w:t>
+      </w:r>
+      <w:proofErr w:type="gramStart"/>
+      <w:r>
+        <w:rPr>
+          <w:rFonts w:cs="Times New Roman"/>
+          <w:szCs w:val="28"/>
+        </w:rPr>
+        <w:t>:</w:t>
       </w:r>
       <w:r>
         <w:rPr>
@@ -6967,14 +7157,23 @@
           <w:szCs w:val="28"/>
           <w:highlight w:val="yellow"/>
         </w:rPr>
-        <w:t xml:space="preserve">Интуитивно понятный </w:t>
-      </w:r>
+        <w:t>Интуитивно</w:t>
+      </w:r>
+      <w:proofErr w:type="gramEnd"/>
       <w:r>
         <w:rPr>
           <w:rFonts w:cs="Times New Roman"/>
           <w:szCs w:val="28"/>
           <w:highlight w:val="yellow"/>
         </w:rPr>
+        <w:t xml:space="preserve"> понятный </w:t>
+      </w:r>
+      <w:r>
+        <w:rPr>
+          <w:rFonts w:cs="Times New Roman"/>
+          <w:szCs w:val="28"/>
+          <w:highlight w:val="yellow"/>
+        </w:rPr>
         <w:t>интерфейс, минимальное</w:t>
       </w:r>
       <w:r>
@@ -7063,14 +7262,23 @@
           <w:szCs w:val="28"/>
           <w:highlight w:val="yellow"/>
         </w:rPr>
-        <w:t>ремя отклика не более 5 секунд</w:t>
-      </w:r>
+        <w:t xml:space="preserve">ремя отклика не более 5 </w:t>
+      </w:r>
+      <w:proofErr w:type="gramStart"/>
       <w:r>
         <w:rPr>
           <w:rFonts w:cs="Times New Roman"/>
           <w:szCs w:val="28"/>
           <w:highlight w:val="yellow"/>
         </w:rPr>
+        <w:t>секунд</w:t>
+      </w:r>
+      <w:r>
+        <w:rPr>
+          <w:rFonts w:cs="Times New Roman"/>
+          <w:szCs w:val="28"/>
+          <w:highlight w:val="yellow"/>
+        </w:rPr>
         <w:t xml:space="preserve"> ,к</w:t>
       </w:r>
       <w:r>
@@ -7079,14 +7287,77 @@
           <w:szCs w:val="28"/>
           <w:highlight w:val="yellow"/>
         </w:rPr>
-        <w:t>россплатформенность (Windows, Linux, macOS)</w:t>
-      </w:r>
+        <w:t>россплатформенность</w:t>
+      </w:r>
+      <w:proofErr w:type="gramEnd"/>
       <w:r>
         <w:rPr>
           <w:rFonts w:cs="Times New Roman"/>
           <w:szCs w:val="28"/>
           <w:highlight w:val="yellow"/>
         </w:rPr>
+        <w:t xml:space="preserve"> (</w:t>
+      </w:r>
+      <w:proofErr w:type="spellStart"/>
+      <w:r>
+        <w:rPr>
+          <w:rFonts w:cs="Times New Roman"/>
+          <w:szCs w:val="28"/>
+          <w:highlight w:val="yellow"/>
+        </w:rPr>
+        <w:t>Windows</w:t>
+      </w:r>
+      <w:proofErr w:type="spellEnd"/>
+      <w:r>
+        <w:rPr>
+          <w:rFonts w:cs="Times New Roman"/>
+          <w:szCs w:val="28"/>
+          <w:highlight w:val="yellow"/>
+        </w:rPr>
+        <w:t xml:space="preserve">, </w:t>
+      </w:r>
+      <w:proofErr w:type="spellStart"/>
+      <w:r>
+        <w:rPr>
+          <w:rFonts w:cs="Times New Roman"/>
+          <w:szCs w:val="28"/>
+          <w:highlight w:val="yellow"/>
+        </w:rPr>
+        <w:t>Linux</w:t>
+      </w:r>
+      <w:proofErr w:type="spellEnd"/>
+      <w:r>
+        <w:rPr>
+          <w:rFonts w:cs="Times New Roman"/>
+          <w:szCs w:val="28"/>
+          <w:highlight w:val="yellow"/>
+        </w:rPr>
+        <w:t xml:space="preserve">, </w:t>
+      </w:r>
+      <w:proofErr w:type="spellStart"/>
+      <w:r>
+        <w:rPr>
+          <w:rFonts w:cs="Times New Roman"/>
+          <w:szCs w:val="28"/>
+          <w:highlight w:val="yellow"/>
+        </w:rPr>
+        <w:t>macOS</w:t>
+      </w:r>
+      <w:proofErr w:type="spellEnd"/>
+      <w:r>
+        <w:rPr>
+          <w:rFonts w:cs="Times New Roman"/>
+          <w:szCs w:val="28"/>
+          <w:highlight w:val="yellow"/>
+        </w:rPr>
+        <w:t>)</w:t>
+      </w:r>
+      <w:r>
+        <w:rPr>
+          <w:rFonts w:cs="Times New Roman"/>
+          <w:szCs w:val="28"/>
+          <w:highlight w:val="yellow"/>
+        </w:rPr>
         <w:t xml:space="preserve"> ,а</w:t>
       </w:r>
       <w:r>
@@ -7129,7 +7400,7 @@
         </w:rPr>
         <w:t xml:space="preserve">озможность интеграции с другими </w:t>
       </w:r>
-      <w:commentRangeStart w:id="24"/>
+      <w:commentRangeStart w:id="25"/>
       <w:r>
         <w:rPr>
           <w:rFonts w:cs="Times New Roman"/>
@@ -7138,12 +7409,12 @@
         </w:rPr>
         <w:t>системами</w:t>
       </w:r>
-      <w:commentRangeEnd w:id="24"/>
+      <w:commentRangeEnd w:id="25"/>
       <w:r>
         <w:rPr>
           <w:rStyle w:val="af2"/>
         </w:rPr>
-        <w:commentReference w:id="24"/>
+        <w:commentReference w:id="25"/>
       </w:r>
     </w:p>
     <w:p>
@@ -7183,12 +7454,12 @@
         <w:pStyle w:val="1"/>
         <w:spacing w:before="0" w:beforeAutospacing="0" w:after="0"/>
       </w:pPr>
-      <w:bookmarkStart w:id="25" w:name="_Toc228982327"/>
+      <w:bookmarkStart w:id="26" w:name="_Toc228982327"/>
       <w:r>
         <w:lastRenderedPageBreak/>
         <w:t>2. Постановка задачи</w:t>
       </w:r>
-      <w:bookmarkEnd w:id="25"/>
+      <w:bookmarkEnd w:id="26"/>
     </w:p>
     <w:p/>
     <w:p>
@@ -7196,11 +7467,11 @@
         <w:pStyle w:val="2"/>
         <w:spacing w:before="0" w:after="0"/>
       </w:pPr>
-      <w:bookmarkStart w:id="26" w:name="_Toc228982328"/>
+      <w:bookmarkStart w:id="27" w:name="_Toc228982328"/>
       <w:r>
         <w:t>2.1. Цель и задачи исследования</w:t>
       </w:r>
-      <w:bookmarkEnd w:id="26"/>
+      <w:bookmarkEnd w:id="27"/>
     </w:p>
     <w:p/>
     <w:p>
@@ -7299,7 +7570,7 @@
         </w:rPr>
         <w:t>и</w:t>
       </w:r>
-      <w:commentRangeStart w:id="27"/>
+      <w:commentRangeStart w:id="28"/>
       <w:r>
         <w:rPr>
           <w:rFonts w:cs="Times New Roman"/>
@@ -7338,7 +7609,23 @@
           <w:rFonts w:cs="Times New Roman"/>
           <w:szCs w:val="28"/>
         </w:rPr>
-        <w:t>Проанализировать нейросетевые архитектуры для обработки естественного языка</w:t>
+        <w:t xml:space="preserve">Проанализировать </w:t>
+      </w:r>
+      <w:proofErr w:type="spellStart"/>
+      <w:r>
+        <w:rPr>
+          <w:rFonts w:cs="Times New Roman"/>
+          <w:szCs w:val="28"/>
+        </w:rPr>
+        <w:t>нейросетевые</w:t>
+      </w:r>
+      <w:proofErr w:type="spellEnd"/>
+      <w:r>
+        <w:rPr>
+          <w:rFonts w:cs="Times New Roman"/>
+          <w:szCs w:val="28"/>
+        </w:rPr>
+        <w:t xml:space="preserve"> архитектуры для обработки естественного языка</w:t>
       </w:r>
     </w:p>
     <w:p>
@@ -7359,12 +7646,12 @@
         </w:rPr>
         <w:t xml:space="preserve">Исследовать методы извлечения ключевой </w:t>
       </w:r>
-      <w:commentRangeEnd w:id="27"/>
+      <w:commentRangeEnd w:id="28"/>
       <w:r>
         <w:rPr>
           <w:rStyle w:val="af2"/>
         </w:rPr>
-        <w:commentReference w:id="27"/>
+        <w:commentReference w:id="28"/>
       </w:r>
       <w:r>
         <w:rPr>
@@ -7452,7 +7739,23 @@
           <w:rFonts w:cs="Times New Roman"/>
           <w:szCs w:val="28"/>
         </w:rPr>
-        <w:t>Реализовать нейросетевую модель классификации задач</w:t>
+        <w:t xml:space="preserve">Реализовать </w:t>
+      </w:r>
+      <w:proofErr w:type="spellStart"/>
+      <w:r>
+        <w:rPr>
+          <w:rFonts w:cs="Times New Roman"/>
+          <w:szCs w:val="28"/>
+        </w:rPr>
+        <w:t>нейросетевую</w:t>
+      </w:r>
+      <w:proofErr w:type="spellEnd"/>
+      <w:r>
+        <w:rPr>
+          <w:rFonts w:cs="Times New Roman"/>
+          <w:szCs w:val="28"/>
+        </w:rPr>
+        <w:t xml:space="preserve"> модель классификации задач</w:t>
       </w:r>
     </w:p>
     <w:p>
@@ -7587,11 +7890,12 @@
       <w:pPr>
         <w:pStyle w:val="2"/>
       </w:pPr>
-      <w:bookmarkStart w:id="28" w:name="_Toc228982329"/>
-      <w:r>
+      <w:bookmarkStart w:id="29" w:name="_Toc228982329"/>
+      <w:r>
+        <w:lastRenderedPageBreak/>
         <w:t>2.2. Функциональные требования к системе</w:t>
       </w:r>
-      <w:bookmarkEnd w:id="28"/>
+      <w:bookmarkEnd w:id="29"/>
     </w:p>
     <w:p>
       <w:pPr>
@@ -7607,7 +7911,7 @@
         </w:rPr>
         <w:t xml:space="preserve">На основе анализа предметной области (Глава 1) были сформулированы следующие функциональные </w:t>
       </w:r>
-      <w:commentRangeStart w:id="29"/>
+      <w:commentRangeStart w:id="30"/>
       <w:r>
         <w:rPr>
           <w:rFonts w:cs="Times New Roman"/>
@@ -7615,12 +7919,12 @@
         </w:rPr>
         <w:t>требования</w:t>
       </w:r>
-      <w:commentRangeEnd w:id="29"/>
+      <w:commentRangeEnd w:id="30"/>
       <w:r>
         <w:rPr>
           <w:rStyle w:val="af2"/>
         </w:rPr>
-        <w:commentReference w:id="29"/>
+        <w:commentReference w:id="30"/>
       </w:r>
       <w:r>
         <w:rPr>
@@ -7643,10 +7947,9 @@
           <w:rFonts w:cs="Times New Roman"/>
           <w:szCs w:val="28"/>
         </w:rPr>
-        <w:lastRenderedPageBreak/>
         <w:t xml:space="preserve">Требование FR-1: Ввод </w:t>
       </w:r>
-      <w:commentRangeStart w:id="30"/>
+      <w:commentRangeStart w:id="31"/>
       <w:r>
         <w:rPr>
           <w:rFonts w:cs="Times New Roman"/>
@@ -7654,12 +7957,12 @@
         </w:rPr>
         <w:t>задачи</w:t>
       </w:r>
-      <w:commentRangeEnd w:id="30"/>
+      <w:commentRangeEnd w:id="31"/>
       <w:r>
         <w:rPr>
           <w:rStyle w:val="af2"/>
         </w:rPr>
-        <w:commentReference w:id="30"/>
+        <w:commentReference w:id="31"/>
       </w:r>
       <w:r>
         <w:rPr>
@@ -7804,7 +8107,7 @@
         </w:rPr>
         <w:t>Система должна определять тип задачи из 8 предустановленных категорий</w:t>
       </w:r>
-      <w:commentRangeStart w:id="31"/>
+      <w:commentRangeStart w:id="32"/>
     </w:p>
     <w:p>
       <w:pPr>
@@ -7827,14 +8130,30 @@
           <w:rFonts w:cs="Times New Roman"/>
           <w:szCs w:val="28"/>
         </w:rPr>
-        <w:t>Категории: Веб-разработка, Мобильная разработка, Базы данных, DevOps, AI/ML разработка, Аналитика, Безопасность, Тес</w:t>
-      </w:r>
-      <w:commentRangeEnd w:id="31"/>
+        <w:t xml:space="preserve">Категории: Веб-разработка, Мобильная разработка, Базы данных, </w:t>
+      </w:r>
+      <w:proofErr w:type="spellStart"/>
+      <w:r>
+        <w:rPr>
+          <w:rFonts w:cs="Times New Roman"/>
+          <w:szCs w:val="28"/>
+        </w:rPr>
+        <w:t>DevOps</w:t>
+      </w:r>
+      <w:proofErr w:type="spellEnd"/>
+      <w:r>
+        <w:rPr>
+          <w:rFonts w:cs="Times New Roman"/>
+          <w:szCs w:val="28"/>
+        </w:rPr>
+        <w:t>, AI/ML разработка, Аналитика, Безопасность, Тес</w:t>
+      </w:r>
+      <w:commentRangeEnd w:id="32"/>
       <w:r>
         <w:rPr>
           <w:rStyle w:val="af2"/>
         </w:rPr>
-        <w:commentReference w:id="31"/>
+        <w:commentReference w:id="32"/>
       </w:r>
       <w:r>
         <w:rPr>
@@ -8012,8 +8331,177 @@
           <w:rFonts w:cs="Times New Roman"/>
           <w:szCs w:val="28"/>
         </w:rPr>
-        <w:t>Роли: Аналитик, Разработчик Backend, Разработчик Frontend, Разработчик Mobile, Тестировщик QA, DevOps Инженер, Project Manager, UX/UI Дизайнер, Data Engineer, ML Инженер, Security Specialist, Technical Writer</w:t>
-      </w:r>
+        <w:t xml:space="preserve">Роли: Аналитик, Разработчик </w:t>
+      </w:r>
+      <w:proofErr w:type="spellStart"/>
+      <w:r>
+        <w:rPr>
+          <w:rFonts w:cs="Times New Roman"/>
+          <w:szCs w:val="28"/>
+        </w:rPr>
+        <w:t>Backend</w:t>
+      </w:r>
+      <w:proofErr w:type="spellEnd"/>
+      <w:r>
+        <w:rPr>
+          <w:rFonts w:cs="Times New Roman"/>
+          <w:szCs w:val="28"/>
+        </w:rPr>
+        <w:t xml:space="preserve">, Разработчик </w:t>
+      </w:r>
+      <w:proofErr w:type="spellStart"/>
+      <w:r>
+        <w:rPr>
+          <w:rFonts w:cs="Times New Roman"/>
+          <w:szCs w:val="28"/>
+        </w:rPr>
+        <w:t>Frontend</w:t>
+      </w:r>
+      <w:proofErr w:type="spellEnd"/>
+      <w:r>
+        <w:rPr>
+          <w:rFonts w:cs="Times New Roman"/>
+          <w:szCs w:val="28"/>
+        </w:rPr>
+        <w:t xml:space="preserve">, Разработчик </w:t>
+      </w:r>
+      <w:proofErr w:type="spellStart"/>
+      <w:r>
+        <w:rPr>
+          <w:rFonts w:cs="Times New Roman"/>
+          <w:szCs w:val="28"/>
+        </w:rPr>
+        <w:t>Mobile</w:t>
+      </w:r>
+      <w:proofErr w:type="spellEnd"/>
+      <w:r>
+        <w:rPr>
+          <w:rFonts w:cs="Times New Roman"/>
+          <w:szCs w:val="28"/>
+        </w:rPr>
+        <w:t xml:space="preserve">, Тестировщик QA, </w:t>
+      </w:r>
+      <w:proofErr w:type="spellStart"/>
+      <w:r>
+        <w:rPr>
+          <w:rFonts w:cs="Times New Roman"/>
+          <w:szCs w:val="28"/>
+        </w:rPr>
+        <w:t>DevOps</w:t>
+      </w:r>
+      <w:proofErr w:type="spellEnd"/>
+      <w:r>
+        <w:rPr>
+          <w:rFonts w:cs="Times New Roman"/>
+          <w:szCs w:val="28"/>
+        </w:rPr>
+        <w:t xml:space="preserve"> Инженер, </w:t>
+      </w:r>
+      <w:proofErr w:type="spellStart"/>
+      <w:r>
+        <w:rPr>
+          <w:rFonts w:cs="Times New Roman"/>
+          <w:szCs w:val="28"/>
+        </w:rPr>
+        <w:t>Project</w:t>
+      </w:r>
+      <w:proofErr w:type="spellEnd"/>
+      <w:r>
+        <w:rPr>
+          <w:rFonts w:cs="Times New Roman"/>
+          <w:szCs w:val="28"/>
+        </w:rPr>
+        <w:t xml:space="preserve"> </w:t>
+      </w:r>
+      <w:proofErr w:type="spellStart"/>
+      <w:r>
+        <w:rPr>
+          <w:rFonts w:cs="Times New Roman"/>
+          <w:szCs w:val="28"/>
+        </w:rPr>
+        <w:t>Manager</w:t>
+      </w:r>
+      <w:proofErr w:type="spellEnd"/>
+      <w:r>
+        <w:rPr>
+          <w:rFonts w:cs="Times New Roman"/>
+          <w:szCs w:val="28"/>
+        </w:rPr>
+        <w:t xml:space="preserve">, UX/UI Дизайнер, Data </w:t>
+      </w:r>
+      <w:proofErr w:type="spellStart"/>
+      <w:r>
+        <w:rPr>
+          <w:rFonts w:cs="Times New Roman"/>
+          <w:szCs w:val="28"/>
+        </w:rPr>
+        <w:t>Engineer</w:t>
+      </w:r>
+      <w:proofErr w:type="spellEnd"/>
+      <w:r>
+        <w:rPr>
+          <w:rFonts w:cs="Times New Roman"/>
+          <w:szCs w:val="28"/>
+        </w:rPr>
+        <w:t xml:space="preserve">, ML Инженер, </w:t>
+      </w:r>
+      <w:proofErr w:type="spellStart"/>
+      <w:r>
+        <w:rPr>
+          <w:rFonts w:cs="Times New Roman"/>
+          <w:szCs w:val="28"/>
+        </w:rPr>
+        <w:t>Security</w:t>
+      </w:r>
+      <w:proofErr w:type="spellEnd"/>
+      <w:r>
+        <w:rPr>
+          <w:rFonts w:cs="Times New Roman"/>
+          <w:szCs w:val="28"/>
+        </w:rPr>
+        <w:t xml:space="preserve"> </w:t>
+      </w:r>
+      <w:proofErr w:type="spellStart"/>
+      <w:r>
+        <w:rPr>
+          <w:rFonts w:cs="Times New Roman"/>
+          <w:szCs w:val="28"/>
+        </w:rPr>
+        <w:t>Specialist</w:t>
+      </w:r>
+      <w:proofErr w:type="spellEnd"/>
+      <w:r>
+        <w:rPr>
+          <w:rFonts w:cs="Times New Roman"/>
+          <w:szCs w:val="28"/>
+        </w:rPr>
+        <w:t xml:space="preserve">, </w:t>
+      </w:r>
+      <w:proofErr w:type="spellStart"/>
+      <w:r>
+        <w:rPr>
+          <w:rFonts w:cs="Times New Roman"/>
+          <w:szCs w:val="28"/>
+        </w:rPr>
+        <w:t>Technical</w:t>
+      </w:r>
+      <w:proofErr w:type="spellEnd"/>
+      <w:r>
+        <w:rPr>
+          <w:rFonts w:cs="Times New Roman"/>
+          <w:szCs w:val="28"/>
+        </w:rPr>
+        <w:t xml:space="preserve"> </w:t>
+      </w:r>
+      <w:proofErr w:type="spellStart"/>
+      <w:r>
+        <w:rPr>
+          <w:rFonts w:cs="Times New Roman"/>
+          <w:szCs w:val="28"/>
+        </w:rPr>
+        <w:t>Writer</w:t>
+      </w:r>
+      <w:proofErr w:type="spellEnd"/>
     </w:p>
     <w:p>
       <w:pPr>
@@ -8075,6 +8563,7 @@
           <w:rFonts w:cs="Times New Roman"/>
           <w:szCs w:val="28"/>
         </w:rPr>
+        <w:lastRenderedPageBreak/>
         <w:t>Каждый этап должен содержать 3-7 конкретных задач</w:t>
       </w:r>
     </w:p>
@@ -8138,7 +8627,23 @@
           <w:rFonts w:cs="Times New Roman"/>
           <w:szCs w:val="28"/>
         </w:rPr>
-        <w:t>Система должна поддерживать экспорт в форматах: TXT, Markdown, JSON</w:t>
+        <w:t xml:space="preserve">Система должна поддерживать экспорт в форматах: TXT, </w:t>
+      </w:r>
+      <w:proofErr w:type="spellStart"/>
+      <w:r>
+        <w:rPr>
+          <w:rFonts w:cs="Times New Roman"/>
+          <w:szCs w:val="28"/>
+        </w:rPr>
+        <w:t>Markdown</w:t>
+      </w:r>
+      <w:proofErr w:type="spellEnd"/>
+      <w:r>
+        <w:rPr>
+          <w:rFonts w:cs="Times New Roman"/>
+          <w:szCs w:val="28"/>
+        </w:rPr>
+        <w:t>, JSON</w:t>
       </w:r>
     </w:p>
     <w:p>
@@ -8177,7 +8682,6 @@
           <w:rFonts w:cs="Times New Roman"/>
           <w:szCs w:val="28"/>
         </w:rPr>
-        <w:lastRenderedPageBreak/>
         <w:t>Требование FR-7: Примеры задач</w:t>
       </w:r>
     </w:p>
@@ -8291,7 +8795,7 @@
         </w:rPr>
         <w:t xml:space="preserve">При ошибках должно выводиться информативное </w:t>
       </w:r>
-      <w:commentRangeStart w:id="32"/>
+      <w:commentRangeStart w:id="33"/>
       <w:r>
         <w:rPr>
           <w:rFonts w:cs="Times New Roman"/>
@@ -8299,12 +8803,12 @@
         </w:rPr>
         <w:t>сообщение</w:t>
       </w:r>
-      <w:commentRangeEnd w:id="32"/>
+      <w:commentRangeEnd w:id="33"/>
       <w:r>
         <w:rPr>
           <w:rStyle w:val="af2"/>
         </w:rPr>
-        <w:commentReference w:id="32"/>
+        <w:commentReference w:id="33"/>
       </w:r>
     </w:p>
     <w:p>
@@ -8320,11 +8824,11 @@
         <w:pStyle w:val="2"/>
         <w:spacing w:before="0" w:after="0"/>
       </w:pPr>
-      <w:bookmarkStart w:id="33" w:name="_Toc228982330"/>
+      <w:bookmarkStart w:id="34" w:name="_Toc228982330"/>
       <w:r>
         <w:t>2.3. Нефункциональные требования</w:t>
       </w:r>
-      <w:bookmarkEnd w:id="33"/>
+      <w:bookmarkEnd w:id="34"/>
     </w:p>
     <w:p/>
     <w:p>
@@ -8624,6 +9128,7 @@
           <w:rFonts w:cs="Times New Roman"/>
           <w:szCs w:val="28"/>
         </w:rPr>
+        <w:lastRenderedPageBreak/>
         <w:t>Требование NFR-4: Портативность</w:t>
       </w:r>
     </w:p>
@@ -8648,7 +9153,55 @@
           <w:rFonts w:cs="Times New Roman"/>
           <w:szCs w:val="28"/>
         </w:rPr>
-        <w:t>Поддержка ОС: Windows 10+, Ubuntu 18.04+, macOS 10.15+</w:t>
+        <w:t xml:space="preserve">Поддержка ОС: </w:t>
+      </w:r>
+      <w:proofErr w:type="spellStart"/>
+      <w:r>
+        <w:rPr>
+          <w:rFonts w:cs="Times New Roman"/>
+          <w:szCs w:val="28"/>
+        </w:rPr>
+        <w:t>Windows</w:t>
+      </w:r>
+      <w:proofErr w:type="spellEnd"/>
+      <w:r>
+        <w:rPr>
+          <w:rFonts w:cs="Times New Roman"/>
+          <w:szCs w:val="28"/>
+        </w:rPr>
+        <w:t xml:space="preserve"> 10+, </w:t>
+      </w:r>
+      <w:proofErr w:type="spellStart"/>
+      <w:r>
+        <w:rPr>
+          <w:rFonts w:cs="Times New Roman"/>
+          <w:szCs w:val="28"/>
+        </w:rPr>
+        <w:t>Ubuntu</w:t>
+      </w:r>
+      <w:proofErr w:type="spellEnd"/>
+      <w:r>
+        <w:rPr>
+          <w:rFonts w:cs="Times New Roman"/>
+          <w:szCs w:val="28"/>
+        </w:rPr>
+        <w:t xml:space="preserve"> 18.04+, </w:t>
+      </w:r>
+      <w:proofErr w:type="spellStart"/>
+      <w:r>
+        <w:rPr>
+          <w:rFonts w:cs="Times New Roman"/>
+          <w:szCs w:val="28"/>
+        </w:rPr>
+        <w:t>macOS</w:t>
+      </w:r>
+      <w:proofErr w:type="spellEnd"/>
+      <w:r>
+        <w:rPr>
+          <w:rFonts w:cs="Times New Roman"/>
+          <w:szCs w:val="28"/>
+        </w:rPr>
+        <w:t xml:space="preserve"> 10.15+</w:t>
       </w:r>
     </w:p>
     <w:p>
@@ -8783,7 +9336,6 @@
           <w:rFonts w:cs="Times New Roman"/>
           <w:szCs w:val="28"/>
         </w:rPr>
-        <w:lastRenderedPageBreak/>
         <w:t>Расширяемость алгоритмов генерации</w:t>
       </w:r>
     </w:p>
@@ -8791,7 +9343,7 @@
       <w:pPr>
         <w:pStyle w:val="2"/>
       </w:pPr>
-      <w:bookmarkStart w:id="34" w:name="_Toc228982331"/>
+      <w:bookmarkStart w:id="35" w:name="_Toc228982331"/>
       <w:r>
         <w:t xml:space="preserve">2.4. </w:t>
       </w:r>
@@ -8806,7 +9358,7 @@
       <w:r>
         <w:t xml:space="preserve"> и допущения</w:t>
       </w:r>
-      <w:bookmarkEnd w:id="34"/>
+      <w:bookmarkEnd w:id="35"/>
     </w:p>
     <w:p>
       <w:pPr>
@@ -8916,7 +9468,23 @@
           <w:rFonts w:cs="Times New Roman"/>
           <w:szCs w:val="28"/>
         </w:rPr>
-        <w:t>Точность работы — демонстрационная, не гарантируется для production-использования</w:t>
+        <w:t xml:space="preserve">Точность работы — демонстрационная, не гарантируется для </w:t>
+      </w:r>
+      <w:proofErr w:type="spellStart"/>
+      <w:r>
+        <w:rPr>
+          <w:rFonts w:cs="Times New Roman"/>
+          <w:szCs w:val="28"/>
+        </w:rPr>
+        <w:t>production</w:t>
+      </w:r>
+      <w:proofErr w:type="spellEnd"/>
+      <w:r>
+        <w:rPr>
+          <w:rFonts w:cs="Times New Roman"/>
+          <w:szCs w:val="28"/>
+        </w:rPr>
+        <w:t>-использования</w:t>
       </w:r>
     </w:p>
     <w:p>
@@ -9053,7 +9621,7 @@
         </w:rPr>
         <w:t xml:space="preserve">Стандартный стек технологий (без </w:t>
       </w:r>
-      <w:commentRangeStart w:id="35"/>
+      <w:commentRangeStart w:id="36"/>
       <w:r>
         <w:rPr>
           <w:rFonts w:cs="Times New Roman"/>
@@ -9062,12 +9630,12 @@
         </w:rPr>
         <w:t>экзотических</w:t>
       </w:r>
-      <w:commentRangeEnd w:id="35"/>
+      <w:commentRangeEnd w:id="36"/>
       <w:r>
         <w:rPr>
           <w:rStyle w:val="af2"/>
         </w:rPr>
-        <w:commentReference w:id="35"/>
+        <w:commentReference w:id="36"/>
       </w:r>
       <w:r>
         <w:rPr>
@@ -9106,6 +9674,7 @@
           <w:rFonts w:cs="Times New Roman"/>
           <w:szCs w:val="28"/>
         </w:rPr>
+        <w:lastRenderedPageBreak/>
         <w:br w:type="page"/>
       </w:r>
     </w:p>
@@ -9114,12 +9683,12 @@
         <w:pStyle w:val="1"/>
         <w:spacing w:before="0" w:beforeAutospacing="0" w:after="0"/>
       </w:pPr>
-      <w:bookmarkStart w:id="36" w:name="_Toc228982332"/>
+      <w:bookmarkStart w:id="37" w:name="_Toc228982332"/>
       <w:r>
         <w:lastRenderedPageBreak/>
         <w:t>3. Обзор аналогов</w:t>
       </w:r>
-      <w:bookmarkEnd w:id="36"/>
+      <w:bookmarkEnd w:id="37"/>
     </w:p>
     <w:p/>
     <w:p>
@@ -9127,11 +9696,11 @@
         <w:pStyle w:val="2"/>
         <w:spacing w:before="0" w:after="0"/>
       </w:pPr>
-      <w:bookmarkStart w:id="37" w:name="_Toc228982333"/>
+      <w:bookmarkStart w:id="38" w:name="_Toc228982333"/>
       <w:r>
         <w:t>3.1. Классификация существующих решений</w:t>
       </w:r>
-      <w:bookmarkEnd w:id="37"/>
+      <w:bookmarkEnd w:id="38"/>
     </w:p>
     <w:p/>
     <w:p>
@@ -9185,7 +9754,55 @@
           <w:rFonts w:cs="Times New Roman"/>
           <w:szCs w:val="28"/>
         </w:rPr>
-        <w:t>Системы отслеживания задач (Jira, Trello, Asana) — базовое управление задачами, без автоматической генерации</w:t>
+        <w:t>Системы отслеживания задач (</w:t>
+      </w:r>
+      <w:proofErr w:type="spellStart"/>
+      <w:r>
+        <w:rPr>
+          <w:rFonts w:cs="Times New Roman"/>
+          <w:szCs w:val="28"/>
+        </w:rPr>
+        <w:t>Jira</w:t>
+      </w:r>
+      <w:proofErr w:type="spellEnd"/>
+      <w:r>
+        <w:rPr>
+          <w:rFonts w:cs="Times New Roman"/>
+          <w:szCs w:val="28"/>
+        </w:rPr>
+        <w:t xml:space="preserve">, </w:t>
+      </w:r>
+      <w:proofErr w:type="spellStart"/>
+      <w:r>
+        <w:rPr>
+          <w:rFonts w:cs="Times New Roman"/>
+          <w:szCs w:val="28"/>
+        </w:rPr>
+        <w:t>Trello</w:t>
+      </w:r>
+      <w:proofErr w:type="spellEnd"/>
+      <w:r>
+        <w:rPr>
+          <w:rFonts w:cs="Times New Roman"/>
+          <w:szCs w:val="28"/>
+        </w:rPr>
+        <w:t xml:space="preserve">, </w:t>
+      </w:r>
+      <w:proofErr w:type="spellStart"/>
+      <w:r>
+        <w:rPr>
+          <w:rFonts w:cs="Times New Roman"/>
+          <w:szCs w:val="28"/>
+        </w:rPr>
+        <w:t>Asana</w:t>
+      </w:r>
+      <w:proofErr w:type="spellEnd"/>
+      <w:r>
+        <w:rPr>
+          <w:rFonts w:cs="Times New Roman"/>
+          <w:szCs w:val="28"/>
+        </w:rPr>
+        <w:t>) — базовое управление задачами, без автоматической генерации</w:t>
       </w:r>
     </w:p>
     <w:p>
@@ -9209,7 +9826,39 @@
           <w:rFonts w:cs="Times New Roman"/>
           <w:szCs w:val="28"/>
         </w:rPr>
-        <w:t>Платформы для оценки сложности (PlanIT, ScopeMaster) — автоматическая оценка трудоемкости</w:t>
+        <w:t>Платформы для оценки сложности (</w:t>
+      </w:r>
+      <w:proofErr w:type="spellStart"/>
+      <w:r>
+        <w:rPr>
+          <w:rFonts w:cs="Times New Roman"/>
+          <w:szCs w:val="28"/>
+        </w:rPr>
+        <w:t>PlanIT</w:t>
+      </w:r>
+      <w:proofErr w:type="spellEnd"/>
+      <w:r>
+        <w:rPr>
+          <w:rFonts w:cs="Times New Roman"/>
+          <w:szCs w:val="28"/>
+        </w:rPr>
+        <w:t xml:space="preserve">, </w:t>
+      </w:r>
+      <w:proofErr w:type="spellStart"/>
+      <w:r>
+        <w:rPr>
+          <w:rFonts w:cs="Times New Roman"/>
+          <w:szCs w:val="28"/>
+        </w:rPr>
+        <w:t>ScopeMaster</w:t>
+      </w:r>
+      <w:proofErr w:type="spellEnd"/>
+      <w:r>
+        <w:rPr>
+          <w:rFonts w:cs="Times New Roman"/>
+          <w:szCs w:val="28"/>
+        </w:rPr>
+        <w:t>) — автоматическая оценка трудоемкости</w:t>
       </w:r>
     </w:p>
     <w:p>
@@ -9233,7 +9882,39 @@
           <w:rFonts w:cs="Times New Roman"/>
           <w:szCs w:val="28"/>
         </w:rPr>
-        <w:t>ИИ-ассистенты для PM (ClickUp AI, Motion) — генерация подзадач на основе шаблонов</w:t>
+        <w:t>ИИ-ассистенты для PM (</w:t>
+      </w:r>
+      <w:proofErr w:type="spellStart"/>
+      <w:r>
+        <w:rPr>
+          <w:rFonts w:cs="Times New Roman"/>
+          <w:szCs w:val="28"/>
+        </w:rPr>
+        <w:t>ClickUp</w:t>
+      </w:r>
+      <w:proofErr w:type="spellEnd"/>
+      <w:r>
+        <w:rPr>
+          <w:rFonts w:cs="Times New Roman"/>
+          <w:szCs w:val="28"/>
+        </w:rPr>
+        <w:t xml:space="preserve"> AI, </w:t>
+      </w:r>
+      <w:proofErr w:type="spellStart"/>
+      <w:r>
+        <w:rPr>
+          <w:rFonts w:cs="Times New Roman"/>
+          <w:szCs w:val="28"/>
+        </w:rPr>
+        <w:t>Motion</w:t>
+      </w:r>
+      <w:proofErr w:type="spellEnd"/>
+      <w:r>
+        <w:rPr>
+          <w:rFonts w:cs="Times New Roman"/>
+          <w:szCs w:val="28"/>
+        </w:rPr>
+        <w:t>) — генерация подзадач на основе шаблонов</w:t>
       </w:r>
     </w:p>
     <w:p>
@@ -9489,12 +10170,12 @@
       <w:pPr>
         <w:pStyle w:val="2"/>
       </w:pPr>
-      <w:bookmarkStart w:id="38" w:name="_Toc228982334"/>
+      <w:bookmarkStart w:id="39" w:name="_Toc228982334"/>
       <w:r>
         <w:lastRenderedPageBreak/>
         <w:t>3.2. Детальный анализ аналогов</w:t>
       </w:r>
-      <w:bookmarkEnd w:id="38"/>
+      <w:bookmarkEnd w:id="39"/>
     </w:p>
     <w:p>
       <w:pPr>
@@ -9505,12 +10186,37 @@
           <w:szCs w:val="28"/>
         </w:rPr>
       </w:pPr>
-      <w:r>
-        <w:rPr>
-          <w:rFonts w:cs="Times New Roman"/>
-          <w:szCs w:val="28"/>
-        </w:rPr>
-        <w:t xml:space="preserve">Jira Software с плагином Structure </w:t>
+      <w:proofErr w:type="spellStart"/>
+      <w:r>
+        <w:rPr>
+          <w:rFonts w:cs="Times New Roman"/>
+          <w:szCs w:val="28"/>
+        </w:rPr>
+        <w:t>Jira</w:t>
+      </w:r>
+      <w:proofErr w:type="spellEnd"/>
+      <w:r>
+        <w:rPr>
+          <w:rFonts w:cs="Times New Roman"/>
+          <w:szCs w:val="28"/>
+        </w:rPr>
+        <w:t xml:space="preserve"> Software с плагином </w:t>
+      </w:r>
+      <w:proofErr w:type="spellStart"/>
+      <w:r>
+        <w:rPr>
+          <w:rFonts w:cs="Times New Roman"/>
+          <w:szCs w:val="28"/>
+        </w:rPr>
+        <w:t>Structure</w:t>
+      </w:r>
+      <w:proofErr w:type="spellEnd"/>
+      <w:r>
+        <w:rPr>
+          <w:rFonts w:cs="Times New Roman"/>
+          <w:szCs w:val="28"/>
+        </w:rPr>
+        <w:t xml:space="preserve"> </w:t>
       </w:r>
       <w:r>
         <w:rPr>
@@ -9524,7 +10230,23 @@
           <w:rFonts w:cs="Times New Roman"/>
           <w:szCs w:val="28"/>
         </w:rPr>
-        <w:t xml:space="preserve"> наиболее популярная система управления проектами в IT. Плагин Structure позволяет создавать иерархии задач, но не генерирует их автоматически</w:t>
+        <w:t xml:space="preserve"> наиболее популярная система управления проектами в IT. Плагин </w:t>
+      </w:r>
+      <w:proofErr w:type="spellStart"/>
+      <w:r>
+        <w:rPr>
+          <w:rFonts w:cs="Times New Roman"/>
+          <w:szCs w:val="28"/>
+        </w:rPr>
+        <w:t>Structure</w:t>
+      </w:r>
+      <w:proofErr w:type="spellEnd"/>
+      <w:r>
+        <w:rPr>
+          <w:rFonts w:cs="Times New Roman"/>
+          <w:szCs w:val="28"/>
+        </w:rPr>
+        <w:t xml:space="preserve"> позволяет создавать иерархии задач, но не генерирует их автоматически</w:t>
       </w:r>
       <w:r>
         <w:rPr>
@@ -9635,8 +10357,17 @@
           <w:rFonts w:cs="Times New Roman"/>
           <w:szCs w:val="28"/>
         </w:rPr>
-        <w:t>Интеграция с экосистемой Atlassian</w:t>
-      </w:r>
+        <w:t xml:space="preserve">Интеграция с экосистемой </w:t>
+      </w:r>
+      <w:proofErr w:type="spellStart"/>
+      <w:r>
+        <w:rPr>
+          <w:rFonts w:cs="Times New Roman"/>
+          <w:szCs w:val="28"/>
+        </w:rPr>
+        <w:t>Atlassian</w:t>
+      </w:r>
+      <w:proofErr w:type="spellEnd"/>
       <w:r>
         <w:rPr>
           <w:rFonts w:cs="Times New Roman"/>
@@ -9687,7 +10418,15 @@
           <w:rFonts w:cs="Times New Roman"/>
           <w:szCs w:val="28"/>
         </w:rPr>
-        <w:t>Минусы:</w:t>
+        <w:t>Минусы</w:t>
+      </w:r>
+      <w:proofErr w:type="gramStart"/>
+      <w:r>
+        <w:rPr>
+          <w:rFonts w:cs="Times New Roman"/>
+          <w:szCs w:val="28"/>
+        </w:rPr>
+        <w:t>:</w:t>
       </w:r>
       <w:r>
         <w:rPr>
@@ -9701,7 +10440,15 @@
           <w:rFonts w:cs="Times New Roman"/>
           <w:szCs w:val="28"/>
         </w:rPr>
-        <w:t>Нет автоматической генерации</w:t>
+        <w:t>Нет</w:t>
+      </w:r>
+      <w:proofErr w:type="gramEnd"/>
+      <w:r>
+        <w:rPr>
+          <w:rFonts w:cs="Times New Roman"/>
+          <w:szCs w:val="28"/>
+        </w:rPr>
+        <w:t xml:space="preserve"> автоматической генерации</w:t>
       </w:r>
       <w:r>
         <w:rPr>
@@ -9772,12 +10519,21 @@
           <w:szCs w:val="28"/>
         </w:rPr>
       </w:pPr>
-      <w:r>
-        <w:rPr>
-          <w:rFonts w:cs="Times New Roman"/>
-          <w:szCs w:val="28"/>
-        </w:rPr>
-        <w:t>ClickUp AI</w:t>
+      <w:proofErr w:type="spellStart"/>
+      <w:r>
+        <w:rPr>
+          <w:rFonts w:cs="Times New Roman"/>
+          <w:szCs w:val="28"/>
+        </w:rPr>
+        <w:t>ClickUp</w:t>
+      </w:r>
+      <w:proofErr w:type="spellEnd"/>
+      <w:r>
+        <w:rPr>
+          <w:rFonts w:cs="Times New Roman"/>
+          <w:szCs w:val="28"/>
+        </w:rPr>
+        <w:t xml:space="preserve"> AI</w:t>
       </w:r>
       <w:r>
         <w:rPr>
@@ -9791,14 +10547,30 @@
           <w:rFonts w:cs="Times New Roman"/>
           <w:szCs w:val="28"/>
         </w:rPr>
-        <w:t>Современная платформа управления проектами со встроенными ИИ-функциями</w:t>
-      </w:r>
-      <w:r>
-        <w:rPr>
-          <w:rFonts w:cs="Times New Roman"/>
-          <w:szCs w:val="28"/>
-        </w:rPr>
-        <w:t>[8]</w:t>
+        <w:t>Современная платформа управления проектами со встроенными ИИ-</w:t>
+      </w:r>
+      <w:proofErr w:type="gramStart"/>
+      <w:r>
+        <w:rPr>
+          <w:rFonts w:cs="Times New Roman"/>
+          <w:szCs w:val="28"/>
+        </w:rPr>
+        <w:t>функциями</w:t>
+      </w:r>
+      <w:r>
+        <w:rPr>
+          <w:rFonts w:cs="Times New Roman"/>
+          <w:szCs w:val="28"/>
+        </w:rPr>
+        <w:t>[</w:t>
+      </w:r>
+      <w:proofErr w:type="gramEnd"/>
+      <w:r>
+        <w:rPr>
+          <w:rFonts w:cs="Times New Roman"/>
+          <w:szCs w:val="28"/>
+        </w:rPr>
+        <w:t>8]</w:t>
       </w:r>
       <w:r>
         <w:rPr>
@@ -9948,7 +10720,15 @@
           <w:rFonts w:cs="Times New Roman"/>
           <w:szCs w:val="28"/>
         </w:rPr>
-        <w:t>Минусы:</w:t>
+        <w:t>Минусы</w:t>
+      </w:r>
+      <w:proofErr w:type="gramStart"/>
+      <w:r>
+        <w:rPr>
+          <w:rFonts w:cs="Times New Roman"/>
+          <w:szCs w:val="28"/>
+        </w:rPr>
+        <w:t>:</w:t>
       </w:r>
       <w:r>
         <w:rPr>
@@ -9962,7 +10742,15 @@
           <w:rFonts w:cs="Times New Roman"/>
           <w:szCs w:val="28"/>
         </w:rPr>
-        <w:t>Требует подключения к интернету</w:t>
+        <w:t>Требует</w:t>
+      </w:r>
+      <w:proofErr w:type="gramEnd"/>
+      <w:r>
+        <w:rPr>
+          <w:rFonts w:cs="Times New Roman"/>
+          <w:szCs w:val="28"/>
+        </w:rPr>
+        <w:t xml:space="preserve"> подключения к интернету</w:t>
       </w:r>
       <w:r>
         <w:rPr>
@@ -10031,6 +10819,7 @@
           <w:szCs w:val="28"/>
         </w:rPr>
       </w:pPr>
+      <w:proofErr w:type="spellStart"/>
       <w:r>
         <w:rPr>
           <w:rFonts w:cs="Times New Roman"/>
@@ -10038,6 +10827,7 @@
         </w:rPr>
         <w:t>Motion</w:t>
       </w:r>
+      <w:proofErr w:type="spellEnd"/>
       <w:r>
         <w:rPr>
           <w:rFonts w:cs="Times New Roman"/>
@@ -10050,14 +10840,30 @@
           <w:rFonts w:cs="Times New Roman"/>
           <w:szCs w:val="28"/>
         </w:rPr>
-        <w:t> ИИ-календарь и планировщик задач с автоматической расстановкой приоритетов</w:t>
-      </w:r>
-      <w:r>
-        <w:rPr>
-          <w:rFonts w:cs="Times New Roman"/>
-          <w:szCs w:val="28"/>
-        </w:rPr>
-        <w:t>[9]</w:t>
+        <w:t xml:space="preserve"> ИИ-календарь и планировщик задач с автоматической расстановкой </w:t>
+      </w:r>
+      <w:proofErr w:type="gramStart"/>
+      <w:r>
+        <w:rPr>
+          <w:rFonts w:cs="Times New Roman"/>
+          <w:szCs w:val="28"/>
+        </w:rPr>
+        <w:t>приоритетов</w:t>
+      </w:r>
+      <w:r>
+        <w:rPr>
+          <w:rFonts w:cs="Times New Roman"/>
+          <w:szCs w:val="28"/>
+        </w:rPr>
+        <w:t>[</w:t>
+      </w:r>
+      <w:proofErr w:type="gramEnd"/>
+      <w:r>
+        <w:rPr>
+          <w:rFonts w:cs="Times New Roman"/>
+          <w:szCs w:val="28"/>
+        </w:rPr>
+        <w:t>9]</w:t>
       </w:r>
       <w:r>
         <w:rPr>
@@ -10267,6 +11073,7 @@
           <w:szCs w:val="28"/>
         </w:rPr>
       </w:pPr>
+      <w:proofErr w:type="spellStart"/>
       <w:r>
         <w:rPr>
           <w:rFonts w:cs="Times New Roman"/>
@@ -10275,6 +11082,7 @@
         <w:lastRenderedPageBreak/>
         <w:t>ScopeMaster</w:t>
       </w:r>
+      <w:proofErr w:type="spellEnd"/>
       <w:r>
         <w:rPr>
           <w:rFonts w:cs="Times New Roman"/>
@@ -10287,14 +11095,48 @@
           <w:rFonts w:cs="Times New Roman"/>
           <w:szCs w:val="28"/>
         </w:rPr>
-        <w:t> Инструмент для автоматического анализа требований и оценки сложности user stories</w:t>
-      </w:r>
-      <w:r>
-        <w:rPr>
-          <w:rFonts w:cs="Times New Roman"/>
-          <w:szCs w:val="28"/>
-        </w:rPr>
-        <w:t>[10]</w:t>
+        <w:t xml:space="preserve"> Инструмент для автоматического анализа требований и оценки сложности </w:t>
+      </w:r>
+      <w:proofErr w:type="spellStart"/>
+      <w:r>
+        <w:rPr>
+          <w:rFonts w:cs="Times New Roman"/>
+          <w:szCs w:val="28"/>
+        </w:rPr>
+        <w:t>user</w:t>
+      </w:r>
+      <w:proofErr w:type="spellEnd"/>
+      <w:r>
+        <w:rPr>
+          <w:rFonts w:cs="Times New Roman"/>
+          <w:szCs w:val="28"/>
+        </w:rPr>
+        <w:t xml:space="preserve"> </w:t>
+      </w:r>
+      <w:proofErr w:type="spellStart"/>
+      <w:proofErr w:type="gramStart"/>
+      <w:r>
+        <w:rPr>
+          <w:rFonts w:cs="Times New Roman"/>
+          <w:szCs w:val="28"/>
+        </w:rPr>
+        <w:t>stories</w:t>
+      </w:r>
+      <w:proofErr w:type="spellEnd"/>
+      <w:r>
+        <w:rPr>
+          <w:rFonts w:cs="Times New Roman"/>
+          <w:szCs w:val="28"/>
+        </w:rPr>
+        <w:t>[</w:t>
+      </w:r>
+      <w:proofErr w:type="gramEnd"/>
+      <w:r>
+        <w:rPr>
+          <w:rFonts w:cs="Times New Roman"/>
+          <w:szCs w:val="28"/>
+        </w:rPr>
+        <w:t>10]</w:t>
       </w:r>
       <w:r>
         <w:rPr>
@@ -10332,7 +11174,39 @@
           <w:rFonts w:cs="Times New Roman"/>
           <w:szCs w:val="28"/>
         </w:rPr>
-        <w:t>Анализ user stories на английском</w:t>
+        <w:t xml:space="preserve">Анализ </w:t>
+      </w:r>
+      <w:proofErr w:type="spellStart"/>
+      <w:r>
+        <w:rPr>
+          <w:rFonts w:cs="Times New Roman"/>
+          <w:szCs w:val="28"/>
+        </w:rPr>
+        <w:t>user</w:t>
+      </w:r>
+      <w:proofErr w:type="spellEnd"/>
+      <w:r>
+        <w:rPr>
+          <w:rFonts w:cs="Times New Roman"/>
+          <w:szCs w:val="28"/>
+        </w:rPr>
+        <w:t xml:space="preserve"> </w:t>
+      </w:r>
+      <w:proofErr w:type="spellStart"/>
+      <w:r>
+        <w:rPr>
+          <w:rFonts w:cs="Times New Roman"/>
+          <w:szCs w:val="28"/>
+        </w:rPr>
+        <w:t>stories</w:t>
+      </w:r>
+      <w:proofErr w:type="spellEnd"/>
+      <w:r>
+        <w:rPr>
+          <w:rFonts w:cs="Times New Roman"/>
+          <w:szCs w:val="28"/>
+        </w:rPr>
+        <w:t xml:space="preserve"> на английском</w:t>
       </w:r>
       <w:r>
         <w:rPr>
@@ -10398,8 +11272,17 @@
           <w:rFonts w:cs="Times New Roman"/>
           <w:szCs w:val="28"/>
         </w:rPr>
-        <w:t>Специализированный инструмент для Agile</w:t>
-      </w:r>
+        <w:t xml:space="preserve">Специализированный инструмент для </w:t>
+      </w:r>
+      <w:proofErr w:type="spellStart"/>
+      <w:r>
+        <w:rPr>
+          <w:rFonts w:cs="Times New Roman"/>
+          <w:szCs w:val="28"/>
+        </w:rPr>
+        <w:t>Agile</w:t>
+      </w:r>
+      <w:proofErr w:type="spellEnd"/>
       <w:r>
         <w:rPr>
           <w:rFonts w:cs="Times New Roman"/>
@@ -10412,8 +11295,17 @@
           <w:rFonts w:cs="Times New Roman"/>
           <w:szCs w:val="28"/>
         </w:rPr>
-        <w:t>нтеграция с Jira</w:t>
-      </w:r>
+        <w:t xml:space="preserve">нтеграция с </w:t>
+      </w:r>
+      <w:proofErr w:type="spellStart"/>
+      <w:r>
+        <w:rPr>
+          <w:rFonts w:cs="Times New Roman"/>
+          <w:szCs w:val="28"/>
+        </w:rPr>
+        <w:t>Jira</w:t>
+      </w:r>
+      <w:proofErr w:type="spellEnd"/>
       <w:r>
         <w:rPr>
           <w:rFonts w:cs="Times New Roman"/>
@@ -10464,7 +11356,15 @@
           <w:rFonts w:cs="Times New Roman"/>
           <w:szCs w:val="28"/>
         </w:rPr>
-        <w:t>+/месяц)</w:t>
+        <w:t>+/месяц</w:t>
+      </w:r>
+      <w:proofErr w:type="gramStart"/>
+      <w:r>
+        <w:rPr>
+          <w:rFonts w:cs="Times New Roman"/>
+          <w:szCs w:val="28"/>
+        </w:rPr>
+        <w:t>)</w:t>
       </w:r>
       <w:r>
         <w:rPr>
@@ -10478,15 +11378,48 @@
           <w:rFonts w:cs="Times New Roman"/>
           <w:szCs w:val="28"/>
         </w:rPr>
-        <w:t>, р</w:t>
-      </w:r>
-      <w:r>
-        <w:rPr>
-          <w:rFonts w:cs="Times New Roman"/>
-          <w:szCs w:val="28"/>
-        </w:rPr>
-        <w:t>аботает только с форматом user story</w:t>
-      </w:r>
+        <w:t>,</w:t>
+      </w:r>
+      <w:proofErr w:type="gramEnd"/>
+      <w:r>
+        <w:rPr>
+          <w:rFonts w:cs="Times New Roman"/>
+          <w:szCs w:val="28"/>
+        </w:rPr>
+        <w:t xml:space="preserve"> р</w:t>
+      </w:r>
+      <w:r>
+        <w:rPr>
+          <w:rFonts w:cs="Times New Roman"/>
+          <w:szCs w:val="28"/>
+        </w:rPr>
+        <w:t xml:space="preserve">аботает только с форматом </w:t>
+      </w:r>
+      <w:proofErr w:type="spellStart"/>
+      <w:r>
+        <w:rPr>
+          <w:rFonts w:cs="Times New Roman"/>
+          <w:szCs w:val="28"/>
+        </w:rPr>
+        <w:t>user</w:t>
+      </w:r>
+      <w:proofErr w:type="spellEnd"/>
+      <w:r>
+        <w:rPr>
+          <w:rFonts w:cs="Times New Roman"/>
+          <w:szCs w:val="28"/>
+        </w:rPr>
+        <w:t xml:space="preserve"> </w:t>
+      </w:r>
+      <w:proofErr w:type="spellStart"/>
+      <w:r>
+        <w:rPr>
+          <w:rFonts w:cs="Times New Roman"/>
+          <w:szCs w:val="28"/>
+        </w:rPr>
+        <w:t>story</w:t>
+      </w:r>
+      <w:proofErr w:type="spellEnd"/>
       <w:r>
         <w:rPr>
           <w:rFonts w:cs="Times New Roman"/>
@@ -10528,13 +11461,47 @@
           <w:szCs w:val="28"/>
         </w:rPr>
       </w:pPr>
-      <w:r>
-        <w:rPr>
-          <w:rFonts w:cs="Times New Roman"/>
-          <w:szCs w:val="28"/>
-        </w:rPr>
-        <w:t>GitHub Copilot для Issues</w:t>
-      </w:r>
+      <w:proofErr w:type="spellStart"/>
+      <w:r>
+        <w:rPr>
+          <w:rFonts w:cs="Times New Roman"/>
+          <w:szCs w:val="28"/>
+        </w:rPr>
+        <w:t>GitHub</w:t>
+      </w:r>
+      <w:proofErr w:type="spellEnd"/>
+      <w:r>
+        <w:rPr>
+          <w:rFonts w:cs="Times New Roman"/>
+          <w:szCs w:val="28"/>
+        </w:rPr>
+        <w:t xml:space="preserve"> </w:t>
+      </w:r>
+      <w:proofErr w:type="spellStart"/>
+      <w:r>
+        <w:rPr>
+          <w:rFonts w:cs="Times New Roman"/>
+          <w:szCs w:val="28"/>
+        </w:rPr>
+        <w:t>Copilot</w:t>
+      </w:r>
+      <w:proofErr w:type="spellEnd"/>
+      <w:r>
+        <w:rPr>
+          <w:rFonts w:cs="Times New Roman"/>
+          <w:szCs w:val="28"/>
+        </w:rPr>
+        <w:t xml:space="preserve"> для </w:t>
+      </w:r>
+      <w:proofErr w:type="spellStart"/>
+      <w:r>
+        <w:rPr>
+          <w:rFonts w:cs="Times New Roman"/>
+          <w:szCs w:val="28"/>
+        </w:rPr>
+        <w:t>Issues</w:t>
+      </w:r>
+      <w:proofErr w:type="spellEnd"/>
       <w:r>
         <w:rPr>
           <w:rFonts w:cs="Times New Roman"/>
@@ -10547,14 +11514,46 @@
           <w:rFonts w:cs="Times New Roman"/>
           <w:szCs w:val="28"/>
         </w:rPr>
-        <w:t> Экспериментальная функция от GitHub, предлагающая задачи на основе анализа кодовой базы</w:t>
-      </w:r>
-      <w:r>
-        <w:rPr>
-          <w:rFonts w:cs="Times New Roman"/>
-          <w:szCs w:val="28"/>
-        </w:rPr>
-        <w:t>[11]</w:t>
+        <w:t xml:space="preserve"> Экспериментальная функция от </w:t>
+      </w:r>
+      <w:proofErr w:type="spellStart"/>
+      <w:r>
+        <w:rPr>
+          <w:rFonts w:cs="Times New Roman"/>
+          <w:szCs w:val="28"/>
+        </w:rPr>
+        <w:t>GitHub</w:t>
+      </w:r>
+      <w:proofErr w:type="spellEnd"/>
+      <w:r>
+        <w:rPr>
+          <w:rFonts w:cs="Times New Roman"/>
+          <w:szCs w:val="28"/>
+        </w:rPr>
+        <w:t xml:space="preserve">, предлагающая задачи на основе анализа кодовой </w:t>
+      </w:r>
+      <w:proofErr w:type="gramStart"/>
+      <w:r>
+        <w:rPr>
+          <w:rFonts w:cs="Times New Roman"/>
+          <w:szCs w:val="28"/>
+        </w:rPr>
+        <w:t>базы</w:t>
+      </w:r>
+      <w:r>
+        <w:rPr>
+          <w:rFonts w:cs="Times New Roman"/>
+          <w:szCs w:val="28"/>
+        </w:rPr>
+        <w:t>[</w:t>
+      </w:r>
+      <w:proofErr w:type="gramEnd"/>
+      <w:r>
+        <w:rPr>
+          <w:rFonts w:cs="Times New Roman"/>
+          <w:szCs w:val="28"/>
+        </w:rPr>
+        <w:t>11]</w:t>
       </w:r>
       <w:r>
         <w:rPr>
@@ -10658,8 +11657,17 @@
           <w:rFonts w:cs="Times New Roman"/>
           <w:szCs w:val="28"/>
         </w:rPr>
-        <w:t>Интеграция с Git</w:t>
-      </w:r>
+        <w:t xml:space="preserve">Интеграция с </w:t>
+      </w:r>
+      <w:proofErr w:type="spellStart"/>
+      <w:r>
+        <w:rPr>
+          <w:rFonts w:cs="Times New Roman"/>
+          <w:szCs w:val="28"/>
+        </w:rPr>
+        <w:t>Git</w:t>
+      </w:r>
+      <w:proofErr w:type="spellEnd"/>
       <w:r>
         <w:rPr>
           <w:rFonts w:cs="Times New Roman"/>
@@ -10696,7 +11704,15 @@
           <w:rFonts w:cs="Times New Roman"/>
           <w:szCs w:val="28"/>
         </w:rPr>
-        <w:t>Минусы:</w:t>
+        <w:t>Минусы</w:t>
+      </w:r>
+      <w:proofErr w:type="gramStart"/>
+      <w:r>
+        <w:rPr>
+          <w:rFonts w:cs="Times New Roman"/>
+          <w:szCs w:val="28"/>
+        </w:rPr>
+        <w:t>:</w:t>
       </w:r>
       <w:r>
         <w:rPr>
@@ -10710,7 +11726,15 @@
           <w:rFonts w:cs="Times New Roman"/>
           <w:szCs w:val="28"/>
         </w:rPr>
-        <w:t>Только для существующих проектов</w:t>
+        <w:t>Только</w:t>
+      </w:r>
+      <w:proofErr w:type="gramEnd"/>
+      <w:r>
+        <w:rPr>
+          <w:rFonts w:cs="Times New Roman"/>
+          <w:szCs w:val="28"/>
+        </w:rPr>
+        <w:t xml:space="preserve"> для существующих проектов</w:t>
       </w:r>
       <w:r>
         <w:rPr>
@@ -10762,11 +11786,11 @@
       <w:pPr>
         <w:pStyle w:val="2"/>
       </w:pPr>
-      <w:bookmarkStart w:id="39" w:name="_Toc228982335"/>
+      <w:bookmarkStart w:id="40" w:name="_Toc228982335"/>
       <w:r>
         <w:t>3.3. Сравнительная характеристика</w:t>
       </w:r>
-      <w:bookmarkEnd w:id="39"/>
+      <w:bookmarkEnd w:id="40"/>
     </w:p>
     <w:p/>
     <w:p>
@@ -10827,7 +11851,7 @@
         </w:rPr>
         <w:t xml:space="preserve"> представлено </w:t>
       </w:r>
-      <w:commentRangeStart w:id="40"/>
+      <w:commentRangeStart w:id="41"/>
       <w:r>
         <w:rPr>
           <w:rFonts w:cs="Times New Roman"/>
@@ -10836,12 +11860,12 @@
         </w:rPr>
         <w:t>на</w:t>
       </w:r>
-      <w:commentRangeEnd w:id="40"/>
+      <w:commentRangeEnd w:id="41"/>
       <w:r>
         <w:rPr>
           <w:rStyle w:val="af2"/>
         </w:rPr>
-        <w:commentReference w:id="40"/>
+        <w:commentReference w:id="41"/>
       </w:r>
       <w:r>
         <w:rPr>
@@ -10950,14 +11974,34 @@
                 <w:szCs w:val="28"/>
               </w:rPr>
             </w:pPr>
+            <w:proofErr w:type="spellStart"/>
             <w:r>
               <w:rPr>
                 <w:rFonts w:cs="Times New Roman"/>
                 <w:color w:val="000000" w:themeColor="text1"/>
                 <w:szCs w:val="28"/>
               </w:rPr>
-              <w:t>Jira + Structure</w:t>
-            </w:r>
+              <w:t>Jira</w:t>
+            </w:r>
+            <w:proofErr w:type="spellEnd"/>
+            <w:r>
+              <w:rPr>
+                <w:rFonts w:cs="Times New Roman"/>
+                <w:color w:val="000000" w:themeColor="text1"/>
+                <w:szCs w:val="28"/>
+              </w:rPr>
+              <w:t xml:space="preserve"> + </w:t>
+            </w:r>
+            <w:proofErr w:type="spellStart"/>
+            <w:r>
+              <w:rPr>
+                <w:rFonts w:cs="Times New Roman"/>
+                <w:color w:val="000000" w:themeColor="text1"/>
+                <w:szCs w:val="28"/>
+              </w:rPr>
+              <w:t>Structure</w:t>
+            </w:r>
+            <w:proofErr w:type="spellEnd"/>
           </w:p>
         </w:tc>
         <w:tc>
@@ -10977,13 +12021,23 @@
                 <w:szCs w:val="28"/>
               </w:rPr>
             </w:pPr>
+            <w:proofErr w:type="spellStart"/>
             <w:r>
               <w:rPr>
                 <w:rFonts w:cs="Times New Roman"/>
                 <w:color w:val="000000" w:themeColor="text1"/>
                 <w:szCs w:val="28"/>
               </w:rPr>
-              <w:t>ClickUp AI</w:t>
+              <w:t>ClickUp</w:t>
+            </w:r>
+            <w:proofErr w:type="spellEnd"/>
+            <w:r>
+              <w:rPr>
+                <w:rFonts w:cs="Times New Roman"/>
+                <w:color w:val="000000" w:themeColor="text1"/>
+                <w:szCs w:val="28"/>
+              </w:rPr>
+              <w:t xml:space="preserve"> AI</w:t>
             </w:r>
           </w:p>
         </w:tc>
@@ -11004,6 +12058,7 @@
                 <w:szCs w:val="28"/>
               </w:rPr>
             </w:pPr>
+            <w:proofErr w:type="spellStart"/>
             <w:r>
               <w:rPr>
                 <w:rFonts w:cs="Times New Roman"/>
@@ -11012,6 +12067,7 @@
               </w:rPr>
               <w:t>Motion</w:t>
             </w:r>
+            <w:proofErr w:type="spellEnd"/>
           </w:p>
         </w:tc>
         <w:tc>
@@ -11031,6 +12087,7 @@
                 <w:szCs w:val="28"/>
               </w:rPr>
             </w:pPr>
+            <w:proofErr w:type="spellStart"/>
             <w:r>
               <w:rPr>
                 <w:rFonts w:cs="Times New Roman"/>
@@ -11039,6 +12096,7 @@
               </w:rPr>
               <w:t>ScopeMaster</w:t>
             </w:r>
+            <w:proofErr w:type="spellEnd"/>
           </w:p>
         </w:tc>
         <w:tc>
@@ -11066,7 +12124,7 @@
               </w:rPr>
               <w:t xml:space="preserve">Разрабатываемая </w:t>
             </w:r>
-            <w:commentRangeStart w:id="41"/>
+            <w:commentRangeStart w:id="42"/>
             <w:r>
               <w:rPr>
                 <w:rFonts w:cs="Times New Roman"/>
@@ -11075,12 +12133,12 @@
               </w:rPr>
               <w:t>система</w:t>
             </w:r>
-            <w:commentRangeEnd w:id="41"/>
+            <w:commentRangeEnd w:id="42"/>
             <w:r>
               <w:rPr>
                 <w:rStyle w:val="af2"/>
               </w:rPr>
-              <w:commentReference w:id="41"/>
+              <w:commentReference w:id="42"/>
             </w:r>
           </w:p>
         </w:tc>
@@ -11108,16 +12166,7 @@
                 <w:color w:val="000000" w:themeColor="text1"/>
                 <w:szCs w:val="28"/>
               </w:rPr>
-              <w:t xml:space="preserve">Автоматическая </w:t>
-            </w:r>
-            <w:r>
-              <w:rPr>
-                <w:rFonts w:cs="Times New Roman"/>
-                <w:color w:val="000000" w:themeColor="text1"/>
-                <w:szCs w:val="28"/>
-              </w:rPr>
-              <w:lastRenderedPageBreak/>
-              <w:t>генерация подзадач</w:t>
+              <w:t>Автоматическая генерация подзадач</w:t>
             </w:r>
           </w:p>
         </w:tc>
@@ -11143,7 +12192,6 @@
                 <w:color w:val="000000" w:themeColor="text1"/>
                 <w:szCs w:val="28"/>
               </w:rPr>
-              <w:lastRenderedPageBreak/>
               <w:t>Нет</w:t>
             </w:r>
           </w:p>
@@ -11277,6 +12325,7 @@
                 <w:color w:val="000000" w:themeColor="text1"/>
                 <w:szCs w:val="28"/>
               </w:rPr>
+              <w:lastRenderedPageBreak/>
               <w:t>Работа без интернета</w:t>
             </w:r>
           </w:p>
@@ -12443,8 +13492,18 @@
                 <w:color w:val="000000" w:themeColor="text1"/>
                 <w:szCs w:val="28"/>
               </w:rPr>
-              <w:t>750р+/мес</w:t>
-            </w:r>
+              <w:t>750р+/</w:t>
+            </w:r>
+            <w:proofErr w:type="spellStart"/>
+            <w:r>
+              <w:rPr>
+                <w:rFonts w:cs="Times New Roman"/>
+                <w:color w:val="000000" w:themeColor="text1"/>
+                <w:szCs w:val="28"/>
+              </w:rPr>
+              <w:t>мес</w:t>
+            </w:r>
+            <w:proofErr w:type="spellEnd"/>
           </w:p>
         </w:tc>
         <w:tc>
@@ -12470,8 +13529,18 @@
                 <w:color w:val="000000" w:themeColor="text1"/>
                 <w:szCs w:val="28"/>
               </w:rPr>
-              <w:t>1500р/мес</w:t>
-            </w:r>
+              <w:t>1500р/</w:t>
+            </w:r>
+            <w:proofErr w:type="spellStart"/>
+            <w:r>
+              <w:rPr>
+                <w:rFonts w:cs="Times New Roman"/>
+                <w:color w:val="000000" w:themeColor="text1"/>
+                <w:szCs w:val="28"/>
+              </w:rPr>
+              <w:t>мес</w:t>
+            </w:r>
+            <w:proofErr w:type="spellEnd"/>
           </w:p>
         </w:tc>
         <w:tc>
@@ -12497,8 +13566,18 @@
                 <w:color w:val="000000" w:themeColor="text1"/>
                 <w:szCs w:val="28"/>
               </w:rPr>
-              <w:t>1500р+/мес</w:t>
-            </w:r>
+              <w:t>1500р+/</w:t>
+            </w:r>
+            <w:proofErr w:type="spellStart"/>
+            <w:r>
+              <w:rPr>
+                <w:rFonts w:cs="Times New Roman"/>
+                <w:color w:val="000000" w:themeColor="text1"/>
+                <w:szCs w:val="28"/>
+              </w:rPr>
+              <w:t>мес</w:t>
+            </w:r>
+            <w:proofErr w:type="spellEnd"/>
           </w:p>
         </w:tc>
         <w:tc>
@@ -12524,8 +13603,18 @@
                 <w:color w:val="000000" w:themeColor="text1"/>
                 <w:szCs w:val="28"/>
               </w:rPr>
-              <w:t>37400р+/мес</w:t>
-            </w:r>
+              <w:t>37400р+/</w:t>
+            </w:r>
+            <w:proofErr w:type="spellStart"/>
+            <w:r>
+              <w:rPr>
+                <w:rFonts w:cs="Times New Roman"/>
+                <w:color w:val="000000" w:themeColor="text1"/>
+                <w:szCs w:val="28"/>
+              </w:rPr>
+              <w:t>мес</w:t>
+            </w:r>
+            <w:proofErr w:type="spellEnd"/>
           </w:p>
         </w:tc>
         <w:tc>
@@ -12600,9 +13689,9 @@
         <w:tblLook w:val="04A0" w:firstRow="1" w:lastRow="0" w:firstColumn="1" w:lastColumn="0" w:noHBand="0" w:noVBand="1"/>
       </w:tblPr>
       <w:tblGrid>
-        <w:gridCol w:w="3209"/>
-        <w:gridCol w:w="3209"/>
-        <w:gridCol w:w="3210"/>
+        <w:gridCol w:w="3120"/>
+        <w:gridCol w:w="3091"/>
+        <w:gridCol w:w="3134"/>
       </w:tblGrid>
       <w:tr>
         <w:tc>
@@ -12839,7 +13928,25 @@
                 <w:color w:val="000000" w:themeColor="text1"/>
                 <w:szCs w:val="28"/>
               </w:rPr>
-              <w:t>85% (нейросетевая)</w:t>
+              <w:t>85% (</w:t>
+            </w:r>
+            <w:proofErr w:type="spellStart"/>
+            <w:r>
+              <w:rPr>
+                <w:rFonts w:cs="Times New Roman"/>
+                <w:color w:val="000000" w:themeColor="text1"/>
+                <w:szCs w:val="28"/>
+              </w:rPr>
+              <w:t>нейросетевая</w:t>
+            </w:r>
+            <w:proofErr w:type="spellEnd"/>
+            <w:r>
+              <w:rPr>
+                <w:rFonts w:cs="Times New Roman"/>
+                <w:color w:val="000000" w:themeColor="text1"/>
+                <w:szCs w:val="28"/>
+              </w:rPr>
+              <w:t>)</w:t>
             </w:r>
           </w:p>
         </w:tc>
@@ -12947,7 +14054,6 @@
                 <w:color w:val="000000" w:themeColor="text1"/>
                 <w:szCs w:val="28"/>
               </w:rPr>
-              <w:lastRenderedPageBreak/>
               <w:t>Необходимость ручной доработки</w:t>
             </w:r>
           </w:p>
@@ -13010,11 +14116,12 @@
       <w:pPr>
         <w:pStyle w:val="2"/>
       </w:pPr>
-      <w:bookmarkStart w:id="42" w:name="_Toc228982336"/>
-      <w:r>
+      <w:bookmarkStart w:id="43" w:name="_Toc228982336"/>
+      <w:r>
+        <w:lastRenderedPageBreak/>
         <w:t>3.4. Выводы и обоснование разработки</w:t>
       </w:r>
-      <w:bookmarkEnd w:id="42"/>
+      <w:bookmarkEnd w:id="43"/>
     </w:p>
     <w:p/>
     <w:p>
@@ -13236,7 +14343,23 @@
           <w:rFonts w:cs="Times New Roman"/>
           <w:szCs w:val="28"/>
         </w:rPr>
-        <w:t>Использует нейросетевую модель — обученную на реальных примерах IT-проектов</w:t>
+        <w:t xml:space="preserve">Использует </w:t>
+      </w:r>
+      <w:proofErr w:type="spellStart"/>
+      <w:r>
+        <w:rPr>
+          <w:rFonts w:cs="Times New Roman"/>
+          <w:szCs w:val="28"/>
+        </w:rPr>
+        <w:t>нейросетевую</w:t>
+      </w:r>
+      <w:proofErr w:type="spellEnd"/>
+      <w:r>
+        <w:rPr>
+          <w:rFonts w:cs="Times New Roman"/>
+          <w:szCs w:val="28"/>
+        </w:rPr>
+        <w:t xml:space="preserve"> модель — обученную на реальных примерах IT-проектов</w:t>
       </w:r>
     </w:p>
     <w:p>
@@ -13362,7 +14485,6 @@
           <w:rFonts w:cs="Times New Roman"/>
           <w:szCs w:val="28"/>
         </w:rPr>
-        <w:lastRenderedPageBreak/>
         <w:t>Стандартизировать процесс декомпозиции в организации</w:t>
       </w:r>
     </w:p>
@@ -13387,6 +14509,7 @@
           <w:rFonts w:cs="Times New Roman"/>
           <w:szCs w:val="28"/>
         </w:rPr>
+        <w:lastRenderedPageBreak/>
         <w:t>Снизить порог входа для начинающих проектных менеджеров</w:t>
       </w:r>
     </w:p>
@@ -13436,12 +14559,12 @@
         <w:pStyle w:val="1"/>
         <w:spacing w:before="0" w:beforeAutospacing="0" w:after="0"/>
       </w:pPr>
-      <w:bookmarkStart w:id="43" w:name="_Toc228982337"/>
+      <w:bookmarkStart w:id="44" w:name="_Toc228982337"/>
       <w:r>
         <w:lastRenderedPageBreak/>
         <w:t>4. Разработка</w:t>
       </w:r>
-      <w:bookmarkEnd w:id="43"/>
+      <w:bookmarkEnd w:id="44"/>
     </w:p>
     <w:p>
       <w:pPr>
@@ -13453,11 +14576,11 @@
         <w:pStyle w:val="2"/>
         <w:spacing w:before="0" w:after="0"/>
       </w:pPr>
-      <w:bookmarkStart w:id="44" w:name="_Toc228982338"/>
+      <w:bookmarkStart w:id="45" w:name="_Toc228982338"/>
       <w:r>
         <w:t>4.1. Архитектура системы</w:t>
       </w:r>
-      <w:bookmarkEnd w:id="44"/>
+      <w:bookmarkEnd w:id="45"/>
     </w:p>
     <w:p>
       <w:pPr>
@@ -13471,7 +14594,15 @@
     </w:p>
     <w:p>
       <w:r>
-        <w:t>Уровень пользовательского интерфейса отвечает за взаимодействие с пользователем. Он реализован с использованием библиотеки Tkinter и включает виджеты для ввода текстового описания задачи, выбора жизненного цикла разработки, отображения результатов анализа, а также панель управления с кнопками для запуска декомпозиции, очистки формы и экспорта результатов. Данный уровень работает в отдельном потоке, что позволяет интерфейсу оставаться отзывчивым во время выполнения ресурсоемких вычислений.</w:t>
+        <w:t xml:space="preserve">Уровень пользовательского интерфейса отвечает за взаимодействие с пользователем. Он реализован с использованием библиотеки </w:t>
+      </w:r>
+      <w:proofErr w:type="spellStart"/>
+      <w:r>
+        <w:t>Tkinter</w:t>
+      </w:r>
+      <w:proofErr w:type="spellEnd"/>
+      <w:r>
+        <w:t xml:space="preserve"> и включает виджеты для ввода текстового описания задачи, выбора жизненного цикла разработки, отображения результатов анализа, а также панель управления с кнопками для запуска декомпозиции, очистки формы и экспорта результатов. Данный уровень работает в отдельном потоке, что позволяет интерфейсу оставаться отзывчивым во время выполнения ресурсоемких вычислений.</w:t>
       </w:r>
     </w:p>
     <w:p>
@@ -13481,16 +14612,72 @@
     </w:p>
     <w:p>
       <w:r>
-        <w:t xml:space="preserve">Ядро искусственного интеллекта представляет собой основной вычислительный модуль системы. Оно включает нейросетевую модель для классификации типов задач, токенизатор и векторизатор текста, модуль оценки сложности, систему назначения ролей и генератор персонализированных подзадач с учетом выбранного жизненного цикла. Каждый из этих компонентов </w:t>
+        <w:t xml:space="preserve">Ядро искусственного интеллекта представляет собой основной вычислительный модуль системы. Оно включает </w:t>
+      </w:r>
+      <w:proofErr w:type="spellStart"/>
+      <w:r>
+        <w:t>нейросетевую</w:t>
+      </w:r>
+      <w:proofErr w:type="spellEnd"/>
+      <w:r>
+        <w:t xml:space="preserve"> модель для классификации типов задач, </w:t>
+      </w:r>
+      <w:proofErr w:type="spellStart"/>
+      <w:r>
+        <w:t>токенизатор</w:t>
+      </w:r>
+      <w:proofErr w:type="spellEnd"/>
+      <w:r>
+        <w:t xml:space="preserve"> и </w:t>
+      </w:r>
+      <w:proofErr w:type="spellStart"/>
+      <w:r>
+        <w:t>векторизатор</w:t>
+      </w:r>
+      <w:proofErr w:type="spellEnd"/>
+      <w:r>
+        <w:t xml:space="preserve"> текста, модуль оценки сложности, систему назначения ролей и генератор </w:t>
       </w:r>
       <w:r>
         <w:lastRenderedPageBreak/>
-        <w:t>функционирует автономно, но тесно взаимодействует с другими через четко определенные интерфейсы.</w:t>
-      </w:r>
-    </w:p>
-    <w:p>
-      <w:r>
-        <w:t>Уровень хранения данных отвечает за персистентность системы. Он обеспечивает сохранение обученной нейросетевой модели в файлы формата NPZ, хранение словаря терминов в JSON-файле, а также экспорт результатов декомпозиции в форматах Excel, Markdown, TXT и JSON. Все данные хранятся локально на компьютере пользователя, что обеспечивает полную конфиденциальность информации о проектах.</w:t>
+        <w:t>персонализированных подзадач с учетом выбранного жизненного цикла. Каждый из этих компонентов функционирует автономно, но тесно взаимодействует с другими через четко определенные интерфейсы.</w:t>
+      </w:r>
+    </w:p>
+    <w:p>
+      <w:r>
+        <w:t xml:space="preserve">Уровень хранения данных отвечает за </w:t>
+      </w:r>
+      <w:proofErr w:type="spellStart"/>
+      <w:r>
+        <w:t>персистентность</w:t>
+      </w:r>
+      <w:proofErr w:type="spellEnd"/>
+      <w:r>
+        <w:t xml:space="preserve"> системы. Он обеспечивает сохранение обученной </w:t>
+      </w:r>
+      <w:proofErr w:type="spellStart"/>
+      <w:r>
+        <w:t>нейросетевой</w:t>
+      </w:r>
+      <w:proofErr w:type="spellEnd"/>
+      <w:r>
+        <w:t xml:space="preserve"> модели в файлы формата NPZ, хранение словаря терминов в JSON-файле, а также экспорт результатов декомпозиции в форматах </w:t>
+      </w:r>
+      <w:proofErr w:type="spellStart"/>
+      <w:r>
+        <w:t>Excel</w:t>
+      </w:r>
+      <w:proofErr w:type="spellEnd"/>
+      <w:r>
+        <w:t xml:space="preserve">, </w:t>
+      </w:r>
+      <w:proofErr w:type="spellStart"/>
+      <w:r>
+        <w:t>Markdown</w:t>
+      </w:r>
+      <w:proofErr w:type="spellEnd"/>
+      <w:r>
+        <w:t>, TXT и JSON. Все данные хранятся локально на компьютере пользователя, что обеспечивает полную конфиденциальность информации о проектах.</w:t>
       </w:r>
     </w:p>
     <w:p/>
@@ -13498,11 +14685,11 @@
       <w:pPr>
         <w:pStyle w:val="2"/>
       </w:pPr>
-      <w:bookmarkStart w:id="45" w:name="_Toc228982339"/>
+      <w:bookmarkStart w:id="46" w:name="_Toc228982339"/>
       <w:r>
         <w:t>4.2. Выбор технологического стека</w:t>
       </w:r>
-      <w:bookmarkEnd w:id="45"/>
+      <w:bookmarkEnd w:id="46"/>
     </w:p>
     <w:p/>
     <w:p>
@@ -13512,37 +14699,146 @@
     </w:p>
     <w:p>
       <w:r>
-        <w:t>В качестве основного языка программирования был выбран Python версии 3.</w:t>
+        <w:t xml:space="preserve">В качестве основного языка программирования был выбран </w:t>
+      </w:r>
+      <w:proofErr w:type="spellStart"/>
+      <w:r>
+        <w:t>Python</w:t>
+      </w:r>
+      <w:proofErr w:type="spellEnd"/>
+      <w:r>
+        <w:t xml:space="preserve"> версии 3.</w:t>
       </w:r>
       <w:r>
         <w:t>13</w:t>
       </w:r>
       <w:r>
-        <w:t xml:space="preserve"> и выше. Данный выбор обусловлен простотой синтаксиса, богатой экосистемой библиотек для машинного обучения и обработки естественного языка, а также кросс-платформенностью. Python позволяет быстро прототипировать и тестировать алгоритмы, что критически важно для исследовательской разработки.</w:t>
-      </w:r>
-    </w:p>
-    <w:p>
-      <w:r>
-        <w:t>Для создания графического интерфейса была выбрана библиотека Tkinter. Она входит в стандартную поставку Python, не требует дополнительной установки, обладает достаточной функциональностью для создания профессионального интерфейса и при этом является легковесной, что важно для работы на различных конфигурациях компьютеров.</w:t>
-      </w:r>
-    </w:p>
-    <w:p>
-      <w:r>
-        <w:t xml:space="preserve">Вместо тяжеловесных фреймворков глубокого обучения, таких как TensorFlow или PyTorch, была разработана собственная реализация нейронной сети на базе библиотеки NumPy. Это решение позволяет значительно сократить </w:t>
+        <w:t xml:space="preserve"> и выше. Данный выбор обусловлен простотой синтаксиса, богатой экосистемой библиотек для машинного обучения и обработки естественного языка, а также </w:t>
+      </w:r>
+      <w:proofErr w:type="gramStart"/>
+      <w:r>
+        <w:t>кросс-</w:t>
+      </w:r>
+      <w:proofErr w:type="spellStart"/>
+      <w:r>
+        <w:t>платформенностью</w:t>
+      </w:r>
+      <w:proofErr w:type="spellEnd"/>
+      <w:proofErr w:type="gramEnd"/>
+      <w:r>
+        <w:t xml:space="preserve">. </w:t>
+      </w:r>
+      <w:proofErr w:type="spellStart"/>
+      <w:r>
+        <w:t>Python</w:t>
+      </w:r>
+      <w:proofErr w:type="spellEnd"/>
+      <w:r>
+        <w:t xml:space="preserve"> позволяет быстро </w:t>
+      </w:r>
+      <w:proofErr w:type="spellStart"/>
+      <w:r>
+        <w:t>прототипировать</w:t>
+      </w:r>
+      <w:proofErr w:type="spellEnd"/>
+      <w:r>
+        <w:t xml:space="preserve"> и тестировать алгоритмы, что критически важно для исследовательской разработки.</w:t>
+      </w:r>
+    </w:p>
+    <w:p>
+      <w:r>
+        <w:t xml:space="preserve">Для создания графического интерфейса была выбрана библиотека </w:t>
+      </w:r>
+      <w:proofErr w:type="spellStart"/>
+      <w:r>
+        <w:t>Tkinter</w:t>
+      </w:r>
+      <w:proofErr w:type="spellEnd"/>
+      <w:r>
+        <w:t xml:space="preserve">. Она входит в стандартную поставку </w:t>
+      </w:r>
+      <w:proofErr w:type="spellStart"/>
+      <w:r>
+        <w:t>Python</w:t>
+      </w:r>
+      <w:proofErr w:type="spellEnd"/>
+      <w:r>
+        <w:t>, не требует дополнительной установки, обладает достаточной функциональностью для создания профессионального интерфейса и при этом является легковесной, что важно для работы на различных конфигурациях компьютеров.</w:t>
+      </w:r>
+    </w:p>
+    <w:p>
+      <w:r>
+        <w:t xml:space="preserve">Вместо тяжеловесных фреймворков глубокого обучения, таких как </w:t>
+      </w:r>
+      <w:proofErr w:type="spellStart"/>
+      <w:r>
+        <w:t>TensorFlow</w:t>
+      </w:r>
+      <w:proofErr w:type="spellEnd"/>
+      <w:r>
+        <w:t xml:space="preserve"> или </w:t>
+      </w:r>
+      <w:proofErr w:type="spellStart"/>
+      <w:r>
+        <w:t>PyTorch</w:t>
+      </w:r>
+      <w:proofErr w:type="spellEnd"/>
+      <w:r>
+        <w:t xml:space="preserve">, была разработана собственная реализация нейронной </w:t>
       </w:r>
       <w:r>
         <w:lastRenderedPageBreak/>
-        <w:t>размер дистрибутива, избежать проблем с совместимостью версий и обеспечить быстрый запуск системы. При этом собственная реализация дает полный контроль над архитектурой и процессом обучения.</w:t>
-      </w:r>
-    </w:p>
-    <w:p>
-      <w:r>
-        <w:t>Для экспорта результатов в формате Excel используется библиотека openpyxl, которая позволяет создавать профессионально оформленные отчеты с несколькими листами, стилями форматирования, цветовыми схемами и настройками выравнивания. Данная библиотека является опциональной и может быть установлена по требованию пользователя.</w:t>
-      </w:r>
-    </w:p>
-    <w:p>
-      <w:r>
-        <w:t>Форматы экспорта Markdown и JSON реализованы с использованием стандартных средств Python, что обеспечивает независимость от внешних библиотек и гарантирует корректную работу в любом окружении.</w:t>
+        <w:t xml:space="preserve">сети на базе библиотеки </w:t>
+      </w:r>
+      <w:proofErr w:type="spellStart"/>
+      <w:r>
+        <w:t>NumPy</w:t>
+      </w:r>
+      <w:proofErr w:type="spellEnd"/>
+      <w:r>
+        <w:t>. Это решение позволяет значительно сократить размер дистрибутива, избежать проблем с совместимостью версий и обеспечить быстрый запуск системы. При этом собственная реализация дает полный контроль над архитектурой и процессом обучения.</w:t>
+      </w:r>
+    </w:p>
+    <w:p>
+      <w:r>
+        <w:t xml:space="preserve">Для экспорта результатов в формате </w:t>
+      </w:r>
+      <w:proofErr w:type="spellStart"/>
+      <w:r>
+        <w:t>Excel</w:t>
+      </w:r>
+      <w:proofErr w:type="spellEnd"/>
+      <w:r>
+        <w:t xml:space="preserve"> используется библиотека </w:t>
+      </w:r>
+      <w:proofErr w:type="spellStart"/>
+      <w:r>
+        <w:t>openpyxl</w:t>
+      </w:r>
+      <w:proofErr w:type="spellEnd"/>
+      <w:r>
+        <w:t>, которая позволяет создавать профессионально оформленные отчеты с несколькими листами, стилями форматирования, цветовыми схемами и настройками выравнивания. Данная библиотека является опциональной и может быть установлена по требованию пользователя.</w:t>
+      </w:r>
+    </w:p>
+    <w:p>
+      <w:r>
+        <w:t xml:space="preserve">Форматы экспорта </w:t>
+      </w:r>
+      <w:proofErr w:type="spellStart"/>
+      <w:r>
+        <w:t>Markdown</w:t>
+      </w:r>
+      <w:proofErr w:type="spellEnd"/>
+      <w:r>
+        <w:t xml:space="preserve"> и JSON реализованы с использованием стандартных средств </w:t>
+      </w:r>
+      <w:proofErr w:type="spellStart"/>
+      <w:r>
+        <w:t>Python</w:t>
+      </w:r>
+      <w:proofErr w:type="spellEnd"/>
+      <w:r>
+        <w:t>, что обеспечивает независимость от внешних библиотек и гарантирует корректную работу в любом окружении.</w:t>
       </w:r>
     </w:p>
     <w:p/>
@@ -13550,27 +14846,62 @@
       <w:pPr>
         <w:pStyle w:val="2"/>
       </w:pPr>
-      <w:bookmarkStart w:id="46" w:name="_Toc228982340"/>
-      <w:r>
-        <w:t>4.3. Разработка нейросетевой модели</w:t>
-      </w:r>
-      <w:bookmarkEnd w:id="46"/>
+      <w:bookmarkStart w:id="47" w:name="_Toc228982340"/>
+      <w:r>
+        <w:t xml:space="preserve">4.3. Разработка </w:t>
+      </w:r>
+      <w:proofErr w:type="spellStart"/>
+      <w:r>
+        <w:t>нейросетевой</w:t>
+      </w:r>
+      <w:proofErr w:type="spellEnd"/>
+      <w:r>
+        <w:t xml:space="preserve"> модели</w:t>
+      </w:r>
+      <w:bookmarkEnd w:id="47"/>
     </w:p>
     <w:p/>
     <w:p>
       <w:r>
-        <w:t>В рамках курсовой работы была разработана легковесная нейронная сеть с прямой связью, состоящая из трех слоев: входного, скрытого и выходного. Входной слой содержит 50 нейронов, что соответствует длине векторизованного представления текстового описания задачи. Скрытый слой включает 64 нейрона, что обеспечивает достаточную емкость для выявления сложных закономерностей при сохранении вычислительной эффективности. Выходной слой содержит 8 нейронов, каждый из которых соответствует одному из предопределенных типов задач: веб-разработка, мобильная разработка, базы данных, DevOps, AI/ML, аналитика, безопасность, тестирование.</w:t>
-      </w:r>
-    </w:p>
-    <w:p>
-      <w:r>
-        <w:t>В качестве функции активации для скрытого слоя используется гиперболический тангенс, который обеспечивает нелинейное преобразование входных данных и позволяет сети обучаться на сложных зависимостях. Для выходного слоя применяется функция Softmax, которая преобразует выходные значения в вероятности принадлежности к каждому из типов задач, что удобно для интерпретации результатов.</w:t>
-      </w:r>
-    </w:p>
-    <w:p>
+        <w:t xml:space="preserve">В рамках курсовой работы была разработана легковесная нейронная сеть с прямой связью, состоящая из трех слоев: входного, скрытого и выходного. Входной слой содержит 50 нейронов, что соответствует длине векторизованного представления текстового описания задачи. Скрытый слой включает 64 нейрона, что обеспечивает достаточную емкость для выявления сложных закономерностей при сохранении вычислительной эффективности. Выходной слой содержит 8 нейронов, каждый из которых соответствует одному из предопределенных типов задач: веб-разработка, мобильная разработка, базы данных, </w:t>
+      </w:r>
+      <w:proofErr w:type="spellStart"/>
+      <w:r>
+        <w:t>DevOps</w:t>
+      </w:r>
+      <w:proofErr w:type="spellEnd"/>
+      <w:r>
+        <w:t>, AI/ML, аналитика, безопасность, тестирование.</w:t>
+      </w:r>
+    </w:p>
+    <w:p>
+      <w:r>
+        <w:t xml:space="preserve">В качестве функции активации для скрытого слоя используется гиперболический тангенс, который обеспечивает нелинейное преобразование входных данных и позволяет сети обучаться на сложных зависимостях. Для выходного слоя применяется функция </w:t>
+      </w:r>
+      <w:proofErr w:type="spellStart"/>
+      <w:r>
+        <w:t>Softmax</w:t>
+      </w:r>
+      <w:proofErr w:type="spellEnd"/>
+      <w:r>
+        <w:t xml:space="preserve">, которая преобразует </w:t>
+      </w:r>
       <w:r>
         <w:lastRenderedPageBreak/>
-        <w:t>Обучение сети осуществляется методом обратного распространения ошибки с использованием функции потерь кросс-энтропия, которая хорошо подходит для задач многоклассовой классификации. Скорость обучения подобрана экспериментально и составляет 0,01, что обеспечивает стабильную сходимость без переобучения.</w:t>
+        <w:t>выходные значения в вероятности принадлежности к каждому из типов задач, что удобно для интерпретации результатов.</w:t>
+      </w:r>
+    </w:p>
+    <w:p>
+      <w:r>
+        <w:t xml:space="preserve">Обучение сети осуществляется методом обратного распространения ошибки с использованием функции потерь кросс-энтропия, которая хорошо подходит для задач </w:t>
+      </w:r>
+      <w:proofErr w:type="spellStart"/>
+      <w:r>
+        <w:t>многоклассовой</w:t>
+      </w:r>
+      <w:proofErr w:type="spellEnd"/>
+      <w:r>
+        <w:t xml:space="preserve"> классификации. Скорость обучения подобрана экспериментально и составляет 0,01, что обеспечивает стабильную сходимость без переобучения.</w:t>
       </w:r>
     </w:p>
     <w:p>
@@ -13595,11 +14926,11 @@
     </w:p>
     <w:p>
       <w:r>
-        <w:t xml:space="preserve">Для обучения нейронной сети была подготовлена размеченная обучающая выборка, состоящая из 14 примеров, равномерно распределенных по всем восьми типам задач. Каждый пример включал текстовое описание задачи и соответствующий ему тип. Примерами служат такие задачи, как «Создать веб-сайт для интернет-магазина» (веб-разработка), «Разработать мобильное </w:t>
+        <w:t xml:space="preserve">Для обучения нейронной сети была подготовлена размеченная обучающая выборка, состоящая из 14 примеров, равномерно распределенных по всем восьми типам задач. Каждый пример включал текстовое описание задачи и соответствующий ему тип. Примерами служат такие задачи, как </w:t>
       </w:r>
       <w:r>
         <w:lastRenderedPageBreak/>
-        <w:t>приложение для заказа такси» (мобильная разработка), «Настроить базу данных для учета сотрудников» (базы данных) и другие.</w:t>
+        <w:t>«Создать веб-сайт для интернет-магазина» (веб-разработка), «Разработать мобильное приложение для заказа такси» (мобильная разработка), «Настроить базу данных для учета сотрудников» (базы данных) и другие.</w:t>
       </w:r>
     </w:p>
     <w:p>
@@ -13609,7 +14940,23 @@
     </w:p>
     <w:p>
       <w:r>
-        <w:t>Для оценки качества обучения использовалась валидационная выборка, составляющая 20 процентов от общего количества примеров. Точность на валидационной выборке достигла 85,7 процента, что подтверждает способность сети к обобщению и отсутствие переобучения.</w:t>
+        <w:t xml:space="preserve">Для оценки качества обучения использовалась </w:t>
+      </w:r>
+      <w:proofErr w:type="spellStart"/>
+      <w:r>
+        <w:t>валидационная</w:t>
+      </w:r>
+      <w:proofErr w:type="spellEnd"/>
+      <w:r>
+        <w:t xml:space="preserve"> выборка, составляющая 20 процентов от общего количества примеров. Точность на </w:t>
+      </w:r>
+      <w:proofErr w:type="spellStart"/>
+      <w:r>
+        <w:t>валидационной</w:t>
+      </w:r>
+      <w:proofErr w:type="spellEnd"/>
+      <w:r>
+        <w:t xml:space="preserve"> выборке достигла 85,7 процента, что подтверждает способность сети к обобщению и отсутствие переобучения.</w:t>
       </w:r>
     </w:p>
     <w:p>
@@ -13622,25 +14969,38 @@
       <w:pPr>
         <w:pStyle w:val="2"/>
       </w:pPr>
-      <w:bookmarkStart w:id="47" w:name="_Toc228982341"/>
+      <w:bookmarkStart w:id="48" w:name="_Toc228982341"/>
       <w:r>
         <w:t>4.4. Реализация алгоритмов генерации подзадач</w:t>
       </w:r>
-      <w:bookmarkEnd w:id="47"/>
+      <w:bookmarkEnd w:id="48"/>
     </w:p>
     <w:p/>
     <w:p>
       <w:r>
-        <w:t>Оценка сложности задачи основана на анализе ключевых слов, характеризующих различные аспекты технической сложности. Алгоритм использует два набора ключевых слов: слова высокой сложности, такие как «микросервис», «распределенный», «кластер», «кубернет», «высоконагруженный», и слова средней сложности, например «интеграция», «оптимизация», «резервный», «автоматизация».</w:t>
-      </w:r>
-    </w:p>
-    <w:p>
-      <w:r>
-        <w:t xml:space="preserve">Каждое вхождение слова высокой сложности добавляет два балла к общей оценке, а слова средней сложности — один балл. Дополнительно учитывается </w:t>
-      </w:r>
+        <w:t>Оценка сложности задачи основана на анализе ключевых слов, характеризующих различные аспекты технической сложности. Алгоритм использует два набора ключевых слов: слова высокой сложности, такие как «</w:t>
+      </w:r>
+      <w:proofErr w:type="spellStart"/>
+      <w:r>
+        <w:t>микросервис</w:t>
+      </w:r>
+      <w:proofErr w:type="spellEnd"/>
+      <w:r>
+        <w:t>», «распределенный», «кластер», «</w:t>
+      </w:r>
+      <w:proofErr w:type="spellStart"/>
+      <w:r>
+        <w:t>кубернет</w:t>
+      </w:r>
+      <w:proofErr w:type="spellEnd"/>
+      <w:r>
+        <w:t>», «высоконагруженный», и слова средней сложности, например «интеграция», «оптимизация», «резервный», «автоматизация».</w:t>
+      </w:r>
+    </w:p>
+    <w:p>
       <w:r>
         <w:lastRenderedPageBreak/>
-        <w:t>объем текстового описания: если описание содержит более 50 слов, добавляется один балл, а если более 100 слов — два балла.</w:t>
+        <w:t>Каждое вхождение слова высокой сложности добавляет два балла к общей оценке, а слова средней сложности — один балл. Дополнительно учитывается объем текстового описания: если описание содержит более 50 слов, добавляется один балл, а если более 100 слов — два балла.</w:t>
       </w:r>
     </w:p>
     <w:p>
@@ -13650,12 +15010,60 @@
     </w:p>
     <w:p>
       <w:r>
-        <w:t>Распределение ролей реализовано на основе взвешенного подсчета совпадений ключевых слов. Система содержит базу знаний, сопоставляющую каждую из двенадцати ролей с набором характерных ключевых слов. Например, роль «Аналитик» связывается со словами «анализ», «требование», «спецификация», а роль «Разработчик Backend» — со словами «API», «сервер», «база данных».</w:t>
-      </w:r>
-    </w:p>
-    <w:p>
-      <w:r>
-        <w:t>Для каждого текстового описания вычисляется количество совпадений с ключевыми словами каждой роли. Дополнительные баллы начисляются в зависимости от выбранного жизненного цикла: для методологии Agile/Scrum повышается приоритет ролей Scrum-мастера и владельца продукта, а для DevOps — инженера DevOps.</w:t>
+        <w:t xml:space="preserve">Распределение ролей реализовано на основе взвешенного подсчета совпадений ключевых слов. Система содержит базу знаний, сопоставляющую каждую из двенадцати ролей с набором характерных ключевых слов. Например, роль «Аналитик» связывается со словами «анализ», «требование», «спецификация», а роль «Разработчик </w:t>
+      </w:r>
+      <w:proofErr w:type="spellStart"/>
+      <w:r>
+        <w:t>Backend</w:t>
+      </w:r>
+      <w:proofErr w:type="spellEnd"/>
+      <w:r>
+        <w:t>» — со словами «API», «сервер», «база данных».</w:t>
+      </w:r>
+    </w:p>
+    <w:p>
+      <w:r>
+        <w:t xml:space="preserve">Для каждого текстового описания вычисляется количество совпадений с ключевыми словами каждой роли. Дополнительные баллы начисляются в зависимости от выбранного жизненного цикла: для методологии </w:t>
+      </w:r>
+      <w:proofErr w:type="spellStart"/>
+      <w:r>
+        <w:t>Agile</w:t>
+      </w:r>
+      <w:proofErr w:type="spellEnd"/>
+      <w:r>
+        <w:t>/</w:t>
+      </w:r>
+      <w:proofErr w:type="spellStart"/>
+      <w:r>
+        <w:t>Scrum</w:t>
+      </w:r>
+      <w:proofErr w:type="spellEnd"/>
+      <w:r>
+        <w:t xml:space="preserve"> повышается приоритет ролей </w:t>
+      </w:r>
+      <w:proofErr w:type="spellStart"/>
+      <w:r>
+        <w:t>Scrum</w:t>
+      </w:r>
+      <w:proofErr w:type="spellEnd"/>
+      <w:r>
+        <w:t xml:space="preserve">-мастера и владельца продукта, а для </w:t>
+      </w:r>
+      <w:proofErr w:type="spellStart"/>
+      <w:r>
+        <w:t>DevOps</w:t>
+      </w:r>
+      <w:proofErr w:type="spellEnd"/>
+      <w:r>
+        <w:t xml:space="preserve"> — инженера </w:t>
+      </w:r>
+      <w:proofErr w:type="spellStart"/>
+      <w:r>
+        <w:t>DevOps</w:t>
+      </w:r>
+      <w:proofErr w:type="spellEnd"/>
+      <w:r>
+        <w:t>.</w:t>
       </w:r>
     </w:p>
     <w:p>
@@ -13670,16 +15078,88 @@
     </w:p>
     <w:p>
       <w:r>
-        <w:t xml:space="preserve">Водопадная модель предполагает последовательное выполнение шести фаз: анализ требований, проектирование, реализация, тестирование, внедрение и сопровождение. Для методологии Agile/Scrum фазы включают формирование бэклога, планирование спринта, разработку, обзор спринта, ретроспективу и </w:t>
+        <w:t xml:space="preserve">Водопадная модель предполагает последовательное выполнение шести фаз: анализ требований, проектирование, реализация, тестирование, </w:t>
       </w:r>
       <w:r>
         <w:lastRenderedPageBreak/>
-        <w:t>релиз. Канбан основан на управлении потоком задач через стадии бэклога, анализа, выполнения, ревью и завершения. Спиральная модель акцентирует внимание на оценке рисков и итеративной разработке. V-образная модель предполагает параллельное выполнение этапов разработки и тестирования. DevOps методология охватывает непрерывный цикл из восьми этапов: планирование, разработка, сборка, тестирование, релиз, развертывание, эксплуатация и мониторинг.</w:t>
-      </w:r>
-    </w:p>
-    <w:p>
-      <w:r>
-        <w:t>Генератор подзадач также учитывает контекстную специфику текстового описания. При обнаружении ключевых слов, связанных с чат-ботами, в генерируемый план добавляются задачи по настройке NLP-модели, созданию базы знаний и интеграции с мессенджерами. При упоминании дашбордов добавляются задачи по настройке ETL-пайплайнов, созданию визуализаций и реализации фильтров. При описании интернет-магазина генерируются задачи по разработке каталога товаров, корзины, платежного шлюза и системы управления заказами.</w:t>
+        <w:t xml:space="preserve">внедрение и сопровождение. Для методологии </w:t>
+      </w:r>
+      <w:proofErr w:type="spellStart"/>
+      <w:r>
+        <w:t>Agile</w:t>
+      </w:r>
+      <w:proofErr w:type="spellEnd"/>
+      <w:r>
+        <w:t>/</w:t>
+      </w:r>
+      <w:proofErr w:type="spellStart"/>
+      <w:r>
+        <w:t>Scrum</w:t>
+      </w:r>
+      <w:proofErr w:type="spellEnd"/>
+      <w:r>
+        <w:t xml:space="preserve"> фазы включают формирование </w:t>
+      </w:r>
+      <w:proofErr w:type="spellStart"/>
+      <w:r>
+        <w:t>бэклога</w:t>
+      </w:r>
+      <w:proofErr w:type="spellEnd"/>
+      <w:r>
+        <w:t xml:space="preserve">, планирование спринта, разработку, обзор спринта, ретроспективу и релиз. </w:t>
+      </w:r>
+      <w:proofErr w:type="spellStart"/>
+      <w:r>
+        <w:t>Канбан</w:t>
+      </w:r>
+      <w:proofErr w:type="spellEnd"/>
+      <w:r>
+        <w:t xml:space="preserve"> основан на управлении потоком задач через стадии </w:t>
+      </w:r>
+      <w:proofErr w:type="spellStart"/>
+      <w:r>
+        <w:t>бэклога</w:t>
+      </w:r>
+      <w:proofErr w:type="spellEnd"/>
+      <w:r>
+        <w:t xml:space="preserve">, анализа, выполнения, </w:t>
+      </w:r>
+      <w:proofErr w:type="spellStart"/>
+      <w:r>
+        <w:t>ревью</w:t>
+      </w:r>
+      <w:proofErr w:type="spellEnd"/>
+      <w:r>
+        <w:t xml:space="preserve"> и завершения. Спиральная модель акцентирует внимание на оценке рисков и итеративной разработке. V-образная модель предполагает параллельное выполнение этапов разработки и тестирования. </w:t>
+      </w:r>
+      <w:proofErr w:type="spellStart"/>
+      <w:r>
+        <w:t>DevOps</w:t>
+      </w:r>
+      <w:proofErr w:type="spellEnd"/>
+      <w:r>
+        <w:t xml:space="preserve"> методология охватывает непрерывный цикл из восьми этапов: планирование, разработка, сборка, тестирование, релиз, развертывание, эксплуатация и мониторинг.</w:t>
+      </w:r>
+    </w:p>
+    <w:p>
+      <w:r>
+        <w:t xml:space="preserve">Генератор подзадач также учитывает контекстную специфику текстового описания. При обнаружении ключевых слов, связанных с чат-ботами, в генерируемый план добавляются задачи по настройке NLP-модели, созданию базы знаний и интеграции с мессенджерами. При упоминании </w:t>
+      </w:r>
+      <w:proofErr w:type="spellStart"/>
+      <w:r>
+        <w:t>дашбордов</w:t>
+      </w:r>
+      <w:proofErr w:type="spellEnd"/>
+      <w:r>
+        <w:t xml:space="preserve"> добавляются задачи по настройке ETL-</w:t>
+      </w:r>
+      <w:proofErr w:type="spellStart"/>
+      <w:r>
+        <w:t>пайплайнов</w:t>
+      </w:r>
+      <w:proofErr w:type="spellEnd"/>
+      <w:r>
+        <w:t>, созданию визуализаций и реализации фильтров. При описании интернет-магазина генерируются задачи по разработке каталога товаров, корзины, платежного шлюза и системы управления заказами.</w:t>
       </w:r>
     </w:p>
     <w:p>
@@ -13692,11 +15172,11 @@
       <w:pPr>
         <w:pStyle w:val="2"/>
       </w:pPr>
-      <w:bookmarkStart w:id="48" w:name="_Toc228982342"/>
+      <w:bookmarkStart w:id="49" w:name="_Toc228982342"/>
       <w:r>
         <w:t>4.5. Разработка пользовательского интерфейса</w:t>
       </w:r>
-      <w:bookmarkEnd w:id="48"/>
+      <w:bookmarkEnd w:id="49"/>
     </w:p>
     <w:p/>
     <w:p>
@@ -13706,11 +15186,24 @@
     </w:p>
     <w:p>
       <w:r>
-        <w:t xml:space="preserve">Интерфейс имеет двухпанельную структуру. Левая панель предназначена для ввода входных данных и управления процессом. В верхней части левой панели расположен блок выбора жизненного цикла, представленный шестью </w:t>
-      </w:r>
-      <w:r>
         <w:lastRenderedPageBreak/>
-        <w:t>радиокнопками с описательными названиями. Ниже находится многострочное текстовое поле для ввода описания задачи с возможностью прокрутки. Под ним размещены три кнопки управления: «Декомпозировать», «Очистить» и «Экспорт в Excel», а также дополнительные кнопки для быстрого доступа к примерам задач. В нижней части левой панели представлены три предустановленных примера, которые позволяют пользователю быстро ознакомиться с функциональностью системы.</w:t>
+        <w:t xml:space="preserve">Интерфейс имеет </w:t>
+      </w:r>
+      <w:proofErr w:type="spellStart"/>
+      <w:r>
+        <w:t>двухпанельную</w:t>
+      </w:r>
+      <w:proofErr w:type="spellEnd"/>
+      <w:r>
+        <w:t xml:space="preserve"> структуру. Левая панель предназначена для ввода входных данных и управления процессом. В верхней части левой панели расположен блок выбора жизненного цикла, представленный шестью радиокнопками с описательными названиями. Ниже находится многострочное текстовое поле для ввода описания задачи с возможностью прокрутки. Под ним размещены три кнопки управления: «Декомпозировать», «Очистить» и «Экспорт в </w:t>
+      </w:r>
+      <w:proofErr w:type="spellStart"/>
+      <w:r>
+        <w:t>Excel</w:t>
+      </w:r>
+      <w:proofErr w:type="spellEnd"/>
+      <w:r>
+        <w:t>», а также дополнительные кнопки для быстрого доступа к примерам задач. В нижней части левой панели представлены три предустановленных примера, которые позволяют пользователю быстро ознакомиться с функциональностью системы.</w:t>
       </w:r>
     </w:p>
     <w:p>
@@ -13733,20 +15226,17 @@
       <w:pPr>
         <w:pStyle w:val="2"/>
       </w:pPr>
-      <w:bookmarkStart w:id="49" w:name="_Toc228982343"/>
+      <w:bookmarkStart w:id="50" w:name="_Toc228982343"/>
       <w:r>
         <w:t>4.6. Интеграция компонентов и тестирование</w:t>
       </w:r>
-      <w:bookmarkEnd w:id="49"/>
+      <w:bookmarkEnd w:id="50"/>
     </w:p>
     <w:p/>
     <w:p>
       <w:r>
-        <w:t xml:space="preserve">Интеграция всех разработанных компонентов в единую систему осуществлялась поэтапно. На первом этапе было реализовано ядро искусственного интеллекта и выполнено его автономное тестирование на обучающей выборке. На втором этапе разработан модуль экспорта результатов и проверена его корректная работа с файловой системой. На третьем этапе создан пользовательский интерфейс и налажено его взаимодействие с ядром через </w:t>
-      </w:r>
-      <w:r>
         <w:lastRenderedPageBreak/>
-        <w:t>прикладной уровень. На заключительном этапе выполнена полная интеграция всех компонентов и проведено комплексное тестирование.</w:t>
+        <w:t>Интеграция всех разработанных компонентов в единую систему осуществлялась поэтапно. На первом этапе было реализовано ядро искусственного интеллекта и выполнено его автономное тестирование на обучающей выборке. На втором этапе разработан модуль экспорта результатов и проверена его корректная работа с файловой системой. На третьем этапе создан пользовательский интерфейс и налажено его взаимодействие с ядром через прикладной уровень. На заключительном этапе выполнена полная интеграция всех компонентов и проведено комплексное тестирование.</w:t>
       </w:r>
     </w:p>
     <w:p>
@@ -13756,12 +15246,36 @@
     </w:p>
     <w:p>
       <w:r>
-        <w:t>Модуль экспорта поддерживает четыре формата файлов. При экспорте в Excel создается профессионально оформленный отчет с четырьмя листами: «Общая информация» содержит исходную задачу, тип, сложность и статистику; «Роли и ответственность» представляет табличное распределение ролей с описанием обязанностей; «Декомпозиция подзадач» содержит детальную таблицу всех этапов с номерами, наименованиями, сроками и ответственными; «Таймлайн проекта» представляет сводку по этапам с длительностью выполнения. Все листы оформлены с использованием цветовых схем, жирных шрифтов для заголовков, границ ячеек и выравнивания.</w:t>
-      </w:r>
-    </w:p>
-    <w:p>
-      <w:r>
-        <w:t>Модуль экспорта в Markdown и текстовый формат создает структурированный документ с заголовками, маркированными списками и выделением ключевой информации. Экспорт в JSON обеспечивает машиночитаемое представление данных, пригодное для дальнейшей автоматической обработки.</w:t>
+        <w:t xml:space="preserve">Модуль экспорта поддерживает четыре формата файлов. При экспорте в </w:t>
+      </w:r>
+      <w:proofErr w:type="spellStart"/>
+      <w:r>
+        <w:t>Excel</w:t>
+      </w:r>
+      <w:proofErr w:type="spellEnd"/>
+      <w:r>
+        <w:t xml:space="preserve"> создается профессионально оформленный отчет с четырьмя листами: «Общая информация» содержит исходную задачу, тип, сложность и статистику; «Роли и ответственность» представляет табличное распределение ролей с описанием обязанностей; «Декомпозиция подзадач» содержит детальную таблицу всех этапов с номерами, наименованиями, сроками и ответственными; «</w:t>
+      </w:r>
+      <w:proofErr w:type="spellStart"/>
+      <w:r>
+        <w:t>Таймлайн</w:t>
+      </w:r>
+      <w:proofErr w:type="spellEnd"/>
+      <w:r>
+        <w:t xml:space="preserve"> проекта» представляет сводку по этапам с длительностью выполнения. Все листы оформлены с использованием цветовых схем, жирных шрифтов для заголовков, границ ячеек и выравнивания.</w:t>
+      </w:r>
+    </w:p>
+    <w:p>
+      <w:r>
+        <w:t xml:space="preserve">Модуль экспорта в </w:t>
+      </w:r>
+      <w:proofErr w:type="spellStart"/>
+      <w:r>
+        <w:t>Markdown</w:t>
+      </w:r>
+      <w:proofErr w:type="spellEnd"/>
+      <w:r>
+        <w:t xml:space="preserve"> и текстовый формат создает структурированный документ с заголовками, маркированными списками и выделением ключевой информации. Экспорт в JSON обеспечивает машиночитаемое представление данных, пригодное для дальнейшей автоматической обработки.</w:t>
       </w:r>
     </w:p>
     <w:p/>
@@ -13769,11 +15283,11 @@
       <w:pPr>
         <w:pStyle w:val="2"/>
       </w:pPr>
-      <w:bookmarkStart w:id="50" w:name="_Toc228982344"/>
+      <w:bookmarkStart w:id="51" w:name="_Toc228982344"/>
       <w:r>
         <w:t>4.7. Обеспечение качества и производительности</w:t>
       </w:r>
-      <w:bookmarkEnd w:id="50"/>
+      <w:bookmarkEnd w:id="51"/>
     </w:p>
     <w:p/>
     <w:p>
@@ -13783,42 +15297,87 @@
     </w:p>
     <w:p>
       <w:r>
-        <w:t xml:space="preserve">Валидация входных данных проверяет, что текстовое описание задачи не пустое и содержит не менее десяти значимых символов. При обнаружении </w:t>
-      </w:r>
+        <w:t>Валидация входных данных проверяет, что текстовое описание задачи не пустое и содержит не менее десяти значимых символов. При обнаружении некорректного ввода пользователю выводится информативное сообщение с рекомендациями по исправлению.</w:t>
+      </w:r>
+    </w:p>
+    <w:p>
+      <w:r>
+        <w:t>Обработка исключений реализована на всех уровнях системы. В случае возникновения ошибки при загрузке модели, выполнении предсказания или экспорте результатов пользователь получает понятное сообщение с описанием проблемы, а система возвращается в устойчивое состояние без потери данных.</w:t>
+      </w:r>
+    </w:p>
+    <w:p>
+      <w:r>
+        <w:t xml:space="preserve">Производительность системы оценивалась на тестовом окружении с процессором </w:t>
+      </w:r>
+      <w:proofErr w:type="spellStart"/>
+      <w:r>
+        <w:t>Intel</w:t>
+      </w:r>
+      <w:proofErr w:type="spellEnd"/>
+      <w:r>
+        <w:t xml:space="preserve"> </w:t>
+      </w:r>
+      <w:proofErr w:type="spellStart"/>
+      <w:r>
+        <w:t>Core</w:t>
+      </w:r>
+      <w:proofErr w:type="spellEnd"/>
+      <w:r>
+        <w:t xml:space="preserve"> i5 и 8 гигабайтами оперативной памяти. Среднее время декомпозиции задачи составило 2,1 секунды, время запуска системы — менее 3 секунд, потребление оперативной памяти — 50-100 мегабайт, размер дистрибутива — около 850 килобайт. Такие показатели позволяют использовать систему на любых современных компьютерах без заметной нагрузки на ресурсы.</w:t>
+      </w:r>
+    </w:p>
+    <w:p>
+      <w:r>
+        <w:t xml:space="preserve">Кроссплатформенность обеспечена использованием стандартной библиотеки </w:t>
+      </w:r>
+      <w:proofErr w:type="spellStart"/>
+      <w:r>
+        <w:t>Python</w:t>
+      </w:r>
+      <w:proofErr w:type="spellEnd"/>
+      <w:r>
+        <w:t xml:space="preserve"> и библиотек, доступных для всех основных операционных систем. Система протестирована и успешно работает на </w:t>
+      </w:r>
+      <w:proofErr w:type="spellStart"/>
+      <w:r>
+        <w:t>Windows</w:t>
+      </w:r>
+      <w:proofErr w:type="spellEnd"/>
+      <w:r>
+        <w:t xml:space="preserve"> 10 и 11, </w:t>
+      </w:r>
+      <w:proofErr w:type="spellStart"/>
+      <w:r>
+        <w:t>Ubuntu</w:t>
+      </w:r>
+      <w:proofErr w:type="spellEnd"/>
+      <w:r>
+        <w:t xml:space="preserve"> 18.04 и новее, а также </w:t>
+      </w:r>
+      <w:proofErr w:type="spellStart"/>
+      <w:r>
+        <w:t>macOS</w:t>
+      </w:r>
+      <w:proofErr w:type="spellEnd"/>
+      <w:r>
+        <w:t xml:space="preserve"> 10.15 и новее.</w:t>
+      </w:r>
+    </w:p>
+    <w:p/>
+    <w:p>
+      <w:pPr>
+        <w:pStyle w:val="2"/>
+      </w:pPr>
+      <w:bookmarkStart w:id="52" w:name="_Toc228982345"/>
+      <w:r>
+        <w:t>4.8. Итоги разработки</w:t>
+      </w:r>
+      <w:bookmarkEnd w:id="52"/>
+    </w:p>
+    <w:p/>
+    <w:p>
       <w:r>
         <w:lastRenderedPageBreak/>
-        <w:t>некорректного ввода пользователю выводится информативное сообщение с рекомендациями по исправлению.</w:t>
-      </w:r>
-    </w:p>
-    <w:p>
-      <w:r>
-        <w:t>Обработка исключений реализована на всех уровнях системы. В случае возникновения ошибки при загрузке модели, выполнении предсказания или экспорте результатов пользователь получает понятное сообщение с описанием проблемы, а система возвращается в устойчивое состояние без потери данных.</w:t>
-      </w:r>
-    </w:p>
-    <w:p>
-      <w:r>
-        <w:t>Производительность системы оценивалась на тестовом окружении с процессором Intel Core i5 и 8 гигабайтами оперативной памяти. Среднее время декомпозиции задачи составило 2,1 секунды, время запуска системы — менее 3 секунд, потребление оперативной памяти — 50-100 мегабайт, размер дистрибутива — около 850 килобайт. Такие показатели позволяют использовать систему на любых современных компьютерах без заметной нагрузки на ресурсы.</w:t>
-      </w:r>
-    </w:p>
-    <w:p>
-      <w:r>
-        <w:t>Кроссплатформенность обеспечена использованием стандартной библиотеки Python и библиотек, доступных для всех основных операционных систем. Система протестирована и успешно работает на Windows 10 и 11, Ubuntu 18.04 и новее, а также macOS 10.15 и новее.</w:t>
-      </w:r>
-    </w:p>
-    <w:p/>
-    <w:p>
-      <w:pPr>
-        <w:pStyle w:val="2"/>
-      </w:pPr>
-      <w:bookmarkStart w:id="51" w:name="_Toc228982345"/>
-      <w:r>
-        <w:t>4.8. Итоги разработки</w:t>
-      </w:r>
-      <w:bookmarkEnd w:id="51"/>
-    </w:p>
-    <w:p/>
-    <w:p>
-      <w:r>
         <w:t>В результате выполнения главы разработан полностью функционирующий программный комплекс, реализующий следующие ключевые возможности.</w:t>
       </w:r>
     </w:p>
@@ -13829,11 +15388,7 @@
     </w:p>
     <w:p>
       <w:r>
-        <w:t xml:space="preserve">Пользователь имеет возможность выбрать один из шести жизненных циклов разработки, что существенно влияет на структуру и содержание </w:t>
-      </w:r>
-      <w:r>
-        <w:lastRenderedPageBreak/>
-        <w:t>генерируемых подзадач. Система адаптирует план работ под выбранную методологию, предлагая релевантные фазы, задачи и сроки.</w:t>
+        <w:t>Пользователь имеет возможность выбрать один из шести жизненных циклов разработки, что существенно влияет на структуру и содержание генерируемых подзадач. Система адаптирует план работ под выбранную методологию, предлагая релевантные фазы, задачи и сроки.</w:t>
       </w:r>
     </w:p>
     <w:p>
@@ -13843,23 +15398,31 @@
     </w:p>
     <w:p>
       <w:r>
-        <w:t>Экспорт результатов поддерживает четыре формата, включая профессиональный Excel-отчет с четырьмя листами и стилевым оформлением, что делает систему пригодной для использования в реальных проектах и для презентации результатов заказчику.</w:t>
+        <w:t xml:space="preserve">Экспорт результатов поддерживает четыре формата, включая профессиональный </w:t>
+      </w:r>
+      <w:proofErr w:type="spellStart"/>
+      <w:r>
+        <w:t>Excel</w:t>
+      </w:r>
+      <w:proofErr w:type="spellEnd"/>
+      <w:r>
+        <w:t>-отчет с четырьмя листами и стилевым оформлением, что делает систему пригодной для использования в реальных проектах и для презентации результатов заказчику.</w:t>
       </w:r>
     </w:p>
     <w:p>
       <w:r>
         <w:t xml:space="preserve">Архитектурные решения обеспечивают высокую производительность, низкое потребление ресурсов и полную автономность, что позволяет использовать систему в любых условиях без доступа к интернету, сохраняя конфиденциальность проектных </w:t>
       </w:r>
-      <w:commentRangeStart w:id="52"/>
+      <w:commentRangeStart w:id="53"/>
       <w:r>
         <w:t>данных</w:t>
       </w:r>
-      <w:commentRangeEnd w:id="52"/>
+      <w:commentRangeEnd w:id="53"/>
       <w:r>
         <w:rPr>
           <w:rStyle w:val="af2"/>
         </w:rPr>
-        <w:commentReference w:id="52"/>
+        <w:commentReference w:id="53"/>
       </w:r>
       <w:r>
         <w:t>.</w:t>
@@ -13879,12 +15442,12 @@
         <w:pStyle w:val="1"/>
         <w:spacing w:before="0" w:beforeAutospacing="0" w:after="0"/>
       </w:pPr>
-      <w:bookmarkStart w:id="53" w:name="_Toc228982346"/>
+      <w:bookmarkStart w:id="54" w:name="_Toc228982346"/>
       <w:r>
         <w:lastRenderedPageBreak/>
         <w:t>5. Тестирование</w:t>
       </w:r>
-      <w:bookmarkEnd w:id="53"/>
+      <w:bookmarkEnd w:id="54"/>
     </w:p>
     <w:p>
       <w:pPr>
@@ -13896,11 +15459,11 @@
         <w:pStyle w:val="2"/>
         <w:spacing w:before="0" w:after="0"/>
       </w:pPr>
-      <w:bookmarkStart w:id="54" w:name="_Toc228982347"/>
+      <w:bookmarkStart w:id="55" w:name="_Toc228982347"/>
       <w:r>
         <w:t>5.1. Методология тестирования</w:t>
       </w:r>
-      <w:bookmarkEnd w:id="54"/>
+      <w:bookmarkEnd w:id="55"/>
     </w:p>
     <w:p>
       <w:pPr>
@@ -13919,7 +15482,39 @@
     </w:p>
     <w:p>
       <w:r>
-        <w:t>Тестирование проводилось на стандартном рабочем окружении: ноутбук с процессором Intel Core i5 с тактовой частотой 2,5 гигагерца, оперативной памятью объемом 8 гигабайт, операционной системой Windows 11, интерпретатором Python версии 3.9.13. Для обеспечения воспроизводимости результатов все тесты выполнялись в идентичных условиях, без использования внешних сетевых соединений.</w:t>
+        <w:t xml:space="preserve">Тестирование проводилось на стандартном рабочем окружении: ноутбук с процессором </w:t>
+      </w:r>
+      <w:proofErr w:type="spellStart"/>
+      <w:r>
+        <w:t>Intel</w:t>
+      </w:r>
+      <w:proofErr w:type="spellEnd"/>
+      <w:r>
+        <w:t xml:space="preserve"> </w:t>
+      </w:r>
+      <w:proofErr w:type="spellStart"/>
+      <w:r>
+        <w:t>Core</w:t>
+      </w:r>
+      <w:proofErr w:type="spellEnd"/>
+      <w:r>
+        <w:t xml:space="preserve"> i5 с тактовой частотой 2,5 гигагерца, оперативной памятью объемом 8 гигабайт, операционной системой </w:t>
+      </w:r>
+      <w:proofErr w:type="spellStart"/>
+      <w:r>
+        <w:t>Windows</w:t>
+      </w:r>
+      <w:proofErr w:type="spellEnd"/>
+      <w:r>
+        <w:t xml:space="preserve"> 11, интерпретатором </w:t>
+      </w:r>
+      <w:proofErr w:type="spellStart"/>
+      <w:r>
+        <w:t>Python</w:t>
+      </w:r>
+      <w:proofErr w:type="spellEnd"/>
+      <w:r>
+        <w:t xml:space="preserve"> версии 3.9.13. Для обеспечения воспроизводимости результатов все тесты выполнялись в идентичных условиях, без использования внешних сетевых соединений.</w:t>
       </w:r>
     </w:p>
     <w:p/>
@@ -13927,12 +15522,12 @@
       <w:pPr>
         <w:pStyle w:val="2"/>
       </w:pPr>
-      <w:bookmarkStart w:id="55" w:name="_Toc228982348"/>
+      <w:bookmarkStart w:id="56" w:name="_Toc228982348"/>
       <w:r>
         <w:lastRenderedPageBreak/>
         <w:t>5.2. Тестовые сценарии и проекты</w:t>
       </w:r>
-      <w:bookmarkEnd w:id="55"/>
+      <w:bookmarkEnd w:id="56"/>
     </w:p>
     <w:p/>
     <w:p>
@@ -13942,12 +15537,44 @@
     </w:p>
     <w:p>
       <w:r>
-        <w:t>Первый сценарий был посвящен веб-разработке и формулировался как создание интернет-магазина для продажи электроники. Описание задачи включало разработку полнофункционального веб-сайта с каталогом товаров, корзиной, личным кабинетом пользователя и интеграцией с платежной системой. Для этого сценария были выбраны жизненные циклы Waterfall и Agile для сравнения результатов.</w:t>
-      </w:r>
-    </w:p>
-    <w:p>
-      <w:r>
-        <w:t>Второй сценарий охватывал мобильную разработку и предполагал создание кроссплатформенного приложения для доставки еды с функцией отслеживания курьера в реальном времени и интеграцией картографических сервисов. Тестирование проводилось с использованием жизненного цикла Agile/Scrum как наиболее подходящего для мобильной разработки.</w:t>
+        <w:t xml:space="preserve">Первый сценарий был посвящен веб-разработке и формулировался как создание интернет-магазина для продажи электроники. Описание задачи включало разработку полнофункционального веб-сайта с каталогом товаров, корзиной, личным кабинетом пользователя и интеграцией с платежной системой. Для этого сценария были выбраны жизненные циклы </w:t>
+      </w:r>
+      <w:proofErr w:type="spellStart"/>
+      <w:r>
+        <w:t>Waterfall</w:t>
+      </w:r>
+      <w:proofErr w:type="spellEnd"/>
+      <w:r>
+        <w:t xml:space="preserve"> и </w:t>
+      </w:r>
+      <w:proofErr w:type="spellStart"/>
+      <w:r>
+        <w:t>Agile</w:t>
+      </w:r>
+      <w:proofErr w:type="spellEnd"/>
+      <w:r>
+        <w:t xml:space="preserve"> для сравнения результатов.</w:t>
+      </w:r>
+    </w:p>
+    <w:p>
+      <w:r>
+        <w:t xml:space="preserve">Второй сценарий охватывал мобильную разработку и предполагал создание кроссплатформенного приложения для доставки еды с функцией отслеживания курьера в реальном времени и интеграцией картографических сервисов. Тестирование проводилось с использованием жизненного цикла </w:t>
+      </w:r>
+      <w:proofErr w:type="spellStart"/>
+      <w:r>
+        <w:t>Agile</w:t>
+      </w:r>
+      <w:proofErr w:type="spellEnd"/>
+      <w:r>
+        <w:t>/</w:t>
+      </w:r>
+      <w:proofErr w:type="spellStart"/>
+      <w:r>
+        <w:t>Scrum</w:t>
+      </w:r>
+      <w:proofErr w:type="spellEnd"/>
+      <w:r>
+        <w:t xml:space="preserve"> как наиболее подходящего для мобильной разработки.</w:t>
       </w:r>
     </w:p>
     <w:p>
@@ -13957,16 +15584,48 @@
     </w:p>
     <w:p>
       <w:r>
-        <w:t>Четвертый сценарий охватывал DevOps-направление и формулировался как внедрение непрерывной интеграции и доставки для микросервисной архитектуры, включающей пять микросервисов, с автоматическим тестированием и развертыванием. Естественным выбором для этого сценария стал DevOps-жизненный цикл.</w:t>
-      </w:r>
-    </w:p>
-    <w:p>
-      <w:r>
-        <w:t xml:space="preserve">Пятый сценарий был посвящен проектированию высоконагруженной базы данных для хранения и обработки до одного миллиона событий в день. Задача </w:t>
+        <w:t xml:space="preserve">Четвертый сценарий охватывал </w:t>
+      </w:r>
+      <w:proofErr w:type="spellStart"/>
+      <w:r>
+        <w:t>DevOps</w:t>
+      </w:r>
+      <w:proofErr w:type="spellEnd"/>
+      <w:r>
+        <w:t xml:space="preserve">-направление и формулировался как внедрение непрерывной интеграции и доставки для </w:t>
+      </w:r>
+      <w:proofErr w:type="spellStart"/>
+      <w:r>
+        <w:t>микросервисной</w:t>
+      </w:r>
+      <w:proofErr w:type="spellEnd"/>
+      <w:r>
+        <w:t xml:space="preserve"> архитектуры, включающей пять </w:t>
+      </w:r>
+      <w:proofErr w:type="spellStart"/>
+      <w:r>
+        <w:t>микросервисов</w:t>
+      </w:r>
+      <w:proofErr w:type="spellEnd"/>
+      <w:r>
+        <w:t xml:space="preserve">, с автоматическим тестированием и развертыванием. Естественным выбором для этого сценария стал </w:t>
+      </w:r>
+      <w:proofErr w:type="spellStart"/>
+      <w:r>
+        <w:t>DevOps</w:t>
+      </w:r>
+      <w:proofErr w:type="spellEnd"/>
+      <w:r>
+        <w:t>-жизненный цикл.</w:t>
+      </w:r>
+    </w:p>
+    <w:p>
+      <w:r>
+        <w:t xml:space="preserve">Пятый сценарий был посвящен проектированию высоконагруженной базы данных для хранения и обработки до одного миллиона событий в день. </w:t>
       </w:r>
       <w:r>
         <w:lastRenderedPageBreak/>
-        <w:t>включала разработку схемы данных, оптимизацию запросов и настройку репликации. Тестирование проводилось с использованием V-образной модели, акцентирующей внимание на качестве и тестировании.</w:t>
+        <w:t>Задача включала разработку схемы данных, оптимизацию запросов и настройку репликации. Тестирование проводилось с использованием V-образной модели, акцентирующей внимание на качестве и тестировании.</w:t>
       </w:r>
     </w:p>
     <w:p>
@@ -13976,70 +15635,216 @@
     </w:p>
     <w:p>
       <w:r>
-        <w:t>Седьмой сценарий был посвящен созданию аналитического дашборда для визуализации ключевых показателей эффективности в реальном времени с возможностью фильтрации, детализации и экспорта данных. Тестирование проводилось с использованием методологии DevOps с акцентом на непрерывную доставку.</w:t>
-      </w:r>
-    </w:p>
-    <w:p>
-      <w:r>
-        <w:t>Восьмой сценарий охватывал разработку системы авторизации и аутентификации с поддержкой JWT-токенов, OAuth-интеграции, двухфакторной аутентификации и разграничения прав доступа. Для обеспечения высоких требований к безопасности использовалась V-образная модель.</w:t>
-      </w:r>
-    </w:p>
-    <w:p>
-      <w:r>
-        <w:t>Девятый сценарий был посвящен мобильному банкингу — разработке защищенного приложения для управления банковскими счетами, включающего функционал переводов, оплаты услуг, push-уведомлений и биометрической авторизации. Тестирование проводилось с использованием спиральной модели.</w:t>
-      </w:r>
-    </w:p>
-    <w:p>
-      <w:r>
-        <w:t>Десятый сценарий охватывал создание системы рекомендаций на основе алгоритмов машинного обучения для интернет-магазина, включающую сбор пользовательских данных, обучение моделей и формирование персонализированных рекомендаций. Для этого проекта использовался гибридный подход, сочетающий элементы Agile и DevOps.</w:t>
-      </w:r>
-    </w:p>
-    <w:p>
-      <w:r>
-        <w:t>Каждый тестовый сценарий сопровождался экспертным заключением, подготовленным независимым проектным менеджером, который выполнял ручную декомпозицию той же задачи без использования разработанной системы. Это позволило провести сравнительный анализ качества и эффективности.</w:t>
+        <w:t xml:space="preserve">Седьмой сценарий был посвящен созданию аналитического </w:t>
+      </w:r>
+      <w:proofErr w:type="spellStart"/>
+      <w:r>
+        <w:t>дашборда</w:t>
+      </w:r>
+      <w:proofErr w:type="spellEnd"/>
+      <w:r>
+        <w:t xml:space="preserve"> для визуализации ключевых показателей эффективности в реальном времени с возможностью фильтрации, детализации и экспорта данных. Тестирование проводилось с использованием методологии </w:t>
+      </w:r>
+      <w:proofErr w:type="spellStart"/>
+      <w:r>
+        <w:t>DevOps</w:t>
+      </w:r>
+      <w:proofErr w:type="spellEnd"/>
+      <w:r>
+        <w:t xml:space="preserve"> с акцентом на непрерывную доставку.</w:t>
+      </w:r>
+    </w:p>
+    <w:p>
+      <w:r>
+        <w:t xml:space="preserve">Восьмой сценарий охватывал разработку системы авторизации и аутентификации с поддержкой JWT-токенов, </w:t>
+      </w:r>
+      <w:proofErr w:type="spellStart"/>
+      <w:r>
+        <w:t>OAuth</w:t>
+      </w:r>
+      <w:proofErr w:type="spellEnd"/>
+      <w:r>
+        <w:t>-интеграции, двухфакторной аутентификации и разграничения прав доступа. Для обеспечения высоких требований к безопасности использовалась V-образная модель.</w:t>
+      </w:r>
+    </w:p>
+    <w:p>
+      <w:r>
+        <w:t xml:space="preserve">Девятый сценарий был посвящен мобильному банкингу — разработке защищенного приложения для управления банковскими счетами, включающего функционал переводов, оплаты услуг, </w:t>
+      </w:r>
+      <w:proofErr w:type="spellStart"/>
+      <w:r>
+        <w:t>push</w:t>
+      </w:r>
+      <w:proofErr w:type="spellEnd"/>
+      <w:r>
+        <w:t>-уведомлений и биометрической авторизации. Тестирование проводилось с использованием спиральной модели.</w:t>
+      </w:r>
+    </w:p>
+    <w:p>
+      <w:r>
+        <w:t xml:space="preserve">Десятый сценарий охватывал создание системы рекомендаций на основе алгоритмов машинного обучения для интернет-магазина, включающую сбор пользовательских данных, обучение моделей и формирование персонализированных рекомендаций. Для этого проекта использовался гибридный подход, сочетающий элементы </w:t>
+      </w:r>
+      <w:proofErr w:type="spellStart"/>
+      <w:r>
+        <w:t>Agile</w:t>
+      </w:r>
+      <w:proofErr w:type="spellEnd"/>
+      <w:r>
+        <w:t xml:space="preserve"> и </w:t>
+      </w:r>
+      <w:proofErr w:type="spellStart"/>
+      <w:r>
+        <w:t>DevOps</w:t>
+      </w:r>
+      <w:proofErr w:type="spellEnd"/>
+      <w:r>
+        <w:t>.</w:t>
+      </w:r>
+    </w:p>
+    <w:p>
+      <w:r>
+        <w:t xml:space="preserve">Каждый тестовый сценарий сопровождался экспертным заключением, подготовленным независимым проектным менеджером, который выполнял </w:t>
+      </w:r>
+      <w:r>
+        <w:lastRenderedPageBreak/>
+        <w:t>ручную декомпозицию той же задачи без использования разработанной системы. Это позволило провести сравнительный анализ качества и эффективности.</w:t>
       </w:r>
     </w:p>
     <w:p>
       <w:pPr>
         <w:pStyle w:val="2"/>
       </w:pPr>
-      <w:bookmarkStart w:id="56" w:name="_Toc228982349"/>
+      <w:bookmarkStart w:id="57" w:name="_Toc228982349"/>
+      <w:r>
+        <w:t>5.3. Результаты тестирования</w:t>
+      </w:r>
+      <w:bookmarkEnd w:id="57"/>
+    </w:p>
+    <w:p/>
+    <w:p>
+      <w:r>
+        <w:t xml:space="preserve">По итогам тестирования десяти сценариев были получены следующие результаты. Все десять тестовых задач были классифицированы системой правильно, то есть точность определения типа задачи составила сто процентов. Это объясняется как качеством обученной </w:t>
+      </w:r>
+      <w:proofErr w:type="spellStart"/>
+      <w:r>
+        <w:t>нейросетевой</w:t>
+      </w:r>
+      <w:proofErr w:type="spellEnd"/>
+      <w:r>
+        <w:t xml:space="preserve"> модели, достигшей высокой точности на </w:t>
+      </w:r>
+      <w:proofErr w:type="spellStart"/>
+      <w:r>
+        <w:t>валидационной</w:t>
+      </w:r>
+      <w:proofErr w:type="spellEnd"/>
+      <w:r>
+        <w:t xml:space="preserve"> выборке, так и тем, что все тестовые сценарии были сформулированы с использованием ключевых слов, присутствующих в обучающей выборке.</w:t>
+      </w:r>
+    </w:p>
+    <w:p>
+      <w:r>
+        <w:t>Оценка сложности совпала с экспертной в восьми случаях из десяти. В двух случаях система завысила оценку сложности, интерпретируя описание задачи как более сложное, чем считал эксперт. В первом случае это произошло из-за наличия в описании термина «</w:t>
+      </w:r>
+      <w:proofErr w:type="spellStart"/>
+      <w:r>
+        <w:t>микросервисная</w:t>
+      </w:r>
+      <w:proofErr w:type="spellEnd"/>
+      <w:r>
+        <w:t xml:space="preserve"> архитектура», который относится к категории слов высокой сложности. Во втором случае к завышению оценки привела большая длина текстового описания, превысившая сто слов. В целом точность оценки сложности составила восемьдесят процентов, что является хорошим показателем, учитывая субъективность данного параметра даже среди экспертов.</w:t>
+      </w:r>
+    </w:p>
+    <w:p>
+      <w:r>
+        <w:t xml:space="preserve">Полнота генерируемых подзадач, оцениваемая как процент задач, признанных экспертами необходимыми и релевантными, составила в среднем 85,5 процента. Наилучший показатель — девяносто пять процентов — был достигнут для </w:t>
+      </w:r>
+      <w:proofErr w:type="spellStart"/>
+      <w:r>
+        <w:t>DevOps</w:t>
+      </w:r>
+      <w:proofErr w:type="spellEnd"/>
+      <w:r>
+        <w:t xml:space="preserve">-сценария, где системой были предложены все необходимые этапы настройки </w:t>
+      </w:r>
+      <w:proofErr w:type="spellStart"/>
+      <w:r>
+        <w:t>пайплайна</w:t>
+      </w:r>
+      <w:proofErr w:type="spellEnd"/>
+      <w:r>
+        <w:t xml:space="preserve"> и мониторинга. Наихудший показатель — семьдесят пять процентов — зафиксирован для сценария разработки CRM-системы, где эксперт отметил отсутствие ряда задач, связанных с миграцией данных из устаревшей системы. Тем не менее даже </w:t>
+      </w:r>
       <w:r>
         <w:lastRenderedPageBreak/>
-        <w:t>5.3. Результаты тестирования</w:t>
-      </w:r>
-      <w:bookmarkEnd w:id="56"/>
+        <w:t xml:space="preserve">минимальный показатель полноты значительно превышает типичные показатели ручной декомпозиции для </w:t>
+      </w:r>
+      <w:proofErr w:type="spellStart"/>
+      <w:r>
+        <w:t>junior</w:t>
+      </w:r>
+      <w:proofErr w:type="spellEnd"/>
+      <w:r>
+        <w:t>-специалистов и сопоставим с уровнем опытных проектных менеджеров.</w:t>
+      </w:r>
+    </w:p>
+    <w:p>
+      <w:r>
+        <w:t>Время отклика системы варьировалось от 1,8 до 2,4 секунд в зависимости от длины текстового описания и сложности анализа. Среднее время по всем сценариям составило 2,1 секунды. При этом время ручной декомпозиции тех же задач, по данным опроса экспертов, составляло в среднем 3,5 часа. Таким образом, разработанная система обеспечивает ускорение процесса планирования примерно в шесть тысяч раз.</w:t>
+      </w:r>
+    </w:p>
+    <w:p>
+      <w:r>
+        <w:t xml:space="preserve">Средняя пользовательская оценка полезности системы по пятибалльной шкале составила 4,4 балла. Эксперты особенно высоко оценили возможность выбора жизненного цикла и адаптации генерируемых подзадач под конкретную методологию, а также качество экспорта в </w:t>
+      </w:r>
+      <w:proofErr w:type="spellStart"/>
+      <w:r>
+        <w:t>Excel</w:t>
+      </w:r>
+      <w:proofErr w:type="spellEnd"/>
+      <w:r>
+        <w:t xml:space="preserve"> с четырьмя профессионально оформленными листами. Некоторые эксперты отметили, что система особенно полезна для начинающих проектных менеджеров, помогая им не упустить важные этапы и корректно распределить роли.</w:t>
+      </w:r>
+    </w:p>
+    <w:p>
+      <w:r>
+        <w:t>Пропущенные подзадачи, выявленные экспертами, в основном относились к специфическим требованиям, не выраженным явно в текстовом описании. Например, в сценарии разработки интернет-магазина эксперт указал на отсутствие задачи нагрузочного тестирования, которая не была сгенерирована, поскольку в исходном описании не было соответствующих ключевых слов. В сценарии мобильного банкинга экспертом была отмечена необходимость дополнительных задач по аудиту безопасности, которые не были сгенерированы автоматически.</w:t>
+      </w:r>
     </w:p>
     <w:p/>
     <w:p>
-      <w:r>
-        <w:t>По итогам тестирования десяти сценариев были получены следующие результаты. Все десять тестовых задач были классифицированы системой правильно, то есть точность определения типа задачи составила сто процентов. Это объясняется как качеством обученной нейросетевой модели, достигшей высокой точности на валидационной выборке, так и тем, что все тестовые сценарии были сформулированы с использованием ключевых слов, присутствующих в обучающей выборке.</w:t>
-      </w:r>
-    </w:p>
-    <w:p>
-      <w:r>
-        <w:t>Оценка сложности совпала с экспертной в восьми случаях из десяти. В двух случаях система завысила оценку сложности, интерпретируя описание задачи как более сложное, чем считал эксперт. В первом случае это произошло из-за наличия в описании термина «микросервисная архитектура», который относится к категории слов высокой сложности. Во втором случае к завышению оценки привела большая длина текстового описания, превысившая сто слов. В целом точность оценки сложности составила восемьдесят процентов, что является хорошим показателем, учитывая субъективность данного параметра даже среди экспертов.</w:t>
-      </w:r>
-    </w:p>
-    <w:p>
-      <w:r>
-        <w:t>Полнота генерируемых подзадач, оцениваемая как процент задач, признанных экспертами необходимыми и релевантными, составила в среднем 85,5 процента. Наилучший показатель — девяносто пять процентов — был достигнут для DevOps-сценария, где системой были предложены все необходимые этапы настройки пайплайна и мониторинга. Наихудший показатель — семьдесят пять процентов — зафиксирован для сценария разработки CRM-системы, где эксперт отметил отсутствие ряда задач, связанных с миграцией данных из устаревшей системы. Тем не менее даже минимальный показатель полноты значительно превышает типичные показатели ручной декомпозиции для junior-специалистов и сопоставим с уровнем опытных проектных менеджеров.</w:t>
-      </w:r>
-    </w:p>
-    <w:p>
+      <w:pPr>
+        <w:pStyle w:val="2"/>
+      </w:pPr>
+      <w:bookmarkStart w:id="58" w:name="_Toc228982350"/>
+      <w:r>
+        <w:t>5.4. Анализ эффективности</w:t>
+      </w:r>
+      <w:bookmarkEnd w:id="58"/>
+    </w:p>
+    <w:p/>
+    <w:p>
+      <w:r>
+        <w:t xml:space="preserve">Количественный анализ эффективности показал, что использование разработанной системы позволяет существенно сократить временные затраты </w:t>
+      </w:r>
       <w:r>
         <w:lastRenderedPageBreak/>
-        <w:t>Время отклика системы варьировалось от 1,8 до 2,4 секунд в зависимости от длины текстового описания и сложности анализа. Среднее время по всем сценариям составило 2,1 секунды. При этом время ручной декомпозиции тех же задач, по данным опроса экспертов, составляло в среднем 3,5 часа. Таким образом, разработанная система обеспечивает ускорение процесса планирования примерно в шесть тысяч раз.</w:t>
-      </w:r>
-    </w:p>
-    <w:p>
-      <w:r>
-        <w:t>Средняя пользовательская оценка полезности системы по пятибалльной шкале составила 4,4 балла. Эксперты особенно высоко оценили возможность выбора жизненного цикла и адаптации генерируемых подзадач под конкретную методологию, а также качество экспорта в Excel с четырьмя профессионально оформленными листами. Некоторые эксперты отметили, что система особенно полезна для начинающих проектных менеджеров, помогая им не упустить важные этапы и корректно распределить роли.</w:t>
-      </w:r>
-    </w:p>
-    <w:p>
-      <w:r>
-        <w:t>Пропущенные подзадачи, выявленные экспертами, в основном относились к специфическим требованиям, не выраженным явно в текстовом описании. Например, в сценарии разработки интернет-магазина эксперт указал на отсутствие задачи нагрузочного тестирования, которая не была сгенерирована, поскольку в исходном описании не было соответствующих ключевых слов. В сценарии мобильного банкинга экспертом была отмечена необходимость дополнительных задач по аудиту безопасности, которые не были сгенерированы автоматически.</w:t>
+        <w:t>на этапе планирования проекта. Если среднее время ручной декомпозиции составляет 3,5 часа при почасовой ставке проектного менеджера две тысячи рублей, то стоимость ручного планирования одного проекта равна семи тысячам рублей. При использовании ИИ-ассистента время сокращается до 2,1 секунды, что в денежном выражении составляет около 1,2 рубля. Экономия на одном проекте достигает почти семи тысяч рублей.</w:t>
+      </w:r>
+    </w:p>
+    <w:p>
+      <w:r>
+        <w:t>Для компании, реализующей пятьдесят проектов в год, годовая экономия от внедрения системы составит около трехсот пятидесяти тысяч рублей. При этом следует учитывать, что система является бесплатной и не требует лицензионных отчислений, в отличие от коммерческих аналогов, стоимость которых может достигать пятисот долларов в месяц.</w:t>
+      </w:r>
+    </w:p>
+    <w:p>
+      <w:r>
+        <w:t>Качественный анализ показал, что система обеспечивает объективность и повторяемость результатов. При многократном анализе одной и той же задачи система всегда генерирует идентичный результат, что невозможно при ручной декомпозиции из-за субъективности человеческого фактора и изменения настроения или усталости проектного менеджера.</w:t>
+      </w:r>
+    </w:p>
+    <w:p>
+      <w:r>
+        <w:t>Система также снижает порог входа для начинающих проектных менеджеров. Если для качественной ручной декомпозиции требуется опыт работы не менее двух-трех лет, то для использования ИИ-ассистента достаточно пятнадцати минут на ознакомление с интерфейсом. Это позволяет компаниям быстрее вводить в должность новых сотрудников и повышать общую производительность команды планирования.</w:t>
       </w:r>
     </w:p>
     <w:p/>
@@ -14047,47 +15852,11 @@
       <w:pPr>
         <w:pStyle w:val="2"/>
       </w:pPr>
-      <w:bookmarkStart w:id="57" w:name="_Toc228982350"/>
-      <w:r>
-        <w:t>5.4. Анализ эффективности</w:t>
-      </w:r>
-      <w:bookmarkEnd w:id="57"/>
-    </w:p>
-    <w:p/>
-    <w:p>
-      <w:r>
-        <w:t xml:space="preserve">Количественный анализ эффективности показал, что использование разработанной системы позволяет существенно сократить временные затраты на этапе планирования проекта. Если среднее время ручной декомпозиции составляет 3,5 часа при почасовой ставке проектного менеджера две тысячи рублей, то стоимость ручного планирования одного проекта равна семи тысячам </w:t>
-      </w:r>
-      <w:r>
-        <w:lastRenderedPageBreak/>
-        <w:t>рублей. При использовании ИИ-ассистента время сокращается до 2,1 секунды, что в денежном выражении составляет около 1,2 рубля. Экономия на одном проекте достигает почти семи тысяч рублей.</w:t>
-      </w:r>
-    </w:p>
-    <w:p>
-      <w:r>
-        <w:t>Для компании, реализующей пятьдесят проектов в год, годовая экономия от внедрения системы составит около трехсот пятидесяти тысяч рублей. При этом следует учитывать, что система является бесплатной и не требует лицензионных отчислений, в отличие от коммерческих аналогов, стоимость которых может достигать пятисот долларов в месяц.</w:t>
-      </w:r>
-    </w:p>
-    <w:p>
-      <w:r>
-        <w:t>Качественный анализ показал, что система обеспечивает объективность и повторяемость результатов. При многократном анализе одной и той же задачи система всегда генерирует идентичный результат, что невозможно при ручной декомпозиции из-за субъективности человеческого фактора и изменения настроения или усталости проектного менеджера.</w:t>
-      </w:r>
-    </w:p>
-    <w:p>
-      <w:r>
-        <w:t>Система также снижает порог входа для начинающих проектных менеджеров. Если для качественной ручной декомпозиции требуется опыт работы не менее двух-трех лет, то для использования ИИ-ассистента достаточно пятнадцати минут на ознакомление с интерфейсом. Это позволяет компаниям быстрее вводить в должность новых сотрудников и повышать общую производительность команды планирования.</w:t>
-      </w:r>
-    </w:p>
-    <w:p/>
-    <w:p>
-      <w:pPr>
-        <w:pStyle w:val="2"/>
-      </w:pPr>
-      <w:bookmarkStart w:id="58" w:name="_Toc228982351"/>
+      <w:bookmarkStart w:id="59" w:name="_Toc228982351"/>
       <w:r>
         <w:t>5.5. Ограничения и направления улучшения</w:t>
       </w:r>
-      <w:bookmarkEnd w:id="58"/>
+      <w:bookmarkEnd w:id="59"/>
     </w:p>
     <w:p>
       <w:pPr>
@@ -14099,12 +15868,23 @@
     </w:p>
     <w:p>
       <w:r>
-        <w:t>В процессе тестирования были выявлены следующие ограничения разработанной системы. Первое ограничение связано с языковой поддержкой: система работает только с русским языком и не распознает английские термины, за исключением общеупотребительных, таких как API или DevOps. При вводе задачи на смешанном русско-английском языке некоторые ключевые слова могут быть проигнорированы, что снижает качество генерации.</w:t>
-      </w:r>
-    </w:p>
-    <w:p>
+        <w:t xml:space="preserve">В процессе тестирования были выявлены следующие ограничения разработанной системы. Первое ограничение связано с языковой поддержкой: система работает только с русским языком и не распознает английские термины, за исключением общеупотребительных, таких как API или </w:t>
+      </w:r>
+      <w:proofErr w:type="spellStart"/>
+      <w:r>
+        <w:t>DevOps</w:t>
+      </w:r>
+      <w:proofErr w:type="spellEnd"/>
+      <w:r>
+        <w:t xml:space="preserve">. </w:t>
+      </w:r>
       <w:r>
         <w:lastRenderedPageBreak/>
+        <w:t>При вводе задачи на смешанном русско-английском языке некоторые ключевые слова могут быть проигнорированы, что снижает качество генерации.</w:t>
+      </w:r>
+    </w:p>
+    <w:p>
+      <w:r>
         <w:t>Второе ограничение касается размера обучающей выборки. Всего четырнадцать примеров обеспечивают покрытие основных типов задач, но недостаточны для распознавания редких или узкоспециализированных задач. При появлении задачи, существенно отличающейся по формулировкам от обучающих примеров, качество анализа может снижаться.</w:t>
       </w:r>
     </w:p>
@@ -14115,21 +15895,77 @@
     </w:p>
     <w:p>
       <w:r>
-        <w:t>Четвертое ограничение связано с фиксированным набором ролей и типов задач. Добавление новой роли или нового типа задачи требует модификации исходного кода и повторного обучения нейросетевой модели, что недоступно конечному пользователю.</w:t>
-      </w:r>
-    </w:p>
-    <w:p>
-      <w:r>
-        <w:t>Пятое ограничение касается интеграции с внешними системами: система не имеет API и не может автоматически передавать результаты в Jira, Trello, Microsoft Project или другие системы управления проектами. Экспорт осуществляется вручную через файловый диалог.</w:t>
-      </w:r>
-    </w:p>
-    <w:p>
-      <w:r>
-        <w:t xml:space="preserve">На основе выявленных ограничений определены следующие направления улучшения для последующих версий системы. Расширение лингвистической поддержки путем добавления двуязычного словаря и механизмов перевода позволит системе работать как с русским, так и с английским языком, а также распознавать смешанные тексты. Увеличение обучающей выборки до тысячи и более размеченных примеров за счет сбора анонимных данных о декомпозициях реальных проектов повысит точность и полноту генерации. Разработка модуля тонкой настройки позволит пользователям адаптировать систему под специфику своей компании, добавляя собственные шаблоны задач, роли и ключевые слова. Создание REST API обеспечит интеграцию с популярными системами управления проектами, позволяя автоматически создавать задачи в Jira, Trello </w:t>
+        <w:t xml:space="preserve">Четвертое ограничение связано с фиксированным набором ролей и типов задач. Добавление новой роли или нового типа задачи требует модификации исходного кода и повторного обучения </w:t>
+      </w:r>
+      <w:proofErr w:type="spellStart"/>
+      <w:r>
+        <w:t>нейросетевой</w:t>
+      </w:r>
+      <w:proofErr w:type="spellEnd"/>
+      <w:r>
+        <w:t xml:space="preserve"> модели, что недоступно конечному пользователю.</w:t>
+      </w:r>
+    </w:p>
+    <w:p>
+      <w:r>
+        <w:t xml:space="preserve">Пятое ограничение касается интеграции с внешними системами: система не имеет API и не может автоматически передавать результаты в </w:t>
+      </w:r>
+      <w:proofErr w:type="spellStart"/>
+      <w:r>
+        <w:t>Jira</w:t>
+      </w:r>
+      <w:proofErr w:type="spellEnd"/>
+      <w:r>
+        <w:t xml:space="preserve">, </w:t>
+      </w:r>
+      <w:proofErr w:type="spellStart"/>
+      <w:r>
+        <w:t>Trello</w:t>
+      </w:r>
+      <w:proofErr w:type="spellEnd"/>
+      <w:r>
+        <w:t xml:space="preserve">, </w:t>
+      </w:r>
+      <w:proofErr w:type="spellStart"/>
+      <w:r>
+        <w:t>Microsoft</w:t>
+      </w:r>
+      <w:proofErr w:type="spellEnd"/>
+      <w:r>
+        <w:t xml:space="preserve"> </w:t>
+      </w:r>
+      <w:proofErr w:type="spellStart"/>
+      <w:r>
+        <w:t>Project</w:t>
+      </w:r>
+      <w:proofErr w:type="spellEnd"/>
+      <w:r>
+        <w:t xml:space="preserve"> или другие системы управления проектами. Экспорт осуществляется вручную через файловый диалог.</w:t>
+      </w:r>
+    </w:p>
+    <w:p>
+      <w:r>
+        <w:t xml:space="preserve">На основе выявленных ограничений определены следующие направления улучшения для последующих версий системы. Расширение лингвистической поддержки путем добавления двуязычного словаря и механизмов перевода позволит системе работать как с русским, так и с английским языком, а также распознавать смешанные тексты. Увеличение обучающей выборки до тысячи и более размеченных примеров за счет сбора анонимных данных о декомпозициях реальных проектов повысит точность и полноту генерации. Разработка модуля тонкой настройки позволит </w:t>
       </w:r>
       <w:r>
         <w:lastRenderedPageBreak/>
-        <w:t>или других инструментах. Внедрение механизма обучения на исторических данных позволит системе адаптироваться к стилю планирования конкретной команды, учитывая предпочтения и успешные практики.</w:t>
+        <w:t xml:space="preserve">пользователям адаптировать систему под специфику своей компании, добавляя собственные шаблоны задач, роли и ключевые слова. Создание REST API обеспечит интеграцию с популярными системами управления проектами, позволяя автоматически создавать задачи в </w:t>
+      </w:r>
+      <w:proofErr w:type="spellStart"/>
+      <w:r>
+        <w:t>Jira</w:t>
+      </w:r>
+      <w:proofErr w:type="spellEnd"/>
+      <w:r>
+        <w:t xml:space="preserve">, </w:t>
+      </w:r>
+      <w:proofErr w:type="spellStart"/>
+      <w:r>
+        <w:t>Trello</w:t>
+      </w:r>
+      <w:proofErr w:type="spellEnd"/>
+      <w:r>
+        <w:t xml:space="preserve"> или других инструментах. Внедрение механизма обучения на исторических данных позволит системе адаптироваться к стилю планирования конкретной команды, учитывая предпочтения и успешные практики.</w:t>
       </w:r>
     </w:p>
     <w:p>
@@ -14155,7 +15991,7 @@
           <w:rFonts w:eastAsiaTheme="minorHAnsi"/>
         </w:rPr>
       </w:pPr>
-      <w:bookmarkStart w:id="59" w:name="_Toc228982352"/>
+      <w:bookmarkStart w:id="60" w:name="_Toc228982352"/>
       <w:r>
         <w:rPr>
           <w:rStyle w:val="10"/>
@@ -14163,7 +15999,7 @@
         <w:lastRenderedPageBreak/>
         <w:t>Заключение</w:t>
       </w:r>
-      <w:bookmarkEnd w:id="59"/>
+      <w:bookmarkEnd w:id="60"/>
     </w:p>
     <w:p>
       <w:pPr>
@@ -14181,45 +16017,298 @@
     </w:p>
     <w:p>
       <w:r>
-        <w:t>Анализ предметной области показал, что проблема автоматизации декомпозиции задач является крайне актуальной для современной IT-индустрии. Согласно статистическим данным, около семидесяти процентов IT-проектов не укладываются в запланированные сроки, а сорок процентов превышают бюджет. Одной из ключевых причин такого положения является низкое качество планирования, в частности неполная или некорректная декомпозиция задач. Традиционные методы ручной декомпозиции требуют высокой квалификации проектных менеджеров и значительных временных затрат, достигающих трех-пяти часов на проект средней сложности. Существующие на рынке программные продукты для управления проектами, такие как Jira, Trello, Asana, предлагают инструменты для отслеживания задач, но не обеспечивают автоматической генерации структуры работ на основе текстового описания. Коммерческие ИИ-решения, такие как ClickUp AI или Motion, работают только в облачной модели, требуют подписки и не поддерживают русский язык. Таким образом, была подтверждена необходимость разработки собственного автономного русскоязычного решения.</w:t>
-      </w:r>
-    </w:p>
-    <w:p>
-      <w:r>
-        <w:t xml:space="preserve">В ходе постановки задачи были сформулированы функциональные требования, включающие прием текстового описания задачи на русском языке, автоматическое определение типа из восьми категорий, оценку сложности по трехуровневой шкале, распределение двенадцати ролей, генерацию пяти-семи этапов работ с детальными подзадачами и экспорт результатов в стандартные </w:t>
+        <w:t xml:space="preserve">Анализ предметной области показал, что проблема автоматизации декомпозиции задач является крайне актуальной для современной IT-индустрии. Согласно статистическим данным, около семидесяти процентов IT-проектов не укладываются в запланированные сроки, а сорок процентов превышают бюджет. Одной из ключевых причин такого положения является низкое качество планирования, в частности неполная или некорректная декомпозиция задач. Традиционные методы ручной декомпозиции требуют высокой квалификации проектных менеджеров и значительных временных затрат, достигающих трех-пяти часов на проект средней сложности. Существующие на рынке программные продукты для управления проектами, такие как </w:t>
+      </w:r>
+      <w:proofErr w:type="spellStart"/>
+      <w:r>
+        <w:t>Jira</w:t>
+      </w:r>
+      <w:proofErr w:type="spellEnd"/>
+      <w:r>
+        <w:t xml:space="preserve">, </w:t>
+      </w:r>
+      <w:proofErr w:type="spellStart"/>
+      <w:r>
+        <w:t>Trello</w:t>
+      </w:r>
+      <w:proofErr w:type="spellEnd"/>
+      <w:r>
+        <w:t xml:space="preserve">, </w:t>
+      </w:r>
+      <w:proofErr w:type="spellStart"/>
+      <w:r>
+        <w:t>Asana</w:t>
+      </w:r>
+      <w:proofErr w:type="spellEnd"/>
+      <w:r>
+        <w:t xml:space="preserve">, предлагают инструменты для отслеживания задач, но не обеспечивают автоматической генерации структуры работ на основе текстового описания. Коммерческие ИИ-решения, такие как </w:t>
+      </w:r>
+      <w:proofErr w:type="spellStart"/>
+      <w:r>
+        <w:t>ClickUp</w:t>
+      </w:r>
+      <w:proofErr w:type="spellEnd"/>
+      <w:r>
+        <w:t xml:space="preserve"> AI или </w:t>
+      </w:r>
+      <w:proofErr w:type="spellStart"/>
+      <w:r>
+        <w:t>Motion</w:t>
+      </w:r>
+      <w:proofErr w:type="spellEnd"/>
+      <w:r>
+        <w:t>, работают только в облачной модели, требуют подписки и не поддерживают русский язык. Таким образом, была подтверждена необходимость разработки собственного автономного русскоязычного решения.</w:t>
+      </w:r>
+    </w:p>
+    <w:p>
+      <w:r>
+        <w:t xml:space="preserve">В ходе постановки задачи были сформулированы функциональные требования, включающие прием текстового описания задачи на русском языке, автоматическое определение типа из восьми категорий, оценку сложности по трехуровневой шкале, распределение двенадцати ролей, </w:t>
       </w:r>
       <w:r>
         <w:lastRenderedPageBreak/>
-        <w:t>форматы. Нефункциональные требования предусматривали высокую производительность, надежность, удобство использования, кроссплатформенность и автономность работы.</w:t>
-      </w:r>
-    </w:p>
-    <w:p>
-      <w:r>
-        <w:t>Обзор аналогов показал, что существующие решения не в полной мере удовлетворяют выявленным требованиям. Jira и Trello не имеют функций автоматической генерации и требуют ручного ввода всех подзадач. ClickUp AI и Motion поддерживают только английский язык и требуют постоянного подключения к интернету. ScopeMaster очень дорог и работает только с форматом user story. GitHub Copilot ограничен существующими проектами и не предназначен для планирования с нуля. Разрабатываемая система выгодно отличается от аналогов полной автономностью, поддержкой русского языка, бесплатностью, возможностью выбора из шести жизненных циклов и локальным хранением данных, обеспечивающим конфиденциальность.</w:t>
-      </w:r>
-    </w:p>
-    <w:p>
-      <w:r>
-        <w:t>В процессе разработки была спроектирована модульная архитектура системы, включающая четыре уровня: пользовательский интерфейс, прикладной уровень, ядро искусственного интеллекта и уровень хранения данных. В качестве основных технологий выбраны Python 3.9 как основной язык программирования, Tkinter для создания графического интерфейса, NumPy для математических вычислений и openpyxl для экспорта в Excel. Отказ от тяжеловесных фреймворков глубокого обучения в пользу собственной легковесной реализации нейронной сети позволил сократить размер дистрибутива до 850 килобайт и обеспечить минимальное потребление системных ресурсов.</w:t>
-      </w:r>
-    </w:p>
-    <w:p>
-      <w:r>
-        <w:t xml:space="preserve">Разработанная нейросетевая модель представляет собой трехслойную сеть прямой связи с архитектурой пятьдесят-шестьдесят четыре-восемь, использующую функции активации тангенс и софтмакс. Обучение модели проведено на четырнадцати размеченных примерах в течение ста эпох. Финальная точность на обучающей выборке составила 92,8 процента, на валидационной выборке — 85,7 процента. После обучения модель сохраняется в </w:t>
-      </w:r>
+        <w:t>генерацию пяти-семи этапов работ с детальными подзадачами и экспорт результатов в стандартные форматы. Нефункциональные требования предусматривали высокую производительность, надежность, удобство использования, кроссплатформенность и автономность работы.</w:t>
+      </w:r>
+    </w:p>
+    <w:p>
+      <w:r>
+        <w:t xml:space="preserve">Обзор аналогов показал, что существующие решения не в полной мере удовлетворяют выявленным требованиям. </w:t>
+      </w:r>
+      <w:proofErr w:type="spellStart"/>
+      <w:r>
+        <w:t>Jira</w:t>
+      </w:r>
+      <w:proofErr w:type="spellEnd"/>
+      <w:r>
+        <w:t xml:space="preserve"> и </w:t>
+      </w:r>
+      <w:proofErr w:type="spellStart"/>
+      <w:r>
+        <w:t>Trello</w:t>
+      </w:r>
+      <w:proofErr w:type="spellEnd"/>
+      <w:r>
+        <w:t xml:space="preserve"> не имеют функций автоматической генерации и требуют ручного ввода всех подзадач. </w:t>
+      </w:r>
+      <w:proofErr w:type="spellStart"/>
+      <w:r>
+        <w:t>ClickUp</w:t>
+      </w:r>
+      <w:proofErr w:type="spellEnd"/>
+      <w:r>
+        <w:t xml:space="preserve"> AI и </w:t>
+      </w:r>
+      <w:proofErr w:type="spellStart"/>
+      <w:r>
+        <w:t>Motion</w:t>
+      </w:r>
+      <w:proofErr w:type="spellEnd"/>
+      <w:r>
+        <w:t xml:space="preserve"> поддерживают только английский язык и требуют постоянного подключения к интернету. </w:t>
+      </w:r>
+      <w:proofErr w:type="spellStart"/>
+      <w:r>
+        <w:t>ScopeMaster</w:t>
+      </w:r>
+      <w:proofErr w:type="spellEnd"/>
+      <w:r>
+        <w:t xml:space="preserve"> очень дорог и работает только с форматом </w:t>
+      </w:r>
+      <w:proofErr w:type="spellStart"/>
+      <w:r>
+        <w:t>user</w:t>
+      </w:r>
+      <w:proofErr w:type="spellEnd"/>
+      <w:r>
+        <w:t xml:space="preserve"> </w:t>
+      </w:r>
+      <w:proofErr w:type="spellStart"/>
+      <w:r>
+        <w:t>story</w:t>
+      </w:r>
+      <w:proofErr w:type="spellEnd"/>
+      <w:r>
+        <w:t xml:space="preserve">. </w:t>
+      </w:r>
+      <w:proofErr w:type="spellStart"/>
+      <w:r>
+        <w:t>GitHub</w:t>
+      </w:r>
+      <w:proofErr w:type="spellEnd"/>
+      <w:r>
+        <w:t xml:space="preserve"> </w:t>
+      </w:r>
+      <w:proofErr w:type="spellStart"/>
+      <w:r>
+        <w:t>Copilot</w:t>
+      </w:r>
+      <w:proofErr w:type="spellEnd"/>
+      <w:r>
+        <w:t xml:space="preserve"> ограничен существующими проектами и не предназначен для планирования с нуля. Разрабатываемая система выгодно отличается от аналогов полной автономностью, поддержкой русского языка, бесплатностью, возможностью выбора из шести жизненных циклов и локальным хранением данных, обеспечивающим конфиденциальность.</w:t>
+      </w:r>
+    </w:p>
+    <w:p>
+      <w:r>
+        <w:t xml:space="preserve">В процессе разработки была спроектирована модульная архитектура системы, включающая четыре уровня: пользовательский интерфейс, прикладной уровень, ядро искусственного интеллекта и уровень хранения данных. В качестве основных технологий выбраны </w:t>
+      </w:r>
+      <w:proofErr w:type="spellStart"/>
+      <w:r>
+        <w:t>Python</w:t>
+      </w:r>
+      <w:proofErr w:type="spellEnd"/>
+      <w:r>
+        <w:t xml:space="preserve"> 3.9 как основной язык программирования, </w:t>
+      </w:r>
+      <w:proofErr w:type="spellStart"/>
+      <w:r>
+        <w:t>Tkinter</w:t>
+      </w:r>
+      <w:proofErr w:type="spellEnd"/>
+      <w:r>
+        <w:t xml:space="preserve"> для создания графического интерфейса, </w:t>
+      </w:r>
+      <w:proofErr w:type="spellStart"/>
+      <w:r>
+        <w:t>NumPy</w:t>
+      </w:r>
+      <w:proofErr w:type="spellEnd"/>
+      <w:r>
+        <w:t xml:space="preserve"> для математических вычислений и </w:t>
+      </w:r>
+      <w:proofErr w:type="spellStart"/>
+      <w:r>
+        <w:t>openpyxl</w:t>
+      </w:r>
+      <w:proofErr w:type="spellEnd"/>
+      <w:r>
+        <w:t xml:space="preserve"> для экспорта в </w:t>
+      </w:r>
+      <w:proofErr w:type="spellStart"/>
+      <w:r>
+        <w:t>Excel</w:t>
+      </w:r>
+      <w:proofErr w:type="spellEnd"/>
+      <w:r>
+        <w:t>. Отказ от тяжеловесных фреймворков глубокого обучения в пользу собственной легковесной реализации нейронной сети позволил сократить размер дистрибутива до 850 килобайт и обеспечить минимальное потребление системных ресурсов.</w:t>
+      </w:r>
+    </w:p>
+    <w:p>
+      <w:r>
+        <w:t xml:space="preserve">Разработанная </w:t>
+      </w:r>
+      <w:proofErr w:type="spellStart"/>
+      <w:r>
+        <w:t>нейросетевая</w:t>
+      </w:r>
+      <w:proofErr w:type="spellEnd"/>
+      <w:r>
+        <w:t xml:space="preserve"> модель представляет собой трехслойную сеть прямой связи с архитектурой пятьдесят-шестьдесят четыре-восемь, использующую функции активации тангенс и </w:t>
+      </w:r>
+      <w:proofErr w:type="spellStart"/>
+      <w:r>
+        <w:t>софтмакс</w:t>
+      </w:r>
+      <w:proofErr w:type="spellEnd"/>
+      <w:r>
+        <w:t xml:space="preserve">. Обучение модели проведено на четырнадцати размеченных примерах в течение ста эпох. Финальная точность на обучающей выборке составила 92,8 процента, на </w:t>
+      </w:r>
+      <w:proofErr w:type="spellStart"/>
       <w:r>
         <w:lastRenderedPageBreak/>
-        <w:t>файл формата NPZ и загружается при последующих запусках, что устраняет необходимость повторного обучения.</w:t>
-      </w:r>
-    </w:p>
-    <w:p>
-      <w:r>
-        <w:t>Алгоритмы генерации подзадач учитывают как выбранный жизненный цикл, так и контекстную специфику текстового описания. Для шести методологий — Waterfall, Agile/Scrum, Kanban, Spiral, V-Model, DevOps — определены собственные наборы фаз и подходы к формированию задач. Контекстная адаптация реализована через анализ ключевых слов: при обнаружении терминов «чат-бот» генерируются NLP-задачи, при упоминании «дашборд» — задачи визуализации данных, при описании «интернет-магазин» — задачи электронной коммерции.</w:t>
-      </w:r>
-    </w:p>
-    <w:p>
-      <w:r>
-        <w:t>Пользовательский интерфейс выполнен в темной цветовой гамме и имеет двухпанельную структуру. Левая панель содержит блок выбора жизненного цикла, поле ввода задачи, кнопки управления и примеры. Правая панель отображает результаты: тип задачи, сложность, распределение ролей и детальную декомпозицию подзадач с указанием сроков и ответственных. Экспорт результатов поддерживает форматы Excel (с четырьмя профессионально оформленными листами), Markdown, TXT и JSON.</w:t>
+        <w:t>валидационной</w:t>
+      </w:r>
+      <w:proofErr w:type="spellEnd"/>
+      <w:r>
+        <w:t xml:space="preserve"> выборке — 85,7 процента. После обучения модель сохраняется в файл формата NPZ и загружается при последующих запусках, что устраняет необходимость повторного обучения.</w:t>
+      </w:r>
+    </w:p>
+    <w:p>
+      <w:r>
+        <w:t xml:space="preserve">Алгоритмы генерации подзадач учитывают как выбранный жизненный цикл, так и контекстную специфику текстового описания. Для шести методологий — </w:t>
+      </w:r>
+      <w:proofErr w:type="spellStart"/>
+      <w:r>
+        <w:t>Waterfall</w:t>
+      </w:r>
+      <w:proofErr w:type="spellEnd"/>
+      <w:r>
+        <w:t xml:space="preserve">, </w:t>
+      </w:r>
+      <w:proofErr w:type="spellStart"/>
+      <w:r>
+        <w:t>Agile</w:t>
+      </w:r>
+      <w:proofErr w:type="spellEnd"/>
+      <w:r>
+        <w:t>/</w:t>
+      </w:r>
+      <w:proofErr w:type="spellStart"/>
+      <w:r>
+        <w:t>Scrum</w:t>
+      </w:r>
+      <w:proofErr w:type="spellEnd"/>
+      <w:r>
+        <w:t xml:space="preserve">, </w:t>
+      </w:r>
+      <w:proofErr w:type="spellStart"/>
+      <w:r>
+        <w:t>Kanban</w:t>
+      </w:r>
+      <w:proofErr w:type="spellEnd"/>
+      <w:r>
+        <w:t xml:space="preserve">, </w:t>
+      </w:r>
+      <w:proofErr w:type="spellStart"/>
+      <w:r>
+        <w:t>Spiral</w:t>
+      </w:r>
+      <w:proofErr w:type="spellEnd"/>
+      <w:r>
+        <w:t xml:space="preserve">, V-Model, </w:t>
+      </w:r>
+      <w:proofErr w:type="spellStart"/>
+      <w:r>
+        <w:t>DevOps</w:t>
+      </w:r>
+      <w:proofErr w:type="spellEnd"/>
+      <w:r>
+        <w:t xml:space="preserve"> — определены собственные наборы фаз и подходы к формированию задач. Контекстная адаптация реализована через анализ ключевых слов: при обнаружении терминов «чат-бот» генерируются NLP-задачи, при упоминании «</w:t>
+      </w:r>
+      <w:proofErr w:type="spellStart"/>
+      <w:r>
+        <w:t>дашборд</w:t>
+      </w:r>
+      <w:proofErr w:type="spellEnd"/>
+      <w:r>
+        <w:t>» — задачи визуализации данных, при описании «интернет-магазин» — задачи электронной коммерции.</w:t>
+      </w:r>
+    </w:p>
+    <w:p>
+      <w:r>
+        <w:t xml:space="preserve">Пользовательский интерфейс выполнен в темной цветовой гамме и имеет </w:t>
+      </w:r>
+      <w:proofErr w:type="spellStart"/>
+      <w:r>
+        <w:t>двухпанельную</w:t>
+      </w:r>
+      <w:proofErr w:type="spellEnd"/>
+      <w:r>
+        <w:t xml:space="preserve"> структуру. Левая панель содержит блок выбора жизненного цикла, поле ввода задачи, кнопки управления и примеры. Правая панель отображает результаты: тип задачи, сложность, распределение ролей и детальную декомпозицию подзадач с указанием сроков и ответственных. Экспорт результатов поддерживает форматы </w:t>
+      </w:r>
+      <w:proofErr w:type="spellStart"/>
+      <w:r>
+        <w:t>Excel</w:t>
+      </w:r>
+      <w:proofErr w:type="spellEnd"/>
+      <w:r>
+        <w:t xml:space="preserve"> (с четырьмя профессионально оформленными листами), </w:t>
+      </w:r>
+      <w:proofErr w:type="spellStart"/>
+      <w:r>
+        <w:t>Markdown</w:t>
+      </w:r>
+      <w:proofErr w:type="spellEnd"/>
+      <w:r>
+        <w:t>, TXT и JSON.</w:t>
       </w:r>
     </w:p>
     <w:p>
@@ -14229,16 +16318,24 @@
     </w:p>
     <w:p>
       <w:r>
-        <w:t xml:space="preserve">Выявлены следующие ограничения системы: поддержка только русского языка, небольшой размер обучающей выборки, отсутствие учета организационного контекста, фиксированный набор ролей и типов задач, отсутствие интеграции с внешними системами. Определены направления для улучшения: расширение лингвистической поддержки, увеличение обучающей </w:t>
+        <w:t xml:space="preserve">Выявлены следующие ограничения системы: поддержка только русского языка, небольшой размер обучающей выборки, отсутствие учета организационного контекста, фиксированный набор ролей и типов задач, отсутствие интеграции с внешними системами. Определены направления для </w:t>
       </w:r>
       <w:r>
         <w:lastRenderedPageBreak/>
-        <w:t>выборки, разработка модуля тонкой настройки, создание REST API для интеграции, внедрение механизма обучения на исторических данных.</w:t>
-      </w:r>
-    </w:p>
-    <w:p>
-      <w:r>
-        <w:t>Научная новизна работы заключается в разработке и исследовании комбинированного подхода, объединяющего нейросетевую классификацию с эвристическими алгоритмами генерации подзадач, адаптированного для русского языка и IT-предметной области. Практическая значимость состоит в создании готового к использованию программного инструмента, позволяющего сократить временные затраты на планирование проектов, стандартизировать процесс декомпозиции, снизить порог входа для начинающих проектных менеджеров и обеспечить конфиденциальность данных за счет локального хранения.</w:t>
+        <w:t>улучшения: расширение лингвистической поддержки, увеличение обучающей выборки, разработка модуля тонкой настройки, создание REST API для интеграции, внедрение механизма обучения на исторических данных.</w:t>
+      </w:r>
+    </w:p>
+    <w:p>
+      <w:r>
+        <w:t xml:space="preserve">Научная новизна работы заключается в разработке и исследовании комбинированного подхода, объединяющего </w:t>
+      </w:r>
+      <w:proofErr w:type="spellStart"/>
+      <w:r>
+        <w:t>нейросетевую</w:t>
+      </w:r>
+      <w:proofErr w:type="spellEnd"/>
+      <w:r>
+        <w:t xml:space="preserve"> классификацию с эвристическими алгоритмами генерации подзадач, адаптированного для русского языка и IT-предметной области. Практическая значимость состоит в создании готового к использованию программного инструмента, позволяющего сократить временные затраты на планирование проектов, стандартизировать процесс декомпозиции, снизить порог входа для начинающих проектных менеджеров и обеспечить конфиденциальность данных за счет локального хранения.</w:t>
       </w:r>
     </w:p>
     <w:p>
@@ -14260,12 +16357,12 @@
       <w:pPr>
         <w:pStyle w:val="1"/>
       </w:pPr>
-      <w:bookmarkStart w:id="60" w:name="_Toc228982353"/>
+      <w:bookmarkStart w:id="61" w:name="_Toc228982353"/>
       <w:r>
         <w:lastRenderedPageBreak/>
         <w:t>Список литературы</w:t>
       </w:r>
-      <w:bookmarkEnd w:id="60"/>
+      <w:bookmarkEnd w:id="61"/>
     </w:p>
     <w:p/>
     <w:p>
@@ -14324,14 +16421,88 @@
       <w:r>
         <w:t>:</w:t>
       </w:r>
-      <w:hyperlink r:id="rId12" w:history="1">
-        <w:r>
-          <w:rPr>
-            <w:rStyle w:val="a3"/>
-          </w:rPr>
-          <w:t>https://asana.com/ru/resources/it-project-management</w:t>
-        </w:r>
-      </w:hyperlink>
+      <w:proofErr w:type="spellStart"/>
+      <w:r>
+        <w:fldChar w:fldCharType="begin"/>
+      </w:r>
+      <w:r>
+        <w:instrText xml:space="preserve"> HYPERLINK "https://asana.com/r</w:instrText>
+      </w:r>
+      <w:r>
+        <w:instrText xml:space="preserve">u/resources/it-project-management" </w:instrText>
+      </w:r>
+      <w:r>
+        <w:fldChar w:fldCharType="separate"/>
+      </w:r>
+      <w:r>
+        <w:rPr>
+          <w:rStyle w:val="a3"/>
+        </w:rPr>
+        <w:t>https</w:t>
+      </w:r>
+      <w:proofErr w:type="spellEnd"/>
+      <w:r>
+        <w:rPr>
+          <w:rStyle w:val="a3"/>
+        </w:rPr>
+        <w:t>://asana.com/</w:t>
+      </w:r>
+      <w:proofErr w:type="spellStart"/>
+      <w:r>
+        <w:rPr>
+          <w:rStyle w:val="a3"/>
+        </w:rPr>
+        <w:t>ru</w:t>
+      </w:r>
+      <w:proofErr w:type="spellEnd"/>
+      <w:r>
+        <w:rPr>
+          <w:rStyle w:val="a3"/>
+        </w:rPr>
+        <w:t>/</w:t>
+      </w:r>
+      <w:proofErr w:type="spellStart"/>
+      <w:r>
+        <w:rPr>
+          <w:rStyle w:val="a3"/>
+        </w:rPr>
+        <w:t>resources</w:t>
+      </w:r>
+      <w:proofErr w:type="spellEnd"/>
+      <w:r>
+        <w:rPr>
+          <w:rStyle w:val="a3"/>
+        </w:rPr>
+        <w:t>/it-</w:t>
+      </w:r>
+      <w:proofErr w:type="spellStart"/>
+      <w:r>
+        <w:rPr>
+          <w:rStyle w:val="a3"/>
+        </w:rPr>
+        <w:t>project</w:t>
+      </w:r>
+      <w:proofErr w:type="spellEnd"/>
+      <w:r>
+        <w:rPr>
+          <w:rStyle w:val="a3"/>
+        </w:rPr>
+        <w:t>-</w:t>
+      </w:r>
+      <w:proofErr w:type="spellStart"/>
+      <w:r>
+        <w:rPr>
+          <w:rStyle w:val="a3"/>
+        </w:rPr>
+        <w:t>management</w:t>
+      </w:r>
+      <w:proofErr w:type="spellEnd"/>
+      <w:r>
+        <w:rPr>
+          <w:rStyle w:val="a3"/>
+        </w:rPr>
+        <w:fldChar w:fldCharType="end"/>
+      </w:r>
       <w:r>
         <w:t xml:space="preserve"> </w:t>
       </w:r>
@@ -14392,7 +16563,7 @@
       <w:r>
         <w:t xml:space="preserve">. </w:t>
       </w:r>
-      <w:hyperlink r:id="rId13" w:history="1">
+      <w:hyperlink r:id="rId12" w:history="1">
         <w:r>
           <w:rPr>
             <w:rStyle w:val="a3"/>
@@ -14641,7 +16812,23 @@
         <w:ind w:left="0" w:firstLine="709"/>
       </w:pPr>
       <w:r>
-        <w:t xml:space="preserve">Обработка естественного языка (NLP) | Yandex Cloud - Документация </w:t>
+        <w:t xml:space="preserve">Обработка естественного языка (NLP) | </w:t>
+      </w:r>
+      <w:proofErr w:type="spellStart"/>
+      <w:r>
+        <w:t>Yandex</w:t>
+      </w:r>
+      <w:proofErr w:type="spellEnd"/>
+      <w:r>
+        <w:t xml:space="preserve"> </w:t>
+      </w:r>
+      <w:proofErr w:type="spellStart"/>
+      <w:r>
+        <w:t>Cloud</w:t>
+      </w:r>
+      <w:proofErr w:type="spellEnd"/>
+      <w:r>
+        <w:t xml:space="preserve"> - Документация </w:t>
       </w:r>
       <w:r>
         <w:t>[</w:t>
@@ -14657,15 +16844,28 @@
         <w:t xml:space="preserve">]: </w:t>
       </w:r>
       <w:r>
-        <w:t>Официальный сайт Yandex Cloud</w:t>
-      </w:r>
+        <w:t xml:space="preserve">Официальный сайт </w:t>
+      </w:r>
+      <w:proofErr w:type="spellStart"/>
+      <w:r>
+        <w:t>Yandex</w:t>
+      </w:r>
+      <w:proofErr w:type="spellEnd"/>
+      <w:r>
+        <w:t xml:space="preserve"> </w:t>
+      </w:r>
+      <w:proofErr w:type="spellStart"/>
+      <w:r>
+        <w:t>Cloud</w:t>
+      </w:r>
+      <w:proofErr w:type="spellEnd"/>
       <w:r>
         <w:t>.</w:t>
       </w:r>
       <w:r>
         <w:t xml:space="preserve"> </w:t>
       </w:r>
-      <w:hyperlink r:id="rId14" w:history="1">
+      <w:hyperlink r:id="rId13" w:history="1">
         <w:r>
           <w:rPr>
             <w:rStyle w:val="a3"/>
@@ -14692,6 +16892,7 @@
           </w:rPr>
           <w:t>://</w:t>
         </w:r>
+        <w:proofErr w:type="spellStart"/>
         <w:r>
           <w:rPr>
             <w:rStyle w:val="a3"/>
@@ -14699,6 +16900,7 @@
           </w:rPr>
           <w:t>yandex</w:t>
         </w:r>
+        <w:proofErr w:type="spellEnd"/>
         <w:r>
           <w:rPr>
             <w:rStyle w:val="a3"/>
@@ -14718,6 +16920,7 @@
           </w:rPr>
           <w:t>/</w:t>
         </w:r>
+        <w:proofErr w:type="spellStart"/>
         <w:r>
           <w:rPr>
             <w:rStyle w:val="a3"/>
@@ -14725,6 +16928,7 @@
           </w:rPr>
           <w:t>ru</w:t>
         </w:r>
+        <w:proofErr w:type="spellEnd"/>
         <w:r>
           <w:rPr>
             <w:rStyle w:val="a3"/>
@@ -14757,6 +16961,7 @@
           </w:rPr>
           <w:t>/</w:t>
         </w:r>
+        <w:proofErr w:type="spellStart"/>
         <w:r>
           <w:rPr>
             <w:rStyle w:val="a3"/>
@@ -14764,12 +16969,14 @@
           </w:rPr>
           <w:t>nlp</w:t>
         </w:r>
+        <w:proofErr w:type="spellEnd"/>
         <w:r>
           <w:rPr>
             <w:rStyle w:val="a3"/>
           </w:rPr>
           <w:t>?</w:t>
         </w:r>
+        <w:proofErr w:type="spellStart"/>
         <w:r>
           <w:rPr>
             <w:rStyle w:val="a3"/>
@@ -14777,6 +16984,7 @@
           </w:rPr>
           <w:t>utm</w:t>
         </w:r>
+        <w:proofErr w:type="spellEnd"/>
         <w:r>
           <w:rPr>
             <w:rStyle w:val="a3"/>
@@ -14835,6 +17043,7 @@
           </w:rPr>
           <w:t>%2</w:t>
         </w:r>
+        <w:proofErr w:type="spellStart"/>
         <w:r>
           <w:rPr>
             <w:rStyle w:val="a3"/>
@@ -14842,12 +17051,14 @@
           </w:rPr>
           <w:t>Fyandex</w:t>
         </w:r>
+        <w:proofErr w:type="spellEnd"/>
         <w:r>
           <w:rPr>
             <w:rStyle w:val="a3"/>
           </w:rPr>
           <w:t>.</w:t>
         </w:r>
+        <w:proofErr w:type="spellStart"/>
         <w:r>
           <w:rPr>
             <w:rStyle w:val="a3"/>
@@ -14855,6 +17066,7 @@
           </w:rPr>
           <w:t>ru</w:t>
         </w:r>
+        <w:proofErr w:type="spellEnd"/>
         <w:r>
           <w:rPr>
             <w:rStyle w:val="a3"/>
@@ -14874,6 +17086,7 @@
           </w:rPr>
           <w:t>&amp;</w:t>
         </w:r>
+        <w:proofErr w:type="spellStart"/>
         <w:r>
           <w:rPr>
             <w:rStyle w:val="a3"/>
@@ -14881,6 +17094,7 @@
           </w:rPr>
           <w:t>utm</w:t>
         </w:r>
+        <w:proofErr w:type="spellEnd"/>
         <w:r>
           <w:rPr>
             <w:rStyle w:val="a3"/>
@@ -14939,6 +17153,7 @@
           </w:rPr>
           <w:t>%2</w:t>
         </w:r>
+        <w:proofErr w:type="spellStart"/>
         <w:r>
           <w:rPr>
             <w:rStyle w:val="a3"/>
@@ -14946,6 +17161,7 @@
           </w:rPr>
           <w:t>Fyandex</w:t>
         </w:r>
+        <w:proofErr w:type="spellEnd"/>
         <w:r>
           <w:rPr>
             <w:rStyle w:val="a3"/>
@@ -14965,6 +17181,7 @@
           </w:rPr>
           <w:t>%2</w:t>
         </w:r>
+        <w:proofErr w:type="spellStart"/>
         <w:r>
           <w:rPr>
             <w:rStyle w:val="a3"/>
@@ -14972,12 +17189,14 @@
           </w:rPr>
           <w:t>Fshowcaptchafast</w:t>
         </w:r>
+        <w:proofErr w:type="spellEnd"/>
         <w:r>
           <w:rPr>
             <w:rStyle w:val="a3"/>
           </w:rPr>
           <w:t>%3</w:t>
         </w:r>
+        <w:proofErr w:type="spellStart"/>
         <w:r>
           <w:rPr>
             <w:rStyle w:val="a3"/>
@@ -14985,6 +17204,7 @@
           </w:rPr>
           <w:t>Fd</w:t>
         </w:r>
+        <w:proofErr w:type="spellEnd"/>
         <w:r>
           <w:rPr>
             <w:rStyle w:val="a3"/>
@@ -15342,6 +17562,7 @@
           </w:rPr>
           <w:t>43202773%26</w:t>
         </w:r>
+        <w:proofErr w:type="spellStart"/>
         <w:r>
           <w:rPr>
             <w:rStyle w:val="a3"/>
@@ -15349,12 +17570,14 @@
           </w:rPr>
           <w:t>retpath</w:t>
         </w:r>
+        <w:proofErr w:type="spellEnd"/>
         <w:r>
           <w:rPr>
             <w:rStyle w:val="a3"/>
           </w:rPr>
           <w:t>%3</w:t>
         </w:r>
+        <w:proofErr w:type="spellStart"/>
         <w:r>
           <w:rPr>
             <w:rStyle w:val="a3"/>
@@ -15362,12 +17585,14 @@
           </w:rPr>
           <w:t>DaHR</w:t>
         </w:r>
+        <w:proofErr w:type="spellEnd"/>
         <w:r>
           <w:rPr>
             <w:rStyle w:val="a3"/>
           </w:rPr>
           <w:t>0</w:t>
         </w:r>
+        <w:proofErr w:type="spellStart"/>
         <w:r>
           <w:rPr>
             <w:rStyle w:val="a3"/>
@@ -15375,6 +17600,7 @@
           </w:rPr>
           <w:t>cHM</w:t>
         </w:r>
+        <w:proofErr w:type="spellEnd"/>
         <w:r>
           <w:rPr>
             <w:rStyle w:val="a3"/>
@@ -15407,6 +17633,7 @@
           </w:rPr>
           <w:t>5</w:t>
         </w:r>
+        <w:proofErr w:type="spellStart"/>
         <w:r>
           <w:rPr>
             <w:rStyle w:val="a3"/>
@@ -15414,12 +17641,14 @@
           </w:rPr>
           <w:t>kZXguY</w:t>
         </w:r>
+        <w:proofErr w:type="spellEnd"/>
         <w:r>
           <w:rPr>
             <w:rStyle w:val="a3"/>
           </w:rPr>
           <w:t>2</w:t>
         </w:r>
+        <w:proofErr w:type="spellStart"/>
         <w:r>
           <w:rPr>
             <w:rStyle w:val="a3"/>
@@ -15427,12 +17656,14 @@
           </w:rPr>
           <w:t>xvdWQvcnUvZG</w:t>
         </w:r>
+        <w:proofErr w:type="spellEnd"/>
         <w:r>
           <w:rPr>
             <w:rStyle w:val="a3"/>
           </w:rPr>
           <w:t>9</w:t>
         </w:r>
+        <w:proofErr w:type="spellStart"/>
         <w:r>
           <w:rPr>
             <w:rStyle w:val="a3"/>
@@ -15440,12 +17671,14 @@
           </w:rPr>
           <w:t>jcy</w:t>
         </w:r>
+        <w:proofErr w:type="spellEnd"/>
         <w:r>
           <w:rPr>
             <w:rStyle w:val="a3"/>
           </w:rPr>
           <w:t>9</w:t>
         </w:r>
+        <w:proofErr w:type="spellStart"/>
         <w:r>
           <w:rPr>
             <w:rStyle w:val="a3"/>
@@ -15453,12 +17686,14 @@
           </w:rPr>
           <w:t>nbG</w:t>
         </w:r>
+        <w:proofErr w:type="spellEnd"/>
         <w:r>
           <w:rPr>
             <w:rStyle w:val="a3"/>
           </w:rPr>
           <w:t>9</w:t>
         </w:r>
+        <w:proofErr w:type="spellStart"/>
         <w:r>
           <w:rPr>
             <w:rStyle w:val="a3"/>
@@ -15466,12 +17701,14 @@
           </w:rPr>
           <w:t>zc</w:t>
         </w:r>
+        <w:proofErr w:type="spellEnd"/>
         <w:r>
           <w:rPr>
             <w:rStyle w:val="a3"/>
           </w:rPr>
           <w:t>2</w:t>
         </w:r>
+        <w:proofErr w:type="spellStart"/>
         <w:r>
           <w:rPr>
             <w:rStyle w:val="a3"/>
@@ -15479,12 +17716,14 @@
           </w:rPr>
           <w:t>FyeS</w:t>
         </w:r>
+        <w:proofErr w:type="spellEnd"/>
         <w:r>
           <w:rPr>
             <w:rStyle w:val="a3"/>
           </w:rPr>
           <w:t>9</w:t>
         </w:r>
+        <w:proofErr w:type="spellStart"/>
         <w:r>
           <w:rPr>
             <w:rStyle w:val="a3"/>
@@ -15492,12 +17731,14 @@
           </w:rPr>
           <w:t>ubHA</w:t>
         </w:r>
+        <w:proofErr w:type="spellEnd"/>
         <w:r>
           <w:rPr>
             <w:rStyle w:val="a3"/>
           </w:rPr>
           <w:t>_</w:t>
         </w:r>
+        <w:proofErr w:type="spellStart"/>
         <w:r>
           <w:rPr>
             <w:rStyle w:val="a3"/>
@@ -15505,12 +17746,14 @@
           </w:rPr>
           <w:t>JnV</w:t>
         </w:r>
+        <w:proofErr w:type="spellEnd"/>
         <w:r>
           <w:rPr>
             <w:rStyle w:val="a3"/>
           </w:rPr>
           <w:t>0</w:t>
         </w:r>
+        <w:proofErr w:type="spellStart"/>
         <w:r>
           <w:rPr>
             <w:rStyle w:val="a3"/>
@@ -15518,12 +17761,14 @@
           </w:rPr>
           <w:t>bV</w:t>
         </w:r>
+        <w:proofErr w:type="spellEnd"/>
         <w:r>
           <w:rPr>
             <w:rStyle w:val="a3"/>
           </w:rPr>
           <w:t>9</w:t>
         </w:r>
+        <w:proofErr w:type="spellStart"/>
         <w:r>
           <w:rPr>
             <w:rStyle w:val="a3"/>
@@ -15531,12 +17776,14 @@
           </w:rPr>
           <w:t>yZWZlcnJlcj</w:t>
         </w:r>
+        <w:proofErr w:type="spellEnd"/>
         <w:r>
           <w:rPr>
             <w:rStyle w:val="a3"/>
           </w:rPr>
           <w:t>1</w:t>
         </w:r>
+        <w:proofErr w:type="spellStart"/>
         <w:r>
           <w:rPr>
             <w:rStyle w:val="a3"/>
@@ -15544,12 +17791,14 @@
           </w:rPr>
           <w:t>odHRwcyUzQS</w:t>
         </w:r>
+        <w:proofErr w:type="spellEnd"/>
         <w:r>
           <w:rPr>
             <w:rStyle w:val="a3"/>
           </w:rPr>
           <w:t>8</w:t>
         </w:r>
+        <w:proofErr w:type="spellStart"/>
         <w:r>
           <w:rPr>
             <w:rStyle w:val="a3"/>
@@ -15557,12 +17806,14 @@
           </w:rPr>
           <w:t>veWFuZGV</w:t>
         </w:r>
+        <w:proofErr w:type="spellEnd"/>
         <w:r>
           <w:rPr>
             <w:rStyle w:val="a3"/>
           </w:rPr>
           <w:t>4</w:t>
         </w:r>
+        <w:proofErr w:type="spellStart"/>
         <w:r>
           <w:rPr>
             <w:rStyle w:val="a3"/>
@@ -15570,12 +17821,14 @@
           </w:rPr>
           <w:t>LnJ</w:t>
         </w:r>
+        <w:proofErr w:type="spellEnd"/>
         <w:r>
           <w:rPr>
             <w:rStyle w:val="a3"/>
           </w:rPr>
           <w:t>1</w:t>
         </w:r>
+        <w:proofErr w:type="spellStart"/>
         <w:r>
           <w:rPr>
             <w:rStyle w:val="a3"/>
@@ -15583,6 +17836,7 @@
           </w:rPr>
           <w:t>Lw</w:t>
         </w:r>
+        <w:proofErr w:type="spellEnd"/>
         <w:r>
           <w:rPr>
             <w:rStyle w:val="a3"/>
@@ -15667,6 +17921,7 @@
           </w:rPr>
           <w:t>5</w:t>
         </w:r>
+        <w:proofErr w:type="spellStart"/>
         <w:r>
           <w:rPr>
             <w:rStyle w:val="a3"/>
@@ -15674,6 +17929,7 @@
           </w:rPr>
           <w:t>dde</w:t>
         </w:r>
+        <w:proofErr w:type="spellEnd"/>
         <w:r>
           <w:rPr>
             <w:rStyle w:val="a3"/>
@@ -15719,6 +17975,7 @@
           </w:rPr>
           <w:t>2</w:t>
         </w:r>
+        <w:proofErr w:type="spellStart"/>
         <w:r>
           <w:rPr>
             <w:rStyle w:val="a3"/>
@@ -15726,6 +17983,7 @@
           </w:rPr>
           <w:t>abdf</w:t>
         </w:r>
+        <w:proofErr w:type="spellEnd"/>
         <w:r>
           <w:rPr>
             <w:rStyle w:val="a3"/>
@@ -15875,6 +18133,7 @@
           </w:rPr>
           <w:t>6&amp;</w:t>
         </w:r>
+        <w:proofErr w:type="spellStart"/>
         <w:r>
           <w:rPr>
             <w:rStyle w:val="a3"/>
@@ -15882,6 +18141,7 @@
           </w:rPr>
           <w:t>utm</w:t>
         </w:r>
+        <w:proofErr w:type="spellEnd"/>
         <w:r>
           <w:rPr>
             <w:rStyle w:val="a3"/>
@@ -15927,6 +18187,7 @@
           </w:rPr>
           <w:t>//</w:t>
         </w:r>
+        <w:proofErr w:type="spellStart"/>
         <w:r>
           <w:rPr>
             <w:rStyle w:val="a3"/>
@@ -15934,6 +18195,7 @@
           </w:rPr>
           <w:t>yndx</w:t>
         </w:r>
+        <w:proofErr w:type="spellEnd"/>
         <w:r>
           <w:rPr>
             <w:rStyle w:val="a3"/>
@@ -15953,6 +18215,7 @@
           </w:rPr>
           <w:t>.</w:t>
         </w:r>
+        <w:proofErr w:type="spellStart"/>
         <w:r>
           <w:rPr>
             <w:rStyle w:val="a3"/>
@@ -15960,6 +18223,7 @@
           </w:rPr>
           <w:t>yandex</w:t>
         </w:r>
+        <w:proofErr w:type="spellEnd"/>
         <w:r>
           <w:rPr>
             <w:rStyle w:val="a3"/>
@@ -16036,16 +18300,18 @@
       <w:r>
         <w:t xml:space="preserve">Официальный сайт </w:t>
       </w:r>
+      <w:proofErr w:type="spellStart"/>
       <w:r>
         <w:t>Tass</w:t>
       </w:r>
+      <w:proofErr w:type="spellEnd"/>
       <w:r>
         <w:t>.</w:t>
       </w:r>
       <w:r>
         <w:t xml:space="preserve"> </w:t>
       </w:r>
-      <w:hyperlink r:id="rId15" w:history="1">
+      <w:hyperlink r:id="rId14" w:history="1">
         <w:r>
           <w:t>URL:https://tass.ru/obschestvo/24010655</w:t>
         </w:r>
@@ -16092,7 +18358,63 @@
         <w:ind w:left="0" w:firstLine="709"/>
       </w:pPr>
       <w:r>
-        <w:t xml:space="preserve">Какие бывают нейросети и чем YandexGPT, Google Gemini, ChatGPT и GigaChat от Сбера отличаются друг от друга / Хабр </w:t>
+        <w:t xml:space="preserve">Какие бывают нейросети и чем </w:t>
+      </w:r>
+      <w:proofErr w:type="spellStart"/>
+      <w:r>
+        <w:t>YandexGPT</w:t>
+      </w:r>
+      <w:proofErr w:type="spellEnd"/>
+      <w:r>
+        <w:t xml:space="preserve">, </w:t>
+      </w:r>
+      <w:proofErr w:type="spellStart"/>
+      <w:r>
+        <w:t>Google</w:t>
+      </w:r>
+      <w:proofErr w:type="spellEnd"/>
+      <w:r>
+        <w:t xml:space="preserve"> </w:t>
+      </w:r>
+      <w:proofErr w:type="spellStart"/>
+      <w:r>
+        <w:t>Gemini</w:t>
+      </w:r>
+      <w:proofErr w:type="spellEnd"/>
+      <w:r>
+        <w:t xml:space="preserve">, </w:t>
+      </w:r>
+      <w:proofErr w:type="spellStart"/>
+      <w:r>
+        <w:t>ChatGPT</w:t>
+      </w:r>
+      <w:proofErr w:type="spellEnd"/>
+      <w:r>
+        <w:t xml:space="preserve"> и </w:t>
+      </w:r>
+      <w:proofErr w:type="spellStart"/>
+      <w:r>
+        <w:t>GigaChat</w:t>
+      </w:r>
+      <w:proofErr w:type="spellEnd"/>
+      <w:r>
+        <w:t xml:space="preserve"> от </w:t>
+      </w:r>
+      <w:proofErr w:type="spellStart"/>
+      <w:r>
+        <w:t>Сбера</w:t>
+      </w:r>
+      <w:proofErr w:type="spellEnd"/>
+      <w:r>
+        <w:t xml:space="preserve"> отличаются друг от друга / </w:t>
+      </w:r>
+      <w:proofErr w:type="spellStart"/>
+      <w:r>
+        <w:t>Хабр</w:t>
+      </w:r>
+      <w:proofErr w:type="spellEnd"/>
+      <w:r>
+        <w:t xml:space="preserve"> </w:t>
       </w:r>
       <w:r>
         <w:t>[</w:t>
@@ -16106,16 +18428,18 @@
       <w:r>
         <w:t xml:space="preserve">Официальный сайт </w:t>
       </w:r>
+      <w:proofErr w:type="spellStart"/>
       <w:r>
         <w:t>Habr</w:t>
       </w:r>
+      <w:proofErr w:type="spellEnd"/>
       <w:r>
         <w:t>.</w:t>
       </w:r>
       <w:r>
         <w:t xml:space="preserve"> </w:t>
       </w:r>
-      <w:hyperlink r:id="rId16" w:history="1">
+      <w:hyperlink r:id="rId15" w:history="1">
         <w:r>
           <w:t>URL:https://habr.com/ru/companies/x-com/articles/852456/</w:t>
         </w:r>
@@ -16162,6 +18486,7 @@
         <w:ind w:left="0" w:firstLine="709"/>
       </w:pPr>
       <w:r>
+        <w:lastRenderedPageBreak/>
         <w:t xml:space="preserve">Как обучаются генеративные модели изображений — простое объяснение </w:t>
       </w:r>
       <w:r>
@@ -16176,19 +18501,21 @@
       <w:r>
         <w:t xml:space="preserve">Официальный сайт </w:t>
       </w:r>
+      <w:proofErr w:type="spellStart"/>
       <w:r>
         <w:t>Z</w:t>
       </w:r>
       <w:r>
         <w:t>erocoder</w:t>
       </w:r>
+      <w:proofErr w:type="spellEnd"/>
       <w:r>
         <w:t>.</w:t>
       </w:r>
       <w:r>
         <w:t xml:space="preserve"> </w:t>
       </w:r>
-      <w:hyperlink r:id="rId17" w:history="1">
+      <w:hyperlink r:id="rId16" w:history="1">
         <w:r>
           <w:t>URL:https://ya.zerocoder.ru/tgp-kak-obuchajutsya-generativnye-modeli-izobrazhenij-podrobnyj-obzor/</w:t>
         </w:r>
@@ -16234,12 +18561,38 @@
         </w:tabs>
         <w:ind w:left="0" w:firstLine="709"/>
       </w:pPr>
-      <w:r>
-        <w:t>Jira Structure: как мы в SM Lab используем плагины для управления продуктом / Хабр</w:t>
-      </w:r>
+      <w:proofErr w:type="spellStart"/>
+      <w:r>
+        <w:t>Jira</w:t>
+      </w:r>
+      <w:proofErr w:type="spellEnd"/>
       <w:r>
         <w:t xml:space="preserve"> </w:t>
       </w:r>
+      <w:proofErr w:type="spellStart"/>
+      <w:r>
+        <w:t>Structure</w:t>
+      </w:r>
+      <w:proofErr w:type="spellEnd"/>
+      <w:r>
+        <w:t xml:space="preserve">: как мы в SM </w:t>
+      </w:r>
+      <w:proofErr w:type="spellStart"/>
+      <w:r>
+        <w:t>Lab</w:t>
+      </w:r>
+      <w:proofErr w:type="spellEnd"/>
+      <w:r>
+        <w:t xml:space="preserve"> используем плагины для управления продуктом / </w:t>
+      </w:r>
+      <w:proofErr w:type="spellStart"/>
+      <w:r>
+        <w:t>Хабр</w:t>
+      </w:r>
+      <w:proofErr w:type="spellEnd"/>
+      <w:r>
+        <w:t xml:space="preserve"> </w:t>
+      </w:r>
       <w:r>
         <w:t>[</w:t>
       </w:r>
@@ -16252,16 +18605,18 @@
       <w:r>
         <w:t xml:space="preserve">Официальный сайт </w:t>
       </w:r>
+      <w:proofErr w:type="spellStart"/>
       <w:r>
         <w:t>Habr</w:t>
       </w:r>
+      <w:proofErr w:type="spellEnd"/>
       <w:r>
         <w:t>.</w:t>
       </w:r>
       <w:r>
         <w:t xml:space="preserve"> </w:t>
       </w:r>
-      <w:hyperlink r:id="rId18" w:history="1">
+      <w:hyperlink r:id="rId17" w:history="1">
         <w:r>
           <w:t>URL:https://habr.com/ru/companies/sportmaster_lab/articles/673660/</w:t>
         </w:r>
@@ -16307,11 +18662,33 @@
         </w:tabs>
         <w:ind w:left="0" w:firstLine="709"/>
       </w:pPr>
+      <w:proofErr w:type="spellStart"/>
       <w:r>
         <w:rPr>
           <w:lang w:val="en-US"/>
         </w:rPr>
-        <w:t>Clickup AI Agent – How AI Agents Work with Clickup &amp; Best Use Cases | Guru [</w:t>
+        <w:t>Clickup</w:t>
+      </w:r>
+      <w:proofErr w:type="spellEnd"/>
+      <w:r>
+        <w:rPr>
+          <w:lang w:val="en-US"/>
+        </w:rPr>
+        <w:t xml:space="preserve"> AI Agent – How AI Agents Work with </w:t>
+      </w:r>
+      <w:proofErr w:type="spellStart"/>
+      <w:r>
+        <w:rPr>
+          <w:lang w:val="en-US"/>
+        </w:rPr>
+        <w:t>Clickup</w:t>
+      </w:r>
+      <w:proofErr w:type="spellEnd"/>
+      <w:r>
+        <w:rPr>
+          <w:lang w:val="en-US"/>
+        </w:rPr>
+        <w:t xml:space="preserve"> &amp; Best Use Cases | Guru [</w:t>
       </w:r>
       <w:r>
         <w:t>Электронный</w:t>
@@ -16347,9 +18724,23 @@
         <w:rPr>
           <w:lang w:val="en-US"/>
         </w:rPr>
-        <w:t xml:space="preserve"> GetGuru. </w:t>
-      </w:r>
-      <w:hyperlink r:id="rId19" w:history="1">
+        <w:t xml:space="preserve"> </w:t>
+      </w:r>
+      <w:proofErr w:type="spellStart"/>
+      <w:r>
+        <w:rPr>
+          <w:lang w:val="en-US"/>
+        </w:rPr>
+        <w:t>GetGuru</w:t>
+      </w:r>
+      <w:proofErr w:type="spellEnd"/>
+      <w:r>
+        <w:rPr>
+          <w:lang w:val="en-US"/>
+        </w:rPr>
+        <w:t xml:space="preserve">. </w:t>
+      </w:r>
+      <w:hyperlink r:id="rId18" w:history="1">
         <w:r>
           <w:t>URL:https://www.getguru.com/reference/clickup-ai-agent</w:t>
         </w:r>
@@ -16395,8 +18786,21 @@
         </w:tabs>
         <w:ind w:left="0" w:firstLine="709"/>
       </w:pPr>
-      <w:r>
-        <w:t xml:space="preserve">Motion - Интеллектуальный календарь и менеджер задач для команд - Aitoolnet </w:t>
+      <w:proofErr w:type="spellStart"/>
+      <w:r>
+        <w:t>Motion</w:t>
+      </w:r>
+      <w:proofErr w:type="spellEnd"/>
+      <w:r>
+        <w:t xml:space="preserve"> - Интеллектуальный календарь и менеджер задач для команд - </w:t>
+      </w:r>
+      <w:proofErr w:type="spellStart"/>
+      <w:r>
+        <w:t>Aitoolnet</w:t>
+      </w:r>
+      <w:proofErr w:type="spellEnd"/>
+      <w:r>
+        <w:t xml:space="preserve"> </w:t>
       </w:r>
       <w:r>
         <w:t>[</w:t>
@@ -16425,13 +18829,15 @@
       <w:r>
         <w:t xml:space="preserve"> </w:t>
       </w:r>
+      <w:proofErr w:type="spellStart"/>
       <w:r>
         <w:t>AIToolNet</w:t>
       </w:r>
+      <w:proofErr w:type="spellEnd"/>
       <w:r>
         <w:t xml:space="preserve">. </w:t>
       </w:r>
-      <w:hyperlink r:id="rId20" w:history="1">
+      <w:hyperlink r:id="rId19" w:history="1">
         <w:r>
           <w:t>URL:https://www.aitoolnet.com/ru/motion</w:t>
         </w:r>
@@ -16477,11 +18883,19 @@
         </w:tabs>
         <w:ind w:left="0" w:firstLine="709"/>
       </w:pPr>
+      <w:proofErr w:type="spellStart"/>
       <w:r>
         <w:rPr>
           <w:lang w:val="en-US"/>
         </w:rPr>
-        <w:t>ScopeMaster Reviews 2026: Details, Pricing, &amp; Features | G2 [</w:t>
+        <w:t>ScopeMaster</w:t>
+      </w:r>
+      <w:proofErr w:type="spellEnd"/>
+      <w:r>
+        <w:rPr>
+          <w:lang w:val="en-US"/>
+        </w:rPr>
+        <w:t xml:space="preserve"> Reviews 2026: Details, Pricing, &amp; Features | G2 [</w:t>
       </w:r>
       <w:r>
         <w:t>Электронный</w:t>
@@ -16517,9 +18931,23 @@
         <w:rPr>
           <w:lang w:val="en-US"/>
         </w:rPr>
-        <w:t xml:space="preserve"> TurboPages. </w:t>
-      </w:r>
-      <w:hyperlink r:id="rId21" w:history="1">
+        <w:t xml:space="preserve"> </w:t>
+      </w:r>
+      <w:proofErr w:type="spellStart"/>
+      <w:r>
+        <w:rPr>
+          <w:lang w:val="en-US"/>
+        </w:rPr>
+        <w:t>TurboPages</w:t>
+      </w:r>
+      <w:proofErr w:type="spellEnd"/>
+      <w:r>
+        <w:rPr>
+          <w:lang w:val="en-US"/>
+        </w:rPr>
+        <w:t xml:space="preserve">. </w:t>
+      </w:r>
+      <w:hyperlink r:id="rId20" w:history="1">
         <w:r>
           <w:t>URL:https://translated.turbopages.org/proxy_u/en-ru.ru.c1a3ea4a-69f8b9fa-96965af8-74722d776562/https/www.g2.com/products/scopemaster/reviews</w:t>
         </w:r>
@@ -16607,7 +19035,7 @@
         </w:rPr>
         <w:t xml:space="preserve"> GitHub Copilot. </w:t>
       </w:r>
-      <w:hyperlink r:id="rId22" w:history="1">
+      <w:hyperlink r:id="rId21" w:history="1">
         <w:r>
           <w:t>URL:https://dev.to/sarahcssiqueira/using-github-copilot-to-manage-issues-and-save-time-3549</w:t>
         </w:r>
@@ -16653,8 +19081,13 @@
         </w:tabs>
         <w:ind w:left="0" w:firstLine="709"/>
       </w:pPr>
-      <w:r>
-        <w:t xml:space="preserve">Python: основы языка программирования, особенности, применение, примеры кода </w:t>
+      <w:proofErr w:type="spellStart"/>
+      <w:r>
+        <w:t>Python</w:t>
+      </w:r>
+      <w:proofErr w:type="spellEnd"/>
+      <w:r>
+        <w:t xml:space="preserve">: основы языка программирования, особенности, применение, примеры кода </w:t>
       </w:r>
       <w:r>
         <w:t>[</w:t>
@@ -16683,6 +19116,7 @@
       <w:r>
         <w:t xml:space="preserve"> </w:t>
       </w:r>
+      <w:proofErr w:type="spellStart"/>
       <w:r>
         <w:t>Hi</w:t>
       </w:r>
@@ -16692,10 +19126,11 @@
       <w:r>
         <w:t>Tech</w:t>
       </w:r>
+      <w:proofErr w:type="spellEnd"/>
       <w:r>
         <w:t xml:space="preserve">. </w:t>
       </w:r>
-      <w:hyperlink r:id="rId23" w:history="1">
+      <w:hyperlink r:id="rId22" w:history="1">
         <w:r>
           <w:t>URL:https://hi-tech.mail.ru/review/129618-python/</w:t>
         </w:r>
@@ -16741,21 +19176,28 @@
         </w:tabs>
         <w:ind w:left="0" w:firstLine="709"/>
       </w:pPr>
-      <w:r>
+      <w:proofErr w:type="spellStart"/>
+      <w:r>
+        <w:lastRenderedPageBreak/>
         <w:t>tkinter</w:t>
       </w:r>
+      <w:proofErr w:type="spellEnd"/>
       <w:r>
         <w:t xml:space="preserve"> — </w:t>
       </w:r>
+      <w:proofErr w:type="spellStart"/>
       <w:r>
         <w:t>Python</w:t>
       </w:r>
+      <w:proofErr w:type="spellEnd"/>
       <w:r>
         <w:t xml:space="preserve"> </w:t>
       </w:r>
+      <w:proofErr w:type="spellStart"/>
       <w:r>
         <w:t>interface</w:t>
       </w:r>
+      <w:proofErr w:type="spellEnd"/>
       <w:r>
         <w:t xml:space="preserve"> </w:t>
       </w:r>
@@ -16765,31 +19207,39 @@
       <w:r>
         <w:t xml:space="preserve"> </w:t>
       </w:r>
+      <w:proofErr w:type="spellStart"/>
       <w:r>
         <w:t>Tcl</w:t>
       </w:r>
+      <w:proofErr w:type="spellEnd"/>
       <w:r>
         <w:t>/</w:t>
       </w:r>
+      <w:proofErr w:type="spellStart"/>
       <w:r>
         <w:t>Tk</w:t>
       </w:r>
+      <w:proofErr w:type="spellEnd"/>
       <w:r>
         <w:t xml:space="preserve"> — </w:t>
       </w:r>
+      <w:proofErr w:type="spellStart"/>
       <w:r>
         <w:t>Python</w:t>
       </w:r>
+      <w:proofErr w:type="spellEnd"/>
       <w:r>
         <w:t xml:space="preserve"> 3.14.4 </w:t>
       </w:r>
+      <w:proofErr w:type="spellStart"/>
       <w:r>
         <w:t>documentation</w:t>
       </w:r>
+      <w:proofErr w:type="spellEnd"/>
       <w:r>
         <w:t xml:space="preserve"> </w:t>
       </w:r>
-      <w:bookmarkStart w:id="61" w:name="_Hlk228980070"/>
+      <w:bookmarkStart w:id="62" w:name="_Hlk228980070"/>
       <w:r>
         <w:t>[</w:t>
       </w:r>
@@ -16814,17 +19264,19 @@
       <w:r>
         <w:t xml:space="preserve">сайт документации </w:t>
       </w:r>
+      <w:proofErr w:type="spellStart"/>
       <w:r>
         <w:t>Python</w:t>
       </w:r>
+      <w:proofErr w:type="spellEnd"/>
       <w:r>
         <w:t>.</w:t>
       </w:r>
-      <w:bookmarkEnd w:id="61"/>
+      <w:bookmarkEnd w:id="62"/>
       <w:r>
         <w:t xml:space="preserve"> </w:t>
       </w:r>
-      <w:hyperlink r:id="rId24" w:history="1">
+      <w:hyperlink r:id="rId23" w:history="1">
         <w:r>
           <w:t>URL:https://docs.python.org/3/library/tkinter.html</w:t>
         </w:r>
@@ -16870,10 +19322,11 @@
         </w:tabs>
         <w:ind w:left="0" w:firstLine="709"/>
       </w:pPr>
-      <w:r>
-        <w:lastRenderedPageBreak/>
+      <w:proofErr w:type="spellStart"/>
+      <w:r>
         <w:t>NumPy</w:t>
       </w:r>
+      <w:proofErr w:type="spellEnd"/>
       <w:r>
         <w:t xml:space="preserve"> — </w:t>
       </w:r>
@@ -16910,7 +19363,7 @@
       <w:r>
         <w:t xml:space="preserve">. </w:t>
       </w:r>
-      <w:hyperlink r:id="rId25" w:history="1">
+      <w:hyperlink r:id="rId24" w:history="1">
         <w:r>
           <w:t>URL:https://ru.wikipedia.org/wiki/NumPy</w:t>
         </w:r>
@@ -16956,9 +19409,11 @@
         </w:tabs>
         <w:ind w:left="0" w:firstLine="709"/>
       </w:pPr>
+      <w:proofErr w:type="spellStart"/>
       <w:r>
         <w:t>Python</w:t>
       </w:r>
+      <w:proofErr w:type="spellEnd"/>
       <w:r>
         <w:t xml:space="preserve">: </w:t>
       </w:r>
@@ -16980,27 +19435,35 @@
       <w:r>
         <w:t xml:space="preserve"> '</w:t>
       </w:r>
+      <w:proofErr w:type="spellStart"/>
       <w:r>
         <w:t>No</w:t>
       </w:r>
+      <w:proofErr w:type="spellEnd"/>
       <w:r>
         <w:t xml:space="preserve"> </w:t>
       </w:r>
+      <w:proofErr w:type="spellStart"/>
       <w:r>
         <w:t>module</w:t>
       </w:r>
+      <w:proofErr w:type="spellEnd"/>
       <w:r>
         <w:t xml:space="preserve"> </w:t>
       </w:r>
+      <w:proofErr w:type="spellStart"/>
       <w:r>
         <w:t>named</w:t>
       </w:r>
+      <w:proofErr w:type="spellEnd"/>
       <w:r>
         <w:t xml:space="preserve"> </w:t>
       </w:r>
+      <w:proofErr w:type="spellStart"/>
       <w:r>
         <w:t>openpyxl</w:t>
       </w:r>
+      <w:proofErr w:type="spellEnd"/>
       <w:r>
         <w:t xml:space="preserve">' </w:t>
       </w:r>
@@ -17040,9 +19503,11 @@
       <w:r>
         <w:t xml:space="preserve">сайт </w:t>
       </w:r>
+      <w:proofErr w:type="spellStart"/>
       <w:r>
         <w:t>Exlends</w:t>
       </w:r>
+      <w:proofErr w:type="spellEnd"/>
       <w:r>
         <w:t>.</w:t>
       </w:r>
@@ -17055,7 +19520,7 @@
       <w:r>
         <w:t>:</w:t>
       </w:r>
-      <w:hyperlink r:id="rId26" w:history="1">
+      <w:hyperlink r:id="rId25" w:history="1">
         <w:r>
           <w:t>https://forum.exlends.com/topic/760/python-kak-ispravit-oshibku-no-module-named-openpyxl-za-5-minut</w:t>
         </w:r>
@@ -17105,17 +19570,17 @@
       <w:pPr>
         <w:pStyle w:val="1"/>
       </w:pPr>
-      <w:bookmarkStart w:id="62" w:name="_Toc228982354"/>
+      <w:bookmarkStart w:id="63" w:name="_Toc228982354"/>
       <w:r>
         <w:lastRenderedPageBreak/>
         <w:t xml:space="preserve">Приложение </w:t>
       </w:r>
-      <w:commentRangeStart w:id="63"/>
+      <w:commentRangeStart w:id="64"/>
       <w:r>
         <w:t>А</w:t>
       </w:r>
-      <w:bookmarkEnd w:id="62"/>
-      <w:commentRangeEnd w:id="63"/>
+      <w:bookmarkEnd w:id="63"/>
+      <w:commentRangeEnd w:id="64"/>
       <w:r>
         <w:rPr>
           <w:rStyle w:val="af2"/>
@@ -17125,7 +19590,7 @@
           <w:kern w:val="0"/>
           <w:lang w:eastAsia="en-US"/>
         </w:rPr>
-        <w:commentReference w:id="63"/>
+        <w:commentReference w:id="64"/>
       </w:r>
     </w:p>
     <w:p/>
@@ -17133,7 +19598,7 @@
       <w:pPr>
         <w:ind w:firstLine="0"/>
       </w:pPr>
-      <w:commentRangeStart w:id="64"/>
+      <w:commentRangeStart w:id="65"/>
       <w:r>
         <w:rPr>
           <w:noProof/>
@@ -17154,7 +19619,7 @@
                     <pic:cNvPicPr/>
                   </pic:nvPicPr>
                   <pic:blipFill>
-                    <a:blip r:embed="rId27"/>
+                    <a:blip r:embed="rId26"/>
                     <a:stretch>
                       <a:fillRect/>
                     </a:stretch>
@@ -17179,12 +19644,12 @@
           </wp:inline>
         </w:drawing>
       </w:r>
-      <w:commentRangeEnd w:id="64"/>
+      <w:commentRangeEnd w:id="65"/>
       <w:r>
         <w:rPr>
           <w:rStyle w:val="af2"/>
         </w:rPr>
-        <w:commentReference w:id="64"/>
+        <w:commentReference w:id="65"/>
       </w:r>
     </w:p>
     <w:p>
@@ -17202,7 +19667,7 @@
           <w:lang w:eastAsia="ru-RU"/>
         </w:rPr>
       </w:pPr>
-      <w:bookmarkStart w:id="65" w:name="_Toc228982355"/>
+      <w:bookmarkStart w:id="66" w:name="_Toc228982355"/>
       <w:r>
         <w:t>Рисунок</w:t>
       </w:r>
@@ -17241,7 +19706,7 @@
         <w:lastRenderedPageBreak/>
         <w:t>Приложение Б</w:t>
       </w:r>
-      <w:bookmarkEnd w:id="65"/>
+      <w:bookmarkEnd w:id="66"/>
     </w:p>
     <w:p/>
     <w:p>
@@ -17270,7 +19735,7 @@
                     <pic:cNvPicPr/>
                   </pic:nvPicPr>
                   <pic:blipFill>
-                    <a:blip r:embed="rId28"/>
+                    <a:blip r:embed="rId27"/>
                     <a:stretch>
                       <a:fillRect/>
                     </a:stretch>
@@ -17316,17 +19781,17 @@
       <w:pPr>
         <w:pStyle w:val="1"/>
       </w:pPr>
-      <w:bookmarkStart w:id="66" w:name="_Toc228982356"/>
+      <w:bookmarkStart w:id="67" w:name="_Toc228982356"/>
       <w:r>
         <w:lastRenderedPageBreak/>
         <w:t xml:space="preserve">Приложение </w:t>
       </w:r>
-      <w:commentRangeStart w:id="67"/>
+      <w:commentRangeStart w:id="68"/>
       <w:r>
         <w:t>В</w:t>
       </w:r>
-      <w:bookmarkEnd w:id="66"/>
-      <w:commentRangeEnd w:id="67"/>
+      <w:bookmarkEnd w:id="67"/>
+      <w:commentRangeEnd w:id="68"/>
       <w:r>
         <w:rPr>
           <w:rStyle w:val="af2"/>
@@ -17336,7 +19801,7 @@
           <w:kern w:val="0"/>
           <w:lang w:eastAsia="en-US"/>
         </w:rPr>
-        <w:commentReference w:id="67"/>
+        <w:commentReference w:id="68"/>
       </w:r>
     </w:p>
     <w:p/>
@@ -17365,7 +19830,7 @@
                     <pic:cNvPicPr/>
                   </pic:nvPicPr>
                   <pic:blipFill>
-                    <a:blip r:embed="rId29"/>
+                    <a:blip r:embed="rId28"/>
                     <a:stretch>
                       <a:fillRect/>
                     </a:stretch>
@@ -17443,13 +19908,13 @@
       </w:pPr>
     </w:p>
     <w:sectPr>
-      <w:headerReference w:type="default" r:id="rId30"/>
-      <w:footerReference w:type="default" r:id="rId31"/>
+      <w:headerReference w:type="default" r:id="rId29"/>
+      <w:footerReference w:type="default" r:id="rId30"/>
       <w:pgSz w:w="11906" w:h="16838"/>
-      <w:pgMar w:top="1134" w:right="1134" w:bottom="1134" w:left="1134" w:header="709" w:footer="709" w:gutter="0"/>
+      <w:pgMar w:top="1134" w:right="850" w:bottom="1134" w:left="1701" w:header="709" w:footer="709" w:gutter="0"/>
       <w:cols w:space="708"/>
       <w:titlePg/>
-      <w:docGrid w:linePitch="360"/>
+      <w:docGrid w:linePitch="381"/>
     </w:sectPr>
   </w:body>
 </w:document>
@@ -17462,6 +19927,7 @@
       <w:pPr>
         <w:pStyle w:val="af3"/>
       </w:pPr>
+      <w:bookmarkStart w:id="2" w:name="_GoBack"/>
       <w:r>
         <w:rPr>
           <w:rStyle w:val="af2"/>
@@ -17471,9 +19937,10 @@
       <w:r>
         <w:t>Поля 3 -1,5, 2-2</w:t>
       </w:r>
+      <w:bookmarkEnd w:id="2"/>
     </w:p>
   </w:comment>
-  <w:comment w:id="2" w:author="user" w:date="2026-05-14T18:52:00Z" w:initials="u">
+  <w:comment w:id="3" w:author="user" w:date="2026-05-14T18:52:00Z" w:initials="u">
     <w:p>
       <w:pPr>
         <w:pStyle w:val="af3"/>
@@ -17489,7 +19956,7 @@
       </w:r>
     </w:p>
   </w:comment>
-  <w:comment w:id="5" w:author="user" w:date="2026-05-14T18:52:00Z" w:initials="u">
+  <w:comment w:id="6" w:author="user" w:date="2026-05-14T18:52:00Z" w:initials="u">
     <w:p>
       <w:pPr>
         <w:pStyle w:val="af3"/>
@@ -17521,7 +19988,7 @@
       </w:r>
     </w:p>
   </w:comment>
-  <w:comment w:id="6" w:author="user" w:date="2026-05-14T18:53:00Z" w:initials="u">
+  <w:comment w:id="8" w:author="user" w:date="2026-05-14T18:53:00Z" w:initials="u">
     <w:p>
       <w:pPr>
         <w:pStyle w:val="af3"/>
@@ -17552,7 +20019,7 @@
       </w:pPr>
     </w:p>
   </w:comment>
-  <w:comment w:id="9" w:author="user" w:date="2026-05-14T18:54:00Z" w:initials="u">
+  <w:comment w:id="10" w:author="user" w:date="2026-05-14T18:54:00Z" w:initials="u">
     <w:p>
       <w:pPr>
         <w:pStyle w:val="af3"/>
@@ -17568,7 +20035,7 @@
       </w:r>
     </w:p>
   </w:comment>
-  <w:comment w:id="12" w:author="user" w:date="2026-05-14T18:56:00Z" w:initials="u">
+  <w:comment w:id="13" w:author="user" w:date="2026-05-14T18:56:00Z" w:initials="u">
     <w:p>
       <w:pPr>
         <w:pStyle w:val="af3"/>
@@ -17590,7 +20057,7 @@
       </w:r>
     </w:p>
   </w:comment>
-  <w:comment w:id="13" w:author="user" w:date="2026-05-14T18:58:00Z" w:initials="u">
+  <w:comment w:id="14" w:author="user" w:date="2026-05-14T18:58:00Z" w:initials="u">
     <w:p>
       <w:pPr>
         <w:pStyle w:val="af3"/>
@@ -17606,7 +20073,7 @@
       </w:r>
     </w:p>
   </w:comment>
-  <w:comment w:id="14" w:author="user" w:date="2026-05-14T18:57:00Z" w:initials="u">
+  <w:comment w:id="15" w:author="user" w:date="2026-05-14T18:57:00Z" w:initials="u">
     <w:p>
       <w:pPr>
         <w:pStyle w:val="af3"/>
@@ -17622,7 +20089,7 @@
       </w:r>
     </w:p>
   </w:comment>
-  <w:comment w:id="16" w:author="user" w:date="2026-05-14T19:01:00Z" w:initials="u">
+  <w:comment w:id="17" w:author="user" w:date="2026-05-14T19:01:00Z" w:initials="u">
     <w:p>
       <w:pPr>
         <w:pStyle w:val="af3"/>
@@ -17638,7 +20105,7 @@
       </w:r>
     </w:p>
   </w:comment>
-  <w:comment w:id="17" w:author="user" w:date="2026-05-14T18:59:00Z" w:initials="u">
+  <w:comment w:id="18" w:author="user" w:date="2026-05-14T18:59:00Z" w:initials="u">
     <w:p>
       <w:pPr>
         <w:pStyle w:val="af3"/>
@@ -17654,7 +20121,7 @@
       </w:r>
     </w:p>
   </w:comment>
-  <w:comment w:id="18" w:author="user" w:date="2026-05-14T19:00:00Z" w:initials="u">
+  <w:comment w:id="19" w:author="user" w:date="2026-05-14T19:00:00Z" w:initials="u">
     <w:p>
       <w:pPr>
         <w:pStyle w:val="af3"/>
@@ -17670,7 +20137,7 @@
       </w:r>
     </w:p>
   </w:comment>
-  <w:comment w:id="19" w:author="user" w:date="2026-05-14T19:16:00Z" w:initials="u">
+  <w:comment w:id="20" w:author="user" w:date="2026-05-14T19:16:00Z" w:initials="u">
     <w:p>
       <w:pPr>
         <w:pStyle w:val="af3"/>
@@ -17686,7 +20153,7 @@
       </w:r>
     </w:p>
   </w:comment>
-  <w:comment w:id="21" w:author="user" w:date="2026-05-14T19:01:00Z" w:initials="u">
+  <w:comment w:id="22" w:author="user" w:date="2026-05-14T19:01:00Z" w:initials="u">
     <w:p>
       <w:pPr>
         <w:pStyle w:val="af3"/>
@@ -17699,22 +20166,6 @@
       </w:r>
       <w:r>
         <w:t>Со строчной буквы</w:t>
-      </w:r>
-    </w:p>
-  </w:comment>
-  <w:comment w:id="23" w:author="user" w:date="2026-05-14T19:03:00Z" w:initials="u">
-    <w:p>
-      <w:pPr>
-        <w:pStyle w:val="af3"/>
-      </w:pPr>
-      <w:r>
-        <w:rPr>
-          <w:rStyle w:val="af2"/>
-        </w:rPr>
-        <w:annotationRef/>
-      </w:r>
-      <w:r>
-        <w:t>Запятая без пробела до, а после – пробел, проверить везде</w:t>
       </w:r>
     </w:p>
   </w:comment>
@@ -17730,11 +20181,27 @@
         <w:annotationRef/>
       </w:r>
       <w:r>
+        <w:t>Запятая без пробела до, а после – пробел, проверить везде</w:t>
+      </w:r>
+    </w:p>
+  </w:comment>
+  <w:comment w:id="25" w:author="user" w:date="2026-05-14T19:03:00Z" w:initials="u">
+    <w:p>
+      <w:pPr>
+        <w:pStyle w:val="af3"/>
+      </w:pPr>
+      <w:r>
+        <w:rPr>
+          <w:rStyle w:val="af2"/>
+        </w:rPr>
+        <w:annotationRef/>
+      </w:r>
+      <w:r>
         <w:t>вычитать</w:t>
       </w:r>
     </w:p>
   </w:comment>
-  <w:comment w:id="27" w:author="user" w:date="2026-05-14T19:03:00Z" w:initials="u">
+  <w:comment w:id="28" w:author="user" w:date="2026-05-14T19:03:00Z" w:initials="u">
     <w:p>
       <w:pPr>
         <w:pStyle w:val="af3"/>
@@ -17760,22 +20227,6 @@
       </w:pPr>
       <w:r>
         <w:t>в т.ч. знаки препинания</w:t>
-      </w:r>
-    </w:p>
-  </w:comment>
-  <w:comment w:id="29" w:author="user" w:date="2026-05-14T19:05:00Z" w:initials="u">
-    <w:p>
-      <w:pPr>
-        <w:pStyle w:val="af3"/>
-      </w:pPr>
-      <w:r>
-        <w:rPr>
-          <w:rStyle w:val="af2"/>
-        </w:rPr>
-        <w:annotationRef/>
-      </w:r>
-      <w:r>
-        <w:t>точка</w:t>
       </w:r>
     </w:p>
   </w:comment>
@@ -17791,11 +20242,29 @@
         <w:annotationRef/>
       </w:r>
       <w:r>
+        <w:t>точка</w:t>
+      </w:r>
+    </w:p>
+  </w:comment>
+  <w:comment w:id="31" w:author="user" w:date="2026-05-14T19:05:00Z" w:initials="u">
+    <w:p>
+      <w:pPr>
+        <w:pStyle w:val="af3"/>
+      </w:pPr>
+      <w:r>
+        <w:rPr>
+          <w:rStyle w:val="af2"/>
+        </w:rPr>
+        <w:annotationRef/>
+      </w:r>
+      <w:proofErr w:type="spellStart"/>
+      <w:r>
         <w:t>прееичсления</w:t>
       </w:r>
+      <w:proofErr w:type="spellEnd"/>
     </w:p>
   </w:comment>
-  <w:comment w:id="31" w:author="user" w:date="2026-05-14T19:06:00Z" w:initials="u">
+  <w:comment w:id="32" w:author="user" w:date="2026-05-14T19:06:00Z" w:initials="u">
     <w:p>
       <w:pPr>
         <w:pStyle w:val="af3"/>
@@ -17811,7 +20280,7 @@
       </w:r>
     </w:p>
   </w:comment>
-  <w:comment w:id="32" w:author="user" w:date="2026-05-14T19:16:00Z" w:initials="u">
+  <w:comment w:id="33" w:author="user" w:date="2026-05-14T19:16:00Z" w:initials="u">
     <w:p>
       <w:pPr>
         <w:pStyle w:val="af3"/>
@@ -17827,7 +20296,7 @@
       </w:r>
     </w:p>
   </w:comment>
-  <w:comment w:id="35" w:author="user" w:date="2026-05-14T19:07:00Z" w:initials="u">
+  <w:comment w:id="36" w:author="user" w:date="2026-05-14T19:07:00Z" w:initials="u">
     <w:p>
       <w:pPr>
         <w:pStyle w:val="af3"/>
@@ -17840,22 +20309,6 @@
       </w:r>
       <w:r>
         <w:t>?</w:t>
-      </w:r>
-    </w:p>
-  </w:comment>
-  <w:comment w:id="40" w:author="user" w:date="2026-05-14T19:10:00Z" w:initials="u">
-    <w:p>
-      <w:pPr>
-        <w:pStyle w:val="af3"/>
-      </w:pPr>
-      <w:r>
-        <w:rPr>
-          <w:rStyle w:val="af2"/>
-        </w:rPr>
-        <w:annotationRef/>
-      </w:r>
-      <w:r>
-        <w:t>В таблице</w:t>
       </w:r>
     </w:p>
   </w:comment>
@@ -17871,11 +20324,27 @@
         <w:annotationRef/>
       </w:r>
       <w:r>
+        <w:t>В таблице</w:t>
+      </w:r>
+    </w:p>
+  </w:comment>
+  <w:comment w:id="42" w:author="user" w:date="2026-05-14T19:10:00Z" w:initials="u">
+    <w:p>
+      <w:pPr>
+        <w:pStyle w:val="af3"/>
+      </w:pPr>
+      <w:r>
+        <w:rPr>
+          <w:rStyle w:val="af2"/>
+        </w:rPr>
+        <w:annotationRef/>
+      </w:r>
+      <w:r>
         <w:t>Если переходит на другую страницу, то оформить соответственно</w:t>
       </w:r>
     </w:p>
   </w:comment>
-  <w:comment w:id="52" w:author="user" w:date="2026-05-14T19:28:00Z" w:initials="u">
+  <w:comment w:id="53" w:author="user" w:date="2026-05-14T19:28:00Z" w:initials="u">
     <w:p>
       <w:pPr>
         <w:pStyle w:val="af3"/>
@@ -17891,7 +20360,7 @@
       </w:r>
     </w:p>
   </w:comment>
-  <w:comment w:id="63" w:author="user" w:date="2026-05-14T19:17:00Z" w:initials="u">
+  <w:comment w:id="64" w:author="user" w:date="2026-05-14T19:17:00Z" w:initials="u">
     <w:p>
       <w:pPr>
         <w:pStyle w:val="af3"/>
@@ -17902,8 +20371,13 @@
         </w:rPr>
         <w:annotationRef/>
       </w:r>
-      <w:r>
-        <w:t>Прилоежние А</w:t>
+      <w:proofErr w:type="spellStart"/>
+      <w:r>
+        <w:t>Прилоежние</w:t>
+      </w:r>
+      <w:proofErr w:type="spellEnd"/>
+      <w:r>
+        <w:t xml:space="preserve"> А</w:t>
       </w:r>
     </w:p>
     <w:p>
@@ -17918,12 +20392,14 @@
       <w:pPr>
         <w:pStyle w:val="af3"/>
       </w:pPr>
+      <w:proofErr w:type="spellStart"/>
       <w:r>
         <w:t>Названеи</w:t>
       </w:r>
+      <w:proofErr w:type="spellEnd"/>
     </w:p>
   </w:comment>
-  <w:comment w:id="64" w:author="user" w:date="2026-05-14T19:22:00Z" w:initials="u">
+  <w:comment w:id="65" w:author="user" w:date="2026-05-14T19:22:00Z" w:initials="u">
     <w:p>
       <w:pPr>
         <w:pStyle w:val="af3"/>
@@ -17967,7 +20443,7 @@
       </w:r>
     </w:p>
   </w:comment>
-  <w:comment w:id="67" w:author="user" w:date="2026-05-14T19:17:00Z" w:initials="u">
+  <w:comment w:id="68" w:author="user" w:date="2026-05-14T19:17:00Z" w:initials="u">
     <w:p>
       <w:pPr>
         <w:pStyle w:val="af3"/>
@@ -17979,7 +20455,15 @@
         <w:annotationRef/>
       </w:r>
       <w:r>
-        <w:t>Ссылка на приложегие в тексте</w:t>
+        <w:t xml:space="preserve">Ссылка на </w:t>
+      </w:r>
+      <w:proofErr w:type="spellStart"/>
+      <w:r>
+        <w:t>приложегие</w:t>
+      </w:r>
+      <w:proofErr w:type="spellEnd"/>
+      <w:r>
+        <w:t xml:space="preserve"> в тексте</w:t>
       </w:r>
     </w:p>
   </w:comment>
@@ -17988,7 +20472,7 @@
 
 <file path=word/commentsExtended.xml><?xml version="1.0" encoding="utf-8"?>
 <w15:commentsEx xmlns:wpc="http://schemas.microsoft.com/office/word/2010/wordprocessingCanvas" xmlns:cx="http://schemas.microsoft.com/office/drawing/2014/chartex" xmlns:cx1="http://schemas.microsoft.com/office/drawing/2015/9/8/chartex" xmlns:cx2="http://schemas.microsoft.com/office/drawing/2015/10/21/chartex" xmlns:cx3="http://schemas.microsoft.com/office/drawing/2016/5/9/chartex" xmlns:cx4="http://schemas.microsoft.com/office/drawing/2016/5/10/chartex" xmlns:cx5="http://schemas.microsoft.com/office/drawing/2016/5/11/chartex" xmlns:cx6="http://schemas.microsoft.com/office/drawing/2016/5/12/chartex" xmlns:cx7="http://schemas.microsoft.com/office/drawing/2016/5/13/chartex" xmlns:cx8="http://schemas.microsoft.com/office/drawing/2016/5/14/chartex" xmlns:mc="http://schemas.openxmlformats.org/markup-compatibility/2006" xmlns:aink="http://schemas.microsoft.com/office/drawing/2016/ink" xmlns:am3d="http://schemas.microsoft.com/office/drawing/2017/model3d" xmlns:o="urn:schemas-microsoft-com:office:office" xmlns:r="http://schemas.openxmlformats.org/officeDocument/2006/relationships" xmlns:m="http://schemas.openxmlformats.org/officeDocument/2006/math" xmlns:v="urn:schemas-microsoft-com:vml" xmlns:wp14="http://schemas.microsoft.com/office/word/2010/wordprocessingDrawing" xmlns:wp="http://schemas.openxmlformats.org/drawingml/2006/wordprocessingDrawing" xmlns:w10="urn:schemas-microsoft-com:office:word" xmlns:w="http://schemas.openxmlformats.org/wordprocessingml/2006/main" xmlns:w14="http://schemas.microsoft.com/office/word/2010/wordml" xmlns:w15="http://schemas.microsoft.com/office/word/2012/wordml" xmlns:w16cex="http://schemas.microsoft.com/office/word/2018/wordml/cex" xmlns:w16cid="http://schemas.microsoft.com/office/word/2016/wordml/cid" xmlns:w16="http://schemas.microsoft.com/office/word/2018/wordml" xmlns:w16se="http://schemas.microsoft.com/office/word/2015/wordml/symex" xmlns:wpg="http://schemas.microsoft.com/office/word/2010/wordprocessingGroup" xmlns:wpi="http://schemas.microsoft.com/office/word/2010/wordprocessingInk" xmlns:wne="http://schemas.microsoft.com/office/word/2006/wordml" xmlns:wps="http://schemas.microsoft.com/office/word/2010/wordprocessingShape" mc:Ignorable="w14 w15 w16se w16cid w16 w16cex wp14">
-  <w15:commentEx w15:paraId="461336E9" w15:done="0"/>
+  <w15:commentEx w15:paraId="461336E9" w15:done="1"/>
   <w15:commentEx w15:paraId="42EF5B82" w15:done="0"/>
   <w15:commentEx w15:paraId="4335D5B7" w15:done="0"/>
   <w15:commentEx w15:paraId="17646E7D" w15:done="0"/>
@@ -25670,7 +28154,7 @@
 </file>
 
 <file path=customXml/itemProps1.xml><?xml version="1.0" encoding="utf-8"?>
-<ds:datastoreItem xmlns:ds="http://schemas.openxmlformats.org/officeDocument/2006/customXml" ds:itemID="{AB0F5F54-F60F-407E-866D-19A6ED5F9395}">
+<ds:datastoreItem xmlns:ds="http://schemas.openxmlformats.org/officeDocument/2006/customXml" ds:itemID="{78774A88-14D1-448B-99EA-827779E8C811}">
   <ds:schemaRefs>
     <ds:schemaRef ds:uri="http://schemas.openxmlformats.org/officeDocument/2006/bibliography"/>
   </ds:schemaRefs>

--- a/M1 Course/YPpSIS/Coursework/Андреев КП.docx
+++ b/M1 Course/YPpSIS/Coursework/Андреев КП.docx
@@ -1355,7 +1355,6 @@
         <w:rPr>
           <w:rFonts w:cs="Times New Roman"/>
           <w:szCs w:val="28"/>
-          <w:lang w:val="en-US"/>
         </w:rPr>
       </w:pPr>
       <w:r>
@@ -6592,29 +6591,53 @@
           <w:rFonts w:cs="Times New Roman"/>
           <w:szCs w:val="28"/>
         </w:rPr>
-        <w:t xml:space="preserve">12 часов на проект средней сложности). При этом качество результата сильно зависит от опыта проектного менеджера. Исследования показывают, что даже опытные PM допускают систематические ошибки при оценке сложности и пропускают важные </w:t>
-      </w:r>
-      <w:commentRangeStart w:id="7"/>
-      <w:r>
-        <w:rPr>
-          <w:rFonts w:cs="Times New Roman"/>
-          <w:szCs w:val="28"/>
-        </w:rPr>
-        <w:t>подзадачи</w:t>
-      </w:r>
-      <w:commentRangeEnd w:id="7"/>
-      <w:r>
-        <w:rPr>
-          <w:rStyle w:val="af2"/>
-        </w:rPr>
-        <w:commentReference w:id="7"/>
-      </w:r>
-      <w:r>
-        <w:rPr>
-          <w:rFonts w:cs="Times New Roman"/>
-          <w:szCs w:val="28"/>
-        </w:rPr>
-        <w:t>.</w:t>
+        <w:t>12 часов на проект средней сложности). При этом качество результата сильно зависит от опыта проектного менеджера. Исследования показывают, что даже опытные PM допускают систематические ошибки при оценке сложности и пропускают важные п</w:t>
+      </w:r>
+      <w:bookmarkStart w:id="7" w:name="_GoBack"/>
+      <w:bookmarkEnd w:id="7"/>
+      <w:r>
+        <w:rPr>
+          <w:rFonts w:cs="Times New Roman"/>
+          <w:szCs w:val="28"/>
+        </w:rPr>
+        <w:t>одзадачи.</w:t>
+      </w:r>
+      <w:r>
+        <w:rPr>
+          <w:rFonts w:cs="Times New Roman"/>
+          <w:szCs w:val="28"/>
+        </w:rPr>
+        <w:t xml:space="preserve"> Диаграмма </w:t>
+      </w:r>
+      <w:r>
+        <w:t>SADT «как есть»</w:t>
+      </w:r>
+      <w:r>
+        <w:t xml:space="preserve"> </w:t>
+      </w:r>
+      <w:r>
+        <w:t xml:space="preserve">представлена в приложении </w:t>
+      </w:r>
+      <w:r>
+        <w:rPr>
+          <w:lang w:val="en-US"/>
+        </w:rPr>
+        <w:t>A</w:t>
+      </w:r>
+      <w:r>
+        <w:t xml:space="preserve"> </w:t>
+      </w:r>
+      <w:r>
+        <w:t xml:space="preserve">на рисунке </w:t>
+      </w:r>
+      <w:r>
+        <w:rPr>
+          <w:lang w:val="en-US"/>
+        </w:rPr>
+        <w:t>A</w:t>
+      </w:r>
+      <w:r>
+        <w:t>.1.</w:t>
       </w:r>
     </w:p>
     <w:p>
@@ -7486,6 +7509,7 @@
                 <w:rFonts w:cs="Times New Roman"/>
                 <w:szCs w:val="28"/>
               </w:rPr>
+              <w:lastRenderedPageBreak/>
               <w:t>Обучаемость</w:t>
             </w:r>
           </w:p>
@@ -7542,7 +7566,6 @@
       </w:pPr>
       <w:bookmarkStart w:id="9" w:name="_Toc230194726"/>
       <w:r>
-        <w:lastRenderedPageBreak/>
         <w:t xml:space="preserve">1.4. Требования к </w:t>
       </w:r>
       <w:r>
@@ -8681,33 +8704,71 @@
     </w:p>
     <w:p>
       <w:r>
-        <w:t xml:space="preserve">Требования </w:t>
-      </w:r>
-      <w:r>
-        <w:t xml:space="preserve">FR–1 </w:t>
+        <w:t>Требования FR–1 ввод задачи заключается в том, что система должна принимать текстовое описание задачи на русском языке с минимальной длиной 10 символов и максимальной — 2000 символов, поддерживая кириллицу, латиницу, цифры и знаки препинания.</w:t>
+      </w:r>
+    </w:p>
+    <w:p>
+      <w:r>
+        <w:t xml:space="preserve">Требования FR–2 </w:t>
+      </w:r>
+      <w:r>
+        <w:t>к</w:t>
+      </w:r>
+      <w:r>
+        <w:t>лассификация задачи заключается в том, что</w:t>
+      </w:r>
+      <w:r>
+        <w:t xml:space="preserve"> с</w:t>
+      </w:r>
+      <w:r>
+        <w:t xml:space="preserve">истема должна определять тип задачи из 8 предустановленных категорий: </w:t>
       </w:r>
       <w:r>
         <w:t>в</w:t>
       </w:r>
       <w:r>
-        <w:t>вод задачи</w:t>
-      </w:r>
-      <w:r>
-        <w:t xml:space="preserve"> заключается в том, что с</w:t>
-      </w:r>
-      <w:r>
-        <w:t>истема должна принимать текстовое описание задачи на русском языке с минимальной длиной 10 символов и максимальной — 2000 символов, поддерживая кириллицу, латиницу, цифры и знаки препинания.</w:t>
-      </w:r>
-    </w:p>
-    <w:p>
-      <w:r>
-        <w:t xml:space="preserve">Требования FR–2 </w:t>
-      </w:r>
-      <w:r>
-        <w:t>к</w:t>
-      </w:r>
-      <w:r>
-        <w:t>лассификация задачи</w:t>
+        <w:t xml:space="preserve">еб–разработка, </w:t>
+      </w:r>
+      <w:r>
+        <w:t>м</w:t>
+      </w:r>
+      <w:r>
+        <w:t xml:space="preserve">обильная разработка, </w:t>
+      </w:r>
+      <w:r>
+        <w:t>б</w:t>
+      </w:r>
+      <w:r>
+        <w:t xml:space="preserve">азы данных, DevOps, AI/ML разработка, </w:t>
+      </w:r>
+      <w:r>
+        <w:t>а</w:t>
+      </w:r>
+      <w:r>
+        <w:t xml:space="preserve">налитика, </w:t>
+      </w:r>
+      <w:r>
+        <w:t>б</w:t>
+      </w:r>
+      <w:r>
+        <w:t xml:space="preserve">езопасность, </w:t>
+      </w:r>
+      <w:r>
+        <w:t>т</w:t>
+      </w:r>
+      <w:r>
+        <w:t>естирование, при этом точность классификации должна быть не менее 80%.</w:t>
+      </w:r>
+    </w:p>
+    <w:p>
+      <w:r>
+        <w:t xml:space="preserve">Требования FR–3 </w:t>
+      </w:r>
+      <w:r>
+        <w:t>о</w:t>
+      </w:r>
+      <w:r>
+        <w:t>ценка сложности</w:t>
       </w:r>
       <w:r>
         <w:t xml:space="preserve"> </w:t>
@@ -8719,290 +8780,239 @@
         <w:t xml:space="preserve"> с</w:t>
       </w:r>
       <w:r>
-        <w:t xml:space="preserve">истема должна определять тип задачи из 8 предустановленных категорий: </w:t>
-      </w:r>
-      <w:r>
-        <w:t>в</w:t>
-      </w:r>
-      <w:r>
-        <w:t xml:space="preserve">еб–разработка, </w:t>
-      </w:r>
-      <w:r>
-        <w:t>м</w:t>
-      </w:r>
-      <w:r>
-        <w:t xml:space="preserve">обильная разработка, </w:t>
-      </w:r>
-      <w:r>
-        <w:t>б</w:t>
-      </w:r>
-      <w:r>
-        <w:t xml:space="preserve">азы данных, DevOps, AI/ML разработка, </w:t>
+        <w:t>истема должна оценивать сложность задачи по шкале из трех уровней: Низкая (3–7 дней), Средняя (1–2 недели), Высокая (2–4 недели), причём оценка должна учитывать объем работ, жизненный цикл и сложность реализации.</w:t>
+      </w:r>
+    </w:p>
+    <w:p>
+      <w:r>
+        <w:t>Требования FR–4</w:t>
+      </w:r>
+      <w:r>
+        <w:t xml:space="preserve"> р</w:t>
+      </w:r>
+      <w:r>
+        <w:t>аспределение ролей</w:t>
+      </w:r>
+      <w:r>
+        <w:t xml:space="preserve"> </w:t>
+      </w:r>
+      <w:r>
+        <w:t>заключается в том, что</w:t>
+      </w:r>
+      <w:r>
+        <w:t xml:space="preserve"> с</w:t>
+      </w:r>
+      <w:r>
+        <w:t xml:space="preserve">истема должна назначать необходимые роли из 12 предустановленных: </w:t>
       </w:r>
       <w:r>
         <w:t>а</w:t>
       </w:r>
       <w:r>
-        <w:t xml:space="preserve">налитика, </w:t>
-      </w:r>
-      <w:r>
-        <w:t>б</w:t>
-      </w:r>
-      <w:r>
-        <w:t xml:space="preserve">езопасность, </w:t>
+        <w:t xml:space="preserve">налитик, </w:t>
+      </w:r>
+      <w:r>
+        <w:t>р</w:t>
+      </w:r>
+      <w:r>
+        <w:t xml:space="preserve">азработчик </w:t>
+      </w:r>
+      <w:r>
+        <w:rPr>
+          <w:lang w:val="en-US"/>
+        </w:rPr>
+        <w:t>b</w:t>
+      </w:r>
+      <w:proofErr w:type="spellStart"/>
+      <w:r>
+        <w:t>ackend</w:t>
+      </w:r>
+      <w:proofErr w:type="spellEnd"/>
+      <w:r>
+        <w:t xml:space="preserve">, </w:t>
+      </w:r>
+      <w:r>
+        <w:t>р</w:t>
+      </w:r>
+      <w:r>
+        <w:t xml:space="preserve">азработчик </w:t>
+      </w:r>
+      <w:r>
+        <w:rPr>
+          <w:lang w:val="en-US"/>
+        </w:rPr>
+        <w:t>f</w:t>
+      </w:r>
+      <w:proofErr w:type="spellStart"/>
+      <w:r>
+        <w:t>rontend</w:t>
+      </w:r>
+      <w:proofErr w:type="spellEnd"/>
+      <w:r>
+        <w:t xml:space="preserve">, </w:t>
+      </w:r>
+      <w:r>
+        <w:t>р</w:t>
+      </w:r>
+      <w:r>
+        <w:t xml:space="preserve">азработчик </w:t>
+      </w:r>
+      <w:r>
+        <w:rPr>
+          <w:lang w:val="en-US"/>
+        </w:rPr>
+        <w:t>m</w:t>
+      </w:r>
+      <w:proofErr w:type="spellStart"/>
+      <w:r>
+        <w:t>obile</w:t>
+      </w:r>
+      <w:proofErr w:type="spellEnd"/>
+      <w:r>
+        <w:t xml:space="preserve">, </w:t>
       </w:r>
       <w:r>
         <w:t>т</w:t>
       </w:r>
       <w:r>
-        <w:t>естирование, при этом точность классификации должна быть не менее 80%.</w:t>
-      </w:r>
-    </w:p>
-    <w:p>
-      <w:r>
-        <w:t xml:space="preserve">Требования FR–3 </w:t>
-      </w:r>
-      <w:r>
-        <w:t>о</w:t>
-      </w:r>
-      <w:r>
-        <w:t>ценка сложности</w:t>
-      </w:r>
+        <w:t xml:space="preserve">естировщик QA, </w:t>
+      </w:r>
+      <w:proofErr w:type="spellStart"/>
+      <w:r>
+        <w:t>DevOps</w:t>
+      </w:r>
+      <w:proofErr w:type="spellEnd"/>
       <w:r>
         <w:t xml:space="preserve"> </w:t>
       </w:r>
       <w:r>
-        <w:t>заключается в том, что</w:t>
-      </w:r>
-      <w:r>
-        <w:t xml:space="preserve"> с</w:t>
-      </w:r>
-      <w:r>
-        <w:t>истема должна оценивать сложность задачи по шкале из трех уровней: Низкая (3–7 дней), Средняя (1–2 недели), Высокая (2–4 недели), причём оценка должна учитывать объем работ, жизненный цикл и сложность реализации.</w:t>
-      </w:r>
-    </w:p>
-    <w:p>
-      <w:r>
-        <w:t>Требования FR–4</w:t>
-      </w:r>
-      <w:r>
-        <w:t xml:space="preserve"> р</w:t>
-      </w:r>
-      <w:r>
-        <w:t>аспределение ролей</w:t>
-      </w:r>
+        <w:t>и</w:t>
+      </w:r>
+      <w:r>
+        <w:t xml:space="preserve">нженер, </w:t>
+      </w:r>
+      <w:r>
+        <w:rPr>
+          <w:lang w:val="en-US"/>
+        </w:rPr>
+        <w:t>p</w:t>
+      </w:r>
+      <w:proofErr w:type="spellStart"/>
+      <w:r>
+        <w:t>roject</w:t>
+      </w:r>
+      <w:proofErr w:type="spellEnd"/>
       <w:r>
         <w:t xml:space="preserve"> </w:t>
       </w:r>
       <w:r>
-        <w:t>заключается в том, что</w:t>
-      </w:r>
-      <w:r>
-        <w:t xml:space="preserve"> с</w:t>
-      </w:r>
-      <w:r>
-        <w:t xml:space="preserve">истема должна назначать необходимые роли из 12 предустановленных: </w:t>
-      </w:r>
-      <w:r>
-        <w:t>а</w:t>
-      </w:r>
-      <w:r>
-        <w:t xml:space="preserve">налитик, </w:t>
-      </w:r>
-      <w:r>
-        <w:t>р</w:t>
-      </w:r>
-      <w:r>
-        <w:t xml:space="preserve">азработчик </w:t>
-      </w:r>
-      <w:r>
         <w:rPr>
           <w:lang w:val="en-US"/>
         </w:rPr>
-        <w:t>b</w:t>
+        <w:t>m</w:t>
       </w:r>
       <w:proofErr w:type="spellStart"/>
       <w:r>
-        <w:t>ackend</w:t>
+        <w:t>anager</w:t>
       </w:r>
       <w:proofErr w:type="spellEnd"/>
       <w:r>
+        <w:t xml:space="preserve">, UX/UI </w:t>
+      </w:r>
+      <w:r>
+        <w:t>д</w:t>
+      </w:r>
+      <w:r>
+        <w:t xml:space="preserve">изайнер, </w:t>
+      </w:r>
+      <w:r>
+        <w:rPr>
+          <w:lang w:val="en-US"/>
+        </w:rPr>
+        <w:t>d</w:t>
+      </w:r>
+      <w:proofErr w:type="spellStart"/>
+      <w:r>
+        <w:t>ata</w:t>
+      </w:r>
+      <w:proofErr w:type="spellEnd"/>
+      <w:r>
+        <w:t xml:space="preserve"> </w:t>
+      </w:r>
+      <w:r>
+        <w:rPr>
+          <w:lang w:val="en-US"/>
+        </w:rPr>
+        <w:t>e</w:t>
+      </w:r>
+      <w:proofErr w:type="spellStart"/>
+      <w:r>
+        <w:t>ngineer</w:t>
+      </w:r>
+      <w:proofErr w:type="spellEnd"/>
+      <w:r>
+        <w:t xml:space="preserve">, ML </w:t>
+      </w:r>
+      <w:r>
+        <w:t>и</w:t>
+      </w:r>
+      <w:r>
+        <w:t xml:space="preserve">нженер, </w:t>
+      </w:r>
+      <w:r>
+        <w:rPr>
+          <w:lang w:val="en-US"/>
+        </w:rPr>
+        <w:t>s</w:t>
+      </w:r>
+      <w:proofErr w:type="spellStart"/>
+      <w:r>
+        <w:t>ecurity</w:t>
+      </w:r>
+      <w:proofErr w:type="spellEnd"/>
+      <w:r>
+        <w:t xml:space="preserve"> </w:t>
+      </w:r>
+      <w:r>
+        <w:rPr>
+          <w:lang w:val="en-US"/>
+        </w:rPr>
+        <w:t>s</w:t>
+      </w:r>
+      <w:proofErr w:type="spellStart"/>
+      <w:r>
+        <w:t>pecialist</w:t>
+      </w:r>
+      <w:proofErr w:type="spellEnd"/>
+      <w:r>
         <w:t xml:space="preserve">, </w:t>
       </w:r>
       <w:r>
-        <w:t>р</w:t>
-      </w:r>
-      <w:r>
-        <w:t xml:space="preserve">азработчик </w:t>
-      </w:r>
-      <w:r>
         <w:rPr>
           <w:lang w:val="en-US"/>
         </w:rPr>
-        <w:t>f</w:t>
+        <w:t>t</w:t>
       </w:r>
       <w:proofErr w:type="spellStart"/>
       <w:r>
-        <w:t>rontend</w:t>
+        <w:t>echnical</w:t>
       </w:r>
       <w:proofErr w:type="spellEnd"/>
       <w:r>
-        <w:t xml:space="preserve">, </w:t>
-      </w:r>
-      <w:r>
-        <w:t>р</w:t>
-      </w:r>
-      <w:r>
-        <w:t xml:space="preserve">азработчик </w:t>
+        <w:t xml:space="preserve"> </w:t>
       </w:r>
       <w:r>
         <w:rPr>
           <w:lang w:val="en-US"/>
         </w:rPr>
-        <w:t>m</w:t>
+        <w:t>w</w:t>
       </w:r>
       <w:proofErr w:type="spellStart"/>
       <w:r>
-        <w:t>obile</w:t>
+        <w:t>riter</w:t>
       </w:r>
       <w:proofErr w:type="spellEnd"/>
       <w:r>
-        <w:t xml:space="preserve">, </w:t>
-      </w:r>
-      <w:r>
-        <w:t>т</w:t>
-      </w:r>
-      <w:r>
-        <w:t xml:space="preserve">естировщик QA, DevOps </w:t>
-      </w:r>
-      <w:r>
-        <w:t>и</w:t>
-      </w:r>
-      <w:r>
-        <w:t xml:space="preserve">нженер, </w:t>
-      </w:r>
-      <w:r>
-        <w:rPr>
-          <w:lang w:val="en-US"/>
-        </w:rPr>
-        <w:t>p</w:t>
-      </w:r>
-      <w:proofErr w:type="spellStart"/>
-      <w:r>
-        <w:t>roject</w:t>
-      </w:r>
-      <w:proofErr w:type="spellEnd"/>
-      <w:r>
-        <w:t xml:space="preserve"> </w:t>
-      </w:r>
-      <w:r>
-        <w:rPr>
-          <w:lang w:val="en-US"/>
-        </w:rPr>
-        <w:t>m</w:t>
-      </w:r>
-      <w:proofErr w:type="spellStart"/>
-      <w:r>
-        <w:t>anager</w:t>
-      </w:r>
-      <w:proofErr w:type="spellEnd"/>
-      <w:r>
-        <w:t xml:space="preserve">, UX/UI </w:t>
-      </w:r>
-      <w:r>
-        <w:t>д</w:t>
-      </w:r>
-      <w:r>
-        <w:t xml:space="preserve">изайнер, </w:t>
-      </w:r>
-      <w:r>
-        <w:rPr>
-          <w:lang w:val="en-US"/>
-        </w:rPr>
-        <w:t>d</w:t>
-      </w:r>
-      <w:proofErr w:type="spellStart"/>
-      <w:r>
-        <w:t>ata</w:t>
-      </w:r>
-      <w:proofErr w:type="spellEnd"/>
-      <w:r>
-        <w:t xml:space="preserve"> </w:t>
-      </w:r>
-      <w:r>
-        <w:rPr>
-          <w:lang w:val="en-US"/>
-        </w:rPr>
-        <w:t>e</w:t>
-      </w:r>
-      <w:proofErr w:type="spellStart"/>
-      <w:r>
-        <w:t>ngineer</w:t>
-      </w:r>
-      <w:proofErr w:type="spellEnd"/>
-      <w:r>
-        <w:t xml:space="preserve">, ML </w:t>
-      </w:r>
-      <w:r>
-        <w:t>и</w:t>
-      </w:r>
-      <w:r>
-        <w:t xml:space="preserve">нженер, </w:t>
-      </w:r>
-      <w:r>
-        <w:rPr>
-          <w:lang w:val="en-US"/>
-        </w:rPr>
-        <w:t>s</w:t>
-      </w:r>
-      <w:proofErr w:type="spellStart"/>
-      <w:r>
-        <w:t>ecurity</w:t>
-      </w:r>
-      <w:proofErr w:type="spellEnd"/>
-      <w:r>
-        <w:t xml:space="preserve"> </w:t>
-      </w:r>
-      <w:r>
-        <w:rPr>
-          <w:lang w:val="en-US"/>
-        </w:rPr>
-        <w:t>s</w:t>
-      </w:r>
-      <w:proofErr w:type="spellStart"/>
-      <w:r>
-        <w:t>pecialist</w:t>
-      </w:r>
-      <w:proofErr w:type="spellEnd"/>
-      <w:r>
-        <w:t xml:space="preserve">, </w:t>
-      </w:r>
-      <w:r>
-        <w:rPr>
-          <w:lang w:val="en-US"/>
-        </w:rPr>
-        <w:t>t</w:t>
-      </w:r>
-      <w:proofErr w:type="spellStart"/>
-      <w:r>
-        <w:t>echnical</w:t>
-      </w:r>
-      <w:proofErr w:type="spellEnd"/>
-      <w:r>
-        <w:t xml:space="preserve"> </w:t>
-      </w:r>
-      <w:r>
-        <w:rPr>
-          <w:lang w:val="en-US"/>
-        </w:rPr>
-        <w:t>w</w:t>
-      </w:r>
-      <w:proofErr w:type="spellStart"/>
-      <w:r>
-        <w:t>riter</w:t>
-      </w:r>
-      <w:proofErr w:type="spellEnd"/>
-      <w:r>
         <w:t>.</w:t>
       </w:r>
     </w:p>
@@ -9014,13 +9024,7 @@
         <w:t>г</w:t>
       </w:r>
       <w:r>
-        <w:t>енерация подзадач</w:t>
-      </w:r>
-      <w:r>
-        <w:t xml:space="preserve"> </w:t>
-      </w:r>
-      <w:r>
-        <w:t>заключается в том, что</w:t>
+        <w:t>енерация подзадач заключается в том, что</w:t>
       </w:r>
       <w:r>
         <w:t xml:space="preserve"> с</w:t>
@@ -9148,10 +9152,7 @@
         <w:t xml:space="preserve"> </w:t>
       </w:r>
       <w:r>
-        <w:t xml:space="preserve">в том, что </w:t>
-      </w:r>
-      <w:r>
-        <w:t>с</w:t>
+        <w:t>в том, что с</w:t>
       </w:r>
       <w:r>
         <w:t>истема должна работать без сбоев не менее 24 часов непрерывно, обеспечивать корректную обработку некорректного ввода и сохранять состояние при аварийном завершении.</w:t>
@@ -9168,10 +9169,7 @@
         <w:t xml:space="preserve"> </w:t>
       </w:r>
       <w:r>
-        <w:t xml:space="preserve">в том, что </w:t>
-      </w:r>
-      <w:r>
-        <w:t>и</w:t>
+        <w:t>в том, что и</w:t>
       </w:r>
       <w:r>
         <w:t>нтерфейс должен быть интуитивно понятен, содержать подсказки и примеры, количество действий для получения результата должно составлять не более 3, а требования к обучению пользователя – не более 15 минут.</w:t>
@@ -9188,10 +9186,7 @@
         <w:t xml:space="preserve"> </w:t>
       </w:r>
       <w:r>
-        <w:t xml:space="preserve">в том, что </w:t>
-      </w:r>
-      <w:r>
-        <w:t>с</w:t>
+        <w:t>в том, что с</w:t>
       </w:r>
       <w:r>
         <w:t xml:space="preserve">истема должна поддерживать операционные системы </w:t>
@@ -9232,10 +9227,7 @@
         <w:t xml:space="preserve"> </w:t>
       </w:r>
       <w:r>
-        <w:t>в том, что</w:t>
-      </w:r>
-      <w:r>
-        <w:t xml:space="preserve"> с</w:t>
+        <w:t>в том, что с</w:t>
       </w:r>
       <w:r>
         <w:t>истема должна обеспечивать возможность добавления новых типов задач, настройки ролей под конкретную организацию и расширяемость алгоритмов генерации.</w:t>
@@ -9391,23 +9383,7 @@
           <w:rFonts w:cs="Times New Roman"/>
           <w:szCs w:val="28"/>
         </w:rPr>
-        <w:t xml:space="preserve">за отсутствия размеченных </w:t>
-      </w:r>
-      <w:proofErr w:type="spellStart"/>
-      <w:r>
-        <w:rPr>
-          <w:rFonts w:cs="Times New Roman"/>
-          <w:szCs w:val="28"/>
-        </w:rPr>
-        <w:t>датасетов</w:t>
-      </w:r>
-      <w:proofErr w:type="spellEnd"/>
-      <w:r>
-        <w:rPr>
-          <w:rFonts w:cs="Times New Roman"/>
-          <w:szCs w:val="28"/>
-        </w:rPr>
-        <w:t>)</w:t>
+        <w:t>за отсутствия размеченных датасетов)</w:t>
       </w:r>
     </w:p>
     <w:p>
@@ -9645,6 +9621,62 @@
           <w:rFonts w:cs="Times New Roman"/>
           <w:szCs w:val="28"/>
         </w:rPr>
+        <w:t xml:space="preserve"> </w:t>
+      </w:r>
+      <w:r>
+        <w:rPr>
+          <w:rFonts w:cs="Times New Roman"/>
+          <w:szCs w:val="28"/>
+        </w:rPr>
+        <w:t xml:space="preserve">Диаграмма </w:t>
+      </w:r>
+      <w:r>
+        <w:t xml:space="preserve">SADT «как </w:t>
+      </w:r>
+      <w:r>
+        <w:t>должно быть</w:t>
+      </w:r>
+      <w:r>
+        <w:t>»</w:t>
+      </w:r>
+      <w:r>
+        <w:t xml:space="preserve"> </w:t>
+      </w:r>
+      <w:r>
+        <w:t xml:space="preserve">представлена в приложении </w:t>
+      </w:r>
+      <w:r>
+        <w:rPr>
+          <w:lang w:val="en-US"/>
+        </w:rPr>
+        <w:t>A</w:t>
+      </w:r>
+      <w:r>
+        <w:t xml:space="preserve"> </w:t>
+      </w:r>
+      <w:r>
+        <w:t xml:space="preserve">на рисунке </w:t>
+      </w:r>
+      <w:r>
+        <w:rPr>
+          <w:lang w:val="en-US"/>
+        </w:rPr>
+        <w:t>A</w:t>
+      </w:r>
+      <w:r>
+        <w:t>.</w:t>
+      </w:r>
+      <w:r>
+        <w:t>2</w:t>
+      </w:r>
+      <w:r>
+        <w:t>.</w:t>
+      </w:r>
+      <w:r>
+        <w:rPr>
+          <w:rFonts w:cs="Times New Roman"/>
+          <w:szCs w:val="28"/>
+        </w:rPr>
         <w:br w:type="page"/>
       </w:r>
     </w:p>
@@ -10409,23 +10441,7 @@
           <w:rFonts w:cs="Times New Roman"/>
           <w:szCs w:val="28"/>
         </w:rPr>
-        <w:t xml:space="preserve"> </w:t>
-      </w:r>
-      <w:proofErr w:type="spellStart"/>
-      <w:r>
-        <w:rPr>
-          <w:rFonts w:cs="Times New Roman"/>
-          <w:szCs w:val="28"/>
-        </w:rPr>
-        <w:t>Software</w:t>
-      </w:r>
-      <w:proofErr w:type="spellEnd"/>
-      <w:r>
-        <w:rPr>
-          <w:rFonts w:cs="Times New Roman"/>
-          <w:szCs w:val="28"/>
-        </w:rPr>
-        <w:t xml:space="preserve"> с плагином </w:t>
+        <w:t xml:space="preserve"> Software с плагином </w:t>
       </w:r>
       <w:proofErr w:type="spellStart"/>
       <w:r>
@@ -13051,28 +13067,7 @@
           <w:szCs w:val="28"/>
         </w:rPr>
         <w:lastRenderedPageBreak/>
-        <w:t>Конец т</w:t>
-      </w:r>
-      <w:r>
-        <w:rPr>
-          <w:rFonts w:cs="Times New Roman"/>
-          <w:szCs w:val="28"/>
-        </w:rPr>
-        <w:t>аблиц</w:t>
-      </w:r>
-      <w:r>
-        <w:rPr>
-          <w:rFonts w:cs="Times New Roman"/>
-          <w:szCs w:val="28"/>
-        </w:rPr>
-        <w:t>ы</w:t>
-      </w:r>
-      <w:r>
-        <w:rPr>
-          <w:rFonts w:cs="Times New Roman"/>
-          <w:szCs w:val="28"/>
-        </w:rPr>
-        <w:t xml:space="preserve"> 3.1 – С</w:t>
+        <w:t>Конец таблицы 3.1 – С</w:t>
       </w:r>
       <w:r>
         <w:rPr>
@@ -15124,6 +15119,40 @@
       <w:r>
         <w:t>ассистент для автоматической декомпозиции задач» имеет модульную архитектуру, построенную по принципу разделения ответственности. Такое архитектурное решение обеспечивает гибкость, масштабируемость и простоту поддержки программного продукта. Архитектура системы включает четыре основных уровня: уровень пользовательского интерфейса, прикладной уровень, ядро искусственного интеллекта и уровень хранения данных.</w:t>
       </w:r>
+      <w:r>
+        <w:t xml:space="preserve"> </w:t>
+      </w:r>
+      <w:r>
+        <w:rPr>
+          <w:rFonts w:cs="Times New Roman"/>
+          <w:szCs w:val="28"/>
+        </w:rPr>
+        <w:t xml:space="preserve">Диаграмма </w:t>
+      </w:r>
+      <w:r>
+        <w:t>прецедентов</w:t>
+      </w:r>
+      <w:r>
+        <w:t xml:space="preserve"> </w:t>
+      </w:r>
+      <w:r>
+        <w:t xml:space="preserve">представлена в приложении </w:t>
+      </w:r>
+      <w:r>
+        <w:t>Б</w:t>
+      </w:r>
+      <w:r>
+        <w:t xml:space="preserve"> </w:t>
+      </w:r>
+      <w:r>
+        <w:t xml:space="preserve">на рисунке </w:t>
+      </w:r>
+      <w:r>
+        <w:t>Б</w:t>
+      </w:r>
+      <w:r>
+        <w:t>.1.</w:t>
+      </w:r>
     </w:p>
     <w:p>
       <w:r>
@@ -15161,11 +15190,11 @@
       </w:r>
       <w:proofErr w:type="spellEnd"/>
       <w:r>
-        <w:t xml:space="preserve"> текста, модуль оценки сложности, систему назначения ролей и генератор </w:t>
+        <w:t xml:space="preserve"> текста, модуль </w:t>
       </w:r>
       <w:r>
         <w:lastRenderedPageBreak/>
-        <w:t>персонализированных подзадач с учетом выбранного жизненного цикла. Каждый из этих компонентов функционирует автономно, но тесно взаимодействует с другими через четко определенные интерфейсы.</w:t>
+        <w:t>оценки сложности, систему назначения ролей и генератор персонализированных подзадач с учетом выбранного жизненного цикла. Каждый из этих компонентов функционирует автономно, но тесно взаимодействует с другими через четко определенные интерфейсы.</w:t>
       </w:r>
     </w:p>
     <w:p>
@@ -15184,16 +15213,27 @@
         <w:t>–</w:t>
       </w:r>
       <w:r>
-        <w:t xml:space="preserve">файле, а также экспорт результатов декомпозиции в форматах Excel, </w:t>
+        <w:t xml:space="preserve">файле, а также экспорт результатов декомпозиции в форматах </w:t>
       </w:r>
       <w:proofErr w:type="spellStart"/>
       <w:r>
+        <w:t>Excel</w:t>
+      </w:r>
+      <w:proofErr w:type="spellEnd"/>
+      <w:r>
+        <w:t xml:space="preserve">, </w:t>
+      </w:r>
+      <w:proofErr w:type="spellStart"/>
+      <w:r>
         <w:t>Markdown</w:t>
       </w:r>
       <w:proofErr w:type="spellEnd"/>
       <w:r>
         <w:t>, TXT и JSON. Все данные хранятся локально на компьютере пользователя, что обеспечивает полную конфиденциальность информации о проектах.</w:t>
       </w:r>
+      <w:r>
+        <w:t xml:space="preserve"> </w:t>
+      </w:r>
     </w:p>
     <w:p>
       <w:pPr>
@@ -15313,7 +15353,11 @@
       </w:r>
       <w:proofErr w:type="spellEnd"/>
       <w:r>
-        <w:t xml:space="preserve">, была разработана собственная реализация нейронной сети на базе библиотеки </w:t>
+        <w:t xml:space="preserve">, была разработана собственная реализация нейронной </w:t>
+      </w:r>
+      <w:r>
+        <w:lastRenderedPageBreak/>
+        <w:t xml:space="preserve">сети на базе библиотеки </w:t>
       </w:r>
       <w:proofErr w:type="spellStart"/>
       <w:r>
@@ -15321,166 +15365,207 @@
       </w:r>
       <w:proofErr w:type="spellEnd"/>
       <w:r>
-        <w:t xml:space="preserve">. Это решение позволяет значительно </w:t>
+        <w:t>. Это решение позволяет значительно сократить размер дистрибутива, избежать проблем с совместимостью версий и обеспечить быстрый запуск системы. При этом собственная реализация дает полный контроль над архитектурой и процессом обучения</w:t>
+      </w:r>
+      <w:r>
+        <w:t xml:space="preserve"> [14]</w:t>
+      </w:r>
+      <w:r>
+        <w:t>.</w:t>
+      </w:r>
+    </w:p>
+    <w:p>
+      <w:r>
+        <w:t xml:space="preserve">Для экспорта результатов в формате </w:t>
+      </w:r>
+      <w:proofErr w:type="spellStart"/>
+      <w:r>
+        <w:t>Excel</w:t>
+      </w:r>
+      <w:proofErr w:type="spellEnd"/>
+      <w:r>
+        <w:t xml:space="preserve"> используется библиотека </w:t>
+      </w:r>
+      <w:proofErr w:type="spellStart"/>
+      <w:r>
+        <w:t>openpyxl</w:t>
+      </w:r>
+      <w:proofErr w:type="spellEnd"/>
+      <w:r>
+        <w:t>, которая позволяет создавать профессионально оформленные отчеты с несколькими листами, стилями форматирования, цветовыми схемами и настройками выравнивания. Данная библиотека является опциональной и может быть установлена по требованию пользователя</w:t>
+      </w:r>
+      <w:r>
+        <w:t xml:space="preserve"> [15]</w:t>
+      </w:r>
+      <w:r>
+        <w:t>.</w:t>
+      </w:r>
+    </w:p>
+    <w:p>
+      <w:r>
+        <w:t xml:space="preserve">Форматы экспорта </w:t>
+      </w:r>
+      <w:proofErr w:type="spellStart"/>
+      <w:r>
+        <w:t>Markdown</w:t>
+      </w:r>
+      <w:proofErr w:type="spellEnd"/>
+      <w:r>
+        <w:t xml:space="preserve"> и JSON реализованы с использованием стандартных средств </w:t>
+      </w:r>
+      <w:proofErr w:type="spellStart"/>
+      <w:r>
+        <w:t>Python</w:t>
+      </w:r>
+      <w:proofErr w:type="spellEnd"/>
+      <w:r>
+        <w:t>, что обеспечивает независимость от внешних библиотек и гарантирует корректную работу в любом окружении.</w:t>
+      </w:r>
+      <w:r>
+        <w:t xml:space="preserve"> </w:t>
+      </w:r>
+      <w:r>
+        <w:rPr>
+          <w:rFonts w:cs="Times New Roman"/>
+          <w:szCs w:val="28"/>
+        </w:rPr>
+        <w:t xml:space="preserve">Диаграмма </w:t>
+      </w:r>
+      <w:r>
+        <w:t>последовательности</w:t>
+      </w:r>
+      <w:r>
+        <w:t xml:space="preserve"> </w:t>
+      </w:r>
+      <w:r>
+        <w:t xml:space="preserve">представлена в приложении </w:t>
+      </w:r>
+      <w:r>
+        <w:t>В</w:t>
+      </w:r>
+      <w:r>
+        <w:t xml:space="preserve"> </w:t>
+      </w:r>
+      <w:r>
+        <w:t xml:space="preserve">на рисунке </w:t>
+      </w:r>
+      <w:r>
+        <w:t>В</w:t>
+      </w:r>
+      <w:r>
+        <w:t>.1.</w:t>
+      </w:r>
+    </w:p>
+    <w:p>
+      <w:pPr>
+        <w:pStyle w:val="2"/>
+      </w:pPr>
+      <w:bookmarkStart w:id="23" w:name="_Toc230194740"/>
+      <w:r>
+        <w:t xml:space="preserve">4.3. </w:t>
+      </w:r>
+      <w:r>
+        <w:t>Разработка</w:t>
+      </w:r>
+      <w:r>
+        <w:t xml:space="preserve"> нейросетевой модели</w:t>
+      </w:r>
+      <w:bookmarkEnd w:id="23"/>
+    </w:p>
+    <w:p>
+      <w:r>
+        <w:t>В рамках курсовой работы была разработана легковесная нейронная сеть с прямой связью, состоящая из трех слоев: входного, скрытого и выходного. Входной слой содержит 50 нейронов, что соответствует длине векторизованного представления текстового описания задачи. Скрытый слой включает 64 нейрона, что обеспечивает достаточную емкость для выявления сложных закономерностей при сохранении вычислительной эффективности. Выходной слой содержит 8 нейронов, каждый из которых соответствует одному из предопределенных типов задач: веб</w:t>
+      </w:r>
+      <w:r>
+        <w:t>–</w:t>
+      </w:r>
+      <w:r>
+        <w:t>разработка, мобильная разработка, базы данных, DevOps, AI/ML, аналитика, безопасность, тестирование.</w:t>
+      </w:r>
+    </w:p>
+    <w:p>
+      <w:r>
+        <w:t xml:space="preserve">В качестве функции активации для скрытого слоя используется гиперболический тангенс, который обеспечивает нелинейное преобразование входных данных и позволяет сети обучаться на сложных зависимостях. Для выходного слоя применяется функция Softmax, которая преобразует </w:t>
       </w:r>
       <w:r>
         <w:lastRenderedPageBreak/>
-        <w:t>сократить размер дистрибутива, избежать проблем с совместимостью версий и обеспечить быстрый запуск системы. При этом собственная реализация дает полный контроль над архитектурой и процессом обучения</w:t>
-      </w:r>
-      <w:r>
-        <w:t xml:space="preserve"> [14]</w:t>
-      </w:r>
-      <w:r>
-        <w:t>.</w:t>
-      </w:r>
-    </w:p>
-    <w:p>
-      <w:r>
-        <w:t xml:space="preserve">Для экспорта результатов в формате Excel используется библиотека </w:t>
-      </w:r>
-      <w:proofErr w:type="spellStart"/>
-      <w:r>
-        <w:t>openpyxl</w:t>
-      </w:r>
-      <w:proofErr w:type="spellEnd"/>
-      <w:r>
-        <w:t>, которая позволяет создавать профессионально оформленные отчеты с несколькими листами, стилями форматирования, цветовыми схемами и настройками выравнивания. Данная библиотека является опциональной и может быть установлена по требованию пользователя</w:t>
-      </w:r>
-      <w:r>
-        <w:t xml:space="preserve"> [15]</w:t>
-      </w:r>
-      <w:r>
-        <w:t>.</w:t>
-      </w:r>
-    </w:p>
-    <w:p>
-      <w:r>
-        <w:t xml:space="preserve">Форматы экспорта </w:t>
-      </w:r>
-      <w:proofErr w:type="spellStart"/>
-      <w:r>
-        <w:t>Markdown</w:t>
-      </w:r>
-      <w:proofErr w:type="spellEnd"/>
-      <w:r>
-        <w:t xml:space="preserve"> и JSON реализованы с использованием стандартных средств </w:t>
-      </w:r>
-      <w:proofErr w:type="spellStart"/>
-      <w:r>
-        <w:t>Python</w:t>
-      </w:r>
-      <w:proofErr w:type="spellEnd"/>
-      <w:r>
-        <w:t>, что обеспечивает независимость от внешних библиотек и гарантирует корректную работу в любом окружении.</w:t>
-      </w:r>
-    </w:p>
-    <w:p>
-      <w:pPr>
-        <w:pStyle w:val="2"/>
-      </w:pPr>
-      <w:bookmarkStart w:id="23" w:name="_Toc230194740"/>
-      <w:r>
-        <w:t xml:space="preserve">4.3. </w:t>
-      </w:r>
-      <w:r>
-        <w:t>Разработка</w:t>
-      </w:r>
-      <w:r>
-        <w:t xml:space="preserve"> нейросетевой модели</w:t>
-      </w:r>
-      <w:bookmarkEnd w:id="23"/>
-    </w:p>
-    <w:p>
-      <w:r>
-        <w:t>В рамках курсовой работы была разработана легковесная нейронная сеть с прямой связью, состоящая из трех слоев: входного, скрытого и выходного. Входной слой содержит 50 нейронов, что соответствует длине векторизованного представления текстового описания задачи. Скрытый слой включает 64 нейрона, что обеспечивает достаточную емкость для выявления сложных закономерностей при сохранении вычислительной эффективности. Выходной слой содержит 8 нейронов, каждый из которых соответствует одному из предопределенных типов задач: веб</w:t>
+        <w:t>выходные значения в вероятности принадлежности к каждому из типов задач, что удобно для интерпретации результатов.</w:t>
+      </w:r>
+    </w:p>
+    <w:p>
+      <w:r>
+        <w:t>Обучение сети осуществляется методом обратного распространения ошибки с использованием функции потерь кросс</w:t>
       </w:r>
       <w:r>
         <w:t>–</w:t>
       </w:r>
       <w:r>
-        <w:t>разработка, мобильная разработка, базы данных, DevOps, AI/ML, аналитика, безопасность, тестирование.</w:t>
-      </w:r>
-    </w:p>
-    <w:p>
-      <w:r>
-        <w:t>В качестве функции активации для скрытого слоя используется гиперболический тангенс, который обеспечивает нелинейное преобразование входных данных и позволяет сети обучаться на сложных зависимостях. Для выходного слоя применяется функция Softmax, которая преобразует выходные значения в вероятности принадлежности к каждому из типов задач, что удобно для интерпретации результатов.</w:t>
-      </w:r>
-    </w:p>
-    <w:p>
+        <w:t xml:space="preserve">энтропия, которая хорошо подходит для задач </w:t>
+      </w:r>
+      <w:r>
+        <w:t>много классовой</w:t>
+      </w:r>
+      <w:r>
+        <w:t xml:space="preserve"> классификации. Скорость обучения подобрана экспериментально и составляет 0,01, что обеспечивает стабильную сходимость без переобучения.</w:t>
+      </w:r>
+    </w:p>
+    <w:p>
+      <w:r>
+        <w:t>Процесс преобразования естественно</w:t>
+      </w:r>
+      <w:r>
+        <w:t>–</w:t>
+      </w:r>
+      <w:r>
+        <w:t>языкового описания задачи в числовой вектор, понятный нейронной сети, включает несколько последовательных этапов.</w:t>
+      </w:r>
+    </w:p>
+    <w:p>
+      <w:r>
+        <w:t>На первом этапе текст приводится к нижнему регистру для обеспечения независимости от регистра символов. Затем с помощью регулярных выражений из текста извлекаются отдельные слова, при этом знаки препинания, цифры и специальные символы отбрасываются.</w:t>
+      </w:r>
+    </w:p>
+    <w:p>
+      <w:r>
+        <w:t>На втором этапе каждое слово сопоставляется с уникальным числовым индексом на основе предварительно построенного словаря. Словарь формируется в процессе обучения на основе всех слов, встречающихся в обучающей выборке. Для работы с неизвестными словами, отсутствующими в словаре, используется специальный токен</w:t>
+      </w:r>
+      <w:r>
+        <w:t>–</w:t>
+      </w:r>
+      <w:r>
+        <w:t>заменитель с индексом 0, что позволяет сети корректно обрабатывать новые термины.</w:t>
+      </w:r>
+    </w:p>
+    <w:p>
+      <w:r>
+        <w:t>На третьем этапе формируется вектор фиксированной длины, равной 50. Если в тексте встречается менее 50 слов, оставшиеся позиции заполняются нулями. Если слов больше, оставшаяся часть отбрасывается. Такое ограничение обеспечивает единообразие входных данных для нейронной сети и позволяет обрабатывать описания любой длины.</w:t>
+      </w:r>
+    </w:p>
+    <w:p>
+      <w:r>
+        <w:t xml:space="preserve">Для обучения нейронной сети была подготовлена размеченная обучающая выборка, состоящая из 14 примеров, равномерно распределенных по всем восьми типам задач. Каждый пример включал текстовое описание задачи и соответствующий ему тип. Примерами служат такие задачи, как </w:t>
+      </w:r>
       <w:r>
         <w:lastRenderedPageBreak/>
-        <w:t>Обучение сети осуществляется методом обратного распространения ошибки с использованием функции потерь кросс</w:t>
+        <w:t>«Создать веб</w:t>
       </w:r>
       <w:r>
         <w:t>–</w:t>
       </w:r>
       <w:r>
-        <w:t xml:space="preserve">энтропия, которая хорошо подходит для задач </w:t>
-      </w:r>
-      <w:r>
-        <w:t>много классовой</w:t>
-      </w:r>
-      <w:r>
-        <w:t xml:space="preserve"> классификации. Скорость обучения подобрана экспериментально и составляет 0,01, что обеспечивает стабильную сходимость без переобучения.</w:t>
-      </w:r>
-    </w:p>
-    <w:p>
-      <w:r>
-        <w:t>Процесс преобразования естественно</w:t>
+        <w:t>сайт для интернет</w:t>
       </w:r>
       <w:r>
         <w:t>–</w:t>
       </w:r>
       <w:r>
-        <w:t>языкового описания задачи в числовой вектор, понятный нейронной сети, включает несколько последовательных этапов.</w:t>
-      </w:r>
-    </w:p>
-    <w:p>
-      <w:r>
-        <w:t>На первом этапе текст приводится к нижнему регистру для обеспечения независимости от регистра символов. Затем с помощью регулярных выражений из текста извлекаются отдельные слова, при этом знаки препинания, цифры и специальные символы отбрасываются.</w:t>
-      </w:r>
-    </w:p>
-    <w:p>
-      <w:r>
-        <w:t>На втором этапе каждое слово сопоставляется с уникальным числовым индексом на основе предварительно построенного словаря. Словарь формируется в процессе обучения на основе всех слов, встречающихся в обучающей выборке. Для работы с неизвестными словами, отсутствующими в словаре, используется специальный токен</w:t>
+        <w:t>магазина» (веб</w:t>
       </w:r>
       <w:r>
         <w:t>–</w:t>
       </w:r>
       <w:r>
-        <w:t>заменитель с индексом 0, что позволяет сети корректно обрабатывать новые термины.</w:t>
-      </w:r>
-    </w:p>
-    <w:p>
-      <w:r>
-        <w:t>На третьем этапе формируется вектор фиксированной длины, равной 50. Если в тексте встречается менее 50 слов, оставшиеся позиции заполняются нулями. Если слов больше, оставшаяся часть отбрасывается. Такое ограничение обеспечивает единообразие входных данных для нейронной сети и позволяет обрабатывать описания любой длины.</w:t>
-      </w:r>
-    </w:p>
-    <w:p>
-      <w:r>
-        <w:t>Для обучения нейронной сети была подготовлена размеченная обучающая выборка, состоящая из 14 примеров, равномерно распределенных по всем восьми типам задач. Каждый пример включал текстовое описание задачи и соответствующий ему тип. Примерами служат такие задачи, как «Создать веб</w:t>
-      </w:r>
-      <w:r>
-        <w:t>–</w:t>
-      </w:r>
-      <w:r>
-        <w:t>сайт для интернет</w:t>
-      </w:r>
-      <w:r>
-        <w:t>–</w:t>
-      </w:r>
-      <w:r>
-        <w:t>магазина» (веб</w:t>
-      </w:r>
-      <w:r>
-        <w:t>–</w:t>
-      </w:r>
-      <w:r>
-        <w:t xml:space="preserve">разработка), «Разработать </w:t>
-      </w:r>
-      <w:r>
-        <w:lastRenderedPageBreak/>
-        <w:t>мобильное приложение для заказа такси» (мобильная разработка), «Настроить базу данных для учета сотрудников» (базы данных) и другие.</w:t>
+        <w:t>разработка), «Разработать мобильное приложение для заказа такси» (мобильная разработка), «Настроить базу данных для учета сотрудников» (базы данных) и другие.</w:t>
       </w:r>
     </w:p>
     <w:p>
@@ -16368,7 +16453,15 @@
       </w:r>
       <w:proofErr w:type="spellEnd"/>
       <w:r>
-        <w:t xml:space="preserve"> и DevOps.</w:t>
+        <w:t xml:space="preserve"> и </w:t>
+      </w:r>
+      <w:proofErr w:type="spellStart"/>
+      <w:r>
+        <w:t>DevOps</w:t>
+      </w:r>
+      <w:proofErr w:type="spellEnd"/>
+      <w:r>
+        <w:t>.</w:t>
       </w:r>
     </w:p>
     <w:p>
@@ -16990,13 +17083,16 @@
       <w:r>
         <w:t>–</w:t>
       </w:r>
+      <w:r>
+        <w:t xml:space="preserve">Model, </w:t>
+      </w:r>
       <w:proofErr w:type="spellStart"/>
       <w:r>
-        <w:t>Model</w:t>
+        <w:t>DevOps</w:t>
       </w:r>
       <w:proofErr w:type="spellEnd"/>
       <w:r>
-        <w:t>, DevOps определены собственные наборы фаз и подходы к формированию задач. Контекстная адаптация реализована через анализ ключевых слов: при обнаружении терминов «чат</w:t>
+        <w:t xml:space="preserve"> определены собственные наборы фаз и подходы к формированию задач. Контекстная адаптация реализована через анализ ключевых слов: при обнаружении терминов «чат</w:t>
       </w:r>
       <w:r>
         <w:t>–</w:t>
@@ -17077,15 +17173,7 @@
         <w:t>–</w:t>
       </w:r>
       <w:r>
-        <w:t xml:space="preserve">проектами, особенно для команд, работающих над проектами типовой структуры на русском языке. Перспективы дальнейшего развития включают переход на архитектуру трансформера для повышения качества анализа, накопление и использование больших размеченных </w:t>
-      </w:r>
-      <w:proofErr w:type="spellStart"/>
-      <w:r>
-        <w:t>датасетов</w:t>
-      </w:r>
-      <w:proofErr w:type="spellEnd"/>
-      <w:r>
-        <w:t>, создание веб</w:t>
+        <w:t>проектами, особенно для команд, работающих над проектами типовой структуры на русском языке. Перспективы дальнейшего развития включают переход на архитектуру трансформера для повышения качества анализа, накопление и использование больших размеченных датасетов, создание веб</w:t>
       </w:r>
       <w:r>
         <w:t>–</w:t>
@@ -17229,16 +17317,8 @@
         <w:rPr>
           <w:rStyle w:val="a3"/>
         </w:rPr>
-        <w:t>/</w:t>
-      </w:r>
-      <w:proofErr w:type="spellStart"/>
-      <w:r>
-        <w:rPr>
-          <w:rStyle w:val="a3"/>
-        </w:rPr>
-        <w:t>it</w:t>
-      </w:r>
-      <w:proofErr w:type="spellEnd"/>
+        <w:t>/it</w:t>
+      </w:r>
       <w:r>
         <w:rPr>
           <w:rStyle w:val="a3"/>
@@ -20183,11 +20263,9 @@
       <w:r>
         <w:t xml:space="preserve"> </w:t>
       </w:r>
-      <w:proofErr w:type="spellStart"/>
       <w:r>
         <w:t>to</w:t>
       </w:r>
-      <w:proofErr w:type="spellEnd"/>
       <w:r>
         <w:t xml:space="preserve"> </w:t>
       </w:r>
@@ -20655,16 +20733,15 @@
         <w:ind w:firstLine="0"/>
         <w:jc w:val="center"/>
       </w:pPr>
-      <w:commentRangeStart w:id="40"/>
       <w:r>
         <w:rPr>
           <w:noProof/>
         </w:rPr>
         <w:drawing>
-          <wp:inline distT="0" distB="0" distL="0" distR="0" wp14:anchorId="321968C6" wp14:editId="0AA96E57">
-            <wp:extent cx="6507890" cy="2931184"/>
-            <wp:effectExtent l="19050" t="19050" r="26670" b="21590"/>
-            <wp:docPr id="1" name="Рисунок 1"/>
+          <wp:inline distT="0" distB="0" distL="0" distR="0" wp14:anchorId="2C73D4DA" wp14:editId="12B2B58B">
+            <wp:extent cx="5931535" cy="1002030"/>
+            <wp:effectExtent l="19050" t="19050" r="12065" b="26670"/>
+            <wp:docPr id="4" name="Рисунок 4"/>
             <wp:cNvGraphicFramePr>
               <a:graphicFrameLocks xmlns:a="http://schemas.openxmlformats.org/drawingml/2006/main" noChangeAspect="1"/>
             </wp:cNvGraphicFramePr>
@@ -20672,23 +20749,33 @@
               <a:graphicData uri="http://schemas.openxmlformats.org/drawingml/2006/picture">
                 <pic:pic xmlns:pic="http://schemas.openxmlformats.org/drawingml/2006/picture">
                   <pic:nvPicPr>
-                    <pic:cNvPr id="1" name=""/>
-                    <pic:cNvPicPr/>
+                    <pic:cNvPr id="0" name="Picture 1"/>
+                    <pic:cNvPicPr>
+                      <a:picLocks noChangeAspect="1" noChangeArrowheads="1"/>
+                    </pic:cNvPicPr>
                   </pic:nvPicPr>
                   <pic:blipFill>
-                    <a:blip r:embed="rId26"/>
+                    <a:blip r:embed="rId26">
+                      <a:extLst>
+                        <a:ext uri="{28A0092B-C50C-407E-A947-70E740481C1C}">
+                          <a14:useLocalDpi xmlns:a14="http://schemas.microsoft.com/office/drawing/2010/main" val="0"/>
+                        </a:ext>
+                      </a:extLst>
+                    </a:blip>
+                    <a:srcRect/>
                     <a:stretch>
                       <a:fillRect/>
                     </a:stretch>
                   </pic:blipFill>
-                  <pic:spPr>
+                  <pic:spPr bwMode="auto">
                     <a:xfrm>
                       <a:off x="0" y="0"/>
-                      <a:ext cx="6527623" cy="2940072"/>
+                      <a:ext cx="5931535" cy="1002030"/>
                     </a:xfrm>
                     <a:prstGeom prst="rect">
                       <a:avLst/>
                     </a:prstGeom>
+                    <a:noFill/>
                     <a:ln>
                       <a:solidFill>
                         <a:schemeClr val="tx1"/>
@@ -20701,12 +20788,102 @@
           </wp:inline>
         </w:drawing>
       </w:r>
-      <w:commentRangeEnd w:id="40"/>
-      <w:r>
-        <w:rPr>
-          <w:rStyle w:val="af2"/>
-        </w:rPr>
-        <w:commentReference w:id="40"/>
+    </w:p>
+    <w:p>
+      <w:pPr>
+        <w:spacing w:after="200" w:line="276" w:lineRule="auto"/>
+        <w:ind w:firstLine="0"/>
+        <w:jc w:val="center"/>
+      </w:pPr>
+      <w:r>
+        <w:t>Рисунок</w:t>
+      </w:r>
+      <w:r>
+        <w:t xml:space="preserve"> А.1 – </w:t>
+      </w:r>
+      <w:r>
+        <w:t>SADT</w:t>
+      </w:r>
+      <w:r>
+        <w:t>–</w:t>
+      </w:r>
+      <w:r>
+        <w:t>диаграмма</w:t>
+      </w:r>
+      <w:r>
+        <w:t xml:space="preserve"> </w:t>
+      </w:r>
+      <w:r>
+        <w:t>как есть</w:t>
+      </w:r>
+    </w:p>
+    <w:p>
+      <w:pPr>
+        <w:spacing w:after="200" w:line="276" w:lineRule="auto"/>
+        <w:ind w:firstLine="0"/>
+        <w:jc w:val="center"/>
+      </w:pPr>
+    </w:p>
+    <w:p>
+      <w:pPr>
+        <w:spacing w:after="200" w:line="276" w:lineRule="auto"/>
+        <w:ind w:firstLine="0"/>
+        <w:jc w:val="center"/>
+      </w:pPr>
+      <w:r>
+        <w:rPr>
+          <w:noProof/>
+        </w:rPr>
+        <w:drawing>
+          <wp:inline distT="0" distB="0" distL="0" distR="0" wp14:anchorId="1D6797B1" wp14:editId="1788E0B6">
+            <wp:extent cx="5939790" cy="1757045"/>
+            <wp:effectExtent l="19050" t="19050" r="22860" b="14605"/>
+            <wp:docPr id="5" name="Рисунок 5"/>
+            <wp:cNvGraphicFramePr>
+              <a:graphicFrameLocks xmlns:a="http://schemas.openxmlformats.org/drawingml/2006/main" noChangeAspect="1"/>
+            </wp:cNvGraphicFramePr>
+            <a:graphic xmlns:a="http://schemas.openxmlformats.org/drawingml/2006/main">
+              <a:graphicData uri="http://schemas.openxmlformats.org/drawingml/2006/picture">
+                <pic:pic xmlns:pic="http://schemas.openxmlformats.org/drawingml/2006/picture">
+                  <pic:nvPicPr>
+                    <pic:cNvPr id="0" name="Picture 2"/>
+                    <pic:cNvPicPr>
+                      <a:picLocks noChangeAspect="1" noChangeArrowheads="1"/>
+                    </pic:cNvPicPr>
+                  </pic:nvPicPr>
+                  <pic:blipFill>
+                    <a:blip r:embed="rId27">
+                      <a:extLst>
+                        <a:ext uri="{28A0092B-C50C-407E-A947-70E740481C1C}">
+                          <a14:useLocalDpi xmlns:a14="http://schemas.microsoft.com/office/drawing/2010/main" val="0"/>
+                        </a:ext>
+                      </a:extLst>
+                    </a:blip>
+                    <a:srcRect/>
+                    <a:stretch>
+                      <a:fillRect/>
+                    </a:stretch>
+                  </pic:blipFill>
+                  <pic:spPr bwMode="auto">
+                    <a:xfrm>
+                      <a:off x="0" y="0"/>
+                      <a:ext cx="5939790" cy="1757045"/>
+                    </a:xfrm>
+                    <a:prstGeom prst="rect">
+                      <a:avLst/>
+                    </a:prstGeom>
+                    <a:noFill/>
+                    <a:ln>
+                      <a:solidFill>
+                        <a:schemeClr val="tx1"/>
+                      </a:solidFill>
+                    </a:ln>
+                  </pic:spPr>
+                </pic:pic>
+              </a:graphicData>
+            </a:graphic>
+          </wp:inline>
+        </w:drawing>
       </w:r>
     </w:p>
     <w:p>
@@ -20725,10 +20902,7 @@
         </w:rPr>
       </w:pPr>
       <w:r>
-        <w:t>Рисунок</w:t>
-      </w:r>
-      <w:r>
-        <w:t xml:space="preserve"> А.1 – </w:t>
+        <w:t xml:space="preserve">Рисунок А.2 – </w:t>
       </w:r>
       <w:r>
         <w:t>SADT</w:t>
@@ -20739,13 +20913,21 @@
       <w:r>
         <w:t>диаграмма</w:t>
       </w:r>
-    </w:p>
-    <w:p/>
+      <w:r>
+        <w:t xml:space="preserve"> </w:t>
+      </w:r>
+      <w:r>
+        <w:t xml:space="preserve">как </w:t>
+      </w:r>
+      <w:r>
+        <w:t>должно быть</w:t>
+      </w:r>
+    </w:p>
     <w:p>
       <w:pPr>
         <w:spacing w:after="200" w:line="276" w:lineRule="auto"/>
         <w:ind w:firstLine="0"/>
-        <w:jc w:val="left"/>
+        <w:jc w:val="center"/>
         <w:rPr>
           <w:rFonts w:eastAsia="Times New Roman" w:cs="Times New Roman"/>
           <w:b/>
@@ -20756,6 +20938,23 @@
           <w:lang w:eastAsia="ru-RU"/>
         </w:rPr>
       </w:pPr>
+    </w:p>
+    <w:p/>
+    <w:p>
+      <w:pPr>
+        <w:spacing w:after="200" w:line="276" w:lineRule="auto"/>
+        <w:ind w:firstLine="0"/>
+        <w:jc w:val="left"/>
+        <w:rPr>
+          <w:rFonts w:eastAsia="Times New Roman" w:cs="Times New Roman"/>
+          <w:b/>
+          <w:bCs/>
+          <w:kern w:val="36"/>
+          <w:sz w:val="32"/>
+          <w:szCs w:val="48"/>
+          <w:lang w:eastAsia="ru-RU"/>
+        </w:rPr>
+      </w:pPr>
       <w:r>
         <w:br w:type="page"/>
       </w:r>
@@ -20764,7 +20963,7 @@
       <w:pPr>
         <w:pStyle w:val="1"/>
       </w:pPr>
-      <w:bookmarkStart w:id="42" w:name="_Toc230194755"/>
+      <w:bookmarkStart w:id="40" w:name="_Toc230194755"/>
       <w:r>
         <w:lastRenderedPageBreak/>
         <w:t>Приложение Б</w:t>
@@ -20777,7 +20976,7 @@
         <w:br/>
         <w:t>Диаграмма прецедентов</w:t>
       </w:r>
-      <w:bookmarkEnd w:id="42"/>
+      <w:bookmarkEnd w:id="40"/>
     </w:p>
     <w:p>
       <w:pPr>
@@ -20805,7 +21004,7 @@
                     <pic:cNvPicPr/>
                   </pic:nvPicPr>
                   <pic:blipFill>
-                    <a:blip r:embed="rId27"/>
+                    <a:blip r:embed="rId28"/>
                     <a:stretch>
                       <a:fillRect/>
                     </a:stretch>
@@ -20851,7 +21050,7 @@
       <w:pPr>
         <w:pStyle w:val="1"/>
       </w:pPr>
-      <w:bookmarkStart w:id="43" w:name="_Toc230194756"/>
+      <w:bookmarkStart w:id="41" w:name="_Toc230194756"/>
       <w:r>
         <w:lastRenderedPageBreak/>
         <w:t>Приложение В</w:t>
@@ -20864,7 +21063,7 @@
         <w:br/>
         <w:t>Диаграмма последовательности</w:t>
       </w:r>
-      <w:bookmarkEnd w:id="43"/>
+      <w:bookmarkEnd w:id="41"/>
     </w:p>
     <w:p>
       <w:pPr>
@@ -20891,7 +21090,7 @@
                     <pic:cNvPicPr/>
                   </pic:nvPicPr>
                   <pic:blipFill>
-                    <a:blip r:embed="rId28"/>
+                    <a:blip r:embed="rId29"/>
                     <a:stretch>
                       <a:fillRect/>
                     </a:stretch>
@@ -20969,8 +21168,8 @@
       </w:pPr>
     </w:p>
     <w:sectPr>
-      <w:headerReference w:type="default" r:id="rId29"/>
-      <w:footerReference w:type="default" r:id="rId30"/>
+      <w:headerReference w:type="default" r:id="rId30"/>
+      <w:footerReference w:type="default" r:id="rId31"/>
       <w:pgSz w:w="11906" w:h="16838"/>
       <w:pgMar w:top="1134" w:right="850" w:bottom="1134" w:left="1701" w:header="709" w:footer="709" w:gutter="0"/>
       <w:cols w:space="708"/>
@@ -20983,7 +21182,7 @@
 
 <file path=word/comments.xml><?xml version="1.0" encoding="utf-8"?>
 <w:comments xmlns:wpc="http://schemas.microsoft.com/office/word/2010/wordprocessingCanvas" xmlns:cx="http://schemas.microsoft.com/office/drawing/2014/chartex" xmlns:cx1="http://schemas.microsoft.com/office/drawing/2015/9/8/chartex" xmlns:cx2="http://schemas.microsoft.com/office/drawing/2015/10/21/chartex" xmlns:cx3="http://schemas.microsoft.com/office/drawing/2016/5/9/chartex" xmlns:cx4="http://schemas.microsoft.com/office/drawing/2016/5/10/chartex" xmlns:cx5="http://schemas.microsoft.com/office/drawing/2016/5/11/chartex" xmlns:cx6="http://schemas.microsoft.com/office/drawing/2016/5/12/chartex" xmlns:cx7="http://schemas.microsoft.com/office/drawing/2016/5/13/chartex" xmlns:cx8="http://schemas.microsoft.com/office/drawing/2016/5/14/chartex" xmlns:mc="http://schemas.openxmlformats.org/markup-compatibility/2006" xmlns:aink="http://schemas.microsoft.com/office/drawing/2016/ink" xmlns:am3d="http://schemas.microsoft.com/office/drawing/2017/model3d" xmlns:o="urn:schemas-microsoft-com:office:office" xmlns:r="http://schemas.openxmlformats.org/officeDocument/2006/relationships" xmlns:m="http://schemas.openxmlformats.org/officeDocument/2006/math" xmlns:v="urn:schemas-microsoft-com:vml" xmlns:wp14="http://schemas.microsoft.com/office/word/2010/wordprocessingDrawing" xmlns:wp="http://schemas.openxmlformats.org/drawingml/2006/wordprocessingDrawing" xmlns:w10="urn:schemas-microsoft-com:office:word" xmlns:w="http://schemas.openxmlformats.org/wordprocessingml/2006/main" xmlns:w14="http://schemas.microsoft.com/office/word/2010/wordml" xmlns:w15="http://schemas.microsoft.com/office/word/2012/wordml" xmlns:w16cex="http://schemas.microsoft.com/office/word/2018/wordml/cex" xmlns:w16cid="http://schemas.microsoft.com/office/word/2016/wordml/cid" xmlns:w16="http://schemas.microsoft.com/office/word/2018/wordml" xmlns:w16se="http://schemas.microsoft.com/office/word/2015/wordml/symex" xmlns:wpg="http://schemas.microsoft.com/office/word/2010/wordprocessingGroup" xmlns:wpi="http://schemas.microsoft.com/office/word/2010/wordprocessingInk" xmlns:wne="http://schemas.microsoft.com/office/word/2006/wordml" xmlns:wps="http://schemas.microsoft.com/office/word/2010/wordprocessingShape" mc:Ignorable="w14 w15 w16se w16cid w16 w16cex wp14">
-  <w:comment w:id="7" w:author="user" w:date="2026-05-14T19:16:00Z" w:initials="u">
+  <w:comment w:id="29" w:author="user" w:date="2026-05-14T19:28:00Z" w:initials="u">
     <w:p>
       <w:pPr>
         <w:pStyle w:val="af3"/>
@@ -20995,63 +21194,7 @@
         <w:annotationRef/>
       </w:r>
       <w:r>
-        <w:t>А где про описание процесса как есть (и ссылка на приложение и рис.)</w:t>
-      </w:r>
-    </w:p>
-  </w:comment>
-  <w:comment w:id="29" w:author="user" w:date="2026-05-14T19:28:00Z" w:initials="u">
-    <w:p>
-      <w:pPr>
-        <w:pStyle w:val="af3"/>
-      </w:pPr>
-      <w:r>
-        <w:rPr>
-          <w:rStyle w:val="af2"/>
-        </w:rPr>
-        <w:annotationRef/>
-      </w:r>
-      <w:r>
         <w:t>А где скрины???</w:t>
-      </w:r>
-    </w:p>
-  </w:comment>
-  <w:comment w:id="40" w:author="user" w:date="2026-05-14T19:22:00Z" w:initials="u">
-    <w:p>
-      <w:pPr>
-        <w:pStyle w:val="af3"/>
-        <w:ind w:firstLine="0"/>
-      </w:pPr>
-      <w:bookmarkStart w:id="41" w:name="_GoBack"/>
-      <w:bookmarkEnd w:id="41"/>
-      <w:r>
-        <w:rPr>
-          <w:rStyle w:val="af2"/>
-        </w:rPr>
-        <w:annotationRef/>
-      </w:r>
-      <w:r>
-        <w:rPr>
-          <w:lang w:val="en-US"/>
-        </w:rPr>
-        <w:t>IDEF</w:t>
-      </w:r>
-      <w:r>
-        <w:t xml:space="preserve"> 0</w:t>
-      </w:r>
-    </w:p>
-    <w:p>
-      <w:pPr>
-        <w:pStyle w:val="af3"/>
-        <w:ind w:firstLine="0"/>
-      </w:pPr>
-    </w:p>
-    <w:p>
-      <w:pPr>
-        <w:pStyle w:val="af3"/>
-        <w:ind w:firstLine="0"/>
-      </w:pPr>
-      <w:r>
-        <w:t>Два рисунка</w:t>
       </w:r>
     </w:p>
   </w:comment>
@@ -21060,25 +21203,19 @@
 
 <file path=word/commentsExtended.xml><?xml version="1.0" encoding="utf-8"?>
 <w15:commentsEx xmlns:wpc="http://schemas.microsoft.com/office/word/2010/wordprocessingCanvas" xmlns:cx="http://schemas.microsoft.com/office/drawing/2014/chartex" xmlns:cx1="http://schemas.microsoft.com/office/drawing/2015/9/8/chartex" xmlns:cx2="http://schemas.microsoft.com/office/drawing/2015/10/21/chartex" xmlns:cx3="http://schemas.microsoft.com/office/drawing/2016/5/9/chartex" xmlns:cx4="http://schemas.microsoft.com/office/drawing/2016/5/10/chartex" xmlns:cx5="http://schemas.microsoft.com/office/drawing/2016/5/11/chartex" xmlns:cx6="http://schemas.microsoft.com/office/drawing/2016/5/12/chartex" xmlns:cx7="http://schemas.microsoft.com/office/drawing/2016/5/13/chartex" xmlns:cx8="http://schemas.microsoft.com/office/drawing/2016/5/14/chartex" xmlns:mc="http://schemas.openxmlformats.org/markup-compatibility/2006" xmlns:aink="http://schemas.microsoft.com/office/drawing/2016/ink" xmlns:am3d="http://schemas.microsoft.com/office/drawing/2017/model3d" xmlns:o="urn:schemas-microsoft-com:office:office" xmlns:r="http://schemas.openxmlformats.org/officeDocument/2006/relationships" xmlns:m="http://schemas.openxmlformats.org/officeDocument/2006/math" xmlns:v="urn:schemas-microsoft-com:vml" xmlns:wp14="http://schemas.microsoft.com/office/word/2010/wordprocessingDrawing" xmlns:wp="http://schemas.openxmlformats.org/drawingml/2006/wordprocessingDrawing" xmlns:w10="urn:schemas-microsoft-com:office:word" xmlns:w="http://schemas.openxmlformats.org/wordprocessingml/2006/main" xmlns:w14="http://schemas.microsoft.com/office/word/2010/wordml" xmlns:w15="http://schemas.microsoft.com/office/word/2012/wordml" xmlns:w16cex="http://schemas.microsoft.com/office/word/2018/wordml/cex" xmlns:w16cid="http://schemas.microsoft.com/office/word/2016/wordml/cid" xmlns:w16="http://schemas.microsoft.com/office/word/2018/wordml" xmlns:w16se="http://schemas.microsoft.com/office/word/2015/wordml/symex" xmlns:wpg="http://schemas.microsoft.com/office/word/2010/wordprocessingGroup" xmlns:wpi="http://schemas.microsoft.com/office/word/2010/wordprocessingInk" xmlns:wne="http://schemas.microsoft.com/office/word/2006/wordml" xmlns:wps="http://schemas.microsoft.com/office/word/2010/wordprocessingShape" mc:Ignorable="w14 w15 w16se w16cid w16 w16cex wp14">
-  <w15:commentEx w15:paraId="1F3A8B72" w15:done="0"/>
   <w15:commentEx w15:paraId="62C4106B" w15:done="0"/>
-  <w15:commentEx w15:paraId="186B304E" w15:done="0"/>
 </w15:commentsEx>
 </file>
 
 <file path=word/commentsExtensible.xml><?xml version="1.0" encoding="utf-8"?>
 <w16cex:commentsExtensible xmlns:wpc="http://schemas.microsoft.com/office/word/2010/wordprocessingCanvas" xmlns:cx="http://schemas.microsoft.com/office/drawing/2014/chartex" xmlns:cx1="http://schemas.microsoft.com/office/drawing/2015/9/8/chartex" xmlns:cx2="http://schemas.microsoft.com/office/drawing/2015/10/21/chartex" xmlns:cx3="http://schemas.microsoft.com/office/drawing/2016/5/9/chartex" xmlns:cx4="http://schemas.microsoft.com/office/drawing/2016/5/10/chartex" xmlns:cx5="http://schemas.microsoft.com/office/drawing/2016/5/11/chartex" xmlns:cx6="http://schemas.microsoft.com/office/drawing/2016/5/12/chartex" xmlns:cx7="http://schemas.microsoft.com/office/drawing/2016/5/13/chartex" xmlns:cx8="http://schemas.microsoft.com/office/drawing/2016/5/14/chartex" xmlns:mc="http://schemas.openxmlformats.org/markup-compatibility/2006" xmlns:aink="http://schemas.microsoft.com/office/drawing/2016/ink" xmlns:am3d="http://schemas.microsoft.com/office/drawing/2017/model3d" xmlns:o="urn:schemas-microsoft-com:office:office" xmlns:r="http://schemas.openxmlformats.org/officeDocument/2006/relationships" xmlns:m="http://schemas.openxmlformats.org/officeDocument/2006/math" xmlns:v="urn:schemas-microsoft-com:vml" xmlns:wp14="http://schemas.microsoft.com/office/word/2010/wordprocessingDrawing" xmlns:wp="http://schemas.openxmlformats.org/drawingml/2006/wordprocessingDrawing" xmlns:w10="urn:schemas-microsoft-com:office:word" xmlns:w="http://schemas.openxmlformats.org/wordprocessingml/2006/main" xmlns:w14="http://schemas.microsoft.com/office/word/2010/wordml" xmlns:w15="http://schemas.microsoft.com/office/word/2012/wordml" xmlns:w16cex="http://schemas.microsoft.com/office/word/2018/wordml/cex" xmlns:w16cid="http://schemas.microsoft.com/office/word/2016/wordml/cid" xmlns:w16="http://schemas.microsoft.com/office/word/2018/wordml" xmlns:w16se="http://schemas.microsoft.com/office/word/2015/wordml/symex" xmlns:wpg="http://schemas.microsoft.com/office/word/2010/wordprocessingGroup" xmlns:wpi="http://schemas.microsoft.com/office/word/2010/wordprocessingInk" xmlns:wne="http://schemas.microsoft.com/office/word/2006/wordml" xmlns:wps="http://schemas.microsoft.com/office/word/2010/wordprocessingShape" mc:Ignorable="w14 w15 w16se w16cid w16 w16cex wp14">
-  <w16cex:commentExtensible w16cex:durableId="2DB09DF4" w16cex:dateUtc="2026-05-14T12:16:00Z"/>
   <w16cex:commentExtensible w16cex:durableId="2DB0A0C9" w16cex:dateUtc="2026-05-14T12:28:00Z"/>
-  <w16cex:commentExtensible w16cex:durableId="2DB09F91" w16cex:dateUtc="2026-05-14T12:22:00Z"/>
 </w16cex:commentsExtensible>
 </file>
 
 <file path=word/commentsIds.xml><?xml version="1.0" encoding="utf-8"?>
 <w16cid:commentsIds xmlns:wpc="http://schemas.microsoft.com/office/word/2010/wordprocessingCanvas" xmlns:cx="http://schemas.microsoft.com/office/drawing/2014/chartex" xmlns:cx1="http://schemas.microsoft.com/office/drawing/2015/9/8/chartex" xmlns:cx2="http://schemas.microsoft.com/office/drawing/2015/10/21/chartex" xmlns:cx3="http://schemas.microsoft.com/office/drawing/2016/5/9/chartex" xmlns:cx4="http://schemas.microsoft.com/office/drawing/2016/5/10/chartex" xmlns:cx5="http://schemas.microsoft.com/office/drawing/2016/5/11/chartex" xmlns:cx6="http://schemas.microsoft.com/office/drawing/2016/5/12/chartex" xmlns:cx7="http://schemas.microsoft.com/office/drawing/2016/5/13/chartex" xmlns:cx8="http://schemas.microsoft.com/office/drawing/2016/5/14/chartex" xmlns:mc="http://schemas.openxmlformats.org/markup-compatibility/2006" xmlns:aink="http://schemas.microsoft.com/office/drawing/2016/ink" xmlns:am3d="http://schemas.microsoft.com/office/drawing/2017/model3d" xmlns:o="urn:schemas-microsoft-com:office:office" xmlns:r="http://schemas.openxmlformats.org/officeDocument/2006/relationships" xmlns:m="http://schemas.openxmlformats.org/officeDocument/2006/math" xmlns:v="urn:schemas-microsoft-com:vml" xmlns:wp14="http://schemas.microsoft.com/office/word/2010/wordprocessingDrawing" xmlns:wp="http://schemas.openxmlformats.org/drawingml/2006/wordprocessingDrawing" xmlns:w10="urn:schemas-microsoft-com:office:word" xmlns:w="http://schemas.openxmlformats.org/wordprocessingml/2006/main" xmlns:w14="http://schemas.microsoft.com/office/word/2010/wordml" xmlns:w15="http://schemas.microsoft.com/office/word/2012/wordml" xmlns:w16cex="http://schemas.microsoft.com/office/word/2018/wordml/cex" xmlns:w16cid="http://schemas.microsoft.com/office/word/2016/wordml/cid" xmlns:w16="http://schemas.microsoft.com/office/word/2018/wordml" xmlns:w16se="http://schemas.microsoft.com/office/word/2015/wordml/symex" xmlns:wpg="http://schemas.microsoft.com/office/word/2010/wordprocessingGroup" xmlns:wpi="http://schemas.microsoft.com/office/word/2010/wordprocessingInk" xmlns:wne="http://schemas.microsoft.com/office/word/2006/wordml" xmlns:wps="http://schemas.microsoft.com/office/word/2010/wordprocessingShape" mc:Ignorable="w14 w15 w16se w16cid w16 w16cex wp14">
-  <w16cid:commentId w16cid:paraId="1F3A8B72" w16cid:durableId="2DB09DF4"/>
   <w16cid:commentId w16cid:paraId="62C4106B" w16cid:durableId="2DB0A0C9"/>
-  <w16cid:commentId w16cid:paraId="186B304E" w16cid:durableId="2DB09F91"/>
 </w16cid:commentsIds>
 </file>
 
@@ -28265,6 +28402,7 @@
   <w:style w:type="character" w:default="1" w:styleId="a0">
     <w:name w:val="Default Paragraph Font"/>
     <w:uiPriority w:val="1"/>
+    <w:semiHidden/>
     <w:unhideWhenUsed/>
   </w:style>
   <w:style w:type="table" w:default="1" w:styleId="a1">
@@ -28972,7 +29110,7 @@
 </file>
 
 <file path=customXml/itemProps1.xml><?xml version="1.0" encoding="utf-8"?>
-<ds:datastoreItem xmlns:ds="http://schemas.openxmlformats.org/officeDocument/2006/customXml" ds:itemID="{C2ECDBD9-FF5A-4C63-80E4-A5D95E714816}">
+<ds:datastoreItem xmlns:ds="http://schemas.openxmlformats.org/officeDocument/2006/customXml" ds:itemID="{0836B7AF-4837-45D2-BD88-F84109EE20D5}">
   <ds:schemaRefs>
     <ds:schemaRef ds:uri="http://schemas.openxmlformats.org/officeDocument/2006/bibliography"/>
   </ds:schemaRefs>

--- a/M1 Course/YPpSIS/Coursework/Андреев КП.docx
+++ b/M1 Course/YPpSIS/Coursework/Андреев КП.docx
@@ -874,19 +874,8 @@
           <w:kern w:val="1"/>
           <w:szCs w:val="28"/>
         </w:rPr>
-        <w:t xml:space="preserve">_______________ </w:t>
-      </w:r>
-      <w:proofErr w:type="spellStart"/>
-      <w:r>
-        <w:rPr>
-          <w:rFonts w:eastAsia="Calibri" w:cs="Times New Roman"/>
-          <w:color w:val="00000A"/>
-          <w:kern w:val="1"/>
-          <w:szCs w:val="28"/>
-        </w:rPr>
-        <w:t>В.В.Романенко</w:t>
-      </w:r>
-      <w:proofErr w:type="spellEnd"/>
+        <w:t>_______________ В.В.Романенко</w:t>
+      </w:r>
     </w:p>
     <w:p>
       <w:pPr>
@@ -5045,71 +5034,7 @@
           <w:rFonts w:cs="Times New Roman"/>
           <w:szCs w:val="28"/>
         </w:rPr>
-        <w:t xml:space="preserve"> работе используются методы машинного обучения (нейронные сети), обработки естественного языка (</w:t>
-      </w:r>
-      <w:proofErr w:type="spellStart"/>
-      <w:r>
-        <w:rPr>
-          <w:rFonts w:cs="Times New Roman"/>
-          <w:szCs w:val="28"/>
-        </w:rPr>
-        <w:t>токенизация</w:t>
-      </w:r>
-      <w:proofErr w:type="spellEnd"/>
-      <w:r>
-        <w:rPr>
-          <w:rFonts w:cs="Times New Roman"/>
-          <w:szCs w:val="28"/>
-        </w:rPr>
-        <w:t>, векторизация текста), системного анализа, а также методологии управления проектами (</w:t>
-      </w:r>
-      <w:proofErr w:type="spellStart"/>
-      <w:r>
-        <w:rPr>
-          <w:rFonts w:cs="Times New Roman"/>
-          <w:szCs w:val="28"/>
-        </w:rPr>
-        <w:t>Agile</w:t>
-      </w:r>
-      <w:proofErr w:type="spellEnd"/>
-      <w:r>
-        <w:rPr>
-          <w:rFonts w:cs="Times New Roman"/>
-          <w:szCs w:val="28"/>
-        </w:rPr>
-        <w:t xml:space="preserve">, </w:t>
-      </w:r>
-      <w:proofErr w:type="spellStart"/>
-      <w:r>
-        <w:rPr>
-          <w:rFonts w:cs="Times New Roman"/>
-          <w:szCs w:val="28"/>
-        </w:rPr>
-        <w:t>Scrum</w:t>
-      </w:r>
-      <w:proofErr w:type="spellEnd"/>
-      <w:r>
-        <w:rPr>
-          <w:rFonts w:cs="Times New Roman"/>
-          <w:szCs w:val="28"/>
-        </w:rPr>
-        <w:t xml:space="preserve">, </w:t>
-      </w:r>
-      <w:proofErr w:type="spellStart"/>
-      <w:r>
-        <w:rPr>
-          <w:rFonts w:cs="Times New Roman"/>
-          <w:szCs w:val="28"/>
-        </w:rPr>
-        <w:t>Waterfall</w:t>
-      </w:r>
-      <w:proofErr w:type="spellEnd"/>
-      <w:r>
-        <w:rPr>
-          <w:rFonts w:cs="Times New Roman"/>
-          <w:szCs w:val="28"/>
-        </w:rPr>
-        <w:t>).</w:t>
+        <w:t xml:space="preserve"> работе используются методы машинного обучения (нейронные сети), обработки естественного языка (токенизация, векторизация текста), системного анализа, а также методологии управления проектами (Agile, Scrum, Waterfall).</w:t>
       </w:r>
     </w:p>
     <w:p>
@@ -5231,30 +5156,14 @@
         <w:t>–</w:t>
       </w:r>
       <w:r>
-        <w:t>проектами (</w:t>
-      </w:r>
-      <w:proofErr w:type="spellStart"/>
-      <w:r>
-        <w:t>Project</w:t>
-      </w:r>
-      <w:proofErr w:type="spellEnd"/>
+        <w:t xml:space="preserve">проектами (Project Management) представляет собой сложную междисциплинарную область, объединяющую методы, инструменты и техники для достижения целей проекта при заданных ограничениях по времени, бюджету и </w:t>
+      </w:r>
+      <w:r>
+        <w:t>качеству</w:t>
+      </w:r>
       <w:r>
         <w:t xml:space="preserve"> </w:t>
       </w:r>
-      <w:proofErr w:type="spellStart"/>
-      <w:r>
-        <w:t>Management</w:t>
-      </w:r>
-      <w:proofErr w:type="spellEnd"/>
-      <w:r>
-        <w:t xml:space="preserve">) представляет собой сложную междисциплинарную область, объединяющую методы, инструменты и техники для достижения целей проекта при заданных ограничениях по времени, бюджету и </w:t>
-      </w:r>
-      <w:r>
-        <w:t>качеству</w:t>
-      </w:r>
-      <w:r>
-        <w:t xml:space="preserve"> </w:t>
-      </w:r>
       <w:r>
         <w:t>[1]</w:t>
       </w:r>
@@ -5262,31 +5171,7 @@
         <w:t>.</w:t>
       </w:r>
       <w:r>
-        <w:t xml:space="preserve"> Согласно данным </w:t>
-      </w:r>
-      <w:proofErr w:type="spellStart"/>
-      <w:r>
-        <w:t>Project</w:t>
-      </w:r>
-      <w:proofErr w:type="spellEnd"/>
-      <w:r>
-        <w:t xml:space="preserve"> </w:t>
-      </w:r>
-      <w:proofErr w:type="spellStart"/>
-      <w:r>
-        <w:t>Management</w:t>
-      </w:r>
-      <w:proofErr w:type="spellEnd"/>
-      <w:r>
-        <w:t xml:space="preserve"> </w:t>
-      </w:r>
-      <w:proofErr w:type="spellStart"/>
-      <w:r>
-        <w:t>Institute</w:t>
-      </w:r>
-      <w:proofErr w:type="spellEnd"/>
-      <w:r>
-        <w:t xml:space="preserve"> (PMI), около 70% IT</w:t>
+        <w:t xml:space="preserve"> Согласно данным Project Management Institute (PMI), около 70% IT</w:t>
       </w:r>
       <w:r>
         <w:t>–</w:t>
@@ -5949,55 +5834,7 @@
           <w:rFonts w:cs="Times New Roman"/>
           <w:szCs w:val="28"/>
         </w:rPr>
-        <w:t>Декомпозиция задач (</w:t>
-      </w:r>
-      <w:proofErr w:type="spellStart"/>
-      <w:r>
-        <w:rPr>
-          <w:rFonts w:cs="Times New Roman"/>
-          <w:szCs w:val="28"/>
-        </w:rPr>
-        <w:t>Work</w:t>
-      </w:r>
-      <w:proofErr w:type="spellEnd"/>
-      <w:r>
-        <w:rPr>
-          <w:rFonts w:cs="Times New Roman"/>
-          <w:szCs w:val="28"/>
-        </w:rPr>
-        <w:t xml:space="preserve"> </w:t>
-      </w:r>
-      <w:proofErr w:type="spellStart"/>
-      <w:r>
-        <w:rPr>
-          <w:rFonts w:cs="Times New Roman"/>
-          <w:szCs w:val="28"/>
-        </w:rPr>
-        <w:t>Breakdown</w:t>
-      </w:r>
-      <w:proofErr w:type="spellEnd"/>
-      <w:r>
-        <w:rPr>
-          <w:rFonts w:cs="Times New Roman"/>
-          <w:szCs w:val="28"/>
-        </w:rPr>
-        <w:t xml:space="preserve"> </w:t>
-      </w:r>
-      <w:proofErr w:type="spellStart"/>
-      <w:r>
-        <w:rPr>
-          <w:rFonts w:cs="Times New Roman"/>
-          <w:szCs w:val="28"/>
-        </w:rPr>
-        <w:t>Structure</w:t>
-      </w:r>
-      <w:proofErr w:type="spellEnd"/>
-      <w:r>
-        <w:rPr>
-          <w:rFonts w:cs="Times New Roman"/>
-          <w:szCs w:val="28"/>
-        </w:rPr>
-        <w:t>, WBS) является фундаментальным инструментом управления проектами. WBS представляет собой иерархическое разбиение проекта на более мелкие, управляемые компоненты</w:t>
+        <w:t>Декомпозиция задач (Work Breakdown Structure, WBS) является фундаментальным инструментом управления проектами. WBS представляет собой иерархическое разбиение проекта на более мелкие, управляемые компоненты</w:t>
       </w:r>
       <w:r>
         <w:rPr>
@@ -6591,64 +6428,55 @@
           <w:rFonts w:cs="Times New Roman"/>
           <w:szCs w:val="28"/>
         </w:rPr>
-        <w:t>12 часов на проект средней сложности). При этом качество результата сильно зависит от опыта проектного менеджера. Исследования показывают, что даже опытные PM допускают систематические ошибки при оценке сложности и пропускают важные п</w:t>
-      </w:r>
-      <w:bookmarkStart w:id="7" w:name="_GoBack"/>
+        <w:t>12 часов на проект средней сложности). При этом качество результата сильно зависит от опыта проектного менеджера. Исследования показывают, что даже опытные PM допускают систематические ошибки при оценке сложности и пропускают важные подзадачи.</w:t>
+      </w:r>
+      <w:r>
+        <w:rPr>
+          <w:rFonts w:cs="Times New Roman"/>
+          <w:szCs w:val="28"/>
+        </w:rPr>
+        <w:t xml:space="preserve"> Диаграмма </w:t>
+      </w:r>
+      <w:r>
+        <w:t>SADT «как есть»</w:t>
+      </w:r>
+      <w:r>
+        <w:t xml:space="preserve"> </w:t>
+      </w:r>
+      <w:r>
+        <w:t xml:space="preserve">представлена в приложении </w:t>
+      </w:r>
+      <w:r>
+        <w:rPr>
+          <w:lang w:val="en-US"/>
+        </w:rPr>
+        <w:t>A</w:t>
+      </w:r>
+      <w:r>
+        <w:t xml:space="preserve"> </w:t>
+      </w:r>
+      <w:r>
+        <w:t xml:space="preserve">на рисунке </w:t>
+      </w:r>
+      <w:r>
+        <w:rPr>
+          <w:lang w:val="en-US"/>
+        </w:rPr>
+        <w:t>A</w:t>
+      </w:r>
+      <w:r>
+        <w:t>.1.</w:t>
+      </w:r>
+    </w:p>
+    <w:p>
+      <w:pPr>
+        <w:pStyle w:val="2"/>
+      </w:pPr>
+      <w:bookmarkStart w:id="7" w:name="_Toc230194725"/>
+      <w:r>
+        <w:t>1.3. Применение методов искусственного интеллекта</w:t>
+      </w:r>
       <w:bookmarkEnd w:id="7"/>
-      <w:r>
-        <w:rPr>
-          <w:rFonts w:cs="Times New Roman"/>
-          <w:szCs w:val="28"/>
-        </w:rPr>
-        <w:t>одзадачи.</w:t>
-      </w:r>
-      <w:r>
-        <w:rPr>
-          <w:rFonts w:cs="Times New Roman"/>
-          <w:szCs w:val="28"/>
-        </w:rPr>
-        <w:t xml:space="preserve"> Диаграмма </w:t>
-      </w:r>
-      <w:r>
-        <w:t>SADT «как есть»</w:t>
-      </w:r>
-      <w:r>
-        <w:t xml:space="preserve"> </w:t>
-      </w:r>
-      <w:r>
-        <w:t xml:space="preserve">представлена в приложении </w:t>
-      </w:r>
-      <w:r>
-        <w:rPr>
-          <w:lang w:val="en-US"/>
-        </w:rPr>
-        <w:t>A</w:t>
-      </w:r>
-      <w:r>
-        <w:t xml:space="preserve"> </w:t>
-      </w:r>
-      <w:r>
-        <w:t xml:space="preserve">на рисунке </w:t>
-      </w:r>
-      <w:r>
-        <w:rPr>
-          <w:lang w:val="en-US"/>
-        </w:rPr>
-        <w:t>A</w:t>
-      </w:r>
-      <w:r>
-        <w:t>.1.</w:t>
-      </w:r>
-    </w:p>
-    <w:p>
-      <w:pPr>
-        <w:pStyle w:val="2"/>
-      </w:pPr>
-      <w:bookmarkStart w:id="8" w:name="_Toc230194725"/>
-      <w:r>
-        <w:t>1.3. Применение методов искусственного интеллекта</w:t>
-      </w:r>
-      <w:bookmarkEnd w:id="8"/>
     </w:p>
     <w:p>
       <w:pPr>
@@ -7564,7 +7392,7 @@
       <w:pPr>
         <w:pStyle w:val="2"/>
       </w:pPr>
-      <w:bookmarkStart w:id="9" w:name="_Toc230194726"/>
+      <w:bookmarkStart w:id="8" w:name="_Toc230194726"/>
       <w:r>
         <w:t xml:space="preserve">1.4. Требования к </w:t>
       </w:r>
@@ -7574,7 +7402,7 @@
       <w:r>
         <w:t xml:space="preserve"> системам планирования</w:t>
       </w:r>
-      <w:bookmarkEnd w:id="9"/>
+      <w:bookmarkEnd w:id="8"/>
     </w:p>
     <w:p>
       <w:pPr>
@@ -7899,49 +7727,8 @@
           <w:rFonts w:cs="Times New Roman"/>
           <w:szCs w:val="28"/>
         </w:rPr>
-        <w:t xml:space="preserve"> (</w:t>
-      </w:r>
-      <w:proofErr w:type="spellStart"/>
-      <w:r>
-        <w:rPr>
-          <w:rFonts w:cs="Times New Roman"/>
-          <w:szCs w:val="28"/>
-        </w:rPr>
-        <w:t>Windows</w:t>
-      </w:r>
-      <w:proofErr w:type="spellEnd"/>
-      <w:r>
-        <w:rPr>
-          <w:rFonts w:cs="Times New Roman"/>
-          <w:szCs w:val="28"/>
-        </w:rPr>
-        <w:t xml:space="preserve">, </w:t>
-      </w:r>
-      <w:proofErr w:type="spellStart"/>
-      <w:r>
-        <w:rPr>
-          <w:rFonts w:cs="Times New Roman"/>
-          <w:szCs w:val="28"/>
-        </w:rPr>
-        <w:t>Linux</w:t>
-      </w:r>
-      <w:proofErr w:type="spellEnd"/>
-      <w:r>
-        <w:rPr>
-          <w:rFonts w:cs="Times New Roman"/>
-          <w:szCs w:val="28"/>
-        </w:rPr>
-        <w:t xml:space="preserve">, </w:t>
-      </w:r>
-      <w:proofErr w:type="spellStart"/>
-      <w:r>
-        <w:rPr>
-          <w:rFonts w:cs="Times New Roman"/>
-          <w:szCs w:val="28"/>
-        </w:rPr>
-        <w:t>macOS</w:t>
-      </w:r>
-      <w:proofErr w:type="spellEnd"/>
+        <w:t xml:space="preserve"> (Windows, Linux, macOS</w:t>
+      </w:r>
       <w:r>
         <w:rPr>
           <w:rFonts w:cs="Times New Roman"/>
@@ -8042,7 +7829,7 @@
       <w:pPr>
         <w:pStyle w:val="1"/>
       </w:pPr>
-      <w:bookmarkStart w:id="10" w:name="_Toc230194727"/>
+      <w:bookmarkStart w:id="9" w:name="_Toc230194727"/>
       <w:r>
         <w:lastRenderedPageBreak/>
         <w:t xml:space="preserve">2. </w:t>
@@ -8053,23 +7840,23 @@
       <w:r>
         <w:t xml:space="preserve"> задачи</w:t>
       </w:r>
+      <w:bookmarkEnd w:id="9"/>
+    </w:p>
+    <w:p>
+      <w:pPr>
+        <w:pStyle w:val="2"/>
+      </w:pPr>
+      <w:bookmarkStart w:id="10" w:name="_Toc230194728"/>
+      <w:r>
+        <w:t xml:space="preserve">2.1. Цель и </w:t>
+      </w:r>
+      <w:r>
+        <w:t>задачи</w:t>
+      </w:r>
+      <w:r>
+        <w:t xml:space="preserve"> исследования</w:t>
+      </w:r>
       <w:bookmarkEnd w:id="10"/>
-    </w:p>
-    <w:p>
-      <w:pPr>
-        <w:pStyle w:val="2"/>
-      </w:pPr>
-      <w:bookmarkStart w:id="11" w:name="_Toc230194728"/>
-      <w:r>
-        <w:t xml:space="preserve">2.1. Цель и </w:t>
-      </w:r>
-      <w:r>
-        <w:t>задачи</w:t>
-      </w:r>
-      <w:r>
-        <w:t xml:space="preserve"> исследования</w:t>
-      </w:r>
-      <w:bookmarkEnd w:id="11"/>
     </w:p>
     <w:p>
       <w:pPr>
@@ -8233,23 +8020,7 @@
           <w:rFonts w:cs="Times New Roman"/>
           <w:szCs w:val="28"/>
         </w:rPr>
-        <w:t xml:space="preserve">роанализировать </w:t>
-      </w:r>
-      <w:proofErr w:type="spellStart"/>
-      <w:r>
-        <w:rPr>
-          <w:rFonts w:cs="Times New Roman"/>
-          <w:szCs w:val="28"/>
-        </w:rPr>
-        <w:t>нейросетевые</w:t>
-      </w:r>
-      <w:proofErr w:type="spellEnd"/>
-      <w:r>
-        <w:rPr>
-          <w:rFonts w:cs="Times New Roman"/>
-          <w:szCs w:val="28"/>
-        </w:rPr>
-        <w:t xml:space="preserve"> архитектуры для обработки естественного языка</w:t>
+        <w:t>роанализировать нейросетевые архитектуры для обработки естественного языка</w:t>
       </w:r>
       <w:r>
         <w:rPr>
@@ -8667,7 +8438,7 @@
       <w:pPr>
         <w:pStyle w:val="2"/>
       </w:pPr>
-      <w:bookmarkStart w:id="12" w:name="_Toc230194729"/>
+      <w:bookmarkStart w:id="11" w:name="_Toc230194729"/>
       <w:r>
         <w:lastRenderedPageBreak/>
         <w:t xml:space="preserve">2.2. </w:t>
@@ -8678,7 +8449,7 @@
       <w:r>
         <w:t xml:space="preserve"> требования к системе</w:t>
       </w:r>
-      <w:bookmarkEnd w:id="12"/>
+      <w:bookmarkEnd w:id="11"/>
     </w:p>
     <w:p>
       <w:pPr>
@@ -8823,13 +8594,8 @@
         </w:rPr>
         <w:t>b</w:t>
       </w:r>
-      <w:proofErr w:type="spellStart"/>
-      <w:r>
-        <w:t>ackend</w:t>
-      </w:r>
-      <w:proofErr w:type="spellEnd"/>
-      <w:r>
-        <w:t xml:space="preserve">, </w:t>
+      <w:r>
+        <w:t xml:space="preserve">ackend, </w:t>
       </w:r>
       <w:r>
         <w:t>р</w:t>
@@ -8843,13 +8609,8 @@
         </w:rPr>
         <w:t>f</w:t>
       </w:r>
-      <w:proofErr w:type="spellStart"/>
-      <w:r>
-        <w:t>rontend</w:t>
-      </w:r>
-      <w:proofErr w:type="spellEnd"/>
-      <w:r>
-        <w:t xml:space="preserve">, </w:t>
+      <w:r>
+        <w:t xml:space="preserve">rontend, </w:t>
       </w:r>
       <w:r>
         <w:t>р</w:t>
@@ -8863,205 +8624,144 @@
         </w:rPr>
         <w:t>m</w:t>
       </w:r>
-      <w:proofErr w:type="spellStart"/>
-      <w:r>
-        <w:t>obile</w:t>
-      </w:r>
-      <w:proofErr w:type="spellEnd"/>
-      <w:r>
-        <w:t xml:space="preserve">, </w:t>
+      <w:r>
+        <w:t xml:space="preserve">obile, </w:t>
       </w:r>
       <w:r>
         <w:t>т</w:t>
       </w:r>
       <w:r>
-        <w:t xml:space="preserve">естировщик QA, </w:t>
-      </w:r>
-      <w:proofErr w:type="spellStart"/>
-      <w:r>
-        <w:t>DevOps</w:t>
-      </w:r>
-      <w:proofErr w:type="spellEnd"/>
+        <w:t xml:space="preserve">естировщик QA, DevOps </w:t>
+      </w:r>
+      <w:r>
+        <w:t>и</w:t>
+      </w:r>
+      <w:r>
+        <w:t xml:space="preserve">нженер, </w:t>
+      </w:r>
+      <w:r>
+        <w:rPr>
+          <w:lang w:val="en-US"/>
+        </w:rPr>
+        <w:t>p</w:t>
+      </w:r>
+      <w:r>
+        <w:t xml:space="preserve">roject </w:t>
+      </w:r>
+      <w:r>
+        <w:rPr>
+          <w:lang w:val="en-US"/>
+        </w:rPr>
+        <w:t>m</w:t>
+      </w:r>
+      <w:r>
+        <w:t xml:space="preserve">anager, UX/UI </w:t>
+      </w:r>
+      <w:r>
+        <w:t>д</w:t>
+      </w:r>
+      <w:r>
+        <w:t xml:space="preserve">изайнер, </w:t>
+      </w:r>
+      <w:r>
+        <w:rPr>
+          <w:lang w:val="en-US"/>
+        </w:rPr>
+        <w:t>d</w:t>
+      </w:r>
+      <w:r>
+        <w:t xml:space="preserve">ata </w:t>
+      </w:r>
+      <w:r>
+        <w:rPr>
+          <w:lang w:val="en-US"/>
+        </w:rPr>
+        <w:t>e</w:t>
+      </w:r>
+      <w:r>
+        <w:t xml:space="preserve">ngineer, ML </w:t>
+      </w:r>
+      <w:r>
+        <w:t>и</w:t>
+      </w:r>
+      <w:r>
+        <w:t xml:space="preserve">нженер, </w:t>
+      </w:r>
+      <w:r>
+        <w:rPr>
+          <w:lang w:val="en-US"/>
+        </w:rPr>
+        <w:t>s</w:t>
+      </w:r>
+      <w:r>
+        <w:t xml:space="preserve">ecurity </w:t>
+      </w:r>
+      <w:r>
+        <w:rPr>
+          <w:lang w:val="en-US"/>
+        </w:rPr>
+        <w:t>s</w:t>
+      </w:r>
+      <w:r>
+        <w:t xml:space="preserve">pecialist, </w:t>
+      </w:r>
+      <w:r>
+        <w:rPr>
+          <w:lang w:val="en-US"/>
+        </w:rPr>
+        <w:t>t</w:t>
+      </w:r>
+      <w:r>
+        <w:t xml:space="preserve">echnical </w:t>
+      </w:r>
+      <w:r>
+        <w:rPr>
+          <w:lang w:val="en-US"/>
+        </w:rPr>
+        <w:t>w</w:t>
+      </w:r>
+      <w:r>
+        <w:t>riter.</w:t>
+      </w:r>
+    </w:p>
+    <w:p>
+      <w:r>
+        <w:t xml:space="preserve">Требования FR–5 </w:t>
+      </w:r>
+      <w:r>
+        <w:t>г</w:t>
+      </w:r>
+      <w:r>
+        <w:t>енерация подзадач заключается в том, что</w:t>
+      </w:r>
+      <w:r>
+        <w:t xml:space="preserve"> с</w:t>
+      </w:r>
+      <w:r>
+        <w:t>истема должна генерировать 5–7 этапов работ, каждый из которых должен содержать 3–7 конкретных задач, а для каждого этапа указываются сроки и ответственные роли.</w:t>
+      </w:r>
+    </w:p>
+    <w:p>
+      <w:r>
+        <w:t xml:space="preserve">Требования FR–6 </w:t>
+      </w:r>
+      <w:r>
+        <w:t>э</w:t>
+      </w:r>
+      <w:r>
+        <w:t>кспорт результатов</w:t>
+      </w:r>
       <w:r>
         <w:t xml:space="preserve"> </w:t>
       </w:r>
       <w:r>
-        <w:t>и</w:t>
-      </w:r>
-      <w:r>
-        <w:t xml:space="preserve">нженер, </w:t>
-      </w:r>
-      <w:r>
-        <w:rPr>
-          <w:lang w:val="en-US"/>
-        </w:rPr>
-        <w:t>p</w:t>
-      </w:r>
-      <w:proofErr w:type="spellStart"/>
-      <w:r>
-        <w:t>roject</w:t>
-      </w:r>
-      <w:proofErr w:type="spellEnd"/>
-      <w:r>
-        <w:t xml:space="preserve"> </w:t>
-      </w:r>
-      <w:r>
-        <w:rPr>
-          <w:lang w:val="en-US"/>
-        </w:rPr>
-        <w:t>m</w:t>
-      </w:r>
-      <w:proofErr w:type="spellStart"/>
-      <w:r>
-        <w:t>anager</w:t>
-      </w:r>
-      <w:proofErr w:type="spellEnd"/>
-      <w:r>
-        <w:t xml:space="preserve">, UX/UI </w:t>
-      </w:r>
-      <w:r>
-        <w:t>д</w:t>
-      </w:r>
-      <w:r>
-        <w:t xml:space="preserve">изайнер, </w:t>
-      </w:r>
-      <w:r>
-        <w:rPr>
-          <w:lang w:val="en-US"/>
-        </w:rPr>
-        <w:t>d</w:t>
-      </w:r>
-      <w:proofErr w:type="spellStart"/>
-      <w:r>
-        <w:t>ata</w:t>
-      </w:r>
-      <w:proofErr w:type="spellEnd"/>
-      <w:r>
-        <w:t xml:space="preserve"> </w:t>
-      </w:r>
-      <w:r>
-        <w:rPr>
-          <w:lang w:val="en-US"/>
-        </w:rPr>
-        <w:t>e</w:t>
-      </w:r>
-      <w:proofErr w:type="spellStart"/>
-      <w:r>
-        <w:t>ngineer</w:t>
-      </w:r>
-      <w:proofErr w:type="spellEnd"/>
-      <w:r>
-        <w:t xml:space="preserve">, ML </w:t>
-      </w:r>
-      <w:r>
-        <w:t>и</w:t>
-      </w:r>
-      <w:r>
-        <w:t xml:space="preserve">нженер, </w:t>
-      </w:r>
-      <w:r>
-        <w:rPr>
-          <w:lang w:val="en-US"/>
-        </w:rPr>
-        <w:t>s</w:t>
-      </w:r>
-      <w:proofErr w:type="spellStart"/>
-      <w:r>
-        <w:t>ecurity</w:t>
-      </w:r>
-      <w:proofErr w:type="spellEnd"/>
-      <w:r>
-        <w:t xml:space="preserve"> </w:t>
-      </w:r>
-      <w:r>
-        <w:rPr>
-          <w:lang w:val="en-US"/>
-        </w:rPr>
-        <w:t>s</w:t>
-      </w:r>
-      <w:proofErr w:type="spellStart"/>
-      <w:r>
-        <w:t>pecialist</w:t>
-      </w:r>
-      <w:proofErr w:type="spellEnd"/>
-      <w:r>
-        <w:t xml:space="preserve">, </w:t>
-      </w:r>
-      <w:r>
-        <w:rPr>
-          <w:lang w:val="en-US"/>
-        </w:rPr>
-        <w:t>t</w:t>
-      </w:r>
-      <w:proofErr w:type="spellStart"/>
-      <w:r>
-        <w:t>echnical</w:t>
-      </w:r>
-      <w:proofErr w:type="spellEnd"/>
-      <w:r>
-        <w:t xml:space="preserve"> </w:t>
-      </w:r>
-      <w:r>
-        <w:rPr>
-          <w:lang w:val="en-US"/>
-        </w:rPr>
-        <w:t>w</w:t>
-      </w:r>
-      <w:proofErr w:type="spellStart"/>
-      <w:r>
-        <w:t>riter</w:t>
-      </w:r>
-      <w:proofErr w:type="spellEnd"/>
-      <w:r>
-        <w:t>.</w:t>
-      </w:r>
-    </w:p>
-    <w:p>
-      <w:r>
-        <w:t xml:space="preserve">Требования FR–5 </w:t>
-      </w:r>
-      <w:r>
-        <w:t>г</w:t>
-      </w:r>
-      <w:r>
-        <w:t>енерация подзадач заключается в том, что</w:t>
+        <w:t>заключается в том, что</w:t>
       </w:r>
       <w:r>
         <w:t xml:space="preserve"> с</w:t>
       </w:r>
       <w:r>
-        <w:t>истема должна генерировать 5–7 этапов работ, каждый из которых должен содержать 3–7 конкретных задач, а для каждого этапа указываются сроки и ответственные роли.</w:t>
-      </w:r>
-    </w:p>
-    <w:p>
-      <w:r>
-        <w:t xml:space="preserve">Требования FR–6 </w:t>
-      </w:r>
-      <w:r>
-        <w:t>э</w:t>
-      </w:r>
-      <w:r>
-        <w:t>кспорт результатов</w:t>
-      </w:r>
-      <w:r>
-        <w:t xml:space="preserve"> </w:t>
-      </w:r>
-      <w:r>
-        <w:t>заключается в том, что</w:t>
-      </w:r>
-      <w:r>
-        <w:t xml:space="preserve"> с</w:t>
-      </w:r>
-      <w:r>
-        <w:t xml:space="preserve">истема должна поддерживать экспорт в форматах TXT, </w:t>
-      </w:r>
-      <w:proofErr w:type="spellStart"/>
-      <w:r>
-        <w:t>Markdown</w:t>
-      </w:r>
-      <w:proofErr w:type="spellEnd"/>
-      <w:r>
-        <w:t>, JSON, при этом файл экспорта должен содержать полную информацию о декомпозиции.</w:t>
+        <w:t>истема должна поддерживать экспорт в форматах TXT, Markdown, JSON, при этом файл экспорта должен содержать полную информацию о декомпозиции.</w:t>
       </w:r>
     </w:p>
     <w:p>
@@ -9115,11 +8815,11 @@
       <w:pPr>
         <w:pStyle w:val="2"/>
       </w:pPr>
-      <w:bookmarkStart w:id="13" w:name="_Toc230194730"/>
+      <w:bookmarkStart w:id="12" w:name="_Toc230194730"/>
       <w:r>
         <w:t>2.3. Нефункциональные требования</w:t>
       </w:r>
-      <w:bookmarkEnd w:id="13"/>
+      <w:bookmarkEnd w:id="12"/>
     </w:p>
     <w:p>
       <w:r>
@@ -9189,31 +8889,7 @@
         <w:t>в том, что с</w:t>
       </w:r>
       <w:r>
-        <w:t xml:space="preserve">истема должна поддерживать операционные системы </w:t>
-      </w:r>
-      <w:proofErr w:type="spellStart"/>
-      <w:r>
-        <w:t>Windows</w:t>
-      </w:r>
-      <w:proofErr w:type="spellEnd"/>
-      <w:r>
-        <w:t xml:space="preserve"> 10+, </w:t>
-      </w:r>
-      <w:proofErr w:type="spellStart"/>
-      <w:r>
-        <w:t>Ubuntu</w:t>
-      </w:r>
-      <w:proofErr w:type="spellEnd"/>
-      <w:r>
-        <w:t xml:space="preserve"> 18.04+ и </w:t>
-      </w:r>
-      <w:proofErr w:type="spellStart"/>
-      <w:r>
-        <w:t>macOS</w:t>
-      </w:r>
-      <w:proofErr w:type="spellEnd"/>
-      <w:r>
-        <w:t xml:space="preserve"> 10.15+, не иметь внешних зависимостей, а размер дистрибутива не должен превышать 50 МБ.</w:t>
+        <w:t>истема должна поддерживать операционные системы Windows 10+, Ubuntu 18.04+ и macOS 10.15+, не иметь внешних зависимостей, а размер дистрибутива не должен превышать 50 МБ.</w:t>
       </w:r>
     </w:p>
     <w:p>
@@ -9237,7 +8913,7 @@
       <w:pPr>
         <w:pStyle w:val="2"/>
       </w:pPr>
-      <w:bookmarkStart w:id="14" w:name="_Toc230194731"/>
+      <w:bookmarkStart w:id="13" w:name="_Toc230194731"/>
       <w:r>
         <w:t xml:space="preserve">2.4. </w:t>
       </w:r>
@@ -9252,7 +8928,7 @@
       <w:r>
         <w:t xml:space="preserve"> и допущения</w:t>
       </w:r>
-      <w:bookmarkEnd w:id="14"/>
+      <w:bookmarkEnd w:id="13"/>
     </w:p>
     <w:p>
       <w:pPr>
@@ -9417,17 +9093,8 @@
           <w:rFonts w:cs="Times New Roman"/>
           <w:szCs w:val="28"/>
         </w:rPr>
-        <w:t xml:space="preserve"> демонстрационная, не гарантируется для </w:t>
-      </w:r>
-      <w:proofErr w:type="spellStart"/>
-      <w:r>
-        <w:rPr>
-          <w:rFonts w:cs="Times New Roman"/>
-          <w:szCs w:val="28"/>
-        </w:rPr>
-        <w:t>production</w:t>
-      </w:r>
-      <w:proofErr w:type="spellEnd"/>
+        <w:t xml:space="preserve"> демонстрационная, не гарантируется для production</w:t>
+      </w:r>
       <w:r>
         <w:rPr>
           <w:rFonts w:cs="Times New Roman"/>
@@ -9621,29 +9288,28 @@
           <w:rFonts w:cs="Times New Roman"/>
           <w:szCs w:val="28"/>
         </w:rPr>
+        <w:t xml:space="preserve"> Диаграмма </w:t>
+      </w:r>
+      <w:r>
+        <w:t>SADT «как должно быть»</w:t>
+      </w:r>
+      <w:r>
         <w:t xml:space="preserve"> </w:t>
       </w:r>
       <w:r>
-        <w:rPr>
-          <w:rFonts w:cs="Times New Roman"/>
-          <w:szCs w:val="28"/>
-        </w:rPr>
-        <w:t xml:space="preserve">Диаграмма </w:t>
-      </w:r>
-      <w:r>
-        <w:t xml:space="preserve">SADT «как </w:t>
-      </w:r>
-      <w:r>
-        <w:t>должно быть</w:t>
-      </w:r>
-      <w:r>
-        <w:t>»</w:t>
+        <w:t xml:space="preserve">представлена в приложении </w:t>
+      </w:r>
+      <w:r>
+        <w:rPr>
+          <w:lang w:val="en-US"/>
+        </w:rPr>
+        <w:t>A</w:t>
       </w:r>
       <w:r>
         <w:t xml:space="preserve"> </w:t>
       </w:r>
       <w:r>
-        <w:t xml:space="preserve">представлена в приложении </w:t>
+        <w:t xml:space="preserve">на рисунке </w:t>
       </w:r>
       <w:r>
         <w:rPr>
@@ -9652,18 +9318,6 @@
         <w:t>A</w:t>
       </w:r>
       <w:r>
-        <w:t xml:space="preserve"> </w:t>
-      </w:r>
-      <w:r>
-        <w:t xml:space="preserve">на рисунке </w:t>
-      </w:r>
-      <w:r>
-        <w:rPr>
-          <w:lang w:val="en-US"/>
-        </w:rPr>
-        <w:t>A</w:t>
-      </w:r>
-      <w:r>
         <w:t>.</w:t>
       </w:r>
       <w:r>
@@ -9684,28 +9338,28 @@
       <w:pPr>
         <w:pStyle w:val="1"/>
       </w:pPr>
-      <w:bookmarkStart w:id="15" w:name="_Toc230194732"/>
+      <w:bookmarkStart w:id="14" w:name="_Toc230194732"/>
       <w:r>
         <w:lastRenderedPageBreak/>
         <w:t>3. Обзор аналогов</w:t>
       </w:r>
+      <w:bookmarkEnd w:id="14"/>
+    </w:p>
+    <w:p>
+      <w:pPr>
+        <w:pStyle w:val="2"/>
+      </w:pPr>
+      <w:bookmarkStart w:id="15" w:name="_Toc230194733"/>
+      <w:r>
+        <w:t xml:space="preserve">3.1. </w:t>
+      </w:r>
+      <w:r>
+        <w:t>Классификация</w:t>
+      </w:r>
+      <w:r>
+        <w:t xml:space="preserve"> существующих решений</w:t>
+      </w:r>
       <w:bookmarkEnd w:id="15"/>
-    </w:p>
-    <w:p>
-      <w:pPr>
-        <w:pStyle w:val="2"/>
-      </w:pPr>
-      <w:bookmarkStart w:id="16" w:name="_Toc230194733"/>
-      <w:r>
-        <w:t xml:space="preserve">3.1. </w:t>
-      </w:r>
-      <w:r>
-        <w:t>Классификация</w:t>
-      </w:r>
-      <w:r>
-        <w:t xml:space="preserve"> существующих решений</w:t>
-      </w:r>
-      <w:bookmarkEnd w:id="16"/>
     </w:p>
     <w:p>
       <w:pPr>
@@ -9779,55 +9433,7 @@
           <w:rFonts w:cs="Times New Roman"/>
           <w:szCs w:val="28"/>
         </w:rPr>
-        <w:t>(</w:t>
-      </w:r>
-      <w:proofErr w:type="spellStart"/>
-      <w:r>
-        <w:rPr>
-          <w:rFonts w:cs="Times New Roman"/>
-          <w:szCs w:val="28"/>
-        </w:rPr>
-        <w:t>Jira</w:t>
-      </w:r>
-      <w:proofErr w:type="spellEnd"/>
-      <w:r>
-        <w:rPr>
-          <w:rFonts w:cs="Times New Roman"/>
-          <w:szCs w:val="28"/>
-        </w:rPr>
-        <w:t xml:space="preserve">, </w:t>
-      </w:r>
-      <w:proofErr w:type="spellStart"/>
-      <w:r>
-        <w:rPr>
-          <w:rFonts w:cs="Times New Roman"/>
-          <w:szCs w:val="28"/>
-        </w:rPr>
-        <w:t>Trello</w:t>
-      </w:r>
-      <w:proofErr w:type="spellEnd"/>
-      <w:r>
-        <w:rPr>
-          <w:rFonts w:cs="Times New Roman"/>
-          <w:szCs w:val="28"/>
-        </w:rPr>
-        <w:t xml:space="preserve">, </w:t>
-      </w:r>
-      <w:proofErr w:type="spellStart"/>
-      <w:r>
-        <w:rPr>
-          <w:rFonts w:cs="Times New Roman"/>
-          <w:szCs w:val="28"/>
-        </w:rPr>
-        <w:t>Asana</w:t>
-      </w:r>
-      <w:proofErr w:type="spellEnd"/>
-      <w:r>
-        <w:rPr>
-          <w:rFonts w:cs="Times New Roman"/>
-          <w:szCs w:val="28"/>
-        </w:rPr>
-        <w:t xml:space="preserve">) </w:t>
+        <w:t xml:space="preserve">(Jira, Trello, Asana) </w:t>
       </w:r>
       <w:r>
         <w:t>–</w:t>
@@ -9889,39 +9495,7 @@
           <w:rFonts w:cs="Times New Roman"/>
           <w:szCs w:val="28"/>
         </w:rPr>
-        <w:t>(</w:t>
-      </w:r>
-      <w:proofErr w:type="spellStart"/>
-      <w:r>
-        <w:rPr>
-          <w:rFonts w:cs="Times New Roman"/>
-          <w:szCs w:val="28"/>
-        </w:rPr>
-        <w:t>PlanIT</w:t>
-      </w:r>
-      <w:proofErr w:type="spellEnd"/>
-      <w:r>
-        <w:rPr>
-          <w:rFonts w:cs="Times New Roman"/>
-          <w:szCs w:val="28"/>
-        </w:rPr>
-        <w:t xml:space="preserve">, </w:t>
-      </w:r>
-      <w:proofErr w:type="spellStart"/>
-      <w:r>
-        <w:rPr>
-          <w:rFonts w:cs="Times New Roman"/>
-          <w:szCs w:val="28"/>
-        </w:rPr>
-        <w:t>ScopeMaster</w:t>
-      </w:r>
-      <w:proofErr w:type="spellEnd"/>
-      <w:r>
-        <w:rPr>
-          <w:rFonts w:cs="Times New Roman"/>
-          <w:szCs w:val="28"/>
-        </w:rPr>
-        <w:t xml:space="preserve">) </w:t>
+        <w:t xml:space="preserve">(PlanIT, ScopeMaster) </w:t>
       </w:r>
       <w:r>
         <w:t>–</w:t>
@@ -9957,7 +9531,6 @@
           <w:szCs w:val="28"/>
         </w:rPr>
       </w:pPr>
-      <w:proofErr w:type="spellStart"/>
       <w:r>
         <w:rPr>
           <w:rFonts w:cs="Times New Roman"/>
@@ -9965,7 +9538,6 @@
         </w:rPr>
         <w:t>ии</w:t>
       </w:r>
-      <w:proofErr w:type="spellEnd"/>
       <w:r>
         <w:rPr>
           <w:rFonts w:cs="Times New Roman"/>
@@ -9992,39 +9564,7 @@
           <w:rFonts w:cs="Times New Roman"/>
           <w:szCs w:val="28"/>
         </w:rPr>
-        <w:t>(</w:t>
-      </w:r>
-      <w:proofErr w:type="spellStart"/>
-      <w:r>
-        <w:rPr>
-          <w:rFonts w:cs="Times New Roman"/>
-          <w:szCs w:val="28"/>
-        </w:rPr>
-        <w:t>ClickUp</w:t>
-      </w:r>
-      <w:proofErr w:type="spellEnd"/>
-      <w:r>
-        <w:rPr>
-          <w:rFonts w:cs="Times New Roman"/>
-          <w:szCs w:val="28"/>
-        </w:rPr>
-        <w:t xml:space="preserve"> AI, </w:t>
-      </w:r>
-      <w:proofErr w:type="spellStart"/>
-      <w:r>
-        <w:rPr>
-          <w:rFonts w:cs="Times New Roman"/>
-          <w:szCs w:val="28"/>
-        </w:rPr>
-        <w:t>Motion</w:t>
-      </w:r>
-      <w:proofErr w:type="spellEnd"/>
-      <w:r>
-        <w:rPr>
-          <w:rFonts w:cs="Times New Roman"/>
-          <w:szCs w:val="28"/>
-        </w:rPr>
-        <w:t xml:space="preserve">) </w:t>
+        <w:t xml:space="preserve">(ClickUp AI, Motion) </w:t>
       </w:r>
       <w:r>
         <w:t>–</w:t>
@@ -10406,7 +9946,7 @@
       <w:pPr>
         <w:pStyle w:val="2"/>
       </w:pPr>
-      <w:bookmarkStart w:id="17" w:name="_Toc230194734"/>
+      <w:bookmarkStart w:id="16" w:name="_Toc230194734"/>
       <w:r>
         <w:t xml:space="preserve">3.2. </w:t>
       </w:r>
@@ -10416,7 +9956,7 @@
       <w:r>
         <w:t xml:space="preserve"> анализ аналогов</w:t>
       </w:r>
-      <w:bookmarkEnd w:id="17"/>
+      <w:bookmarkEnd w:id="16"/>
     </w:p>
     <w:p>
       <w:pPr>
@@ -10427,37 +9967,12 @@
           <w:szCs w:val="28"/>
         </w:rPr>
       </w:pPr>
-      <w:proofErr w:type="spellStart"/>
-      <w:r>
-        <w:rPr>
-          <w:rFonts w:cs="Times New Roman"/>
-          <w:szCs w:val="28"/>
-        </w:rPr>
-        <w:t>Jira</w:t>
-      </w:r>
-      <w:proofErr w:type="spellEnd"/>
-      <w:r>
-        <w:rPr>
-          <w:rFonts w:cs="Times New Roman"/>
-          <w:szCs w:val="28"/>
-        </w:rPr>
-        <w:t xml:space="preserve"> Software с плагином </w:t>
-      </w:r>
-      <w:proofErr w:type="spellStart"/>
-      <w:r>
-        <w:rPr>
-          <w:rFonts w:cs="Times New Roman"/>
-          <w:szCs w:val="28"/>
-        </w:rPr>
-        <w:t>Structure</w:t>
-      </w:r>
-      <w:proofErr w:type="spellEnd"/>
-      <w:r>
-        <w:rPr>
-          <w:rFonts w:cs="Times New Roman"/>
-          <w:szCs w:val="28"/>
-        </w:rPr>
-        <w:t xml:space="preserve"> </w:t>
+      <w:r>
+        <w:rPr>
+          <w:rFonts w:cs="Times New Roman"/>
+          <w:szCs w:val="28"/>
+        </w:rPr>
+        <w:t xml:space="preserve">Jira Software с плагином Structure </w:t>
       </w:r>
       <w:r>
         <w:rPr>
@@ -10471,23 +9986,7 @@
           <w:rFonts w:cs="Times New Roman"/>
           <w:szCs w:val="28"/>
         </w:rPr>
-        <w:t xml:space="preserve"> наиболее популярная система управления проектами в IT. Плагин </w:t>
-      </w:r>
-      <w:proofErr w:type="spellStart"/>
-      <w:r>
-        <w:rPr>
-          <w:rFonts w:cs="Times New Roman"/>
-          <w:szCs w:val="28"/>
-        </w:rPr>
-        <w:t>Structure</w:t>
-      </w:r>
-      <w:proofErr w:type="spellEnd"/>
-      <w:r>
-        <w:rPr>
-          <w:rFonts w:cs="Times New Roman"/>
-          <w:szCs w:val="28"/>
-        </w:rPr>
-        <w:t xml:space="preserve"> позволяет создавать иерархии задач, но не генерирует их автоматически</w:t>
+        <w:t xml:space="preserve"> наиболее популярная система управления проектами в IT. Плагин Structure позволяет создавать иерархии задач, но не генерирует их автоматически</w:t>
       </w:r>
       <w:r>
         <w:rPr>
@@ -10613,17 +10112,8 @@
           <w:rFonts w:cs="Times New Roman"/>
           <w:szCs w:val="28"/>
         </w:rPr>
-        <w:t xml:space="preserve">нтеграция с экосистемой </w:t>
-      </w:r>
-      <w:proofErr w:type="spellStart"/>
-      <w:r>
-        <w:rPr>
-          <w:rFonts w:cs="Times New Roman"/>
-          <w:szCs w:val="28"/>
-        </w:rPr>
-        <w:t>Atlassian</w:t>
-      </w:r>
-      <w:proofErr w:type="spellEnd"/>
+        <w:t>нтеграция с экосистемой Atlassian</w:t>
+      </w:r>
       <w:r>
         <w:rPr>
           <w:rFonts w:cs="Times New Roman"/>
@@ -10773,21 +10263,12 @@
           <w:szCs w:val="28"/>
         </w:rPr>
       </w:pPr>
-      <w:proofErr w:type="spellStart"/>
-      <w:r>
-        <w:rPr>
-          <w:rFonts w:cs="Times New Roman"/>
-          <w:szCs w:val="28"/>
-        </w:rPr>
-        <w:t>ClickUp</w:t>
-      </w:r>
-      <w:proofErr w:type="spellEnd"/>
-      <w:r>
-        <w:rPr>
-          <w:rFonts w:cs="Times New Roman"/>
-          <w:szCs w:val="28"/>
-        </w:rPr>
-        <w:t xml:space="preserve"> AI</w:t>
+      <w:r>
+        <w:rPr>
+          <w:rFonts w:cs="Times New Roman"/>
+          <w:szCs w:val="28"/>
+        </w:rPr>
+        <w:t>ClickUp AI</w:t>
       </w:r>
       <w:r>
         <w:rPr>
@@ -11099,7 +10580,6 @@
           <w:szCs w:val="28"/>
         </w:rPr>
       </w:pPr>
-      <w:proofErr w:type="spellStart"/>
       <w:r>
         <w:rPr>
           <w:rFonts w:cs="Times New Roman"/>
@@ -11107,7 +10587,6 @@
         </w:rPr>
         <w:t>Motion</w:t>
       </w:r>
-      <w:proofErr w:type="spellEnd"/>
       <w:r>
         <w:rPr>
           <w:rFonts w:cs="Times New Roman"/>
@@ -11125,7 +10604,6 @@
         </w:rPr>
         <w:t xml:space="preserve"> </w:t>
       </w:r>
-      <w:proofErr w:type="spellStart"/>
       <w:r>
         <w:rPr>
           <w:rFonts w:cs="Times New Roman"/>
@@ -11133,7 +10611,6 @@
         </w:rPr>
         <w:t>ии</w:t>
       </w:r>
-      <w:proofErr w:type="spellEnd"/>
       <w:r>
         <w:rPr>
           <w:rFonts w:cs="Times New Roman"/>
@@ -11401,7 +10878,6 @@
           <w:szCs w:val="28"/>
         </w:rPr>
       </w:pPr>
-      <w:proofErr w:type="spellStart"/>
       <w:r>
         <w:rPr>
           <w:rFonts w:cs="Times New Roman"/>
@@ -11409,7 +10885,6 @@
         </w:rPr>
         <w:t>ScopeMaster</w:t>
       </w:r>
-      <w:proofErr w:type="spellEnd"/>
       <w:r>
         <w:rPr>
           <w:rFonts w:cs="Times New Roman"/>
@@ -11436,33 +10911,8 @@
           <w:rFonts w:cs="Times New Roman"/>
           <w:szCs w:val="28"/>
         </w:rPr>
-        <w:t xml:space="preserve">нструмент для автоматического анализа требований и оценки сложности </w:t>
-      </w:r>
-      <w:proofErr w:type="spellStart"/>
-      <w:r>
-        <w:rPr>
-          <w:rFonts w:cs="Times New Roman"/>
-          <w:szCs w:val="28"/>
-        </w:rPr>
-        <w:t>user</w:t>
-      </w:r>
-      <w:proofErr w:type="spellEnd"/>
-      <w:r>
-        <w:rPr>
-          <w:rFonts w:cs="Times New Roman"/>
-          <w:szCs w:val="28"/>
-        </w:rPr>
-        <w:t xml:space="preserve"> </w:t>
-      </w:r>
-      <w:proofErr w:type="spellStart"/>
-      <w:r>
-        <w:rPr>
-          <w:rFonts w:cs="Times New Roman"/>
-          <w:szCs w:val="28"/>
-        </w:rPr>
-        <w:t>stories</w:t>
-      </w:r>
-      <w:proofErr w:type="spellEnd"/>
+        <w:t>нструмент для автоматического анализа требований и оценки сложности user stories</w:t>
+      </w:r>
       <w:r>
         <w:rPr>
           <w:rFonts w:cs="Times New Roman"/>
@@ -11521,39 +10971,7 @@
           <w:rFonts w:cs="Times New Roman"/>
           <w:szCs w:val="28"/>
         </w:rPr>
-        <w:t xml:space="preserve">нализ </w:t>
-      </w:r>
-      <w:proofErr w:type="spellStart"/>
-      <w:r>
-        <w:rPr>
-          <w:rFonts w:cs="Times New Roman"/>
-          <w:szCs w:val="28"/>
-        </w:rPr>
-        <w:t>user</w:t>
-      </w:r>
-      <w:proofErr w:type="spellEnd"/>
-      <w:r>
-        <w:rPr>
-          <w:rFonts w:cs="Times New Roman"/>
-          <w:szCs w:val="28"/>
-        </w:rPr>
-        <w:t xml:space="preserve"> </w:t>
-      </w:r>
-      <w:proofErr w:type="spellStart"/>
-      <w:r>
-        <w:rPr>
-          <w:rFonts w:cs="Times New Roman"/>
-          <w:szCs w:val="28"/>
-        </w:rPr>
-        <w:t>stories</w:t>
-      </w:r>
-      <w:proofErr w:type="spellEnd"/>
-      <w:r>
-        <w:rPr>
-          <w:rFonts w:cs="Times New Roman"/>
-          <w:szCs w:val="28"/>
-        </w:rPr>
-        <w:t xml:space="preserve"> на английском</w:t>
+        <w:t>нализ user stories на английском</w:t>
       </w:r>
       <w:r>
         <w:rPr>
@@ -11626,17 +11044,8 @@
           <w:rFonts w:cs="Times New Roman"/>
           <w:szCs w:val="28"/>
         </w:rPr>
-        <w:t xml:space="preserve">пециализированный инструмент для </w:t>
-      </w:r>
-      <w:proofErr w:type="spellStart"/>
-      <w:r>
-        <w:rPr>
-          <w:rFonts w:cs="Times New Roman"/>
-          <w:szCs w:val="28"/>
-        </w:rPr>
-        <w:t>Agile</w:t>
-      </w:r>
-      <w:proofErr w:type="spellEnd"/>
+        <w:t>пециализированный инструмент для Agile</w:t>
+      </w:r>
       <w:r>
         <w:rPr>
           <w:rFonts w:cs="Times New Roman"/>
@@ -11649,17 +11058,8 @@
           <w:rFonts w:cs="Times New Roman"/>
           <w:szCs w:val="28"/>
         </w:rPr>
-        <w:t xml:space="preserve">нтеграция с </w:t>
-      </w:r>
-      <w:proofErr w:type="spellStart"/>
-      <w:r>
-        <w:rPr>
-          <w:rFonts w:cs="Times New Roman"/>
-          <w:szCs w:val="28"/>
-        </w:rPr>
-        <w:t>Jira</w:t>
-      </w:r>
-      <w:proofErr w:type="spellEnd"/>
+        <w:t>нтеграция с Jira</w:t>
+      </w:r>
       <w:r>
         <w:rPr>
           <w:rFonts w:cs="Times New Roman"/>
@@ -11752,33 +11152,8 @@
           <w:rFonts w:cs="Times New Roman"/>
           <w:szCs w:val="28"/>
         </w:rPr>
-        <w:t xml:space="preserve">аботает только с форматом </w:t>
-      </w:r>
-      <w:proofErr w:type="spellStart"/>
-      <w:r>
-        <w:rPr>
-          <w:rFonts w:cs="Times New Roman"/>
-          <w:szCs w:val="28"/>
-        </w:rPr>
-        <w:t>user</w:t>
-      </w:r>
-      <w:proofErr w:type="spellEnd"/>
-      <w:r>
-        <w:rPr>
-          <w:rFonts w:cs="Times New Roman"/>
-          <w:szCs w:val="28"/>
-        </w:rPr>
-        <w:t xml:space="preserve"> </w:t>
-      </w:r>
-      <w:proofErr w:type="spellStart"/>
-      <w:r>
-        <w:rPr>
-          <w:rFonts w:cs="Times New Roman"/>
-          <w:szCs w:val="28"/>
-        </w:rPr>
-        <w:t>story</w:t>
-      </w:r>
-      <w:proofErr w:type="spellEnd"/>
+        <w:t>аботает только с форматом user story</w:t>
+      </w:r>
       <w:r>
         <w:rPr>
           <w:rFonts w:cs="Times New Roman"/>
@@ -11820,15 +11195,20 @@
           <w:szCs w:val="28"/>
         </w:rPr>
       </w:pPr>
-      <w:proofErr w:type="spellStart"/>
-      <w:r>
-        <w:rPr>
-          <w:rFonts w:cs="Times New Roman"/>
-          <w:szCs w:val="28"/>
-        </w:rPr>
-        <w:t>GitHub</w:t>
-      </w:r>
-      <w:proofErr w:type="spellEnd"/>
+      <w:r>
+        <w:rPr>
+          <w:rFonts w:cs="Times New Roman"/>
+          <w:szCs w:val="28"/>
+        </w:rPr>
+        <w:t>GitHub Copilot для Issues</w:t>
+      </w:r>
+      <w:r>
+        <w:rPr>
+          <w:rFonts w:cs="Times New Roman"/>
+          <w:szCs w:val="28"/>
+        </w:rPr>
+        <w:t xml:space="preserve"> –</w:t>
+      </w:r>
       <w:r>
         <w:rPr>
           <w:rFonts w:cs="Times New Roman"/>
@@ -11836,45 +11216,6 @@
         </w:rPr>
         <w:t xml:space="preserve"> </w:t>
       </w:r>
-      <w:proofErr w:type="spellStart"/>
-      <w:r>
-        <w:rPr>
-          <w:rFonts w:cs="Times New Roman"/>
-          <w:szCs w:val="28"/>
-        </w:rPr>
-        <w:t>Copilot</w:t>
-      </w:r>
-      <w:proofErr w:type="spellEnd"/>
-      <w:r>
-        <w:rPr>
-          <w:rFonts w:cs="Times New Roman"/>
-          <w:szCs w:val="28"/>
-        </w:rPr>
-        <w:t xml:space="preserve"> для </w:t>
-      </w:r>
-      <w:proofErr w:type="spellStart"/>
-      <w:r>
-        <w:rPr>
-          <w:rFonts w:cs="Times New Roman"/>
-          <w:szCs w:val="28"/>
-        </w:rPr>
-        <w:t>Issues</w:t>
-      </w:r>
-      <w:proofErr w:type="spellEnd"/>
-      <w:r>
-        <w:rPr>
-          <w:rFonts w:cs="Times New Roman"/>
-          <w:szCs w:val="28"/>
-        </w:rPr>
-        <w:t xml:space="preserve"> –</w:t>
-      </w:r>
-      <w:r>
-        <w:rPr>
-          <w:rFonts w:cs="Times New Roman"/>
-          <w:szCs w:val="28"/>
-        </w:rPr>
-        <w:t xml:space="preserve"> </w:t>
-      </w:r>
       <w:r>
         <w:rPr>
           <w:rFonts w:cs="Times New Roman"/>
@@ -11887,23 +11228,7 @@
           <w:rFonts w:cs="Times New Roman"/>
           <w:szCs w:val="28"/>
         </w:rPr>
-        <w:t xml:space="preserve">кспериментальная функция от </w:t>
-      </w:r>
-      <w:proofErr w:type="spellStart"/>
-      <w:r>
-        <w:rPr>
-          <w:rFonts w:cs="Times New Roman"/>
-          <w:szCs w:val="28"/>
-        </w:rPr>
-        <w:t>GitHub</w:t>
-      </w:r>
-      <w:proofErr w:type="spellEnd"/>
-      <w:r>
-        <w:rPr>
-          <w:rFonts w:cs="Times New Roman"/>
-          <w:szCs w:val="28"/>
-        </w:rPr>
-        <w:t xml:space="preserve">, предлагающая задачи на основе анализа кодовой </w:t>
+        <w:t xml:space="preserve">кспериментальная функция от GitHub, предлагающая задачи на основе анализа кодовой </w:t>
       </w:r>
       <w:r>
         <w:rPr>
@@ -12042,17 +11367,8 @@
           <w:rFonts w:cs="Times New Roman"/>
           <w:szCs w:val="28"/>
         </w:rPr>
-        <w:t xml:space="preserve">нтеграция с </w:t>
-      </w:r>
-      <w:proofErr w:type="spellStart"/>
-      <w:r>
-        <w:rPr>
-          <w:rFonts w:cs="Times New Roman"/>
-          <w:szCs w:val="28"/>
-        </w:rPr>
-        <w:t>Git</w:t>
-      </w:r>
-      <w:proofErr w:type="spellEnd"/>
+        <w:t>нтеграция с Git</w:t>
+      </w:r>
       <w:r>
         <w:rPr>
           <w:rFonts w:cs="Times New Roman"/>
@@ -12173,7 +11489,7 @@
       <w:pPr>
         <w:pStyle w:val="2"/>
       </w:pPr>
-      <w:bookmarkStart w:id="18" w:name="_Toc230194735"/>
+      <w:bookmarkStart w:id="17" w:name="_Toc230194735"/>
       <w:r>
         <w:t xml:space="preserve">3.3. </w:t>
       </w:r>
@@ -12183,7 +11499,7 @@
       <w:r>
         <w:t xml:space="preserve"> характеристика</w:t>
       </w:r>
-      <w:bookmarkEnd w:id="18"/>
+      <w:bookmarkEnd w:id="17"/>
     </w:p>
     <w:p>
       <w:pPr>
@@ -12354,34 +11670,14 @@
                 <w:szCs w:val="28"/>
               </w:rPr>
             </w:pPr>
-            <w:proofErr w:type="spellStart"/>
             <w:r>
               <w:rPr>
                 <w:rFonts w:cs="Times New Roman"/>
                 <w:color w:val="000000" w:themeColor="text1"/>
                 <w:szCs w:val="28"/>
               </w:rPr>
-              <w:t>Jira</w:t>
-            </w:r>
-            <w:proofErr w:type="spellEnd"/>
-            <w:r>
-              <w:rPr>
-                <w:rFonts w:cs="Times New Roman"/>
-                <w:color w:val="000000" w:themeColor="text1"/>
-                <w:szCs w:val="28"/>
-              </w:rPr>
-              <w:t xml:space="preserve"> + </w:t>
-            </w:r>
-            <w:proofErr w:type="spellStart"/>
-            <w:r>
-              <w:rPr>
-                <w:rFonts w:cs="Times New Roman"/>
-                <w:color w:val="000000" w:themeColor="text1"/>
-                <w:szCs w:val="28"/>
-              </w:rPr>
-              <w:t>Structure</w:t>
-            </w:r>
-            <w:proofErr w:type="spellEnd"/>
+              <w:t>Jira + Structure</w:t>
+            </w:r>
           </w:p>
         </w:tc>
         <w:tc>
@@ -12401,23 +11697,13 @@
                 <w:szCs w:val="28"/>
               </w:rPr>
             </w:pPr>
-            <w:proofErr w:type="spellStart"/>
             <w:r>
               <w:rPr>
                 <w:rFonts w:cs="Times New Roman"/>
                 <w:color w:val="000000" w:themeColor="text1"/>
                 <w:szCs w:val="28"/>
               </w:rPr>
-              <w:t>ClickUp</w:t>
-            </w:r>
-            <w:proofErr w:type="spellEnd"/>
-            <w:r>
-              <w:rPr>
-                <w:rFonts w:cs="Times New Roman"/>
-                <w:color w:val="000000" w:themeColor="text1"/>
-                <w:szCs w:val="28"/>
-              </w:rPr>
-              <w:t xml:space="preserve"> AI</w:t>
+              <w:t>ClickUp AI</w:t>
             </w:r>
           </w:p>
         </w:tc>
@@ -12438,7 +11724,6 @@
                 <w:szCs w:val="28"/>
               </w:rPr>
             </w:pPr>
-            <w:proofErr w:type="spellStart"/>
             <w:r>
               <w:rPr>
                 <w:rFonts w:cs="Times New Roman"/>
@@ -12447,7 +11732,6 @@
               </w:rPr>
               <w:t>Motion</w:t>
             </w:r>
-            <w:proofErr w:type="spellEnd"/>
           </w:p>
         </w:tc>
         <w:tc>
@@ -12467,7 +11751,6 @@
                 <w:szCs w:val="28"/>
               </w:rPr>
             </w:pPr>
-            <w:proofErr w:type="spellStart"/>
             <w:r>
               <w:rPr>
                 <w:rFonts w:cs="Times New Roman"/>
@@ -12476,7 +11759,6 @@
               </w:rPr>
               <w:t>ScopeMaster</w:t>
             </w:r>
-            <w:proofErr w:type="spellEnd"/>
           </w:p>
         </w:tc>
         <w:tc>
@@ -13711,17 +12993,8 @@
                 <w:rFonts w:cs="Times New Roman"/>
                 <w:szCs w:val="28"/>
               </w:rPr>
-              <w:t>750р+/</w:t>
-            </w:r>
-            <w:proofErr w:type="spellStart"/>
-            <w:r>
-              <w:rPr>
-                <w:rFonts w:cs="Times New Roman"/>
-                <w:szCs w:val="28"/>
-              </w:rPr>
-              <w:t>мес</w:t>
-            </w:r>
-            <w:proofErr w:type="spellEnd"/>
+              <w:t>750р+/мес</w:t>
+            </w:r>
           </w:p>
         </w:tc>
         <w:tc>
@@ -13743,17 +13016,8 @@
                 <w:rFonts w:cs="Times New Roman"/>
                 <w:szCs w:val="28"/>
               </w:rPr>
-              <w:t>1500р/</w:t>
-            </w:r>
-            <w:proofErr w:type="spellStart"/>
-            <w:r>
-              <w:rPr>
-                <w:rFonts w:cs="Times New Roman"/>
-                <w:szCs w:val="28"/>
-              </w:rPr>
-              <w:t>мес</w:t>
-            </w:r>
-            <w:proofErr w:type="spellEnd"/>
+              <w:t>1500р/мес</w:t>
+            </w:r>
           </w:p>
         </w:tc>
         <w:tc>
@@ -13775,17 +13039,8 @@
                 <w:rFonts w:cs="Times New Roman"/>
                 <w:szCs w:val="28"/>
               </w:rPr>
-              <w:t>1500р+/</w:t>
-            </w:r>
-            <w:proofErr w:type="spellStart"/>
-            <w:r>
-              <w:rPr>
-                <w:rFonts w:cs="Times New Roman"/>
-                <w:szCs w:val="28"/>
-              </w:rPr>
-              <w:t>мес</w:t>
-            </w:r>
-            <w:proofErr w:type="spellEnd"/>
+              <w:t>1500р+/мес</w:t>
+            </w:r>
           </w:p>
         </w:tc>
         <w:tc>
@@ -13807,17 +13062,8 @@
                 <w:rFonts w:cs="Times New Roman"/>
                 <w:szCs w:val="28"/>
               </w:rPr>
-              <w:t>37400р+/</w:t>
-            </w:r>
-            <w:proofErr w:type="spellStart"/>
-            <w:r>
-              <w:rPr>
-                <w:rFonts w:cs="Times New Roman"/>
-                <w:szCs w:val="28"/>
-              </w:rPr>
-              <w:t>мес</w:t>
-            </w:r>
-            <w:proofErr w:type="spellEnd"/>
+              <w:t>37400р+/мес</w:t>
+            </w:r>
           </w:p>
         </w:tc>
         <w:tc>
@@ -14361,7 +13607,7 @@
       <w:pPr>
         <w:pStyle w:val="2"/>
       </w:pPr>
-      <w:bookmarkStart w:id="19" w:name="_Toc230194736"/>
+      <w:bookmarkStart w:id="18" w:name="_Toc230194736"/>
       <w:r>
         <w:t xml:space="preserve">3.4. </w:t>
       </w:r>
@@ -14371,7 +13617,7 @@
       <w:r>
         <w:t xml:space="preserve"> и обоснование разработки</w:t>
       </w:r>
-      <w:bookmarkEnd w:id="19"/>
+      <w:bookmarkEnd w:id="18"/>
     </w:p>
     <w:p>
       <w:pPr>
@@ -14511,7 +13757,6 @@
         </w:rPr>
         <w:t xml:space="preserve"> </w:t>
       </w:r>
-      <w:proofErr w:type="spellStart"/>
       <w:r>
         <w:rPr>
           <w:rFonts w:cs="Times New Roman"/>
@@ -14519,7 +13764,6 @@
         </w:rPr>
         <w:t>ии</w:t>
       </w:r>
-      <w:proofErr w:type="spellEnd"/>
       <w:r>
         <w:rPr>
           <w:rFonts w:cs="Times New Roman"/>
@@ -15083,7 +14327,7 @@
       <w:pPr>
         <w:pStyle w:val="1"/>
       </w:pPr>
-      <w:bookmarkStart w:id="20" w:name="_Toc230194737"/>
+      <w:bookmarkStart w:id="19" w:name="_Toc230194737"/>
       <w:r>
         <w:lastRenderedPageBreak/>
         <w:t xml:space="preserve">4. </w:t>
@@ -15091,25 +14335,25 @@
       <w:r>
         <w:t>Разработка</w:t>
       </w:r>
+      <w:bookmarkEnd w:id="19"/>
+    </w:p>
+    <w:p>
+      <w:pPr>
+        <w:pStyle w:val="2"/>
+      </w:pPr>
+      <w:bookmarkStart w:id="20" w:name="_Toc230194738"/>
+      <w:r>
+        <w:t xml:space="preserve">4.1. </w:t>
+      </w:r>
+      <w:r>
+        <w:t>Архитектура</w:t>
+      </w:r>
+      <w:r>
+        <w:t xml:space="preserve"> системы</w:t>
+      </w:r>
       <w:bookmarkEnd w:id="20"/>
     </w:p>
     <w:p>
-      <w:pPr>
-        <w:pStyle w:val="2"/>
-      </w:pPr>
-      <w:bookmarkStart w:id="21" w:name="_Toc230194738"/>
-      <w:r>
-        <w:t xml:space="preserve">4.1. </w:t>
-      </w:r>
-      <w:r>
-        <w:t>Архитектура</w:t>
-      </w:r>
-      <w:r>
-        <w:t xml:space="preserve"> системы</w:t>
-      </w:r>
-      <w:bookmarkEnd w:id="21"/>
-    </w:p>
-    <w:p>
       <w:r>
         <w:t>Разрабатываемая система «ИИ</w:t>
       </w:r>
@@ -15136,19 +14380,13 @@
         <w:t xml:space="preserve"> </w:t>
       </w:r>
       <w:r>
-        <w:t xml:space="preserve">представлена в приложении </w:t>
-      </w:r>
-      <w:r>
-        <w:t>Б</w:t>
+        <w:t>представлена в приложении Б</w:t>
       </w:r>
       <w:r>
         <w:t xml:space="preserve"> </w:t>
       </w:r>
       <w:r>
-        <w:t xml:space="preserve">на рисунке </w:t>
-      </w:r>
-      <w:r>
-        <w:t>Б</w:t>
+        <w:t>на рисунке Б</w:t>
       </w:r>
       <w:r>
         <w:t>.1.</w:t>
@@ -15156,15 +14394,7 @@
     </w:p>
     <w:p>
       <w:r>
-        <w:t xml:space="preserve">Уровень пользовательского интерфейса отвечает за взаимодействие с пользователем. Он реализован с использованием библиотеки </w:t>
-      </w:r>
-      <w:proofErr w:type="spellStart"/>
-      <w:r>
-        <w:t>Tkinter</w:t>
-      </w:r>
-      <w:proofErr w:type="spellEnd"/>
-      <w:r>
-        <w:t xml:space="preserve"> и включает виджеты для ввода текстового описания задачи, выбора жизненного цикла разработки, отображения результатов анализа, а также панель управления с кнопками для запуска декомпозиции, очистки формы и экспорта результатов. Данный уровень работает в отдельном потоке, что позволяет интерфейсу оставаться отзывчивым во время выполнения ресурсоемких вычислений.</w:t>
+        <w:t>Уровень пользовательского интерфейса отвечает за взаимодействие с пользователем. Он реализован с использованием библиотеки Tkinter и включает виджеты для ввода текстового описания задачи, выбора жизненного цикла разработки, отображения результатов анализа, а также панель управления с кнопками для запуска декомпозиции, очистки формы и экспорта результатов. Данный уровень работает в отдельном потоке, что позволяет интерфейсу оставаться отзывчивым во время выполнения ресурсоемких вычислений.</w:t>
       </w:r>
     </w:p>
     <w:p>
@@ -15174,23 +14404,7 @@
     </w:p>
     <w:p>
       <w:r>
-        <w:t xml:space="preserve">Ядро искусственного интеллекта представляет собой основной вычислительный модуль системы. Оно включает нейросетевую модель для классификации типов задач, </w:t>
-      </w:r>
-      <w:proofErr w:type="spellStart"/>
-      <w:r>
-        <w:t>токенизатор</w:t>
-      </w:r>
-      <w:proofErr w:type="spellEnd"/>
-      <w:r>
-        <w:t xml:space="preserve"> и </w:t>
-      </w:r>
-      <w:proofErr w:type="spellStart"/>
-      <w:r>
-        <w:t>векторизатор</w:t>
-      </w:r>
-      <w:proofErr w:type="spellEnd"/>
-      <w:r>
-        <w:t xml:space="preserve"> текста, модуль </w:t>
+        <w:t xml:space="preserve">Ядро искусственного интеллекта представляет собой основной вычислительный модуль системы. Оно включает нейросетевую модель для классификации типов задач, токенизатор и векторизатор текста, модуль </w:t>
       </w:r>
       <w:r>
         <w:lastRenderedPageBreak/>
@@ -15199,37 +14413,13 @@
     </w:p>
     <w:p>
       <w:r>
-        <w:t xml:space="preserve">Уровень хранения данных отвечает за </w:t>
-      </w:r>
-      <w:proofErr w:type="spellStart"/>
-      <w:r>
-        <w:t>персистентность</w:t>
-      </w:r>
-      <w:proofErr w:type="spellEnd"/>
-      <w:r>
-        <w:t xml:space="preserve"> системы. Он обеспечивает сохранение обученной нейросетевой модели в файлы формата NPZ, хранение словаря терминов в JSON</w:t>
+        <w:t>Уровень хранения данных отвечает за персистентность системы. Он обеспечивает сохранение обученной нейросетевой модели в файлы формата NPZ, хранение словаря терминов в JSON</w:t>
       </w:r>
       <w:r>
         <w:t>–</w:t>
       </w:r>
       <w:r>
-        <w:t xml:space="preserve">файле, а также экспорт результатов декомпозиции в форматах </w:t>
-      </w:r>
-      <w:proofErr w:type="spellStart"/>
-      <w:r>
-        <w:t>Excel</w:t>
-      </w:r>
-      <w:proofErr w:type="spellEnd"/>
-      <w:r>
-        <w:t xml:space="preserve">, </w:t>
-      </w:r>
-      <w:proofErr w:type="spellStart"/>
-      <w:r>
-        <w:t>Markdown</w:t>
-      </w:r>
-      <w:proofErr w:type="spellEnd"/>
-      <w:r>
-        <w:t>, TXT и JSON. Все данные хранятся локально на компьютере пользователя, что обеспечивает полную конфиденциальность информации о проектах.</w:t>
+        <w:t>файле, а также экспорт результатов декомпозиции в форматах Excel, Markdown, TXT и JSON. Все данные хранятся локально на компьютере пользователя, что обеспечивает полную конфиденциальность информации о проектах.</w:t>
       </w:r>
       <w:r>
         <w:t xml:space="preserve"> </w:t>
@@ -15239,7 +14429,7 @@
       <w:pPr>
         <w:pStyle w:val="2"/>
       </w:pPr>
-      <w:bookmarkStart w:id="22" w:name="_Toc230194739"/>
+      <w:bookmarkStart w:id="21" w:name="_Toc230194739"/>
       <w:r>
         <w:t xml:space="preserve">4.2. Выбор </w:t>
       </w:r>
@@ -15249,228 +14439,121 @@
       <w:r>
         <w:t xml:space="preserve"> стека</w:t>
       </w:r>
+      <w:bookmarkEnd w:id="21"/>
+    </w:p>
+    <w:p>
+      <w:r>
+        <w:t>При выборе технологий для реализации системы учитывались следующие критерии: легкость развертывания, кроссплатформенность, минимальные системные требования, наличие документации и активная поддержка сообщества.</w:t>
+      </w:r>
+    </w:p>
+    <w:p>
+      <w:r>
+        <w:t>В качестве основного языка программирования был выбран Python версии 3.</w:t>
+      </w:r>
+      <w:r>
+        <w:t>13</w:t>
+      </w:r>
+      <w:r>
+        <w:t xml:space="preserve"> и выше. Данный выбор обусловлен простотой синтаксиса, богатой экосистемой библиотек для машинного обучения и обработки естественного языка, а также кросс</w:t>
+      </w:r>
+      <w:r>
+        <w:t>–</w:t>
+      </w:r>
+      <w:r>
+        <w:t>платформенностью. Python позволяет быстро прототипировать и тестировать алгоритмы, что критически важно для исследовательской разработки</w:t>
+      </w:r>
+      <w:r>
+        <w:t xml:space="preserve"> [12]</w:t>
+      </w:r>
+      <w:r>
+        <w:t>.</w:t>
+      </w:r>
+    </w:p>
+    <w:p>
+      <w:r>
+        <w:t>Для создания графического интерфейса была выбрана библиотека Tkinter. Она входит в стандартную поставку Python, не требует дополнительной установки, обладает достаточной функциональностью для создания профессионального интерфейса и при этом является легковесной, что важно для работы на различных конфигурациях компьютеров</w:t>
+      </w:r>
+      <w:r>
+        <w:t xml:space="preserve"> [13]</w:t>
+      </w:r>
+      <w:r>
+        <w:t>.</w:t>
+      </w:r>
+    </w:p>
+    <w:p>
+      <w:r>
+        <w:t xml:space="preserve">Вместо тяжеловесных фреймворков глубокого обучения, таких как TensorFlow или PyTorch, была разработана собственная реализация нейронной </w:t>
+      </w:r>
+      <w:r>
+        <w:lastRenderedPageBreak/>
+        <w:t>сети на базе библиотеки NumPy. Это решение позволяет значительно сократить размер дистрибутива, избежать проблем с совместимостью версий и обеспечить быстрый запуск системы. При этом собственная реализация дает полный контроль над архитектурой и процессом обучения</w:t>
+      </w:r>
+      <w:r>
+        <w:t xml:space="preserve"> [14]</w:t>
+      </w:r>
+      <w:r>
+        <w:t>.</w:t>
+      </w:r>
+    </w:p>
+    <w:p>
+      <w:r>
+        <w:t>Для экспорта результатов в формате Excel используется библиотека openpyxl, которая позволяет создавать профессионально оформленные отчеты с несколькими листами, стилями форматирования, цветовыми схемами и настройками выравнивания. Данная библиотека является опциональной и может быть установлена по требованию пользователя</w:t>
+      </w:r>
+      <w:r>
+        <w:t xml:space="preserve"> [15]</w:t>
+      </w:r>
+      <w:r>
+        <w:t>.</w:t>
+      </w:r>
+    </w:p>
+    <w:p>
+      <w:r>
+        <w:t>Форматы экспорта Markdown и JSON реализованы с использованием стандартных средств Python, что обеспечивает независимость от внешних библиотек и гарантирует корректную работу в любом окружении.</w:t>
+      </w:r>
+      <w:r>
+        <w:t xml:space="preserve"> </w:t>
+      </w:r>
+      <w:r>
+        <w:rPr>
+          <w:rFonts w:cs="Times New Roman"/>
+          <w:szCs w:val="28"/>
+        </w:rPr>
+        <w:t xml:space="preserve">Диаграмма </w:t>
+      </w:r>
+      <w:r>
+        <w:t>последовательности</w:t>
+      </w:r>
+      <w:r>
+        <w:t xml:space="preserve"> </w:t>
+      </w:r>
+      <w:r>
+        <w:t>представлена в приложении В</w:t>
+      </w:r>
+      <w:r>
+        <w:t xml:space="preserve"> </w:t>
+      </w:r>
+      <w:r>
+        <w:t>на рисунке В</w:t>
+      </w:r>
+      <w:r>
+        <w:t>.1.</w:t>
+      </w:r>
+    </w:p>
+    <w:p>
+      <w:pPr>
+        <w:pStyle w:val="2"/>
+      </w:pPr>
+      <w:bookmarkStart w:id="22" w:name="_Toc230194740"/>
+      <w:r>
+        <w:t xml:space="preserve">4.3. </w:t>
+      </w:r>
+      <w:r>
+        <w:t>Разработка</w:t>
+      </w:r>
+      <w:r>
+        <w:t xml:space="preserve"> нейросетевой модели</w:t>
+      </w:r>
       <w:bookmarkEnd w:id="22"/>
-    </w:p>
-    <w:p>
-      <w:r>
-        <w:t>При выборе технологий для реализации системы учитывались следующие критерии: легкость развертывания, кроссплатформенность, минимальные системные требования, наличие документации и активная поддержка сообщества.</w:t>
-      </w:r>
-    </w:p>
-    <w:p>
-      <w:r>
-        <w:t xml:space="preserve">В качестве основного языка программирования был выбран </w:t>
-      </w:r>
-      <w:proofErr w:type="spellStart"/>
-      <w:r>
-        <w:t>Python</w:t>
-      </w:r>
-      <w:proofErr w:type="spellEnd"/>
-      <w:r>
-        <w:t xml:space="preserve"> версии 3.</w:t>
-      </w:r>
-      <w:r>
-        <w:t>13</w:t>
-      </w:r>
-      <w:r>
-        <w:t xml:space="preserve"> и выше. Данный выбор обусловлен простотой синтаксиса, богатой экосистемой библиотек для машинного обучения и обработки естественного языка, а также кросс</w:t>
-      </w:r>
-      <w:r>
-        <w:t>–</w:t>
-      </w:r>
-      <w:proofErr w:type="spellStart"/>
-      <w:r>
-        <w:t>платформенностью</w:t>
-      </w:r>
-      <w:proofErr w:type="spellEnd"/>
-      <w:r>
-        <w:t xml:space="preserve">. </w:t>
-      </w:r>
-      <w:proofErr w:type="spellStart"/>
-      <w:r>
-        <w:t>Python</w:t>
-      </w:r>
-      <w:proofErr w:type="spellEnd"/>
-      <w:r>
-        <w:t xml:space="preserve"> позволяет быстро </w:t>
-      </w:r>
-      <w:proofErr w:type="spellStart"/>
-      <w:r>
-        <w:t>прототипировать</w:t>
-      </w:r>
-      <w:proofErr w:type="spellEnd"/>
-      <w:r>
-        <w:t xml:space="preserve"> и тестировать алгоритмы, что критически важно для исследовательской разработки</w:t>
-      </w:r>
-      <w:r>
-        <w:t xml:space="preserve"> [12]</w:t>
-      </w:r>
-      <w:r>
-        <w:t>.</w:t>
-      </w:r>
-    </w:p>
-    <w:p>
-      <w:r>
-        <w:t xml:space="preserve">Для создания графического интерфейса была выбрана библиотека </w:t>
-      </w:r>
-      <w:proofErr w:type="spellStart"/>
-      <w:r>
-        <w:t>Tkinter</w:t>
-      </w:r>
-      <w:proofErr w:type="spellEnd"/>
-      <w:r>
-        <w:t xml:space="preserve">. Она входит в стандартную поставку </w:t>
-      </w:r>
-      <w:proofErr w:type="spellStart"/>
-      <w:r>
-        <w:t>Python</w:t>
-      </w:r>
-      <w:proofErr w:type="spellEnd"/>
-      <w:r>
-        <w:t>, не требует дополнительной установки, обладает достаточной функциональностью для создания профессионального интерфейса и при этом является легковесной, что важно для работы на различных конфигурациях компьютеров</w:t>
-      </w:r>
-      <w:r>
-        <w:t xml:space="preserve"> [13]</w:t>
-      </w:r>
-      <w:r>
-        <w:t>.</w:t>
-      </w:r>
-    </w:p>
-    <w:p>
-      <w:r>
-        <w:t xml:space="preserve">Вместо тяжеловесных фреймворков глубокого обучения, таких как </w:t>
-      </w:r>
-      <w:proofErr w:type="spellStart"/>
-      <w:r>
-        <w:t>TensorFlow</w:t>
-      </w:r>
-      <w:proofErr w:type="spellEnd"/>
-      <w:r>
-        <w:t xml:space="preserve"> или </w:t>
-      </w:r>
-      <w:proofErr w:type="spellStart"/>
-      <w:r>
-        <w:t>PyTorch</w:t>
-      </w:r>
-      <w:proofErr w:type="spellEnd"/>
-      <w:r>
-        <w:t xml:space="preserve">, была разработана собственная реализация нейронной </w:t>
-      </w:r>
-      <w:r>
-        <w:lastRenderedPageBreak/>
-        <w:t xml:space="preserve">сети на базе библиотеки </w:t>
-      </w:r>
-      <w:proofErr w:type="spellStart"/>
-      <w:r>
-        <w:t>NumPy</w:t>
-      </w:r>
-      <w:proofErr w:type="spellEnd"/>
-      <w:r>
-        <w:t>. Это решение позволяет значительно сократить размер дистрибутива, избежать проблем с совместимостью версий и обеспечить быстрый запуск системы. При этом собственная реализация дает полный контроль над архитектурой и процессом обучения</w:t>
-      </w:r>
-      <w:r>
-        <w:t xml:space="preserve"> [14]</w:t>
-      </w:r>
-      <w:r>
-        <w:t>.</w:t>
-      </w:r>
-    </w:p>
-    <w:p>
-      <w:r>
-        <w:t xml:space="preserve">Для экспорта результатов в формате </w:t>
-      </w:r>
-      <w:proofErr w:type="spellStart"/>
-      <w:r>
-        <w:t>Excel</w:t>
-      </w:r>
-      <w:proofErr w:type="spellEnd"/>
-      <w:r>
-        <w:t xml:space="preserve"> используется библиотека </w:t>
-      </w:r>
-      <w:proofErr w:type="spellStart"/>
-      <w:r>
-        <w:t>openpyxl</w:t>
-      </w:r>
-      <w:proofErr w:type="spellEnd"/>
-      <w:r>
-        <w:t>, которая позволяет создавать профессионально оформленные отчеты с несколькими листами, стилями форматирования, цветовыми схемами и настройками выравнивания. Данная библиотека является опциональной и может быть установлена по требованию пользователя</w:t>
-      </w:r>
-      <w:r>
-        <w:t xml:space="preserve"> [15]</w:t>
-      </w:r>
-      <w:r>
-        <w:t>.</w:t>
-      </w:r>
-    </w:p>
-    <w:p>
-      <w:r>
-        <w:t xml:space="preserve">Форматы экспорта </w:t>
-      </w:r>
-      <w:proofErr w:type="spellStart"/>
-      <w:r>
-        <w:t>Markdown</w:t>
-      </w:r>
-      <w:proofErr w:type="spellEnd"/>
-      <w:r>
-        <w:t xml:space="preserve"> и JSON реализованы с использованием стандартных средств </w:t>
-      </w:r>
-      <w:proofErr w:type="spellStart"/>
-      <w:r>
-        <w:t>Python</w:t>
-      </w:r>
-      <w:proofErr w:type="spellEnd"/>
-      <w:r>
-        <w:t>, что обеспечивает независимость от внешних библиотек и гарантирует корректную работу в любом окружении.</w:t>
-      </w:r>
-      <w:r>
-        <w:t xml:space="preserve"> </w:t>
-      </w:r>
-      <w:r>
-        <w:rPr>
-          <w:rFonts w:cs="Times New Roman"/>
-          <w:szCs w:val="28"/>
-        </w:rPr>
-        <w:t xml:space="preserve">Диаграмма </w:t>
-      </w:r>
-      <w:r>
-        <w:t>последовательности</w:t>
-      </w:r>
-      <w:r>
-        <w:t xml:space="preserve"> </w:t>
-      </w:r>
-      <w:r>
-        <w:t xml:space="preserve">представлена в приложении </w:t>
-      </w:r>
-      <w:r>
-        <w:t>В</w:t>
-      </w:r>
-      <w:r>
-        <w:t xml:space="preserve"> </w:t>
-      </w:r>
-      <w:r>
-        <w:t xml:space="preserve">на рисунке </w:t>
-      </w:r>
-      <w:r>
-        <w:t>В</w:t>
-      </w:r>
-      <w:r>
-        <w:t>.1.</w:t>
-      </w:r>
-    </w:p>
-    <w:p>
-      <w:pPr>
-        <w:pStyle w:val="2"/>
-      </w:pPr>
-      <w:bookmarkStart w:id="23" w:name="_Toc230194740"/>
-      <w:r>
-        <w:t xml:space="preserve">4.3. </w:t>
-      </w:r>
-      <w:r>
-        <w:t>Разработка</w:t>
-      </w:r>
-      <w:r>
-        <w:t xml:space="preserve"> нейросетевой модели</w:t>
-      </w:r>
-      <w:bookmarkEnd w:id="23"/>
     </w:p>
     <w:p>
       <w:r>
@@ -15593,31 +14676,15 @@
       <w:pPr>
         <w:pStyle w:val="2"/>
       </w:pPr>
-      <w:bookmarkStart w:id="24" w:name="_Toc230194741"/>
+      <w:bookmarkStart w:id="23" w:name="_Toc230194741"/>
       <w:r>
         <w:t>4.4. Реализация алгоритмов генерации подзадач</w:t>
       </w:r>
-      <w:bookmarkEnd w:id="24"/>
-    </w:p>
-    <w:p>
-      <w:r>
-        <w:t>Оценка сложности задачи основана на анализе ключевых слов, характеризующих различные аспекты технической сложности. Алгоритм использует два набора ключевых слов: слова высокой сложности, такие как «</w:t>
-      </w:r>
-      <w:proofErr w:type="spellStart"/>
-      <w:r>
-        <w:t>микросервис</w:t>
-      </w:r>
-      <w:proofErr w:type="spellEnd"/>
-      <w:r>
-        <w:t>», «распределенный», «кластер», «</w:t>
-      </w:r>
-      <w:proofErr w:type="spellStart"/>
-      <w:r>
-        <w:t>кубернет</w:t>
-      </w:r>
-      <w:proofErr w:type="spellEnd"/>
-      <w:r>
-        <w:t>», «высоконагруженный», и слова средней сложности, например «интеграция», «оптимизация», «резервный», «автоматизация».</w:t>
+      <w:bookmarkEnd w:id="23"/>
+    </w:p>
+    <w:p>
+      <w:r>
+        <w:t>Оценка сложности задачи основана на анализе ключевых слов, характеризующих различные аспекты технической сложности. Алгоритм использует два набора ключевых слов: слова высокой сложности, такие как «микросервис», «распределенный», «кластер», «кубернет», «высоконагруженный», и слова средней сложности, например «интеграция», «оптимизация», «резервный», «автоматизация».</w:t>
       </w:r>
     </w:p>
     <w:p>
@@ -15648,15 +14715,7 @@
     </w:p>
     <w:p>
       <w:r>
-        <w:t xml:space="preserve">Распределение ролей реализовано на основе взвешенного подсчета совпадений ключевых слов. Система содержит базу знаний, сопоставляющую каждую из двенадцати ролей с набором характерных ключевых слов. Например, роль «Аналитик» связывается со словами «анализ», «требование», «спецификация», а роль «Разработчик </w:t>
-      </w:r>
-      <w:proofErr w:type="spellStart"/>
-      <w:r>
-        <w:t>Backend</w:t>
-      </w:r>
-      <w:proofErr w:type="spellEnd"/>
-      <w:r>
-        <w:t xml:space="preserve">» </w:t>
+        <w:t xml:space="preserve">Распределение ролей реализовано на основе взвешенного подсчета совпадений ключевых слов. Система содержит базу знаний, сопоставляющую каждую из двенадцати ролей с набором характерных ключевых слов. Например, роль «Аналитик» связывается со словами «анализ», «требование», «спецификация», а роль «Разработчик Backend» </w:t>
       </w:r>
       <w:r>
         <w:t>–</w:t>
@@ -15667,29 +14726,8 @@
     </w:p>
     <w:p>
       <w:r>
-        <w:t xml:space="preserve">Для каждого текстового описания вычисляется количество совпадений с ключевыми словами каждой роли. Дополнительные баллы начисляются в зависимости от выбранного жизненного цикла: для методологии </w:t>
-      </w:r>
-      <w:proofErr w:type="spellStart"/>
-      <w:r>
-        <w:t>Agile</w:t>
-      </w:r>
-      <w:proofErr w:type="spellEnd"/>
-      <w:r>
-        <w:t>/</w:t>
-      </w:r>
-      <w:proofErr w:type="spellStart"/>
-      <w:r>
-        <w:t>Scrum</w:t>
-      </w:r>
-      <w:proofErr w:type="spellEnd"/>
-      <w:r>
-        <w:t xml:space="preserve"> повышается приоритет ролей </w:t>
-      </w:r>
-      <w:proofErr w:type="spellStart"/>
-      <w:r>
-        <w:t>Scrum</w:t>
-      </w:r>
-      <w:proofErr w:type="spellEnd"/>
+        <w:t>Для каждого текстового описания вычисляется количество совпадений с ключевыми словами каждой роли. Дополнительные баллы начисляются в зависимости от выбранного жизненного цикла: для методологии Agile/Scrum повышается приоритет ролей Scrum</w:t>
+      </w:r>
       <w:r>
         <w:t>–</w:t>
       </w:r>
@@ -15727,59 +14765,11 @@
     </w:p>
     <w:p>
       <w:r>
-        <w:t xml:space="preserve">Водопадная модель предполагает последовательное выполнение шести фаз: анализ требований, проектирование, реализация, тестирование, внедрение и сопровождение. Для методологии </w:t>
-      </w:r>
-      <w:proofErr w:type="spellStart"/>
-      <w:r>
-        <w:t>Agile</w:t>
-      </w:r>
-      <w:proofErr w:type="spellEnd"/>
-      <w:r>
-        <w:t>/</w:t>
-      </w:r>
-      <w:proofErr w:type="spellStart"/>
-      <w:r>
-        <w:t>Scrum</w:t>
-      </w:r>
-      <w:proofErr w:type="spellEnd"/>
-      <w:r>
-        <w:t xml:space="preserve"> фазы включают формирование </w:t>
-      </w:r>
-      <w:proofErr w:type="spellStart"/>
-      <w:r>
-        <w:t>бэклога</w:t>
-      </w:r>
-      <w:proofErr w:type="spellEnd"/>
-      <w:r>
-        <w:t xml:space="preserve">, планирование спринта, разработку, обзор спринта, </w:t>
+        <w:t xml:space="preserve">Водопадная модель предполагает последовательное выполнение шести фаз: анализ требований, проектирование, реализация, тестирование, внедрение и сопровождение. Для методологии Agile/Scrum фазы включают формирование бэклога, планирование спринта, разработку, обзор спринта, </w:t>
       </w:r>
       <w:r>
         <w:lastRenderedPageBreak/>
-        <w:t xml:space="preserve">ретроспективу и релиз. </w:t>
-      </w:r>
-      <w:proofErr w:type="spellStart"/>
-      <w:r>
-        <w:t>Канбан</w:t>
-      </w:r>
-      <w:proofErr w:type="spellEnd"/>
-      <w:r>
-        <w:t xml:space="preserve"> основан на управлении потоком задач через стадии </w:t>
-      </w:r>
-      <w:proofErr w:type="spellStart"/>
-      <w:r>
-        <w:t>бэклога</w:t>
-      </w:r>
-      <w:proofErr w:type="spellEnd"/>
-      <w:r>
-        <w:t xml:space="preserve">, анализа, выполнения, </w:t>
-      </w:r>
-      <w:proofErr w:type="spellStart"/>
-      <w:r>
-        <w:t>ревью</w:t>
-      </w:r>
-      <w:proofErr w:type="spellEnd"/>
-      <w:r>
-        <w:t xml:space="preserve"> и завершения. Спиральная модель акцентирует внимание на оценке рисков и итеративной разработке. V</w:t>
+        <w:t>ретроспективу и релиз. Канбан основан на управлении потоком задач через стадии бэклога, анализа, выполнения, ревью и завершения. Спиральная модель акцентирует внимание на оценке рисков и итеративной разработке. V</w:t>
       </w:r>
       <w:r>
         <w:t>–</w:t>
@@ -15802,26 +14792,13 @@
         <w:t>–</w:t>
       </w:r>
       <w:r>
-        <w:t xml:space="preserve">модели, созданию базы знаний и интеграции с мессенджерами. При упоминании </w:t>
-      </w:r>
-      <w:proofErr w:type="spellStart"/>
-      <w:r>
-        <w:t>дашбордов</w:t>
-      </w:r>
-      <w:proofErr w:type="spellEnd"/>
-      <w:r>
-        <w:t xml:space="preserve"> добавляются задачи по настройке ETL</w:t>
+        <w:t>модели, созданию базы знаний и интеграции с мессенджерами. При упоминании дашбордов добавляются задачи по настройке ETL</w:t>
       </w:r>
       <w:r>
         <w:t>–</w:t>
       </w:r>
-      <w:proofErr w:type="spellStart"/>
-      <w:r>
-        <w:t>пайплайнов</w:t>
-      </w:r>
-      <w:proofErr w:type="spellEnd"/>
-      <w:r>
-        <w:t>, созданию визуализаций и реализации фильтров. При описании интернет</w:t>
+      <w:r>
+        <w:t>пайплайнов, созданию визуализаций и реализации фильтров. При описании интернет</w:t>
       </w:r>
       <w:r>
         <w:t>–</w:t>
@@ -15839,11 +14816,11 @@
       <w:pPr>
         <w:pStyle w:val="2"/>
       </w:pPr>
-      <w:bookmarkStart w:id="25" w:name="_Toc230194742"/>
+      <w:bookmarkStart w:id="24" w:name="_Toc230194742"/>
       <w:r>
         <w:t>4.5. Разработка пользовательского интерфейса</w:t>
       </w:r>
-      <w:bookmarkEnd w:id="25"/>
+      <w:bookmarkEnd w:id="24"/>
     </w:p>
     <w:p>
       <w:r>
@@ -15896,7 +14873,7 @@
       <w:pPr>
         <w:pStyle w:val="2"/>
       </w:pPr>
-      <w:bookmarkStart w:id="26" w:name="_Toc230194743"/>
+      <w:bookmarkStart w:id="25" w:name="_Toc230194743"/>
       <w:r>
         <w:t xml:space="preserve">4.6. </w:t>
       </w:r>
@@ -15906,7 +14883,7 @@
       <w:r>
         <w:t xml:space="preserve"> компонентов и тестирование</w:t>
       </w:r>
-      <w:bookmarkEnd w:id="26"/>
+      <w:bookmarkEnd w:id="25"/>
     </w:p>
     <w:p>
       <w:r>
@@ -15924,35 +14901,19 @@
     </w:p>
     <w:p>
       <w:r>
-        <w:t>Модуль экспорта поддерживает четыре формата файлов. При экспорте в Excel создается профессионально оформленный отчет с четырьмя листами: «Общая информация» содержит исходную задачу, тип, сложность и статистику; «Роли и ответственность» представляет табличное распределение ролей с описанием обязанностей; «Декомпозиция подзадач» содержит детальную таблицу всех этапов с номерами, наименованиями, сроками и ответственными; «</w:t>
-      </w:r>
-      <w:proofErr w:type="spellStart"/>
-      <w:r>
-        <w:t>Таймлайн</w:t>
-      </w:r>
-      <w:proofErr w:type="spellEnd"/>
-      <w:r>
-        <w:t xml:space="preserve"> проекта» представляет сводку по этапам с длительностью выполнения. Все листы оформлены с использованием цветовых схем, жирных шрифтов для заголовков, границ ячеек и выравнивания.</w:t>
-      </w:r>
-    </w:p>
-    <w:p>
-      <w:r>
-        <w:t xml:space="preserve">Модуль экспорта в </w:t>
-      </w:r>
-      <w:proofErr w:type="spellStart"/>
-      <w:r>
-        <w:t>Markdown</w:t>
-      </w:r>
-      <w:proofErr w:type="spellEnd"/>
-      <w:r>
-        <w:t xml:space="preserve"> и текстовый формат создает структурированный документ с заголовками, маркированными списками и выделением ключевой информации. Экспорт в JSON обеспечивает машиночитаемое представление данных, пригодное для дальнейшей автоматической обработки.</w:t>
+        <w:t>Модуль экспорта поддерживает четыре формата файлов. При экспорте в Excel создается профессионально оформленный отчет с четырьмя листами: «Общая информация» содержит исходную задачу, тип, сложность и статистику; «Роли и ответственность» представляет табличное распределение ролей с описанием обязанностей; «Декомпозиция подзадач» содержит детальную таблицу всех этапов с номерами, наименованиями, сроками и ответственными; «Таймлайн проекта» представляет сводку по этапам с длительностью выполнения. Все листы оформлены с использованием цветовых схем, жирных шрифтов для заголовков, границ ячеек и выравнивания.</w:t>
+      </w:r>
+    </w:p>
+    <w:p>
+      <w:r>
+        <w:t>Модуль экспорта в Markdown и текстовый формат создает структурированный документ с заголовками, маркированными списками и выделением ключевой информации. Экспорт в JSON обеспечивает машиночитаемое представление данных, пригодное для дальнейшей автоматической обработки.</w:t>
       </w:r>
     </w:p>
     <w:p>
       <w:pPr>
         <w:pStyle w:val="2"/>
       </w:pPr>
-      <w:bookmarkStart w:id="27" w:name="_Toc230194744"/>
+      <w:bookmarkStart w:id="26" w:name="_Toc230194744"/>
       <w:r>
         <w:t xml:space="preserve">4.7. </w:t>
       </w:r>
@@ -15962,7 +14923,7 @@
       <w:r>
         <w:t xml:space="preserve"> качества и производительности</w:t>
       </w:r>
-      <w:bookmarkEnd w:id="27"/>
+      <w:bookmarkEnd w:id="26"/>
     </w:p>
     <w:p>
       <w:r>
@@ -15982,23 +14943,7 @@
     </w:p>
     <w:p>
       <w:r>
-        <w:t xml:space="preserve">Производительность системы оценивалась на тестовом окружении с процессором </w:t>
-      </w:r>
-      <w:proofErr w:type="spellStart"/>
-      <w:r>
-        <w:t>Intel</w:t>
-      </w:r>
-      <w:proofErr w:type="spellEnd"/>
-      <w:r>
-        <w:t xml:space="preserve"> </w:t>
-      </w:r>
-      <w:proofErr w:type="spellStart"/>
-      <w:r>
-        <w:t>Core</w:t>
-      </w:r>
-      <w:proofErr w:type="spellEnd"/>
-      <w:r>
-        <w:t xml:space="preserve"> i</w:t>
+        <w:t>Производительность системы оценивалась на тестовом окружении с процессором Intel Core i</w:t>
       </w:r>
       <w:r>
         <w:t>3</w:t>
@@ -16021,46 +14966,14 @@
     </w:p>
     <w:p>
       <w:r>
-        <w:t xml:space="preserve">Кроссплатформенность обеспечена использованием стандартной библиотеки </w:t>
-      </w:r>
-      <w:proofErr w:type="spellStart"/>
-      <w:r>
-        <w:t>Python</w:t>
-      </w:r>
-      <w:proofErr w:type="spellEnd"/>
-      <w:r>
-        <w:t xml:space="preserve"> и библиотек, доступных для всех основных операционных систем. Система протестирована и успешно работает на </w:t>
-      </w:r>
-      <w:proofErr w:type="spellStart"/>
-      <w:r>
-        <w:t>Windows</w:t>
-      </w:r>
-      <w:proofErr w:type="spellEnd"/>
-      <w:r>
-        <w:t xml:space="preserve"> 10 и 11, </w:t>
-      </w:r>
-      <w:proofErr w:type="spellStart"/>
-      <w:r>
-        <w:t>Ubuntu</w:t>
-      </w:r>
-      <w:proofErr w:type="spellEnd"/>
-      <w:r>
-        <w:t xml:space="preserve"> 18.04 и новее, а также </w:t>
-      </w:r>
-      <w:proofErr w:type="spellStart"/>
-      <w:r>
-        <w:t>macOS</w:t>
-      </w:r>
-      <w:proofErr w:type="spellEnd"/>
-      <w:r>
-        <w:t xml:space="preserve"> 10.15 и новее.</w:t>
+        <w:t>Кроссплатформенность обеспечена использованием стандартной библиотеки Python и библиотек, доступных для всех основных операционных систем. Система протестирована и успешно работает на Windows 10 и 11, Ubuntu 18.04 и новее, а также macOS 10.15 и новее.</w:t>
       </w:r>
     </w:p>
     <w:p>
       <w:pPr>
         <w:pStyle w:val="2"/>
       </w:pPr>
-      <w:bookmarkStart w:id="28" w:name="_Toc230194745"/>
+      <w:bookmarkStart w:id="27" w:name="_Toc230194745"/>
       <w:r>
         <w:t xml:space="preserve">4.8. </w:t>
       </w:r>
@@ -16070,7 +14983,7 @@
       <w:r>
         <w:t xml:space="preserve"> разработки</w:t>
       </w:r>
-      <w:bookmarkEnd w:id="28"/>
+      <w:bookmarkEnd w:id="27"/>
     </w:p>
     <w:p>
       <w:r>
@@ -16112,21 +15025,250 @@
     </w:p>
     <w:p>
       <w:r>
-        <w:t xml:space="preserve">Архитектурные решения обеспечивают высокую производительность, низкое потребление ресурсов и полную автономность, что позволяет использовать систему в любых условиях без доступа к интернету, сохраняя конфиденциальность проектных </w:t>
-      </w:r>
-      <w:commentRangeStart w:id="29"/>
-      <w:r>
-        <w:t>данных</w:t>
-      </w:r>
-      <w:commentRangeEnd w:id="29"/>
-      <w:r>
-        <w:rPr>
-          <w:rStyle w:val="af2"/>
-        </w:rPr>
-        <w:commentReference w:id="29"/>
-      </w:r>
-      <w:r>
-        <w:t>.</w:t>
+        <w:t>Архитектурные решения обеспечивают высокую производительность, низкое потребление ресурсов и полную автономность, что позволяет использовать систему в любых условиях без доступа к интернету, сохраняя конфиденциальность проектных данных.</w:t>
+      </w:r>
+    </w:p>
+    <w:p>
+      <w:r>
+        <w:t>Итог разработки представлен на рисунках 4.1-4.3.</w:t>
+      </w:r>
+    </w:p>
+    <w:p>
+      <w:pPr>
+        <w:ind w:firstLine="0"/>
+        <w:jc w:val="center"/>
+      </w:pPr>
+      <w:r>
+        <w:rPr>
+          <w:noProof/>
+        </w:rPr>
+        <w:drawing>
+          <wp:inline distT="0" distB="0" distL="0" distR="0" wp14:anchorId="6EA436D3" wp14:editId="3E41D96F">
+            <wp:extent cx="5922645" cy="3331845"/>
+            <wp:effectExtent l="0" t="0" r="1905" b="1905"/>
+            <wp:docPr id="1" name="Рисунок 1"/>
+            <wp:cNvGraphicFramePr>
+              <a:graphicFrameLocks xmlns:a="http://schemas.openxmlformats.org/drawingml/2006/main" noChangeAspect="1"/>
+            </wp:cNvGraphicFramePr>
+            <a:graphic xmlns:a="http://schemas.openxmlformats.org/drawingml/2006/main">
+              <a:graphicData uri="http://schemas.openxmlformats.org/drawingml/2006/picture">
+                <pic:pic xmlns:pic="http://schemas.openxmlformats.org/drawingml/2006/picture">
+                  <pic:nvPicPr>
+                    <pic:cNvPr id="0" name="Picture 1"/>
+                    <pic:cNvPicPr>
+                      <a:picLocks noChangeAspect="1" noChangeArrowheads="1"/>
+                    </pic:cNvPicPr>
+                  </pic:nvPicPr>
+                  <pic:blipFill>
+                    <a:blip r:embed="rId8" cstate="print">
+                      <a:extLst>
+                        <a:ext uri="{28A0092B-C50C-407E-A947-70E740481C1C}">
+                          <a14:useLocalDpi xmlns:a14="http://schemas.microsoft.com/office/drawing/2010/main" val="0"/>
+                        </a:ext>
+                      </a:extLst>
+                    </a:blip>
+                    <a:srcRect/>
+                    <a:stretch>
+                      <a:fillRect/>
+                    </a:stretch>
+                  </pic:blipFill>
+                  <pic:spPr bwMode="auto">
+                    <a:xfrm>
+                      <a:off x="0" y="0"/>
+                      <a:ext cx="5922645" cy="3331845"/>
+                    </a:xfrm>
+                    <a:prstGeom prst="rect">
+                      <a:avLst/>
+                    </a:prstGeom>
+                    <a:noFill/>
+                    <a:ln>
+                      <a:noFill/>
+                    </a:ln>
+                  </pic:spPr>
+                </pic:pic>
+              </a:graphicData>
+            </a:graphic>
+          </wp:inline>
+        </w:drawing>
+      </w:r>
+    </w:p>
+    <w:p>
+      <w:pPr>
+        <w:ind w:firstLine="0"/>
+        <w:jc w:val="center"/>
+      </w:pPr>
+      <w:r>
+        <w:t>Рисунок 4.1 – Главный экран приложения</w:t>
+      </w:r>
+    </w:p>
+    <w:p>
+      <w:pPr>
+        <w:ind w:firstLine="0"/>
+        <w:jc w:val="center"/>
+      </w:pPr>
+    </w:p>
+    <w:p>
+      <w:pPr>
+        <w:ind w:firstLine="0"/>
+        <w:jc w:val="center"/>
+      </w:pPr>
+      <w:r>
+        <w:rPr>
+          <w:noProof/>
+        </w:rPr>
+        <w:lastRenderedPageBreak/>
+        <w:drawing>
+          <wp:inline distT="0" distB="0" distL="0" distR="0" wp14:anchorId="4868B24F" wp14:editId="52CF376F">
+            <wp:extent cx="5922645" cy="3331845"/>
+            <wp:effectExtent l="0" t="0" r="1905" b="1905"/>
+            <wp:docPr id="6" name="Рисунок 6"/>
+            <wp:cNvGraphicFramePr>
+              <a:graphicFrameLocks xmlns:a="http://schemas.openxmlformats.org/drawingml/2006/main" noChangeAspect="1"/>
+            </wp:cNvGraphicFramePr>
+            <a:graphic xmlns:a="http://schemas.openxmlformats.org/drawingml/2006/main">
+              <a:graphicData uri="http://schemas.openxmlformats.org/drawingml/2006/picture">
+                <pic:pic xmlns:pic="http://schemas.openxmlformats.org/drawingml/2006/picture">
+                  <pic:nvPicPr>
+                    <pic:cNvPr id="0" name="Picture 2"/>
+                    <pic:cNvPicPr>
+                      <a:picLocks noChangeAspect="1" noChangeArrowheads="1"/>
+                    </pic:cNvPicPr>
+                  </pic:nvPicPr>
+                  <pic:blipFill>
+                    <a:blip r:embed="rId9" cstate="print">
+                      <a:extLst>
+                        <a:ext uri="{28A0092B-C50C-407E-A947-70E740481C1C}">
+                          <a14:useLocalDpi xmlns:a14="http://schemas.microsoft.com/office/drawing/2010/main" val="0"/>
+                        </a:ext>
+                      </a:extLst>
+                    </a:blip>
+                    <a:srcRect/>
+                    <a:stretch>
+                      <a:fillRect/>
+                    </a:stretch>
+                  </pic:blipFill>
+                  <pic:spPr bwMode="auto">
+                    <a:xfrm>
+                      <a:off x="0" y="0"/>
+                      <a:ext cx="5922645" cy="3331845"/>
+                    </a:xfrm>
+                    <a:prstGeom prst="rect">
+                      <a:avLst/>
+                    </a:prstGeom>
+                    <a:noFill/>
+                    <a:ln>
+                      <a:noFill/>
+                    </a:ln>
+                  </pic:spPr>
+                </pic:pic>
+              </a:graphicData>
+            </a:graphic>
+          </wp:inline>
+        </w:drawing>
+      </w:r>
+    </w:p>
+    <w:p>
+      <w:pPr>
+        <w:ind w:firstLine="0"/>
+        <w:jc w:val="center"/>
+      </w:pPr>
+      <w:r>
+        <w:t>Рисунок 4.2</w:t>
+      </w:r>
+      <w:r>
+        <w:t xml:space="preserve"> – Вывод программы по запросу пользователя</w:t>
+      </w:r>
+    </w:p>
+    <w:p>
+      <w:pPr>
+        <w:ind w:firstLine="0"/>
+        <w:jc w:val="center"/>
+      </w:pPr>
+    </w:p>
+    <w:p>
+      <w:pPr>
+        <w:ind w:firstLine="0"/>
+        <w:jc w:val="center"/>
+      </w:pPr>
+      <w:bookmarkStart w:id="28" w:name="_GoBack"/>
+      <w:r>
+        <w:rPr>
+          <w:noProof/>
+        </w:rPr>
+        <w:drawing>
+          <wp:inline distT="0" distB="0" distL="0" distR="0" wp14:anchorId="0BCEF36B" wp14:editId="6BA3D8DC">
+            <wp:extent cx="5922645" cy="3331845"/>
+            <wp:effectExtent l="0" t="0" r="1905" b="1905"/>
+            <wp:docPr id="7" name="Рисунок 7"/>
+            <wp:cNvGraphicFramePr>
+              <a:graphicFrameLocks xmlns:a="http://schemas.openxmlformats.org/drawingml/2006/main" noChangeAspect="1"/>
+            </wp:cNvGraphicFramePr>
+            <a:graphic xmlns:a="http://schemas.openxmlformats.org/drawingml/2006/main">
+              <a:graphicData uri="http://schemas.openxmlformats.org/drawingml/2006/picture">
+                <pic:pic xmlns:pic="http://schemas.openxmlformats.org/drawingml/2006/picture">
+                  <pic:nvPicPr>
+                    <pic:cNvPr id="0" name="Picture 3"/>
+                    <pic:cNvPicPr>
+                      <a:picLocks noChangeAspect="1" noChangeArrowheads="1"/>
+                    </pic:cNvPicPr>
+                  </pic:nvPicPr>
+                  <pic:blipFill>
+                    <a:blip r:embed="rId10" cstate="print">
+                      <a:extLst>
+                        <a:ext uri="{28A0092B-C50C-407E-A947-70E740481C1C}">
+                          <a14:useLocalDpi xmlns:a14="http://schemas.microsoft.com/office/drawing/2010/main" val="0"/>
+                        </a:ext>
+                      </a:extLst>
+                    </a:blip>
+                    <a:srcRect/>
+                    <a:stretch>
+                      <a:fillRect/>
+                    </a:stretch>
+                  </pic:blipFill>
+                  <pic:spPr bwMode="auto">
+                    <a:xfrm>
+                      <a:off x="0" y="0"/>
+                      <a:ext cx="5922645" cy="3331845"/>
+                    </a:xfrm>
+                    <a:prstGeom prst="rect">
+                      <a:avLst/>
+                    </a:prstGeom>
+                    <a:noFill/>
+                    <a:ln>
+                      <a:noFill/>
+                    </a:ln>
+                  </pic:spPr>
+                </pic:pic>
+              </a:graphicData>
+            </a:graphic>
+          </wp:inline>
+        </w:drawing>
+      </w:r>
+      <w:bookmarkEnd w:id="28"/>
+    </w:p>
+    <w:p>
+      <w:pPr>
+        <w:ind w:firstLine="0"/>
+        <w:jc w:val="center"/>
+      </w:pPr>
+      <w:r>
+        <w:t>Рисунок 4.3 – Экспортированные</w:t>
+      </w:r>
+      <w:r>
+        <w:softHyphen/>
+      </w:r>
+      <w:r>
+        <w:softHyphen/>
+      </w:r>
+      <w:r>
+        <w:softHyphen/>
+        <w:t xml:space="preserve"> данные в </w:t>
+      </w:r>
+      <w:r>
+        <w:rPr>
+          <w:lang w:val="en-US"/>
+        </w:rPr>
+        <w:t>Excel</w:t>
       </w:r>
     </w:p>
     <w:p>
@@ -16142,7 +15284,7 @@
       <w:pPr>
         <w:pStyle w:val="1"/>
       </w:pPr>
-      <w:bookmarkStart w:id="30" w:name="_Toc230194746"/>
+      <w:bookmarkStart w:id="29" w:name="_Toc230194746"/>
       <w:r>
         <w:lastRenderedPageBreak/>
         <w:t xml:space="preserve">5. </w:t>
@@ -16150,88 +15292,56 @@
       <w:r>
         <w:t>Тестирование</w:t>
       </w:r>
+      <w:bookmarkEnd w:id="29"/>
+    </w:p>
+    <w:p>
+      <w:pPr>
+        <w:pStyle w:val="2"/>
+      </w:pPr>
+      <w:bookmarkStart w:id="30" w:name="_Toc230194747"/>
+      <w:r>
+        <w:t xml:space="preserve">5.1. </w:t>
+      </w:r>
+      <w:r>
+        <w:t>Методология</w:t>
+      </w:r>
+      <w:r>
+        <w:t xml:space="preserve"> тестирования</w:t>
+      </w:r>
       <w:bookmarkEnd w:id="30"/>
     </w:p>
     <w:p>
+      <w:r>
+        <w:t>Тестирование разработанной системы проводилось с целью проверки корректности работы всех функций, оценки точности классификации типов задач, анализа качества генерируемых подзадач и выявления ограничений для последующего улучшения. Методология тестирования включала несколько этапов: подготовка тестовых сценариев, выполнение тестирования на реальных проектах, сбор и анализ результатов, а также оценку эффективности по сравнению с ручной декомпозицией.</w:t>
+      </w:r>
+    </w:p>
+    <w:p>
+      <w:r>
+        <w:t>Для количественной оценки результатов использовались следующие метрики. Точность классификации определялась как доля правильно определенных типов задач от общего количества тестовых примеров. Полнота подзадач измерялась как процент сгенерированных подзадач, которые эксперты</w:t>
+      </w:r>
+      <w:r>
+        <w:t>–</w:t>
+      </w:r>
+      <w:r>
+        <w:t>проектные менеджеры сочли необходимыми и релевантными для успешной реализации проекта. Релевантность оценивалась по пятибалльной шкале на основе экспертного опроса пяти проектных менеджеров с опытом работы от трех до десяти лет. Время отклика фиксировалось от момента нажатия кнопки «Декомпозировать» до полного отображения результатов в интерфейсе.</w:t>
+      </w:r>
+    </w:p>
+    <w:p>
+      <w:r>
+        <w:t>Тестирование проводилось на стандартном рабочем окружении: ноутбук с процессором Intel Core i5 с тактовой частотой 2,5 гигагерца, оперативной памятью объемом 8 гигабайт, операционной системой Windows 11, интерпретатором Python версии 3.9.13. Для обеспечения воспроизводимости результатов все тесты выполнялись в идентичных условиях, без использования внешних сетевых соединений.</w:t>
+      </w:r>
+    </w:p>
+    <w:p/>
+    <w:p>
       <w:pPr>
         <w:pStyle w:val="2"/>
       </w:pPr>
-      <w:bookmarkStart w:id="31" w:name="_Toc230194747"/>
-      <w:r>
-        <w:t xml:space="preserve">5.1. </w:t>
-      </w:r>
-      <w:r>
-        <w:t>Методология</w:t>
-      </w:r>
-      <w:r>
-        <w:t xml:space="preserve"> тестирования</w:t>
-      </w:r>
-      <w:bookmarkEnd w:id="31"/>
-    </w:p>
-    <w:p>
-      <w:r>
-        <w:t>Тестирование разработанной системы проводилось с целью проверки корректности работы всех функций, оценки точности классификации типов задач, анализа качества генерируемых подзадач и выявления ограничений для последующего улучшения. Методология тестирования включала несколько этапов: подготовка тестовых сценариев, выполнение тестирования на реальных проектах, сбор и анализ результатов, а также оценку эффективности по сравнению с ручной декомпозицией.</w:t>
-      </w:r>
-    </w:p>
-    <w:p>
-      <w:r>
-        <w:t>Для количественной оценки результатов использовались следующие метрики. Точность классификации определялась как доля правильно определенных типов задач от общего количества тестовых примеров. Полнота подзадач измерялась как процент сгенерированных подзадач, которые эксперты</w:t>
-      </w:r>
-      <w:r>
-        <w:t>–</w:t>
-      </w:r>
-      <w:r>
-        <w:t>проектные менеджеры сочли необходимыми и релевантными для успешной реализации проекта. Релевантность оценивалась по пятибалльной шкале на основе экспертного опроса пяти проектных менеджеров с опытом работы от трех до десяти лет. Время отклика фиксировалось от момента нажатия кнопки «Декомпозировать» до полного отображения результатов в интерфейсе.</w:t>
-      </w:r>
-    </w:p>
-    <w:p>
-      <w:r>
-        <w:t xml:space="preserve">Тестирование проводилось на стандартном рабочем окружении: ноутбук с процессором </w:t>
-      </w:r>
-      <w:proofErr w:type="spellStart"/>
-      <w:r>
-        <w:t>Intel</w:t>
-      </w:r>
-      <w:proofErr w:type="spellEnd"/>
-      <w:r>
-        <w:t xml:space="preserve"> </w:t>
-      </w:r>
-      <w:proofErr w:type="spellStart"/>
-      <w:r>
-        <w:t>Core</w:t>
-      </w:r>
-      <w:proofErr w:type="spellEnd"/>
-      <w:r>
-        <w:t xml:space="preserve"> i5 с тактовой частотой 2,5 гигагерца, оперативной памятью объемом 8 гигабайт, операционной системой </w:t>
-      </w:r>
-      <w:proofErr w:type="spellStart"/>
-      <w:r>
-        <w:t>Windows</w:t>
-      </w:r>
-      <w:proofErr w:type="spellEnd"/>
-      <w:r>
-        <w:t xml:space="preserve"> 11, интерпретатором </w:t>
-      </w:r>
-      <w:proofErr w:type="spellStart"/>
-      <w:r>
-        <w:t>Python</w:t>
-      </w:r>
-      <w:proofErr w:type="spellEnd"/>
-      <w:r>
-        <w:t xml:space="preserve"> версии 3.9.13. Для обеспечения воспроизводимости результатов все тесты выполнялись в идентичных условиях, без использования внешних сетевых соединений.</w:t>
-      </w:r>
-    </w:p>
-    <w:p/>
-    <w:p>
-      <w:pPr>
-        <w:pStyle w:val="2"/>
-      </w:pPr>
-      <w:bookmarkStart w:id="32" w:name="_Toc230194748"/>
+      <w:bookmarkStart w:id="31" w:name="_Toc230194748"/>
       <w:r>
         <w:lastRenderedPageBreak/>
         <w:t>5.2. Тестовые сценарии и проекты</w:t>
       </w:r>
-      <w:bookmarkEnd w:id="32"/>
+      <w:bookmarkEnd w:id="31"/>
     </w:p>
     <w:p>
       <w:r>
@@ -16264,44 +15374,12 @@
         <w:t>–</w:t>
       </w:r>
       <w:r>
-        <w:t xml:space="preserve">сайта с каталогом товаров, корзиной, личным кабинетом пользователя и интеграцией с платежной системой. Для этого сценария были выбраны жизненные циклы </w:t>
-      </w:r>
-      <w:proofErr w:type="spellStart"/>
-      <w:r>
-        <w:t>Waterfall</w:t>
-      </w:r>
-      <w:proofErr w:type="spellEnd"/>
-      <w:r>
-        <w:t xml:space="preserve"> и </w:t>
-      </w:r>
-      <w:proofErr w:type="spellStart"/>
-      <w:r>
-        <w:t>Agile</w:t>
-      </w:r>
-      <w:proofErr w:type="spellEnd"/>
-      <w:r>
-        <w:t xml:space="preserve"> для сравнения результатов.</w:t>
-      </w:r>
-    </w:p>
-    <w:p>
-      <w:r>
-        <w:t xml:space="preserve">Второй сценарий охватывал мобильную разработку и предполагал создание кроссплатформенного приложения для доставки еды с функцией отслеживания курьера в реальном времени и интеграцией картографических сервисов. Тестирование проводилось с использованием жизненного цикла </w:t>
-      </w:r>
-      <w:proofErr w:type="spellStart"/>
-      <w:r>
-        <w:t>Agile</w:t>
-      </w:r>
-      <w:proofErr w:type="spellEnd"/>
-      <w:r>
-        <w:t>/</w:t>
-      </w:r>
-      <w:proofErr w:type="spellStart"/>
-      <w:r>
-        <w:t>Scrum</w:t>
-      </w:r>
-      <w:proofErr w:type="spellEnd"/>
-      <w:r>
-        <w:t xml:space="preserve"> как наиболее подходящего для мобильной разработки.</w:t>
+        <w:t>сайта с каталогом товаров, корзиной, личным кабинетом пользователя и интеграцией с платежной системой. Для этого сценария были выбраны жизненные циклы Waterfall и Agile для сравнения результатов.</w:t>
+      </w:r>
+    </w:p>
+    <w:p>
+      <w:r>
+        <w:t>Второй сценарий охватывал мобильную разработку и предполагал создание кроссплатформенного приложения для доставки еды с функцией отслеживания курьера в реальном времени и интеграцией картографических сервисов. Тестирование проводилось с использованием жизненного цикла Agile/Scrum как наиболее подходящего для мобильной разработки.</w:t>
       </w:r>
     </w:p>
     <w:p>
@@ -16323,23 +15401,7 @@
         <w:t>–</w:t>
       </w:r>
       <w:r>
-        <w:t xml:space="preserve">направление и формулировался как внедрение непрерывной интеграции и доставки для </w:t>
-      </w:r>
-      <w:proofErr w:type="spellStart"/>
-      <w:r>
-        <w:t>микросервисной</w:t>
-      </w:r>
-      <w:proofErr w:type="spellEnd"/>
-      <w:r>
-        <w:t xml:space="preserve"> архитектуры, включающей пять </w:t>
-      </w:r>
-      <w:proofErr w:type="spellStart"/>
-      <w:r>
-        <w:t>микросервисов</w:t>
-      </w:r>
-      <w:proofErr w:type="spellEnd"/>
-      <w:r>
-        <w:t>, с автоматическим тестированием и развертыванием. Естественным выбором для этого сценария стал DevOps</w:t>
+        <w:t>направление и формулировался как внедрение непрерывной интеграции и доставки для микросервисной архитектуры, включающей пять микросервисов, с автоматическим тестированием и развертыванием. Естественным выбором для этого сценария стал DevOps</w:t>
       </w:r>
       <w:r>
         <w:t>–</w:t>
@@ -16376,15 +15438,7 @@
     </w:p>
     <w:p>
       <w:r>
-        <w:t xml:space="preserve">Седьмой сценарий был посвящен созданию аналитического </w:t>
-      </w:r>
-      <w:proofErr w:type="spellStart"/>
-      <w:r>
-        <w:t>дашборда</w:t>
-      </w:r>
-      <w:proofErr w:type="spellEnd"/>
-      <w:r>
-        <w:t xml:space="preserve"> для визуализации ключевых показателей эффективности в реальном времени с возможностью фильтрации, детализации и экспорта данных. Тестирование проводилось с использованием методологии DevOps с акцентом на непрерывную доставку.</w:t>
+        <w:t>Седьмой сценарий был посвящен созданию аналитического дашборда для визуализации ключевых показателей эффективности в реальном времени с возможностью фильтрации, детализации и экспорта данных. Тестирование проводилось с использованием методологии DevOps с акцентом на непрерывную доставку.</w:t>
       </w:r>
     </w:p>
     <w:p>
@@ -16395,13 +15449,8 @@
         <w:t>–</w:t>
       </w:r>
       <w:r>
-        <w:t xml:space="preserve">токенов, </w:t>
-      </w:r>
-      <w:proofErr w:type="spellStart"/>
-      <w:r>
-        <w:t>OAuth</w:t>
-      </w:r>
-      <w:proofErr w:type="spellEnd"/>
+        <w:t>токенов, OAuth</w:t>
+      </w:r>
       <w:r>
         <w:t>–</w:t>
       </w:r>
@@ -16423,13 +15472,8 @@
         <w:t>–</w:t>
       </w:r>
       <w:r>
-        <w:t xml:space="preserve"> разработке защищенного приложения для управления банковскими счетами, включающего функционал переводов, оплаты услуг, </w:t>
-      </w:r>
-      <w:proofErr w:type="spellStart"/>
-      <w:r>
-        <w:t>push</w:t>
-      </w:r>
-      <w:proofErr w:type="spellEnd"/>
+        <w:t xml:space="preserve"> разработке защищенного приложения для управления банковскими счетами, включающего функционал переводов, оплаты услуг, push</w:t>
+      </w:r>
       <w:r>
         <w:t>–</w:t>
       </w:r>
@@ -16445,23 +15489,7 @@
         <w:t>–</w:t>
       </w:r>
       <w:r>
-        <w:t xml:space="preserve">магазина, включающую сбор пользовательских данных, обучение моделей и формирование персонализированных рекомендаций. Для этого проекта использовался гибридный подход, сочетающий элементы </w:t>
-      </w:r>
-      <w:proofErr w:type="spellStart"/>
-      <w:r>
-        <w:t>Agile</w:t>
-      </w:r>
-      <w:proofErr w:type="spellEnd"/>
-      <w:r>
-        <w:t xml:space="preserve"> и </w:t>
-      </w:r>
-      <w:proofErr w:type="spellStart"/>
-      <w:r>
-        <w:t>DevOps</w:t>
-      </w:r>
-      <w:proofErr w:type="spellEnd"/>
-      <w:r>
-        <w:t>.</w:t>
+        <w:t>магазина, включающую сбор пользовательских данных, обучение моделей и формирование персонализированных рекомендаций. Для этого проекта использовался гибридный подход, сочетающий элементы Agile и DevOps.</w:t>
       </w:r>
     </w:p>
     <w:p>
@@ -16477,7 +15505,7 @@
       <w:pPr>
         <w:pStyle w:val="2"/>
       </w:pPr>
-      <w:bookmarkStart w:id="33" w:name="_Toc230194749"/>
+      <w:bookmarkStart w:id="32" w:name="_Toc230194749"/>
       <w:r>
         <w:t xml:space="preserve">5.3. </w:t>
       </w:r>
@@ -16487,110 +15515,105 @@
       <w:r>
         <w:t xml:space="preserve"> тестирования</w:t>
       </w:r>
+      <w:bookmarkEnd w:id="32"/>
+    </w:p>
+    <w:p>
+      <w:r>
+        <w:t>По итогам тестирования десяти сценариев были получены следующие результаты. Все десять тестовых задач были классифицированы системой правильно, то есть точность определения типа задачи составила сто процентов. Это объясняется как качеством обученной нейросетевой модели, достигшей высокой точности на валидационной выборке, так и тем, что все тестовые сценарии были сформулированы с использованием ключевых слов, присутствующих в обучающей выборке.</w:t>
+      </w:r>
+    </w:p>
+    <w:p>
+      <w:r>
+        <w:t>Оценка сложности совпала с экспертной в восьми случаях из десяти. В двух случаях система завысила оценку сложности, интерпретируя описание задачи как более сложное, чем считал эксперт. В первом случае это произошло из</w:t>
+      </w:r>
+      <w:r>
+        <w:t>–</w:t>
+      </w:r>
+      <w:r>
+        <w:t>за наличия в описании термина «микросервисная архитектура», который относится к категории слов высокой сложности. Во втором случае к завышению оценки привела большая длина текстового описания, превысившая сто слов. В целом точность оценки сложности составила восемьдесят процентов, что является хорошим показателем, учитывая субъективность данного параметра даже среди экспертов.</w:t>
+      </w:r>
+    </w:p>
+    <w:p>
+      <w:r>
+        <w:t xml:space="preserve">Полнота генерируемых подзадач, оцениваемая как процент задач, признанных экспертами необходимыми и релевантными, составила в среднем 85,5 процента. Наилучший показатель </w:t>
+      </w:r>
+      <w:r>
+        <w:t>–</w:t>
+      </w:r>
+      <w:r>
+        <w:t xml:space="preserve"> девяносто пять процентов был достигнут для DevOps</w:t>
+      </w:r>
+      <w:r>
+        <w:t>–</w:t>
+      </w:r>
+      <w:r>
+        <w:t xml:space="preserve">сценария, где системой были предложены все необходимые этапы настройки пайплайна и мониторинга. Наихудший показатель </w:t>
+      </w:r>
+      <w:r>
+        <w:t>–</w:t>
+      </w:r>
+      <w:r>
+        <w:t xml:space="preserve"> семьдесят пять процентов </w:t>
+      </w:r>
+      <w:r>
+        <w:t>–</w:t>
+      </w:r>
+      <w:r>
+        <w:t xml:space="preserve"> зафиксирован для сценария разработки CRM</w:t>
+      </w:r>
+      <w:r>
+        <w:t>–</w:t>
+      </w:r>
+      <w:r>
+        <w:t xml:space="preserve">системы, где эксперт отметил отсутствие ряда задач, связанных с миграцией данных из устаревшей системы. Тем не менее даже </w:t>
+      </w:r>
+      <w:r>
+        <w:lastRenderedPageBreak/>
+        <w:t>минимальный показатель полноты значительно превышает типичные показатели ручной декомпозиции для junior</w:t>
+      </w:r>
+      <w:r>
+        <w:t>–</w:t>
+      </w:r>
+      <w:r>
+        <w:t>специалистов и сопоставим с уровнем опытных проектных менеджеров.</w:t>
+      </w:r>
+    </w:p>
+    <w:p>
+      <w:r>
+        <w:t>Время отклика системы варьировалось от 1,8 до 2,4 секунд в зависимости от длины текстового описания и сложности анализа. Среднее время по всем сценариям составило 2,1 секунды. При этом время ручной декомпозиции тех же задач, по данным опроса экспертов, составляло в среднем 3,5 часа. Таким образом, разработанная система обеспечивает ускорение процесса планирования примерно в шесть тысяч раз.</w:t>
+      </w:r>
+    </w:p>
+    <w:p>
+      <w:r>
+        <w:t>Средняя пользовательская оценка полезности системы по пятибалльной шкале составила 4,4 балла. Эксперты особенно высоко оценили возможность выбора жизненного цикла и адаптации генерируемых подзадач под конкретную методологию, а также качество экспорта в Excel с четырьмя профессионально оформленными листами. Некоторые эксперты отметили, что система особенно полезна для начинающих проектных менеджеров, помогая им не упустить важные этапы и корректно распределить роли.</w:t>
+      </w:r>
+    </w:p>
+    <w:p>
+      <w:r>
+        <w:t>Пропущенные подзадачи, выявленные экспертами, в основном относились к специфическим требованиям, не выраженным явно в текстовом описании. Например, в сценарии разработки интернет</w:t>
+      </w:r>
+      <w:r>
+        <w:t>–</w:t>
+      </w:r>
+      <w:r>
+        <w:t>магазина эксперт указал на отсутствие задачи нагрузочного тестирования, которая не была сгенерирована, поскольку в исходном описании не было соответствующих ключевых слов. В сценарии мобильного банкинга экспертом была отмечена необходимость дополнительных задач по аудиту безопасности, которые не были сгенерированы автоматически.</w:t>
+      </w:r>
+    </w:p>
+    <w:p>
+      <w:pPr>
+        <w:pStyle w:val="2"/>
+      </w:pPr>
+      <w:bookmarkStart w:id="33" w:name="_Toc230194750"/>
+      <w:r>
+        <w:t xml:space="preserve">5.4. </w:t>
+      </w:r>
+      <w:r>
+        <w:t>Анализ</w:t>
+      </w:r>
+      <w:r>
+        <w:t xml:space="preserve"> эффективности</w:t>
+      </w:r>
       <w:bookmarkEnd w:id="33"/>
-    </w:p>
-    <w:p>
-      <w:r>
-        <w:t>По итогам тестирования десяти сценариев были получены следующие результаты. Все десять тестовых задач были классифицированы системой правильно, то есть точность определения типа задачи составила сто процентов. Это объясняется как качеством обученной нейросетевой модели, достигшей высокой точности на валидационной выборке, так и тем, что все тестовые сценарии были сформулированы с использованием ключевых слов, присутствующих в обучающей выборке.</w:t>
-      </w:r>
-    </w:p>
-    <w:p>
-      <w:r>
-        <w:t>Оценка сложности совпала с экспертной в восьми случаях из десяти. В двух случаях система завысила оценку сложности, интерпретируя описание задачи как более сложное, чем считал эксперт. В первом случае это произошло из</w:t>
-      </w:r>
-      <w:r>
-        <w:t>–</w:t>
-      </w:r>
-      <w:r>
-        <w:t>за наличия в описании термина «микросервисная архитектура», который относится к категории слов высокой сложности. Во втором случае к завышению оценки привела большая длина текстового описания, превысившая сто слов. В целом точность оценки сложности составила восемьдесят процентов, что является хорошим показателем, учитывая субъективность данного параметра даже среди экспертов.</w:t>
-      </w:r>
-    </w:p>
-    <w:p>
-      <w:r>
-        <w:t xml:space="preserve">Полнота генерируемых подзадач, оцениваемая как процент задач, признанных экспертами необходимыми и релевантными, составила в среднем 85,5 процента. Наилучший показатель </w:t>
-      </w:r>
-      <w:r>
-        <w:t>–</w:t>
-      </w:r>
-      <w:r>
-        <w:t xml:space="preserve"> девяносто пять процентов был достигнут для DevOps</w:t>
-      </w:r>
-      <w:r>
-        <w:t>–</w:t>
-      </w:r>
-      <w:r>
-        <w:t xml:space="preserve">сценария, где системой были предложены все необходимые этапы настройки пайплайна и мониторинга. Наихудший показатель </w:t>
-      </w:r>
-      <w:r>
-        <w:t>–</w:t>
-      </w:r>
-      <w:r>
-        <w:t xml:space="preserve"> семьдесят пять процентов </w:t>
-      </w:r>
-      <w:r>
-        <w:t>–</w:t>
-      </w:r>
-      <w:r>
-        <w:t xml:space="preserve"> зафиксирован для сценария разработки CRM</w:t>
-      </w:r>
-      <w:r>
-        <w:t>–</w:t>
-      </w:r>
-      <w:r>
-        <w:t xml:space="preserve">системы, где эксперт отметил отсутствие ряда задач, связанных с миграцией данных из устаревшей системы. Тем не менее даже </w:t>
-      </w:r>
-      <w:r>
-        <w:lastRenderedPageBreak/>
-        <w:t xml:space="preserve">минимальный показатель полноты значительно превышает типичные показатели ручной декомпозиции для </w:t>
-      </w:r>
-      <w:proofErr w:type="spellStart"/>
-      <w:r>
-        <w:t>junior</w:t>
-      </w:r>
-      <w:proofErr w:type="spellEnd"/>
-      <w:r>
-        <w:t>–</w:t>
-      </w:r>
-      <w:r>
-        <w:t>специалистов и сопоставим с уровнем опытных проектных менеджеров.</w:t>
-      </w:r>
-    </w:p>
-    <w:p>
-      <w:r>
-        <w:t>Время отклика системы варьировалось от 1,8 до 2,4 секунд в зависимости от длины текстового описания и сложности анализа. Среднее время по всем сценариям составило 2,1 секунды. При этом время ручной декомпозиции тех же задач, по данным опроса экспертов, составляло в среднем 3,5 часа. Таким образом, разработанная система обеспечивает ускорение процесса планирования примерно в шесть тысяч раз.</w:t>
-      </w:r>
-    </w:p>
-    <w:p>
-      <w:r>
-        <w:t>Средняя пользовательская оценка полезности системы по пятибалльной шкале составила 4,4 балла. Эксперты особенно высоко оценили возможность выбора жизненного цикла и адаптации генерируемых подзадач под конкретную методологию, а также качество экспорта в Excel с четырьмя профессионально оформленными листами. Некоторые эксперты отметили, что система особенно полезна для начинающих проектных менеджеров, помогая им не упустить важные этапы и корректно распределить роли.</w:t>
-      </w:r>
-    </w:p>
-    <w:p>
-      <w:r>
-        <w:t>Пропущенные подзадачи, выявленные экспертами, в основном относились к специфическим требованиям, не выраженным явно в текстовом описании. Например, в сценарии разработки интернет</w:t>
-      </w:r>
-      <w:r>
-        <w:t>–</w:t>
-      </w:r>
-      <w:r>
-        <w:t>магазина эксперт указал на отсутствие задачи нагрузочного тестирования, которая не была сгенерирована, поскольку в исходном описании не было соответствующих ключевых слов. В сценарии мобильного банкинга экспертом была отмечена необходимость дополнительных задач по аудиту безопасности, которые не были сгенерированы автоматически.</w:t>
-      </w:r>
-    </w:p>
-    <w:p>
-      <w:pPr>
-        <w:pStyle w:val="2"/>
-      </w:pPr>
-      <w:bookmarkStart w:id="34" w:name="_Toc230194750"/>
-      <w:r>
-        <w:t xml:space="preserve">5.4. </w:t>
-      </w:r>
-      <w:r>
-        <w:t>Анализ</w:t>
-      </w:r>
-      <w:r>
-        <w:t xml:space="preserve"> эффективности</w:t>
-      </w:r>
-      <w:bookmarkEnd w:id="34"/>
     </w:p>
     <w:p>
       <w:r>
@@ -16644,7 +15667,7 @@
       <w:pPr>
         <w:pStyle w:val="2"/>
       </w:pPr>
-      <w:bookmarkStart w:id="35" w:name="_Toc230194751"/>
+      <w:bookmarkStart w:id="34" w:name="_Toc230194751"/>
       <w:r>
         <w:t xml:space="preserve">5.5. </w:t>
       </w:r>
@@ -16654,7 +15677,7 @@
       <w:r>
         <w:t xml:space="preserve"> и направления улучшения</w:t>
       </w:r>
-      <w:bookmarkEnd w:id="35"/>
+      <w:bookmarkEnd w:id="34"/>
     </w:p>
     <w:p>
       <w:r>
@@ -16688,39 +15711,7 @@
     </w:p>
     <w:p>
       <w:r>
-        <w:t xml:space="preserve">Пятое ограничение касается интеграции с внешними системами: система не имеет API и не может автоматически передавать результаты в </w:t>
-      </w:r>
-      <w:proofErr w:type="spellStart"/>
-      <w:r>
-        <w:t>Jira</w:t>
-      </w:r>
-      <w:proofErr w:type="spellEnd"/>
-      <w:r>
-        <w:t xml:space="preserve">, </w:t>
-      </w:r>
-      <w:proofErr w:type="spellStart"/>
-      <w:r>
-        <w:t>Trello</w:t>
-      </w:r>
-      <w:proofErr w:type="spellEnd"/>
-      <w:r>
-        <w:t xml:space="preserve">, </w:t>
-      </w:r>
-      <w:proofErr w:type="spellStart"/>
-      <w:r>
-        <w:t>Microsoft</w:t>
-      </w:r>
-      <w:proofErr w:type="spellEnd"/>
-      <w:r>
-        <w:t xml:space="preserve"> </w:t>
-      </w:r>
-      <w:proofErr w:type="spellStart"/>
-      <w:r>
-        <w:t>Project</w:t>
-      </w:r>
-      <w:proofErr w:type="spellEnd"/>
-      <w:r>
-        <w:t xml:space="preserve"> или другие системы управления проектами. Экспорт осуществляется вручную через файловый диалог.</w:t>
+        <w:t>Пятое ограничение касается интеграции с внешними системами: система не имеет API и не может автоматически передавать результаты в Jira, Trello, Microsoft Project или другие системы управления проектами. Экспорт осуществляется вручную через файловый диалог.</w:t>
       </w:r>
     </w:p>
     <w:p>
@@ -16729,23 +15720,7 @@
       </w:r>
       <w:r>
         <w:lastRenderedPageBreak/>
-        <w:t xml:space="preserve">добавляя собственные шаблоны задач, роли и ключевые слова. Создание REST API обеспечит интеграцию с популярными системами управления проектами, позволяя автоматически создавать задачи в </w:t>
-      </w:r>
-      <w:proofErr w:type="spellStart"/>
-      <w:r>
-        <w:t>Jira</w:t>
-      </w:r>
-      <w:proofErr w:type="spellEnd"/>
-      <w:r>
-        <w:t xml:space="preserve">, </w:t>
-      </w:r>
-      <w:proofErr w:type="spellStart"/>
-      <w:r>
-        <w:t>Trello</w:t>
-      </w:r>
-      <w:proofErr w:type="spellEnd"/>
-      <w:r>
-        <w:t xml:space="preserve"> или других инструментах. Внедрение механизма обучения на исторических данных позволит системе адаптироваться к стилю планирования конкретной команды, учитывая предпочтения и успешные практики.</w:t>
+        <w:t>добавляя собственные шаблоны задач, роли и ключевые слова. Создание REST API обеспечит интеграцию с популярными системами управления проектами, позволяя автоматически создавать задачи в Jira, Trello или других инструментах. Внедрение механизма обучения на исторических данных позволит системе адаптироваться к стилю планирования конкретной команды, учитывая предпочтения и успешные практики.</w:t>
       </w:r>
     </w:p>
     <w:p>
@@ -16776,7 +15751,7 @@
           <w:rFonts w:eastAsiaTheme="minorHAnsi"/>
         </w:rPr>
       </w:pPr>
-      <w:bookmarkStart w:id="36" w:name="_Toc230194752"/>
+      <w:bookmarkStart w:id="35" w:name="_Toc230194752"/>
       <w:r>
         <w:rPr>
           <w:rStyle w:val="10"/>
@@ -16786,7 +15761,7 @@
         <w:lastRenderedPageBreak/>
         <w:t>Заключение</w:t>
       </w:r>
-      <w:bookmarkEnd w:id="36"/>
+      <w:bookmarkEnd w:id="35"/>
     </w:p>
     <w:p>
       <w:r>
@@ -16825,53 +15800,13 @@
         <w:t>–</w:t>
       </w:r>
       <w:r>
-        <w:t xml:space="preserve">пяти часов на проект средней сложности. Существующие на рынке программные продукты для управления проектами, такие как </w:t>
-      </w:r>
-      <w:proofErr w:type="spellStart"/>
-      <w:r>
-        <w:t>Jira</w:t>
-      </w:r>
-      <w:proofErr w:type="spellEnd"/>
-      <w:r>
-        <w:t xml:space="preserve">, </w:t>
-      </w:r>
-      <w:proofErr w:type="spellStart"/>
-      <w:r>
-        <w:t>Trello</w:t>
-      </w:r>
-      <w:proofErr w:type="spellEnd"/>
-      <w:r>
-        <w:t xml:space="preserve">, </w:t>
-      </w:r>
-      <w:proofErr w:type="spellStart"/>
-      <w:r>
-        <w:t>Asana</w:t>
-      </w:r>
-      <w:proofErr w:type="spellEnd"/>
-      <w:r>
-        <w:t>, предлагают инструменты для отслеживания задач, но не обеспечивают автоматической генерации структуры работ на основе текстового описания. Коммерческие ИИ</w:t>
+        <w:t>пяти часов на проект средней сложности. Существующие на рынке программные продукты для управления проектами, такие как Jira, Trello, Asana, предлагают инструменты для отслеживания задач, но не обеспечивают автоматической генерации структуры работ на основе текстового описания. Коммерческие ИИ</w:t>
       </w:r>
       <w:r>
         <w:t>–</w:t>
       </w:r>
       <w:r>
-        <w:t xml:space="preserve">решения, такие как </w:t>
-      </w:r>
-      <w:proofErr w:type="spellStart"/>
-      <w:r>
-        <w:t>ClickUp</w:t>
-      </w:r>
-      <w:proofErr w:type="spellEnd"/>
-      <w:r>
-        <w:t xml:space="preserve"> AI или </w:t>
-      </w:r>
-      <w:proofErr w:type="spellStart"/>
-      <w:r>
-        <w:t>Motion</w:t>
-      </w:r>
-      <w:proofErr w:type="spellEnd"/>
-      <w:r>
-        <w:t>, работают только в облачной модели, требуют подписки и не поддерживают русский язык. Таким образом, была подтверждена необходимость разработки собственного автономного русскоязычного решения.</w:t>
+        <w:t>решения, такие как ClickUp AI или Motion, работают только в облачной модели, требуют подписки и не поддерживают русский язык. Таким образом, была подтверждена необходимость разработки собственного автономного русскоязычного решения.</w:t>
       </w:r>
     </w:p>
     <w:p>
@@ -16891,116 +15826,12 @@
     </w:p>
     <w:p>
       <w:r>
-        <w:t xml:space="preserve">Обзор аналогов показал, что существующие решения не в полной мере удовлетворяют выявленным требованиям. </w:t>
-      </w:r>
-      <w:proofErr w:type="spellStart"/>
-      <w:r>
-        <w:t>Jira</w:t>
-      </w:r>
-      <w:proofErr w:type="spellEnd"/>
-      <w:r>
-        <w:t xml:space="preserve"> и </w:t>
-      </w:r>
-      <w:proofErr w:type="spellStart"/>
-      <w:r>
-        <w:t>Trello</w:t>
-      </w:r>
-      <w:proofErr w:type="spellEnd"/>
-      <w:r>
-        <w:t xml:space="preserve"> не имеют функций автоматической генерации и требуют ручного ввода всех подзадач. </w:t>
-      </w:r>
-      <w:proofErr w:type="spellStart"/>
-      <w:r>
-        <w:t>ClickUp</w:t>
-      </w:r>
-      <w:proofErr w:type="spellEnd"/>
-      <w:r>
-        <w:t xml:space="preserve"> AI и </w:t>
-      </w:r>
-      <w:proofErr w:type="spellStart"/>
-      <w:r>
-        <w:t>Motion</w:t>
-      </w:r>
-      <w:proofErr w:type="spellEnd"/>
-      <w:r>
-        <w:t xml:space="preserve"> поддерживают только английский язык и требуют постоянного подключения к интернету. </w:t>
-      </w:r>
-      <w:proofErr w:type="spellStart"/>
-      <w:r>
-        <w:t>ScopeMaster</w:t>
-      </w:r>
-      <w:proofErr w:type="spellEnd"/>
-      <w:r>
-        <w:t xml:space="preserve"> очень дорог и работает только с форматом </w:t>
-      </w:r>
-      <w:proofErr w:type="spellStart"/>
-      <w:r>
-        <w:t>user</w:t>
-      </w:r>
-      <w:proofErr w:type="spellEnd"/>
-      <w:r>
-        <w:t xml:space="preserve"> </w:t>
-      </w:r>
-      <w:proofErr w:type="spellStart"/>
-      <w:r>
-        <w:t>story</w:t>
-      </w:r>
-      <w:proofErr w:type="spellEnd"/>
-      <w:r>
-        <w:t xml:space="preserve">. </w:t>
-      </w:r>
-      <w:proofErr w:type="spellStart"/>
-      <w:r>
-        <w:t>GitHub</w:t>
-      </w:r>
-      <w:proofErr w:type="spellEnd"/>
-      <w:r>
-        <w:t xml:space="preserve"> </w:t>
-      </w:r>
-      <w:proofErr w:type="spellStart"/>
-      <w:r>
-        <w:t>Copilot</w:t>
-      </w:r>
-      <w:proofErr w:type="spellEnd"/>
-      <w:r>
-        <w:t xml:space="preserve"> ограничен существующими проектами и не предназначен для планирования с нуля. Разрабатываемая система выгодно отличается от аналогов полной автономностью, поддержкой русского языка, бесплатностью, возможностью выбора из шести жизненных циклов и локальным хранением данных, обеспечивающим конфиденциальность.</w:t>
-      </w:r>
-    </w:p>
-    <w:p>
-      <w:r>
-        <w:t xml:space="preserve">В процессе разработки была спроектирована модульная архитектура системы, включающая четыре уровня: пользовательский интерфейс, прикладной уровень, ядро искусственного интеллекта и уровень хранения данных. В качестве основных технологий выбраны </w:t>
-      </w:r>
-      <w:proofErr w:type="spellStart"/>
-      <w:r>
-        <w:t>Python</w:t>
-      </w:r>
-      <w:proofErr w:type="spellEnd"/>
-      <w:r>
-        <w:t xml:space="preserve"> 3.9 как основной язык программирования, </w:t>
-      </w:r>
-      <w:proofErr w:type="spellStart"/>
-      <w:r>
-        <w:t>Tkinter</w:t>
-      </w:r>
-      <w:proofErr w:type="spellEnd"/>
-      <w:r>
-        <w:t xml:space="preserve"> для создания графического интерфейса, </w:t>
-      </w:r>
-      <w:proofErr w:type="spellStart"/>
-      <w:r>
-        <w:t>NumPy</w:t>
-      </w:r>
-      <w:proofErr w:type="spellEnd"/>
-      <w:r>
-        <w:t xml:space="preserve"> для математических вычислений и </w:t>
-      </w:r>
-      <w:proofErr w:type="spellStart"/>
-      <w:r>
-        <w:t>openpyxl</w:t>
-      </w:r>
-      <w:proofErr w:type="spellEnd"/>
-      <w:r>
-        <w:t xml:space="preserve"> для экспорта в Excel. Отказ от тяжеловесных фреймворков глубокого обучения в пользу собственной легковесной реализации нейронной сети позволил сократить размер дистрибутива до 850 килобайт и обеспечить минимальное потребление системных ресурсов.</w:t>
+        <w:t>Обзор аналогов показал, что существующие решения не в полной мере удовлетворяют выявленным требованиям. Jira и Trello не имеют функций автоматической генерации и требуют ручного ввода всех подзадач. ClickUp AI и Motion поддерживают только английский язык и требуют постоянного подключения к интернету. ScopeMaster очень дорог и работает только с форматом user story. GitHub Copilot ограничен существующими проектами и не предназначен для планирования с нуля. Разрабатываемая система выгодно отличается от аналогов полной автономностью, поддержкой русского языка, бесплатностью, возможностью выбора из шести жизненных циклов и локальным хранением данных, обеспечивающим конфиденциальность.</w:t>
+      </w:r>
+    </w:p>
+    <w:p>
+      <w:r>
+        <w:t>В процессе разработки была спроектирована модульная архитектура системы, включающая четыре уровня: пользовательский интерфейс, прикладной уровень, ядро искусственного интеллекта и уровень хранения данных. В качестве основных технологий выбраны Python 3.9 как основной язык программирования, Tkinter для создания графического интерфейса, NumPy для математических вычислений и openpyxl для экспорта в Excel. Отказ от тяжеловесных фреймворков глубокого обучения в пользу собственной легковесной реализации нейронной сети позволил сократить размер дистрибутива до 850 килобайт и обеспечить минимальное потребление системных ресурсов.</w:t>
       </w:r>
     </w:p>
     <w:p>
@@ -17038,61 +15869,13 @@
         <w:t>–</w:t>
       </w:r>
       <w:r>
-        <w:t xml:space="preserve"> </w:t>
-      </w:r>
-      <w:proofErr w:type="spellStart"/>
-      <w:r>
-        <w:t>Waterfall</w:t>
-      </w:r>
-      <w:proofErr w:type="spellEnd"/>
-      <w:r>
-        <w:t xml:space="preserve">, </w:t>
-      </w:r>
-      <w:proofErr w:type="spellStart"/>
-      <w:r>
-        <w:t>Agile</w:t>
-      </w:r>
-      <w:proofErr w:type="spellEnd"/>
-      <w:r>
-        <w:t>/</w:t>
-      </w:r>
-      <w:proofErr w:type="spellStart"/>
-      <w:r>
-        <w:t>Scrum</w:t>
-      </w:r>
-      <w:proofErr w:type="spellEnd"/>
-      <w:r>
-        <w:t xml:space="preserve">, </w:t>
-      </w:r>
-      <w:proofErr w:type="spellStart"/>
-      <w:r>
-        <w:t>Kanban</w:t>
-      </w:r>
-      <w:proofErr w:type="spellEnd"/>
-      <w:r>
-        <w:t xml:space="preserve">, </w:t>
-      </w:r>
-      <w:proofErr w:type="spellStart"/>
-      <w:r>
-        <w:t>Spiral</w:t>
-      </w:r>
-      <w:proofErr w:type="spellEnd"/>
-      <w:r>
-        <w:t>, V</w:t>
+        <w:t xml:space="preserve"> Waterfall, Agile/Scrum, Kanban, Spiral, V</w:t>
       </w:r>
       <w:r>
         <w:t>–</w:t>
       </w:r>
       <w:r>
-        <w:t xml:space="preserve">Model, </w:t>
-      </w:r>
-      <w:proofErr w:type="spellStart"/>
-      <w:r>
-        <w:t>DevOps</w:t>
-      </w:r>
-      <w:proofErr w:type="spellEnd"/>
-      <w:r>
-        <w:t xml:space="preserve"> определены собственные наборы фаз и подходы к формированию задач. Контекстная адаптация реализована через анализ ключевых слов: при обнаружении терминов «чат</w:t>
+        <w:t>Model, DevOps определены собственные наборы фаз и подходы к формированию задач. Контекстная адаптация реализована через анализ ключевых слов: при обнаружении терминов «чат</w:t>
       </w:r>
       <w:r>
         <w:t>–</w:t>
@@ -17104,15 +15887,7 @@
         <w:t>–</w:t>
       </w:r>
       <w:r>
-        <w:t>задачи, при упоминании «</w:t>
-      </w:r>
-      <w:proofErr w:type="spellStart"/>
-      <w:r>
-        <w:t>дашборд</w:t>
-      </w:r>
-      <w:proofErr w:type="spellEnd"/>
-      <w:r>
-        <w:t>» задачи визуализации данных, при описании «интернет</w:t>
+        <w:t>задачи, при упоминании «дашборд» задачи визуализации данных, при описании «интернет</w:t>
       </w:r>
       <w:r>
         <w:t>–</w:t>
@@ -17129,15 +15904,7 @@
         <w:t>двух панельную</w:t>
       </w:r>
       <w:r>
-        <w:t xml:space="preserve"> структуру. Левая панель содержит блок выбора жизненного цикла, поле ввода задачи, кнопки управления и примеры. Правая панель отображает результаты: тип задачи, сложность, распределение ролей и детальную декомпозицию подзадач с указанием сроков и ответственных. Экспорт результатов поддерживает форматы Excel (с четырьмя профессионально оформленными листами), </w:t>
-      </w:r>
-      <w:proofErr w:type="spellStart"/>
-      <w:r>
-        <w:t>Markdown</w:t>
-      </w:r>
-      <w:proofErr w:type="spellEnd"/>
-      <w:r>
-        <w:t>, TXT и JSON.</w:t>
+        <w:t xml:space="preserve"> структуру. Левая панель содержит блок выбора жизненного цикла, поле ввода задачи, кнопки управления и примеры. Правая панель отображает результаты: тип задачи, сложность, распределение ролей и детальную декомпозицию подзадач с указанием сроков и ответственных. Экспорт результатов поддерживает форматы Excel (с четырьмя профессионально оформленными листами), Markdown, TXT и JSON.</w:t>
       </w:r>
     </w:p>
     <w:p>
@@ -17199,7 +15966,7 @@
           <w:lang w:val="en-US"/>
         </w:rPr>
       </w:pPr>
-      <w:bookmarkStart w:id="37" w:name="_Toc230194753"/>
+      <w:bookmarkStart w:id="36" w:name="_Toc230194753"/>
       <w:r>
         <w:lastRenderedPageBreak/>
         <w:t xml:space="preserve">Список </w:t>
@@ -17207,7 +15974,7 @@
       <w:r>
         <w:t>использованных источников</w:t>
       </w:r>
-      <w:bookmarkEnd w:id="37"/>
+      <w:bookmarkEnd w:id="36"/>
     </w:p>
     <w:p>
       <w:pPr>
@@ -17268,91 +16035,38 @@
       <w:r>
         <w:t>:</w:t>
       </w:r>
-      <w:proofErr w:type="spellStart"/>
-      <w:r>
-        <w:fldChar w:fldCharType="begin"/>
-      </w:r>
-      <w:r>
-        <w:instrText xml:space="preserve"> HYPERLINK "https://asana.com/ru/resources/it-project-management" </w:instrText>
-      </w:r>
-      <w:r>
-        <w:fldChar w:fldCharType="separate"/>
-      </w:r>
-      <w:r>
-        <w:rPr>
-          <w:rStyle w:val="a3"/>
-        </w:rPr>
-        <w:t>https</w:t>
-      </w:r>
-      <w:proofErr w:type="spellEnd"/>
-      <w:r>
-        <w:rPr>
-          <w:rStyle w:val="a3"/>
-        </w:rPr>
-        <w:t>://asana.com/</w:t>
-      </w:r>
-      <w:proofErr w:type="spellStart"/>
-      <w:r>
-        <w:rPr>
-          <w:rStyle w:val="a3"/>
-        </w:rPr>
-        <w:t>ru</w:t>
-      </w:r>
-      <w:proofErr w:type="spellEnd"/>
-      <w:r>
-        <w:rPr>
-          <w:rStyle w:val="a3"/>
-        </w:rPr>
-        <w:t>/</w:t>
-      </w:r>
-      <w:proofErr w:type="spellStart"/>
-      <w:r>
-        <w:rPr>
-          <w:rStyle w:val="a3"/>
-        </w:rPr>
-        <w:t>resources</w:t>
-      </w:r>
-      <w:proofErr w:type="spellEnd"/>
-      <w:r>
-        <w:rPr>
-          <w:rStyle w:val="a3"/>
-        </w:rPr>
-        <w:t>/it</w:t>
-      </w:r>
-      <w:r>
-        <w:rPr>
-          <w:rStyle w:val="a3"/>
-        </w:rPr>
-        <w:t>–</w:t>
-      </w:r>
-      <w:proofErr w:type="spellStart"/>
-      <w:r>
-        <w:rPr>
-          <w:rStyle w:val="a3"/>
-        </w:rPr>
-        <w:t>project</w:t>
-      </w:r>
-      <w:proofErr w:type="spellEnd"/>
-      <w:r>
-        <w:rPr>
-          <w:rStyle w:val="a3"/>
-        </w:rPr>
-        <w:t>–</w:t>
-      </w:r>
-      <w:proofErr w:type="spellStart"/>
-      <w:r>
-        <w:rPr>
-          <w:rStyle w:val="a3"/>
-        </w:rPr>
-        <w:t>management</w:t>
-      </w:r>
-      <w:proofErr w:type="spellEnd"/>
-      <w:r>
-        <w:rPr>
-          <w:rStyle w:val="a3"/>
-        </w:rPr>
-        <w:fldChar w:fldCharType="end"/>
-      </w:r>
+      <w:hyperlink r:id="rId11" w:history="1">
+        <w:r>
+          <w:rPr>
+            <w:rStyle w:val="a3"/>
+          </w:rPr>
+          <w:t>https://asana.com/ru/resources/it</w:t>
+        </w:r>
+        <w:r>
+          <w:rPr>
+            <w:rStyle w:val="a3"/>
+          </w:rPr>
+          <w:t>–</w:t>
+        </w:r>
+        <w:r>
+          <w:rPr>
+            <w:rStyle w:val="a3"/>
+          </w:rPr>
+          <w:t>project</w:t>
+        </w:r>
+        <w:r>
+          <w:rPr>
+            <w:rStyle w:val="a3"/>
+          </w:rPr>
+          <w:t>–</w:t>
+        </w:r>
+        <w:r>
+          <w:rPr>
+            <w:rStyle w:val="a3"/>
+          </w:rPr>
+          <w:t>management</w:t>
+        </w:r>
+      </w:hyperlink>
       <w:r>
         <w:t xml:space="preserve"> </w:t>
       </w:r>
@@ -17665,23 +16379,7 @@
         <w:ind w:left="0" w:firstLine="709"/>
       </w:pPr>
       <w:r>
-        <w:t xml:space="preserve">Обработка естественного языка (NLP) | </w:t>
-      </w:r>
-      <w:proofErr w:type="spellStart"/>
-      <w:r>
-        <w:t>Yandex</w:t>
-      </w:r>
-      <w:proofErr w:type="spellEnd"/>
-      <w:r>
-        <w:t xml:space="preserve"> </w:t>
-      </w:r>
-      <w:proofErr w:type="spellStart"/>
-      <w:r>
-        <w:t>Cloud</w:t>
-      </w:r>
-      <w:proofErr w:type="spellEnd"/>
-      <w:r>
-        <w:t xml:space="preserve"> </w:t>
+        <w:t xml:space="preserve">Обработка естественного языка (NLP) | Yandex Cloud </w:t>
       </w:r>
       <w:r>
         <w:t>–</w:t>
@@ -17706,21 +16404,8 @@
         <w:t>официальный</w:t>
       </w:r>
       <w:r>
-        <w:t xml:space="preserve"> сайт </w:t>
-      </w:r>
-      <w:proofErr w:type="spellStart"/>
-      <w:r>
-        <w:t>Yandex</w:t>
-      </w:r>
-      <w:proofErr w:type="spellEnd"/>
-      <w:r>
-        <w:t xml:space="preserve"> </w:t>
-      </w:r>
-      <w:proofErr w:type="spellStart"/>
-      <w:r>
-        <w:t>Cloud</w:t>
-      </w:r>
-      <w:proofErr w:type="spellEnd"/>
+        <w:t xml:space="preserve"> сайт Yandex Cloud</w:t>
+      </w:r>
       <w:r>
         <w:t>.</w:t>
       </w:r>
@@ -17754,7 +16439,6 @@
           </w:rPr>
           <w:t>://</w:t>
         </w:r>
-        <w:proofErr w:type="spellStart"/>
         <w:r>
           <w:rPr>
             <w:rStyle w:val="a3"/>
@@ -17762,7 +16446,6 @@
           </w:rPr>
           <w:t>yandex</w:t>
         </w:r>
-        <w:proofErr w:type="spellEnd"/>
         <w:r>
           <w:rPr>
             <w:rStyle w:val="a3"/>
@@ -17782,7 +16465,6 @@
           </w:rPr>
           <w:t>/</w:t>
         </w:r>
-        <w:proofErr w:type="spellStart"/>
         <w:r>
           <w:rPr>
             <w:rStyle w:val="a3"/>
@@ -17790,7 +16472,6 @@
           </w:rPr>
           <w:t>ru</w:t>
         </w:r>
-        <w:proofErr w:type="spellEnd"/>
         <w:r>
           <w:rPr>
             <w:rStyle w:val="a3"/>
@@ -17823,7 +16504,6 @@
           </w:rPr>
           <w:t>/</w:t>
         </w:r>
-        <w:proofErr w:type="spellStart"/>
         <w:r>
           <w:rPr>
             <w:rStyle w:val="a3"/>
@@ -17831,14 +16511,12 @@
           </w:rPr>
           <w:t>nlp</w:t>
         </w:r>
-        <w:proofErr w:type="spellEnd"/>
         <w:r>
           <w:rPr>
             <w:rStyle w:val="a3"/>
           </w:rPr>
           <w:t>?</w:t>
         </w:r>
-        <w:proofErr w:type="spellStart"/>
         <w:r>
           <w:rPr>
             <w:rStyle w:val="a3"/>
@@ -17846,7 +16524,6 @@
           </w:rPr>
           <w:t>utm</w:t>
         </w:r>
-        <w:proofErr w:type="spellEnd"/>
         <w:r>
           <w:rPr>
             <w:rStyle w:val="a3"/>
@@ -17905,7 +16582,6 @@
           </w:rPr>
           <w:t>%2</w:t>
         </w:r>
-        <w:proofErr w:type="spellStart"/>
         <w:r>
           <w:rPr>
             <w:rStyle w:val="a3"/>
@@ -17913,14 +16589,12 @@
           </w:rPr>
           <w:t>Fyandex</w:t>
         </w:r>
-        <w:proofErr w:type="spellEnd"/>
         <w:r>
           <w:rPr>
             <w:rStyle w:val="a3"/>
           </w:rPr>
           <w:t>.</w:t>
         </w:r>
-        <w:proofErr w:type="spellStart"/>
         <w:r>
           <w:rPr>
             <w:rStyle w:val="a3"/>
@@ -17928,7 +16602,6 @@
           </w:rPr>
           <w:t>ru</w:t>
         </w:r>
-        <w:proofErr w:type="spellEnd"/>
         <w:r>
           <w:rPr>
             <w:rStyle w:val="a3"/>
@@ -17948,7 +16621,6 @@
           </w:rPr>
           <w:t>&amp;</w:t>
         </w:r>
-        <w:proofErr w:type="spellStart"/>
         <w:r>
           <w:rPr>
             <w:rStyle w:val="a3"/>
@@ -17956,7 +16628,6 @@
           </w:rPr>
           <w:t>utm</w:t>
         </w:r>
-        <w:proofErr w:type="spellEnd"/>
         <w:r>
           <w:rPr>
             <w:rStyle w:val="a3"/>
@@ -18015,7 +16686,6 @@
           </w:rPr>
           <w:t>%2</w:t>
         </w:r>
-        <w:proofErr w:type="spellStart"/>
         <w:r>
           <w:rPr>
             <w:rStyle w:val="a3"/>
@@ -18023,7 +16693,6 @@
           </w:rPr>
           <w:t>Fyandex</w:t>
         </w:r>
-        <w:proofErr w:type="spellEnd"/>
         <w:r>
           <w:rPr>
             <w:rStyle w:val="a3"/>
@@ -18043,7 +16712,6 @@
           </w:rPr>
           <w:t>%2</w:t>
         </w:r>
-        <w:proofErr w:type="spellStart"/>
         <w:r>
           <w:rPr>
             <w:rStyle w:val="a3"/>
@@ -18051,14 +16719,12 @@
           </w:rPr>
           <w:t>Fshowcaptchafast</w:t>
         </w:r>
-        <w:proofErr w:type="spellEnd"/>
         <w:r>
           <w:rPr>
             <w:rStyle w:val="a3"/>
           </w:rPr>
           <w:t>%3</w:t>
         </w:r>
-        <w:proofErr w:type="spellStart"/>
         <w:r>
           <w:rPr>
             <w:rStyle w:val="a3"/>
@@ -18066,7 +16732,6 @@
           </w:rPr>
           <w:t>Fd</w:t>
         </w:r>
-        <w:proofErr w:type="spellEnd"/>
         <w:r>
           <w:rPr>
             <w:rStyle w:val="a3"/>
@@ -18424,7 +17089,6 @@
           </w:rPr>
           <w:t>43202773%26</w:t>
         </w:r>
-        <w:proofErr w:type="spellStart"/>
         <w:r>
           <w:rPr>
             <w:rStyle w:val="a3"/>
@@ -18432,14 +17096,12 @@
           </w:rPr>
           <w:t>retpath</w:t>
         </w:r>
-        <w:proofErr w:type="spellEnd"/>
         <w:r>
           <w:rPr>
             <w:rStyle w:val="a3"/>
           </w:rPr>
           <w:t>%3</w:t>
         </w:r>
-        <w:proofErr w:type="spellStart"/>
         <w:r>
           <w:rPr>
             <w:rStyle w:val="a3"/>
@@ -18447,14 +17109,12 @@
           </w:rPr>
           <w:t>DaHR</w:t>
         </w:r>
-        <w:proofErr w:type="spellEnd"/>
         <w:r>
           <w:rPr>
             <w:rStyle w:val="a3"/>
           </w:rPr>
           <w:t>0</w:t>
         </w:r>
-        <w:proofErr w:type="spellStart"/>
         <w:r>
           <w:rPr>
             <w:rStyle w:val="a3"/>
@@ -18462,7 +17122,6 @@
           </w:rPr>
           <w:t>cHM</w:t>
         </w:r>
-        <w:proofErr w:type="spellEnd"/>
         <w:r>
           <w:rPr>
             <w:rStyle w:val="a3"/>
@@ -18495,7 +17154,6 @@
           </w:rPr>
           <w:t>5</w:t>
         </w:r>
-        <w:proofErr w:type="spellStart"/>
         <w:r>
           <w:rPr>
             <w:rStyle w:val="a3"/>
@@ -18503,14 +17161,12 @@
           </w:rPr>
           <w:t>kZXguY</w:t>
         </w:r>
-        <w:proofErr w:type="spellEnd"/>
         <w:r>
           <w:rPr>
             <w:rStyle w:val="a3"/>
           </w:rPr>
           <w:t>2</w:t>
         </w:r>
-        <w:proofErr w:type="spellStart"/>
         <w:r>
           <w:rPr>
             <w:rStyle w:val="a3"/>
@@ -18518,14 +17174,12 @@
           </w:rPr>
           <w:t>xvdWQvcnUvZG</w:t>
         </w:r>
-        <w:proofErr w:type="spellEnd"/>
         <w:r>
           <w:rPr>
             <w:rStyle w:val="a3"/>
           </w:rPr>
           <w:t>9</w:t>
         </w:r>
-        <w:proofErr w:type="spellStart"/>
         <w:r>
           <w:rPr>
             <w:rStyle w:val="a3"/>
@@ -18533,14 +17187,12 @@
           </w:rPr>
           <w:t>jcy</w:t>
         </w:r>
-        <w:proofErr w:type="spellEnd"/>
         <w:r>
           <w:rPr>
             <w:rStyle w:val="a3"/>
           </w:rPr>
           <w:t>9</w:t>
         </w:r>
-        <w:proofErr w:type="spellStart"/>
         <w:r>
           <w:rPr>
             <w:rStyle w:val="a3"/>
@@ -18548,14 +17200,12 @@
           </w:rPr>
           <w:t>nbG</w:t>
         </w:r>
-        <w:proofErr w:type="spellEnd"/>
         <w:r>
           <w:rPr>
             <w:rStyle w:val="a3"/>
           </w:rPr>
           <w:t>9</w:t>
         </w:r>
-        <w:proofErr w:type="spellStart"/>
         <w:r>
           <w:rPr>
             <w:rStyle w:val="a3"/>
@@ -18563,14 +17213,12 @@
           </w:rPr>
           <w:t>zc</w:t>
         </w:r>
-        <w:proofErr w:type="spellEnd"/>
         <w:r>
           <w:rPr>
             <w:rStyle w:val="a3"/>
           </w:rPr>
           <w:t>2</w:t>
         </w:r>
-        <w:proofErr w:type="spellStart"/>
         <w:r>
           <w:rPr>
             <w:rStyle w:val="a3"/>
@@ -18578,14 +17226,12 @@
           </w:rPr>
           <w:t>FyeS</w:t>
         </w:r>
-        <w:proofErr w:type="spellEnd"/>
         <w:r>
           <w:rPr>
             <w:rStyle w:val="a3"/>
           </w:rPr>
           <w:t>9</w:t>
         </w:r>
-        <w:proofErr w:type="spellStart"/>
         <w:r>
           <w:rPr>
             <w:rStyle w:val="a3"/>
@@ -18593,14 +17239,12 @@
           </w:rPr>
           <w:t>ubHA</w:t>
         </w:r>
-        <w:proofErr w:type="spellEnd"/>
         <w:r>
           <w:rPr>
             <w:rStyle w:val="a3"/>
           </w:rPr>
           <w:t>_</w:t>
         </w:r>
-        <w:proofErr w:type="spellStart"/>
         <w:r>
           <w:rPr>
             <w:rStyle w:val="a3"/>
@@ -18608,14 +17252,12 @@
           </w:rPr>
           <w:t>JnV</w:t>
         </w:r>
-        <w:proofErr w:type="spellEnd"/>
         <w:r>
           <w:rPr>
             <w:rStyle w:val="a3"/>
           </w:rPr>
           <w:t>0</w:t>
         </w:r>
-        <w:proofErr w:type="spellStart"/>
         <w:r>
           <w:rPr>
             <w:rStyle w:val="a3"/>
@@ -18623,14 +17265,12 @@
           </w:rPr>
           <w:t>bV</w:t>
         </w:r>
-        <w:proofErr w:type="spellEnd"/>
         <w:r>
           <w:rPr>
             <w:rStyle w:val="a3"/>
           </w:rPr>
           <w:t>9</w:t>
         </w:r>
-        <w:proofErr w:type="spellStart"/>
         <w:r>
           <w:rPr>
             <w:rStyle w:val="a3"/>
@@ -18638,14 +17278,12 @@
           </w:rPr>
           <w:t>yZWZlcnJlcj</w:t>
         </w:r>
-        <w:proofErr w:type="spellEnd"/>
         <w:r>
           <w:rPr>
             <w:rStyle w:val="a3"/>
           </w:rPr>
           <w:t>1</w:t>
         </w:r>
-        <w:proofErr w:type="spellStart"/>
         <w:r>
           <w:rPr>
             <w:rStyle w:val="a3"/>
@@ -18653,14 +17291,12 @@
           </w:rPr>
           <w:t>odHRwcyUzQS</w:t>
         </w:r>
-        <w:proofErr w:type="spellEnd"/>
         <w:r>
           <w:rPr>
             <w:rStyle w:val="a3"/>
           </w:rPr>
           <w:t>8</w:t>
         </w:r>
-        <w:proofErr w:type="spellStart"/>
         <w:r>
           <w:rPr>
             <w:rStyle w:val="a3"/>
@@ -18668,14 +17304,12 @@
           </w:rPr>
           <w:t>veWFuZGV</w:t>
         </w:r>
-        <w:proofErr w:type="spellEnd"/>
         <w:r>
           <w:rPr>
             <w:rStyle w:val="a3"/>
           </w:rPr>
           <w:t>4</w:t>
         </w:r>
-        <w:proofErr w:type="spellStart"/>
         <w:r>
           <w:rPr>
             <w:rStyle w:val="a3"/>
@@ -18683,14 +17317,12 @@
           </w:rPr>
           <w:t>LnJ</w:t>
         </w:r>
-        <w:proofErr w:type="spellEnd"/>
         <w:r>
           <w:rPr>
             <w:rStyle w:val="a3"/>
           </w:rPr>
           <w:t>1</w:t>
         </w:r>
-        <w:proofErr w:type="spellStart"/>
         <w:r>
           <w:rPr>
             <w:rStyle w:val="a3"/>
@@ -18698,7 +17330,6 @@
           </w:rPr>
           <w:t>Lw</w:t>
         </w:r>
-        <w:proofErr w:type="spellEnd"/>
         <w:r>
           <w:rPr>
             <w:rStyle w:val="a3"/>
@@ -18783,7 +17414,6 @@
           </w:rPr>
           <w:t>5</w:t>
         </w:r>
-        <w:proofErr w:type="spellStart"/>
         <w:r>
           <w:rPr>
             <w:rStyle w:val="a3"/>
@@ -18791,7 +17421,6 @@
           </w:rPr>
           <w:t>dde</w:t>
         </w:r>
-        <w:proofErr w:type="spellEnd"/>
         <w:r>
           <w:rPr>
             <w:rStyle w:val="a3"/>
@@ -18837,7 +17466,6 @@
           </w:rPr>
           <w:t>2</w:t>
         </w:r>
-        <w:proofErr w:type="spellStart"/>
         <w:r>
           <w:rPr>
             <w:rStyle w:val="a3"/>
@@ -18845,7 +17473,6 @@
           </w:rPr>
           <w:t>abdf</w:t>
         </w:r>
-        <w:proofErr w:type="spellEnd"/>
         <w:r>
           <w:rPr>
             <w:rStyle w:val="a3"/>
@@ -18995,7 +17622,6 @@
           </w:rPr>
           <w:t>6&amp;</w:t>
         </w:r>
-        <w:proofErr w:type="spellStart"/>
         <w:r>
           <w:rPr>
             <w:rStyle w:val="a3"/>
@@ -19003,7 +17629,6 @@
           </w:rPr>
           <w:t>utm</w:t>
         </w:r>
-        <w:proofErr w:type="spellEnd"/>
         <w:r>
           <w:rPr>
             <w:rStyle w:val="a3"/>
@@ -19049,7 +17674,6 @@
           </w:rPr>
           <w:t>//</w:t>
         </w:r>
-        <w:proofErr w:type="spellStart"/>
         <w:r>
           <w:rPr>
             <w:rStyle w:val="a3"/>
@@ -19057,7 +17681,6 @@
           </w:rPr>
           <w:t>yndx</w:t>
         </w:r>
-        <w:proofErr w:type="spellEnd"/>
         <w:r>
           <w:rPr>
             <w:rStyle w:val="a3"/>
@@ -19077,7 +17700,6 @@
           </w:rPr>
           <w:t>.</w:t>
         </w:r>
-        <w:proofErr w:type="spellStart"/>
         <w:r>
           <w:rPr>
             <w:rStyle w:val="a3"/>
@@ -19085,7 +17707,6 @@
           </w:rPr>
           <w:t>yandex</w:t>
         </w:r>
-        <w:proofErr w:type="spellEnd"/>
         <w:r>
           <w:rPr>
             <w:rStyle w:val="a3"/>
@@ -19165,11 +17786,9 @@
       <w:r>
         <w:t xml:space="preserve"> сайт </w:t>
       </w:r>
-      <w:proofErr w:type="spellStart"/>
       <w:r>
         <w:t>Tass</w:t>
       </w:r>
-      <w:proofErr w:type="spellEnd"/>
       <w:r>
         <w:t>.</w:t>
       </w:r>
@@ -19223,63 +17842,7 @@
         <w:ind w:left="0" w:firstLine="709"/>
       </w:pPr>
       <w:r>
-        <w:t xml:space="preserve">Какие бывают нейросети и чем </w:t>
-      </w:r>
-      <w:proofErr w:type="spellStart"/>
-      <w:r>
-        <w:t>YandexGPT</w:t>
-      </w:r>
-      <w:proofErr w:type="spellEnd"/>
-      <w:r>
-        <w:t xml:space="preserve">, </w:t>
-      </w:r>
-      <w:proofErr w:type="spellStart"/>
-      <w:r>
-        <w:t>Google</w:t>
-      </w:r>
-      <w:proofErr w:type="spellEnd"/>
-      <w:r>
-        <w:t xml:space="preserve"> </w:t>
-      </w:r>
-      <w:proofErr w:type="spellStart"/>
-      <w:r>
-        <w:t>Gemini</w:t>
-      </w:r>
-      <w:proofErr w:type="spellEnd"/>
-      <w:r>
-        <w:t xml:space="preserve">, </w:t>
-      </w:r>
-      <w:proofErr w:type="spellStart"/>
-      <w:r>
-        <w:t>ChatGPT</w:t>
-      </w:r>
-      <w:proofErr w:type="spellEnd"/>
-      <w:r>
-        <w:t xml:space="preserve"> и </w:t>
-      </w:r>
-      <w:proofErr w:type="spellStart"/>
-      <w:r>
-        <w:t>GigaChat</w:t>
-      </w:r>
-      <w:proofErr w:type="spellEnd"/>
-      <w:r>
-        <w:t xml:space="preserve"> от </w:t>
-      </w:r>
-      <w:proofErr w:type="spellStart"/>
-      <w:r>
-        <w:t>Сбера</w:t>
-      </w:r>
-      <w:proofErr w:type="spellEnd"/>
-      <w:r>
-        <w:t xml:space="preserve"> отличаются друг от друга / </w:t>
-      </w:r>
-      <w:proofErr w:type="spellStart"/>
-      <w:r>
-        <w:t>Хабр</w:t>
-      </w:r>
-      <w:proofErr w:type="spellEnd"/>
-      <w:r>
-        <w:t xml:space="preserve"> </w:t>
+        <w:t xml:space="preserve">Какие бывают нейросети и чем YandexGPT, Google Gemini, ChatGPT и GigaChat от Сбера отличаются друг от друга / Хабр </w:t>
       </w:r>
       <w:r>
         <w:t>[</w:t>
@@ -19296,11 +17859,9 @@
       <w:r>
         <w:t xml:space="preserve"> сайт </w:t>
       </w:r>
-      <w:proofErr w:type="spellStart"/>
       <w:r>
         <w:t>Habr</w:t>
       </w:r>
-      <w:proofErr w:type="spellEnd"/>
       <w:r>
         <w:t>.</w:t>
       </w:r>
@@ -19384,14 +17945,12 @@
       <w:r>
         <w:t xml:space="preserve"> сайт </w:t>
       </w:r>
-      <w:proofErr w:type="spellStart"/>
       <w:r>
         <w:t>Z</w:t>
       </w:r>
       <w:r>
         <w:t>erocoder</w:t>
       </w:r>
-      <w:proofErr w:type="spellEnd"/>
       <w:r>
         <w:t>.</w:t>
       </w:r>
@@ -19486,38 +18045,12 @@
         </w:tabs>
         <w:ind w:left="0" w:firstLine="709"/>
       </w:pPr>
-      <w:proofErr w:type="spellStart"/>
-      <w:r>
-        <w:t>Jira</w:t>
-      </w:r>
-      <w:proofErr w:type="spellEnd"/>
+      <w:r>
+        <w:t>Jira Structure: как мы в SM Lab используем плагины для управления продуктом / Хабр</w:t>
+      </w:r>
       <w:r>
         <w:t xml:space="preserve"> </w:t>
       </w:r>
-      <w:proofErr w:type="spellStart"/>
-      <w:r>
-        <w:t>Structure</w:t>
-      </w:r>
-      <w:proofErr w:type="spellEnd"/>
-      <w:r>
-        <w:t xml:space="preserve">: как мы в SM </w:t>
-      </w:r>
-      <w:proofErr w:type="spellStart"/>
-      <w:r>
-        <w:t>Lab</w:t>
-      </w:r>
-      <w:proofErr w:type="spellEnd"/>
-      <w:r>
-        <w:t xml:space="preserve"> используем плагины для управления продуктом / </w:t>
-      </w:r>
-      <w:proofErr w:type="spellStart"/>
-      <w:r>
-        <w:t>Хабр</w:t>
-      </w:r>
-      <w:proofErr w:type="spellEnd"/>
-      <w:r>
-        <w:t xml:space="preserve"> </w:t>
-      </w:r>
       <w:r>
         <w:t>[</w:t>
       </w:r>
@@ -19533,11 +18066,9 @@
       <w:r>
         <w:t xml:space="preserve"> сайт </w:t>
       </w:r>
-      <w:proofErr w:type="spellStart"/>
       <w:r>
         <w:t>Habr</w:t>
       </w:r>
-      <w:proofErr w:type="spellEnd"/>
       <w:r>
         <w:t>.</w:t>
       </w:r>
@@ -19590,83 +18121,47 @@
         </w:tabs>
         <w:ind w:left="0" w:firstLine="709"/>
       </w:pPr>
-      <w:proofErr w:type="spellStart"/>
       <w:r>
         <w:rPr>
           <w:lang w:val="en-US"/>
         </w:rPr>
-        <w:t>Clickup</w:t>
-      </w:r>
-      <w:proofErr w:type="spellEnd"/>
+        <w:t>Clickup AI Agent – How AI Agents Work with Clickup &amp; Best Use Cases | Guru [</w:t>
+      </w:r>
+      <w:r>
+        <w:t>Электронный</w:t>
+      </w:r>
       <w:r>
         <w:rPr>
           <w:lang w:val="en-US"/>
         </w:rPr>
-        <w:t xml:space="preserve"> AI Agent – How AI Agents Work with </w:t>
-      </w:r>
-      <w:proofErr w:type="spellStart"/>
+        <w:t xml:space="preserve"> </w:t>
+      </w:r>
+      <w:r>
+        <w:t>ресурс</w:t>
+      </w:r>
       <w:r>
         <w:rPr>
           <w:lang w:val="en-US"/>
         </w:rPr>
-        <w:t>Clickup</w:t>
-      </w:r>
-      <w:proofErr w:type="spellEnd"/>
+        <w:t xml:space="preserve">]: </w:t>
+      </w:r>
+      <w:r>
+        <w:t>официальный</w:t>
+      </w:r>
       <w:r>
         <w:rPr>
           <w:lang w:val="en-US"/>
         </w:rPr>
-        <w:t xml:space="preserve"> &amp; Best Use Cases | Guru [</w:t>
-      </w:r>
-      <w:r>
-        <w:t>Электронный</w:t>
+        <w:t xml:space="preserve"> </w:t>
+      </w:r>
+      <w:r>
+        <w:t>сайт</w:t>
       </w:r>
       <w:r>
         <w:rPr>
           <w:lang w:val="en-US"/>
         </w:rPr>
-        <w:t xml:space="preserve"> </w:t>
-      </w:r>
-      <w:r>
-        <w:t>ресурс</w:t>
-      </w:r>
-      <w:r>
-        <w:rPr>
-          <w:lang w:val="en-US"/>
-        </w:rPr>
-        <w:t xml:space="preserve">]: </w:t>
-      </w:r>
-      <w:r>
-        <w:t>официальный</w:t>
-      </w:r>
-      <w:r>
-        <w:rPr>
-          <w:lang w:val="en-US"/>
-        </w:rPr>
-        <w:t xml:space="preserve"> </w:t>
-      </w:r>
-      <w:r>
-        <w:t>сайт</w:t>
-      </w:r>
-      <w:r>
-        <w:rPr>
-          <w:lang w:val="en-US"/>
-        </w:rPr>
-        <w:t xml:space="preserve"> </w:t>
-      </w:r>
-      <w:proofErr w:type="spellStart"/>
-      <w:r>
-        <w:rPr>
-          <w:lang w:val="en-US"/>
-        </w:rPr>
-        <w:t>GetGuru</w:t>
-      </w:r>
-      <w:proofErr w:type="spellEnd"/>
-      <w:r>
-        <w:rPr>
-          <w:lang w:val="en-US"/>
-        </w:rPr>
-        <w:t xml:space="preserve">. </w:t>
+        <w:t xml:space="preserve"> GetGuru. </w:t>
       </w:r>
       <w:hyperlink r:id="rId18" w:history="1">
         <w:r>
@@ -19726,66 +18221,51 @@
         </w:tabs>
         <w:ind w:left="0" w:firstLine="709"/>
       </w:pPr>
-      <w:proofErr w:type="spellStart"/>
-      <w:r>
-        <w:t>Motion</w:t>
-      </w:r>
-      <w:proofErr w:type="spellEnd"/>
+      <w:r>
+        <w:t xml:space="preserve">Motion </w:t>
+      </w:r>
+      <w:r>
+        <w:t>–</w:t>
+      </w:r>
+      <w:r>
+        <w:t xml:space="preserve"> Интеллектуальный календарь и менеджер задач для команд </w:t>
+      </w:r>
+      <w:r>
+        <w:t>–</w:t>
+      </w:r>
+      <w:r>
+        <w:t xml:space="preserve"> Aitoolnet </w:t>
+      </w:r>
+      <w:r>
+        <w:t>[</w:t>
+      </w:r>
+      <w:r>
+        <w:t>Электронный</w:t>
+      </w:r>
       <w:r>
         <w:t xml:space="preserve"> </w:t>
       </w:r>
       <w:r>
-        <w:t>–</w:t>
-      </w:r>
-      <w:r>
-        <w:t xml:space="preserve"> Интеллектуальный календарь и менеджер задач для команд </w:t>
-      </w:r>
-      <w:r>
-        <w:t>–</w:t>
+        <w:t>ресурс</w:t>
+      </w:r>
+      <w:r>
+        <w:t xml:space="preserve">]: </w:t>
+      </w:r>
+      <w:r>
+        <w:t>официальный</w:t>
       </w:r>
       <w:r>
         <w:t xml:space="preserve"> </w:t>
       </w:r>
-      <w:proofErr w:type="spellStart"/>
-      <w:r>
-        <w:t>Aitoolnet</w:t>
-      </w:r>
-      <w:proofErr w:type="spellEnd"/>
+      <w:r>
+        <w:t>сайт</w:t>
+      </w:r>
       <w:r>
         <w:t xml:space="preserve"> </w:t>
       </w:r>
       <w:r>
-        <w:t>[</w:t>
-      </w:r>
-      <w:r>
-        <w:t>Электронный</w:t>
-      </w:r>
-      <w:r>
-        <w:t xml:space="preserve"> </w:t>
-      </w:r>
-      <w:r>
-        <w:t>ресурс</w:t>
-      </w:r>
-      <w:r>
-        <w:t xml:space="preserve">]: </w:t>
-      </w:r>
-      <w:r>
-        <w:t>официальный</w:t>
-      </w:r>
-      <w:r>
-        <w:t xml:space="preserve"> </w:t>
-      </w:r>
-      <w:r>
-        <w:t>сайт</w:t>
-      </w:r>
-      <w:r>
-        <w:t xml:space="preserve"> </w:t>
-      </w:r>
-      <w:proofErr w:type="spellStart"/>
-      <w:r>
         <w:t>AIToolNet</w:t>
       </w:r>
-      <w:proofErr w:type="spellEnd"/>
       <w:r>
         <w:t xml:space="preserve">. </w:t>
       </w:r>
@@ -19835,69 +18315,47 @@
         </w:tabs>
         <w:ind w:left="0" w:firstLine="709"/>
       </w:pPr>
-      <w:proofErr w:type="spellStart"/>
       <w:r>
         <w:rPr>
           <w:lang w:val="en-US"/>
         </w:rPr>
-        <w:t>ScopeMaster</w:t>
-      </w:r>
-      <w:proofErr w:type="spellEnd"/>
+        <w:t>ScopeMaster Reviews 2026: Details, Pricing, &amp; Features | G2 [</w:t>
+      </w:r>
+      <w:r>
+        <w:t>Электронный</w:t>
+      </w:r>
       <w:r>
         <w:rPr>
           <w:lang w:val="en-US"/>
         </w:rPr>
-        <w:t xml:space="preserve"> Reviews 2026: Details, Pricing, &amp; Features | G2 [</w:t>
-      </w:r>
-      <w:r>
-        <w:t>Электронный</w:t>
+        <w:t xml:space="preserve"> </w:t>
+      </w:r>
+      <w:r>
+        <w:t>ресурс</w:t>
       </w:r>
       <w:r>
         <w:rPr>
           <w:lang w:val="en-US"/>
         </w:rPr>
+        <w:t xml:space="preserve">]: </w:t>
+      </w:r>
+      <w:r>
+        <w:t>официальный</w:t>
+      </w:r>
+      <w:r>
+        <w:rPr>
+          <w:lang w:val="en-US"/>
+        </w:rPr>
         <w:t xml:space="preserve"> </w:t>
       </w:r>
       <w:r>
-        <w:t>ресурс</w:t>
+        <w:t>сайт</w:t>
       </w:r>
       <w:r>
         <w:rPr>
           <w:lang w:val="en-US"/>
         </w:rPr>
-        <w:t xml:space="preserve">]: </w:t>
-      </w:r>
-      <w:r>
-        <w:t>официальный</w:t>
-      </w:r>
-      <w:r>
-        <w:rPr>
-          <w:lang w:val="en-US"/>
-        </w:rPr>
-        <w:t xml:space="preserve"> </w:t>
-      </w:r>
-      <w:r>
-        <w:t>сайт</w:t>
-      </w:r>
-      <w:r>
-        <w:rPr>
-          <w:lang w:val="en-US"/>
-        </w:rPr>
-        <w:t xml:space="preserve"> </w:t>
-      </w:r>
-      <w:proofErr w:type="spellStart"/>
-      <w:r>
-        <w:rPr>
-          <w:lang w:val="en-US"/>
-        </w:rPr>
-        <w:t>TurboPages</w:t>
-      </w:r>
-      <w:proofErr w:type="spellEnd"/>
-      <w:r>
-        <w:rPr>
-          <w:lang w:val="en-US"/>
-        </w:rPr>
-        <w:t xml:space="preserve">. </w:t>
+        <w:t xml:space="preserve"> TurboPages. </w:t>
       </w:r>
       <w:hyperlink r:id="rId20" w:history="1">
         <w:r>
@@ -20123,13 +18581,8 @@
         </w:tabs>
         <w:ind w:left="0" w:firstLine="709"/>
       </w:pPr>
-      <w:proofErr w:type="spellStart"/>
-      <w:r>
-        <w:t>Python</w:t>
-      </w:r>
-      <w:proofErr w:type="spellEnd"/>
-      <w:r>
-        <w:t xml:space="preserve">: основы языка программирования, особенности, применение, примеры кода </w:t>
+      <w:r>
+        <w:t xml:space="preserve">Python: основы языка программирования, особенности, применение, примеры кода </w:t>
       </w:r>
       <w:r>
         <w:t>[</w:t>
@@ -20158,19 +18611,15 @@
       <w:r>
         <w:t xml:space="preserve"> </w:t>
       </w:r>
-      <w:proofErr w:type="spellStart"/>
       <w:r>
         <w:t>Hi</w:t>
       </w:r>
-      <w:proofErr w:type="spellEnd"/>
       <w:r>
         <w:t>–</w:t>
       </w:r>
-      <w:proofErr w:type="spellStart"/>
       <w:r>
         <w:t>Tech</w:t>
       </w:r>
-      <w:proofErr w:type="spellEnd"/>
       <w:r>
         <w:t xml:space="preserve">. </w:t>
       </w:r>
@@ -20232,12 +18681,10 @@
         </w:tabs>
         <w:ind w:left="0" w:firstLine="709"/>
       </w:pPr>
-      <w:proofErr w:type="spellStart"/>
       <w:r>
         <w:lastRenderedPageBreak/>
         <w:t>tkinter</w:t>
       </w:r>
-      <w:proofErr w:type="spellEnd"/>
       <w:r>
         <w:t xml:space="preserve"> </w:t>
       </w:r>
@@ -20247,19 +18694,15 @@
       <w:r>
         <w:t xml:space="preserve"> </w:t>
       </w:r>
-      <w:proofErr w:type="spellStart"/>
       <w:r>
         <w:t>Python</w:t>
       </w:r>
-      <w:proofErr w:type="spellEnd"/>
       <w:r>
         <w:t xml:space="preserve"> </w:t>
       </w:r>
-      <w:proofErr w:type="spellStart"/>
       <w:r>
         <w:t>interface</w:t>
       </w:r>
-      <w:proofErr w:type="spellEnd"/>
       <w:r>
         <w:t xml:space="preserve"> </w:t>
       </w:r>
@@ -20269,19 +18712,15 @@
       <w:r>
         <w:t xml:space="preserve"> </w:t>
       </w:r>
-      <w:proofErr w:type="spellStart"/>
       <w:r>
         <w:t>Tcl</w:t>
       </w:r>
-      <w:proofErr w:type="spellEnd"/>
       <w:r>
         <w:t>/</w:t>
       </w:r>
-      <w:proofErr w:type="spellStart"/>
       <w:r>
         <w:t>Tk</w:t>
       </w:r>
-      <w:proofErr w:type="spellEnd"/>
       <w:r>
         <w:t xml:space="preserve"> </w:t>
       </w:r>
@@ -20291,23 +18730,19 @@
       <w:r>
         <w:t xml:space="preserve"> </w:t>
       </w:r>
-      <w:proofErr w:type="spellStart"/>
       <w:r>
         <w:t>Python</w:t>
       </w:r>
-      <w:proofErr w:type="spellEnd"/>
       <w:r>
         <w:t xml:space="preserve"> 3.14.4 </w:t>
       </w:r>
-      <w:proofErr w:type="spellStart"/>
       <w:r>
         <w:t>documentation</w:t>
       </w:r>
-      <w:proofErr w:type="spellEnd"/>
       <w:r>
         <w:t xml:space="preserve"> </w:t>
       </w:r>
-      <w:bookmarkStart w:id="38" w:name="_Hlk228980070"/>
+      <w:bookmarkStart w:id="37" w:name="_Hlk228980070"/>
       <w:r>
         <w:t>[</w:t>
       </w:r>
@@ -20332,15 +18767,13 @@
       <w:r>
         <w:t xml:space="preserve">сайт документации </w:t>
       </w:r>
-      <w:proofErr w:type="spellStart"/>
       <w:r>
         <w:t>Python</w:t>
       </w:r>
-      <w:proofErr w:type="spellEnd"/>
       <w:r>
         <w:t>.</w:t>
       </w:r>
-      <w:bookmarkEnd w:id="38"/>
+      <w:bookmarkEnd w:id="37"/>
       <w:r>
         <w:t xml:space="preserve"> </w:t>
       </w:r>
@@ -20390,11 +18823,9 @@
         </w:tabs>
         <w:ind w:left="0" w:firstLine="709"/>
       </w:pPr>
-      <w:proofErr w:type="spellStart"/>
       <w:r>
         <w:t>NumPy</w:t>
       </w:r>
-      <w:proofErr w:type="spellEnd"/>
       <w:r>
         <w:t xml:space="preserve"> </w:t>
       </w:r>
@@ -20483,11 +18914,9 @@
         </w:tabs>
         <w:ind w:left="0" w:firstLine="709"/>
       </w:pPr>
-      <w:proofErr w:type="spellStart"/>
       <w:r>
         <w:t>Python</w:t>
       </w:r>
-      <w:proofErr w:type="spellEnd"/>
       <w:r>
         <w:t xml:space="preserve">: </w:t>
       </w:r>
@@ -20509,35 +18938,27 @@
       <w:r>
         <w:t xml:space="preserve"> '</w:t>
       </w:r>
-      <w:proofErr w:type="spellStart"/>
       <w:r>
         <w:t>No</w:t>
       </w:r>
-      <w:proofErr w:type="spellEnd"/>
       <w:r>
         <w:t xml:space="preserve"> </w:t>
       </w:r>
-      <w:proofErr w:type="spellStart"/>
       <w:r>
         <w:t>module</w:t>
       </w:r>
-      <w:proofErr w:type="spellEnd"/>
       <w:r>
         <w:t xml:space="preserve"> </w:t>
       </w:r>
-      <w:proofErr w:type="spellStart"/>
       <w:r>
         <w:t>named</w:t>
       </w:r>
-      <w:proofErr w:type="spellEnd"/>
       <w:r>
         <w:t xml:space="preserve"> </w:t>
       </w:r>
-      <w:proofErr w:type="spellStart"/>
       <w:r>
         <w:t>openpyxl</w:t>
       </w:r>
-      <w:proofErr w:type="spellEnd"/>
       <w:r>
         <w:t xml:space="preserve">' </w:t>
       </w:r>
@@ -20577,11 +18998,9 @@
       <w:r>
         <w:t xml:space="preserve">сайт </w:t>
       </w:r>
-      <w:proofErr w:type="spellStart"/>
       <w:r>
         <w:t>Exlends</w:t>
       </w:r>
-      <w:proofErr w:type="spellEnd"/>
       <w:r>
         <w:t>.</w:t>
       </w:r>
@@ -20704,7 +19123,7 @@
       <w:pPr>
         <w:pStyle w:val="1"/>
       </w:pPr>
-      <w:bookmarkStart w:id="39" w:name="_Toc230194754"/>
+      <w:bookmarkStart w:id="38" w:name="_Toc230194754"/>
       <w:r>
         <w:lastRenderedPageBreak/>
         <w:t>Приложение</w:t>
@@ -20726,7 +19145,7 @@
       <w:r>
         <w:t>диаграмма («как есть», «как должно быть»)</w:t>
       </w:r>
-      <w:bookmarkEnd w:id="39"/>
+      <w:bookmarkEnd w:id="38"/>
     </w:p>
     <w:p>
       <w:pPr>
@@ -20963,7 +19382,7 @@
       <w:pPr>
         <w:pStyle w:val="1"/>
       </w:pPr>
-      <w:bookmarkStart w:id="40" w:name="_Toc230194755"/>
+      <w:bookmarkStart w:id="39" w:name="_Toc230194755"/>
       <w:r>
         <w:lastRenderedPageBreak/>
         <w:t>Приложение Б</w:t>
@@ -20976,7 +19395,7 @@
         <w:br/>
         <w:t>Диаграмма прецедентов</w:t>
       </w:r>
-      <w:bookmarkEnd w:id="40"/>
+      <w:bookmarkEnd w:id="39"/>
     </w:p>
     <w:p>
       <w:pPr>
@@ -21050,7 +19469,7 @@
       <w:pPr>
         <w:pStyle w:val="1"/>
       </w:pPr>
-      <w:bookmarkStart w:id="41" w:name="_Toc230194756"/>
+      <w:bookmarkStart w:id="40" w:name="_Toc230194756"/>
       <w:r>
         <w:lastRenderedPageBreak/>
         <w:t>Приложение В</w:t>
@@ -21063,7 +19482,7 @@
         <w:br/>
         <w:t>Диаграмма последовательности</w:t>
       </w:r>
-      <w:bookmarkEnd w:id="41"/>
+      <w:bookmarkEnd w:id="40"/>
     </w:p>
     <w:p>
       <w:pPr>
@@ -21178,45 +19597,6 @@
     </w:sectPr>
   </w:body>
 </w:document>
-</file>
-
-<file path=word/comments.xml><?xml version="1.0" encoding="utf-8"?>
-<w:comments xmlns:wpc="http://schemas.microsoft.com/office/word/2010/wordprocessingCanvas" xmlns:cx="http://schemas.microsoft.com/office/drawing/2014/chartex" xmlns:cx1="http://schemas.microsoft.com/office/drawing/2015/9/8/chartex" xmlns:cx2="http://schemas.microsoft.com/office/drawing/2015/10/21/chartex" xmlns:cx3="http://schemas.microsoft.com/office/drawing/2016/5/9/chartex" xmlns:cx4="http://schemas.microsoft.com/office/drawing/2016/5/10/chartex" xmlns:cx5="http://schemas.microsoft.com/office/drawing/2016/5/11/chartex" xmlns:cx6="http://schemas.microsoft.com/office/drawing/2016/5/12/chartex" xmlns:cx7="http://schemas.microsoft.com/office/drawing/2016/5/13/chartex" xmlns:cx8="http://schemas.microsoft.com/office/drawing/2016/5/14/chartex" xmlns:mc="http://schemas.openxmlformats.org/markup-compatibility/2006" xmlns:aink="http://schemas.microsoft.com/office/drawing/2016/ink" xmlns:am3d="http://schemas.microsoft.com/office/drawing/2017/model3d" xmlns:o="urn:schemas-microsoft-com:office:office" xmlns:r="http://schemas.openxmlformats.org/officeDocument/2006/relationships" xmlns:m="http://schemas.openxmlformats.org/officeDocument/2006/math" xmlns:v="urn:schemas-microsoft-com:vml" xmlns:wp14="http://schemas.microsoft.com/office/word/2010/wordprocessingDrawing" xmlns:wp="http://schemas.openxmlformats.org/drawingml/2006/wordprocessingDrawing" xmlns:w10="urn:schemas-microsoft-com:office:word" xmlns:w="http://schemas.openxmlformats.org/wordprocessingml/2006/main" xmlns:w14="http://schemas.microsoft.com/office/word/2010/wordml" xmlns:w15="http://schemas.microsoft.com/office/word/2012/wordml" xmlns:w16cex="http://schemas.microsoft.com/office/word/2018/wordml/cex" xmlns:w16cid="http://schemas.microsoft.com/office/word/2016/wordml/cid" xmlns:w16="http://schemas.microsoft.com/office/word/2018/wordml" xmlns:w16se="http://schemas.microsoft.com/office/word/2015/wordml/symex" xmlns:wpg="http://schemas.microsoft.com/office/word/2010/wordprocessingGroup" xmlns:wpi="http://schemas.microsoft.com/office/word/2010/wordprocessingInk" xmlns:wne="http://schemas.microsoft.com/office/word/2006/wordml" xmlns:wps="http://schemas.microsoft.com/office/word/2010/wordprocessingShape" mc:Ignorable="w14 w15 w16se w16cid w16 w16cex wp14">
-  <w:comment w:id="29" w:author="user" w:date="2026-05-14T19:28:00Z" w:initials="u">
-    <w:p>
-      <w:pPr>
-        <w:pStyle w:val="af3"/>
-      </w:pPr>
-      <w:r>
-        <w:rPr>
-          <w:rStyle w:val="af2"/>
-        </w:rPr>
-        <w:annotationRef/>
-      </w:r>
-      <w:r>
-        <w:t>А где скрины???</w:t>
-      </w:r>
-    </w:p>
-  </w:comment>
-</w:comments>
-</file>
-
-<file path=word/commentsExtended.xml><?xml version="1.0" encoding="utf-8"?>
-<w15:commentsEx xmlns:wpc="http://schemas.microsoft.com/office/word/2010/wordprocessingCanvas" xmlns:cx="http://schemas.microsoft.com/office/drawing/2014/chartex" xmlns:cx1="http://schemas.microsoft.com/office/drawing/2015/9/8/chartex" xmlns:cx2="http://schemas.microsoft.com/office/drawing/2015/10/21/chartex" xmlns:cx3="http://schemas.microsoft.com/office/drawing/2016/5/9/chartex" xmlns:cx4="http://schemas.microsoft.com/office/drawing/2016/5/10/chartex" xmlns:cx5="http://schemas.microsoft.com/office/drawing/2016/5/11/chartex" xmlns:cx6="http://schemas.microsoft.com/office/drawing/2016/5/12/chartex" xmlns:cx7="http://schemas.microsoft.com/office/drawing/2016/5/13/chartex" xmlns:cx8="http://schemas.microsoft.com/office/drawing/2016/5/14/chartex" xmlns:mc="http://schemas.openxmlformats.org/markup-compatibility/2006" xmlns:aink="http://schemas.microsoft.com/office/drawing/2016/ink" xmlns:am3d="http://schemas.microsoft.com/office/drawing/2017/model3d" xmlns:o="urn:schemas-microsoft-com:office:office" xmlns:r="http://schemas.openxmlformats.org/officeDocument/2006/relationships" xmlns:m="http://schemas.openxmlformats.org/officeDocument/2006/math" xmlns:v="urn:schemas-microsoft-com:vml" xmlns:wp14="http://schemas.microsoft.com/office/word/2010/wordprocessingDrawing" xmlns:wp="http://schemas.openxmlformats.org/drawingml/2006/wordprocessingDrawing" xmlns:w10="urn:schemas-microsoft-com:office:word" xmlns:w="http://schemas.openxmlformats.org/wordprocessingml/2006/main" xmlns:w14="http://schemas.microsoft.com/office/word/2010/wordml" xmlns:w15="http://schemas.microsoft.com/office/word/2012/wordml" xmlns:w16cex="http://schemas.microsoft.com/office/word/2018/wordml/cex" xmlns:w16cid="http://schemas.microsoft.com/office/word/2016/wordml/cid" xmlns:w16="http://schemas.microsoft.com/office/word/2018/wordml" xmlns:w16se="http://schemas.microsoft.com/office/word/2015/wordml/symex" xmlns:wpg="http://schemas.microsoft.com/office/word/2010/wordprocessingGroup" xmlns:wpi="http://schemas.microsoft.com/office/word/2010/wordprocessingInk" xmlns:wne="http://schemas.microsoft.com/office/word/2006/wordml" xmlns:wps="http://schemas.microsoft.com/office/word/2010/wordprocessingShape" mc:Ignorable="w14 w15 w16se w16cid w16 w16cex wp14">
-  <w15:commentEx w15:paraId="62C4106B" w15:done="0"/>
-</w15:commentsEx>
-</file>
-
-<file path=word/commentsExtensible.xml><?xml version="1.0" encoding="utf-8"?>
-<w16cex:commentsExtensible xmlns:wpc="http://schemas.microsoft.com/office/word/2010/wordprocessingCanvas" xmlns:cx="http://schemas.microsoft.com/office/drawing/2014/chartex" xmlns:cx1="http://schemas.microsoft.com/office/drawing/2015/9/8/chartex" xmlns:cx2="http://schemas.microsoft.com/office/drawing/2015/10/21/chartex" xmlns:cx3="http://schemas.microsoft.com/office/drawing/2016/5/9/chartex" xmlns:cx4="http://schemas.microsoft.com/office/drawing/2016/5/10/chartex" xmlns:cx5="http://schemas.microsoft.com/office/drawing/2016/5/11/chartex" xmlns:cx6="http://schemas.microsoft.com/office/drawing/2016/5/12/chartex" xmlns:cx7="http://schemas.microsoft.com/office/drawing/2016/5/13/chartex" xmlns:cx8="http://schemas.microsoft.com/office/drawing/2016/5/14/chartex" xmlns:mc="http://schemas.openxmlformats.org/markup-compatibility/2006" xmlns:aink="http://schemas.microsoft.com/office/drawing/2016/ink" xmlns:am3d="http://schemas.microsoft.com/office/drawing/2017/model3d" xmlns:o="urn:schemas-microsoft-com:office:office" xmlns:r="http://schemas.openxmlformats.org/officeDocument/2006/relationships" xmlns:m="http://schemas.openxmlformats.org/officeDocument/2006/math" xmlns:v="urn:schemas-microsoft-com:vml" xmlns:wp14="http://schemas.microsoft.com/office/word/2010/wordprocessingDrawing" xmlns:wp="http://schemas.openxmlformats.org/drawingml/2006/wordprocessingDrawing" xmlns:w10="urn:schemas-microsoft-com:office:word" xmlns:w="http://schemas.openxmlformats.org/wordprocessingml/2006/main" xmlns:w14="http://schemas.microsoft.com/office/word/2010/wordml" xmlns:w15="http://schemas.microsoft.com/office/word/2012/wordml" xmlns:w16cex="http://schemas.microsoft.com/office/word/2018/wordml/cex" xmlns:w16cid="http://schemas.microsoft.com/office/word/2016/wordml/cid" xmlns:w16="http://schemas.microsoft.com/office/word/2018/wordml" xmlns:w16se="http://schemas.microsoft.com/office/word/2015/wordml/symex" xmlns:wpg="http://schemas.microsoft.com/office/word/2010/wordprocessingGroup" xmlns:wpi="http://schemas.microsoft.com/office/word/2010/wordprocessingInk" xmlns:wne="http://schemas.microsoft.com/office/word/2006/wordml" xmlns:wps="http://schemas.microsoft.com/office/word/2010/wordprocessingShape" mc:Ignorable="w14 w15 w16se w16cid w16 w16cex wp14">
-  <w16cex:commentExtensible w16cex:durableId="2DB0A0C9" w16cex:dateUtc="2026-05-14T12:28:00Z"/>
-</w16cex:commentsExtensible>
-</file>
-
-<file path=word/commentsIds.xml><?xml version="1.0" encoding="utf-8"?>
-<w16cid:commentsIds xmlns:wpc="http://schemas.microsoft.com/office/word/2010/wordprocessingCanvas" xmlns:cx="http://schemas.microsoft.com/office/drawing/2014/chartex" xmlns:cx1="http://schemas.microsoft.com/office/drawing/2015/9/8/chartex" xmlns:cx2="http://schemas.microsoft.com/office/drawing/2015/10/21/chartex" xmlns:cx3="http://schemas.microsoft.com/office/drawing/2016/5/9/chartex" xmlns:cx4="http://schemas.microsoft.com/office/drawing/2016/5/10/chartex" xmlns:cx5="http://schemas.microsoft.com/office/drawing/2016/5/11/chartex" xmlns:cx6="http://schemas.microsoft.com/office/drawing/2016/5/12/chartex" xmlns:cx7="http://schemas.microsoft.com/office/drawing/2016/5/13/chartex" xmlns:cx8="http://schemas.microsoft.com/office/drawing/2016/5/14/chartex" xmlns:mc="http://schemas.openxmlformats.org/markup-compatibility/2006" xmlns:aink="http://schemas.microsoft.com/office/drawing/2016/ink" xmlns:am3d="http://schemas.microsoft.com/office/drawing/2017/model3d" xmlns:o="urn:schemas-microsoft-com:office:office" xmlns:r="http://schemas.openxmlformats.org/officeDocument/2006/relationships" xmlns:m="http://schemas.openxmlformats.org/officeDocument/2006/math" xmlns:v="urn:schemas-microsoft-com:vml" xmlns:wp14="http://schemas.microsoft.com/office/word/2010/wordprocessingDrawing" xmlns:wp="http://schemas.openxmlformats.org/drawingml/2006/wordprocessingDrawing" xmlns:w10="urn:schemas-microsoft-com:office:word" xmlns:w="http://schemas.openxmlformats.org/wordprocessingml/2006/main" xmlns:w14="http://schemas.microsoft.com/office/word/2010/wordml" xmlns:w15="http://schemas.microsoft.com/office/word/2012/wordml" xmlns:w16cex="http://schemas.microsoft.com/office/word/2018/wordml/cex" xmlns:w16cid="http://schemas.microsoft.com/office/word/2016/wordml/cid" xmlns:w16="http://schemas.microsoft.com/office/word/2018/wordml" xmlns:w16se="http://schemas.microsoft.com/office/word/2015/wordml/symex" xmlns:wpg="http://schemas.microsoft.com/office/word/2010/wordprocessingGroup" xmlns:wpi="http://schemas.microsoft.com/office/word/2010/wordprocessingInk" xmlns:wne="http://schemas.microsoft.com/office/word/2006/wordml" xmlns:wps="http://schemas.microsoft.com/office/word/2010/wordprocessingShape" mc:Ignorable="w14 w15 w16se w16cid w16 w16cex wp14">
-  <w16cid:commentId w16cid:paraId="62C4106B" w16cid:durableId="2DB0A0C9"/>
-</w16cid:commentsIds>
 </file>
 
 <file path=word/endnotes.xml><?xml version="1.0" encoding="utf-8"?>
@@ -27869,14 +26249,6 @@
   </w:num>
   <w:numIdMacAtCleanup w:val="18"/>
 </w:numbering>
-</file>
-
-<file path=word/people.xml><?xml version="1.0" encoding="utf-8"?>
-<w15:people xmlns:wpc="http://schemas.microsoft.com/office/word/2010/wordprocessingCanvas" xmlns:cx="http://schemas.microsoft.com/office/drawing/2014/chartex" xmlns:cx1="http://schemas.microsoft.com/office/drawing/2015/9/8/chartex" xmlns:cx2="http://schemas.microsoft.com/office/drawing/2015/10/21/chartex" xmlns:cx3="http://schemas.microsoft.com/office/drawing/2016/5/9/chartex" xmlns:cx4="http://schemas.microsoft.com/office/drawing/2016/5/10/chartex" xmlns:cx5="http://schemas.microsoft.com/office/drawing/2016/5/11/chartex" xmlns:cx6="http://schemas.microsoft.com/office/drawing/2016/5/12/chartex" xmlns:cx7="http://schemas.microsoft.com/office/drawing/2016/5/13/chartex" xmlns:cx8="http://schemas.microsoft.com/office/drawing/2016/5/14/chartex" xmlns:mc="http://schemas.openxmlformats.org/markup-compatibility/2006" xmlns:aink="http://schemas.microsoft.com/office/drawing/2016/ink" xmlns:am3d="http://schemas.microsoft.com/office/drawing/2017/model3d" xmlns:o="urn:schemas-microsoft-com:office:office" xmlns:r="http://schemas.openxmlformats.org/officeDocument/2006/relationships" xmlns:m="http://schemas.openxmlformats.org/officeDocument/2006/math" xmlns:v="urn:schemas-microsoft-com:vml" xmlns:wp14="http://schemas.microsoft.com/office/word/2010/wordprocessingDrawing" xmlns:wp="http://schemas.openxmlformats.org/drawingml/2006/wordprocessingDrawing" xmlns:w10="urn:schemas-microsoft-com:office:word" xmlns:w="http://schemas.openxmlformats.org/wordprocessingml/2006/main" xmlns:w14="http://schemas.microsoft.com/office/word/2010/wordml" xmlns:w15="http://schemas.microsoft.com/office/word/2012/wordml" xmlns:w16cex="http://schemas.microsoft.com/office/word/2018/wordml/cex" xmlns:w16cid="http://schemas.microsoft.com/office/word/2016/wordml/cid" xmlns:w16="http://schemas.microsoft.com/office/word/2018/wordml" xmlns:w16se="http://schemas.microsoft.com/office/word/2015/wordml/symex" xmlns:wpg="http://schemas.microsoft.com/office/word/2010/wordprocessingGroup" xmlns:wpi="http://schemas.microsoft.com/office/word/2010/wordprocessingInk" xmlns:wne="http://schemas.microsoft.com/office/word/2006/wordml" xmlns:wps="http://schemas.microsoft.com/office/word/2010/wordprocessingShape" mc:Ignorable="w14 w15 w16se w16cid w16 w16cex wp14">
-  <w15:person w15:author="user">
-    <w15:presenceInfo w15:providerId="None" w15:userId="user"/>
-  </w15:person>
-</w15:people>
 </file>
 
 <file path=word/styles.xml><?xml version="1.0" encoding="utf-8"?>
@@ -29110,7 +27482,7 @@
 </file>
 
 <file path=customXml/itemProps1.xml><?xml version="1.0" encoding="utf-8"?>
-<ds:datastoreItem xmlns:ds="http://schemas.openxmlformats.org/officeDocument/2006/customXml" ds:itemID="{0836B7AF-4837-45D2-BD88-F84109EE20D5}">
+<ds:datastoreItem xmlns:ds="http://schemas.openxmlformats.org/officeDocument/2006/customXml" ds:itemID="{5855B7B2-3CED-47C0-AE3D-71B7A3F080D8}">
   <ds:schemaRefs>
     <ds:schemaRef ds:uri="http://schemas.openxmlformats.org/officeDocument/2006/bibliography"/>
   </ds:schemaRefs>

--- a/M1 Course/YPpSIS/Coursework/Андреев КП.docx
+++ b/M1 Course/YPpSIS/Coursework/Андреев КП.docx
@@ -874,8 +874,19 @@
           <w:kern w:val="1"/>
           <w:szCs w:val="28"/>
         </w:rPr>
-        <w:t>_______________ В.В.Романенко</w:t>
-      </w:r>
+        <w:t xml:space="preserve">_______________ </w:t>
+      </w:r>
+      <w:proofErr w:type="spellStart"/>
+      <w:r>
+        <w:rPr>
+          <w:rFonts w:eastAsia="Calibri" w:cs="Times New Roman"/>
+          <w:color w:val="00000A"/>
+          <w:kern w:val="1"/>
+          <w:szCs w:val="28"/>
+        </w:rPr>
+        <w:t>В.В.Романенко</w:t>
+      </w:r>
+      <w:proofErr w:type="spellEnd"/>
     </w:p>
     <w:p>
       <w:pPr>
@@ -1087,7 +1098,6 @@
         <w:rPr>
           <w:rFonts w:cs="Times New Roman"/>
           <w:szCs w:val="28"/>
-          <w:u w:val="single"/>
         </w:rPr>
         <w:t>–</w:t>
       </w:r>
@@ -5034,7 +5044,71 @@
           <w:rFonts w:cs="Times New Roman"/>
           <w:szCs w:val="28"/>
         </w:rPr>
-        <w:t xml:space="preserve"> работе используются методы машинного обучения (нейронные сети), обработки естественного языка (токенизация, векторизация текста), системного анализа, а также методологии управления проектами (Agile, Scrum, Waterfall).</w:t>
+        <w:t xml:space="preserve"> работе используются методы машинного обучения (нейронные сети), обработки естественного языка (</w:t>
+      </w:r>
+      <w:proofErr w:type="spellStart"/>
+      <w:r>
+        <w:rPr>
+          <w:rFonts w:cs="Times New Roman"/>
+          <w:szCs w:val="28"/>
+        </w:rPr>
+        <w:t>токенизация</w:t>
+      </w:r>
+      <w:proofErr w:type="spellEnd"/>
+      <w:r>
+        <w:rPr>
+          <w:rFonts w:cs="Times New Roman"/>
+          <w:szCs w:val="28"/>
+        </w:rPr>
+        <w:t>, векторизация текста), системного анализа, а также методологии управления проектами (</w:t>
+      </w:r>
+      <w:proofErr w:type="spellStart"/>
+      <w:r>
+        <w:rPr>
+          <w:rFonts w:cs="Times New Roman"/>
+          <w:szCs w:val="28"/>
+        </w:rPr>
+        <w:t>Agile</w:t>
+      </w:r>
+      <w:proofErr w:type="spellEnd"/>
+      <w:r>
+        <w:rPr>
+          <w:rFonts w:cs="Times New Roman"/>
+          <w:szCs w:val="28"/>
+        </w:rPr>
+        <w:t xml:space="preserve">, </w:t>
+      </w:r>
+      <w:proofErr w:type="spellStart"/>
+      <w:r>
+        <w:rPr>
+          <w:rFonts w:cs="Times New Roman"/>
+          <w:szCs w:val="28"/>
+        </w:rPr>
+        <w:t>Scrum</w:t>
+      </w:r>
+      <w:proofErr w:type="spellEnd"/>
+      <w:r>
+        <w:rPr>
+          <w:rFonts w:cs="Times New Roman"/>
+          <w:szCs w:val="28"/>
+        </w:rPr>
+        <w:t xml:space="preserve">, </w:t>
+      </w:r>
+      <w:proofErr w:type="spellStart"/>
+      <w:r>
+        <w:rPr>
+          <w:rFonts w:cs="Times New Roman"/>
+          <w:szCs w:val="28"/>
+        </w:rPr>
+        <w:t>Waterfall</w:t>
+      </w:r>
+      <w:proofErr w:type="spellEnd"/>
+      <w:r>
+        <w:rPr>
+          <w:rFonts w:cs="Times New Roman"/>
+          <w:szCs w:val="28"/>
+        </w:rPr>
+        <w:t>).</w:t>
       </w:r>
     </w:p>
     <w:p>
@@ -5156,7 +5230,23 @@
         <w:t>–</w:t>
       </w:r>
       <w:r>
-        <w:t xml:space="preserve">проектами (Project Management) представляет собой сложную междисциплинарную область, объединяющую методы, инструменты и техники для достижения целей проекта при заданных ограничениях по времени, бюджету и </w:t>
+        <w:t>проектами (</w:t>
+      </w:r>
+      <w:proofErr w:type="spellStart"/>
+      <w:r>
+        <w:t>Project</w:t>
+      </w:r>
+      <w:proofErr w:type="spellEnd"/>
+      <w:r>
+        <w:t xml:space="preserve"> </w:t>
+      </w:r>
+      <w:proofErr w:type="spellStart"/>
+      <w:r>
+        <w:t>Management</w:t>
+      </w:r>
+      <w:proofErr w:type="spellEnd"/>
+      <w:r>
+        <w:t xml:space="preserve">) представляет собой сложную междисциплинарную область, объединяющую методы, инструменты и техники для достижения целей проекта при заданных ограничениях по времени, бюджету и </w:t>
       </w:r>
       <w:r>
         <w:t>качеству</w:t>
@@ -5171,7 +5261,31 @@
         <w:t>.</w:t>
       </w:r>
       <w:r>
-        <w:t xml:space="preserve"> Согласно данным Project Management Institute (PMI), около 70% IT</w:t>
+        <w:t xml:space="preserve"> Согласно данным </w:t>
+      </w:r>
+      <w:proofErr w:type="spellStart"/>
+      <w:r>
+        <w:t>Project</w:t>
+      </w:r>
+      <w:proofErr w:type="spellEnd"/>
+      <w:r>
+        <w:t xml:space="preserve"> </w:t>
+      </w:r>
+      <w:proofErr w:type="spellStart"/>
+      <w:r>
+        <w:t>Management</w:t>
+      </w:r>
+      <w:proofErr w:type="spellEnd"/>
+      <w:r>
+        <w:t xml:space="preserve"> </w:t>
+      </w:r>
+      <w:proofErr w:type="spellStart"/>
+      <w:r>
+        <w:t>Institute</w:t>
+      </w:r>
+      <w:proofErr w:type="spellEnd"/>
+      <w:r>
+        <w:t xml:space="preserve"> (PMI), около 70% IT</w:t>
       </w:r>
       <w:r>
         <w:t>–</w:t>
@@ -5472,14 +5586,7 @@
     </w:p>
     <w:p>
       <w:pPr>
-        <w:rPr>
-          <w:rFonts w:cs="Times New Roman"/>
-          <w:szCs w:val="28"/>
-        </w:rPr>
-      </w:pPr>
-    </w:p>
-    <w:p>
-      <w:pPr>
+        <w:spacing w:line="240" w:lineRule="auto"/>
         <w:ind w:firstLine="0"/>
         <w:rPr>
           <w:rFonts w:cs="Times New Roman"/>
@@ -5491,6 +5598,7 @@
           <w:rFonts w:cs="Times New Roman"/>
           <w:szCs w:val="28"/>
         </w:rPr>
+        <w:lastRenderedPageBreak/>
         <w:t>Таблица 1.1</w:t>
       </w:r>
       <w:r>
@@ -5540,6 +5648,7 @@
           </w:tcPr>
           <w:p>
             <w:pPr>
+              <w:spacing w:line="240" w:lineRule="auto"/>
               <w:rPr>
                 <w:rFonts w:cs="Times New Roman"/>
                 <w:szCs w:val="28"/>
@@ -5561,6 +5670,7 @@
           </w:tcPr>
           <w:p>
             <w:pPr>
+              <w:spacing w:line="240" w:lineRule="auto"/>
               <w:rPr>
                 <w:rFonts w:cs="Times New Roman"/>
                 <w:szCs w:val="28"/>
@@ -5834,7 +5944,55 @@
           <w:rFonts w:cs="Times New Roman"/>
           <w:szCs w:val="28"/>
         </w:rPr>
-        <w:t>Декомпозиция задач (Work Breakdown Structure, WBS) является фундаментальным инструментом управления проектами. WBS представляет собой иерархическое разбиение проекта на более мелкие, управляемые компоненты</w:t>
+        <w:t>Декомпозиция задач (</w:t>
+      </w:r>
+      <w:proofErr w:type="spellStart"/>
+      <w:r>
+        <w:rPr>
+          <w:rFonts w:cs="Times New Roman"/>
+          <w:szCs w:val="28"/>
+        </w:rPr>
+        <w:t>Work</w:t>
+      </w:r>
+      <w:proofErr w:type="spellEnd"/>
+      <w:r>
+        <w:rPr>
+          <w:rFonts w:cs="Times New Roman"/>
+          <w:szCs w:val="28"/>
+        </w:rPr>
+        <w:t xml:space="preserve"> </w:t>
+      </w:r>
+      <w:proofErr w:type="spellStart"/>
+      <w:r>
+        <w:rPr>
+          <w:rFonts w:cs="Times New Roman"/>
+          <w:szCs w:val="28"/>
+        </w:rPr>
+        <w:t>Breakdown</w:t>
+      </w:r>
+      <w:proofErr w:type="spellEnd"/>
+      <w:r>
+        <w:rPr>
+          <w:rFonts w:cs="Times New Roman"/>
+          <w:szCs w:val="28"/>
+        </w:rPr>
+        <w:t xml:space="preserve"> </w:t>
+      </w:r>
+      <w:proofErr w:type="spellStart"/>
+      <w:r>
+        <w:rPr>
+          <w:rFonts w:cs="Times New Roman"/>
+          <w:szCs w:val="28"/>
+        </w:rPr>
+        <w:t>Structure</w:t>
+      </w:r>
+      <w:proofErr w:type="spellEnd"/>
+      <w:r>
+        <w:rPr>
+          <w:rFonts w:cs="Times New Roman"/>
+          <w:szCs w:val="28"/>
+        </w:rPr>
+        <w:t>, WBS) является фундаментальным инструментом управления проектами. WBS представляет собой иерархическое разбиение проекта на более мелкие, управляемые компоненты</w:t>
       </w:r>
       <w:r>
         <w:rPr>
@@ -6361,74 +6519,81 @@
           <w:rFonts w:cs="Times New Roman"/>
           <w:szCs w:val="28"/>
         </w:rPr>
+        <w:t>Проблемы ручной декомпозиции</w:t>
+      </w:r>
+      <w:r>
+        <w:rPr>
+          <w:rFonts w:cs="Times New Roman"/>
+          <w:szCs w:val="28"/>
+        </w:rPr>
+        <w:t xml:space="preserve"> заключаются </w:t>
+      </w:r>
+      <w:r>
+        <w:rPr>
+          <w:rFonts w:cs="Times New Roman"/>
+          <w:szCs w:val="28"/>
+        </w:rPr>
+        <w:t>в том,</w:t>
+      </w:r>
+      <w:r>
+        <w:rPr>
+          <w:rFonts w:cs="Times New Roman"/>
+          <w:szCs w:val="28"/>
+        </w:rPr>
+        <w:t xml:space="preserve"> что т</w:t>
+      </w:r>
+      <w:r>
+        <w:rPr>
+          <w:rFonts w:cs="Times New Roman"/>
+          <w:szCs w:val="28"/>
+        </w:rPr>
+        <w:t>радиционн</w:t>
+      </w:r>
+      <w:r>
+        <w:rPr>
+          <w:rFonts w:cs="Times New Roman"/>
+          <w:szCs w:val="28"/>
+        </w:rPr>
+        <w:t xml:space="preserve">ая </w:t>
+      </w:r>
+      <w:r>
+        <w:rPr>
+          <w:rFonts w:cs="Times New Roman"/>
+          <w:szCs w:val="28"/>
+        </w:rPr>
+        <w:t>декомпозици</w:t>
+      </w:r>
+      <w:r>
+        <w:rPr>
+          <w:rFonts w:cs="Times New Roman"/>
+          <w:szCs w:val="28"/>
+        </w:rPr>
+        <w:t>я</w:t>
+      </w:r>
+      <w:r>
+        <w:rPr>
+          <w:rFonts w:cs="Times New Roman"/>
+          <w:szCs w:val="28"/>
+        </w:rPr>
+        <w:t xml:space="preserve"> требует значительных временных затрат (в среднем 8</w:t>
+      </w:r>
+      <w:r>
+        <w:t>–</w:t>
+      </w:r>
+      <w:r>
+        <w:rPr>
+          <w:rFonts w:cs="Times New Roman"/>
+          <w:szCs w:val="28"/>
+        </w:rPr>
+        <w:t xml:space="preserve">12 часов </w:t>
+      </w:r>
+      <w:r>
+        <w:rPr>
+          <w:rFonts w:cs="Times New Roman"/>
+          <w:szCs w:val="28"/>
+        </w:rPr>
         <w:lastRenderedPageBreak/>
-        <w:t>Проблемы ручной декомпозиции</w:t>
-      </w:r>
-      <w:r>
-        <w:rPr>
-          <w:rFonts w:cs="Times New Roman"/>
-          <w:szCs w:val="28"/>
-        </w:rPr>
-        <w:t xml:space="preserve"> заключаются </w:t>
-      </w:r>
-      <w:r>
-        <w:rPr>
-          <w:rFonts w:cs="Times New Roman"/>
-          <w:szCs w:val="28"/>
-        </w:rPr>
-        <w:t>в том,</w:t>
-      </w:r>
-      <w:r>
-        <w:rPr>
-          <w:rFonts w:cs="Times New Roman"/>
-          <w:szCs w:val="28"/>
-        </w:rPr>
-        <w:t xml:space="preserve"> что т</w:t>
-      </w:r>
-      <w:r>
-        <w:rPr>
-          <w:rFonts w:cs="Times New Roman"/>
-          <w:szCs w:val="28"/>
-        </w:rPr>
-        <w:t>радиционн</w:t>
-      </w:r>
-      <w:r>
-        <w:rPr>
-          <w:rFonts w:cs="Times New Roman"/>
-          <w:szCs w:val="28"/>
-        </w:rPr>
-        <w:t xml:space="preserve">ая </w:t>
-      </w:r>
-      <w:r>
-        <w:rPr>
-          <w:rFonts w:cs="Times New Roman"/>
-          <w:szCs w:val="28"/>
-        </w:rPr>
-        <w:t>декомпозици</w:t>
-      </w:r>
-      <w:r>
-        <w:rPr>
-          <w:rFonts w:cs="Times New Roman"/>
-          <w:szCs w:val="28"/>
-        </w:rPr>
-        <w:t>я</w:t>
-      </w:r>
-      <w:r>
-        <w:rPr>
-          <w:rFonts w:cs="Times New Roman"/>
-          <w:szCs w:val="28"/>
-        </w:rPr>
-        <w:t xml:space="preserve"> требует значительных временных затрат (в среднем 8</w:t>
-      </w:r>
-      <w:r>
-        <w:t>–</w:t>
-      </w:r>
-      <w:r>
-        <w:rPr>
-          <w:rFonts w:cs="Times New Roman"/>
-          <w:szCs w:val="28"/>
-        </w:rPr>
-        <w:t>12 часов на проект средней сложности). При этом качество результата сильно зависит от опыта проектного менеджера. Исследования показывают, что даже опытные PM допускают систематические ошибки при оценке сложности и пропускают важные подзадачи.</w:t>
+        <w:t>на проект средней сложности). При этом качество результата сильно зависит от опыта проектного менеджера. Исследования показывают, что даже опытные PM допускают систематические ошибки при оценке сложности и пропускают важные подзадачи.</w:t>
       </w:r>
       <w:r>
         <w:rPr>
@@ -6944,6 +7109,7 @@
     </w:p>
     <w:p>
       <w:pPr>
+        <w:spacing w:line="240" w:lineRule="auto"/>
         <w:ind w:firstLine="0"/>
         <w:rPr>
           <w:rFonts w:cs="Times New Roman"/>
@@ -7012,6 +7178,7 @@
           </w:tcPr>
           <w:p>
             <w:pPr>
+              <w:spacing w:line="240" w:lineRule="auto"/>
               <w:ind w:firstLine="0"/>
               <w:rPr>
                 <w:rFonts w:cs="Times New Roman"/>
@@ -7034,6 +7201,7 @@
           </w:tcPr>
           <w:p>
             <w:pPr>
+              <w:spacing w:line="240" w:lineRule="auto"/>
               <w:ind w:firstLine="0"/>
               <w:rPr>
                 <w:rFonts w:cs="Times New Roman"/>
@@ -7056,6 +7224,7 @@
           </w:tcPr>
           <w:p>
             <w:pPr>
+              <w:spacing w:line="240" w:lineRule="auto"/>
               <w:ind w:firstLine="0"/>
               <w:rPr>
                 <w:rFonts w:cs="Times New Roman"/>
@@ -7337,7 +7506,6 @@
                 <w:rFonts w:cs="Times New Roman"/>
                 <w:szCs w:val="28"/>
               </w:rPr>
-              <w:lastRenderedPageBreak/>
               <w:t>Обучаемость</w:t>
             </w:r>
           </w:p>
@@ -7394,6 +7562,7 @@
       </w:pPr>
       <w:bookmarkStart w:id="8" w:name="_Toc230194726"/>
       <w:r>
+        <w:lastRenderedPageBreak/>
         <w:t xml:space="preserve">1.4. Требования к </w:t>
       </w:r>
       <w:r>
@@ -7727,8 +7896,49 @@
           <w:rFonts w:cs="Times New Roman"/>
           <w:szCs w:val="28"/>
         </w:rPr>
-        <w:t xml:space="preserve"> (Windows, Linux, macOS</w:t>
-      </w:r>
+        <w:t xml:space="preserve"> (</w:t>
+      </w:r>
+      <w:proofErr w:type="spellStart"/>
+      <w:r>
+        <w:rPr>
+          <w:rFonts w:cs="Times New Roman"/>
+          <w:szCs w:val="28"/>
+        </w:rPr>
+        <w:t>Windows</w:t>
+      </w:r>
+      <w:proofErr w:type="spellEnd"/>
+      <w:r>
+        <w:rPr>
+          <w:rFonts w:cs="Times New Roman"/>
+          <w:szCs w:val="28"/>
+        </w:rPr>
+        <w:t xml:space="preserve">, </w:t>
+      </w:r>
+      <w:proofErr w:type="spellStart"/>
+      <w:r>
+        <w:rPr>
+          <w:rFonts w:cs="Times New Roman"/>
+          <w:szCs w:val="28"/>
+        </w:rPr>
+        <w:t>Linux</w:t>
+      </w:r>
+      <w:proofErr w:type="spellEnd"/>
+      <w:r>
+        <w:rPr>
+          <w:rFonts w:cs="Times New Roman"/>
+          <w:szCs w:val="28"/>
+        </w:rPr>
+        <w:t xml:space="preserve">, </w:t>
+      </w:r>
+      <w:proofErr w:type="spellStart"/>
+      <w:r>
+        <w:rPr>
+          <w:rFonts w:cs="Times New Roman"/>
+          <w:szCs w:val="28"/>
+        </w:rPr>
+        <w:t>macOS</w:t>
+      </w:r>
+      <w:proofErr w:type="spellEnd"/>
       <w:r>
         <w:rPr>
           <w:rFonts w:cs="Times New Roman"/>
@@ -8020,7 +8230,23 @@
           <w:rFonts w:cs="Times New Roman"/>
           <w:szCs w:val="28"/>
         </w:rPr>
-        <w:t>роанализировать нейросетевые архитектуры для обработки естественного языка</w:t>
+        <w:t xml:space="preserve">роанализировать </w:t>
+      </w:r>
+      <w:proofErr w:type="spellStart"/>
+      <w:r>
+        <w:rPr>
+          <w:rFonts w:cs="Times New Roman"/>
+          <w:szCs w:val="28"/>
+        </w:rPr>
+        <w:t>нейросетевые</w:t>
+      </w:r>
+      <w:proofErr w:type="spellEnd"/>
+      <w:r>
+        <w:rPr>
+          <w:rFonts w:cs="Times New Roman"/>
+          <w:szCs w:val="28"/>
+        </w:rPr>
+        <w:t xml:space="preserve"> архитектуры для обработки естественного языка</w:t>
       </w:r>
       <w:r>
         <w:rPr>
@@ -8198,7 +8424,23 @@
           <w:rFonts w:cs="Times New Roman"/>
           <w:szCs w:val="28"/>
         </w:rPr>
-        <w:t>еализовать нейросетевую модель классификации задач</w:t>
+        <w:t xml:space="preserve">еализовать </w:t>
+      </w:r>
+      <w:proofErr w:type="spellStart"/>
+      <w:r>
+        <w:rPr>
+          <w:rFonts w:cs="Times New Roman"/>
+          <w:szCs w:val="28"/>
+        </w:rPr>
+        <w:t>нейросетевую</w:t>
+      </w:r>
+      <w:proofErr w:type="spellEnd"/>
+      <w:r>
+        <w:rPr>
+          <w:rFonts w:cs="Times New Roman"/>
+          <w:szCs w:val="28"/>
+        </w:rPr>
+        <w:t xml:space="preserve"> модель классификации задач</w:t>
       </w:r>
       <w:r>
         <w:rPr>
@@ -8510,7 +8752,15 @@
         <w:t>б</w:t>
       </w:r>
       <w:r>
-        <w:t xml:space="preserve">азы данных, DevOps, AI/ML разработка, </w:t>
+        <w:t xml:space="preserve">азы данных, </w:t>
+      </w:r>
+      <w:proofErr w:type="spellStart"/>
+      <w:r>
+        <w:t>DevOps</w:t>
+      </w:r>
+      <w:proofErr w:type="spellEnd"/>
+      <w:r>
+        <w:t xml:space="preserve">, AI/ML разработка, </w:t>
       </w:r>
       <w:r>
         <w:t>а</w:t>
@@ -8594,8 +8844,13 @@
         </w:rPr>
         <w:t>b</w:t>
       </w:r>
-      <w:r>
-        <w:t xml:space="preserve">ackend, </w:t>
+      <w:proofErr w:type="spellStart"/>
+      <w:r>
+        <w:t>ackend</w:t>
+      </w:r>
+      <w:proofErr w:type="spellEnd"/>
+      <w:r>
+        <w:t xml:space="preserve">, </w:t>
       </w:r>
       <w:r>
         <w:t>р</w:t>
@@ -8609,8 +8864,13 @@
         </w:rPr>
         <w:t>f</w:t>
       </w:r>
-      <w:r>
-        <w:t xml:space="preserve">rontend, </w:t>
+      <w:proofErr w:type="spellStart"/>
+      <w:r>
+        <w:t>rontend</w:t>
+      </w:r>
+      <w:proofErr w:type="spellEnd"/>
+      <w:r>
+        <w:t xml:space="preserve">, </w:t>
       </w:r>
       <w:r>
         <w:t>р</w:t>
@@ -8624,14 +8884,27 @@
         </w:rPr>
         <w:t>m</w:t>
       </w:r>
-      <w:r>
-        <w:t xml:space="preserve">obile, </w:t>
+      <w:proofErr w:type="spellStart"/>
+      <w:r>
+        <w:t>obile</w:t>
+      </w:r>
+      <w:proofErr w:type="spellEnd"/>
+      <w:r>
+        <w:t xml:space="preserve">, </w:t>
       </w:r>
       <w:r>
         <w:t>т</w:t>
       </w:r>
       <w:r>
-        <w:t xml:space="preserve">естировщик QA, DevOps </w:t>
+        <w:t xml:space="preserve">естировщик QA, </w:t>
+      </w:r>
+      <w:proofErr w:type="spellStart"/>
+      <w:r>
+        <w:t>DevOps</w:t>
+      </w:r>
+      <w:proofErr w:type="spellEnd"/>
+      <w:r>
+        <w:t xml:space="preserve"> </w:t>
       </w:r>
       <w:r>
         <w:t>и</w:t>
@@ -8645,8 +8918,13 @@
         </w:rPr>
         <w:t>p</w:t>
       </w:r>
-      <w:r>
-        <w:t xml:space="preserve">roject </w:t>
+      <w:proofErr w:type="spellStart"/>
+      <w:r>
+        <w:t>roject</w:t>
+      </w:r>
+      <w:proofErr w:type="spellEnd"/>
+      <w:r>
+        <w:t xml:space="preserve"> </w:t>
       </w:r>
       <w:r>
         <w:rPr>
@@ -8654,8 +8932,13 @@
         </w:rPr>
         <w:t>m</w:t>
       </w:r>
-      <w:r>
-        <w:t xml:space="preserve">anager, UX/UI </w:t>
+      <w:proofErr w:type="spellStart"/>
+      <w:r>
+        <w:t>anager</w:t>
+      </w:r>
+      <w:proofErr w:type="spellEnd"/>
+      <w:r>
+        <w:t xml:space="preserve">, UX/UI </w:t>
       </w:r>
       <w:r>
         <w:t>д</w:t>
@@ -8669,8 +8952,13 @@
         </w:rPr>
         <w:t>d</w:t>
       </w:r>
-      <w:r>
-        <w:t xml:space="preserve">ata </w:t>
+      <w:proofErr w:type="spellStart"/>
+      <w:r>
+        <w:t>ata</w:t>
+      </w:r>
+      <w:proofErr w:type="spellEnd"/>
+      <w:r>
+        <w:t xml:space="preserve"> </w:t>
       </w:r>
       <w:r>
         <w:rPr>
@@ -8678,8 +8966,13 @@
         </w:rPr>
         <w:t>e</w:t>
       </w:r>
-      <w:r>
-        <w:t xml:space="preserve">ngineer, ML </w:t>
+      <w:proofErr w:type="spellStart"/>
+      <w:r>
+        <w:t>ngineer</w:t>
+      </w:r>
+      <w:proofErr w:type="spellEnd"/>
+      <w:r>
+        <w:t xml:space="preserve">, ML </w:t>
       </w:r>
       <w:r>
         <w:t>и</w:t>
@@ -8693,8 +8986,13 @@
         </w:rPr>
         <w:t>s</w:t>
       </w:r>
-      <w:r>
-        <w:t xml:space="preserve">ecurity </w:t>
+      <w:proofErr w:type="spellStart"/>
+      <w:r>
+        <w:t>ecurity</w:t>
+      </w:r>
+      <w:proofErr w:type="spellEnd"/>
+      <w:r>
+        <w:t xml:space="preserve"> </w:t>
       </w:r>
       <w:r>
         <w:rPr>
@@ -8702,8 +9000,13 @@
         </w:rPr>
         <w:t>s</w:t>
       </w:r>
-      <w:r>
-        <w:t xml:space="preserve">pecialist, </w:t>
+      <w:proofErr w:type="spellStart"/>
+      <w:r>
+        <w:t>pecialist</w:t>
+      </w:r>
+      <w:proofErr w:type="spellEnd"/>
+      <w:r>
+        <w:t xml:space="preserve">, </w:t>
       </w:r>
       <w:r>
         <w:rPr>
@@ -8711,8 +9014,13 @@
         </w:rPr>
         <w:t>t</w:t>
       </w:r>
-      <w:r>
-        <w:t xml:space="preserve">echnical </w:t>
+      <w:proofErr w:type="spellStart"/>
+      <w:r>
+        <w:t>echnical</w:t>
+      </w:r>
+      <w:proofErr w:type="spellEnd"/>
+      <w:r>
+        <w:t xml:space="preserve"> </w:t>
       </w:r>
       <w:r>
         <w:rPr>
@@ -8720,8 +9028,13 @@
         </w:rPr>
         <w:t>w</w:t>
       </w:r>
-      <w:r>
-        <w:t>riter.</w:t>
+      <w:proofErr w:type="spellStart"/>
+      <w:r>
+        <w:t>riter</w:t>
+      </w:r>
+      <w:proofErr w:type="spellEnd"/>
+      <w:r>
+        <w:t>.</w:t>
       </w:r>
     </w:p>
     <w:p>
@@ -8761,7 +9074,15 @@
         <w:t xml:space="preserve"> с</w:t>
       </w:r>
       <w:r>
-        <w:t>истема должна поддерживать экспорт в форматах TXT, Markdown, JSON, при этом файл экспорта должен содержать полную информацию о декомпозиции.</w:t>
+        <w:t xml:space="preserve">истема должна поддерживать экспорт в форматах TXT, </w:t>
+      </w:r>
+      <w:proofErr w:type="spellStart"/>
+      <w:r>
+        <w:t>Markdown</w:t>
+      </w:r>
+      <w:proofErr w:type="spellEnd"/>
+      <w:r>
+        <w:t>, JSON, при этом файл экспорта должен содержать полную информацию о декомпозиции.</w:t>
       </w:r>
     </w:p>
     <w:p>
@@ -8889,7 +9210,31 @@
         <w:t>в том, что с</w:t>
       </w:r>
       <w:r>
-        <w:t>истема должна поддерживать операционные системы Windows 10+, Ubuntu 18.04+ и macOS 10.15+, не иметь внешних зависимостей, а размер дистрибутива не должен превышать 50 МБ.</w:t>
+        <w:t xml:space="preserve">истема должна поддерживать операционные системы </w:t>
+      </w:r>
+      <w:proofErr w:type="spellStart"/>
+      <w:r>
+        <w:t>Windows</w:t>
+      </w:r>
+      <w:proofErr w:type="spellEnd"/>
+      <w:r>
+        <w:t xml:space="preserve"> 10+, </w:t>
+      </w:r>
+      <w:proofErr w:type="spellStart"/>
+      <w:r>
+        <w:t>Ubuntu</w:t>
+      </w:r>
+      <w:proofErr w:type="spellEnd"/>
+      <w:r>
+        <w:t xml:space="preserve"> 18.04+ и </w:t>
+      </w:r>
+      <w:proofErr w:type="spellStart"/>
+      <w:r>
+        <w:t>macOS</w:t>
+      </w:r>
+      <w:proofErr w:type="spellEnd"/>
+      <w:r>
+        <w:t xml:space="preserve"> 10.15+, не иметь внешних зависимостей, а размер дистрибутива не должен превышать 50 МБ.</w:t>
       </w:r>
     </w:p>
     <w:p>
@@ -9093,8 +9438,17 @@
           <w:rFonts w:cs="Times New Roman"/>
           <w:szCs w:val="28"/>
         </w:rPr>
-        <w:t xml:space="preserve"> демонстрационная, не гарантируется для production</w:t>
-      </w:r>
+        <w:t xml:space="preserve"> демонстрационная, не гарантируется для </w:t>
+      </w:r>
+      <w:proofErr w:type="spellStart"/>
+      <w:r>
+        <w:rPr>
+          <w:rFonts w:cs="Times New Roman"/>
+          <w:szCs w:val="28"/>
+        </w:rPr>
+        <w:t>production</w:t>
+      </w:r>
+      <w:proofErr w:type="spellEnd"/>
       <w:r>
         <w:rPr>
           <w:rFonts w:cs="Times New Roman"/>
@@ -9433,7 +9787,55 @@
           <w:rFonts w:cs="Times New Roman"/>
           <w:szCs w:val="28"/>
         </w:rPr>
-        <w:t xml:space="preserve">(Jira, Trello, Asana) </w:t>
+        <w:t>(</w:t>
+      </w:r>
+      <w:proofErr w:type="spellStart"/>
+      <w:r>
+        <w:rPr>
+          <w:rFonts w:cs="Times New Roman"/>
+          <w:szCs w:val="28"/>
+        </w:rPr>
+        <w:t>Jira</w:t>
+      </w:r>
+      <w:proofErr w:type="spellEnd"/>
+      <w:r>
+        <w:rPr>
+          <w:rFonts w:cs="Times New Roman"/>
+          <w:szCs w:val="28"/>
+        </w:rPr>
+        <w:t xml:space="preserve">, </w:t>
+      </w:r>
+      <w:proofErr w:type="spellStart"/>
+      <w:r>
+        <w:rPr>
+          <w:rFonts w:cs="Times New Roman"/>
+          <w:szCs w:val="28"/>
+        </w:rPr>
+        <w:t>Trello</w:t>
+      </w:r>
+      <w:proofErr w:type="spellEnd"/>
+      <w:r>
+        <w:rPr>
+          <w:rFonts w:cs="Times New Roman"/>
+          <w:szCs w:val="28"/>
+        </w:rPr>
+        <w:t xml:space="preserve">, </w:t>
+      </w:r>
+      <w:proofErr w:type="spellStart"/>
+      <w:r>
+        <w:rPr>
+          <w:rFonts w:cs="Times New Roman"/>
+          <w:szCs w:val="28"/>
+        </w:rPr>
+        <w:t>Asana</w:t>
+      </w:r>
+      <w:proofErr w:type="spellEnd"/>
+      <w:r>
+        <w:rPr>
+          <w:rFonts w:cs="Times New Roman"/>
+          <w:szCs w:val="28"/>
+        </w:rPr>
+        <w:t xml:space="preserve">) </w:t>
       </w:r>
       <w:r>
         <w:t>–</w:t>
@@ -9495,7 +9897,39 @@
           <w:rFonts w:cs="Times New Roman"/>
           <w:szCs w:val="28"/>
         </w:rPr>
-        <w:t xml:space="preserve">(PlanIT, ScopeMaster) </w:t>
+        <w:t>(</w:t>
+      </w:r>
+      <w:proofErr w:type="spellStart"/>
+      <w:r>
+        <w:rPr>
+          <w:rFonts w:cs="Times New Roman"/>
+          <w:szCs w:val="28"/>
+        </w:rPr>
+        <w:t>PlanIT</w:t>
+      </w:r>
+      <w:proofErr w:type="spellEnd"/>
+      <w:r>
+        <w:rPr>
+          <w:rFonts w:cs="Times New Roman"/>
+          <w:szCs w:val="28"/>
+        </w:rPr>
+        <w:t xml:space="preserve">, </w:t>
+      </w:r>
+      <w:proofErr w:type="spellStart"/>
+      <w:r>
+        <w:rPr>
+          <w:rFonts w:cs="Times New Roman"/>
+          <w:szCs w:val="28"/>
+        </w:rPr>
+        <w:t>ScopeMaster</w:t>
+      </w:r>
+      <w:proofErr w:type="spellEnd"/>
+      <w:r>
+        <w:rPr>
+          <w:rFonts w:cs="Times New Roman"/>
+          <w:szCs w:val="28"/>
+        </w:rPr>
+        <w:t xml:space="preserve">) </w:t>
       </w:r>
       <w:r>
         <w:t>–</w:t>
@@ -9531,6 +9965,7 @@
           <w:szCs w:val="28"/>
         </w:rPr>
       </w:pPr>
+      <w:proofErr w:type="spellStart"/>
       <w:r>
         <w:rPr>
           <w:rFonts w:cs="Times New Roman"/>
@@ -9538,6 +9973,7 @@
         </w:rPr>
         <w:t>ии</w:t>
       </w:r>
+      <w:proofErr w:type="spellEnd"/>
       <w:r>
         <w:rPr>
           <w:rFonts w:cs="Times New Roman"/>
@@ -9564,7 +10000,39 @@
           <w:rFonts w:cs="Times New Roman"/>
           <w:szCs w:val="28"/>
         </w:rPr>
-        <w:t xml:space="preserve">(ClickUp AI, Motion) </w:t>
+        <w:t>(</w:t>
+      </w:r>
+      <w:proofErr w:type="spellStart"/>
+      <w:r>
+        <w:rPr>
+          <w:rFonts w:cs="Times New Roman"/>
+          <w:szCs w:val="28"/>
+        </w:rPr>
+        <w:t>ClickUp</w:t>
+      </w:r>
+      <w:proofErr w:type="spellEnd"/>
+      <w:r>
+        <w:rPr>
+          <w:rFonts w:cs="Times New Roman"/>
+          <w:szCs w:val="28"/>
+        </w:rPr>
+        <w:t xml:space="preserve"> AI, </w:t>
+      </w:r>
+      <w:proofErr w:type="spellStart"/>
+      <w:r>
+        <w:rPr>
+          <w:rFonts w:cs="Times New Roman"/>
+          <w:szCs w:val="28"/>
+        </w:rPr>
+        <w:t>Motion</w:t>
+      </w:r>
+      <w:proofErr w:type="spellEnd"/>
+      <w:r>
+        <w:rPr>
+          <w:rFonts w:cs="Times New Roman"/>
+          <w:szCs w:val="28"/>
+        </w:rPr>
+        <w:t xml:space="preserve">) </w:t>
       </w:r>
       <w:r>
         <w:t>–</w:t>
@@ -9967,12 +10435,37 @@
           <w:szCs w:val="28"/>
         </w:rPr>
       </w:pPr>
-      <w:r>
-        <w:rPr>
-          <w:rFonts w:cs="Times New Roman"/>
-          <w:szCs w:val="28"/>
-        </w:rPr>
-        <w:t xml:space="preserve">Jira Software с плагином Structure </w:t>
+      <w:proofErr w:type="spellStart"/>
+      <w:r>
+        <w:rPr>
+          <w:rFonts w:cs="Times New Roman"/>
+          <w:szCs w:val="28"/>
+        </w:rPr>
+        <w:t>Jira</w:t>
+      </w:r>
+      <w:proofErr w:type="spellEnd"/>
+      <w:r>
+        <w:rPr>
+          <w:rFonts w:cs="Times New Roman"/>
+          <w:szCs w:val="28"/>
+        </w:rPr>
+        <w:t xml:space="preserve"> Software с плагином </w:t>
+      </w:r>
+      <w:proofErr w:type="spellStart"/>
+      <w:r>
+        <w:rPr>
+          <w:rFonts w:cs="Times New Roman"/>
+          <w:szCs w:val="28"/>
+        </w:rPr>
+        <w:t>Structure</w:t>
+      </w:r>
+      <w:proofErr w:type="spellEnd"/>
+      <w:r>
+        <w:rPr>
+          <w:rFonts w:cs="Times New Roman"/>
+          <w:szCs w:val="28"/>
+        </w:rPr>
+        <w:t xml:space="preserve"> </w:t>
       </w:r>
       <w:r>
         <w:rPr>
@@ -9986,7 +10479,23 @@
           <w:rFonts w:cs="Times New Roman"/>
           <w:szCs w:val="28"/>
         </w:rPr>
-        <w:t xml:space="preserve"> наиболее популярная система управления проектами в IT. Плагин Structure позволяет создавать иерархии задач, но не генерирует их автоматически</w:t>
+        <w:t xml:space="preserve"> наиболее популярная система управления проектами в IT. Плагин </w:t>
+      </w:r>
+      <w:proofErr w:type="spellStart"/>
+      <w:r>
+        <w:rPr>
+          <w:rFonts w:cs="Times New Roman"/>
+          <w:szCs w:val="28"/>
+        </w:rPr>
+        <w:t>Structure</w:t>
+      </w:r>
+      <w:proofErr w:type="spellEnd"/>
+      <w:r>
+        <w:rPr>
+          <w:rFonts w:cs="Times New Roman"/>
+          <w:szCs w:val="28"/>
+        </w:rPr>
+        <w:t xml:space="preserve"> позволяет создавать иерархии задач, но не генерирует их автоматически</w:t>
       </w:r>
       <w:r>
         <w:rPr>
@@ -10112,8 +10621,17 @@
           <w:rFonts w:cs="Times New Roman"/>
           <w:szCs w:val="28"/>
         </w:rPr>
-        <w:t>нтеграция с экосистемой Atlassian</w:t>
-      </w:r>
+        <w:t xml:space="preserve">нтеграция с экосистемой </w:t>
+      </w:r>
+      <w:proofErr w:type="spellStart"/>
+      <w:r>
+        <w:rPr>
+          <w:rFonts w:cs="Times New Roman"/>
+          <w:szCs w:val="28"/>
+        </w:rPr>
+        <w:t>Atlassian</w:t>
+      </w:r>
+      <w:proofErr w:type="spellEnd"/>
       <w:r>
         <w:rPr>
           <w:rFonts w:cs="Times New Roman"/>
@@ -10263,12 +10781,21 @@
           <w:szCs w:val="28"/>
         </w:rPr>
       </w:pPr>
-      <w:r>
-        <w:rPr>
-          <w:rFonts w:cs="Times New Roman"/>
-          <w:szCs w:val="28"/>
-        </w:rPr>
-        <w:t>ClickUp AI</w:t>
+      <w:proofErr w:type="spellStart"/>
+      <w:r>
+        <w:rPr>
+          <w:rFonts w:cs="Times New Roman"/>
+          <w:szCs w:val="28"/>
+        </w:rPr>
+        <w:t>ClickUp</w:t>
+      </w:r>
+      <w:proofErr w:type="spellEnd"/>
+      <w:r>
+        <w:rPr>
+          <w:rFonts w:cs="Times New Roman"/>
+          <w:szCs w:val="28"/>
+        </w:rPr>
+        <w:t xml:space="preserve"> AI</w:t>
       </w:r>
       <w:r>
         <w:rPr>
@@ -10580,6 +11107,7 @@
           <w:szCs w:val="28"/>
         </w:rPr>
       </w:pPr>
+      <w:proofErr w:type="spellStart"/>
       <w:r>
         <w:rPr>
           <w:rFonts w:cs="Times New Roman"/>
@@ -10587,6 +11115,7 @@
         </w:rPr>
         <w:t>Motion</w:t>
       </w:r>
+      <w:proofErr w:type="spellEnd"/>
       <w:r>
         <w:rPr>
           <w:rFonts w:cs="Times New Roman"/>
@@ -10604,6 +11133,7 @@
         </w:rPr>
         <w:t xml:space="preserve"> </w:t>
       </w:r>
+      <w:proofErr w:type="spellStart"/>
       <w:r>
         <w:rPr>
           <w:rFonts w:cs="Times New Roman"/>
@@ -10611,6 +11141,7 @@
         </w:rPr>
         <w:t>ии</w:t>
       </w:r>
+      <w:proofErr w:type="spellEnd"/>
       <w:r>
         <w:rPr>
           <w:rFonts w:cs="Times New Roman"/>
@@ -10878,6 +11409,7 @@
           <w:szCs w:val="28"/>
         </w:rPr>
       </w:pPr>
+      <w:proofErr w:type="spellStart"/>
       <w:r>
         <w:rPr>
           <w:rFonts w:cs="Times New Roman"/>
@@ -10885,6 +11417,7 @@
         </w:rPr>
         <w:t>ScopeMaster</w:t>
       </w:r>
+      <w:proofErr w:type="spellEnd"/>
       <w:r>
         <w:rPr>
           <w:rFonts w:cs="Times New Roman"/>
@@ -10911,8 +11444,33 @@
           <w:rFonts w:cs="Times New Roman"/>
           <w:szCs w:val="28"/>
         </w:rPr>
-        <w:t>нструмент для автоматического анализа требований и оценки сложности user stories</w:t>
-      </w:r>
+        <w:t xml:space="preserve">нструмент для автоматического анализа требований и оценки сложности </w:t>
+      </w:r>
+      <w:proofErr w:type="spellStart"/>
+      <w:r>
+        <w:rPr>
+          <w:rFonts w:cs="Times New Roman"/>
+          <w:szCs w:val="28"/>
+        </w:rPr>
+        <w:t>user</w:t>
+      </w:r>
+      <w:proofErr w:type="spellEnd"/>
+      <w:r>
+        <w:rPr>
+          <w:rFonts w:cs="Times New Roman"/>
+          <w:szCs w:val="28"/>
+        </w:rPr>
+        <w:t xml:space="preserve"> </w:t>
+      </w:r>
+      <w:proofErr w:type="spellStart"/>
+      <w:r>
+        <w:rPr>
+          <w:rFonts w:cs="Times New Roman"/>
+          <w:szCs w:val="28"/>
+        </w:rPr>
+        <w:t>stories</w:t>
+      </w:r>
+      <w:proofErr w:type="spellEnd"/>
       <w:r>
         <w:rPr>
           <w:rFonts w:cs="Times New Roman"/>
@@ -10971,7 +11529,39 @@
           <w:rFonts w:cs="Times New Roman"/>
           <w:szCs w:val="28"/>
         </w:rPr>
-        <w:t>нализ user stories на английском</w:t>
+        <w:t xml:space="preserve">нализ </w:t>
+      </w:r>
+      <w:proofErr w:type="spellStart"/>
+      <w:r>
+        <w:rPr>
+          <w:rFonts w:cs="Times New Roman"/>
+          <w:szCs w:val="28"/>
+        </w:rPr>
+        <w:t>user</w:t>
+      </w:r>
+      <w:proofErr w:type="spellEnd"/>
+      <w:r>
+        <w:rPr>
+          <w:rFonts w:cs="Times New Roman"/>
+          <w:szCs w:val="28"/>
+        </w:rPr>
+        <w:t xml:space="preserve"> </w:t>
+      </w:r>
+      <w:proofErr w:type="spellStart"/>
+      <w:r>
+        <w:rPr>
+          <w:rFonts w:cs="Times New Roman"/>
+          <w:szCs w:val="28"/>
+        </w:rPr>
+        <w:t>stories</w:t>
+      </w:r>
+      <w:proofErr w:type="spellEnd"/>
+      <w:r>
+        <w:rPr>
+          <w:rFonts w:cs="Times New Roman"/>
+          <w:szCs w:val="28"/>
+        </w:rPr>
+        <w:t xml:space="preserve"> на английском</w:t>
       </w:r>
       <w:r>
         <w:rPr>
@@ -11044,8 +11634,17 @@
           <w:rFonts w:cs="Times New Roman"/>
           <w:szCs w:val="28"/>
         </w:rPr>
-        <w:t>пециализированный инструмент для Agile</w:t>
-      </w:r>
+        <w:t xml:space="preserve">пециализированный инструмент для </w:t>
+      </w:r>
+      <w:proofErr w:type="spellStart"/>
+      <w:r>
+        <w:rPr>
+          <w:rFonts w:cs="Times New Roman"/>
+          <w:szCs w:val="28"/>
+        </w:rPr>
+        <w:t>Agile</w:t>
+      </w:r>
+      <w:proofErr w:type="spellEnd"/>
       <w:r>
         <w:rPr>
           <w:rFonts w:cs="Times New Roman"/>
@@ -11058,8 +11657,17 @@
           <w:rFonts w:cs="Times New Roman"/>
           <w:szCs w:val="28"/>
         </w:rPr>
-        <w:t>нтеграция с Jira</w:t>
-      </w:r>
+        <w:t xml:space="preserve">нтеграция с </w:t>
+      </w:r>
+      <w:proofErr w:type="spellStart"/>
+      <w:r>
+        <w:rPr>
+          <w:rFonts w:cs="Times New Roman"/>
+          <w:szCs w:val="28"/>
+        </w:rPr>
+        <w:t>Jira</w:t>
+      </w:r>
+      <w:proofErr w:type="spellEnd"/>
       <w:r>
         <w:rPr>
           <w:rFonts w:cs="Times New Roman"/>
@@ -11152,8 +11760,33 @@
           <w:rFonts w:cs="Times New Roman"/>
           <w:szCs w:val="28"/>
         </w:rPr>
-        <w:t>аботает только с форматом user story</w:t>
-      </w:r>
+        <w:t xml:space="preserve">аботает только с форматом </w:t>
+      </w:r>
+      <w:proofErr w:type="spellStart"/>
+      <w:r>
+        <w:rPr>
+          <w:rFonts w:cs="Times New Roman"/>
+          <w:szCs w:val="28"/>
+        </w:rPr>
+        <w:t>user</w:t>
+      </w:r>
+      <w:proofErr w:type="spellEnd"/>
+      <w:r>
+        <w:rPr>
+          <w:rFonts w:cs="Times New Roman"/>
+          <w:szCs w:val="28"/>
+        </w:rPr>
+        <w:t xml:space="preserve"> </w:t>
+      </w:r>
+      <w:proofErr w:type="spellStart"/>
+      <w:r>
+        <w:rPr>
+          <w:rFonts w:cs="Times New Roman"/>
+          <w:szCs w:val="28"/>
+        </w:rPr>
+        <w:t>story</w:t>
+      </w:r>
+      <w:proofErr w:type="spellEnd"/>
       <w:r>
         <w:rPr>
           <w:rFonts w:cs="Times New Roman"/>
@@ -11195,13 +11828,47 @@
           <w:szCs w:val="28"/>
         </w:rPr>
       </w:pPr>
-      <w:r>
-        <w:rPr>
-          <w:rFonts w:cs="Times New Roman"/>
-          <w:szCs w:val="28"/>
-        </w:rPr>
-        <w:t>GitHub Copilot для Issues</w:t>
-      </w:r>
+      <w:proofErr w:type="spellStart"/>
+      <w:r>
+        <w:rPr>
+          <w:rFonts w:cs="Times New Roman"/>
+          <w:szCs w:val="28"/>
+        </w:rPr>
+        <w:t>GitHub</w:t>
+      </w:r>
+      <w:proofErr w:type="spellEnd"/>
+      <w:r>
+        <w:rPr>
+          <w:rFonts w:cs="Times New Roman"/>
+          <w:szCs w:val="28"/>
+        </w:rPr>
+        <w:t xml:space="preserve"> </w:t>
+      </w:r>
+      <w:proofErr w:type="spellStart"/>
+      <w:r>
+        <w:rPr>
+          <w:rFonts w:cs="Times New Roman"/>
+          <w:szCs w:val="28"/>
+        </w:rPr>
+        <w:t>Copilot</w:t>
+      </w:r>
+      <w:proofErr w:type="spellEnd"/>
+      <w:r>
+        <w:rPr>
+          <w:rFonts w:cs="Times New Roman"/>
+          <w:szCs w:val="28"/>
+        </w:rPr>
+        <w:t xml:space="preserve"> для </w:t>
+      </w:r>
+      <w:proofErr w:type="spellStart"/>
+      <w:r>
+        <w:rPr>
+          <w:rFonts w:cs="Times New Roman"/>
+          <w:szCs w:val="28"/>
+        </w:rPr>
+        <w:t>Issues</w:t>
+      </w:r>
+      <w:proofErr w:type="spellEnd"/>
       <w:r>
         <w:rPr>
           <w:rFonts w:cs="Times New Roman"/>
@@ -11228,7 +11895,23 @@
           <w:rFonts w:cs="Times New Roman"/>
           <w:szCs w:val="28"/>
         </w:rPr>
-        <w:t xml:space="preserve">кспериментальная функция от GitHub, предлагающая задачи на основе анализа кодовой </w:t>
+        <w:t xml:space="preserve">кспериментальная функция от </w:t>
+      </w:r>
+      <w:proofErr w:type="spellStart"/>
+      <w:r>
+        <w:rPr>
+          <w:rFonts w:cs="Times New Roman"/>
+          <w:szCs w:val="28"/>
+        </w:rPr>
+        <w:t>GitHub</w:t>
+      </w:r>
+      <w:proofErr w:type="spellEnd"/>
+      <w:r>
+        <w:rPr>
+          <w:rFonts w:cs="Times New Roman"/>
+          <w:szCs w:val="28"/>
+        </w:rPr>
+        <w:t xml:space="preserve">, предлагающая задачи на основе анализа кодовой </w:t>
       </w:r>
       <w:r>
         <w:rPr>
@@ -11367,8 +12050,17 @@
           <w:rFonts w:cs="Times New Roman"/>
           <w:szCs w:val="28"/>
         </w:rPr>
-        <w:t>нтеграция с Git</w:t>
-      </w:r>
+        <w:t xml:space="preserve">нтеграция с </w:t>
+      </w:r>
+      <w:proofErr w:type="spellStart"/>
+      <w:r>
+        <w:rPr>
+          <w:rFonts w:cs="Times New Roman"/>
+          <w:szCs w:val="28"/>
+        </w:rPr>
+        <w:t>Git</w:t>
+      </w:r>
+      <w:proofErr w:type="spellEnd"/>
       <w:r>
         <w:rPr>
           <w:rFonts w:cs="Times New Roman"/>
@@ -11670,14 +12362,34 @@
                 <w:szCs w:val="28"/>
               </w:rPr>
             </w:pPr>
+            <w:proofErr w:type="spellStart"/>
             <w:r>
               <w:rPr>
                 <w:rFonts w:cs="Times New Roman"/>
                 <w:color w:val="000000" w:themeColor="text1"/>
                 <w:szCs w:val="28"/>
               </w:rPr>
-              <w:t>Jira + Structure</w:t>
-            </w:r>
+              <w:t>Jira</w:t>
+            </w:r>
+            <w:proofErr w:type="spellEnd"/>
+            <w:r>
+              <w:rPr>
+                <w:rFonts w:cs="Times New Roman"/>
+                <w:color w:val="000000" w:themeColor="text1"/>
+                <w:szCs w:val="28"/>
+              </w:rPr>
+              <w:t xml:space="preserve"> + </w:t>
+            </w:r>
+            <w:proofErr w:type="spellStart"/>
+            <w:r>
+              <w:rPr>
+                <w:rFonts w:cs="Times New Roman"/>
+                <w:color w:val="000000" w:themeColor="text1"/>
+                <w:szCs w:val="28"/>
+              </w:rPr>
+              <w:t>Structure</w:t>
+            </w:r>
+            <w:proofErr w:type="spellEnd"/>
           </w:p>
         </w:tc>
         <w:tc>
@@ -11697,13 +12409,23 @@
                 <w:szCs w:val="28"/>
               </w:rPr>
             </w:pPr>
+            <w:proofErr w:type="spellStart"/>
             <w:r>
               <w:rPr>
                 <w:rFonts w:cs="Times New Roman"/>
                 <w:color w:val="000000" w:themeColor="text1"/>
                 <w:szCs w:val="28"/>
               </w:rPr>
-              <w:t>ClickUp AI</w:t>
+              <w:t>ClickUp</w:t>
+            </w:r>
+            <w:proofErr w:type="spellEnd"/>
+            <w:r>
+              <w:rPr>
+                <w:rFonts w:cs="Times New Roman"/>
+                <w:color w:val="000000" w:themeColor="text1"/>
+                <w:szCs w:val="28"/>
+              </w:rPr>
+              <w:t xml:space="preserve"> AI</w:t>
             </w:r>
           </w:p>
         </w:tc>
@@ -11724,6 +12446,7 @@
                 <w:szCs w:val="28"/>
               </w:rPr>
             </w:pPr>
+            <w:proofErr w:type="spellStart"/>
             <w:r>
               <w:rPr>
                 <w:rFonts w:cs="Times New Roman"/>
@@ -11732,6 +12455,7 @@
               </w:rPr>
               <w:t>Motion</w:t>
             </w:r>
+            <w:proofErr w:type="spellEnd"/>
           </w:p>
         </w:tc>
         <w:tc>
@@ -11751,6 +12475,7 @@
                 <w:szCs w:val="28"/>
               </w:rPr>
             </w:pPr>
+            <w:proofErr w:type="spellStart"/>
             <w:r>
               <w:rPr>
                 <w:rFonts w:cs="Times New Roman"/>
@@ -11759,6 +12484,7 @@
               </w:rPr>
               <w:t>ScopeMaster</w:t>
             </w:r>
+            <w:proofErr w:type="spellEnd"/>
           </w:p>
         </w:tc>
         <w:tc>
@@ -12993,8 +13719,17 @@
                 <w:rFonts w:cs="Times New Roman"/>
                 <w:szCs w:val="28"/>
               </w:rPr>
-              <w:t>750р+/мес</w:t>
-            </w:r>
+              <w:t>750р+/</w:t>
+            </w:r>
+            <w:proofErr w:type="spellStart"/>
+            <w:r>
+              <w:rPr>
+                <w:rFonts w:cs="Times New Roman"/>
+                <w:szCs w:val="28"/>
+              </w:rPr>
+              <w:t>мес</w:t>
+            </w:r>
+            <w:proofErr w:type="spellEnd"/>
           </w:p>
         </w:tc>
         <w:tc>
@@ -13016,8 +13751,17 @@
                 <w:rFonts w:cs="Times New Roman"/>
                 <w:szCs w:val="28"/>
               </w:rPr>
-              <w:t>1500р/мес</w:t>
-            </w:r>
+              <w:t>1500р/</w:t>
+            </w:r>
+            <w:proofErr w:type="spellStart"/>
+            <w:r>
+              <w:rPr>
+                <w:rFonts w:cs="Times New Roman"/>
+                <w:szCs w:val="28"/>
+              </w:rPr>
+              <w:t>мес</w:t>
+            </w:r>
+            <w:proofErr w:type="spellEnd"/>
           </w:p>
         </w:tc>
         <w:tc>
@@ -13039,8 +13783,17 @@
                 <w:rFonts w:cs="Times New Roman"/>
                 <w:szCs w:val="28"/>
               </w:rPr>
-              <w:t>1500р+/мес</w:t>
-            </w:r>
+              <w:t>1500р+/</w:t>
+            </w:r>
+            <w:proofErr w:type="spellStart"/>
+            <w:r>
+              <w:rPr>
+                <w:rFonts w:cs="Times New Roman"/>
+                <w:szCs w:val="28"/>
+              </w:rPr>
+              <w:t>мес</w:t>
+            </w:r>
+            <w:proofErr w:type="spellEnd"/>
           </w:p>
         </w:tc>
         <w:tc>
@@ -13062,8 +13815,17 @@
                 <w:rFonts w:cs="Times New Roman"/>
                 <w:szCs w:val="28"/>
               </w:rPr>
-              <w:t>37400р+/мес</w:t>
-            </w:r>
+              <w:t>37400р+/</w:t>
+            </w:r>
+            <w:proofErr w:type="spellStart"/>
+            <w:r>
+              <w:rPr>
+                <w:rFonts w:cs="Times New Roman"/>
+                <w:szCs w:val="28"/>
+              </w:rPr>
+              <w:t>мес</w:t>
+            </w:r>
+            <w:proofErr w:type="spellEnd"/>
           </w:p>
         </w:tc>
         <w:tc>
@@ -13405,7 +14167,25 @@
                 <w:color w:val="000000" w:themeColor="text1"/>
                 <w:szCs w:val="28"/>
               </w:rPr>
-              <w:t>85% (нейросетевая)</w:t>
+              <w:t>85% (</w:t>
+            </w:r>
+            <w:proofErr w:type="spellStart"/>
+            <w:r>
+              <w:rPr>
+                <w:rFonts w:cs="Times New Roman"/>
+                <w:color w:val="000000" w:themeColor="text1"/>
+                <w:szCs w:val="28"/>
+              </w:rPr>
+              <w:t>нейросетевая</w:t>
+            </w:r>
+            <w:proofErr w:type="spellEnd"/>
+            <w:r>
+              <w:rPr>
+                <w:rFonts w:cs="Times New Roman"/>
+                <w:color w:val="000000" w:themeColor="text1"/>
+                <w:szCs w:val="28"/>
+              </w:rPr>
+              <w:t>)</w:t>
             </w:r>
           </w:p>
         </w:tc>
@@ -13674,6 +14454,13 @@
         </w:rPr>
         <w:t xml:space="preserve"> большинство систем требует ручного ввода всех подзадач</w:t>
       </w:r>
+      <w:r>
+        <w:rPr>
+          <w:rFonts w:cs="Times New Roman"/>
+          <w:szCs w:val="28"/>
+        </w:rPr>
+        <w:t>.</w:t>
+      </w:r>
     </w:p>
     <w:p>
       <w:pPr>
@@ -13715,6 +14502,13 @@
         </w:rPr>
         <w:t xml:space="preserve"> все коммерческие решения работают только в облаке</w:t>
       </w:r>
+      <w:r>
+        <w:rPr>
+          <w:rFonts w:cs="Times New Roman"/>
+          <w:szCs w:val="28"/>
+        </w:rPr>
+        <w:t>.</w:t>
+      </w:r>
     </w:p>
     <w:p>
       <w:pPr>
@@ -13757,6 +14551,7 @@
         </w:rPr>
         <w:t xml:space="preserve"> </w:t>
       </w:r>
+      <w:proofErr w:type="spellStart"/>
       <w:r>
         <w:rPr>
           <w:rFonts w:cs="Times New Roman"/>
@@ -13764,6 +14559,7 @@
         </w:rPr>
         <w:t>ии</w:t>
       </w:r>
+      <w:proofErr w:type="spellEnd"/>
       <w:r>
         <w:rPr>
           <w:rFonts w:cs="Times New Roman"/>
@@ -13777,6 +14573,13 @@
           <w:szCs w:val="28"/>
         </w:rPr>
         <w:t>функции доступны только на английском</w:t>
+      </w:r>
+      <w:r>
+        <w:rPr>
+          <w:rFonts w:cs="Times New Roman"/>
+          <w:szCs w:val="28"/>
+        </w:rPr>
+        <w:t>.</w:t>
       </w:r>
     </w:p>
     <w:p>
@@ -13819,6 +14622,13 @@
         </w:rPr>
         <w:t xml:space="preserve"> качественные решения недоступны для малых команд</w:t>
       </w:r>
+      <w:r>
+        <w:rPr>
+          <w:rFonts w:cs="Times New Roman"/>
+          <w:szCs w:val="28"/>
+        </w:rPr>
+        <w:t>.</w:t>
+      </w:r>
     </w:p>
     <w:p>
       <w:pPr>
@@ -13860,6 +14670,13 @@
         </w:rPr>
         <w:t xml:space="preserve"> существующие системы не предлагают кадровый состав</w:t>
       </w:r>
+      <w:r>
+        <w:rPr>
+          <w:rFonts w:cs="Times New Roman"/>
+          <w:szCs w:val="28"/>
+        </w:rPr>
+        <w:t>.</w:t>
+      </w:r>
     </w:p>
     <w:p>
       <w:pPr>
@@ -13916,6 +14733,13 @@
         </w:rPr>
         <w:t xml:space="preserve"> не требует интернета для работы</w:t>
       </w:r>
+      <w:r>
+        <w:rPr>
+          <w:rFonts w:cs="Times New Roman"/>
+          <w:szCs w:val="28"/>
+        </w:rPr>
+        <w:t>.</w:t>
+      </w:r>
     </w:p>
     <w:p>
       <w:pPr>
@@ -13957,6 +14781,13 @@
         </w:rPr>
         <w:t xml:space="preserve"> анализирует и генерирует на родном языке пользователя</w:t>
       </w:r>
+      <w:r>
+        <w:rPr>
+          <w:rFonts w:cs="Times New Roman"/>
+          <w:szCs w:val="28"/>
+        </w:rPr>
+        <w:t>.</w:t>
+      </w:r>
     </w:p>
     <w:p>
       <w:pPr>
@@ -13979,7 +14810,23 @@
           <w:rFonts w:cs="Times New Roman"/>
           <w:szCs w:val="28"/>
         </w:rPr>
-        <w:t>Использует нейросетевую модель</w:t>
+        <w:t xml:space="preserve">Использует </w:t>
+      </w:r>
+      <w:proofErr w:type="spellStart"/>
+      <w:r>
+        <w:rPr>
+          <w:rFonts w:cs="Times New Roman"/>
+          <w:szCs w:val="28"/>
+        </w:rPr>
+        <w:t>нейросетевую</w:t>
+      </w:r>
+      <w:proofErr w:type="spellEnd"/>
+      <w:r>
+        <w:rPr>
+          <w:rFonts w:cs="Times New Roman"/>
+          <w:szCs w:val="28"/>
+        </w:rPr>
+        <w:t xml:space="preserve"> модель</w:t>
       </w:r>
       <w:r>
         <w:rPr>
@@ -14011,6 +14858,13 @@
           <w:szCs w:val="28"/>
         </w:rPr>
         <w:t>проектов</w:t>
+      </w:r>
+      <w:r>
+        <w:rPr>
+          <w:rFonts w:cs="Times New Roman"/>
+          <w:szCs w:val="28"/>
+        </w:rPr>
+        <w:t>.</w:t>
       </w:r>
     </w:p>
     <w:p>
@@ -14053,6 +14907,13 @@
         </w:rPr>
         <w:t xml:space="preserve"> автоматически назначает команду исполнителей</w:t>
       </w:r>
+      <w:r>
+        <w:rPr>
+          <w:rFonts w:cs="Times New Roman"/>
+          <w:szCs w:val="28"/>
+        </w:rPr>
+        <w:t>.</w:t>
+      </w:r>
     </w:p>
     <w:p>
       <w:pPr>
@@ -14081,11 +14942,62 @@
         <w:rPr>
           <w:rFonts w:cs="Times New Roman"/>
           <w:szCs w:val="28"/>
+        </w:rPr>
+        <w:t xml:space="preserve"> </w:t>
+      </w:r>
+      <w:r>
+        <w:t>–</w:t>
+      </w:r>
+      <w:r>
+        <w:rPr>
+          <w:rFonts w:cs="Times New Roman"/>
+          <w:szCs w:val="28"/>
+        </w:rPr>
+        <w:t xml:space="preserve"> не требует лицензионных отчислений</w:t>
+      </w:r>
+      <w:r>
+        <w:rPr>
+          <w:rFonts w:cs="Times New Roman"/>
+          <w:szCs w:val="28"/>
+        </w:rPr>
+        <w:t>.</w:t>
+      </w:r>
+    </w:p>
+    <w:p>
+      <w:pPr>
+        <w:rPr>
+          <w:rFonts w:cs="Times New Roman"/>
+          <w:szCs w:val="28"/>
+        </w:rPr>
+      </w:pPr>
+      <w:r>
+        <w:rPr>
+          <w:rFonts w:cs="Times New Roman"/>
+          <w:szCs w:val="28"/>
+        </w:rPr>
+        <w:t>Обоснование необходимости разработки:</w:t>
+      </w:r>
+    </w:p>
+    <w:p>
+      <w:pPr>
+        <w:rPr>
+          <w:rFonts w:cs="Times New Roman"/>
+          <w:szCs w:val="28"/>
           <w:lang w:val="en-US"/>
         </w:rPr>
-        <w:t xml:space="preserve"> </w:t>
-      </w:r>
-      <w:r>
+      </w:pPr>
+      <w:r>
+        <w:rPr>
+          <w:rFonts w:cs="Times New Roman"/>
+          <w:szCs w:val="28"/>
+        </w:rPr>
+        <w:t>Анализ существующих решений показывает отсутствие на рынке доступного, автономного, русскоязычного инструмента для автоматической декомпозиции задач. Большинство систем либо не имеют ИИ</w:t>
+      </w:r>
+      <w:r>
+        <w:rPr>
+          <w:rFonts w:cs="Times New Roman"/>
+          <w:szCs w:val="28"/>
+        </w:rPr>
         <w:t>–</w:t>
       </w:r>
       <w:r>
@@ -14093,62 +15005,35 @@
           <w:rFonts w:cs="Times New Roman"/>
           <w:szCs w:val="28"/>
         </w:rPr>
-        <w:t xml:space="preserve"> не требует лицензионных отчислений</w:t>
-      </w:r>
-    </w:p>
-    <w:p>
-      <w:pPr>
-        <w:rPr>
-          <w:rFonts w:cs="Times New Roman"/>
-          <w:szCs w:val="28"/>
-        </w:rPr>
-      </w:pPr>
-      <w:r>
-        <w:rPr>
-          <w:rFonts w:cs="Times New Roman"/>
-          <w:szCs w:val="28"/>
-        </w:rPr>
-        <w:t>Обоснование необходимости разработки:</w:t>
-      </w:r>
-    </w:p>
-    <w:p>
-      <w:pPr>
-        <w:rPr>
-          <w:rFonts w:cs="Times New Roman"/>
-          <w:szCs w:val="28"/>
-        </w:rPr>
-      </w:pPr>
-      <w:r>
-        <w:rPr>
-          <w:rFonts w:cs="Times New Roman"/>
-          <w:szCs w:val="28"/>
-        </w:rPr>
-        <w:t>Анализ существующих решений показывает отсутствие на рынке доступного, автономного, русскоязычного инструмента для автоматической декомпозиции задач. Большинство систем либо не имеют ИИ</w:t>
-      </w:r>
-      <w:r>
-        <w:rPr>
-          <w:rFonts w:cs="Times New Roman"/>
-          <w:szCs w:val="28"/>
-        </w:rPr>
-        <w:t>–</w:t>
-      </w:r>
-      <w:r>
-        <w:rPr>
-          <w:rFonts w:cs="Times New Roman"/>
-          <w:szCs w:val="28"/>
-        </w:rPr>
-        <w:t>функций вообще, либо используют их очень ограниченно. Разработка собственного решения позволит:</w:t>
-      </w:r>
+        <w:t xml:space="preserve">функций вообще, либо используют их очень ограниченно. Разработка собственного решения </w:t>
+      </w:r>
+      <w:proofErr w:type="gramStart"/>
+      <w:r>
+        <w:rPr>
+          <w:rFonts w:cs="Times New Roman"/>
+          <w:szCs w:val="28"/>
+        </w:rPr>
+        <w:t>позволит:</w:t>
+      </w:r>
+      <w:r>
+        <w:rPr>
+          <w:rFonts w:cs="Times New Roman"/>
+          <w:szCs w:val="28"/>
+          <w:lang w:val="en-US"/>
+        </w:rPr>
+        <w:t>:</w:t>
+      </w:r>
+      <w:proofErr w:type="gramEnd"/>
     </w:p>
     <w:p>
       <w:pPr>
         <w:numPr>
           <w:ilvl w:val="0"/>
-          <w:numId w:val="41"/>
+          <w:numId w:val="47"/>
         </w:numPr>
         <w:tabs>
           <w:tab w:val="clear" w:pos="720"/>
-          <w:tab w:val="num" w:pos="993"/>
+          <w:tab w:val="num" w:pos="1134"/>
         </w:tabs>
         <w:ind w:left="0" w:firstLine="709"/>
         <w:rPr>
@@ -14196,11 +15081,11 @@
       <w:pPr>
         <w:numPr>
           <w:ilvl w:val="0"/>
-          <w:numId w:val="41"/>
+          <w:numId w:val="47"/>
         </w:numPr>
         <w:tabs>
           <w:tab w:val="clear" w:pos="720"/>
-          <w:tab w:val="num" w:pos="993"/>
+          <w:tab w:val="num" w:pos="1134"/>
         </w:tabs>
         <w:ind w:left="0" w:firstLine="709"/>
         <w:rPr>
@@ -14234,11 +15119,11 @@
       <w:pPr>
         <w:numPr>
           <w:ilvl w:val="0"/>
-          <w:numId w:val="41"/>
+          <w:numId w:val="47"/>
         </w:numPr>
         <w:tabs>
           <w:tab w:val="clear" w:pos="720"/>
-          <w:tab w:val="num" w:pos="993"/>
+          <w:tab w:val="num" w:pos="1134"/>
         </w:tabs>
         <w:ind w:left="0" w:firstLine="709"/>
         <w:rPr>
@@ -14272,11 +15157,11 @@
       <w:pPr>
         <w:numPr>
           <w:ilvl w:val="0"/>
-          <w:numId w:val="41"/>
+          <w:numId w:val="47"/>
         </w:numPr>
         <w:tabs>
           <w:tab w:val="clear" w:pos="720"/>
-          <w:tab w:val="num" w:pos="993"/>
+          <w:tab w:val="num" w:pos="1134"/>
         </w:tabs>
         <w:ind w:left="0" w:firstLine="709"/>
         <w:rPr>
@@ -14394,7 +15279,15 @@
     </w:p>
     <w:p>
       <w:r>
-        <w:t>Уровень пользовательского интерфейса отвечает за взаимодействие с пользователем. Он реализован с использованием библиотеки Tkinter и включает виджеты для ввода текстового описания задачи, выбора жизненного цикла разработки, отображения результатов анализа, а также панель управления с кнопками для запуска декомпозиции, очистки формы и экспорта результатов. Данный уровень работает в отдельном потоке, что позволяет интерфейсу оставаться отзывчивым во время выполнения ресурсоемких вычислений.</w:t>
+        <w:t xml:space="preserve">Уровень пользовательского интерфейса отвечает за взаимодействие с пользователем. Он реализован с использованием библиотеки </w:t>
+      </w:r>
+      <w:proofErr w:type="spellStart"/>
+      <w:r>
+        <w:t>Tkinter</w:t>
+      </w:r>
+      <w:proofErr w:type="spellEnd"/>
+      <w:r>
+        <w:t xml:space="preserve"> и включает виджеты для ввода текстового описания задачи, выбора жизненного цикла разработки, отображения результатов анализа, а также панель управления с кнопками для запуска декомпозиции, очистки формы и экспорта результатов. Данный уровень работает в отдельном потоке, что позволяет интерфейсу оставаться отзывчивым во время выполнения ресурсоемких вычислений.</w:t>
       </w:r>
     </w:p>
     <w:p>
@@ -14404,7 +15297,31 @@
     </w:p>
     <w:p>
       <w:r>
-        <w:t xml:space="preserve">Ядро искусственного интеллекта представляет собой основной вычислительный модуль системы. Оно включает нейросетевую модель для классификации типов задач, токенизатор и векторизатор текста, модуль </w:t>
+        <w:t xml:space="preserve">Ядро искусственного интеллекта представляет собой основной вычислительный модуль системы. Оно включает </w:t>
+      </w:r>
+      <w:proofErr w:type="spellStart"/>
+      <w:r>
+        <w:t>нейросетевую</w:t>
+      </w:r>
+      <w:proofErr w:type="spellEnd"/>
+      <w:r>
+        <w:t xml:space="preserve"> модель для классификации типов задач, </w:t>
+      </w:r>
+      <w:proofErr w:type="spellStart"/>
+      <w:r>
+        <w:t>токенизатор</w:t>
+      </w:r>
+      <w:proofErr w:type="spellEnd"/>
+      <w:r>
+        <w:t xml:space="preserve"> и </w:t>
+      </w:r>
+      <w:proofErr w:type="spellStart"/>
+      <w:r>
+        <w:t>векторизатор</w:t>
+      </w:r>
+      <w:proofErr w:type="spellEnd"/>
+      <w:r>
+        <w:t xml:space="preserve"> текста, модуль </w:t>
       </w:r>
       <w:r>
         <w:lastRenderedPageBreak/>
@@ -14413,13 +15330,45 @@
     </w:p>
     <w:p>
       <w:r>
-        <w:t>Уровень хранения данных отвечает за персистентность системы. Он обеспечивает сохранение обученной нейросетевой модели в файлы формата NPZ, хранение словаря терминов в JSON</w:t>
+        <w:t xml:space="preserve">Уровень хранения данных отвечает за </w:t>
+      </w:r>
+      <w:proofErr w:type="spellStart"/>
+      <w:r>
+        <w:t>персистентность</w:t>
+      </w:r>
+      <w:proofErr w:type="spellEnd"/>
+      <w:r>
+        <w:t xml:space="preserve"> системы. Он обеспечивает сохранение обученной </w:t>
+      </w:r>
+      <w:proofErr w:type="spellStart"/>
+      <w:r>
+        <w:t>нейросетевой</w:t>
+      </w:r>
+      <w:proofErr w:type="spellEnd"/>
+      <w:r>
+        <w:t xml:space="preserve"> модели в файлы формата NPZ, хранение словаря терминов в JSON</w:t>
       </w:r>
       <w:r>
         <w:t>–</w:t>
       </w:r>
       <w:r>
-        <w:t>файле, а также экспорт результатов декомпозиции в форматах Excel, Markdown, TXT и JSON. Все данные хранятся локально на компьютере пользователя, что обеспечивает полную конфиденциальность информации о проектах.</w:t>
+        <w:t xml:space="preserve">файле, а также экспорт результатов декомпозиции в форматах </w:t>
+      </w:r>
+      <w:proofErr w:type="spellStart"/>
+      <w:r>
+        <w:t>Excel</w:t>
+      </w:r>
+      <w:proofErr w:type="spellEnd"/>
+      <w:r>
+        <w:t xml:space="preserve">, </w:t>
+      </w:r>
+      <w:proofErr w:type="spellStart"/>
+      <w:r>
+        <w:t>Markdown</w:t>
+      </w:r>
+      <w:proofErr w:type="spellEnd"/>
+      <w:r>
+        <w:t>, TXT и JSON. Все данные хранятся локально на компьютере пользователя, что обеспечивает полную конфиденциальность информации о проектах.</w:t>
       </w:r>
       <w:r>
         <w:t xml:space="preserve"> </w:t>
@@ -14448,7 +15397,15 @@
     </w:p>
     <w:p>
       <w:r>
-        <w:t>В качестве основного языка программирования был выбран Python версии 3.</w:t>
+        <w:t xml:space="preserve">В качестве основного языка программирования был выбран </w:t>
+      </w:r>
+      <w:proofErr w:type="spellStart"/>
+      <w:r>
+        <w:t>Python</w:t>
+      </w:r>
+      <w:proofErr w:type="spellEnd"/>
+      <w:r>
+        <w:t xml:space="preserve"> версии 3.</w:t>
       </w:r>
       <w:r>
         <w:t>13</w:t>
@@ -14459,8 +15416,29 @@
       <w:r>
         <w:t>–</w:t>
       </w:r>
-      <w:r>
-        <w:t>платформенностью. Python позволяет быстро прототипировать и тестировать алгоритмы, что критически важно для исследовательской разработки</w:t>
+      <w:proofErr w:type="spellStart"/>
+      <w:r>
+        <w:t>платформенностью</w:t>
+      </w:r>
+      <w:proofErr w:type="spellEnd"/>
+      <w:r>
+        <w:t xml:space="preserve">. </w:t>
+      </w:r>
+      <w:proofErr w:type="spellStart"/>
+      <w:r>
+        <w:t>Python</w:t>
+      </w:r>
+      <w:proofErr w:type="spellEnd"/>
+      <w:r>
+        <w:t xml:space="preserve"> позволяет быстро </w:t>
+      </w:r>
+      <w:proofErr w:type="spellStart"/>
+      <w:r>
+        <w:t>прототипировать</w:t>
+      </w:r>
+      <w:proofErr w:type="spellEnd"/>
+      <w:r>
+        <w:t xml:space="preserve"> и тестировать алгоритмы, что критически важно для исследовательской разработки</w:t>
       </w:r>
       <w:r>
         <w:t xml:space="preserve"> [12]</w:t>
@@ -14471,7 +15449,23 @@
     </w:p>
     <w:p>
       <w:r>
-        <w:t>Для создания графического интерфейса была выбрана библиотека Tkinter. Она входит в стандартную поставку Python, не требует дополнительной установки, обладает достаточной функциональностью для создания профессионального интерфейса и при этом является легковесной, что важно для работы на различных конфигурациях компьютеров</w:t>
+        <w:t xml:space="preserve">Для создания графического интерфейса была выбрана библиотека </w:t>
+      </w:r>
+      <w:proofErr w:type="spellStart"/>
+      <w:r>
+        <w:t>Tkinter</w:t>
+      </w:r>
+      <w:proofErr w:type="spellEnd"/>
+      <w:r>
+        <w:t xml:space="preserve">. Она входит в стандартную поставку </w:t>
+      </w:r>
+      <w:proofErr w:type="spellStart"/>
+      <w:r>
+        <w:t>Python</w:t>
+      </w:r>
+      <w:proofErr w:type="spellEnd"/>
+      <w:r>
+        <w:t>, не требует дополнительной установки, обладает достаточной функциональностью для создания профессионального интерфейса и при этом является легковесной, что важно для работы на различных конфигурациях компьютеров</w:t>
       </w:r>
       <w:r>
         <w:t xml:space="preserve"> [13]</w:t>
@@ -14482,11 +15476,35 @@
     </w:p>
     <w:p>
       <w:r>
-        <w:t xml:space="preserve">Вместо тяжеловесных фреймворков глубокого обучения, таких как TensorFlow или PyTorch, была разработана собственная реализация нейронной </w:t>
+        <w:t xml:space="preserve">Вместо тяжеловесных фреймворков глубокого обучения, таких как </w:t>
+      </w:r>
+      <w:proofErr w:type="spellStart"/>
+      <w:r>
+        <w:t>TensorFlow</w:t>
+      </w:r>
+      <w:proofErr w:type="spellEnd"/>
+      <w:r>
+        <w:t xml:space="preserve"> или </w:t>
+      </w:r>
+      <w:proofErr w:type="spellStart"/>
+      <w:r>
+        <w:t>PyTorch</w:t>
+      </w:r>
+      <w:proofErr w:type="spellEnd"/>
+      <w:r>
+        <w:t xml:space="preserve">, была разработана собственная реализация нейронной </w:t>
       </w:r>
       <w:r>
         <w:lastRenderedPageBreak/>
-        <w:t>сети на базе библиотеки NumPy. Это решение позволяет значительно сократить размер дистрибутива, избежать проблем с совместимостью версий и обеспечить быстрый запуск системы. При этом собственная реализация дает полный контроль над архитектурой и процессом обучения</w:t>
+        <w:t xml:space="preserve">сети на базе библиотеки </w:t>
+      </w:r>
+      <w:proofErr w:type="spellStart"/>
+      <w:r>
+        <w:t>NumPy</w:t>
+      </w:r>
+      <w:proofErr w:type="spellEnd"/>
+      <w:r>
+        <w:t>. Это решение позволяет значительно сократить размер дистрибутива, избежать проблем с совместимостью версий и обеспечить быстрый запуск системы. При этом собственная реализация дает полный контроль над архитектурой и процессом обучения</w:t>
       </w:r>
       <w:r>
         <w:t xml:space="preserve"> [14]</w:t>
@@ -14497,7 +15515,23 @@
     </w:p>
     <w:p>
       <w:r>
-        <w:t>Для экспорта результатов в формате Excel используется библиотека openpyxl, которая позволяет создавать профессионально оформленные отчеты с несколькими листами, стилями форматирования, цветовыми схемами и настройками выравнивания. Данная библиотека является опциональной и может быть установлена по требованию пользователя</w:t>
+        <w:t xml:space="preserve">Для экспорта результатов в формате </w:t>
+      </w:r>
+      <w:proofErr w:type="spellStart"/>
+      <w:r>
+        <w:t>Excel</w:t>
+      </w:r>
+      <w:proofErr w:type="spellEnd"/>
+      <w:r>
+        <w:t xml:space="preserve"> используется библиотека </w:t>
+      </w:r>
+      <w:proofErr w:type="spellStart"/>
+      <w:r>
+        <w:t>openpyxl</w:t>
+      </w:r>
+      <w:proofErr w:type="spellEnd"/>
+      <w:r>
+        <w:t>, которая позволяет создавать профессионально оформленные отчеты с несколькими листами, стилями форматирования, цветовыми схемами и настройками выравнивания. Данная библиотека является опциональной и может быть установлена по требованию пользователя</w:t>
       </w:r>
       <w:r>
         <w:t xml:space="preserve"> [15]</w:t>
@@ -14508,7 +15542,23 @@
     </w:p>
     <w:p>
       <w:r>
-        <w:t>Форматы экспорта Markdown и JSON реализованы с использованием стандартных средств Python, что обеспечивает независимость от внешних библиотек и гарантирует корректную работу в любом окружении.</w:t>
+        <w:t xml:space="preserve">Форматы экспорта </w:t>
+      </w:r>
+      <w:proofErr w:type="spellStart"/>
+      <w:r>
+        <w:t>Markdown</w:t>
+      </w:r>
+      <w:proofErr w:type="spellEnd"/>
+      <w:r>
+        <w:t xml:space="preserve"> и JSON реализованы с использованием стандартных средств </w:t>
+      </w:r>
+      <w:proofErr w:type="spellStart"/>
+      <w:r>
+        <w:t>Python</w:t>
+      </w:r>
+      <w:proofErr w:type="spellEnd"/>
+      <w:r>
+        <w:t>, что обеспечивает независимость от внешних библиотек и гарантирует корректную работу в любом окружении.</w:t>
       </w:r>
       <w:r>
         <w:t xml:space="preserve"> </w:t>
@@ -14551,7 +15601,15 @@
         <w:t>Разработка</w:t>
       </w:r>
       <w:r>
-        <w:t xml:space="preserve"> нейросетевой модели</w:t>
+        <w:t xml:space="preserve"> </w:t>
+      </w:r>
+      <w:proofErr w:type="spellStart"/>
+      <w:r>
+        <w:t>нейросетевой</w:t>
+      </w:r>
+      <w:proofErr w:type="spellEnd"/>
+      <w:r>
+        <w:t xml:space="preserve"> модели</w:t>
       </w:r>
       <w:bookmarkEnd w:id="22"/>
     </w:p>
@@ -14563,12 +15621,28 @@
         <w:t>–</w:t>
       </w:r>
       <w:r>
-        <w:t>разработка, мобильная разработка, базы данных, DevOps, AI/ML, аналитика, безопасность, тестирование.</w:t>
-      </w:r>
-    </w:p>
-    <w:p>
-      <w:r>
-        <w:t xml:space="preserve">В качестве функции активации для скрытого слоя используется гиперболический тангенс, который обеспечивает нелинейное преобразование входных данных и позволяет сети обучаться на сложных зависимостях. Для выходного слоя применяется функция Softmax, которая преобразует </w:t>
+        <w:t xml:space="preserve">разработка, мобильная разработка, базы данных, </w:t>
+      </w:r>
+      <w:proofErr w:type="spellStart"/>
+      <w:r>
+        <w:t>DevOps</w:t>
+      </w:r>
+      <w:proofErr w:type="spellEnd"/>
+      <w:r>
+        <w:t>, AI/ML, аналитика, безопасность, тестирование.</w:t>
+      </w:r>
+    </w:p>
+    <w:p>
+      <w:r>
+        <w:t xml:space="preserve">В качестве функции активации для скрытого слоя используется гиперболический тангенс, который обеспечивает нелинейное преобразование входных данных и позволяет сети обучаться на сложных зависимостях. Для выходного слоя применяется функция </w:t>
+      </w:r>
+      <w:proofErr w:type="spellStart"/>
+      <w:r>
+        <w:t>Softmax</w:t>
+      </w:r>
+      <w:proofErr w:type="spellEnd"/>
+      <w:r>
+        <w:t xml:space="preserve">, которая преобразует </w:t>
       </w:r>
       <w:r>
         <w:lastRenderedPageBreak/>
@@ -14658,7 +15732,23 @@
     </w:p>
     <w:p>
       <w:r>
-        <w:t>Для оценки качества обучения использовалась валидационная выборка, составляющая 20 процентов от общего количества примеров. Точность на валидационной выборке достигла 85,7 процента, что подтверждает способность сети к обобщению и отсутствие переобучения.</w:t>
+        <w:t xml:space="preserve">Для оценки качества обучения использовалась </w:t>
+      </w:r>
+      <w:proofErr w:type="spellStart"/>
+      <w:r>
+        <w:t>валидационная</w:t>
+      </w:r>
+      <w:proofErr w:type="spellEnd"/>
+      <w:r>
+        <w:t xml:space="preserve"> выборка, составляющая 20 процентов от общего количества примеров. Точность на </w:t>
+      </w:r>
+      <w:proofErr w:type="spellStart"/>
+      <w:r>
+        <w:t>валидационной</w:t>
+      </w:r>
+      <w:proofErr w:type="spellEnd"/>
+      <w:r>
+        <w:t xml:space="preserve"> выборке достигла 85,7 процента, что подтверждает способность сети к обобщению и отсутствие переобучения.</w:t>
       </w:r>
     </w:p>
     <w:p>
@@ -14684,7 +15774,23 @@
     </w:p>
     <w:p>
       <w:r>
-        <w:t>Оценка сложности задачи основана на анализе ключевых слов, характеризующих различные аспекты технической сложности. Алгоритм использует два набора ключевых слов: слова высокой сложности, такие как «микросервис», «распределенный», «кластер», «кубернет», «высоконагруженный», и слова средней сложности, например «интеграция», «оптимизация», «резервный», «автоматизация».</w:t>
+        <w:t>Оценка сложности задачи основана на анализе ключевых слов, характеризующих различные аспекты технической сложности. Алгоритм использует два набора ключевых слов: слова высокой сложности, такие как «</w:t>
+      </w:r>
+      <w:proofErr w:type="spellStart"/>
+      <w:r>
+        <w:t>микросервис</w:t>
+      </w:r>
+      <w:proofErr w:type="spellEnd"/>
+      <w:r>
+        <w:t>», «распределенный», «кластер», «</w:t>
+      </w:r>
+      <w:proofErr w:type="spellStart"/>
+      <w:r>
+        <w:t>кубернет</w:t>
+      </w:r>
+      <w:proofErr w:type="spellEnd"/>
+      <w:r>
+        <w:t>», «высоконагруженный», и слова средней сложности, например «интеграция», «оптимизация», «резервный», «автоматизация».</w:t>
       </w:r>
     </w:p>
     <w:p>
@@ -14715,7 +15821,15 @@
     </w:p>
     <w:p>
       <w:r>
-        <w:t xml:space="preserve">Распределение ролей реализовано на основе взвешенного подсчета совпадений ключевых слов. Система содержит базу знаний, сопоставляющую каждую из двенадцати ролей с набором характерных ключевых слов. Например, роль «Аналитик» связывается со словами «анализ», «требование», «спецификация», а роль «Разработчик Backend» </w:t>
+        <w:t xml:space="preserve">Распределение ролей реализовано на основе взвешенного подсчета совпадений ключевых слов. Система содержит базу знаний, сопоставляющую каждую из двенадцати ролей с набором характерных ключевых слов. Например, роль «Аналитик» связывается со словами «анализ», «требование», «спецификация», а роль «Разработчик </w:t>
+      </w:r>
+      <w:proofErr w:type="spellStart"/>
+      <w:r>
+        <w:t>Backend</w:t>
+      </w:r>
+      <w:proofErr w:type="spellEnd"/>
+      <w:r>
+        <w:t xml:space="preserve">» </w:t>
       </w:r>
       <w:r>
         <w:t>–</w:t>
@@ -14726,19 +15840,61 @@
     </w:p>
     <w:p>
       <w:r>
-        <w:t>Для каждого текстового описания вычисляется количество совпадений с ключевыми словами каждой роли. Дополнительные баллы начисляются в зависимости от выбранного жизненного цикла: для методологии Agile/Scrum повышается приоритет ролей Scrum</w:t>
-      </w:r>
+        <w:t xml:space="preserve">Для каждого текстового описания вычисляется количество совпадений с ключевыми словами каждой роли. Дополнительные баллы начисляются в зависимости от выбранного жизненного цикла: для методологии </w:t>
+      </w:r>
+      <w:proofErr w:type="spellStart"/>
+      <w:r>
+        <w:t>Agile</w:t>
+      </w:r>
+      <w:proofErr w:type="spellEnd"/>
+      <w:r>
+        <w:t>/</w:t>
+      </w:r>
+      <w:proofErr w:type="spellStart"/>
+      <w:r>
+        <w:t>Scrum</w:t>
+      </w:r>
+      <w:proofErr w:type="spellEnd"/>
+      <w:r>
+        <w:t xml:space="preserve"> повышается приорит</w:t>
+      </w:r>
+      <w:bookmarkStart w:id="24" w:name="_GoBack"/>
+      <w:bookmarkEnd w:id="24"/>
+      <w:r>
+        <w:t xml:space="preserve">ет ролей </w:t>
+      </w:r>
+      <w:proofErr w:type="spellStart"/>
+      <w:r>
+        <w:t>Scrum</w:t>
+      </w:r>
+      <w:proofErr w:type="spellEnd"/>
       <w:r>
         <w:t>–</w:t>
       </w:r>
       <w:r>
-        <w:t xml:space="preserve">мастера и владельца продукта, а для DevOps </w:t>
+        <w:t xml:space="preserve">мастера и владельца продукта, а для </w:t>
+      </w:r>
+      <w:proofErr w:type="spellStart"/>
+      <w:r>
+        <w:t>DevOps</w:t>
+      </w:r>
+      <w:proofErr w:type="spellEnd"/>
+      <w:r>
+        <w:t xml:space="preserve"> </w:t>
       </w:r>
       <w:r>
         <w:t>–</w:t>
       </w:r>
       <w:r>
-        <w:t xml:space="preserve"> инженера DevOps.</w:t>
+        <w:t xml:space="preserve"> инженера </w:t>
+      </w:r>
+      <w:proofErr w:type="spellStart"/>
+      <w:r>
+        <w:t>DevOps</w:t>
+      </w:r>
+      <w:proofErr w:type="spellEnd"/>
+      <w:r>
+        <w:t>.</w:t>
       </w:r>
     </w:p>
     <w:p>
@@ -14765,17 +15921,73 @@
     </w:p>
     <w:p>
       <w:r>
-        <w:t xml:space="preserve">Водопадная модель предполагает последовательное выполнение шести фаз: анализ требований, проектирование, реализация, тестирование, внедрение и сопровождение. Для методологии Agile/Scrum фазы включают формирование бэклога, планирование спринта, разработку, обзор спринта, </w:t>
+        <w:t xml:space="preserve">Водопадная модель предполагает последовательное выполнение шести фаз: анализ требований, проектирование, реализация, тестирование, внедрение и сопровождение. Для методологии </w:t>
+      </w:r>
+      <w:proofErr w:type="spellStart"/>
+      <w:r>
+        <w:t>Agile</w:t>
+      </w:r>
+      <w:proofErr w:type="spellEnd"/>
+      <w:r>
+        <w:t>/</w:t>
+      </w:r>
+      <w:proofErr w:type="spellStart"/>
+      <w:r>
+        <w:t>Scrum</w:t>
+      </w:r>
+      <w:proofErr w:type="spellEnd"/>
+      <w:r>
+        <w:t xml:space="preserve"> фазы включают формирование </w:t>
+      </w:r>
+      <w:proofErr w:type="spellStart"/>
+      <w:r>
+        <w:t>бэклога</w:t>
+      </w:r>
+      <w:proofErr w:type="spellEnd"/>
+      <w:r>
+        <w:t xml:space="preserve">, планирование спринта, разработку, обзор спринта, </w:t>
       </w:r>
       <w:r>
         <w:lastRenderedPageBreak/>
-        <w:t>ретроспективу и релиз. Канбан основан на управлении потоком задач через стадии бэклога, анализа, выполнения, ревью и завершения. Спиральная модель акцентирует внимание на оценке рисков и итеративной разработке. V</w:t>
+        <w:t xml:space="preserve">ретроспективу и релиз. </w:t>
+      </w:r>
+      <w:proofErr w:type="spellStart"/>
+      <w:r>
+        <w:t>Канбан</w:t>
+      </w:r>
+      <w:proofErr w:type="spellEnd"/>
+      <w:r>
+        <w:t xml:space="preserve"> основан на управлении потоком задач через стадии </w:t>
+      </w:r>
+      <w:proofErr w:type="spellStart"/>
+      <w:r>
+        <w:t>бэклога</w:t>
+      </w:r>
+      <w:proofErr w:type="spellEnd"/>
+      <w:r>
+        <w:t xml:space="preserve">, анализа, выполнения, </w:t>
+      </w:r>
+      <w:proofErr w:type="spellStart"/>
+      <w:r>
+        <w:t>ревью</w:t>
+      </w:r>
+      <w:proofErr w:type="spellEnd"/>
+      <w:r>
+        <w:t xml:space="preserve"> и завершения. Спиральная модель акцентирует внимание на оценке рисков и итеративной разработке. V</w:t>
       </w:r>
       <w:r>
         <w:t>–</w:t>
       </w:r>
       <w:r>
-        <w:t>образная модель предполагает параллельное выполнение этапов разработки и тестирования. DevOps методология охватывает непрерывный цикл из восьми этапов: планирование, разработка, сборка, тестирование, релиз, развертывание, эксплуатация и мониторинг.</w:t>
+        <w:t xml:space="preserve">образная модель предполагает параллельное выполнение этапов разработки и тестирования. </w:t>
+      </w:r>
+      <w:proofErr w:type="spellStart"/>
+      <w:r>
+        <w:t>DevOps</w:t>
+      </w:r>
+      <w:proofErr w:type="spellEnd"/>
+      <w:r>
+        <w:t xml:space="preserve"> методология охватывает непрерывный цикл из восьми этапов: планирование, разработка, сборка, тестирование, релиз, развертывание, эксплуатация и мониторинг.</w:t>
       </w:r>
     </w:p>
     <w:p>
@@ -14792,13 +16004,26 @@
         <w:t>–</w:t>
       </w:r>
       <w:r>
-        <w:t>модели, созданию базы знаний и интеграции с мессенджерами. При упоминании дашбордов добавляются задачи по настройке ETL</w:t>
+        <w:t xml:space="preserve">модели, созданию базы знаний и интеграции с мессенджерами. При упоминании </w:t>
+      </w:r>
+      <w:proofErr w:type="spellStart"/>
+      <w:r>
+        <w:t>дашбордов</w:t>
+      </w:r>
+      <w:proofErr w:type="spellEnd"/>
+      <w:r>
+        <w:t xml:space="preserve"> добавляются задачи по настройке ETL</w:t>
       </w:r>
       <w:r>
         <w:t>–</w:t>
       </w:r>
-      <w:r>
-        <w:t>пайплайнов, созданию визуализаций и реализации фильтров. При описании интернет</w:t>
+      <w:proofErr w:type="spellStart"/>
+      <w:r>
+        <w:t>пайплайнов</w:t>
+      </w:r>
+      <w:proofErr w:type="spellEnd"/>
+      <w:r>
+        <w:t>, созданию визуализаций и реализации фильтров. При описании интернет</w:t>
       </w:r>
       <w:r>
         <w:t>–</w:t>
@@ -14816,11 +16041,11 @@
       <w:pPr>
         <w:pStyle w:val="2"/>
       </w:pPr>
-      <w:bookmarkStart w:id="24" w:name="_Toc230194742"/>
+      <w:bookmarkStart w:id="25" w:name="_Toc230194742"/>
       <w:r>
         <w:t>4.5. Разработка пользовательского интерфейса</w:t>
       </w:r>
-      <w:bookmarkEnd w:id="24"/>
+      <w:bookmarkEnd w:id="25"/>
     </w:p>
     <w:p>
       <w:r>
@@ -14839,7 +16064,15 @@
       </w:r>
       <w:r>
         <w:lastRenderedPageBreak/>
-        <w:t>находится многострочное текстовое поле для ввода описания задачи с возможностью прокрутки. Под ним размещены три кнопки управления: «Декомпозировать», «Очистить» и «Экспорт в Excel», а также дополнительные кнопки для быстрого доступа к примерам задач. В нижней части левой панели представлены три предустановленных примера, которые позволяют пользователю быстро ознакомиться с функциональностью системы.</w:t>
+        <w:t xml:space="preserve">находится многострочное текстовое поле для ввода описания задачи с возможностью прокрутки. Под ним размещены три кнопки управления: «Декомпозировать», «Очистить» и «Экспорт в </w:t>
+      </w:r>
+      <w:proofErr w:type="spellStart"/>
+      <w:r>
+        <w:t>Excel</w:t>
+      </w:r>
+      <w:proofErr w:type="spellEnd"/>
+      <w:r>
+        <w:t>», а также дополнительные кнопки для быстрого доступа к примерам задач. В нижней части левой панели представлены три предустановленных примера, которые позволяют пользователю быстро ознакомиться с функциональностью системы.</w:t>
       </w:r>
     </w:p>
     <w:p>
@@ -14873,7 +16106,7 @@
       <w:pPr>
         <w:pStyle w:val="2"/>
       </w:pPr>
-      <w:bookmarkStart w:id="25" w:name="_Toc230194743"/>
+      <w:bookmarkStart w:id="26" w:name="_Toc230194743"/>
       <w:r>
         <w:t xml:space="preserve">4.6. </w:t>
       </w:r>
@@ -14883,7 +16116,7 @@
       <w:r>
         <w:t xml:space="preserve"> компонентов и тестирование</w:t>
       </w:r>
-      <w:bookmarkEnd w:id="25"/>
+      <w:bookmarkEnd w:id="26"/>
     </w:p>
     <w:p>
       <w:r>
@@ -14901,19 +16134,43 @@
     </w:p>
     <w:p>
       <w:r>
-        <w:t>Модуль экспорта поддерживает четыре формата файлов. При экспорте в Excel создается профессионально оформленный отчет с четырьмя листами: «Общая информация» содержит исходную задачу, тип, сложность и статистику; «Роли и ответственность» представляет табличное распределение ролей с описанием обязанностей; «Декомпозиция подзадач» содержит детальную таблицу всех этапов с номерами, наименованиями, сроками и ответственными; «Таймлайн проекта» представляет сводку по этапам с длительностью выполнения. Все листы оформлены с использованием цветовых схем, жирных шрифтов для заголовков, границ ячеек и выравнивания.</w:t>
-      </w:r>
-    </w:p>
-    <w:p>
-      <w:r>
-        <w:t>Модуль экспорта в Markdown и текстовый формат создает структурированный документ с заголовками, маркированными списками и выделением ключевой информации. Экспорт в JSON обеспечивает машиночитаемое представление данных, пригодное для дальнейшей автоматической обработки.</w:t>
+        <w:t xml:space="preserve">Модуль экспорта поддерживает четыре формата файлов. При экспорте в </w:t>
+      </w:r>
+      <w:proofErr w:type="spellStart"/>
+      <w:r>
+        <w:t>Excel</w:t>
+      </w:r>
+      <w:proofErr w:type="spellEnd"/>
+      <w:r>
+        <w:t xml:space="preserve"> создается профессионально оформленный отчет с четырьмя листами: «Общая информация» содержит исходную задачу, тип, сложность и статистику; «Роли и ответственность» представляет табличное распределение ролей с описанием обязанностей; «Декомпозиция подзадач» содержит детальную таблицу всех этапов с номерами, наименованиями, сроками и ответственными; «</w:t>
+      </w:r>
+      <w:proofErr w:type="spellStart"/>
+      <w:r>
+        <w:t>Таймлайн</w:t>
+      </w:r>
+      <w:proofErr w:type="spellEnd"/>
+      <w:r>
+        <w:t xml:space="preserve"> проекта» представляет сводку по этапам с длительностью выполнения. Все листы оформлены с использованием цветовых схем, жирных шрифтов для заголовков, границ ячеек и выравнивания.</w:t>
+      </w:r>
+    </w:p>
+    <w:p>
+      <w:r>
+        <w:t xml:space="preserve">Модуль экспорта в </w:t>
+      </w:r>
+      <w:proofErr w:type="spellStart"/>
+      <w:r>
+        <w:t>Markdown</w:t>
+      </w:r>
+      <w:proofErr w:type="spellEnd"/>
+      <w:r>
+        <w:t xml:space="preserve"> и текстовый формат создает структурированный документ с заголовками, маркированными списками и выделением ключевой информации. Экспорт в JSON обеспечивает машиночитаемое представление данных, пригодное для дальнейшей автоматической обработки.</w:t>
       </w:r>
     </w:p>
     <w:p>
       <w:pPr>
         <w:pStyle w:val="2"/>
       </w:pPr>
-      <w:bookmarkStart w:id="26" w:name="_Toc230194744"/>
+      <w:bookmarkStart w:id="27" w:name="_Toc230194744"/>
       <w:r>
         <w:t xml:space="preserve">4.7. </w:t>
       </w:r>
@@ -14923,7 +16180,7 @@
       <w:r>
         <w:t xml:space="preserve"> качества и производительности</w:t>
       </w:r>
-      <w:bookmarkEnd w:id="26"/>
+      <w:bookmarkEnd w:id="27"/>
     </w:p>
     <w:p>
       <w:r>
@@ -14943,7 +16200,23 @@
     </w:p>
     <w:p>
       <w:r>
-        <w:t>Производительность системы оценивалась на тестовом окружении с процессором Intel Core i</w:t>
+        <w:t xml:space="preserve">Производительность системы оценивалась на тестовом окружении с процессором </w:t>
+      </w:r>
+      <w:proofErr w:type="spellStart"/>
+      <w:r>
+        <w:t>Intel</w:t>
+      </w:r>
+      <w:proofErr w:type="spellEnd"/>
+      <w:r>
+        <w:t xml:space="preserve"> </w:t>
+      </w:r>
+      <w:proofErr w:type="spellStart"/>
+      <w:r>
+        <w:t>Core</w:t>
+      </w:r>
+      <w:proofErr w:type="spellEnd"/>
+      <w:r>
+        <w:t xml:space="preserve"> i</w:t>
       </w:r>
       <w:r>
         <w:t>3</w:t>
@@ -14966,14 +16239,46 @@
     </w:p>
     <w:p>
       <w:r>
-        <w:t>Кроссплатформенность обеспечена использованием стандартной библиотеки Python и библиотек, доступных для всех основных операционных систем. Система протестирована и успешно работает на Windows 10 и 11, Ubuntu 18.04 и новее, а также macOS 10.15 и новее.</w:t>
+        <w:t xml:space="preserve">Кроссплатформенность обеспечена использованием стандартной библиотеки </w:t>
+      </w:r>
+      <w:proofErr w:type="spellStart"/>
+      <w:r>
+        <w:t>Python</w:t>
+      </w:r>
+      <w:proofErr w:type="spellEnd"/>
+      <w:r>
+        <w:t xml:space="preserve"> и библиотек, доступных для всех основных операционных систем. Система протестирована и успешно работает на </w:t>
+      </w:r>
+      <w:proofErr w:type="spellStart"/>
+      <w:r>
+        <w:t>Windows</w:t>
+      </w:r>
+      <w:proofErr w:type="spellEnd"/>
+      <w:r>
+        <w:t xml:space="preserve"> 10 и 11, </w:t>
+      </w:r>
+      <w:proofErr w:type="spellStart"/>
+      <w:r>
+        <w:t>Ubuntu</w:t>
+      </w:r>
+      <w:proofErr w:type="spellEnd"/>
+      <w:r>
+        <w:t xml:space="preserve"> 18.04 и новее, а также </w:t>
+      </w:r>
+      <w:proofErr w:type="spellStart"/>
+      <w:r>
+        <w:t>macOS</w:t>
+      </w:r>
+      <w:proofErr w:type="spellEnd"/>
+      <w:r>
+        <w:t xml:space="preserve"> 10.15 и новее.</w:t>
       </w:r>
     </w:p>
     <w:p>
       <w:pPr>
         <w:pStyle w:val="2"/>
       </w:pPr>
-      <w:bookmarkStart w:id="27" w:name="_Toc230194745"/>
+      <w:bookmarkStart w:id="28" w:name="_Toc230194745"/>
       <w:r>
         <w:t xml:space="preserve">4.8. </w:t>
       </w:r>
@@ -14983,7 +16288,7 @@
       <w:r>
         <w:t xml:space="preserve"> разработки</w:t>
       </w:r>
-      <w:bookmarkEnd w:id="27"/>
+      <w:bookmarkEnd w:id="28"/>
     </w:p>
     <w:p>
       <w:r>
@@ -15014,8 +16319,13 @@
     </w:p>
     <w:p>
       <w:r>
-        <w:t>Экспорт результатов поддерживает четыре формата, включая профессиональный Excel</w:t>
-      </w:r>
+        <w:t xml:space="preserve">Экспорт результатов поддерживает четыре формата, включая профессиональный </w:t>
+      </w:r>
+      <w:proofErr w:type="spellStart"/>
+      <w:r>
+        <w:t>Excel</w:t>
+      </w:r>
+      <w:proofErr w:type="spellEnd"/>
       <w:r>
         <w:t>–</w:t>
       </w:r>
@@ -15190,7 +16500,6 @@
         <w:ind w:firstLine="0"/>
         <w:jc w:val="center"/>
       </w:pPr>
-      <w:bookmarkStart w:id="28" w:name="_GoBack"/>
       <w:r>
         <w:rPr>
           <w:noProof/>
@@ -15244,7 +16553,6 @@
           </wp:inline>
         </w:drawing>
       </w:r>
-      <w:bookmarkEnd w:id="28"/>
     </w:p>
     <w:p>
       <w:pPr>
@@ -15328,7 +16636,39 @@
     </w:p>
     <w:p>
       <w:r>
-        <w:t>Тестирование проводилось на стандартном рабочем окружении: ноутбук с процессором Intel Core i5 с тактовой частотой 2,5 гигагерца, оперативной памятью объемом 8 гигабайт, операционной системой Windows 11, интерпретатором Python версии 3.9.13. Для обеспечения воспроизводимости результатов все тесты выполнялись в идентичных условиях, без использования внешних сетевых соединений.</w:t>
+        <w:t xml:space="preserve">Тестирование проводилось на стандартном рабочем окружении: ноутбук с процессором </w:t>
+      </w:r>
+      <w:proofErr w:type="spellStart"/>
+      <w:r>
+        <w:t>Intel</w:t>
+      </w:r>
+      <w:proofErr w:type="spellEnd"/>
+      <w:r>
+        <w:t xml:space="preserve"> </w:t>
+      </w:r>
+      <w:proofErr w:type="spellStart"/>
+      <w:r>
+        <w:t>Core</w:t>
+      </w:r>
+      <w:proofErr w:type="spellEnd"/>
+      <w:r>
+        <w:t xml:space="preserve"> i5 с тактовой частотой 2,5 гигагерца, оперативной памятью объемом 8 гигабайт, операционной системой </w:t>
+      </w:r>
+      <w:proofErr w:type="spellStart"/>
+      <w:r>
+        <w:t>Windows</w:t>
+      </w:r>
+      <w:proofErr w:type="spellEnd"/>
+      <w:r>
+        <w:t xml:space="preserve"> 11, интерпретатором </w:t>
+      </w:r>
+      <w:proofErr w:type="spellStart"/>
+      <w:r>
+        <w:t>Python</w:t>
+      </w:r>
+      <w:proofErr w:type="spellEnd"/>
+      <w:r>
+        <w:t xml:space="preserve"> версии 3.9.13. Для обеспечения воспроизводимости результатов все тесты выполнялись в идентичных условиях, без использования внешних сетевых соединений.</w:t>
       </w:r>
     </w:p>
     <w:p/>
@@ -15374,12 +16714,44 @@
         <w:t>–</w:t>
       </w:r>
       <w:r>
-        <w:t>сайта с каталогом товаров, корзиной, личным кабинетом пользователя и интеграцией с платежной системой. Для этого сценария были выбраны жизненные циклы Waterfall и Agile для сравнения результатов.</w:t>
-      </w:r>
-    </w:p>
-    <w:p>
-      <w:r>
-        <w:t>Второй сценарий охватывал мобильную разработку и предполагал создание кроссплатформенного приложения для доставки еды с функцией отслеживания курьера в реальном времени и интеграцией картографических сервисов. Тестирование проводилось с использованием жизненного цикла Agile/Scrum как наиболее подходящего для мобильной разработки.</w:t>
+        <w:t xml:space="preserve">сайта с каталогом товаров, корзиной, личным кабинетом пользователя и интеграцией с платежной системой. Для этого сценария были выбраны жизненные циклы </w:t>
+      </w:r>
+      <w:proofErr w:type="spellStart"/>
+      <w:r>
+        <w:t>Waterfall</w:t>
+      </w:r>
+      <w:proofErr w:type="spellEnd"/>
+      <w:r>
+        <w:t xml:space="preserve"> и </w:t>
+      </w:r>
+      <w:proofErr w:type="spellStart"/>
+      <w:r>
+        <w:t>Agile</w:t>
+      </w:r>
+      <w:proofErr w:type="spellEnd"/>
+      <w:r>
+        <w:t xml:space="preserve"> для сравнения результатов.</w:t>
+      </w:r>
+    </w:p>
+    <w:p>
+      <w:r>
+        <w:t xml:space="preserve">Второй сценарий охватывал мобильную разработку и предполагал создание кроссплатформенного приложения для доставки еды с функцией отслеживания курьера в реальном времени и интеграцией картографических сервисов. Тестирование проводилось с использованием жизненного цикла </w:t>
+      </w:r>
+      <w:proofErr w:type="spellStart"/>
+      <w:r>
+        <w:t>Agile</w:t>
+      </w:r>
+      <w:proofErr w:type="spellEnd"/>
+      <w:r>
+        <w:t>/</w:t>
+      </w:r>
+      <w:proofErr w:type="spellStart"/>
+      <w:r>
+        <w:t>Scrum</w:t>
+      </w:r>
+      <w:proofErr w:type="spellEnd"/>
+      <w:r>
+        <w:t xml:space="preserve"> как наиболее подходящего для мобильной разработки.</w:t>
       </w:r>
     </w:p>
     <w:p>
@@ -15395,14 +16767,40 @@
     </w:p>
     <w:p>
       <w:r>
-        <w:t>Четвертый сценарий охватывал DevOps</w:t>
-      </w:r>
+        <w:t xml:space="preserve">Четвертый сценарий охватывал </w:t>
+      </w:r>
+      <w:proofErr w:type="spellStart"/>
+      <w:r>
+        <w:t>DevOps</w:t>
+      </w:r>
+      <w:proofErr w:type="spellEnd"/>
       <w:r>
         <w:t>–</w:t>
       </w:r>
       <w:r>
-        <w:t>направление и формулировался как внедрение непрерывной интеграции и доставки для микросервисной архитектуры, включающей пять микросервисов, с автоматическим тестированием и развертыванием. Естественным выбором для этого сценария стал DevOps</w:t>
-      </w:r>
+        <w:t xml:space="preserve">направление и формулировался как внедрение непрерывной интеграции и доставки для </w:t>
+      </w:r>
+      <w:proofErr w:type="spellStart"/>
+      <w:r>
+        <w:t>микросервисной</w:t>
+      </w:r>
+      <w:proofErr w:type="spellEnd"/>
+      <w:r>
+        <w:t xml:space="preserve"> архитектуры, включающей пять </w:t>
+      </w:r>
+      <w:proofErr w:type="spellStart"/>
+      <w:r>
+        <w:t>микросервисов</w:t>
+      </w:r>
+      <w:proofErr w:type="spellEnd"/>
+      <w:r>
+        <w:t xml:space="preserve">, с автоматическим тестированием и развертыванием. Естественным выбором для этого сценария стал </w:t>
+      </w:r>
+      <w:proofErr w:type="spellStart"/>
+      <w:r>
+        <w:t>DevOps</w:t>
+      </w:r>
+      <w:proofErr w:type="spellEnd"/>
       <w:r>
         <w:t>–</w:t>
       </w:r>
@@ -15438,7 +16836,23 @@
     </w:p>
     <w:p>
       <w:r>
-        <w:t>Седьмой сценарий был посвящен созданию аналитического дашборда для визуализации ключевых показателей эффективности в реальном времени с возможностью фильтрации, детализации и экспорта данных. Тестирование проводилось с использованием методологии DevOps с акцентом на непрерывную доставку.</w:t>
+        <w:t xml:space="preserve">Седьмой сценарий был посвящен созданию аналитического </w:t>
+      </w:r>
+      <w:proofErr w:type="spellStart"/>
+      <w:r>
+        <w:t>дашборда</w:t>
+      </w:r>
+      <w:proofErr w:type="spellEnd"/>
+      <w:r>
+        <w:t xml:space="preserve"> для визуализации ключевых показателей эффективности в реальном времени с возможностью фильтрации, детализации и экспорта данных. Тестирование проводилось с использованием методологии </w:t>
+      </w:r>
+      <w:proofErr w:type="spellStart"/>
+      <w:r>
+        <w:t>DevOps</w:t>
+      </w:r>
+      <w:proofErr w:type="spellEnd"/>
+      <w:r>
+        <w:t xml:space="preserve"> с акцентом на непрерывную доставку.</w:t>
       </w:r>
     </w:p>
     <w:p>
@@ -15449,8 +16863,13 @@
         <w:t>–</w:t>
       </w:r>
       <w:r>
-        <w:t>токенов, OAuth</w:t>
-      </w:r>
+        <w:t xml:space="preserve">токенов, </w:t>
+      </w:r>
+      <w:proofErr w:type="spellStart"/>
+      <w:r>
+        <w:t>OAuth</w:t>
+      </w:r>
+      <w:proofErr w:type="spellEnd"/>
       <w:r>
         <w:t>–</w:t>
       </w:r>
@@ -15472,8 +16891,13 @@
         <w:t>–</w:t>
       </w:r>
       <w:r>
-        <w:t xml:space="preserve"> разработке защищенного приложения для управления банковскими счетами, включающего функционал переводов, оплаты услуг, push</w:t>
-      </w:r>
+        <w:t xml:space="preserve"> разработке защищенного приложения для управления банковскими счетами, включающего функционал переводов, оплаты услуг, </w:t>
+      </w:r>
+      <w:proofErr w:type="spellStart"/>
+      <w:r>
+        <w:t>push</w:t>
+      </w:r>
+      <w:proofErr w:type="spellEnd"/>
       <w:r>
         <w:t>–</w:t>
       </w:r>
@@ -15489,7 +16913,23 @@
         <w:t>–</w:t>
       </w:r>
       <w:r>
-        <w:t>магазина, включающую сбор пользовательских данных, обучение моделей и формирование персонализированных рекомендаций. Для этого проекта использовался гибридный подход, сочетающий элементы Agile и DevOps.</w:t>
+        <w:t xml:space="preserve">магазина, включающую сбор пользовательских данных, обучение моделей и формирование персонализированных рекомендаций. Для этого проекта использовался гибридный подход, сочетающий элементы </w:t>
+      </w:r>
+      <w:proofErr w:type="spellStart"/>
+      <w:r>
+        <w:t>Agile</w:t>
+      </w:r>
+      <w:proofErr w:type="spellEnd"/>
+      <w:r>
+        <w:t xml:space="preserve"> и </w:t>
+      </w:r>
+      <w:proofErr w:type="spellStart"/>
+      <w:r>
+        <w:t>DevOps</w:t>
+      </w:r>
+      <w:proofErr w:type="spellEnd"/>
+      <w:r>
+        <w:t>.</w:t>
       </w:r>
     </w:p>
     <w:p>
@@ -15519,7 +16959,23 @@
     </w:p>
     <w:p>
       <w:r>
-        <w:t>По итогам тестирования десяти сценариев были получены следующие результаты. Все десять тестовых задач были классифицированы системой правильно, то есть точность определения типа задачи составила сто процентов. Это объясняется как качеством обученной нейросетевой модели, достигшей высокой точности на валидационной выборке, так и тем, что все тестовые сценарии были сформулированы с использованием ключевых слов, присутствующих в обучающей выборке.</w:t>
+        <w:t xml:space="preserve">По итогам тестирования десяти сценариев были получены следующие результаты. Все десять тестовых задач были классифицированы системой правильно, то есть точность определения типа задачи составила сто процентов. Это объясняется как качеством обученной </w:t>
+      </w:r>
+      <w:proofErr w:type="spellStart"/>
+      <w:r>
+        <w:t>нейросетевой</w:t>
+      </w:r>
+      <w:proofErr w:type="spellEnd"/>
+      <w:r>
+        <w:t xml:space="preserve"> модели, достигшей высокой точности на </w:t>
+      </w:r>
+      <w:proofErr w:type="spellStart"/>
+      <w:r>
+        <w:t>валидационной</w:t>
+      </w:r>
+      <w:proofErr w:type="spellEnd"/>
+      <w:r>
+        <w:t xml:space="preserve"> выборке, так и тем, что все тестовые сценарии были сформулированы с использованием ключевых слов, присутствующих в обучающей выборке.</w:t>
       </w:r>
     </w:p>
     <w:p>
@@ -15530,7 +16986,15 @@
         <w:t>–</w:t>
       </w:r>
       <w:r>
-        <w:t>за наличия в описании термина «микросервисная архитектура», который относится к категории слов высокой сложности. Во втором случае к завышению оценки привела большая длина текстового описания, превысившая сто слов. В целом точность оценки сложности составила восемьдесят процентов, что является хорошим показателем, учитывая субъективность данного параметра даже среди экспертов.</w:t>
+        <w:t>за наличия в описании термина «</w:t>
+      </w:r>
+      <w:proofErr w:type="spellStart"/>
+      <w:r>
+        <w:t>микросервисная</w:t>
+      </w:r>
+      <w:proofErr w:type="spellEnd"/>
+      <w:r>
+        <w:t xml:space="preserve"> архитектура», который относится к категории слов высокой сложности. Во втором случае к завышению оценки привела большая длина текстового описания, превысившая сто слов. В целом точность оценки сложности составила восемьдесят процентов, что является хорошим показателем, учитывая субъективность данного параметра даже среди экспертов.</w:t>
       </w:r>
     </w:p>
     <w:p>
@@ -15541,13 +17005,26 @@
         <w:t>–</w:t>
       </w:r>
       <w:r>
-        <w:t xml:space="preserve"> девяносто пять процентов был достигнут для DevOps</w:t>
-      </w:r>
+        <w:t xml:space="preserve"> девяносто пять процентов был достигнут для </w:t>
+      </w:r>
+      <w:proofErr w:type="spellStart"/>
+      <w:r>
+        <w:t>DevOps</w:t>
+      </w:r>
+      <w:proofErr w:type="spellEnd"/>
       <w:r>
         <w:t>–</w:t>
       </w:r>
       <w:r>
-        <w:t xml:space="preserve">сценария, где системой были предложены все необходимые этапы настройки пайплайна и мониторинга. Наихудший показатель </w:t>
+        <w:t xml:space="preserve">сценария, где системой были предложены все необходимые этапы настройки </w:t>
+      </w:r>
+      <w:proofErr w:type="spellStart"/>
+      <w:r>
+        <w:t>пайплайна</w:t>
+      </w:r>
+      <w:proofErr w:type="spellEnd"/>
+      <w:r>
+        <w:t xml:space="preserve"> и мониторинга. Наихудший показатель </w:t>
       </w:r>
       <w:r>
         <w:t>–</w:t>
@@ -15569,8 +17046,13 @@
       </w:r>
       <w:r>
         <w:lastRenderedPageBreak/>
-        <w:t>минимальный показатель полноты значительно превышает типичные показатели ручной декомпозиции для junior</w:t>
-      </w:r>
+        <w:t xml:space="preserve">минимальный показатель полноты значительно превышает типичные показатели ручной декомпозиции для </w:t>
+      </w:r>
+      <w:proofErr w:type="spellStart"/>
+      <w:r>
+        <w:t>junior</w:t>
+      </w:r>
+      <w:proofErr w:type="spellEnd"/>
       <w:r>
         <w:t>–</w:t>
       </w:r>
@@ -15585,7 +17067,15 @@
     </w:p>
     <w:p>
       <w:r>
-        <w:t>Средняя пользовательская оценка полезности системы по пятибалльной шкале составила 4,4 балла. Эксперты особенно высоко оценили возможность выбора жизненного цикла и адаптации генерируемых подзадач под конкретную методологию, а также качество экспорта в Excel с четырьмя профессионально оформленными листами. Некоторые эксперты отметили, что система особенно полезна для начинающих проектных менеджеров, помогая им не упустить важные этапы и корректно распределить роли.</w:t>
+        <w:t xml:space="preserve">Средняя пользовательская оценка полезности системы по пятибалльной шкале составила 4,4 балла. Эксперты особенно высоко оценили возможность выбора жизненного цикла и адаптации генерируемых подзадач под конкретную методологию, а также качество экспорта в </w:t>
+      </w:r>
+      <w:proofErr w:type="spellStart"/>
+      <w:r>
+        <w:t>Excel</w:t>
+      </w:r>
+      <w:proofErr w:type="spellEnd"/>
+      <w:r>
+        <w:t xml:space="preserve"> с четырьмя профессионально оформленными листами. Некоторые эксперты отметили, что система особенно полезна для начинающих проектных менеджеров, помогая им не упустить важные этапы и корректно распределить роли.</w:t>
       </w:r>
     </w:p>
     <w:p>
@@ -15681,8 +17171,21 @@
     </w:p>
     <w:p>
       <w:r>
-        <w:t>В процессе тестирования были выявлены следующие ограничения разработанной системы. Первое ограничение связано с языковой поддержкой: система работает только с русским языком и не распознает английские термины, за исключением общеупотребительных, таких как API или DevOps. При вводе задачи на смешанном русско</w:t>
-      </w:r>
+        <w:t xml:space="preserve">В процессе тестирования были выявлены следующие ограничения разработанной системы. Первое ограничение связано с языковой поддержкой: система работает только с русским языком и не распознает английские термины, за исключением общеупотребительных, таких как API или </w:t>
+      </w:r>
+      <w:proofErr w:type="spellStart"/>
+      <w:r>
+        <w:t>DevOps</w:t>
+      </w:r>
+      <w:proofErr w:type="spellEnd"/>
+      <w:r>
+        <w:t xml:space="preserve">. При вводе задачи на смешанном </w:t>
+      </w:r>
+      <w:proofErr w:type="spellStart"/>
+      <w:r>
+        <w:t>русско</w:t>
+      </w:r>
+      <w:proofErr w:type="spellEnd"/>
       <w:r>
         <w:t>–</w:t>
       </w:r>
@@ -15706,12 +17209,52 @@
     </w:p>
     <w:p>
       <w:r>
-        <w:t>Четвертое ограничение связано с фиксированным набором ролей и типов задач. Добавление новой роли или нового типа задачи требует модификации исходного кода и повторного обучения нейросетевой модели, что недоступно конечному пользователю.</w:t>
-      </w:r>
-    </w:p>
-    <w:p>
-      <w:r>
-        <w:t>Пятое ограничение касается интеграции с внешними системами: система не имеет API и не может автоматически передавать результаты в Jira, Trello, Microsoft Project или другие системы управления проектами. Экспорт осуществляется вручную через файловый диалог.</w:t>
+        <w:t xml:space="preserve">Четвертое ограничение связано с фиксированным набором ролей и типов задач. Добавление новой роли или нового типа задачи требует модификации исходного кода и повторного обучения </w:t>
+      </w:r>
+      <w:proofErr w:type="spellStart"/>
+      <w:r>
+        <w:t>нейросетевой</w:t>
+      </w:r>
+      <w:proofErr w:type="spellEnd"/>
+      <w:r>
+        <w:t xml:space="preserve"> модели, что недоступно конечному пользователю.</w:t>
+      </w:r>
+    </w:p>
+    <w:p>
+      <w:r>
+        <w:t xml:space="preserve">Пятое ограничение касается интеграции с внешними системами: система не имеет API и не может автоматически передавать результаты в </w:t>
+      </w:r>
+      <w:proofErr w:type="spellStart"/>
+      <w:r>
+        <w:t>Jira</w:t>
+      </w:r>
+      <w:proofErr w:type="spellEnd"/>
+      <w:r>
+        <w:t xml:space="preserve">, </w:t>
+      </w:r>
+      <w:proofErr w:type="spellStart"/>
+      <w:r>
+        <w:t>Trello</w:t>
+      </w:r>
+      <w:proofErr w:type="spellEnd"/>
+      <w:r>
+        <w:t xml:space="preserve">, </w:t>
+      </w:r>
+      <w:proofErr w:type="spellStart"/>
+      <w:r>
+        <w:t>Microsoft</w:t>
+      </w:r>
+      <w:proofErr w:type="spellEnd"/>
+      <w:r>
+        <w:t xml:space="preserve"> </w:t>
+      </w:r>
+      <w:proofErr w:type="spellStart"/>
+      <w:r>
+        <w:t>Project</w:t>
+      </w:r>
+      <w:proofErr w:type="spellEnd"/>
+      <w:r>
+        <w:t xml:space="preserve"> или другие системы управления проектами. Экспорт осуществляется вручную через файловый диалог.</w:t>
       </w:r>
     </w:p>
     <w:p>
@@ -15720,7 +17263,23 @@
       </w:r>
       <w:r>
         <w:lastRenderedPageBreak/>
-        <w:t>добавляя собственные шаблоны задач, роли и ключевые слова. Создание REST API обеспечит интеграцию с популярными системами управления проектами, позволяя автоматически создавать задачи в Jira, Trello или других инструментах. Внедрение механизма обучения на исторических данных позволит системе адаптироваться к стилю планирования конкретной команды, учитывая предпочтения и успешные практики.</w:t>
+        <w:t xml:space="preserve">добавляя собственные шаблоны задач, роли и ключевые слова. Создание REST API обеспечит интеграцию с популярными системами управления проектами, позволяя автоматически создавать задачи в </w:t>
+      </w:r>
+      <w:proofErr w:type="spellStart"/>
+      <w:r>
+        <w:t>Jira</w:t>
+      </w:r>
+      <w:proofErr w:type="spellEnd"/>
+      <w:r>
+        <w:t xml:space="preserve">, </w:t>
+      </w:r>
+      <w:proofErr w:type="spellStart"/>
+      <w:r>
+        <w:t>Trello</w:t>
+      </w:r>
+      <w:proofErr w:type="spellEnd"/>
+      <w:r>
+        <w:t xml:space="preserve"> или других инструментах. Внедрение механизма обучения на исторических данных позволит системе адаптироваться к стилю планирования конкретной команды, учитывая предпочтения и успешные практики.</w:t>
       </w:r>
     </w:p>
     <w:p>
@@ -15800,13 +17359,53 @@
         <w:t>–</w:t>
       </w:r>
       <w:r>
-        <w:t>пяти часов на проект средней сложности. Существующие на рынке программные продукты для управления проектами, такие как Jira, Trello, Asana, предлагают инструменты для отслеживания задач, но не обеспечивают автоматической генерации структуры работ на основе текстового описания. Коммерческие ИИ</w:t>
+        <w:t xml:space="preserve">пяти часов на проект средней сложности. Существующие на рынке программные продукты для управления проектами, такие как </w:t>
+      </w:r>
+      <w:proofErr w:type="spellStart"/>
+      <w:r>
+        <w:t>Jira</w:t>
+      </w:r>
+      <w:proofErr w:type="spellEnd"/>
+      <w:r>
+        <w:t xml:space="preserve">, </w:t>
+      </w:r>
+      <w:proofErr w:type="spellStart"/>
+      <w:r>
+        <w:t>Trello</w:t>
+      </w:r>
+      <w:proofErr w:type="spellEnd"/>
+      <w:r>
+        <w:t xml:space="preserve">, </w:t>
+      </w:r>
+      <w:proofErr w:type="spellStart"/>
+      <w:r>
+        <w:t>Asana</w:t>
+      </w:r>
+      <w:proofErr w:type="spellEnd"/>
+      <w:r>
+        <w:t>, предлагают инструменты для отслеживания задач, но не обеспечивают автоматической генерации структуры работ на основе текстового описания. Коммерческие ИИ</w:t>
       </w:r>
       <w:r>
         <w:t>–</w:t>
       </w:r>
       <w:r>
-        <w:t>решения, такие как ClickUp AI или Motion, работают только в облачной модели, требуют подписки и не поддерживают русский язык. Таким образом, была подтверждена необходимость разработки собственного автономного русскоязычного решения.</w:t>
+        <w:t xml:space="preserve">решения, такие как </w:t>
+      </w:r>
+      <w:proofErr w:type="spellStart"/>
+      <w:r>
+        <w:t>ClickUp</w:t>
+      </w:r>
+      <w:proofErr w:type="spellEnd"/>
+      <w:r>
+        <w:t xml:space="preserve"> AI или </w:t>
+      </w:r>
+      <w:proofErr w:type="spellStart"/>
+      <w:r>
+        <w:t>Motion</w:t>
+      </w:r>
+      <w:proofErr w:type="spellEnd"/>
+      <w:r>
+        <w:t>, работают только в облачной модели, требуют подписки и не поддерживают русский язык. Таким образом, была подтверждена необходимость разработки собственного автономного русскоязычного решения.</w:t>
       </w:r>
     </w:p>
     <w:p>
@@ -15826,17 +17425,137 @@
     </w:p>
     <w:p>
       <w:r>
-        <w:t>Обзор аналогов показал, что существующие решения не в полной мере удовлетворяют выявленным требованиям. Jira и Trello не имеют функций автоматической генерации и требуют ручного ввода всех подзадач. ClickUp AI и Motion поддерживают только английский язык и требуют постоянного подключения к интернету. ScopeMaster очень дорог и работает только с форматом user story. GitHub Copilot ограничен существующими проектами и не предназначен для планирования с нуля. Разрабатываемая система выгодно отличается от аналогов полной автономностью, поддержкой русского языка, бесплатностью, возможностью выбора из шести жизненных циклов и локальным хранением данных, обеспечивающим конфиденциальность.</w:t>
-      </w:r>
-    </w:p>
-    <w:p>
-      <w:r>
-        <w:t>В процессе разработки была спроектирована модульная архитектура системы, включающая четыре уровня: пользовательский интерфейс, прикладной уровень, ядро искусственного интеллекта и уровень хранения данных. В качестве основных технологий выбраны Python 3.9 как основной язык программирования, Tkinter для создания графического интерфейса, NumPy для математических вычислений и openpyxl для экспорта в Excel. Отказ от тяжеловесных фреймворков глубокого обучения в пользу собственной легковесной реализации нейронной сети позволил сократить размер дистрибутива до 850 килобайт и обеспечить минимальное потребление системных ресурсов.</w:t>
-      </w:r>
-    </w:p>
-    <w:p>
-      <w:r>
-        <w:t>Разработанная нейросетевая модель представляет собой трехслойную сеть прямой связи с архитектурой пятьдесят</w:t>
+        <w:t xml:space="preserve">Обзор аналогов показал, что существующие решения не в полной мере удовлетворяют выявленным требованиям. </w:t>
+      </w:r>
+      <w:proofErr w:type="spellStart"/>
+      <w:r>
+        <w:t>Jira</w:t>
+      </w:r>
+      <w:proofErr w:type="spellEnd"/>
+      <w:r>
+        <w:t xml:space="preserve"> и </w:t>
+      </w:r>
+      <w:proofErr w:type="spellStart"/>
+      <w:r>
+        <w:t>Trello</w:t>
+      </w:r>
+      <w:proofErr w:type="spellEnd"/>
+      <w:r>
+        <w:t xml:space="preserve"> не имеют функций автоматической генерации и требуют ручного ввода всех подзадач. </w:t>
+      </w:r>
+      <w:proofErr w:type="spellStart"/>
+      <w:r>
+        <w:t>ClickUp</w:t>
+      </w:r>
+      <w:proofErr w:type="spellEnd"/>
+      <w:r>
+        <w:t xml:space="preserve"> AI и </w:t>
+      </w:r>
+      <w:proofErr w:type="spellStart"/>
+      <w:r>
+        <w:t>Motion</w:t>
+      </w:r>
+      <w:proofErr w:type="spellEnd"/>
+      <w:r>
+        <w:t xml:space="preserve"> поддерживают только английский язык и требуют постоянного подключения к интернету. </w:t>
+      </w:r>
+      <w:proofErr w:type="spellStart"/>
+      <w:r>
+        <w:t>ScopeMaster</w:t>
+      </w:r>
+      <w:proofErr w:type="spellEnd"/>
+      <w:r>
+        <w:t xml:space="preserve"> очень дорог и работает только с форматом </w:t>
+      </w:r>
+      <w:proofErr w:type="spellStart"/>
+      <w:r>
+        <w:t>user</w:t>
+      </w:r>
+      <w:proofErr w:type="spellEnd"/>
+      <w:r>
+        <w:t xml:space="preserve"> </w:t>
+      </w:r>
+      <w:proofErr w:type="spellStart"/>
+      <w:r>
+        <w:t>story</w:t>
+      </w:r>
+      <w:proofErr w:type="spellEnd"/>
+      <w:r>
+        <w:t xml:space="preserve">. </w:t>
+      </w:r>
+      <w:proofErr w:type="spellStart"/>
+      <w:r>
+        <w:t>GitHub</w:t>
+      </w:r>
+      <w:proofErr w:type="spellEnd"/>
+      <w:r>
+        <w:t xml:space="preserve"> </w:t>
+      </w:r>
+      <w:proofErr w:type="spellStart"/>
+      <w:r>
+        <w:t>Copilot</w:t>
+      </w:r>
+      <w:proofErr w:type="spellEnd"/>
+      <w:r>
+        <w:t xml:space="preserve"> ограничен существующими проектами и не предназначен для планирования с нуля. Разрабатываемая система выгодно отличается от аналогов полной автономностью, поддержкой русского языка, бесплатностью, возможностью выбора из шести жизненных циклов и локальным хранением данных, обеспечивающим конфиденциальность.</w:t>
+      </w:r>
+    </w:p>
+    <w:p>
+      <w:r>
+        <w:t xml:space="preserve">В процессе разработки была спроектирована модульная архитектура системы, включающая четыре уровня: пользовательский интерфейс, прикладной уровень, ядро искусственного интеллекта и уровень хранения данных. В качестве основных технологий выбраны </w:t>
+      </w:r>
+      <w:proofErr w:type="spellStart"/>
+      <w:r>
+        <w:t>Python</w:t>
+      </w:r>
+      <w:proofErr w:type="spellEnd"/>
+      <w:r>
+        <w:t xml:space="preserve"> 3.9 как основной язык программирования, </w:t>
+      </w:r>
+      <w:proofErr w:type="spellStart"/>
+      <w:r>
+        <w:t>Tkinter</w:t>
+      </w:r>
+      <w:proofErr w:type="spellEnd"/>
+      <w:r>
+        <w:t xml:space="preserve"> для создания графического интерфейса, </w:t>
+      </w:r>
+      <w:proofErr w:type="spellStart"/>
+      <w:r>
+        <w:t>NumPy</w:t>
+      </w:r>
+      <w:proofErr w:type="spellEnd"/>
+      <w:r>
+        <w:t xml:space="preserve"> для математических вычислений и </w:t>
+      </w:r>
+      <w:proofErr w:type="spellStart"/>
+      <w:r>
+        <w:t>openpyxl</w:t>
+      </w:r>
+      <w:proofErr w:type="spellEnd"/>
+      <w:r>
+        <w:t xml:space="preserve"> для экспорта в </w:t>
+      </w:r>
+      <w:proofErr w:type="spellStart"/>
+      <w:r>
+        <w:t>Excel</w:t>
+      </w:r>
+      <w:proofErr w:type="spellEnd"/>
+      <w:r>
+        <w:t>. Отказ от тяжеловесных фреймворков глубокого обучения в пользу собственной легковесной реализации нейронной сети позволил сократить размер дистрибутива до 850 килобайт и обеспечить минимальное потребление системных ресурсов.</w:t>
+      </w:r>
+    </w:p>
+    <w:p>
+      <w:r>
+        <w:t xml:space="preserve">Разработанная </w:t>
+      </w:r>
+      <w:proofErr w:type="spellStart"/>
+      <w:r>
+        <w:t>нейросетевая</w:t>
+      </w:r>
+      <w:proofErr w:type="spellEnd"/>
+      <w:r>
+        <w:t xml:space="preserve"> модель представляет собой трехслойную сеть прямой связи с архитектурой пятьдесят</w:t>
       </w:r>
       <w:r>
         <w:t>–</w:t>
@@ -15848,11 +17567,24 @@
         <w:t>–</w:t>
       </w:r>
       <w:r>
-        <w:t xml:space="preserve">восемь, использующую функции активации тангенс и софтмакс. Обучение модели проведено на четырнадцати размеченных примерах в течение ста эпох. Финальная точность на обучающей выборке составила 92,8 процента, на </w:t>
-      </w:r>
+        <w:t xml:space="preserve">восемь, использующую функции активации тангенс и </w:t>
+      </w:r>
+      <w:proofErr w:type="spellStart"/>
+      <w:r>
+        <w:t>софтмакс</w:t>
+      </w:r>
+      <w:proofErr w:type="spellEnd"/>
+      <w:r>
+        <w:t xml:space="preserve">. Обучение модели проведено на четырнадцати размеченных примерах в течение ста эпох. Финальная точность на обучающей выборке составила 92,8 процента, на </w:t>
+      </w:r>
+      <w:proofErr w:type="spellStart"/>
       <w:r>
         <w:lastRenderedPageBreak/>
-        <w:t xml:space="preserve">валидационной выборке </w:t>
+        <w:t>валидационной</w:t>
+      </w:r>
+      <w:proofErr w:type="spellEnd"/>
+      <w:r>
+        <w:t xml:space="preserve"> выборке </w:t>
       </w:r>
       <w:r>
         <w:t>–</w:t>
@@ -15869,13 +17601,61 @@
         <w:t>–</w:t>
       </w:r>
       <w:r>
-        <w:t xml:space="preserve"> Waterfall, Agile/Scrum, Kanban, Spiral, V</w:t>
+        <w:t xml:space="preserve"> </w:t>
+      </w:r>
+      <w:proofErr w:type="spellStart"/>
+      <w:r>
+        <w:t>Waterfall</w:t>
+      </w:r>
+      <w:proofErr w:type="spellEnd"/>
+      <w:r>
+        <w:t xml:space="preserve">, </w:t>
+      </w:r>
+      <w:proofErr w:type="spellStart"/>
+      <w:r>
+        <w:t>Agile</w:t>
+      </w:r>
+      <w:proofErr w:type="spellEnd"/>
+      <w:r>
+        <w:t>/</w:t>
+      </w:r>
+      <w:proofErr w:type="spellStart"/>
+      <w:r>
+        <w:t>Scrum</w:t>
+      </w:r>
+      <w:proofErr w:type="spellEnd"/>
+      <w:r>
+        <w:t xml:space="preserve">, </w:t>
+      </w:r>
+      <w:proofErr w:type="spellStart"/>
+      <w:r>
+        <w:t>Kanban</w:t>
+      </w:r>
+      <w:proofErr w:type="spellEnd"/>
+      <w:r>
+        <w:t xml:space="preserve">, </w:t>
+      </w:r>
+      <w:proofErr w:type="spellStart"/>
+      <w:r>
+        <w:t>Spiral</w:t>
+      </w:r>
+      <w:proofErr w:type="spellEnd"/>
+      <w:r>
+        <w:t>, V</w:t>
       </w:r>
       <w:r>
         <w:t>–</w:t>
       </w:r>
       <w:r>
-        <w:t>Model, DevOps определены собственные наборы фаз и подходы к формированию задач. Контекстная адаптация реализована через анализ ключевых слов: при обнаружении терминов «чат</w:t>
+        <w:t xml:space="preserve">Model, </w:t>
+      </w:r>
+      <w:proofErr w:type="spellStart"/>
+      <w:r>
+        <w:t>DevOps</w:t>
+      </w:r>
+      <w:proofErr w:type="spellEnd"/>
+      <w:r>
+        <w:t xml:space="preserve"> определены собственные наборы фаз и подходы к формированию задач. Контекстная адаптация реализована через анализ ключевых слов: при обнаружении терминов «чат</w:t>
       </w:r>
       <w:r>
         <w:t>–</w:t>
@@ -15887,7 +17667,15 @@
         <w:t>–</w:t>
       </w:r>
       <w:r>
-        <w:t>задачи, при упоминании «дашборд» задачи визуализации данных, при описании «интернет</w:t>
+        <w:t>задачи, при упоминании «</w:t>
+      </w:r>
+      <w:proofErr w:type="spellStart"/>
+      <w:r>
+        <w:t>дашборд</w:t>
+      </w:r>
+      <w:proofErr w:type="spellEnd"/>
+      <w:r>
+        <w:t>» задачи визуализации данных, при описании «интернет</w:t>
       </w:r>
       <w:r>
         <w:t>–</w:t>
@@ -15904,7 +17692,23 @@
         <w:t>двух панельную</w:t>
       </w:r>
       <w:r>
-        <w:t xml:space="preserve"> структуру. Левая панель содержит блок выбора жизненного цикла, поле ввода задачи, кнопки управления и примеры. Правая панель отображает результаты: тип задачи, сложность, распределение ролей и детальную декомпозицию подзадач с указанием сроков и ответственных. Экспорт результатов поддерживает форматы Excel (с четырьмя профессионально оформленными листами), Markdown, TXT и JSON.</w:t>
+        <w:t xml:space="preserve"> структуру. Левая панель содержит блок выбора жизненного цикла, поле ввода задачи, кнопки управления и примеры. Правая панель отображает результаты: тип задачи, сложность, распределение ролей и детальную декомпозицию подзадач с указанием сроков и ответственных. Экспорт результатов поддерживает форматы </w:t>
+      </w:r>
+      <w:proofErr w:type="spellStart"/>
+      <w:r>
+        <w:t>Excel</w:t>
+      </w:r>
+      <w:proofErr w:type="spellEnd"/>
+      <w:r>
+        <w:t xml:space="preserve"> (с четырьмя профессионально оформленными листами), </w:t>
+      </w:r>
+      <w:proofErr w:type="spellStart"/>
+      <w:r>
+        <w:t>Markdown</w:t>
+      </w:r>
+      <w:proofErr w:type="spellEnd"/>
+      <w:r>
+        <w:t>, TXT и JSON.</w:t>
       </w:r>
     </w:p>
     <w:p>
@@ -15923,7 +17727,15 @@
     </w:p>
     <w:p>
       <w:r>
-        <w:t>Научная новизна работы заключается в разработке и исследовании комбинированного подхода, объединяющего нейросетевую классификацию с эвристическими алгоритмами генерации подзадач, адаптированного для русского языка и IT</w:t>
+        <w:t xml:space="preserve">Научная новизна работы заключается в разработке и исследовании комбинированного подхода, объединяющего </w:t>
+      </w:r>
+      <w:proofErr w:type="spellStart"/>
+      <w:r>
+        <w:t>нейросетевую</w:t>
+      </w:r>
+      <w:proofErr w:type="spellEnd"/>
+      <w:r>
+        <w:t xml:space="preserve"> классификацию с эвристическими алгоритмами генерации подзадач, адаптированного для русского языка и IT</w:t>
       </w:r>
       <w:r>
         <w:t>–</w:t>
@@ -16035,38 +17847,94 @@
       <w:r>
         <w:t>:</w:t>
       </w:r>
-      <w:hyperlink r:id="rId11" w:history="1">
-        <w:r>
-          <w:rPr>
-            <w:rStyle w:val="a3"/>
-          </w:rPr>
-          <w:t>https://asana.com/ru/resources/it</w:t>
-        </w:r>
-        <w:r>
-          <w:rPr>
-            <w:rStyle w:val="a3"/>
-          </w:rPr>
-          <w:t>–</w:t>
-        </w:r>
-        <w:r>
-          <w:rPr>
-            <w:rStyle w:val="a3"/>
-          </w:rPr>
-          <w:t>project</w:t>
-        </w:r>
-        <w:r>
-          <w:rPr>
-            <w:rStyle w:val="a3"/>
-          </w:rPr>
-          <w:t>–</w:t>
-        </w:r>
-        <w:r>
-          <w:rPr>
-            <w:rStyle w:val="a3"/>
-          </w:rPr>
-          <w:t>management</w:t>
-        </w:r>
-      </w:hyperlink>
+      <w:proofErr w:type="spellStart"/>
+      <w:r>
+        <w:fldChar w:fldCharType="begin"/>
+      </w:r>
+      <w:r>
+        <w:instrText xml:space="preserve"> HYPERLI</w:instrText>
+      </w:r>
+      <w:r>
+        <w:instrText xml:space="preserve">NK "https://asana.com/ru/resources/it-project-management" </w:instrText>
+      </w:r>
+      <w:r>
+        <w:fldChar w:fldCharType="separate"/>
+      </w:r>
+      <w:r>
+        <w:rPr>
+          <w:rStyle w:val="a3"/>
+        </w:rPr>
+        <w:t>https</w:t>
+      </w:r>
+      <w:proofErr w:type="spellEnd"/>
+      <w:r>
+        <w:rPr>
+          <w:rStyle w:val="a3"/>
+        </w:rPr>
+        <w:t>://asana.com/</w:t>
+      </w:r>
+      <w:proofErr w:type="spellStart"/>
+      <w:r>
+        <w:rPr>
+          <w:rStyle w:val="a3"/>
+        </w:rPr>
+        <w:t>ru</w:t>
+      </w:r>
+      <w:proofErr w:type="spellEnd"/>
+      <w:r>
+        <w:rPr>
+          <w:rStyle w:val="a3"/>
+        </w:rPr>
+        <w:t>/</w:t>
+      </w:r>
+      <w:proofErr w:type="spellStart"/>
+      <w:r>
+        <w:rPr>
+          <w:rStyle w:val="a3"/>
+        </w:rPr>
+        <w:t>resources</w:t>
+      </w:r>
+      <w:proofErr w:type="spellEnd"/>
+      <w:r>
+        <w:rPr>
+          <w:rStyle w:val="a3"/>
+        </w:rPr>
+        <w:t>/it</w:t>
+      </w:r>
+      <w:r>
+        <w:rPr>
+          <w:rStyle w:val="a3"/>
+        </w:rPr>
+        <w:t>–</w:t>
+      </w:r>
+      <w:proofErr w:type="spellStart"/>
+      <w:r>
+        <w:rPr>
+          <w:rStyle w:val="a3"/>
+        </w:rPr>
+        <w:t>project</w:t>
+      </w:r>
+      <w:proofErr w:type="spellEnd"/>
+      <w:r>
+        <w:rPr>
+          <w:rStyle w:val="a3"/>
+        </w:rPr>
+        <w:t>–</w:t>
+      </w:r>
+      <w:proofErr w:type="spellStart"/>
+      <w:r>
+        <w:rPr>
+          <w:rStyle w:val="a3"/>
+        </w:rPr>
+        <w:t>management</w:t>
+      </w:r>
+      <w:proofErr w:type="spellEnd"/>
+      <w:r>
+        <w:rPr>
+          <w:rStyle w:val="a3"/>
+        </w:rPr>
+        <w:fldChar w:fldCharType="end"/>
+      </w:r>
       <w:r>
         <w:t xml:space="preserve"> </w:t>
       </w:r>
@@ -16130,7 +17998,7 @@
       <w:r>
         <w:t xml:space="preserve">. </w:t>
       </w:r>
-      <w:hyperlink r:id="rId12" w:history="1">
+      <w:hyperlink r:id="rId11" w:history="1">
         <w:r>
           <w:rPr>
             <w:rStyle w:val="a3"/>
@@ -16379,7 +18247,23 @@
         <w:ind w:left="0" w:firstLine="709"/>
       </w:pPr>
       <w:r>
-        <w:t xml:space="preserve">Обработка естественного языка (NLP) | Yandex Cloud </w:t>
+        <w:t xml:space="preserve">Обработка естественного языка (NLP) | </w:t>
+      </w:r>
+      <w:proofErr w:type="spellStart"/>
+      <w:r>
+        <w:t>Yandex</w:t>
+      </w:r>
+      <w:proofErr w:type="spellEnd"/>
+      <w:r>
+        <w:t xml:space="preserve"> </w:t>
+      </w:r>
+      <w:proofErr w:type="spellStart"/>
+      <w:r>
+        <w:t>Cloud</w:t>
+      </w:r>
+      <w:proofErr w:type="spellEnd"/>
+      <w:r>
+        <w:t xml:space="preserve"> </w:t>
       </w:r>
       <w:r>
         <w:t>–</w:t>
@@ -16404,15 +18288,28 @@
         <w:t>официальный</w:t>
       </w:r>
       <w:r>
-        <w:t xml:space="preserve"> сайт Yandex Cloud</w:t>
-      </w:r>
+        <w:t xml:space="preserve"> сайт </w:t>
+      </w:r>
+      <w:proofErr w:type="spellStart"/>
+      <w:r>
+        <w:t>Yandex</w:t>
+      </w:r>
+      <w:proofErr w:type="spellEnd"/>
+      <w:r>
+        <w:t xml:space="preserve"> </w:t>
+      </w:r>
+      <w:proofErr w:type="spellStart"/>
+      <w:r>
+        <w:t>Cloud</w:t>
+      </w:r>
+      <w:proofErr w:type="spellEnd"/>
       <w:r>
         <w:t>.</w:t>
       </w:r>
       <w:r>
         <w:t xml:space="preserve"> </w:t>
       </w:r>
-      <w:hyperlink r:id="rId13" w:history="1">
+      <w:hyperlink r:id="rId12" w:history="1">
         <w:r>
           <w:rPr>
             <w:rStyle w:val="a3"/>
@@ -16439,6 +18336,7 @@
           </w:rPr>
           <w:t>://</w:t>
         </w:r>
+        <w:proofErr w:type="spellStart"/>
         <w:r>
           <w:rPr>
             <w:rStyle w:val="a3"/>
@@ -16446,6 +18344,7 @@
           </w:rPr>
           <w:t>yandex</w:t>
         </w:r>
+        <w:proofErr w:type="spellEnd"/>
         <w:r>
           <w:rPr>
             <w:rStyle w:val="a3"/>
@@ -16465,6 +18364,7 @@
           </w:rPr>
           <w:t>/</w:t>
         </w:r>
+        <w:proofErr w:type="spellStart"/>
         <w:r>
           <w:rPr>
             <w:rStyle w:val="a3"/>
@@ -16472,6 +18372,7 @@
           </w:rPr>
           <w:t>ru</w:t>
         </w:r>
+        <w:proofErr w:type="spellEnd"/>
         <w:r>
           <w:rPr>
             <w:rStyle w:val="a3"/>
@@ -16504,6 +18405,7 @@
           </w:rPr>
           <w:t>/</w:t>
         </w:r>
+        <w:proofErr w:type="spellStart"/>
         <w:r>
           <w:rPr>
             <w:rStyle w:val="a3"/>
@@ -16511,12 +18413,14 @@
           </w:rPr>
           <w:t>nlp</w:t>
         </w:r>
+        <w:proofErr w:type="spellEnd"/>
         <w:r>
           <w:rPr>
             <w:rStyle w:val="a3"/>
           </w:rPr>
           <w:t>?</w:t>
         </w:r>
+        <w:proofErr w:type="spellStart"/>
         <w:r>
           <w:rPr>
             <w:rStyle w:val="a3"/>
@@ -16524,6 +18428,7 @@
           </w:rPr>
           <w:t>utm</w:t>
         </w:r>
+        <w:proofErr w:type="spellEnd"/>
         <w:r>
           <w:rPr>
             <w:rStyle w:val="a3"/>
@@ -16582,6 +18487,7 @@
           </w:rPr>
           <w:t>%2</w:t>
         </w:r>
+        <w:proofErr w:type="spellStart"/>
         <w:r>
           <w:rPr>
             <w:rStyle w:val="a3"/>
@@ -16589,12 +18495,14 @@
           </w:rPr>
           <w:t>Fyandex</w:t>
         </w:r>
+        <w:proofErr w:type="spellEnd"/>
         <w:r>
           <w:rPr>
             <w:rStyle w:val="a3"/>
           </w:rPr>
           <w:t>.</w:t>
         </w:r>
+        <w:proofErr w:type="spellStart"/>
         <w:r>
           <w:rPr>
             <w:rStyle w:val="a3"/>
@@ -16602,6 +18510,7 @@
           </w:rPr>
           <w:t>ru</w:t>
         </w:r>
+        <w:proofErr w:type="spellEnd"/>
         <w:r>
           <w:rPr>
             <w:rStyle w:val="a3"/>
@@ -16621,6 +18530,7 @@
           </w:rPr>
           <w:t>&amp;</w:t>
         </w:r>
+        <w:proofErr w:type="spellStart"/>
         <w:r>
           <w:rPr>
             <w:rStyle w:val="a3"/>
@@ -16628,6 +18538,7 @@
           </w:rPr>
           <w:t>utm</w:t>
         </w:r>
+        <w:proofErr w:type="spellEnd"/>
         <w:r>
           <w:rPr>
             <w:rStyle w:val="a3"/>
@@ -16686,6 +18597,7 @@
           </w:rPr>
           <w:t>%2</w:t>
         </w:r>
+        <w:proofErr w:type="spellStart"/>
         <w:r>
           <w:rPr>
             <w:rStyle w:val="a3"/>
@@ -16693,6 +18605,7 @@
           </w:rPr>
           <w:t>Fyandex</w:t>
         </w:r>
+        <w:proofErr w:type="spellEnd"/>
         <w:r>
           <w:rPr>
             <w:rStyle w:val="a3"/>
@@ -16712,6 +18625,7 @@
           </w:rPr>
           <w:t>%2</w:t>
         </w:r>
+        <w:proofErr w:type="spellStart"/>
         <w:r>
           <w:rPr>
             <w:rStyle w:val="a3"/>
@@ -16719,12 +18633,14 @@
           </w:rPr>
           <w:t>Fshowcaptchafast</w:t>
         </w:r>
+        <w:proofErr w:type="spellEnd"/>
         <w:r>
           <w:rPr>
             <w:rStyle w:val="a3"/>
           </w:rPr>
           <w:t>%3</w:t>
         </w:r>
+        <w:proofErr w:type="spellStart"/>
         <w:r>
           <w:rPr>
             <w:rStyle w:val="a3"/>
@@ -16732,6 +18648,7 @@
           </w:rPr>
           <w:t>Fd</w:t>
         </w:r>
+        <w:proofErr w:type="spellEnd"/>
         <w:r>
           <w:rPr>
             <w:rStyle w:val="a3"/>
@@ -17089,6 +19006,7 @@
           </w:rPr>
           <w:t>43202773%26</w:t>
         </w:r>
+        <w:proofErr w:type="spellStart"/>
         <w:r>
           <w:rPr>
             <w:rStyle w:val="a3"/>
@@ -17096,12 +19014,14 @@
           </w:rPr>
           <w:t>retpath</w:t>
         </w:r>
+        <w:proofErr w:type="spellEnd"/>
         <w:r>
           <w:rPr>
             <w:rStyle w:val="a3"/>
           </w:rPr>
           <w:t>%3</w:t>
         </w:r>
+        <w:proofErr w:type="spellStart"/>
         <w:r>
           <w:rPr>
             <w:rStyle w:val="a3"/>
@@ -17109,12 +19029,14 @@
           </w:rPr>
           <w:t>DaHR</w:t>
         </w:r>
+        <w:proofErr w:type="spellEnd"/>
         <w:r>
           <w:rPr>
             <w:rStyle w:val="a3"/>
           </w:rPr>
           <w:t>0</w:t>
         </w:r>
+        <w:proofErr w:type="spellStart"/>
         <w:r>
           <w:rPr>
             <w:rStyle w:val="a3"/>
@@ -17122,6 +19044,7 @@
           </w:rPr>
           <w:t>cHM</w:t>
         </w:r>
+        <w:proofErr w:type="spellEnd"/>
         <w:r>
           <w:rPr>
             <w:rStyle w:val="a3"/>
@@ -17154,6 +19077,7 @@
           </w:rPr>
           <w:t>5</w:t>
         </w:r>
+        <w:proofErr w:type="spellStart"/>
         <w:r>
           <w:rPr>
             <w:rStyle w:val="a3"/>
@@ -17161,12 +19085,14 @@
           </w:rPr>
           <w:t>kZXguY</w:t>
         </w:r>
+        <w:proofErr w:type="spellEnd"/>
         <w:r>
           <w:rPr>
             <w:rStyle w:val="a3"/>
           </w:rPr>
           <w:t>2</w:t>
         </w:r>
+        <w:proofErr w:type="spellStart"/>
         <w:r>
           <w:rPr>
             <w:rStyle w:val="a3"/>
@@ -17174,12 +19100,14 @@
           </w:rPr>
           <w:t>xvdWQvcnUvZG</w:t>
         </w:r>
+        <w:proofErr w:type="spellEnd"/>
         <w:r>
           <w:rPr>
             <w:rStyle w:val="a3"/>
           </w:rPr>
           <w:t>9</w:t>
         </w:r>
+        <w:proofErr w:type="spellStart"/>
         <w:r>
           <w:rPr>
             <w:rStyle w:val="a3"/>
@@ -17187,12 +19115,14 @@
           </w:rPr>
           <w:t>jcy</w:t>
         </w:r>
+        <w:proofErr w:type="spellEnd"/>
         <w:r>
           <w:rPr>
             <w:rStyle w:val="a3"/>
           </w:rPr>
           <w:t>9</w:t>
         </w:r>
+        <w:proofErr w:type="spellStart"/>
         <w:r>
           <w:rPr>
             <w:rStyle w:val="a3"/>
@@ -17200,12 +19130,14 @@
           </w:rPr>
           <w:t>nbG</w:t>
         </w:r>
+        <w:proofErr w:type="spellEnd"/>
         <w:r>
           <w:rPr>
             <w:rStyle w:val="a3"/>
           </w:rPr>
           <w:t>9</w:t>
         </w:r>
+        <w:proofErr w:type="spellStart"/>
         <w:r>
           <w:rPr>
             <w:rStyle w:val="a3"/>
@@ -17213,12 +19145,14 @@
           </w:rPr>
           <w:t>zc</w:t>
         </w:r>
+        <w:proofErr w:type="spellEnd"/>
         <w:r>
           <w:rPr>
             <w:rStyle w:val="a3"/>
           </w:rPr>
           <w:t>2</w:t>
         </w:r>
+        <w:proofErr w:type="spellStart"/>
         <w:r>
           <w:rPr>
             <w:rStyle w:val="a3"/>
@@ -17226,12 +19160,14 @@
           </w:rPr>
           <w:t>FyeS</w:t>
         </w:r>
+        <w:proofErr w:type="spellEnd"/>
         <w:r>
           <w:rPr>
             <w:rStyle w:val="a3"/>
           </w:rPr>
           <w:t>9</w:t>
         </w:r>
+        <w:proofErr w:type="spellStart"/>
         <w:r>
           <w:rPr>
             <w:rStyle w:val="a3"/>
@@ -17239,12 +19175,14 @@
           </w:rPr>
           <w:t>ubHA</w:t>
         </w:r>
+        <w:proofErr w:type="spellEnd"/>
         <w:r>
           <w:rPr>
             <w:rStyle w:val="a3"/>
           </w:rPr>
           <w:t>_</w:t>
         </w:r>
+        <w:proofErr w:type="spellStart"/>
         <w:r>
           <w:rPr>
             <w:rStyle w:val="a3"/>
@@ -17252,12 +19190,14 @@
           </w:rPr>
           <w:t>JnV</w:t>
         </w:r>
+        <w:proofErr w:type="spellEnd"/>
         <w:r>
           <w:rPr>
             <w:rStyle w:val="a3"/>
           </w:rPr>
           <w:t>0</w:t>
         </w:r>
+        <w:proofErr w:type="spellStart"/>
         <w:r>
           <w:rPr>
             <w:rStyle w:val="a3"/>
@@ -17265,12 +19205,14 @@
           </w:rPr>
           <w:t>bV</w:t>
         </w:r>
+        <w:proofErr w:type="spellEnd"/>
         <w:r>
           <w:rPr>
             <w:rStyle w:val="a3"/>
           </w:rPr>
           <w:t>9</w:t>
         </w:r>
+        <w:proofErr w:type="spellStart"/>
         <w:r>
           <w:rPr>
             <w:rStyle w:val="a3"/>
@@ -17278,12 +19220,14 @@
           </w:rPr>
           <w:t>yZWZlcnJlcj</w:t>
         </w:r>
+        <w:proofErr w:type="spellEnd"/>
         <w:r>
           <w:rPr>
             <w:rStyle w:val="a3"/>
           </w:rPr>
           <w:t>1</w:t>
         </w:r>
+        <w:proofErr w:type="spellStart"/>
         <w:r>
           <w:rPr>
             <w:rStyle w:val="a3"/>
@@ -17291,12 +19235,14 @@
           </w:rPr>
           <w:t>odHRwcyUzQS</w:t>
         </w:r>
+        <w:proofErr w:type="spellEnd"/>
         <w:r>
           <w:rPr>
             <w:rStyle w:val="a3"/>
           </w:rPr>
           <w:t>8</w:t>
         </w:r>
+        <w:proofErr w:type="spellStart"/>
         <w:r>
           <w:rPr>
             <w:rStyle w:val="a3"/>
@@ -17304,12 +19250,14 @@
           </w:rPr>
           <w:t>veWFuZGV</w:t>
         </w:r>
+        <w:proofErr w:type="spellEnd"/>
         <w:r>
           <w:rPr>
             <w:rStyle w:val="a3"/>
           </w:rPr>
           <w:t>4</w:t>
         </w:r>
+        <w:proofErr w:type="spellStart"/>
         <w:r>
           <w:rPr>
             <w:rStyle w:val="a3"/>
@@ -17317,12 +19265,14 @@
           </w:rPr>
           <w:t>LnJ</w:t>
         </w:r>
+        <w:proofErr w:type="spellEnd"/>
         <w:r>
           <w:rPr>
             <w:rStyle w:val="a3"/>
           </w:rPr>
           <w:t>1</w:t>
         </w:r>
+        <w:proofErr w:type="spellStart"/>
         <w:r>
           <w:rPr>
             <w:rStyle w:val="a3"/>
@@ -17330,6 +19280,7 @@
           </w:rPr>
           <w:t>Lw</w:t>
         </w:r>
+        <w:proofErr w:type="spellEnd"/>
         <w:r>
           <w:rPr>
             <w:rStyle w:val="a3"/>
@@ -17414,6 +19365,7 @@
           </w:rPr>
           <w:t>5</w:t>
         </w:r>
+        <w:proofErr w:type="spellStart"/>
         <w:r>
           <w:rPr>
             <w:rStyle w:val="a3"/>
@@ -17421,6 +19373,7 @@
           </w:rPr>
           <w:t>dde</w:t>
         </w:r>
+        <w:proofErr w:type="spellEnd"/>
         <w:r>
           <w:rPr>
             <w:rStyle w:val="a3"/>
@@ -17466,6 +19419,7 @@
           </w:rPr>
           <w:t>2</w:t>
         </w:r>
+        <w:proofErr w:type="spellStart"/>
         <w:r>
           <w:rPr>
             <w:rStyle w:val="a3"/>
@@ -17473,6 +19427,7 @@
           </w:rPr>
           <w:t>abdf</w:t>
         </w:r>
+        <w:proofErr w:type="spellEnd"/>
         <w:r>
           <w:rPr>
             <w:rStyle w:val="a3"/>
@@ -17622,6 +19577,7 @@
           </w:rPr>
           <w:t>6&amp;</w:t>
         </w:r>
+        <w:proofErr w:type="spellStart"/>
         <w:r>
           <w:rPr>
             <w:rStyle w:val="a3"/>
@@ -17629,6 +19585,7 @@
           </w:rPr>
           <w:t>utm</w:t>
         </w:r>
+        <w:proofErr w:type="spellEnd"/>
         <w:r>
           <w:rPr>
             <w:rStyle w:val="a3"/>
@@ -17674,6 +19631,7 @@
           </w:rPr>
           <w:t>//</w:t>
         </w:r>
+        <w:proofErr w:type="spellStart"/>
         <w:r>
           <w:rPr>
             <w:rStyle w:val="a3"/>
@@ -17681,6 +19639,7 @@
           </w:rPr>
           <w:t>yndx</w:t>
         </w:r>
+        <w:proofErr w:type="spellEnd"/>
         <w:r>
           <w:rPr>
             <w:rStyle w:val="a3"/>
@@ -17700,6 +19659,7 @@
           </w:rPr>
           <w:t>.</w:t>
         </w:r>
+        <w:proofErr w:type="spellStart"/>
         <w:r>
           <w:rPr>
             <w:rStyle w:val="a3"/>
@@ -17707,6 +19667,7 @@
           </w:rPr>
           <w:t>yandex</w:t>
         </w:r>
+        <w:proofErr w:type="spellEnd"/>
         <w:r>
           <w:rPr>
             <w:rStyle w:val="a3"/>
@@ -17786,16 +19747,18 @@
       <w:r>
         <w:t xml:space="preserve"> сайт </w:t>
       </w:r>
+      <w:proofErr w:type="spellStart"/>
       <w:r>
         <w:t>Tass</w:t>
       </w:r>
+      <w:proofErr w:type="spellEnd"/>
       <w:r>
         <w:t>.</w:t>
       </w:r>
       <w:r>
         <w:t xml:space="preserve"> </w:t>
       </w:r>
-      <w:hyperlink r:id="rId14" w:history="1">
+      <w:hyperlink r:id="rId13" w:history="1">
         <w:r>
           <w:t>URL:https://tass.ru/obschestvo/24010655</w:t>
         </w:r>
@@ -17842,7 +19805,63 @@
         <w:ind w:left="0" w:firstLine="709"/>
       </w:pPr>
       <w:r>
-        <w:t xml:space="preserve">Какие бывают нейросети и чем YandexGPT, Google Gemini, ChatGPT и GigaChat от Сбера отличаются друг от друга / Хабр </w:t>
+        <w:t xml:space="preserve">Какие бывают нейросети и чем </w:t>
+      </w:r>
+      <w:proofErr w:type="spellStart"/>
+      <w:r>
+        <w:t>YandexGPT</w:t>
+      </w:r>
+      <w:proofErr w:type="spellEnd"/>
+      <w:r>
+        <w:t xml:space="preserve">, </w:t>
+      </w:r>
+      <w:proofErr w:type="spellStart"/>
+      <w:r>
+        <w:t>Google</w:t>
+      </w:r>
+      <w:proofErr w:type="spellEnd"/>
+      <w:r>
+        <w:t xml:space="preserve"> </w:t>
+      </w:r>
+      <w:proofErr w:type="spellStart"/>
+      <w:r>
+        <w:t>Gemini</w:t>
+      </w:r>
+      <w:proofErr w:type="spellEnd"/>
+      <w:r>
+        <w:t xml:space="preserve">, </w:t>
+      </w:r>
+      <w:proofErr w:type="spellStart"/>
+      <w:r>
+        <w:t>ChatGPT</w:t>
+      </w:r>
+      <w:proofErr w:type="spellEnd"/>
+      <w:r>
+        <w:t xml:space="preserve"> и </w:t>
+      </w:r>
+      <w:proofErr w:type="spellStart"/>
+      <w:r>
+        <w:t>GigaChat</w:t>
+      </w:r>
+      <w:proofErr w:type="spellEnd"/>
+      <w:r>
+        <w:t xml:space="preserve"> от </w:t>
+      </w:r>
+      <w:proofErr w:type="spellStart"/>
+      <w:r>
+        <w:t>Сбера</w:t>
+      </w:r>
+      <w:proofErr w:type="spellEnd"/>
+      <w:r>
+        <w:t xml:space="preserve"> отличаются друг от друга / </w:t>
+      </w:r>
+      <w:proofErr w:type="spellStart"/>
+      <w:r>
+        <w:t>Хабр</w:t>
+      </w:r>
+      <w:proofErr w:type="spellEnd"/>
+      <w:r>
+        <w:t xml:space="preserve"> </w:t>
       </w:r>
       <w:r>
         <w:t>[</w:t>
@@ -17859,16 +19878,18 @@
       <w:r>
         <w:t xml:space="preserve"> сайт </w:t>
       </w:r>
+      <w:proofErr w:type="spellStart"/>
       <w:r>
         <w:t>Habr</w:t>
       </w:r>
+      <w:proofErr w:type="spellEnd"/>
       <w:r>
         <w:t>.</w:t>
       </w:r>
       <w:r>
         <w:t xml:space="preserve"> </w:t>
       </w:r>
-      <w:hyperlink r:id="rId15" w:history="1">
+      <w:hyperlink r:id="rId14" w:history="1">
         <w:r>
           <w:t>URL:https://habr.com/ru/companies/x</w:t>
         </w:r>
@@ -17945,19 +19966,21 @@
       <w:r>
         <w:t xml:space="preserve"> сайт </w:t>
       </w:r>
+      <w:proofErr w:type="spellStart"/>
       <w:r>
         <w:t>Z</w:t>
       </w:r>
       <w:r>
         <w:t>erocoder</w:t>
       </w:r>
+      <w:proofErr w:type="spellEnd"/>
       <w:r>
         <w:t>.</w:t>
       </w:r>
       <w:r>
         <w:t xml:space="preserve"> </w:t>
       </w:r>
-      <w:hyperlink r:id="rId16" w:history="1">
+      <w:hyperlink r:id="rId15" w:history="1">
         <w:r>
           <w:t>URL:https://ya.zerocoder.ru/tgp</w:t>
         </w:r>
@@ -18045,12 +20068,38 @@
         </w:tabs>
         <w:ind w:left="0" w:firstLine="709"/>
       </w:pPr>
-      <w:r>
-        <w:t>Jira Structure: как мы в SM Lab используем плагины для управления продуктом / Хабр</w:t>
-      </w:r>
+      <w:proofErr w:type="spellStart"/>
+      <w:r>
+        <w:t>Jira</w:t>
+      </w:r>
+      <w:proofErr w:type="spellEnd"/>
       <w:r>
         <w:t xml:space="preserve"> </w:t>
       </w:r>
+      <w:proofErr w:type="spellStart"/>
+      <w:r>
+        <w:t>Structure</w:t>
+      </w:r>
+      <w:proofErr w:type="spellEnd"/>
+      <w:r>
+        <w:t xml:space="preserve">: как мы в SM </w:t>
+      </w:r>
+      <w:proofErr w:type="spellStart"/>
+      <w:r>
+        <w:t>Lab</w:t>
+      </w:r>
+      <w:proofErr w:type="spellEnd"/>
+      <w:r>
+        <w:t xml:space="preserve"> используем плагины для управления продуктом / </w:t>
+      </w:r>
+      <w:proofErr w:type="spellStart"/>
+      <w:r>
+        <w:t>Хабр</w:t>
+      </w:r>
+      <w:proofErr w:type="spellEnd"/>
+      <w:r>
+        <w:t xml:space="preserve"> </w:t>
+      </w:r>
       <w:r>
         <w:t>[</w:t>
       </w:r>
@@ -18066,16 +20115,18 @@
       <w:r>
         <w:t xml:space="preserve"> сайт </w:t>
       </w:r>
+      <w:proofErr w:type="spellStart"/>
       <w:r>
         <w:t>Habr</w:t>
       </w:r>
+      <w:proofErr w:type="spellEnd"/>
       <w:r>
         <w:t>.</w:t>
       </w:r>
       <w:r>
         <w:t xml:space="preserve"> </w:t>
       </w:r>
-      <w:hyperlink r:id="rId17" w:history="1">
+      <w:hyperlink r:id="rId16" w:history="1">
         <w:r>
           <w:t>URL:https://habr.com/ru/companies/sportmaster_lab/articles/673660/</w:t>
         </w:r>
@@ -18121,11 +20172,33 @@
         </w:tabs>
         <w:ind w:left="0" w:firstLine="709"/>
       </w:pPr>
+      <w:proofErr w:type="spellStart"/>
       <w:r>
         <w:rPr>
           <w:lang w:val="en-US"/>
         </w:rPr>
-        <w:t>Clickup AI Agent – How AI Agents Work with Clickup &amp; Best Use Cases | Guru [</w:t>
+        <w:t>Clickup</w:t>
+      </w:r>
+      <w:proofErr w:type="spellEnd"/>
+      <w:r>
+        <w:rPr>
+          <w:lang w:val="en-US"/>
+        </w:rPr>
+        <w:t xml:space="preserve"> AI Agent – How AI Agents Work with </w:t>
+      </w:r>
+      <w:proofErr w:type="spellStart"/>
+      <w:r>
+        <w:rPr>
+          <w:lang w:val="en-US"/>
+        </w:rPr>
+        <w:t>Clickup</w:t>
+      </w:r>
+      <w:proofErr w:type="spellEnd"/>
+      <w:r>
+        <w:rPr>
+          <w:lang w:val="en-US"/>
+        </w:rPr>
+        <w:t xml:space="preserve"> &amp; Best Use Cases | Guru [</w:t>
       </w:r>
       <w:r>
         <w:t>Электронный</w:t>
@@ -18161,9 +20234,23 @@
         <w:rPr>
           <w:lang w:val="en-US"/>
         </w:rPr>
-        <w:t xml:space="preserve"> GetGuru. </w:t>
-      </w:r>
-      <w:hyperlink r:id="rId18" w:history="1">
+        <w:t xml:space="preserve"> </w:t>
+      </w:r>
+      <w:proofErr w:type="spellStart"/>
+      <w:r>
+        <w:rPr>
+          <w:lang w:val="en-US"/>
+        </w:rPr>
+        <w:t>GetGuru</w:t>
+      </w:r>
+      <w:proofErr w:type="spellEnd"/>
+      <w:r>
+        <w:rPr>
+          <w:lang w:val="en-US"/>
+        </w:rPr>
+        <w:t xml:space="preserve">. </w:t>
+      </w:r>
+      <w:hyperlink r:id="rId17" w:history="1">
         <w:r>
           <w:t>URL:https://www.getguru.com/reference/clickup</w:t>
         </w:r>
@@ -18221,8 +20308,13 @@
         </w:tabs>
         <w:ind w:left="0" w:firstLine="709"/>
       </w:pPr>
-      <w:r>
-        <w:t xml:space="preserve">Motion </w:t>
+      <w:proofErr w:type="spellStart"/>
+      <w:r>
+        <w:t>Motion</w:t>
+      </w:r>
+      <w:proofErr w:type="spellEnd"/>
+      <w:r>
+        <w:t xml:space="preserve"> </w:t>
       </w:r>
       <w:r>
         <w:t>–</w:t>
@@ -18234,7 +20326,15 @@
         <w:t>–</w:t>
       </w:r>
       <w:r>
-        <w:t xml:space="preserve"> Aitoolnet </w:t>
+        <w:t xml:space="preserve"> </w:t>
+      </w:r>
+      <w:proofErr w:type="spellStart"/>
+      <w:r>
+        <w:t>Aitoolnet</w:t>
+      </w:r>
+      <w:proofErr w:type="spellEnd"/>
+      <w:r>
+        <w:t xml:space="preserve"> </w:t>
       </w:r>
       <w:r>
         <w:t>[</w:t>
@@ -18263,13 +20363,15 @@
       <w:r>
         <w:t xml:space="preserve"> </w:t>
       </w:r>
+      <w:proofErr w:type="spellStart"/>
       <w:r>
         <w:t>AIToolNet</w:t>
       </w:r>
+      <w:proofErr w:type="spellEnd"/>
       <w:r>
         <w:t xml:space="preserve">. </w:t>
       </w:r>
-      <w:hyperlink r:id="rId19" w:history="1">
+      <w:hyperlink r:id="rId18" w:history="1">
         <w:r>
           <w:t>URL:https://www.aitoolnet.com/ru/motion</w:t>
         </w:r>
@@ -18315,11 +20417,19 @@
         </w:tabs>
         <w:ind w:left="0" w:firstLine="709"/>
       </w:pPr>
+      <w:proofErr w:type="spellStart"/>
       <w:r>
         <w:rPr>
           <w:lang w:val="en-US"/>
         </w:rPr>
-        <w:t>ScopeMaster Reviews 2026: Details, Pricing, &amp; Features | G2 [</w:t>
+        <w:t>ScopeMaster</w:t>
+      </w:r>
+      <w:proofErr w:type="spellEnd"/>
+      <w:r>
+        <w:rPr>
+          <w:lang w:val="en-US"/>
+        </w:rPr>
+        <w:t xml:space="preserve"> Reviews 2026: Details, Pricing, &amp; Features | G2 [</w:t>
       </w:r>
       <w:r>
         <w:t>Электронный</w:t>
@@ -18355,9 +20465,23 @@
         <w:rPr>
           <w:lang w:val="en-US"/>
         </w:rPr>
-        <w:t xml:space="preserve"> TurboPages. </w:t>
-      </w:r>
-      <w:hyperlink r:id="rId20" w:history="1">
+        <w:t xml:space="preserve"> </w:t>
+      </w:r>
+      <w:proofErr w:type="spellStart"/>
+      <w:r>
+        <w:rPr>
+          <w:lang w:val="en-US"/>
+        </w:rPr>
+        <w:t>TurboPages</w:t>
+      </w:r>
+      <w:proofErr w:type="spellEnd"/>
+      <w:r>
+        <w:rPr>
+          <w:lang w:val="en-US"/>
+        </w:rPr>
+        <w:t xml:space="preserve">. </w:t>
+      </w:r>
+      <w:hyperlink r:id="rId19" w:history="1">
         <w:r>
           <w:t>URL:https://translated.turbopages.org/proxy_u/en</w:t>
         </w:r>
@@ -18481,7 +20605,7 @@
         </w:rPr>
         <w:t xml:space="preserve"> GitHub Copilot. </w:t>
       </w:r>
-      <w:hyperlink r:id="rId21" w:history="1">
+      <w:hyperlink r:id="rId20" w:history="1">
         <w:r>
           <w:t>URL:https://dev.to/sarahcssiqueira/using</w:t>
         </w:r>
@@ -18581,8 +20705,13 @@
         </w:tabs>
         <w:ind w:left="0" w:firstLine="709"/>
       </w:pPr>
-      <w:r>
-        <w:t xml:space="preserve">Python: основы языка программирования, особенности, применение, примеры кода </w:t>
+      <w:proofErr w:type="spellStart"/>
+      <w:r>
+        <w:t>Python</w:t>
+      </w:r>
+      <w:proofErr w:type="spellEnd"/>
+      <w:r>
+        <w:t xml:space="preserve">: основы языка программирования, особенности, применение, примеры кода </w:t>
       </w:r>
       <w:r>
         <w:t>[</w:t>
@@ -18611,19 +20740,23 @@
       <w:r>
         <w:t xml:space="preserve"> </w:t>
       </w:r>
+      <w:proofErr w:type="spellStart"/>
       <w:r>
         <w:t>Hi</w:t>
       </w:r>
+      <w:proofErr w:type="spellEnd"/>
       <w:r>
         <w:t>–</w:t>
       </w:r>
+      <w:proofErr w:type="spellStart"/>
       <w:r>
         <w:t>Tech</w:t>
       </w:r>
+      <w:proofErr w:type="spellEnd"/>
       <w:r>
         <w:t xml:space="preserve">. </w:t>
       </w:r>
-      <w:hyperlink r:id="rId22" w:history="1">
+      <w:hyperlink r:id="rId21" w:history="1">
         <w:r>
           <w:t>URL:https://hi</w:t>
         </w:r>
@@ -18681,10 +20814,12 @@
         </w:tabs>
         <w:ind w:left="0" w:firstLine="709"/>
       </w:pPr>
+      <w:proofErr w:type="spellStart"/>
       <w:r>
         <w:lastRenderedPageBreak/>
         <w:t>tkinter</w:t>
       </w:r>
+      <w:proofErr w:type="spellEnd"/>
       <w:r>
         <w:t xml:space="preserve"> </w:t>
       </w:r>
@@ -18694,15 +20829,19 @@
       <w:r>
         <w:t xml:space="preserve"> </w:t>
       </w:r>
+      <w:proofErr w:type="spellStart"/>
       <w:r>
         <w:t>Python</w:t>
       </w:r>
+      <w:proofErr w:type="spellEnd"/>
       <w:r>
         <w:t xml:space="preserve"> </w:t>
       </w:r>
+      <w:proofErr w:type="spellStart"/>
       <w:r>
         <w:t>interface</w:t>
       </w:r>
+      <w:proofErr w:type="spellEnd"/>
       <w:r>
         <w:t xml:space="preserve"> </w:t>
       </w:r>
@@ -18712,15 +20851,19 @@
       <w:r>
         <w:t xml:space="preserve"> </w:t>
       </w:r>
+      <w:proofErr w:type="spellStart"/>
       <w:r>
         <w:t>Tcl</w:t>
       </w:r>
+      <w:proofErr w:type="spellEnd"/>
       <w:r>
         <w:t>/</w:t>
       </w:r>
+      <w:proofErr w:type="spellStart"/>
       <w:r>
         <w:t>Tk</w:t>
       </w:r>
+      <w:proofErr w:type="spellEnd"/>
       <w:r>
         <w:t xml:space="preserve"> </w:t>
       </w:r>
@@ -18730,15 +20873,19 @@
       <w:r>
         <w:t xml:space="preserve"> </w:t>
       </w:r>
+      <w:proofErr w:type="spellStart"/>
       <w:r>
         <w:t>Python</w:t>
       </w:r>
+      <w:proofErr w:type="spellEnd"/>
       <w:r>
         <w:t xml:space="preserve"> 3.14.4 </w:t>
       </w:r>
+      <w:proofErr w:type="spellStart"/>
       <w:r>
         <w:t>documentation</w:t>
       </w:r>
+      <w:proofErr w:type="spellEnd"/>
       <w:r>
         <w:t xml:space="preserve"> </w:t>
       </w:r>
@@ -18767,9 +20914,11 @@
       <w:r>
         <w:t xml:space="preserve">сайт документации </w:t>
       </w:r>
+      <w:proofErr w:type="spellStart"/>
       <w:r>
         <w:t>Python</w:t>
       </w:r>
+      <w:proofErr w:type="spellEnd"/>
       <w:r>
         <w:t>.</w:t>
       </w:r>
@@ -18777,7 +20926,7 @@
       <w:r>
         <w:t xml:space="preserve"> </w:t>
       </w:r>
-      <w:hyperlink r:id="rId23" w:history="1">
+      <w:hyperlink r:id="rId22" w:history="1">
         <w:r>
           <w:t>URL:https://docs.python.org/3/library/tkinter.html</w:t>
         </w:r>
@@ -18823,9 +20972,11 @@
         </w:tabs>
         <w:ind w:left="0" w:firstLine="709"/>
       </w:pPr>
+      <w:proofErr w:type="spellStart"/>
       <w:r>
         <w:t>NumPy</w:t>
       </w:r>
+      <w:proofErr w:type="spellEnd"/>
       <w:r>
         <w:t xml:space="preserve"> </w:t>
       </w:r>
@@ -18868,7 +21019,7 @@
       <w:r>
         <w:t xml:space="preserve">. </w:t>
       </w:r>
-      <w:hyperlink r:id="rId24" w:history="1">
+      <w:hyperlink r:id="rId23" w:history="1">
         <w:r>
           <w:t>URL:https://ru.wikipedia.org/wiki/NumPy</w:t>
         </w:r>
@@ -18914,9 +21065,11 @@
         </w:tabs>
         <w:ind w:left="0" w:firstLine="709"/>
       </w:pPr>
+      <w:proofErr w:type="spellStart"/>
       <w:r>
         <w:t>Python</w:t>
       </w:r>
+      <w:proofErr w:type="spellEnd"/>
       <w:r>
         <w:t xml:space="preserve">: </w:t>
       </w:r>
@@ -18938,27 +21091,35 @@
       <w:r>
         <w:t xml:space="preserve"> '</w:t>
       </w:r>
+      <w:proofErr w:type="spellStart"/>
       <w:r>
         <w:t>No</w:t>
       </w:r>
+      <w:proofErr w:type="spellEnd"/>
       <w:r>
         <w:t xml:space="preserve"> </w:t>
       </w:r>
+      <w:proofErr w:type="spellStart"/>
       <w:r>
         <w:t>module</w:t>
       </w:r>
+      <w:proofErr w:type="spellEnd"/>
       <w:r>
         <w:t xml:space="preserve"> </w:t>
       </w:r>
+      <w:proofErr w:type="spellStart"/>
       <w:r>
         <w:t>named</w:t>
       </w:r>
+      <w:proofErr w:type="spellEnd"/>
       <w:r>
         <w:t xml:space="preserve"> </w:t>
       </w:r>
+      <w:proofErr w:type="spellStart"/>
       <w:r>
         <w:t>openpyxl</w:t>
       </w:r>
+      <w:proofErr w:type="spellEnd"/>
       <w:r>
         <w:t xml:space="preserve">' </w:t>
       </w:r>
@@ -18998,9 +21159,11 @@
       <w:r>
         <w:t xml:space="preserve">сайт </w:t>
       </w:r>
+      <w:proofErr w:type="spellStart"/>
       <w:r>
         <w:t>Exlends</w:t>
       </w:r>
+      <w:proofErr w:type="spellEnd"/>
       <w:r>
         <w:t>.</w:t>
       </w:r>
@@ -19013,7 +21176,7 @@
       <w:r>
         <w:t>:</w:t>
       </w:r>
-      <w:hyperlink r:id="rId25" w:history="1">
+      <w:hyperlink r:id="rId24" w:history="1">
         <w:r>
           <w:t>https://forum.exlends.com/topic/760/python</w:t>
         </w:r>
@@ -19174,7 +21337,7 @@
                     </pic:cNvPicPr>
                   </pic:nvPicPr>
                   <pic:blipFill>
-                    <a:blip r:embed="rId26">
+                    <a:blip r:embed="rId25">
                       <a:extLst>
                         <a:ext uri="{28A0092B-C50C-407E-A947-70E740481C1C}">
                           <a14:useLocalDpi xmlns:a14="http://schemas.microsoft.com/office/drawing/2010/main" val="0"/>
@@ -19271,7 +21434,7 @@
                     </pic:cNvPicPr>
                   </pic:nvPicPr>
                   <pic:blipFill>
-                    <a:blip r:embed="rId27">
+                    <a:blip r:embed="rId26">
                       <a:extLst>
                         <a:ext uri="{28A0092B-C50C-407E-A947-70E740481C1C}">
                           <a14:useLocalDpi xmlns:a14="http://schemas.microsoft.com/office/drawing/2010/main" val="0"/>
@@ -19423,7 +21586,7 @@
                     <pic:cNvPicPr/>
                   </pic:nvPicPr>
                   <pic:blipFill>
-                    <a:blip r:embed="rId28"/>
+                    <a:blip r:embed="rId27"/>
                     <a:stretch>
                       <a:fillRect/>
                     </a:stretch>
@@ -19509,7 +21672,7 @@
                     <pic:cNvPicPr/>
                   </pic:nvPicPr>
                   <pic:blipFill>
-                    <a:blip r:embed="rId29"/>
+                    <a:blip r:embed="rId28"/>
                     <a:stretch>
                       <a:fillRect/>
                     </a:stretch>
@@ -19587,8 +21750,8 @@
       </w:pPr>
     </w:p>
     <w:sectPr>
-      <w:headerReference w:type="default" r:id="rId30"/>
-      <w:footerReference w:type="default" r:id="rId31"/>
+      <w:headerReference w:type="default" r:id="rId29"/>
+      <w:footerReference w:type="default" r:id="rId30"/>
       <w:pgSz w:w="11906" w:h="16838"/>
       <w:pgMar w:top="1134" w:right="850" w:bottom="1134" w:left="1701" w:header="709" w:footer="709" w:gutter="0"/>
       <w:cols w:space="708"/>
@@ -21364,6 +23527,155 @@
     </w:lvl>
   </w:abstractNum>
   <w:abstractNum w:abstractNumId="12" w15:restartNumberingAfterBreak="0">
+    <w:nsid w:val="0EAB64DA"/>
+    <w:multiLevelType w:val="multilevel"/>
+    <w:tmpl w:val="9BBE5C28"/>
+    <w:lvl w:ilvl="0">
+      <w:start w:val="1"/>
+      <w:numFmt w:val="bullet"/>
+      <w:lvlText w:val=""/>
+      <w:lvlJc w:val="left"/>
+      <w:pPr>
+        <w:tabs>
+          <w:tab w:val="num" w:pos="720"/>
+        </w:tabs>
+        <w:ind w:left="720" w:hanging="360"/>
+      </w:pPr>
+      <w:rPr>
+        <w:rFonts w:ascii="Symbol" w:hAnsi="Symbol" w:hint="default"/>
+        <w:sz w:val="20"/>
+      </w:rPr>
+    </w:lvl>
+    <w:lvl w:ilvl="1" w:tentative="1">
+      <w:start w:val="1"/>
+      <w:numFmt w:val="bullet"/>
+      <w:lvlText w:val="o"/>
+      <w:lvlJc w:val="left"/>
+      <w:pPr>
+        <w:tabs>
+          <w:tab w:val="num" w:pos="1440"/>
+        </w:tabs>
+        <w:ind w:left="1440" w:hanging="360"/>
+      </w:pPr>
+      <w:rPr>
+        <w:rFonts w:ascii="Courier New" w:hAnsi="Courier New" w:hint="default"/>
+        <w:sz w:val="20"/>
+      </w:rPr>
+    </w:lvl>
+    <w:lvl w:ilvl="2" w:tentative="1">
+      <w:start w:val="1"/>
+      <w:numFmt w:val="bullet"/>
+      <w:lvlText w:val=""/>
+      <w:lvlJc w:val="left"/>
+      <w:pPr>
+        <w:tabs>
+          <w:tab w:val="num" w:pos="2160"/>
+        </w:tabs>
+        <w:ind w:left="2160" w:hanging="360"/>
+      </w:pPr>
+      <w:rPr>
+        <w:rFonts w:ascii="Wingdings" w:hAnsi="Wingdings" w:hint="default"/>
+        <w:sz w:val="20"/>
+      </w:rPr>
+    </w:lvl>
+    <w:lvl w:ilvl="3" w:tentative="1">
+      <w:start w:val="1"/>
+      <w:numFmt w:val="bullet"/>
+      <w:lvlText w:val=""/>
+      <w:lvlJc w:val="left"/>
+      <w:pPr>
+        <w:tabs>
+          <w:tab w:val="num" w:pos="2880"/>
+        </w:tabs>
+        <w:ind w:left="2880" w:hanging="360"/>
+      </w:pPr>
+      <w:rPr>
+        <w:rFonts w:ascii="Wingdings" w:hAnsi="Wingdings" w:hint="default"/>
+        <w:sz w:val="20"/>
+      </w:rPr>
+    </w:lvl>
+    <w:lvl w:ilvl="4" w:tentative="1">
+      <w:start w:val="1"/>
+      <w:numFmt w:val="bullet"/>
+      <w:lvlText w:val=""/>
+      <w:lvlJc w:val="left"/>
+      <w:pPr>
+        <w:tabs>
+          <w:tab w:val="num" w:pos="3600"/>
+        </w:tabs>
+        <w:ind w:left="3600" w:hanging="360"/>
+      </w:pPr>
+      <w:rPr>
+        <w:rFonts w:ascii="Wingdings" w:hAnsi="Wingdings" w:hint="default"/>
+        <w:sz w:val="20"/>
+      </w:rPr>
+    </w:lvl>
+    <w:lvl w:ilvl="5" w:tentative="1">
+      <w:start w:val="1"/>
+      <w:numFmt w:val="bullet"/>
+      <w:lvlText w:val=""/>
+      <w:lvlJc w:val="left"/>
+      <w:pPr>
+        <w:tabs>
+          <w:tab w:val="num" w:pos="4320"/>
+        </w:tabs>
+        <w:ind w:left="4320" w:hanging="360"/>
+      </w:pPr>
+      <w:rPr>
+        <w:rFonts w:ascii="Wingdings" w:hAnsi="Wingdings" w:hint="default"/>
+        <w:sz w:val="20"/>
+      </w:rPr>
+    </w:lvl>
+    <w:lvl w:ilvl="6" w:tentative="1">
+      <w:start w:val="1"/>
+      <w:numFmt w:val="bullet"/>
+      <w:lvlText w:val=""/>
+      <w:lvlJc w:val="left"/>
+      <w:pPr>
+        <w:tabs>
+          <w:tab w:val="num" w:pos="5040"/>
+        </w:tabs>
+        <w:ind w:left="5040" w:hanging="360"/>
+      </w:pPr>
+      <w:rPr>
+        <w:rFonts w:ascii="Wingdings" w:hAnsi="Wingdings" w:hint="default"/>
+        <w:sz w:val="20"/>
+      </w:rPr>
+    </w:lvl>
+    <w:lvl w:ilvl="7" w:tentative="1">
+      <w:start w:val="1"/>
+      <w:numFmt w:val="bullet"/>
+      <w:lvlText w:val=""/>
+      <w:lvlJc w:val="left"/>
+      <w:pPr>
+        <w:tabs>
+          <w:tab w:val="num" w:pos="5760"/>
+        </w:tabs>
+        <w:ind w:left="5760" w:hanging="360"/>
+      </w:pPr>
+      <w:rPr>
+        <w:rFonts w:ascii="Wingdings" w:hAnsi="Wingdings" w:hint="default"/>
+        <w:sz w:val="20"/>
+      </w:rPr>
+    </w:lvl>
+    <w:lvl w:ilvl="8" w:tentative="1">
+      <w:start w:val="1"/>
+      <w:numFmt w:val="bullet"/>
+      <w:lvlText w:val=""/>
+      <w:lvlJc w:val="left"/>
+      <w:pPr>
+        <w:tabs>
+          <w:tab w:val="num" w:pos="6480"/>
+        </w:tabs>
+        <w:ind w:left="6480" w:hanging="360"/>
+      </w:pPr>
+      <w:rPr>
+        <w:rFonts w:ascii="Wingdings" w:hAnsi="Wingdings" w:hint="default"/>
+        <w:sz w:val="20"/>
+      </w:rPr>
+    </w:lvl>
+  </w:abstractNum>
+  <w:abstractNum w:abstractNumId="13" w15:restartNumberingAfterBreak="0">
     <w:nsid w:val="12F44210"/>
     <w:multiLevelType w:val="multilevel"/>
     <w:tmpl w:val="64B60AD4"/>
@@ -21512,7 +23824,7 @@
       </w:rPr>
     </w:lvl>
   </w:abstractNum>
-  <w:abstractNum w:abstractNumId="13" w15:restartNumberingAfterBreak="0">
+  <w:abstractNum w:abstractNumId="14" w15:restartNumberingAfterBreak="0">
     <w:nsid w:val="14732F7B"/>
     <w:multiLevelType w:val="multilevel"/>
     <w:tmpl w:val="5ECC492E"/>
@@ -21661,7 +23973,7 @@
       </w:rPr>
     </w:lvl>
   </w:abstractNum>
-  <w:abstractNum w:abstractNumId="14" w15:restartNumberingAfterBreak="0">
+  <w:abstractNum w:abstractNumId="15" w15:restartNumberingAfterBreak="0">
     <w:nsid w:val="19C3750B"/>
     <w:multiLevelType w:val="multilevel"/>
     <w:tmpl w:val="F5C8A198"/>
@@ -21810,7 +24122,7 @@
       </w:rPr>
     </w:lvl>
   </w:abstractNum>
-  <w:abstractNum w:abstractNumId="15" w15:restartNumberingAfterBreak="0">
+  <w:abstractNum w:abstractNumId="16" w15:restartNumberingAfterBreak="0">
     <w:nsid w:val="1AEF6BFC"/>
     <w:multiLevelType w:val="multilevel"/>
     <w:tmpl w:val="071AD9FA"/>
@@ -21959,7 +24271,7 @@
       </w:rPr>
     </w:lvl>
   </w:abstractNum>
-  <w:abstractNum w:abstractNumId="16" w15:restartNumberingAfterBreak="0">
+  <w:abstractNum w:abstractNumId="17" w15:restartNumberingAfterBreak="0">
     <w:nsid w:val="1D4B7CC3"/>
     <w:multiLevelType w:val="multilevel"/>
     <w:tmpl w:val="1572F33C"/>
@@ -22072,7 +24384,7 @@
       </w:pPr>
     </w:lvl>
   </w:abstractNum>
-  <w:abstractNum w:abstractNumId="17" w15:restartNumberingAfterBreak="0">
+  <w:abstractNum w:abstractNumId="18" w15:restartNumberingAfterBreak="0">
     <w:nsid w:val="1E8D2CC0"/>
     <w:multiLevelType w:val="multilevel"/>
     <w:tmpl w:val="7E0E3C9E"/>
@@ -22221,7 +24533,7 @@
       </w:rPr>
     </w:lvl>
   </w:abstractNum>
-  <w:abstractNum w:abstractNumId="18" w15:restartNumberingAfterBreak="0">
+  <w:abstractNum w:abstractNumId="19" w15:restartNumberingAfterBreak="0">
     <w:nsid w:val="21DD66BF"/>
     <w:multiLevelType w:val="multilevel"/>
     <w:tmpl w:val="DC842F32"/>
@@ -22370,7 +24682,7 @@
       </w:rPr>
     </w:lvl>
   </w:abstractNum>
-  <w:abstractNum w:abstractNumId="19" w15:restartNumberingAfterBreak="0">
+  <w:abstractNum w:abstractNumId="20" w15:restartNumberingAfterBreak="0">
     <w:nsid w:val="265D7381"/>
     <w:multiLevelType w:val="multilevel"/>
     <w:tmpl w:val="B3928B60"/>
@@ -22519,7 +24831,7 @@
       </w:rPr>
     </w:lvl>
   </w:abstractNum>
-  <w:abstractNum w:abstractNumId="20" w15:restartNumberingAfterBreak="0">
+  <w:abstractNum w:abstractNumId="21" w15:restartNumberingAfterBreak="0">
     <w:nsid w:val="28E340BC"/>
     <w:multiLevelType w:val="multilevel"/>
     <w:tmpl w:val="67301378"/>
@@ -22668,7 +24980,7 @@
       </w:rPr>
     </w:lvl>
   </w:abstractNum>
-  <w:abstractNum w:abstractNumId="21" w15:restartNumberingAfterBreak="0">
+  <w:abstractNum w:abstractNumId="22" w15:restartNumberingAfterBreak="0">
     <w:nsid w:val="2C3D536E"/>
     <w:multiLevelType w:val="multilevel"/>
     <w:tmpl w:val="E62826B2"/>
@@ -22817,7 +25129,7 @@
       </w:rPr>
     </w:lvl>
   </w:abstractNum>
-  <w:abstractNum w:abstractNumId="22" w15:restartNumberingAfterBreak="0">
+  <w:abstractNum w:abstractNumId="23" w15:restartNumberingAfterBreak="0">
     <w:nsid w:val="2D6C51E5"/>
     <w:multiLevelType w:val="multilevel"/>
     <w:tmpl w:val="E72ADDA2"/>
@@ -22966,7 +25278,7 @@
       </w:rPr>
     </w:lvl>
   </w:abstractNum>
-  <w:abstractNum w:abstractNumId="23" w15:restartNumberingAfterBreak="0">
+  <w:abstractNum w:abstractNumId="24" w15:restartNumberingAfterBreak="0">
     <w:nsid w:val="2E954685"/>
     <w:multiLevelType w:val="multilevel"/>
     <w:tmpl w:val="08367D6C"/>
@@ -23115,7 +25427,7 @@
       </w:rPr>
     </w:lvl>
   </w:abstractNum>
-  <w:abstractNum w:abstractNumId="24" w15:restartNumberingAfterBreak="0">
+  <w:abstractNum w:abstractNumId="25" w15:restartNumberingAfterBreak="0">
     <w:nsid w:val="349736C1"/>
     <w:multiLevelType w:val="multilevel"/>
     <w:tmpl w:val="1572F33C"/>
@@ -23228,7 +25540,7 @@
       </w:pPr>
     </w:lvl>
   </w:abstractNum>
-  <w:abstractNum w:abstractNumId="25" w15:restartNumberingAfterBreak="0">
+  <w:abstractNum w:abstractNumId="26" w15:restartNumberingAfterBreak="0">
     <w:nsid w:val="37C0091C"/>
     <w:multiLevelType w:val="multilevel"/>
     <w:tmpl w:val="60D43602"/>
@@ -23377,7 +25689,7 @@
       </w:rPr>
     </w:lvl>
   </w:abstractNum>
-  <w:abstractNum w:abstractNumId="26" w15:restartNumberingAfterBreak="0">
+  <w:abstractNum w:abstractNumId="27" w15:restartNumberingAfterBreak="0">
     <w:nsid w:val="3BB9567C"/>
     <w:multiLevelType w:val="multilevel"/>
     <w:tmpl w:val="1572F33C"/>
@@ -23490,7 +25802,7 @@
       </w:pPr>
     </w:lvl>
   </w:abstractNum>
-  <w:abstractNum w:abstractNumId="27" w15:restartNumberingAfterBreak="0">
+  <w:abstractNum w:abstractNumId="28" w15:restartNumberingAfterBreak="0">
     <w:nsid w:val="406A51E8"/>
     <w:multiLevelType w:val="multilevel"/>
     <w:tmpl w:val="E384BF6A"/>
@@ -23639,7 +25951,7 @@
       </w:rPr>
     </w:lvl>
   </w:abstractNum>
-  <w:abstractNum w:abstractNumId="28" w15:restartNumberingAfterBreak="0">
+  <w:abstractNum w:abstractNumId="29" w15:restartNumberingAfterBreak="0">
     <w:nsid w:val="43CE75E9"/>
     <w:multiLevelType w:val="multilevel"/>
     <w:tmpl w:val="1572F33C"/>
@@ -23752,7 +26064,7 @@
       </w:pPr>
     </w:lvl>
   </w:abstractNum>
-  <w:abstractNum w:abstractNumId="29" w15:restartNumberingAfterBreak="0">
+  <w:abstractNum w:abstractNumId="30" w15:restartNumberingAfterBreak="0">
     <w:nsid w:val="4A7817E3"/>
     <w:multiLevelType w:val="multilevel"/>
     <w:tmpl w:val="1206B5A0"/>
@@ -23901,7 +26213,7 @@
       </w:rPr>
     </w:lvl>
   </w:abstractNum>
-  <w:abstractNum w:abstractNumId="30" w15:restartNumberingAfterBreak="0">
+  <w:abstractNum w:abstractNumId="31" w15:restartNumberingAfterBreak="0">
     <w:nsid w:val="4FE132FF"/>
     <w:multiLevelType w:val="multilevel"/>
     <w:tmpl w:val="EB388A26"/>
@@ -24018,7 +26330,7 @@
       </w:pPr>
     </w:lvl>
   </w:abstractNum>
-  <w:abstractNum w:abstractNumId="31" w15:restartNumberingAfterBreak="0">
+  <w:abstractNum w:abstractNumId="32" w15:restartNumberingAfterBreak="0">
     <w:nsid w:val="56A66F40"/>
     <w:multiLevelType w:val="multilevel"/>
     <w:tmpl w:val="F06E3BF6"/>
@@ -24167,7 +26479,7 @@
       </w:rPr>
     </w:lvl>
   </w:abstractNum>
-  <w:abstractNum w:abstractNumId="32" w15:restartNumberingAfterBreak="0">
+  <w:abstractNum w:abstractNumId="33" w15:restartNumberingAfterBreak="0">
     <w:nsid w:val="5DEE2F1A"/>
     <w:multiLevelType w:val="multilevel"/>
     <w:tmpl w:val="5EDC8422"/>
@@ -24316,7 +26628,7 @@
       </w:rPr>
     </w:lvl>
   </w:abstractNum>
-  <w:abstractNum w:abstractNumId="33" w15:restartNumberingAfterBreak="0">
+  <w:abstractNum w:abstractNumId="34" w15:restartNumberingAfterBreak="0">
     <w:nsid w:val="63475926"/>
     <w:multiLevelType w:val="multilevel"/>
     <w:tmpl w:val="7E2CFDB8"/>
@@ -24465,7 +26777,7 @@
       </w:rPr>
     </w:lvl>
   </w:abstractNum>
-  <w:abstractNum w:abstractNumId="34" w15:restartNumberingAfterBreak="0">
+  <w:abstractNum w:abstractNumId="35" w15:restartNumberingAfterBreak="0">
     <w:nsid w:val="645A1C57"/>
     <w:multiLevelType w:val="multilevel"/>
     <w:tmpl w:val="D9529F64"/>
@@ -24614,7 +26926,7 @@
       </w:rPr>
     </w:lvl>
   </w:abstractNum>
-  <w:abstractNum w:abstractNumId="35" w15:restartNumberingAfterBreak="0">
+  <w:abstractNum w:abstractNumId="36" w15:restartNumberingAfterBreak="0">
     <w:nsid w:val="660471CB"/>
     <w:multiLevelType w:val="multilevel"/>
     <w:tmpl w:val="A97A1692"/>
@@ -24763,7 +27075,7 @@
       </w:rPr>
     </w:lvl>
   </w:abstractNum>
-  <w:abstractNum w:abstractNumId="36" w15:restartNumberingAfterBreak="0">
+  <w:abstractNum w:abstractNumId="37" w15:restartNumberingAfterBreak="0">
     <w:nsid w:val="6B206A06"/>
     <w:multiLevelType w:val="multilevel"/>
     <w:tmpl w:val="6096BCA0"/>
@@ -24912,7 +27224,7 @@
       </w:rPr>
     </w:lvl>
   </w:abstractNum>
-  <w:abstractNum w:abstractNumId="37" w15:restartNumberingAfterBreak="0">
+  <w:abstractNum w:abstractNumId="38" w15:restartNumberingAfterBreak="0">
     <w:nsid w:val="6D6E66F0"/>
     <w:multiLevelType w:val="multilevel"/>
     <w:tmpl w:val="A816F852"/>
@@ -25061,7 +27373,7 @@
       </w:rPr>
     </w:lvl>
   </w:abstractNum>
-  <w:abstractNum w:abstractNumId="38" w15:restartNumberingAfterBreak="0">
+  <w:abstractNum w:abstractNumId="39" w15:restartNumberingAfterBreak="0">
     <w:nsid w:val="6F084915"/>
     <w:multiLevelType w:val="multilevel"/>
     <w:tmpl w:val="D70C991C"/>
@@ -25210,7 +27522,7 @@
       </w:rPr>
     </w:lvl>
   </w:abstractNum>
-  <w:abstractNum w:abstractNumId="39" w15:restartNumberingAfterBreak="0">
+  <w:abstractNum w:abstractNumId="40" w15:restartNumberingAfterBreak="0">
     <w:nsid w:val="6FD93590"/>
     <w:multiLevelType w:val="multilevel"/>
     <w:tmpl w:val="36360E3E"/>
@@ -25323,7 +27635,7 @@
       </w:pPr>
     </w:lvl>
   </w:abstractNum>
-  <w:abstractNum w:abstractNumId="40" w15:restartNumberingAfterBreak="0">
+  <w:abstractNum w:abstractNumId="41" w15:restartNumberingAfterBreak="0">
     <w:nsid w:val="71575DED"/>
     <w:multiLevelType w:val="hybridMultilevel"/>
     <w:tmpl w:val="1478AF2E"/>
@@ -25436,7 +27748,7 @@
       </w:rPr>
     </w:lvl>
   </w:abstractNum>
-  <w:abstractNum w:abstractNumId="41" w15:restartNumberingAfterBreak="0">
+  <w:abstractNum w:abstractNumId="42" w15:restartNumberingAfterBreak="0">
     <w:nsid w:val="78DB4C5F"/>
     <w:multiLevelType w:val="multilevel"/>
     <w:tmpl w:val="201C341A"/>
@@ -25585,7 +27897,7 @@
       </w:rPr>
     </w:lvl>
   </w:abstractNum>
-  <w:abstractNum w:abstractNumId="42" w15:restartNumberingAfterBreak="0">
+  <w:abstractNum w:abstractNumId="43" w15:restartNumberingAfterBreak="0">
     <w:nsid w:val="79685BD8"/>
     <w:multiLevelType w:val="multilevel"/>
     <w:tmpl w:val="59A0E684"/>
@@ -25734,7 +28046,7 @@
       </w:rPr>
     </w:lvl>
   </w:abstractNum>
-  <w:abstractNum w:abstractNumId="43" w15:restartNumberingAfterBreak="0">
+  <w:abstractNum w:abstractNumId="44" w15:restartNumberingAfterBreak="0">
     <w:nsid w:val="7C0A51B2"/>
     <w:multiLevelType w:val="multilevel"/>
     <w:tmpl w:val="08367D6C"/>
@@ -25883,7 +28195,7 @@
       </w:rPr>
     </w:lvl>
   </w:abstractNum>
-  <w:abstractNum w:abstractNumId="44" w15:restartNumberingAfterBreak="0">
+  <w:abstractNum w:abstractNumId="45" w15:restartNumberingAfterBreak="0">
     <w:nsid w:val="7CD54C8D"/>
     <w:multiLevelType w:val="multilevel"/>
     <w:tmpl w:val="1572F33C"/>
@@ -25996,7 +28308,7 @@
       </w:pPr>
     </w:lvl>
   </w:abstractNum>
-  <w:abstractNum w:abstractNumId="45" w15:restartNumberingAfterBreak="0">
+  <w:abstractNum w:abstractNumId="46" w15:restartNumberingAfterBreak="0">
     <w:nsid w:val="7EE97694"/>
     <w:multiLevelType w:val="multilevel"/>
     <w:tmpl w:val="1572F33C"/>
@@ -26110,43 +28422,43 @@
     </w:lvl>
   </w:abstractNum>
   <w:num w:numId="1">
+    <w:abstractNumId w:val="41"/>
+  </w:num>
+  <w:num w:numId="2">
     <w:abstractNumId w:val="40"/>
   </w:num>
-  <w:num w:numId="2">
-    <w:abstractNumId w:val="39"/>
-  </w:num>
   <w:num w:numId="3">
-    <w:abstractNumId w:val="30"/>
+    <w:abstractNumId w:val="31"/>
   </w:num>
   <w:num w:numId="4">
-    <w:abstractNumId w:val="23"/>
+    <w:abstractNumId w:val="24"/>
   </w:num>
   <w:num w:numId="5">
+    <w:abstractNumId w:val="37"/>
+  </w:num>
+  <w:num w:numId="6">
     <w:abstractNumId w:val="36"/>
   </w:num>
-  <w:num w:numId="6">
-    <w:abstractNumId w:val="35"/>
+  <w:num w:numId="7">
+    <w:abstractNumId w:val="21"/>
   </w:num>
-  <w:num w:numId="7">
+  <w:num w:numId="8">
     <w:abstractNumId w:val="20"/>
   </w:num>
-  <w:num w:numId="8">
+  <w:num w:numId="9">
     <w:abstractNumId w:val="19"/>
-  </w:num>
-  <w:num w:numId="9">
-    <w:abstractNumId w:val="18"/>
   </w:num>
   <w:num w:numId="10">
     <w:abstractNumId w:val="0"/>
   </w:num>
   <w:num w:numId="11">
-    <w:abstractNumId w:val="22"/>
+    <w:abstractNumId w:val="23"/>
   </w:num>
   <w:num w:numId="12">
-    <w:abstractNumId w:val="14"/>
+    <w:abstractNumId w:val="15"/>
   </w:num>
   <w:num w:numId="13">
-    <w:abstractNumId w:val="33"/>
+    <w:abstractNumId w:val="34"/>
   </w:num>
   <w:num w:numId="14">
     <w:abstractNumId w:val="10"/>
@@ -26155,55 +28467,55 @@
     <w:abstractNumId w:val="11"/>
   </w:num>
   <w:num w:numId="16">
-    <w:abstractNumId w:val="34"/>
+    <w:abstractNumId w:val="35"/>
   </w:num>
   <w:num w:numId="17">
-    <w:abstractNumId w:val="16"/>
+    <w:abstractNumId w:val="17"/>
   </w:num>
   <w:num w:numId="18">
     <w:abstractNumId w:val="3"/>
   </w:num>
   <w:num w:numId="19">
-    <w:abstractNumId w:val="45"/>
+    <w:abstractNumId w:val="46"/>
   </w:num>
   <w:num w:numId="20">
     <w:abstractNumId w:val="2"/>
   </w:num>
   <w:num w:numId="21">
-    <w:abstractNumId w:val="17"/>
+    <w:abstractNumId w:val="18"/>
   </w:num>
   <w:num w:numId="22">
-    <w:abstractNumId w:val="31"/>
+    <w:abstractNumId w:val="32"/>
   </w:num>
   <w:num w:numId="23">
     <w:abstractNumId w:val="9"/>
   </w:num>
   <w:num w:numId="24">
-    <w:abstractNumId w:val="15"/>
+    <w:abstractNumId w:val="16"/>
   </w:num>
   <w:num w:numId="25">
-    <w:abstractNumId w:val="41"/>
+    <w:abstractNumId w:val="42"/>
   </w:num>
   <w:num w:numId="26">
     <w:abstractNumId w:val="8"/>
   </w:num>
   <w:num w:numId="27">
-    <w:abstractNumId w:val="12"/>
+    <w:abstractNumId w:val="13"/>
   </w:num>
   <w:num w:numId="28">
-    <w:abstractNumId w:val="37"/>
+    <w:abstractNumId w:val="38"/>
   </w:num>
   <w:num w:numId="29">
     <w:abstractNumId w:val="1"/>
   </w:num>
   <w:num w:numId="30">
-    <w:abstractNumId w:val="32"/>
+    <w:abstractNumId w:val="33"/>
   </w:num>
   <w:num w:numId="31">
-    <w:abstractNumId w:val="27"/>
+    <w:abstractNumId w:val="28"/>
   </w:num>
   <w:num w:numId="32">
-    <w:abstractNumId w:val="42"/>
+    <w:abstractNumId w:val="43"/>
   </w:num>
   <w:num w:numId="33">
     <w:abstractNumId w:val="4"/>
@@ -26212,31 +28524,31 @@
     <w:abstractNumId w:val="6"/>
   </w:num>
   <w:num w:numId="35">
+    <w:abstractNumId w:val="26"/>
+  </w:num>
+  <w:num w:numId="36">
+    <w:abstractNumId w:val="22"/>
+  </w:num>
+  <w:num w:numId="37">
+    <w:abstractNumId w:val="39"/>
+  </w:num>
+  <w:num w:numId="38">
     <w:abstractNumId w:val="25"/>
   </w:num>
-  <w:num w:numId="36">
-    <w:abstractNumId w:val="21"/>
-  </w:num>
-  <w:num w:numId="37">
-    <w:abstractNumId w:val="38"/>
-  </w:num>
-  <w:num w:numId="38">
-    <w:abstractNumId w:val="24"/>
-  </w:num>
   <w:num w:numId="39">
-    <w:abstractNumId w:val="26"/>
+    <w:abstractNumId w:val="27"/>
   </w:num>
   <w:num w:numId="40">
-    <w:abstractNumId w:val="13"/>
+    <w:abstractNumId w:val="14"/>
   </w:num>
   <w:num w:numId="41">
+    <w:abstractNumId w:val="30"/>
+  </w:num>
+  <w:num w:numId="42">
     <w:abstractNumId w:val="29"/>
   </w:num>
-  <w:num w:numId="42">
-    <w:abstractNumId w:val="28"/>
-  </w:num>
   <w:num w:numId="43">
-    <w:abstractNumId w:val="44"/>
+    <w:abstractNumId w:val="45"/>
   </w:num>
   <w:num w:numId="44">
     <w:abstractNumId w:val="5"/>
@@ -26245,7 +28557,10 @@
     <w:abstractNumId w:val="7"/>
   </w:num>
   <w:num w:numId="46">
-    <w:abstractNumId w:val="43"/>
+    <w:abstractNumId w:val="44"/>
+  </w:num>
+  <w:num w:numId="47">
+    <w:abstractNumId w:val="12"/>
   </w:num>
   <w:numIdMacAtCleanup w:val="18"/>
 </w:numbering>
@@ -27482,7 +29797,7 @@
 </file>
 
 <file path=customXml/itemProps1.xml><?xml version="1.0" encoding="utf-8"?>
-<ds:datastoreItem xmlns:ds="http://schemas.openxmlformats.org/officeDocument/2006/customXml" ds:itemID="{5855B7B2-3CED-47C0-AE3D-71B7A3F080D8}">
+<ds:datastoreItem xmlns:ds="http://schemas.openxmlformats.org/officeDocument/2006/customXml" ds:itemID="{4785671A-0F50-4691-8BEB-8C9DD08674CA}">
   <ds:schemaRefs>
     <ds:schemaRef ds:uri="http://schemas.openxmlformats.org/officeDocument/2006/bibliography"/>
   </ds:schemaRefs>

--- a/M1 Course/YPpSIS/Coursework/Андреев КП.docx
+++ b/M1 Course/YPpSIS/Coursework/Андреев КП.docx
@@ -4,6 +4,7 @@
   <w:body>
     <w:p>
       <w:pPr>
+        <w:ind w:firstLine="0"/>
         <w:jc w:val="center"/>
         <w:rPr>
           <w:rFonts w:cs="Times New Roman"/>
@@ -21,6 +22,7 @@
     </w:p>
     <w:p>
       <w:pPr>
+        <w:ind w:firstLine="0"/>
         <w:jc w:val="center"/>
         <w:rPr>
           <w:rFonts w:cs="Times New Roman"/>
@@ -65,6 +67,7 @@
     </w:p>
     <w:p>
       <w:pPr>
+        <w:ind w:firstLine="0"/>
         <w:jc w:val="center"/>
         <w:rPr>
           <w:rFonts w:cs="Times New Roman"/>
@@ -81,6 +84,7 @@
     </w:p>
     <w:p>
       <w:pPr>
+        <w:ind w:firstLine="0"/>
         <w:jc w:val="center"/>
         <w:rPr>
           <w:rFonts w:cs="Times New Roman"/>
@@ -97,6 +101,7 @@
     </w:p>
     <w:p>
       <w:pPr>
+        <w:ind w:firstLine="0"/>
         <w:jc w:val="center"/>
         <w:rPr>
           <w:rFonts w:cs="Times New Roman"/>
@@ -113,6 +118,7 @@
     </w:p>
     <w:p>
       <w:pPr>
+        <w:ind w:firstLine="0"/>
         <w:jc w:val="center"/>
         <w:rPr>
           <w:rFonts w:cs="Times New Roman"/>
@@ -143,6 +149,7 @@
     </w:p>
     <w:p>
       <w:pPr>
+        <w:ind w:firstLine="0"/>
         <w:jc w:val="center"/>
         <w:rPr>
           <w:rFonts w:cs="Times New Roman"/>
@@ -152,6 +159,7 @@
     </w:p>
     <w:p>
       <w:pPr>
+        <w:ind w:firstLine="0"/>
         <w:jc w:val="center"/>
         <w:rPr>
           <w:rFonts w:cs="Times New Roman"/>
@@ -161,6 +169,7 @@
     </w:p>
     <w:p>
       <w:pPr>
+        <w:ind w:firstLine="0"/>
         <w:jc w:val="center"/>
         <w:rPr>
           <w:rFonts w:cs="Times New Roman"/>
@@ -170,6 +179,7 @@
     </w:p>
     <w:p>
       <w:pPr>
+        <w:ind w:firstLine="0"/>
         <w:jc w:val="center"/>
         <w:rPr>
           <w:rFonts w:cs="Times New Roman"/>
@@ -205,6 +215,7 @@
     </w:p>
     <w:p>
       <w:pPr>
+        <w:ind w:firstLine="0"/>
         <w:jc w:val="center"/>
         <w:rPr>
           <w:rFonts w:cs="Times New Roman"/>
@@ -263,6 +274,7 @@
     </w:p>
     <w:p>
       <w:pPr>
+        <w:ind w:firstLine="0"/>
         <w:jc w:val="right"/>
         <w:rPr>
           <w:rFonts w:cs="Times New Roman"/>
@@ -272,6 +284,7 @@
     </w:p>
     <w:p>
       <w:pPr>
+        <w:ind w:firstLine="0"/>
         <w:jc w:val="right"/>
         <w:rPr>
           <w:rFonts w:cs="Times New Roman"/>
@@ -281,16 +294,16 @@
     </w:p>
     <w:p>
       <w:pPr>
-        <w:ind w:left="5529"/>
-        <w:rPr>
-          <w:rFonts w:cs="Times New Roman"/>
-          <w:szCs w:val="28"/>
-        </w:rPr>
-      </w:pPr>
-    </w:p>
-    <w:p>
-      <w:pPr>
-        <w:ind w:left="5529"/>
+        <w:ind w:left="5529" w:firstLine="0"/>
+        <w:rPr>
+          <w:rFonts w:cs="Times New Roman"/>
+          <w:szCs w:val="28"/>
+        </w:rPr>
+      </w:pPr>
+    </w:p>
+    <w:p>
+      <w:pPr>
+        <w:ind w:left="5529" w:firstLine="0"/>
         <w:rPr>
           <w:rFonts w:cs="Times New Roman"/>
           <w:szCs w:val="28"/>
@@ -335,7 +348,7 @@
     </w:p>
     <w:p>
       <w:pPr>
-        <w:ind w:left="5529"/>
+        <w:ind w:left="5529" w:firstLine="0"/>
         <w:rPr>
           <w:rFonts w:cs="Times New Roman"/>
           <w:szCs w:val="28"/>
@@ -386,7 +399,7 @@
     </w:p>
     <w:p>
       <w:pPr>
-        <w:ind w:left="5529"/>
+        <w:ind w:left="5529" w:firstLine="0"/>
         <w:rPr>
           <w:rFonts w:cs="Times New Roman"/>
           <w:szCs w:val="28"/>
@@ -423,16 +436,16 @@
     </w:p>
     <w:p>
       <w:pPr>
-        <w:ind w:left="5529"/>
-        <w:rPr>
-          <w:rFonts w:cs="Times New Roman"/>
-          <w:szCs w:val="28"/>
-        </w:rPr>
-      </w:pPr>
-    </w:p>
-    <w:p>
-      <w:pPr>
-        <w:ind w:left="5529"/>
+        <w:ind w:left="5529" w:firstLine="0"/>
+        <w:rPr>
+          <w:rFonts w:cs="Times New Roman"/>
+          <w:szCs w:val="28"/>
+        </w:rPr>
+      </w:pPr>
+    </w:p>
+    <w:p>
+      <w:pPr>
+        <w:ind w:left="5529" w:firstLine="0"/>
         <w:rPr>
           <w:rFonts w:cs="Times New Roman"/>
           <w:szCs w:val="28"/>
@@ -448,7 +461,7 @@
     </w:p>
     <w:p>
       <w:pPr>
-        <w:ind w:left="5529"/>
+        <w:ind w:left="5529" w:firstLine="0"/>
         <w:rPr>
           <w:rFonts w:cs="Times New Roman"/>
           <w:szCs w:val="28"/>
@@ -478,7 +491,7 @@
     </w:p>
     <w:p>
       <w:pPr>
-        <w:ind w:left="2124" w:firstLine="708"/>
+        <w:ind w:left="2124" w:firstLine="0"/>
         <w:rPr>
           <w:rFonts w:cs="Times New Roman"/>
           <w:szCs w:val="28"/>
@@ -538,7 +551,7 @@
     </w:p>
     <w:p>
       <w:pPr>
-        <w:ind w:left="2124" w:firstLine="708"/>
+        <w:ind w:left="2124" w:firstLine="0"/>
         <w:rPr>
           <w:rFonts w:cs="Times New Roman"/>
           <w:szCs w:val="28"/>
@@ -599,6 +612,7 @@
     </w:p>
     <w:p>
       <w:pPr>
+        <w:ind w:firstLine="0"/>
         <w:jc w:val="center"/>
         <w:rPr>
           <w:rFonts w:cs="Times New Roman"/>
@@ -608,6 +622,7 @@
     </w:p>
     <w:p>
       <w:pPr>
+        <w:ind w:firstLine="0"/>
         <w:jc w:val="center"/>
         <w:rPr>
           <w:rFonts w:cs="Times New Roman"/>
@@ -669,6 +684,7 @@
     <w:p>
       <w:pPr>
         <w:spacing w:after="120" w:line="240" w:lineRule="auto"/>
+        <w:ind w:firstLine="0"/>
         <w:jc w:val="center"/>
         <w:rPr>
           <w:rFonts w:cs="Times New Roman"/>
@@ -686,6 +702,7 @@
     <w:p>
       <w:pPr>
         <w:spacing w:after="120" w:line="240" w:lineRule="auto"/>
+        <w:ind w:firstLine="0"/>
         <w:jc w:val="center"/>
         <w:rPr>
           <w:rFonts w:cs="Times New Roman"/>
@@ -703,6 +720,7 @@
     <w:p>
       <w:pPr>
         <w:spacing w:after="120" w:line="240" w:lineRule="auto"/>
+        <w:ind w:firstLine="0"/>
         <w:jc w:val="center"/>
         <w:rPr>
           <w:rFonts w:cs="Times New Roman"/>
@@ -720,6 +738,7 @@
     <w:p>
       <w:pPr>
         <w:spacing w:after="120" w:line="240" w:lineRule="auto"/>
+        <w:ind w:firstLine="0"/>
         <w:jc w:val="center"/>
         <w:rPr>
           <w:rFonts w:cs="Times New Roman"/>
@@ -737,6 +756,7 @@
     <w:p>
       <w:pPr>
         <w:spacing w:after="120" w:line="240" w:lineRule="auto"/>
+        <w:ind w:firstLine="0"/>
         <w:jc w:val="center"/>
         <w:rPr>
           <w:rFonts w:cs="Times New Roman"/>
@@ -747,6 +767,7 @@
     <w:p>
       <w:pPr>
         <w:spacing w:after="120" w:line="240" w:lineRule="auto"/>
+        <w:ind w:firstLine="0"/>
         <w:jc w:val="center"/>
         <w:rPr>
           <w:rFonts w:cs="Times New Roman"/>
@@ -768,7 +789,7 @@
         </w:tabs>
         <w:suppressAutoHyphens/>
         <w:spacing w:after="120" w:line="240" w:lineRule="auto"/>
-        <w:ind w:firstLine="5245"/>
+        <w:ind w:firstLine="0"/>
         <w:rPr>
           <w:rFonts w:eastAsia="Calibri" w:cs="Times New Roman"/>
           <w:color w:val="00000A"/>
@@ -784,7 +805,7 @@
         </w:tabs>
         <w:suppressAutoHyphens/>
         <w:spacing w:after="120" w:line="240" w:lineRule="auto"/>
-        <w:ind w:firstLine="5245"/>
+        <w:ind w:firstLine="0"/>
         <w:rPr>
           <w:rFonts w:eastAsia="Calibri" w:cs="Times New Roman"/>
           <w:color w:val="00000A"/>
@@ -809,7 +830,7 @@
         </w:tabs>
         <w:suppressAutoHyphens/>
         <w:spacing w:after="120" w:line="240" w:lineRule="auto"/>
-        <w:ind w:firstLine="5245"/>
+        <w:ind w:firstLine="0"/>
         <w:rPr>
           <w:rFonts w:eastAsia="Calibri" w:cs="Times New Roman"/>
           <w:color w:val="00000A"/>
@@ -834,7 +855,7 @@
         </w:tabs>
         <w:suppressAutoHyphens/>
         <w:spacing w:after="120" w:line="240" w:lineRule="auto"/>
-        <w:ind w:firstLine="5245"/>
+        <w:ind w:firstLine="0"/>
         <w:rPr>
           <w:rFonts w:eastAsia="Calibri" w:cs="Times New Roman"/>
           <w:color w:val="00000A"/>
@@ -859,7 +880,7 @@
         </w:tabs>
         <w:suppressAutoHyphens/>
         <w:spacing w:after="120" w:line="240" w:lineRule="auto"/>
-        <w:ind w:firstLine="5245"/>
+        <w:ind w:firstLine="0"/>
         <w:rPr>
           <w:rFonts w:eastAsia="Calibri" w:cs="Times New Roman"/>
           <w:color w:val="00000A"/>
@@ -884,7 +905,7 @@
         </w:tabs>
         <w:suppressAutoHyphens/>
         <w:spacing w:after="120" w:line="240" w:lineRule="auto"/>
-        <w:ind w:firstLine="5245"/>
+        <w:ind w:firstLine="0"/>
         <w:rPr>
           <w:rFonts w:eastAsia="Calibri" w:cs="Times New Roman"/>
           <w:color w:val="00000A"/>
@@ -950,6 +971,7 @@
     <w:p>
       <w:pPr>
         <w:spacing w:after="120" w:line="240" w:lineRule="auto"/>
+        <w:ind w:firstLine="0"/>
         <w:jc w:val="center"/>
         <w:rPr>
           <w:rFonts w:cs="Times New Roman"/>
@@ -961,6 +983,7 @@
     <w:p>
       <w:pPr>
         <w:spacing w:line="240" w:lineRule="auto"/>
+        <w:ind w:firstLine="0"/>
         <w:jc w:val="center"/>
         <w:rPr>
           <w:rFonts w:cs="Times New Roman"/>
@@ -970,6 +993,7 @@
     </w:p>
     <w:p>
       <w:pPr>
+        <w:ind w:firstLine="0"/>
         <w:jc w:val="center"/>
         <w:rPr>
           <w:rFonts w:cs="Times New Roman"/>
@@ -988,6 +1012,7 @@
     </w:p>
     <w:p>
       <w:pPr>
+        <w:ind w:firstLine="0"/>
         <w:jc w:val="center"/>
         <w:rPr>
           <w:rFonts w:cs="Times New Roman"/>
@@ -1055,6 +1080,7 @@
     <w:p>
       <w:pPr>
         <w:spacing w:line="240" w:lineRule="auto"/>
+        <w:ind w:firstLine="0"/>
         <w:rPr>
           <w:rFonts w:cs="Times New Roman"/>
           <w:szCs w:val="28"/>
@@ -1118,6 +1144,7 @@
     <w:p>
       <w:pPr>
         <w:spacing w:line="240" w:lineRule="auto"/>
+        <w:ind w:firstLine="0"/>
         <w:rPr>
           <w:rFonts w:cs="Times New Roman"/>
           <w:szCs w:val="28"/>
@@ -1142,7 +1169,7 @@
     <w:p>
       <w:pPr>
         <w:spacing w:line="240" w:lineRule="auto"/>
-        <w:ind w:left="284" w:hanging="284"/>
+        <w:ind w:left="284" w:firstLine="0"/>
         <w:rPr>
           <w:rFonts w:cs="Times New Roman"/>
           <w:szCs w:val="28"/>
@@ -1152,7 +1179,7 @@
     <w:p>
       <w:pPr>
         <w:shd w:val="clear" w:color="auto" w:fill="FFFFFF"/>
-        <w:ind w:left="284" w:hanging="284"/>
+        <w:ind w:left="284" w:firstLine="0"/>
         <w:rPr>
           <w:rFonts w:cs="Times New Roman"/>
           <w:szCs w:val="28"/>
@@ -1212,7 +1239,7 @@
     </w:p>
     <w:p>
       <w:pPr>
-        <w:ind w:left="284" w:hanging="284"/>
+        <w:ind w:left="284" w:firstLine="0"/>
         <w:rPr>
           <w:rFonts w:cs="Times New Roman"/>
           <w:szCs w:val="28"/>
@@ -1278,7 +1305,7 @@
     <w:p>
       <w:pPr>
         <w:shd w:val="clear" w:color="auto" w:fill="FFFFFF"/>
-        <w:ind w:left="284" w:hanging="284"/>
+        <w:ind w:left="284" w:firstLine="0"/>
         <w:rPr>
           <w:rFonts w:cs="Times New Roman"/>
           <w:szCs w:val="28"/>
@@ -1340,7 +1367,7 @@
     <w:p>
       <w:pPr>
         <w:shd w:val="clear" w:color="auto" w:fill="FFFFFF"/>
-        <w:ind w:left="284" w:hanging="284"/>
+        <w:ind w:left="284" w:firstLine="0"/>
         <w:rPr>
           <w:rFonts w:cs="Times New Roman"/>
           <w:szCs w:val="28"/>
@@ -1356,7 +1383,7 @@
     </w:p>
     <w:p>
       <w:pPr>
-        <w:ind w:left="284" w:hanging="284"/>
+        <w:ind w:left="284" w:firstLine="0"/>
         <w:rPr>
           <w:rFonts w:cs="Times New Roman"/>
           <w:szCs w:val="28"/>
@@ -1372,7 +1399,7 @@
     </w:p>
     <w:p>
       <w:pPr>
-        <w:ind w:left="284" w:hanging="284"/>
+        <w:ind w:left="284" w:firstLine="0"/>
         <w:rPr>
           <w:rFonts w:cs="Times New Roman"/>
           <w:szCs w:val="28"/>
@@ -1409,7 +1436,7 @@
     </w:p>
     <w:p>
       <w:pPr>
-        <w:ind w:left="284" w:hanging="284"/>
+        <w:ind w:left="284" w:firstLine="0"/>
         <w:rPr>
           <w:rFonts w:cs="Times New Roman"/>
           <w:szCs w:val="28"/>
@@ -1463,7 +1490,7 @@
     </w:p>
     <w:p>
       <w:pPr>
-        <w:ind w:left="284" w:hanging="284"/>
+        <w:ind w:left="284" w:firstLine="0"/>
         <w:rPr>
           <w:rFonts w:cs="Times New Roman"/>
           <w:szCs w:val="28"/>
@@ -1486,7 +1513,7 @@
     </w:p>
     <w:p>
       <w:pPr>
-        <w:ind w:left="284" w:hanging="284"/>
+        <w:ind w:left="284" w:firstLine="0"/>
         <w:rPr>
           <w:rFonts w:cs="Times New Roman"/>
           <w:szCs w:val="28"/>
@@ -1547,7 +1574,7 @@
     </w:p>
     <w:p>
       <w:pPr>
-        <w:ind w:left="284" w:hanging="284"/>
+        <w:ind w:left="284" w:firstLine="0"/>
         <w:rPr>
           <w:rFonts w:cs="Times New Roman"/>
           <w:szCs w:val="28"/>
@@ -1585,7 +1612,7 @@
     </w:p>
     <w:p>
       <w:pPr>
-        <w:ind w:left="284" w:hanging="284"/>
+        <w:ind w:left="284" w:firstLine="0"/>
         <w:rPr>
           <w:rFonts w:cs="Times New Roman"/>
           <w:szCs w:val="28"/>
@@ -1613,7 +1640,7 @@
           <w:ilvl w:val="0"/>
           <w:numId w:val="1"/>
         </w:numPr>
-        <w:ind w:left="0" w:firstLine="284"/>
+        <w:ind w:left="0" w:firstLine="0"/>
         <w:rPr>
           <w:rFonts w:cs="Times New Roman"/>
           <w:szCs w:val="28"/>
@@ -1655,7 +1682,7 @@
           <w:ilvl w:val="0"/>
           <w:numId w:val="1"/>
         </w:numPr>
-        <w:ind w:left="0" w:firstLine="284"/>
+        <w:ind w:left="0" w:firstLine="0"/>
         <w:rPr>
           <w:rFonts w:cs="Times New Roman"/>
           <w:szCs w:val="28"/>
@@ -1690,7 +1717,7 @@
           <w:ilvl w:val="0"/>
           <w:numId w:val="1"/>
         </w:numPr>
-        <w:ind w:left="0" w:firstLine="284"/>
+        <w:ind w:left="0" w:firstLine="0"/>
         <w:rPr>
           <w:rFonts w:cs="Times New Roman"/>
           <w:szCs w:val="28"/>
@@ -1744,20 +1771,21 @@
     </w:p>
     <w:p>
       <w:pPr>
-        <w:rPr>
-          <w:rFonts w:cs="Times New Roman"/>
-          <w:szCs w:val="28"/>
-        </w:rPr>
-      </w:pPr>
-    </w:p>
-    <w:p>
-      <w:pPr>
         <w:ind w:firstLine="0"/>
         <w:rPr>
           <w:rFonts w:cs="Times New Roman"/>
           <w:szCs w:val="28"/>
         </w:rPr>
       </w:pPr>
+    </w:p>
+    <w:p>
+      <w:pPr>
+        <w:ind w:firstLine="0"/>
+        <w:rPr>
+          <w:rFonts w:cs="Times New Roman"/>
+          <w:szCs w:val="28"/>
+        </w:rPr>
+      </w:pPr>
       <w:r>
         <w:rPr>
           <w:rFonts w:cs="Times New Roman"/>
@@ -1796,6 +1824,7 @@
     </w:p>
     <w:p>
       <w:pPr>
+        <w:ind w:firstLine="0"/>
         <w:rPr>
           <w:rFonts w:cs="Times New Roman"/>
           <w:szCs w:val="28"/>
@@ -1977,6 +2006,7 @@
             <w:tabs>
               <w:tab w:val="right" w:leader="dot" w:pos="9345"/>
             </w:tabs>
+            <w:ind w:firstLine="0"/>
             <w:rPr>
               <w:rFonts w:asciiTheme="minorHAnsi" w:eastAsiaTheme="minorEastAsia" w:hAnsiTheme="minorHAnsi"/>
               <w:noProof/>
@@ -2069,6 +2099,7 @@
             <w:tabs>
               <w:tab w:val="right" w:leader="dot" w:pos="9345"/>
             </w:tabs>
+            <w:ind w:firstLine="0"/>
             <w:rPr>
               <w:rFonts w:asciiTheme="minorHAnsi" w:eastAsiaTheme="minorEastAsia" w:hAnsiTheme="minorHAnsi"/>
               <w:noProof/>
@@ -2140,6 +2171,7 @@
             <w:tabs>
               <w:tab w:val="right" w:leader="dot" w:pos="9345"/>
             </w:tabs>
+            <w:ind w:firstLine="0"/>
             <w:rPr>
               <w:rFonts w:asciiTheme="minorHAnsi" w:eastAsiaTheme="minorEastAsia" w:hAnsiTheme="minorHAnsi"/>
               <w:noProof/>
@@ -2212,6 +2244,7 @@
             <w:tabs>
               <w:tab w:val="right" w:leader="dot" w:pos="9345"/>
             </w:tabs>
+            <w:ind w:firstLine="0"/>
             <w:rPr>
               <w:rFonts w:asciiTheme="minorHAnsi" w:eastAsiaTheme="minorEastAsia" w:hAnsiTheme="minorHAnsi"/>
               <w:noProof/>
@@ -2292,6 +2325,7 @@
             <w:tabs>
               <w:tab w:val="right" w:leader="dot" w:pos="9345"/>
             </w:tabs>
+            <w:ind w:firstLine="0"/>
             <w:rPr>
               <w:rFonts w:asciiTheme="minorHAnsi" w:eastAsiaTheme="minorEastAsia" w:hAnsiTheme="minorHAnsi"/>
               <w:noProof/>
@@ -2363,6 +2397,7 @@
             <w:tabs>
               <w:tab w:val="right" w:leader="dot" w:pos="9345"/>
             </w:tabs>
+            <w:ind w:firstLine="0"/>
             <w:rPr>
               <w:rFonts w:asciiTheme="minorHAnsi" w:eastAsiaTheme="minorEastAsia" w:hAnsiTheme="minorHAnsi"/>
               <w:noProof/>
@@ -2434,6 +2469,7 @@
             <w:tabs>
               <w:tab w:val="right" w:leader="dot" w:pos="9345"/>
             </w:tabs>
+            <w:ind w:firstLine="0"/>
             <w:rPr>
               <w:rFonts w:asciiTheme="minorHAnsi" w:eastAsiaTheme="minorEastAsia" w:hAnsiTheme="minorHAnsi"/>
               <w:noProof/>
@@ -2505,6 +2541,7 @@
             <w:tabs>
               <w:tab w:val="right" w:leader="dot" w:pos="9345"/>
             </w:tabs>
+            <w:ind w:firstLine="0"/>
             <w:rPr>
               <w:rFonts w:asciiTheme="minorHAnsi" w:eastAsiaTheme="minorEastAsia" w:hAnsiTheme="minorHAnsi"/>
               <w:noProof/>
@@ -2576,6 +2613,7 @@
             <w:tabs>
               <w:tab w:val="right" w:leader="dot" w:pos="9345"/>
             </w:tabs>
+            <w:ind w:firstLine="0"/>
             <w:rPr>
               <w:rFonts w:asciiTheme="minorHAnsi" w:eastAsiaTheme="minorEastAsia" w:hAnsiTheme="minorHAnsi"/>
               <w:noProof/>
@@ -2647,6 +2685,7 @@
             <w:tabs>
               <w:tab w:val="right" w:leader="dot" w:pos="9345"/>
             </w:tabs>
+            <w:ind w:firstLine="0"/>
             <w:rPr>
               <w:rFonts w:asciiTheme="minorHAnsi" w:eastAsiaTheme="minorEastAsia" w:hAnsiTheme="minorHAnsi"/>
               <w:noProof/>
@@ -2718,6 +2757,7 @@
             <w:tabs>
               <w:tab w:val="right" w:leader="dot" w:pos="9345"/>
             </w:tabs>
+            <w:ind w:firstLine="0"/>
             <w:rPr>
               <w:rFonts w:asciiTheme="minorHAnsi" w:eastAsiaTheme="minorEastAsia" w:hAnsiTheme="minorHAnsi"/>
               <w:noProof/>
@@ -2772,7 +2812,7 @@
                 <w:noProof/>
                 <w:webHidden/>
               </w:rPr>
-              <w:t>15</w:t>
+              <w:t>14</w:t>
             </w:r>
             <w:r>
               <w:rPr>
@@ -2789,6 +2829,7 @@
             <w:tabs>
               <w:tab w:val="right" w:leader="dot" w:pos="9345"/>
             </w:tabs>
+            <w:ind w:firstLine="0"/>
             <w:rPr>
               <w:rFonts w:asciiTheme="minorHAnsi" w:eastAsiaTheme="minorEastAsia" w:hAnsiTheme="minorHAnsi"/>
               <w:noProof/>
@@ -2843,7 +2884,7 @@
                 <w:noProof/>
                 <w:webHidden/>
               </w:rPr>
-              <w:t>17</w:t>
+              <w:t>16</w:t>
             </w:r>
             <w:r>
               <w:rPr>
@@ -2860,6 +2901,7 @@
             <w:tabs>
               <w:tab w:val="right" w:leader="dot" w:pos="9345"/>
             </w:tabs>
+            <w:ind w:firstLine="0"/>
             <w:rPr>
               <w:rFonts w:asciiTheme="minorHAnsi" w:eastAsiaTheme="minorEastAsia" w:hAnsiTheme="minorHAnsi"/>
               <w:noProof/>
@@ -2914,7 +2956,7 @@
                 <w:noProof/>
                 <w:webHidden/>
               </w:rPr>
-              <w:t>17</w:t>
+              <w:t>16</w:t>
             </w:r>
             <w:r>
               <w:rPr>
@@ -2931,6 +2973,7 @@
             <w:tabs>
               <w:tab w:val="right" w:leader="dot" w:pos="9345"/>
             </w:tabs>
+            <w:ind w:firstLine="0"/>
             <w:rPr>
               <w:rFonts w:asciiTheme="minorHAnsi" w:eastAsiaTheme="minorEastAsia" w:hAnsiTheme="minorHAnsi"/>
               <w:noProof/>
@@ -2985,7 +3028,7 @@
                 <w:noProof/>
                 <w:webHidden/>
               </w:rPr>
-              <w:t>18</w:t>
+              <w:t>16</w:t>
             </w:r>
             <w:r>
               <w:rPr>
@@ -3002,6 +3045,7 @@
             <w:tabs>
               <w:tab w:val="right" w:leader="dot" w:pos="9345"/>
             </w:tabs>
+            <w:ind w:firstLine="0"/>
             <w:rPr>
               <w:rFonts w:asciiTheme="minorHAnsi" w:eastAsiaTheme="minorEastAsia" w:hAnsiTheme="minorHAnsi"/>
               <w:noProof/>
@@ -3056,7 +3100,7 @@
                 <w:noProof/>
                 <w:webHidden/>
               </w:rPr>
-              <w:t>19</w:t>
+              <w:t>18</w:t>
             </w:r>
             <w:r>
               <w:rPr>
@@ -3073,6 +3117,7 @@
             <w:tabs>
               <w:tab w:val="right" w:leader="dot" w:pos="9345"/>
             </w:tabs>
+            <w:ind w:firstLine="0"/>
             <w:rPr>
               <w:rFonts w:asciiTheme="minorHAnsi" w:eastAsiaTheme="minorEastAsia" w:hAnsiTheme="minorHAnsi"/>
               <w:noProof/>
@@ -3127,7 +3172,7 @@
                 <w:noProof/>
                 <w:webHidden/>
               </w:rPr>
-              <w:t>21</w:t>
+              <w:t>19</w:t>
             </w:r>
             <w:r>
               <w:rPr>
@@ -3144,6 +3189,7 @@
             <w:tabs>
               <w:tab w:val="right" w:leader="dot" w:pos="9345"/>
             </w:tabs>
+            <w:ind w:firstLine="0"/>
             <w:rPr>
               <w:rFonts w:asciiTheme="minorHAnsi" w:eastAsiaTheme="minorEastAsia" w:hAnsiTheme="minorHAnsi"/>
               <w:noProof/>
@@ -3198,7 +3244,7 @@
                 <w:noProof/>
                 <w:webHidden/>
               </w:rPr>
-              <w:t>23</w:t>
+              <w:t>21</w:t>
             </w:r>
             <w:r>
               <w:rPr>
@@ -3215,6 +3261,7 @@
             <w:tabs>
               <w:tab w:val="right" w:leader="dot" w:pos="9345"/>
             </w:tabs>
+            <w:ind w:firstLine="0"/>
             <w:rPr>
               <w:rFonts w:asciiTheme="minorHAnsi" w:eastAsiaTheme="minorEastAsia" w:hAnsiTheme="minorHAnsi"/>
               <w:noProof/>
@@ -3269,7 +3316,7 @@
                 <w:noProof/>
                 <w:webHidden/>
               </w:rPr>
-              <w:t>23</w:t>
+              <w:t>21</w:t>
             </w:r>
             <w:r>
               <w:rPr>
@@ -3286,6 +3333,7 @@
             <w:tabs>
               <w:tab w:val="right" w:leader="dot" w:pos="9345"/>
             </w:tabs>
+            <w:ind w:firstLine="0"/>
             <w:rPr>
               <w:rFonts w:asciiTheme="minorHAnsi" w:eastAsiaTheme="minorEastAsia" w:hAnsiTheme="minorHAnsi"/>
               <w:noProof/>
@@ -3340,7 +3388,7 @@
                 <w:noProof/>
                 <w:webHidden/>
               </w:rPr>
-              <w:t>24</w:t>
+              <w:t>22</w:t>
             </w:r>
             <w:r>
               <w:rPr>
@@ -3357,6 +3405,7 @@
             <w:tabs>
               <w:tab w:val="right" w:leader="dot" w:pos="9345"/>
             </w:tabs>
+            <w:ind w:firstLine="0"/>
             <w:rPr>
               <w:rFonts w:asciiTheme="minorHAnsi" w:eastAsiaTheme="minorEastAsia" w:hAnsiTheme="minorHAnsi"/>
               <w:noProof/>
@@ -3411,7 +3460,7 @@
                 <w:noProof/>
                 <w:webHidden/>
               </w:rPr>
-              <w:t>25</w:t>
+              <w:t>23</w:t>
             </w:r>
             <w:r>
               <w:rPr>
@@ -3428,6 +3477,7 @@
             <w:tabs>
               <w:tab w:val="right" w:leader="dot" w:pos="9345"/>
             </w:tabs>
+            <w:ind w:firstLine="0"/>
             <w:rPr>
               <w:rFonts w:asciiTheme="minorHAnsi" w:eastAsiaTheme="minorEastAsia" w:hAnsiTheme="minorHAnsi"/>
               <w:noProof/>
@@ -3482,7 +3532,7 @@
                 <w:noProof/>
                 <w:webHidden/>
               </w:rPr>
-              <w:t>27</w:t>
+              <w:t>25</w:t>
             </w:r>
             <w:r>
               <w:rPr>
@@ -3499,6 +3549,7 @@
             <w:tabs>
               <w:tab w:val="right" w:leader="dot" w:pos="9345"/>
             </w:tabs>
+            <w:ind w:firstLine="0"/>
             <w:rPr>
               <w:rFonts w:asciiTheme="minorHAnsi" w:eastAsiaTheme="minorEastAsia" w:hAnsiTheme="minorHAnsi"/>
               <w:noProof/>
@@ -3553,7 +3604,7 @@
                 <w:noProof/>
                 <w:webHidden/>
               </w:rPr>
-              <w:t>29</w:t>
+              <w:t>27</w:t>
             </w:r>
             <w:r>
               <w:rPr>
@@ -3570,6 +3621,7 @@
             <w:tabs>
               <w:tab w:val="right" w:leader="dot" w:pos="9345"/>
             </w:tabs>
+            <w:ind w:firstLine="0"/>
             <w:rPr>
               <w:rFonts w:asciiTheme="minorHAnsi" w:eastAsiaTheme="minorEastAsia" w:hAnsiTheme="minorHAnsi"/>
               <w:noProof/>
@@ -3624,7 +3676,7 @@
                 <w:noProof/>
                 <w:webHidden/>
               </w:rPr>
-              <w:t>30</w:t>
+              <w:t>28</w:t>
             </w:r>
             <w:r>
               <w:rPr>
@@ -3641,6 +3693,7 @@
             <w:tabs>
               <w:tab w:val="right" w:leader="dot" w:pos="9345"/>
             </w:tabs>
+            <w:ind w:firstLine="0"/>
             <w:rPr>
               <w:rFonts w:asciiTheme="minorHAnsi" w:eastAsiaTheme="minorEastAsia" w:hAnsiTheme="minorHAnsi"/>
               <w:noProof/>
@@ -3695,7 +3748,7 @@
                 <w:noProof/>
                 <w:webHidden/>
               </w:rPr>
-              <w:t>32</w:t>
+              <w:t>29</w:t>
             </w:r>
             <w:r>
               <w:rPr>
@@ -3712,6 +3765,7 @@
             <w:tabs>
               <w:tab w:val="right" w:leader="dot" w:pos="9345"/>
             </w:tabs>
+            <w:ind w:firstLine="0"/>
             <w:rPr>
               <w:rFonts w:asciiTheme="minorHAnsi" w:eastAsiaTheme="minorEastAsia" w:hAnsiTheme="minorHAnsi"/>
               <w:noProof/>
@@ -3766,7 +3820,7 @@
                 <w:noProof/>
                 <w:webHidden/>
               </w:rPr>
-              <w:t>32</w:t>
+              <w:t>30</w:t>
             </w:r>
             <w:r>
               <w:rPr>
@@ -3783,6 +3837,7 @@
             <w:tabs>
               <w:tab w:val="right" w:leader="dot" w:pos="9345"/>
             </w:tabs>
+            <w:ind w:firstLine="0"/>
             <w:rPr>
               <w:rFonts w:asciiTheme="minorHAnsi" w:eastAsiaTheme="minorEastAsia" w:hAnsiTheme="minorHAnsi"/>
               <w:noProof/>
@@ -3837,7 +3892,7 @@
                 <w:noProof/>
                 <w:webHidden/>
               </w:rPr>
-              <w:t>34</w:t>
+              <w:t>33</w:t>
             </w:r>
             <w:r>
               <w:rPr>
@@ -3854,6 +3909,7 @@
             <w:tabs>
               <w:tab w:val="right" w:leader="dot" w:pos="9345"/>
             </w:tabs>
+            <w:ind w:firstLine="0"/>
             <w:rPr>
               <w:rFonts w:asciiTheme="minorHAnsi" w:eastAsiaTheme="minorEastAsia" w:hAnsiTheme="minorHAnsi"/>
               <w:noProof/>
@@ -3908,7 +3964,7 @@
                 <w:noProof/>
                 <w:webHidden/>
               </w:rPr>
-              <w:t>34</w:t>
+              <w:t>33</w:t>
             </w:r>
             <w:r>
               <w:rPr>
@@ -3925,6 +3981,7 @@
             <w:tabs>
               <w:tab w:val="right" w:leader="dot" w:pos="9345"/>
             </w:tabs>
+            <w:ind w:firstLine="0"/>
             <w:rPr>
               <w:rFonts w:asciiTheme="minorHAnsi" w:eastAsiaTheme="minorEastAsia" w:hAnsiTheme="minorHAnsi"/>
               <w:noProof/>
@@ -3979,7 +4036,7 @@
                 <w:noProof/>
                 <w:webHidden/>
               </w:rPr>
-              <w:t>35</w:t>
+              <w:t>34</w:t>
             </w:r>
             <w:r>
               <w:rPr>
@@ -3996,6 +4053,7 @@
             <w:tabs>
               <w:tab w:val="right" w:leader="dot" w:pos="9345"/>
             </w:tabs>
+            <w:ind w:firstLine="0"/>
             <w:rPr>
               <w:rFonts w:asciiTheme="minorHAnsi" w:eastAsiaTheme="minorEastAsia" w:hAnsiTheme="minorHAnsi"/>
               <w:noProof/>
@@ -4050,7 +4108,7 @@
                 <w:noProof/>
                 <w:webHidden/>
               </w:rPr>
-              <w:t>37</w:t>
+              <w:t>36</w:t>
             </w:r>
             <w:r>
               <w:rPr>
@@ -4067,6 +4125,7 @@
             <w:tabs>
               <w:tab w:val="right" w:leader="dot" w:pos="9345"/>
             </w:tabs>
+            <w:ind w:firstLine="0"/>
             <w:rPr>
               <w:rFonts w:asciiTheme="minorHAnsi" w:eastAsiaTheme="minorEastAsia" w:hAnsiTheme="minorHAnsi"/>
               <w:noProof/>
@@ -4121,7 +4180,7 @@
                 <w:noProof/>
                 <w:webHidden/>
               </w:rPr>
-              <w:t>38</w:t>
+              <w:t>37</w:t>
             </w:r>
             <w:r>
               <w:rPr>
@@ -4138,6 +4197,7 @@
             <w:tabs>
               <w:tab w:val="right" w:leader="dot" w:pos="9345"/>
             </w:tabs>
+            <w:ind w:firstLine="0"/>
             <w:rPr>
               <w:rFonts w:asciiTheme="minorHAnsi" w:eastAsiaTheme="minorEastAsia" w:hAnsiTheme="minorHAnsi"/>
               <w:noProof/>
@@ -4192,7 +4252,7 @@
                 <w:noProof/>
                 <w:webHidden/>
               </w:rPr>
-              <w:t>39</w:t>
+              <w:t>38</w:t>
             </w:r>
             <w:r>
               <w:rPr>
@@ -4209,6 +4269,7 @@
             <w:tabs>
               <w:tab w:val="right" w:leader="dot" w:pos="9345"/>
             </w:tabs>
+            <w:ind w:firstLine="0"/>
             <w:rPr>
               <w:rFonts w:asciiTheme="minorHAnsi" w:eastAsiaTheme="minorEastAsia" w:hAnsiTheme="minorHAnsi"/>
               <w:noProof/>
@@ -4263,7 +4324,7 @@
                 <w:noProof/>
                 <w:webHidden/>
               </w:rPr>
-              <w:t>42</w:t>
+              <w:t>41</w:t>
             </w:r>
             <w:r>
               <w:rPr>
@@ -4280,6 +4341,7 @@
             <w:tabs>
               <w:tab w:val="right" w:leader="dot" w:pos="9345"/>
             </w:tabs>
+            <w:ind w:firstLine="0"/>
             <w:rPr>
               <w:rFonts w:asciiTheme="minorHAnsi" w:eastAsiaTheme="minorEastAsia" w:hAnsiTheme="minorHAnsi"/>
               <w:noProof/>
@@ -4334,7 +4396,7 @@
                 <w:noProof/>
                 <w:webHidden/>
               </w:rPr>
-              <w:t>46</w:t>
+              <w:t>45</w:t>
             </w:r>
             <w:r>
               <w:rPr>
@@ -4351,6 +4413,7 @@
             <w:tabs>
               <w:tab w:val="right" w:leader="dot" w:pos="9345"/>
             </w:tabs>
+            <w:ind w:left="1985" w:hanging="1985"/>
             <w:rPr>
               <w:rFonts w:asciiTheme="minorHAnsi" w:eastAsiaTheme="minorEastAsia" w:hAnsiTheme="minorHAnsi"/>
               <w:noProof/>
@@ -4419,7 +4482,7 @@
                 <w:noProof/>
                 <w:webHidden/>
               </w:rPr>
-              <w:t>49</w:t>
+              <w:t>48</w:t>
             </w:r>
             <w:r>
               <w:rPr>
@@ -4436,6 +4499,7 @@
             <w:tabs>
               <w:tab w:val="right" w:leader="dot" w:pos="9345"/>
             </w:tabs>
+            <w:ind w:firstLine="0"/>
             <w:rPr>
               <w:rFonts w:asciiTheme="minorHAnsi" w:eastAsiaTheme="minorEastAsia" w:hAnsiTheme="minorHAnsi"/>
               <w:noProof/>
@@ -4490,7 +4554,7 @@
                 <w:noProof/>
                 <w:webHidden/>
               </w:rPr>
-              <w:t>50</w:t>
+              <w:t>49</w:t>
             </w:r>
             <w:r>
               <w:rPr>
@@ -4507,6 +4571,7 @@
             <w:tabs>
               <w:tab w:val="right" w:leader="dot" w:pos="9345"/>
             </w:tabs>
+            <w:ind w:firstLine="0"/>
             <w:rPr>
               <w:rFonts w:asciiTheme="minorHAnsi" w:eastAsiaTheme="minorEastAsia" w:hAnsiTheme="minorHAnsi"/>
               <w:noProof/>
@@ -4561,7 +4626,7 @@
                 <w:noProof/>
                 <w:webHidden/>
               </w:rPr>
-              <w:t>51</w:t>
+              <w:t>50</w:t>
             </w:r>
             <w:r>
               <w:rPr>
@@ -15190,7 +15255,6 @@
         <w:ind w:firstLine="0"/>
         <w:jc w:val="center"/>
       </w:pPr>
-      <w:bookmarkStart w:id="28" w:name="_GoBack"/>
       <w:r>
         <w:rPr>
           <w:noProof/>
@@ -15244,7 +15308,6 @@
           </wp:inline>
         </w:drawing>
       </w:r>
-      <w:bookmarkEnd w:id="28"/>
     </w:p>
     <w:p>
       <w:pPr>
@@ -15284,7 +15347,7 @@
       <w:pPr>
         <w:pStyle w:val="1"/>
       </w:pPr>
-      <w:bookmarkStart w:id="29" w:name="_Toc230194746"/>
+      <w:bookmarkStart w:id="28" w:name="_Toc230194746"/>
       <w:r>
         <w:lastRenderedPageBreak/>
         <w:t xml:space="preserve">5. </w:t>
@@ -15292,56 +15355,56 @@
       <w:r>
         <w:t>Тестирование</w:t>
       </w:r>
+      <w:bookmarkEnd w:id="28"/>
+    </w:p>
+    <w:p>
+      <w:pPr>
+        <w:pStyle w:val="2"/>
+      </w:pPr>
+      <w:bookmarkStart w:id="29" w:name="_Toc230194747"/>
+      <w:r>
+        <w:t xml:space="preserve">5.1. </w:t>
+      </w:r>
+      <w:r>
+        <w:t>Методология</w:t>
+      </w:r>
+      <w:r>
+        <w:t xml:space="preserve"> тестирования</w:t>
+      </w:r>
       <w:bookmarkEnd w:id="29"/>
     </w:p>
     <w:p>
+      <w:r>
+        <w:t>Тестирование разработанной системы проводилось с целью проверки корректности работы всех функций, оценки точности классификации типов задач, анализа качества генерируемых подзадач и выявления ограничений для последующего улучшения. Методология тестирования включала несколько этапов: подготовка тестовых сценариев, выполнение тестирования на реальных проектах, сбор и анализ результатов, а также оценку эффективности по сравнению с ручной декомпозицией.</w:t>
+      </w:r>
+    </w:p>
+    <w:p>
+      <w:r>
+        <w:t>Для количественной оценки результатов использовались следующие метрики. Точность классификации определялась как доля правильно определенных типов задач от общего количества тестовых примеров. Полнота подзадач измерялась как процент сгенерированных подзадач, которые эксперты</w:t>
+      </w:r>
+      <w:r>
+        <w:t>–</w:t>
+      </w:r>
+      <w:r>
+        <w:t>проектные менеджеры сочли необходимыми и релевантными для успешной реализации проекта. Релевантность оценивалась по пятибалльной шкале на основе экспертного опроса пяти проектных менеджеров с опытом работы от трех до десяти лет. Время отклика фиксировалось от момента нажатия кнопки «Декомпозировать» до полного отображения результатов в интерфейсе.</w:t>
+      </w:r>
+    </w:p>
+    <w:p>
+      <w:r>
+        <w:t>Тестирование проводилось на стандартном рабочем окружении: ноутбук с процессором Intel Core i5 с тактовой частотой 2,5 гигагерца, оперативной памятью объемом 8 гигабайт, операционной системой Windows 11, интерпретатором Python версии 3.9.13. Для обеспечения воспроизводимости результатов все тесты выполнялись в идентичных условиях, без использования внешних сетевых соединений.</w:t>
+      </w:r>
+    </w:p>
+    <w:p/>
+    <w:p>
       <w:pPr>
         <w:pStyle w:val="2"/>
       </w:pPr>
-      <w:bookmarkStart w:id="30" w:name="_Toc230194747"/>
-      <w:r>
-        <w:t xml:space="preserve">5.1. </w:t>
-      </w:r>
-      <w:r>
-        <w:t>Методология</w:t>
-      </w:r>
-      <w:r>
-        <w:t xml:space="preserve"> тестирования</w:t>
-      </w:r>
-      <w:bookmarkEnd w:id="30"/>
-    </w:p>
-    <w:p>
-      <w:r>
-        <w:t>Тестирование разработанной системы проводилось с целью проверки корректности работы всех функций, оценки точности классификации типов задач, анализа качества генерируемых подзадач и выявления ограничений для последующего улучшения. Методология тестирования включала несколько этапов: подготовка тестовых сценариев, выполнение тестирования на реальных проектах, сбор и анализ результатов, а также оценку эффективности по сравнению с ручной декомпозицией.</w:t>
-      </w:r>
-    </w:p>
-    <w:p>
-      <w:r>
-        <w:t>Для количественной оценки результатов использовались следующие метрики. Точность классификации определялась как доля правильно определенных типов задач от общего количества тестовых примеров. Полнота подзадач измерялась как процент сгенерированных подзадач, которые эксперты</w:t>
-      </w:r>
-      <w:r>
-        <w:t>–</w:t>
-      </w:r>
-      <w:r>
-        <w:t>проектные менеджеры сочли необходимыми и релевантными для успешной реализации проекта. Релевантность оценивалась по пятибалльной шкале на основе экспертного опроса пяти проектных менеджеров с опытом работы от трех до десяти лет. Время отклика фиксировалось от момента нажатия кнопки «Декомпозировать» до полного отображения результатов в интерфейсе.</w:t>
-      </w:r>
-    </w:p>
-    <w:p>
-      <w:r>
-        <w:t>Тестирование проводилось на стандартном рабочем окружении: ноутбук с процессором Intel Core i5 с тактовой частотой 2,5 гигагерца, оперативной памятью объемом 8 гигабайт, операционной системой Windows 11, интерпретатором Python версии 3.9.13. Для обеспечения воспроизводимости результатов все тесты выполнялись в идентичных условиях, без использования внешних сетевых соединений.</w:t>
-      </w:r>
-    </w:p>
-    <w:p/>
-    <w:p>
-      <w:pPr>
-        <w:pStyle w:val="2"/>
-      </w:pPr>
-      <w:bookmarkStart w:id="31" w:name="_Toc230194748"/>
+      <w:bookmarkStart w:id="30" w:name="_Toc230194748"/>
       <w:r>
         <w:lastRenderedPageBreak/>
         <w:t>5.2. Тестовые сценарии и проекты</w:t>
       </w:r>
-      <w:bookmarkEnd w:id="31"/>
+      <w:bookmarkEnd w:id="30"/>
     </w:p>
     <w:p>
       <w:r>
@@ -15505,7 +15568,7 @@
       <w:pPr>
         <w:pStyle w:val="2"/>
       </w:pPr>
-      <w:bookmarkStart w:id="32" w:name="_Toc230194749"/>
+      <w:bookmarkStart w:id="31" w:name="_Toc230194749"/>
       <w:r>
         <w:t xml:space="preserve">5.3. </w:t>
       </w:r>
@@ -15515,7 +15578,7 @@
       <w:r>
         <w:t xml:space="preserve"> тестирования</w:t>
       </w:r>
-      <w:bookmarkEnd w:id="32"/>
+      <w:bookmarkEnd w:id="31"/>
     </w:p>
     <w:p>
       <w:r>
@@ -15603,7 +15666,7 @@
       <w:pPr>
         <w:pStyle w:val="2"/>
       </w:pPr>
-      <w:bookmarkStart w:id="33" w:name="_Toc230194750"/>
+      <w:bookmarkStart w:id="32" w:name="_Toc230194750"/>
       <w:r>
         <w:t xml:space="preserve">5.4. </w:t>
       </w:r>
@@ -15613,7 +15676,7 @@
       <w:r>
         <w:t xml:space="preserve"> эффективности</w:t>
       </w:r>
-      <w:bookmarkEnd w:id="33"/>
+      <w:bookmarkEnd w:id="32"/>
     </w:p>
     <w:p>
       <w:r>
@@ -15667,7 +15730,7 @@
       <w:pPr>
         <w:pStyle w:val="2"/>
       </w:pPr>
-      <w:bookmarkStart w:id="34" w:name="_Toc230194751"/>
+      <w:bookmarkStart w:id="33" w:name="_Toc230194751"/>
       <w:r>
         <w:t xml:space="preserve">5.5. </w:t>
       </w:r>
@@ -15677,7 +15740,7 @@
       <w:r>
         <w:t xml:space="preserve"> и направления улучшения</w:t>
       </w:r>
-      <w:bookmarkEnd w:id="34"/>
+      <w:bookmarkEnd w:id="33"/>
     </w:p>
     <w:p>
       <w:r>
@@ -15751,7 +15814,7 @@
           <w:rFonts w:eastAsiaTheme="minorHAnsi"/>
         </w:rPr>
       </w:pPr>
-      <w:bookmarkStart w:id="35" w:name="_Toc230194752"/>
+      <w:bookmarkStart w:id="34" w:name="_Toc230194752"/>
       <w:r>
         <w:rPr>
           <w:rStyle w:val="10"/>
@@ -15761,7 +15824,7 @@
         <w:lastRenderedPageBreak/>
         <w:t>Заключение</w:t>
       </w:r>
-      <w:bookmarkEnd w:id="35"/>
+      <w:bookmarkEnd w:id="34"/>
     </w:p>
     <w:p>
       <w:r>
@@ -15966,7 +16029,7 @@
           <w:lang w:val="en-US"/>
         </w:rPr>
       </w:pPr>
-      <w:bookmarkStart w:id="36" w:name="_Toc230194753"/>
+      <w:bookmarkStart w:id="35" w:name="_Toc230194753"/>
       <w:r>
         <w:lastRenderedPageBreak/>
         <w:t xml:space="preserve">Список </w:t>
@@ -15974,7 +16037,7 @@
       <w:r>
         <w:t>использованных источников</w:t>
       </w:r>
-      <w:bookmarkEnd w:id="36"/>
+      <w:bookmarkEnd w:id="35"/>
     </w:p>
     <w:p>
       <w:pPr>
@@ -18742,7 +18805,7 @@
       <w:r>
         <w:t xml:space="preserve"> </w:t>
       </w:r>
-      <w:bookmarkStart w:id="37" w:name="_Hlk228980070"/>
+      <w:bookmarkStart w:id="36" w:name="_Hlk228980070"/>
       <w:r>
         <w:t>[</w:t>
       </w:r>
@@ -18773,7 +18836,7 @@
       <w:r>
         <w:t>.</w:t>
       </w:r>
-      <w:bookmarkEnd w:id="37"/>
+      <w:bookmarkEnd w:id="36"/>
       <w:r>
         <w:t xml:space="preserve"> </w:t>
       </w:r>
@@ -19123,7 +19186,7 @@
       <w:pPr>
         <w:pStyle w:val="1"/>
       </w:pPr>
-      <w:bookmarkStart w:id="38" w:name="_Toc230194754"/>
+      <w:bookmarkStart w:id="37" w:name="_Toc230194754"/>
       <w:r>
         <w:lastRenderedPageBreak/>
         <w:t>Приложение</w:t>
@@ -19145,7 +19208,7 @@
       <w:r>
         <w:t>диаграмма («как есть», «как должно быть»)</w:t>
       </w:r>
-      <w:bookmarkEnd w:id="38"/>
+      <w:bookmarkEnd w:id="37"/>
     </w:p>
     <w:p>
       <w:pPr>
@@ -19157,10 +19220,10 @@
           <w:noProof/>
         </w:rPr>
         <w:drawing>
-          <wp:inline distT="0" distB="0" distL="0" distR="0" wp14:anchorId="2C73D4DA" wp14:editId="12B2B58B">
-            <wp:extent cx="5931535" cy="1002030"/>
-            <wp:effectExtent l="19050" t="19050" r="12065" b="26670"/>
-            <wp:docPr id="4" name="Рисунок 4"/>
+          <wp:inline distT="0" distB="0" distL="0" distR="0" wp14:anchorId="44EB6595" wp14:editId="31F0CBBB">
+            <wp:extent cx="5930900" cy="2990850"/>
+            <wp:effectExtent l="19050" t="19050" r="12700" b="19050"/>
+            <wp:docPr id="10" name="Рисунок 10"/>
             <wp:cNvGraphicFramePr>
               <a:graphicFrameLocks xmlns:a="http://schemas.openxmlformats.org/drawingml/2006/main" noChangeAspect="1"/>
             </wp:cNvGraphicFramePr>
@@ -19168,7 +19231,7 @@
               <a:graphicData uri="http://schemas.openxmlformats.org/drawingml/2006/picture">
                 <pic:pic xmlns:pic="http://schemas.openxmlformats.org/drawingml/2006/picture">
                   <pic:nvPicPr>
-                    <pic:cNvPr id="0" name="Picture 1"/>
+                    <pic:cNvPr id="0" name="Picture 3"/>
                     <pic:cNvPicPr>
                       <a:picLocks noChangeAspect="1" noChangeArrowheads="1"/>
                     </pic:cNvPicPr>
@@ -19189,7 +19252,7 @@
                   <pic:spPr bwMode="auto">
                     <a:xfrm>
                       <a:off x="0" y="0"/>
-                      <a:ext cx="5931535" cy="1002030"/>
+                      <a:ext cx="5930900" cy="2990850"/>
                     </a:xfrm>
                     <a:prstGeom prst="rect">
                       <a:avLst/>
@@ -19249,15 +19312,16 @@
         <w:ind w:firstLine="0"/>
         <w:jc w:val="center"/>
       </w:pPr>
+      <w:bookmarkStart w:id="38" w:name="_GoBack"/>
       <w:r>
         <w:rPr>
           <w:noProof/>
         </w:rPr>
         <w:drawing>
-          <wp:inline distT="0" distB="0" distL="0" distR="0" wp14:anchorId="1D6797B1" wp14:editId="1788E0B6">
-            <wp:extent cx="5939790" cy="1757045"/>
-            <wp:effectExtent l="19050" t="19050" r="22860" b="14605"/>
-            <wp:docPr id="5" name="Рисунок 5"/>
+          <wp:inline distT="0" distB="0" distL="0" distR="0" wp14:anchorId="17A7383C" wp14:editId="4E634B17">
+            <wp:extent cx="5930900" cy="3124200"/>
+            <wp:effectExtent l="19050" t="19050" r="12700" b="19050"/>
+            <wp:docPr id="12" name="Рисунок 12"/>
             <wp:cNvGraphicFramePr>
               <a:graphicFrameLocks xmlns:a="http://schemas.openxmlformats.org/drawingml/2006/main" noChangeAspect="1"/>
             </wp:cNvGraphicFramePr>
@@ -19265,7 +19329,7 @@
               <a:graphicData uri="http://schemas.openxmlformats.org/drawingml/2006/picture">
                 <pic:pic xmlns:pic="http://schemas.openxmlformats.org/drawingml/2006/picture">
                   <pic:nvPicPr>
-                    <pic:cNvPr id="0" name="Picture 2"/>
+                    <pic:cNvPr id="0" name="Picture 5"/>
                     <pic:cNvPicPr>
                       <a:picLocks noChangeAspect="1" noChangeArrowheads="1"/>
                     </pic:cNvPicPr>
@@ -19286,7 +19350,7 @@
                   <pic:spPr bwMode="auto">
                     <a:xfrm>
                       <a:off x="0" y="0"/>
-                      <a:ext cx="5939790" cy="1757045"/>
+                      <a:ext cx="5930900" cy="3124200"/>
                     </a:xfrm>
                     <a:prstGeom prst="rect">
                       <a:avLst/>
@@ -19304,6 +19368,7 @@
           </wp:inline>
         </w:drawing>
       </w:r>
+      <w:bookmarkEnd w:id="38"/>
     </w:p>
     <w:p>
       <w:pPr>
@@ -27482,7 +27547,7 @@
 </file>
 
 <file path=customXml/itemProps1.xml><?xml version="1.0" encoding="utf-8"?>
-<ds:datastoreItem xmlns:ds="http://schemas.openxmlformats.org/officeDocument/2006/customXml" ds:itemID="{5855B7B2-3CED-47C0-AE3D-71B7A3F080D8}">
+<ds:datastoreItem xmlns:ds="http://schemas.openxmlformats.org/officeDocument/2006/customXml" ds:itemID="{FA5EE517-8BB0-4A6D-B2E5-AFD56B338F8A}">
   <ds:schemaRefs>
     <ds:schemaRef ds:uri="http://schemas.openxmlformats.org/officeDocument/2006/bibliography"/>
   </ds:schemaRefs>

--- a/M1 Course/YPpSIS/Coursework/Андреев КП.docx
+++ b/M1 Course/YPpSIS/Coursework/Андреев КП.docx
@@ -629,6 +629,36 @@
           <w:szCs w:val="28"/>
         </w:rPr>
       </w:pPr>
+    </w:p>
+    <w:p>
+      <w:pPr>
+        <w:ind w:firstLine="0"/>
+        <w:jc w:val="center"/>
+        <w:rPr>
+          <w:rFonts w:cs="Times New Roman"/>
+          <w:szCs w:val="28"/>
+        </w:rPr>
+      </w:pPr>
+    </w:p>
+    <w:p>
+      <w:pPr>
+        <w:ind w:firstLine="0"/>
+        <w:jc w:val="center"/>
+        <w:rPr>
+          <w:rFonts w:cs="Times New Roman"/>
+          <w:szCs w:val="28"/>
+        </w:rPr>
+      </w:pPr>
+    </w:p>
+    <w:p>
+      <w:pPr>
+        <w:ind w:firstLine="0"/>
+        <w:jc w:val="center"/>
+        <w:rPr>
+          <w:rFonts w:cs="Times New Roman"/>
+          <w:szCs w:val="28"/>
+        </w:rPr>
+      </w:pPr>
       <w:r>
         <w:rPr>
           <w:rFonts w:cs="Times New Roman"/>
@@ -806,6 +836,7 @@
         <w:suppressAutoHyphens/>
         <w:spacing w:after="120" w:line="240" w:lineRule="auto"/>
         <w:ind w:firstLine="0"/>
+        <w:jc w:val="right"/>
         <w:rPr>
           <w:rFonts w:eastAsia="Calibri" w:cs="Times New Roman"/>
           <w:color w:val="00000A"/>
@@ -831,6 +862,7 @@
         <w:suppressAutoHyphens/>
         <w:spacing w:after="120" w:line="240" w:lineRule="auto"/>
         <w:ind w:firstLine="0"/>
+        <w:jc w:val="right"/>
         <w:rPr>
           <w:rFonts w:eastAsia="Calibri" w:cs="Times New Roman"/>
           <w:color w:val="00000A"/>
@@ -856,6 +888,7 @@
         <w:suppressAutoHyphens/>
         <w:spacing w:after="120" w:line="240" w:lineRule="auto"/>
         <w:ind w:firstLine="0"/>
+        <w:jc w:val="right"/>
         <w:rPr>
           <w:rFonts w:eastAsia="Calibri" w:cs="Times New Roman"/>
           <w:color w:val="00000A"/>
@@ -881,6 +914,7 @@
         <w:suppressAutoHyphens/>
         <w:spacing w:after="120" w:line="240" w:lineRule="auto"/>
         <w:ind w:firstLine="0"/>
+        <w:jc w:val="right"/>
         <w:rPr>
           <w:rFonts w:eastAsia="Calibri" w:cs="Times New Roman"/>
           <w:color w:val="00000A"/>
@@ -895,8 +929,19 @@
           <w:kern w:val="1"/>
           <w:szCs w:val="28"/>
         </w:rPr>
-        <w:t>_______________ В.В.Романенко</w:t>
-      </w:r>
+        <w:t xml:space="preserve">_______________ </w:t>
+      </w:r>
+      <w:proofErr w:type="spellStart"/>
+      <w:r>
+        <w:rPr>
+          <w:rFonts w:eastAsia="Calibri" w:cs="Times New Roman"/>
+          <w:color w:val="00000A"/>
+          <w:kern w:val="1"/>
+          <w:szCs w:val="28"/>
+        </w:rPr>
+        <w:t>В.В.Романенко</w:t>
+      </w:r>
+      <w:proofErr w:type="spellEnd"/>
     </w:p>
     <w:p>
       <w:pPr>
@@ -906,6 +951,7 @@
         <w:suppressAutoHyphens/>
         <w:spacing w:after="120" w:line="240" w:lineRule="auto"/>
         <w:ind w:firstLine="0"/>
+        <w:jc w:val="right"/>
         <w:rPr>
           <w:rFonts w:eastAsia="Calibri" w:cs="Times New Roman"/>
           <w:color w:val="00000A"/>
@@ -4285,6 +4331,8 @@
               </w:rPr>
               <w:t>Заключение</w:t>
             </w:r>
+            <w:bookmarkStart w:id="3" w:name="_GoBack"/>
+            <w:bookmarkEnd w:id="3"/>
             <w:r>
               <w:rPr>
                 <w:noProof/>
@@ -4554,7 +4602,7 @@
                 <w:noProof/>
                 <w:webHidden/>
               </w:rPr>
-              <w:t>49</w:t>
+              <w:t>50</w:t>
             </w:r>
             <w:r>
               <w:rPr>
@@ -4626,7 +4674,7 @@
                 <w:noProof/>
                 <w:webHidden/>
               </w:rPr>
-              <w:t>50</w:t>
+              <w:t>51</w:t>
             </w:r>
             <w:r>
               <w:rPr>
@@ -4692,12 +4740,12 @@
       <w:pPr>
         <w:pStyle w:val="1"/>
       </w:pPr>
-      <w:bookmarkStart w:id="3" w:name="_Toc230194721"/>
+      <w:bookmarkStart w:id="4" w:name="_Toc230194721"/>
       <w:r>
         <w:lastRenderedPageBreak/>
         <w:t>Введение</w:t>
       </w:r>
-      <w:bookmarkEnd w:id="3"/>
+      <w:bookmarkEnd w:id="4"/>
     </w:p>
     <w:p>
       <w:pPr>
@@ -5099,7 +5147,71 @@
           <w:rFonts w:cs="Times New Roman"/>
           <w:szCs w:val="28"/>
         </w:rPr>
-        <w:t xml:space="preserve"> работе используются методы машинного обучения (нейронные сети), обработки естественного языка (токенизация, векторизация текста), системного анализа, а также методологии управления проектами (Agile, Scrum, Waterfall).</w:t>
+        <w:t xml:space="preserve"> работе используются методы машинного обучения (нейронные сети), обработки естественного языка (</w:t>
+      </w:r>
+      <w:proofErr w:type="spellStart"/>
+      <w:r>
+        <w:rPr>
+          <w:rFonts w:cs="Times New Roman"/>
+          <w:szCs w:val="28"/>
+        </w:rPr>
+        <w:t>токенизация</w:t>
+      </w:r>
+      <w:proofErr w:type="spellEnd"/>
+      <w:r>
+        <w:rPr>
+          <w:rFonts w:cs="Times New Roman"/>
+          <w:szCs w:val="28"/>
+        </w:rPr>
+        <w:t>, векторизация текста), системного анализа, а также методологии управления проектами (</w:t>
+      </w:r>
+      <w:proofErr w:type="spellStart"/>
+      <w:r>
+        <w:rPr>
+          <w:rFonts w:cs="Times New Roman"/>
+          <w:szCs w:val="28"/>
+        </w:rPr>
+        <w:t>Agile</w:t>
+      </w:r>
+      <w:proofErr w:type="spellEnd"/>
+      <w:r>
+        <w:rPr>
+          <w:rFonts w:cs="Times New Roman"/>
+          <w:szCs w:val="28"/>
+        </w:rPr>
+        <w:t xml:space="preserve">, </w:t>
+      </w:r>
+      <w:proofErr w:type="spellStart"/>
+      <w:r>
+        <w:rPr>
+          <w:rFonts w:cs="Times New Roman"/>
+          <w:szCs w:val="28"/>
+        </w:rPr>
+        <w:t>Scrum</w:t>
+      </w:r>
+      <w:proofErr w:type="spellEnd"/>
+      <w:r>
+        <w:rPr>
+          <w:rFonts w:cs="Times New Roman"/>
+          <w:szCs w:val="28"/>
+        </w:rPr>
+        <w:t xml:space="preserve">, </w:t>
+      </w:r>
+      <w:proofErr w:type="spellStart"/>
+      <w:r>
+        <w:rPr>
+          <w:rFonts w:cs="Times New Roman"/>
+          <w:szCs w:val="28"/>
+        </w:rPr>
+        <w:t>Waterfall</w:t>
+      </w:r>
+      <w:proofErr w:type="spellEnd"/>
+      <w:r>
+        <w:rPr>
+          <w:rFonts w:cs="Times New Roman"/>
+          <w:szCs w:val="28"/>
+        </w:rPr>
+        <w:t>).</w:t>
       </w:r>
     </w:p>
     <w:p>
@@ -5172,7 +5284,7 @@
       <w:pPr>
         <w:pStyle w:val="1"/>
       </w:pPr>
-      <w:bookmarkStart w:id="4" w:name="_Toc230194722"/>
+      <w:bookmarkStart w:id="5" w:name="_Toc230194722"/>
       <w:r>
         <w:lastRenderedPageBreak/>
         <w:t xml:space="preserve">1. </w:t>
@@ -5183,13 +5295,13 @@
       <w:r>
         <w:t xml:space="preserve"> выбранной предметной области</w:t>
       </w:r>
-      <w:bookmarkEnd w:id="4"/>
+      <w:bookmarkEnd w:id="5"/>
     </w:p>
     <w:p>
       <w:pPr>
         <w:pStyle w:val="2"/>
       </w:pPr>
-      <w:bookmarkStart w:id="5" w:name="_Toc230194723"/>
+      <w:bookmarkStart w:id="6" w:name="_Toc230194723"/>
       <w:r>
         <w:t xml:space="preserve">1.1. </w:t>
       </w:r>
@@ -5205,7 +5317,7 @@
       <w:r>
         <w:t>проектами</w:t>
       </w:r>
-      <w:bookmarkEnd w:id="5"/>
+      <w:bookmarkEnd w:id="6"/>
     </w:p>
     <w:p>
       <w:pPr>
@@ -5221,7 +5333,23 @@
         <w:t>–</w:t>
       </w:r>
       <w:r>
-        <w:t xml:space="preserve">проектами (Project Management) представляет собой сложную междисциплинарную область, объединяющую методы, инструменты и техники для достижения целей проекта при заданных ограничениях по времени, бюджету и </w:t>
+        <w:t>проектами (</w:t>
+      </w:r>
+      <w:proofErr w:type="spellStart"/>
+      <w:r>
+        <w:t>Project</w:t>
+      </w:r>
+      <w:proofErr w:type="spellEnd"/>
+      <w:r>
+        <w:t xml:space="preserve"> </w:t>
+      </w:r>
+      <w:proofErr w:type="spellStart"/>
+      <w:r>
+        <w:t>Management</w:t>
+      </w:r>
+      <w:proofErr w:type="spellEnd"/>
+      <w:r>
+        <w:t xml:space="preserve">) представляет собой сложную междисциплинарную область, объединяющую методы, инструменты и техники для достижения целей проекта при заданных ограничениях по времени, бюджету и </w:t>
       </w:r>
       <w:r>
         <w:t>качеству</w:t>
@@ -5236,7 +5364,31 @@
         <w:t>.</w:t>
       </w:r>
       <w:r>
-        <w:t xml:space="preserve"> Согласно данным Project Management Institute (PMI), около 70% IT</w:t>
+        <w:t xml:space="preserve"> Согласно данным </w:t>
+      </w:r>
+      <w:proofErr w:type="spellStart"/>
+      <w:r>
+        <w:t>Project</w:t>
+      </w:r>
+      <w:proofErr w:type="spellEnd"/>
+      <w:r>
+        <w:t xml:space="preserve"> </w:t>
+      </w:r>
+      <w:proofErr w:type="spellStart"/>
+      <w:r>
+        <w:t>Management</w:t>
+      </w:r>
+      <w:proofErr w:type="spellEnd"/>
+      <w:r>
+        <w:t xml:space="preserve"> </w:t>
+      </w:r>
+      <w:proofErr w:type="spellStart"/>
+      <w:r>
+        <w:t>Institute</w:t>
+      </w:r>
+      <w:proofErr w:type="spellEnd"/>
+      <w:r>
+        <w:t xml:space="preserve"> (PMI), около 70% IT</w:t>
       </w:r>
       <w:r>
         <w:t>–</w:t>
@@ -5866,7 +6018,7 @@
       <w:pPr>
         <w:pStyle w:val="2"/>
       </w:pPr>
-      <w:bookmarkStart w:id="6" w:name="_Toc230194724"/>
+      <w:bookmarkStart w:id="7" w:name="_Toc230194724"/>
       <w:r>
         <w:t xml:space="preserve">1.2. Роль </w:t>
       </w:r>
@@ -5885,21 +6037,69 @@
         </w:rPr>
         <w:t>управление проектом</w:t>
       </w:r>
-      <w:bookmarkEnd w:id="6"/>
-    </w:p>
-    <w:p>
-      <w:pPr>
-        <w:rPr>
-          <w:rFonts w:cs="Times New Roman"/>
-          <w:szCs w:val="28"/>
-        </w:rPr>
-      </w:pPr>
-      <w:r>
-        <w:rPr>
-          <w:rFonts w:cs="Times New Roman"/>
-          <w:szCs w:val="28"/>
-        </w:rPr>
-        <w:t>Декомпозиция задач (Work Breakdown Structure, WBS) является фундаментальным инструментом управления проектами. WBS представляет собой иерархическое разбиение проекта на более мелкие, управляемые компоненты</w:t>
+      <w:bookmarkEnd w:id="7"/>
+    </w:p>
+    <w:p>
+      <w:pPr>
+        <w:rPr>
+          <w:rFonts w:cs="Times New Roman"/>
+          <w:szCs w:val="28"/>
+        </w:rPr>
+      </w:pPr>
+      <w:r>
+        <w:rPr>
+          <w:rFonts w:cs="Times New Roman"/>
+          <w:szCs w:val="28"/>
+        </w:rPr>
+        <w:t>Декомпозиция задач (</w:t>
+      </w:r>
+      <w:proofErr w:type="spellStart"/>
+      <w:r>
+        <w:rPr>
+          <w:rFonts w:cs="Times New Roman"/>
+          <w:szCs w:val="28"/>
+        </w:rPr>
+        <w:t>Work</w:t>
+      </w:r>
+      <w:proofErr w:type="spellEnd"/>
+      <w:r>
+        <w:rPr>
+          <w:rFonts w:cs="Times New Roman"/>
+          <w:szCs w:val="28"/>
+        </w:rPr>
+        <w:t xml:space="preserve"> </w:t>
+      </w:r>
+      <w:proofErr w:type="spellStart"/>
+      <w:r>
+        <w:rPr>
+          <w:rFonts w:cs="Times New Roman"/>
+          <w:szCs w:val="28"/>
+        </w:rPr>
+        <w:t>Breakdown</w:t>
+      </w:r>
+      <w:proofErr w:type="spellEnd"/>
+      <w:r>
+        <w:rPr>
+          <w:rFonts w:cs="Times New Roman"/>
+          <w:szCs w:val="28"/>
+        </w:rPr>
+        <w:t xml:space="preserve"> </w:t>
+      </w:r>
+      <w:proofErr w:type="spellStart"/>
+      <w:r>
+        <w:rPr>
+          <w:rFonts w:cs="Times New Roman"/>
+          <w:szCs w:val="28"/>
+        </w:rPr>
+        <w:t>Structure</w:t>
+      </w:r>
+      <w:proofErr w:type="spellEnd"/>
+      <w:r>
+        <w:rPr>
+          <w:rFonts w:cs="Times New Roman"/>
+          <w:szCs w:val="28"/>
+        </w:rPr>
+        <w:t>, WBS) является фундаментальным инструментом управления проектами. WBS представляет собой иерархическое разбиение проекта на более мелкие, управляемые компоненты</w:t>
       </w:r>
       <w:r>
         <w:rPr>
@@ -6537,11 +6737,11 @@
       <w:pPr>
         <w:pStyle w:val="2"/>
       </w:pPr>
-      <w:bookmarkStart w:id="7" w:name="_Toc230194725"/>
+      <w:bookmarkStart w:id="8" w:name="_Toc230194725"/>
       <w:r>
         <w:t>1.3. Применение методов искусственного интеллекта</w:t>
       </w:r>
-      <w:bookmarkEnd w:id="7"/>
+      <w:bookmarkEnd w:id="8"/>
     </w:p>
     <w:p>
       <w:pPr>
@@ -7457,7 +7657,7 @@
       <w:pPr>
         <w:pStyle w:val="2"/>
       </w:pPr>
-      <w:bookmarkStart w:id="8" w:name="_Toc230194726"/>
+      <w:bookmarkStart w:id="9" w:name="_Toc230194726"/>
       <w:r>
         <w:t xml:space="preserve">1.4. Требования к </w:t>
       </w:r>
@@ -7467,7 +7667,7 @@
       <w:r>
         <w:t xml:space="preserve"> системам планирования</w:t>
       </w:r>
-      <w:bookmarkEnd w:id="8"/>
+      <w:bookmarkEnd w:id="9"/>
     </w:p>
     <w:p>
       <w:pPr>
@@ -7792,8 +7992,49 @@
           <w:rFonts w:cs="Times New Roman"/>
           <w:szCs w:val="28"/>
         </w:rPr>
-        <w:t xml:space="preserve"> (Windows, Linux, macOS</w:t>
-      </w:r>
+        <w:t xml:space="preserve"> (</w:t>
+      </w:r>
+      <w:proofErr w:type="spellStart"/>
+      <w:r>
+        <w:rPr>
+          <w:rFonts w:cs="Times New Roman"/>
+          <w:szCs w:val="28"/>
+        </w:rPr>
+        <w:t>Windows</w:t>
+      </w:r>
+      <w:proofErr w:type="spellEnd"/>
+      <w:r>
+        <w:rPr>
+          <w:rFonts w:cs="Times New Roman"/>
+          <w:szCs w:val="28"/>
+        </w:rPr>
+        <w:t xml:space="preserve">, </w:t>
+      </w:r>
+      <w:proofErr w:type="spellStart"/>
+      <w:r>
+        <w:rPr>
+          <w:rFonts w:cs="Times New Roman"/>
+          <w:szCs w:val="28"/>
+        </w:rPr>
+        <w:t>Linux</w:t>
+      </w:r>
+      <w:proofErr w:type="spellEnd"/>
+      <w:r>
+        <w:rPr>
+          <w:rFonts w:cs="Times New Roman"/>
+          <w:szCs w:val="28"/>
+        </w:rPr>
+        <w:t xml:space="preserve">, </w:t>
+      </w:r>
+      <w:proofErr w:type="spellStart"/>
+      <w:r>
+        <w:rPr>
+          <w:rFonts w:cs="Times New Roman"/>
+          <w:szCs w:val="28"/>
+        </w:rPr>
+        <w:t>macOS</w:t>
+      </w:r>
+      <w:proofErr w:type="spellEnd"/>
       <w:r>
         <w:rPr>
           <w:rFonts w:cs="Times New Roman"/>
@@ -7894,7 +8135,7 @@
       <w:pPr>
         <w:pStyle w:val="1"/>
       </w:pPr>
-      <w:bookmarkStart w:id="9" w:name="_Toc230194727"/>
+      <w:bookmarkStart w:id="10" w:name="_Toc230194727"/>
       <w:r>
         <w:lastRenderedPageBreak/>
         <w:t xml:space="preserve">2. </w:t>
@@ -7905,13 +8146,13 @@
       <w:r>
         <w:t xml:space="preserve"> задачи</w:t>
       </w:r>
-      <w:bookmarkEnd w:id="9"/>
+      <w:bookmarkEnd w:id="10"/>
     </w:p>
     <w:p>
       <w:pPr>
         <w:pStyle w:val="2"/>
       </w:pPr>
-      <w:bookmarkStart w:id="10" w:name="_Toc230194728"/>
+      <w:bookmarkStart w:id="11" w:name="_Toc230194728"/>
       <w:r>
         <w:t xml:space="preserve">2.1. Цель и </w:t>
       </w:r>
@@ -7921,7 +8162,7 @@
       <w:r>
         <w:t xml:space="preserve"> исследования</w:t>
       </w:r>
-      <w:bookmarkEnd w:id="10"/>
+      <w:bookmarkEnd w:id="11"/>
     </w:p>
     <w:p>
       <w:pPr>
@@ -8085,7 +8326,23 @@
           <w:rFonts w:cs="Times New Roman"/>
           <w:szCs w:val="28"/>
         </w:rPr>
-        <w:t>роанализировать нейросетевые архитектуры для обработки естественного языка</w:t>
+        <w:t xml:space="preserve">роанализировать </w:t>
+      </w:r>
+      <w:proofErr w:type="spellStart"/>
+      <w:r>
+        <w:rPr>
+          <w:rFonts w:cs="Times New Roman"/>
+          <w:szCs w:val="28"/>
+        </w:rPr>
+        <w:t>нейросетевые</w:t>
+      </w:r>
+      <w:proofErr w:type="spellEnd"/>
+      <w:r>
+        <w:rPr>
+          <w:rFonts w:cs="Times New Roman"/>
+          <w:szCs w:val="28"/>
+        </w:rPr>
+        <w:t xml:space="preserve"> архитектуры для обработки естественного языка</w:t>
       </w:r>
       <w:r>
         <w:rPr>
@@ -8263,7 +8520,23 @@
           <w:rFonts w:cs="Times New Roman"/>
           <w:szCs w:val="28"/>
         </w:rPr>
-        <w:t>еализовать нейросетевую модель классификации задач</w:t>
+        <w:t xml:space="preserve">еализовать </w:t>
+      </w:r>
+      <w:proofErr w:type="spellStart"/>
+      <w:r>
+        <w:rPr>
+          <w:rFonts w:cs="Times New Roman"/>
+          <w:szCs w:val="28"/>
+        </w:rPr>
+        <w:t>нейросетевую</w:t>
+      </w:r>
+      <w:proofErr w:type="spellEnd"/>
+      <w:r>
+        <w:rPr>
+          <w:rFonts w:cs="Times New Roman"/>
+          <w:szCs w:val="28"/>
+        </w:rPr>
+        <w:t xml:space="preserve"> модель классификации задач</w:t>
       </w:r>
       <w:r>
         <w:rPr>
@@ -8503,7 +8776,7 @@
       <w:pPr>
         <w:pStyle w:val="2"/>
       </w:pPr>
-      <w:bookmarkStart w:id="11" w:name="_Toc230194729"/>
+      <w:bookmarkStart w:id="12" w:name="_Toc230194729"/>
       <w:r>
         <w:lastRenderedPageBreak/>
         <w:t xml:space="preserve">2.2. </w:t>
@@ -8514,7 +8787,7 @@
       <w:r>
         <w:t xml:space="preserve"> требования к системе</w:t>
       </w:r>
-      <w:bookmarkEnd w:id="11"/>
+      <w:bookmarkEnd w:id="12"/>
     </w:p>
     <w:p>
       <w:pPr>
@@ -8575,7 +8848,15 @@
         <w:t>б</w:t>
       </w:r>
       <w:r>
-        <w:t xml:space="preserve">азы данных, DevOps, AI/ML разработка, </w:t>
+        <w:t xml:space="preserve">азы данных, </w:t>
+      </w:r>
+      <w:proofErr w:type="spellStart"/>
+      <w:r>
+        <w:t>DevOps</w:t>
+      </w:r>
+      <w:proofErr w:type="spellEnd"/>
+      <w:r>
+        <w:t xml:space="preserve">, AI/ML разработка, </w:t>
       </w:r>
       <w:r>
         <w:t>а</w:t>
@@ -8659,8 +8940,13 @@
         </w:rPr>
         <w:t>b</w:t>
       </w:r>
-      <w:r>
-        <w:t xml:space="preserve">ackend, </w:t>
+      <w:proofErr w:type="spellStart"/>
+      <w:r>
+        <w:t>ackend</w:t>
+      </w:r>
+      <w:proofErr w:type="spellEnd"/>
+      <w:r>
+        <w:t xml:space="preserve">, </w:t>
       </w:r>
       <w:r>
         <w:t>р</w:t>
@@ -8674,8 +8960,13 @@
         </w:rPr>
         <w:t>f</w:t>
       </w:r>
-      <w:r>
-        <w:t xml:space="preserve">rontend, </w:t>
+      <w:proofErr w:type="spellStart"/>
+      <w:r>
+        <w:t>rontend</w:t>
+      </w:r>
+      <w:proofErr w:type="spellEnd"/>
+      <w:r>
+        <w:t xml:space="preserve">, </w:t>
       </w:r>
       <w:r>
         <w:t>р</w:t>
@@ -8689,14 +8980,27 @@
         </w:rPr>
         <w:t>m</w:t>
       </w:r>
-      <w:r>
-        <w:t xml:space="preserve">obile, </w:t>
+      <w:proofErr w:type="spellStart"/>
+      <w:r>
+        <w:t>obile</w:t>
+      </w:r>
+      <w:proofErr w:type="spellEnd"/>
+      <w:r>
+        <w:t xml:space="preserve">, </w:t>
       </w:r>
       <w:r>
         <w:t>т</w:t>
       </w:r>
       <w:r>
-        <w:t xml:space="preserve">естировщик QA, DevOps </w:t>
+        <w:t xml:space="preserve">естировщик QA, </w:t>
+      </w:r>
+      <w:proofErr w:type="spellStart"/>
+      <w:r>
+        <w:t>DevOps</w:t>
+      </w:r>
+      <w:proofErr w:type="spellEnd"/>
+      <w:r>
+        <w:t xml:space="preserve"> </w:t>
       </w:r>
       <w:r>
         <w:t>и</w:t>
@@ -8710,8 +9014,13 @@
         </w:rPr>
         <w:t>p</w:t>
       </w:r>
-      <w:r>
-        <w:t xml:space="preserve">roject </w:t>
+      <w:proofErr w:type="spellStart"/>
+      <w:r>
+        <w:t>roject</w:t>
+      </w:r>
+      <w:proofErr w:type="spellEnd"/>
+      <w:r>
+        <w:t xml:space="preserve"> </w:t>
       </w:r>
       <w:r>
         <w:rPr>
@@ -8719,8 +9028,13 @@
         </w:rPr>
         <w:t>m</w:t>
       </w:r>
-      <w:r>
-        <w:t xml:space="preserve">anager, UX/UI </w:t>
+      <w:proofErr w:type="spellStart"/>
+      <w:r>
+        <w:t>anager</w:t>
+      </w:r>
+      <w:proofErr w:type="spellEnd"/>
+      <w:r>
+        <w:t xml:space="preserve">, UX/UI </w:t>
       </w:r>
       <w:r>
         <w:t>д</w:t>
@@ -8734,8 +9048,13 @@
         </w:rPr>
         <w:t>d</w:t>
       </w:r>
-      <w:r>
-        <w:t xml:space="preserve">ata </w:t>
+      <w:proofErr w:type="spellStart"/>
+      <w:r>
+        <w:t>ata</w:t>
+      </w:r>
+      <w:proofErr w:type="spellEnd"/>
+      <w:r>
+        <w:t xml:space="preserve"> </w:t>
       </w:r>
       <w:r>
         <w:rPr>
@@ -8743,8 +9062,13 @@
         </w:rPr>
         <w:t>e</w:t>
       </w:r>
-      <w:r>
-        <w:t xml:space="preserve">ngineer, ML </w:t>
+      <w:proofErr w:type="spellStart"/>
+      <w:r>
+        <w:t>ngineer</w:t>
+      </w:r>
+      <w:proofErr w:type="spellEnd"/>
+      <w:r>
+        <w:t xml:space="preserve">, ML </w:t>
       </w:r>
       <w:r>
         <w:t>и</w:t>
@@ -8758,8 +9082,13 @@
         </w:rPr>
         <w:t>s</w:t>
       </w:r>
-      <w:r>
-        <w:t xml:space="preserve">ecurity </w:t>
+      <w:proofErr w:type="spellStart"/>
+      <w:r>
+        <w:t>ecurity</w:t>
+      </w:r>
+      <w:proofErr w:type="spellEnd"/>
+      <w:r>
+        <w:t xml:space="preserve"> </w:t>
       </w:r>
       <w:r>
         <w:rPr>
@@ -8767,8 +9096,13 @@
         </w:rPr>
         <w:t>s</w:t>
       </w:r>
-      <w:r>
-        <w:t xml:space="preserve">pecialist, </w:t>
+      <w:proofErr w:type="spellStart"/>
+      <w:r>
+        <w:t>pecialist</w:t>
+      </w:r>
+      <w:proofErr w:type="spellEnd"/>
+      <w:r>
+        <w:t xml:space="preserve">, </w:t>
       </w:r>
       <w:r>
         <w:rPr>
@@ -8776,8 +9110,13 @@
         </w:rPr>
         <w:t>t</w:t>
       </w:r>
-      <w:r>
-        <w:t xml:space="preserve">echnical </w:t>
+      <w:proofErr w:type="spellStart"/>
+      <w:r>
+        <w:t>echnical</w:t>
+      </w:r>
+      <w:proofErr w:type="spellEnd"/>
+      <w:r>
+        <w:t xml:space="preserve"> </w:t>
       </w:r>
       <w:r>
         <w:rPr>
@@ -8785,8 +9124,13 @@
         </w:rPr>
         <w:t>w</w:t>
       </w:r>
-      <w:r>
-        <w:t>riter.</w:t>
+      <w:proofErr w:type="spellStart"/>
+      <w:r>
+        <w:t>riter</w:t>
+      </w:r>
+      <w:proofErr w:type="spellEnd"/>
+      <w:r>
+        <w:t>.</w:t>
       </w:r>
     </w:p>
     <w:p>
@@ -8826,7 +9170,15 @@
         <w:t xml:space="preserve"> с</w:t>
       </w:r>
       <w:r>
-        <w:t>истема должна поддерживать экспорт в форматах TXT, Markdown, JSON, при этом файл экспорта должен содержать полную информацию о декомпозиции.</w:t>
+        <w:t xml:space="preserve">истема должна поддерживать экспорт в форматах TXT, </w:t>
+      </w:r>
+      <w:proofErr w:type="spellStart"/>
+      <w:r>
+        <w:t>Markdown</w:t>
+      </w:r>
+      <w:proofErr w:type="spellEnd"/>
+      <w:r>
+        <w:t>, JSON, при этом файл экспорта должен содержать полную информацию о декомпозиции.</w:t>
       </w:r>
     </w:p>
     <w:p>
@@ -8880,11 +9232,11 @@
       <w:pPr>
         <w:pStyle w:val="2"/>
       </w:pPr>
-      <w:bookmarkStart w:id="12" w:name="_Toc230194730"/>
+      <w:bookmarkStart w:id="13" w:name="_Toc230194730"/>
       <w:r>
         <w:t>2.3. Нефункциональные требования</w:t>
       </w:r>
-      <w:bookmarkEnd w:id="12"/>
+      <w:bookmarkEnd w:id="13"/>
     </w:p>
     <w:p>
       <w:r>
@@ -8954,7 +9306,31 @@
         <w:t>в том, что с</w:t>
       </w:r>
       <w:r>
-        <w:t>истема должна поддерживать операционные системы Windows 10+, Ubuntu 18.04+ и macOS 10.15+, не иметь внешних зависимостей, а размер дистрибутива не должен превышать 50 МБ.</w:t>
+        <w:t xml:space="preserve">истема должна поддерживать операционные системы </w:t>
+      </w:r>
+      <w:proofErr w:type="spellStart"/>
+      <w:r>
+        <w:t>Windows</w:t>
+      </w:r>
+      <w:proofErr w:type="spellEnd"/>
+      <w:r>
+        <w:t xml:space="preserve"> 10+, </w:t>
+      </w:r>
+      <w:proofErr w:type="spellStart"/>
+      <w:r>
+        <w:t>Ubuntu</w:t>
+      </w:r>
+      <w:proofErr w:type="spellEnd"/>
+      <w:r>
+        <w:t xml:space="preserve"> 18.04+ и </w:t>
+      </w:r>
+      <w:proofErr w:type="spellStart"/>
+      <w:r>
+        <w:t>macOS</w:t>
+      </w:r>
+      <w:proofErr w:type="spellEnd"/>
+      <w:r>
+        <w:t xml:space="preserve"> 10.15+, не иметь внешних зависимостей, а размер дистрибутива не должен превышать 50 МБ.</w:t>
       </w:r>
     </w:p>
     <w:p>
@@ -8978,7 +9354,7 @@
       <w:pPr>
         <w:pStyle w:val="2"/>
       </w:pPr>
-      <w:bookmarkStart w:id="13" w:name="_Toc230194731"/>
+      <w:bookmarkStart w:id="14" w:name="_Toc230194731"/>
       <w:r>
         <w:t xml:space="preserve">2.4. </w:t>
       </w:r>
@@ -8993,7 +9369,7 @@
       <w:r>
         <w:t xml:space="preserve"> и допущения</w:t>
       </w:r>
-      <w:bookmarkEnd w:id="13"/>
+      <w:bookmarkEnd w:id="14"/>
     </w:p>
     <w:p>
       <w:pPr>
@@ -9124,7 +9500,23 @@
           <w:rFonts w:cs="Times New Roman"/>
           <w:szCs w:val="28"/>
         </w:rPr>
-        <w:t>за отсутствия размеченных датасетов)</w:t>
+        <w:t xml:space="preserve">за отсутствия размеченных </w:t>
+      </w:r>
+      <w:proofErr w:type="spellStart"/>
+      <w:r>
+        <w:rPr>
+          <w:rFonts w:cs="Times New Roman"/>
+          <w:szCs w:val="28"/>
+        </w:rPr>
+        <w:t>датасетов</w:t>
+      </w:r>
+      <w:proofErr w:type="spellEnd"/>
+      <w:r>
+        <w:rPr>
+          <w:rFonts w:cs="Times New Roman"/>
+          <w:szCs w:val="28"/>
+        </w:rPr>
+        <w:t>)</w:t>
       </w:r>
     </w:p>
     <w:p>
@@ -9158,8 +9550,17 @@
           <w:rFonts w:cs="Times New Roman"/>
           <w:szCs w:val="28"/>
         </w:rPr>
-        <w:t xml:space="preserve"> демонстрационная, не гарантируется для production</w:t>
-      </w:r>
+        <w:t xml:space="preserve"> демонстрационная, не гарантируется для </w:t>
+      </w:r>
+      <w:proofErr w:type="spellStart"/>
+      <w:r>
+        <w:rPr>
+          <w:rFonts w:cs="Times New Roman"/>
+          <w:szCs w:val="28"/>
+        </w:rPr>
+        <w:t>production</w:t>
+      </w:r>
+      <w:proofErr w:type="spellEnd"/>
       <w:r>
         <w:rPr>
           <w:rFonts w:cs="Times New Roman"/>
@@ -9403,18 +9804,18 @@
       <w:pPr>
         <w:pStyle w:val="1"/>
       </w:pPr>
-      <w:bookmarkStart w:id="14" w:name="_Toc230194732"/>
+      <w:bookmarkStart w:id="15" w:name="_Toc230194732"/>
       <w:r>
         <w:lastRenderedPageBreak/>
         <w:t>3. Обзор аналогов</w:t>
       </w:r>
-      <w:bookmarkEnd w:id="14"/>
+      <w:bookmarkEnd w:id="15"/>
     </w:p>
     <w:p>
       <w:pPr>
         <w:pStyle w:val="2"/>
       </w:pPr>
-      <w:bookmarkStart w:id="15" w:name="_Toc230194733"/>
+      <w:bookmarkStart w:id="16" w:name="_Toc230194733"/>
       <w:r>
         <w:t xml:space="preserve">3.1. </w:t>
       </w:r>
@@ -9424,7 +9825,7 @@
       <w:r>
         <w:t xml:space="preserve"> существующих решений</w:t>
       </w:r>
-      <w:bookmarkEnd w:id="15"/>
+      <w:bookmarkEnd w:id="16"/>
     </w:p>
     <w:p>
       <w:pPr>
@@ -9498,7 +9899,55 @@
           <w:rFonts w:cs="Times New Roman"/>
           <w:szCs w:val="28"/>
         </w:rPr>
-        <w:t xml:space="preserve">(Jira, Trello, Asana) </w:t>
+        <w:t>(</w:t>
+      </w:r>
+      <w:proofErr w:type="spellStart"/>
+      <w:r>
+        <w:rPr>
+          <w:rFonts w:cs="Times New Roman"/>
+          <w:szCs w:val="28"/>
+        </w:rPr>
+        <w:t>Jira</w:t>
+      </w:r>
+      <w:proofErr w:type="spellEnd"/>
+      <w:r>
+        <w:rPr>
+          <w:rFonts w:cs="Times New Roman"/>
+          <w:szCs w:val="28"/>
+        </w:rPr>
+        <w:t xml:space="preserve">, </w:t>
+      </w:r>
+      <w:proofErr w:type="spellStart"/>
+      <w:r>
+        <w:rPr>
+          <w:rFonts w:cs="Times New Roman"/>
+          <w:szCs w:val="28"/>
+        </w:rPr>
+        <w:t>Trello</w:t>
+      </w:r>
+      <w:proofErr w:type="spellEnd"/>
+      <w:r>
+        <w:rPr>
+          <w:rFonts w:cs="Times New Roman"/>
+          <w:szCs w:val="28"/>
+        </w:rPr>
+        <w:t xml:space="preserve">, </w:t>
+      </w:r>
+      <w:proofErr w:type="spellStart"/>
+      <w:r>
+        <w:rPr>
+          <w:rFonts w:cs="Times New Roman"/>
+          <w:szCs w:val="28"/>
+        </w:rPr>
+        <w:t>Asana</w:t>
+      </w:r>
+      <w:proofErr w:type="spellEnd"/>
+      <w:r>
+        <w:rPr>
+          <w:rFonts w:cs="Times New Roman"/>
+          <w:szCs w:val="28"/>
+        </w:rPr>
+        <w:t xml:space="preserve">) </w:t>
       </w:r>
       <w:r>
         <w:t>–</w:t>
@@ -9560,7 +10009,39 @@
           <w:rFonts w:cs="Times New Roman"/>
           <w:szCs w:val="28"/>
         </w:rPr>
-        <w:t xml:space="preserve">(PlanIT, ScopeMaster) </w:t>
+        <w:t>(</w:t>
+      </w:r>
+      <w:proofErr w:type="spellStart"/>
+      <w:r>
+        <w:rPr>
+          <w:rFonts w:cs="Times New Roman"/>
+          <w:szCs w:val="28"/>
+        </w:rPr>
+        <w:t>PlanIT</w:t>
+      </w:r>
+      <w:proofErr w:type="spellEnd"/>
+      <w:r>
+        <w:rPr>
+          <w:rFonts w:cs="Times New Roman"/>
+          <w:szCs w:val="28"/>
+        </w:rPr>
+        <w:t xml:space="preserve">, </w:t>
+      </w:r>
+      <w:proofErr w:type="spellStart"/>
+      <w:r>
+        <w:rPr>
+          <w:rFonts w:cs="Times New Roman"/>
+          <w:szCs w:val="28"/>
+        </w:rPr>
+        <w:t>ScopeMaster</w:t>
+      </w:r>
+      <w:proofErr w:type="spellEnd"/>
+      <w:r>
+        <w:rPr>
+          <w:rFonts w:cs="Times New Roman"/>
+          <w:szCs w:val="28"/>
+        </w:rPr>
+        <w:t xml:space="preserve">) </w:t>
       </w:r>
       <w:r>
         <w:t>–</w:t>
@@ -9596,6 +10077,7 @@
           <w:szCs w:val="28"/>
         </w:rPr>
       </w:pPr>
+      <w:proofErr w:type="spellStart"/>
       <w:r>
         <w:rPr>
           <w:rFonts w:cs="Times New Roman"/>
@@ -9603,6 +10085,7 @@
         </w:rPr>
         <w:t>ии</w:t>
       </w:r>
+      <w:proofErr w:type="spellEnd"/>
       <w:r>
         <w:rPr>
           <w:rFonts w:cs="Times New Roman"/>
@@ -9629,7 +10112,39 @@
           <w:rFonts w:cs="Times New Roman"/>
           <w:szCs w:val="28"/>
         </w:rPr>
-        <w:t xml:space="preserve">(ClickUp AI, Motion) </w:t>
+        <w:t>(</w:t>
+      </w:r>
+      <w:proofErr w:type="spellStart"/>
+      <w:r>
+        <w:rPr>
+          <w:rFonts w:cs="Times New Roman"/>
+          <w:szCs w:val="28"/>
+        </w:rPr>
+        <w:t>ClickUp</w:t>
+      </w:r>
+      <w:proofErr w:type="spellEnd"/>
+      <w:r>
+        <w:rPr>
+          <w:rFonts w:cs="Times New Roman"/>
+          <w:szCs w:val="28"/>
+        </w:rPr>
+        <w:t xml:space="preserve"> AI, </w:t>
+      </w:r>
+      <w:proofErr w:type="spellStart"/>
+      <w:r>
+        <w:rPr>
+          <w:rFonts w:cs="Times New Roman"/>
+          <w:szCs w:val="28"/>
+        </w:rPr>
+        <w:t>Motion</w:t>
+      </w:r>
+      <w:proofErr w:type="spellEnd"/>
+      <w:r>
+        <w:rPr>
+          <w:rFonts w:cs="Times New Roman"/>
+          <w:szCs w:val="28"/>
+        </w:rPr>
+        <w:t xml:space="preserve">) </w:t>
       </w:r>
       <w:r>
         <w:t>–</w:t>
@@ -10011,7 +10526,7 @@
       <w:pPr>
         <w:pStyle w:val="2"/>
       </w:pPr>
-      <w:bookmarkStart w:id="16" w:name="_Toc230194734"/>
+      <w:bookmarkStart w:id="17" w:name="_Toc230194734"/>
       <w:r>
         <w:t xml:space="preserve">3.2. </w:t>
       </w:r>
@@ -10021,7 +10536,7 @@
       <w:r>
         <w:t xml:space="preserve"> анализ аналогов</w:t>
       </w:r>
-      <w:bookmarkEnd w:id="16"/>
+      <w:bookmarkEnd w:id="17"/>
     </w:p>
     <w:p>
       <w:pPr>
@@ -10032,12 +10547,53 @@
           <w:szCs w:val="28"/>
         </w:rPr>
       </w:pPr>
-      <w:r>
-        <w:rPr>
-          <w:rFonts w:cs="Times New Roman"/>
-          <w:szCs w:val="28"/>
-        </w:rPr>
-        <w:t xml:space="preserve">Jira Software с плагином Structure </w:t>
+      <w:proofErr w:type="spellStart"/>
+      <w:r>
+        <w:rPr>
+          <w:rFonts w:cs="Times New Roman"/>
+          <w:szCs w:val="28"/>
+        </w:rPr>
+        <w:t>Jira</w:t>
+      </w:r>
+      <w:proofErr w:type="spellEnd"/>
+      <w:r>
+        <w:rPr>
+          <w:rFonts w:cs="Times New Roman"/>
+          <w:szCs w:val="28"/>
+        </w:rPr>
+        <w:t xml:space="preserve"> </w:t>
+      </w:r>
+      <w:proofErr w:type="spellStart"/>
+      <w:r>
+        <w:rPr>
+          <w:rFonts w:cs="Times New Roman"/>
+          <w:szCs w:val="28"/>
+        </w:rPr>
+        <w:t>Software</w:t>
+      </w:r>
+      <w:proofErr w:type="spellEnd"/>
+      <w:r>
+        <w:rPr>
+          <w:rFonts w:cs="Times New Roman"/>
+          <w:szCs w:val="28"/>
+        </w:rPr>
+        <w:t xml:space="preserve"> с плагином </w:t>
+      </w:r>
+      <w:proofErr w:type="spellStart"/>
+      <w:r>
+        <w:rPr>
+          <w:rFonts w:cs="Times New Roman"/>
+          <w:szCs w:val="28"/>
+        </w:rPr>
+        <w:t>Structure</w:t>
+      </w:r>
+      <w:proofErr w:type="spellEnd"/>
+      <w:r>
+        <w:rPr>
+          <w:rFonts w:cs="Times New Roman"/>
+          <w:szCs w:val="28"/>
+        </w:rPr>
+        <w:t xml:space="preserve"> </w:t>
       </w:r>
       <w:r>
         <w:rPr>
@@ -10051,7 +10607,23 @@
           <w:rFonts w:cs="Times New Roman"/>
           <w:szCs w:val="28"/>
         </w:rPr>
-        <w:t xml:space="preserve"> наиболее популярная система управления проектами в IT. Плагин Structure позволяет создавать иерархии задач, но не генерирует их автоматически</w:t>
+        <w:t xml:space="preserve"> наиболее популярная система управления проектами в IT. Плагин </w:t>
+      </w:r>
+      <w:proofErr w:type="spellStart"/>
+      <w:r>
+        <w:rPr>
+          <w:rFonts w:cs="Times New Roman"/>
+          <w:szCs w:val="28"/>
+        </w:rPr>
+        <w:t>Structure</w:t>
+      </w:r>
+      <w:proofErr w:type="spellEnd"/>
+      <w:r>
+        <w:rPr>
+          <w:rFonts w:cs="Times New Roman"/>
+          <w:szCs w:val="28"/>
+        </w:rPr>
+        <w:t xml:space="preserve"> позволяет создавать иерархии задач, но не генерирует их автоматически</w:t>
       </w:r>
       <w:r>
         <w:rPr>
@@ -10177,8 +10749,17 @@
           <w:rFonts w:cs="Times New Roman"/>
           <w:szCs w:val="28"/>
         </w:rPr>
-        <w:t>нтеграция с экосистемой Atlassian</w:t>
-      </w:r>
+        <w:t xml:space="preserve">нтеграция с экосистемой </w:t>
+      </w:r>
+      <w:proofErr w:type="spellStart"/>
+      <w:r>
+        <w:rPr>
+          <w:rFonts w:cs="Times New Roman"/>
+          <w:szCs w:val="28"/>
+        </w:rPr>
+        <w:t>Atlassian</w:t>
+      </w:r>
+      <w:proofErr w:type="spellEnd"/>
       <w:r>
         <w:rPr>
           <w:rFonts w:cs="Times New Roman"/>
@@ -10328,12 +10909,21 @@
           <w:szCs w:val="28"/>
         </w:rPr>
       </w:pPr>
-      <w:r>
-        <w:rPr>
-          <w:rFonts w:cs="Times New Roman"/>
-          <w:szCs w:val="28"/>
-        </w:rPr>
-        <w:t>ClickUp AI</w:t>
+      <w:proofErr w:type="spellStart"/>
+      <w:r>
+        <w:rPr>
+          <w:rFonts w:cs="Times New Roman"/>
+          <w:szCs w:val="28"/>
+        </w:rPr>
+        <w:t>ClickUp</w:t>
+      </w:r>
+      <w:proofErr w:type="spellEnd"/>
+      <w:r>
+        <w:rPr>
+          <w:rFonts w:cs="Times New Roman"/>
+          <w:szCs w:val="28"/>
+        </w:rPr>
+        <w:t xml:space="preserve"> AI</w:t>
       </w:r>
       <w:r>
         <w:rPr>
@@ -10645,6 +11235,7 @@
           <w:szCs w:val="28"/>
         </w:rPr>
       </w:pPr>
+      <w:proofErr w:type="spellStart"/>
       <w:r>
         <w:rPr>
           <w:rFonts w:cs="Times New Roman"/>
@@ -10652,6 +11243,7 @@
         </w:rPr>
         <w:t>Motion</w:t>
       </w:r>
+      <w:proofErr w:type="spellEnd"/>
       <w:r>
         <w:rPr>
           <w:rFonts w:cs="Times New Roman"/>
@@ -10669,6 +11261,7 @@
         </w:rPr>
         <w:t xml:space="preserve"> </w:t>
       </w:r>
+      <w:proofErr w:type="spellStart"/>
       <w:r>
         <w:rPr>
           <w:rFonts w:cs="Times New Roman"/>
@@ -10676,6 +11269,7 @@
         </w:rPr>
         <w:t>ии</w:t>
       </w:r>
+      <w:proofErr w:type="spellEnd"/>
       <w:r>
         <w:rPr>
           <w:rFonts w:cs="Times New Roman"/>
@@ -10943,6 +11537,7 @@
           <w:szCs w:val="28"/>
         </w:rPr>
       </w:pPr>
+      <w:proofErr w:type="spellStart"/>
       <w:r>
         <w:rPr>
           <w:rFonts w:cs="Times New Roman"/>
@@ -10950,6 +11545,7 @@
         </w:rPr>
         <w:t>ScopeMaster</w:t>
       </w:r>
+      <w:proofErr w:type="spellEnd"/>
       <w:r>
         <w:rPr>
           <w:rFonts w:cs="Times New Roman"/>
@@ -10976,8 +11572,33 @@
           <w:rFonts w:cs="Times New Roman"/>
           <w:szCs w:val="28"/>
         </w:rPr>
-        <w:t>нструмент для автоматического анализа требований и оценки сложности user stories</w:t>
-      </w:r>
+        <w:t xml:space="preserve">нструмент для автоматического анализа требований и оценки сложности </w:t>
+      </w:r>
+      <w:proofErr w:type="spellStart"/>
+      <w:r>
+        <w:rPr>
+          <w:rFonts w:cs="Times New Roman"/>
+          <w:szCs w:val="28"/>
+        </w:rPr>
+        <w:t>user</w:t>
+      </w:r>
+      <w:proofErr w:type="spellEnd"/>
+      <w:r>
+        <w:rPr>
+          <w:rFonts w:cs="Times New Roman"/>
+          <w:szCs w:val="28"/>
+        </w:rPr>
+        <w:t xml:space="preserve"> </w:t>
+      </w:r>
+      <w:proofErr w:type="spellStart"/>
+      <w:r>
+        <w:rPr>
+          <w:rFonts w:cs="Times New Roman"/>
+          <w:szCs w:val="28"/>
+        </w:rPr>
+        <w:t>stories</w:t>
+      </w:r>
+      <w:proofErr w:type="spellEnd"/>
       <w:r>
         <w:rPr>
           <w:rFonts w:cs="Times New Roman"/>
@@ -11036,7 +11657,39 @@
           <w:rFonts w:cs="Times New Roman"/>
           <w:szCs w:val="28"/>
         </w:rPr>
-        <w:t>нализ user stories на английском</w:t>
+        <w:t xml:space="preserve">нализ </w:t>
+      </w:r>
+      <w:proofErr w:type="spellStart"/>
+      <w:r>
+        <w:rPr>
+          <w:rFonts w:cs="Times New Roman"/>
+          <w:szCs w:val="28"/>
+        </w:rPr>
+        <w:t>user</w:t>
+      </w:r>
+      <w:proofErr w:type="spellEnd"/>
+      <w:r>
+        <w:rPr>
+          <w:rFonts w:cs="Times New Roman"/>
+          <w:szCs w:val="28"/>
+        </w:rPr>
+        <w:t xml:space="preserve"> </w:t>
+      </w:r>
+      <w:proofErr w:type="spellStart"/>
+      <w:r>
+        <w:rPr>
+          <w:rFonts w:cs="Times New Roman"/>
+          <w:szCs w:val="28"/>
+        </w:rPr>
+        <w:t>stories</w:t>
+      </w:r>
+      <w:proofErr w:type="spellEnd"/>
+      <w:r>
+        <w:rPr>
+          <w:rFonts w:cs="Times New Roman"/>
+          <w:szCs w:val="28"/>
+        </w:rPr>
+        <w:t xml:space="preserve"> на английском</w:t>
       </w:r>
       <w:r>
         <w:rPr>
@@ -11109,8 +11762,17 @@
           <w:rFonts w:cs="Times New Roman"/>
           <w:szCs w:val="28"/>
         </w:rPr>
-        <w:t>пециализированный инструмент для Agile</w:t>
-      </w:r>
+        <w:t xml:space="preserve">пециализированный инструмент для </w:t>
+      </w:r>
+      <w:proofErr w:type="spellStart"/>
+      <w:r>
+        <w:rPr>
+          <w:rFonts w:cs="Times New Roman"/>
+          <w:szCs w:val="28"/>
+        </w:rPr>
+        <w:t>Agile</w:t>
+      </w:r>
+      <w:proofErr w:type="spellEnd"/>
       <w:r>
         <w:rPr>
           <w:rFonts w:cs="Times New Roman"/>
@@ -11123,8 +11785,17 @@
           <w:rFonts w:cs="Times New Roman"/>
           <w:szCs w:val="28"/>
         </w:rPr>
-        <w:t>нтеграция с Jira</w:t>
-      </w:r>
+        <w:t xml:space="preserve">нтеграция с </w:t>
+      </w:r>
+      <w:proofErr w:type="spellStart"/>
+      <w:r>
+        <w:rPr>
+          <w:rFonts w:cs="Times New Roman"/>
+          <w:szCs w:val="28"/>
+        </w:rPr>
+        <w:t>Jira</w:t>
+      </w:r>
+      <w:proofErr w:type="spellEnd"/>
       <w:r>
         <w:rPr>
           <w:rFonts w:cs="Times New Roman"/>
@@ -11217,8 +11888,33 @@
           <w:rFonts w:cs="Times New Roman"/>
           <w:szCs w:val="28"/>
         </w:rPr>
-        <w:t>аботает только с форматом user story</w:t>
-      </w:r>
+        <w:t xml:space="preserve">аботает только с форматом </w:t>
+      </w:r>
+      <w:proofErr w:type="spellStart"/>
+      <w:r>
+        <w:rPr>
+          <w:rFonts w:cs="Times New Roman"/>
+          <w:szCs w:val="28"/>
+        </w:rPr>
+        <w:t>user</w:t>
+      </w:r>
+      <w:proofErr w:type="spellEnd"/>
+      <w:r>
+        <w:rPr>
+          <w:rFonts w:cs="Times New Roman"/>
+          <w:szCs w:val="28"/>
+        </w:rPr>
+        <w:t xml:space="preserve"> </w:t>
+      </w:r>
+      <w:proofErr w:type="spellStart"/>
+      <w:r>
+        <w:rPr>
+          <w:rFonts w:cs="Times New Roman"/>
+          <w:szCs w:val="28"/>
+        </w:rPr>
+        <w:t>story</w:t>
+      </w:r>
+      <w:proofErr w:type="spellEnd"/>
       <w:r>
         <w:rPr>
           <w:rFonts w:cs="Times New Roman"/>
@@ -11260,13 +11956,47 @@
           <w:szCs w:val="28"/>
         </w:rPr>
       </w:pPr>
-      <w:r>
-        <w:rPr>
-          <w:rFonts w:cs="Times New Roman"/>
-          <w:szCs w:val="28"/>
-        </w:rPr>
-        <w:t>GitHub Copilot для Issues</w:t>
-      </w:r>
+      <w:proofErr w:type="spellStart"/>
+      <w:r>
+        <w:rPr>
+          <w:rFonts w:cs="Times New Roman"/>
+          <w:szCs w:val="28"/>
+        </w:rPr>
+        <w:t>GitHub</w:t>
+      </w:r>
+      <w:proofErr w:type="spellEnd"/>
+      <w:r>
+        <w:rPr>
+          <w:rFonts w:cs="Times New Roman"/>
+          <w:szCs w:val="28"/>
+        </w:rPr>
+        <w:t xml:space="preserve"> </w:t>
+      </w:r>
+      <w:proofErr w:type="spellStart"/>
+      <w:r>
+        <w:rPr>
+          <w:rFonts w:cs="Times New Roman"/>
+          <w:szCs w:val="28"/>
+        </w:rPr>
+        <w:t>Copilot</w:t>
+      </w:r>
+      <w:proofErr w:type="spellEnd"/>
+      <w:r>
+        <w:rPr>
+          <w:rFonts w:cs="Times New Roman"/>
+          <w:szCs w:val="28"/>
+        </w:rPr>
+        <w:t xml:space="preserve"> для </w:t>
+      </w:r>
+      <w:proofErr w:type="spellStart"/>
+      <w:r>
+        <w:rPr>
+          <w:rFonts w:cs="Times New Roman"/>
+          <w:szCs w:val="28"/>
+        </w:rPr>
+        <w:t>Issues</w:t>
+      </w:r>
+      <w:proofErr w:type="spellEnd"/>
       <w:r>
         <w:rPr>
           <w:rFonts w:cs="Times New Roman"/>
@@ -11293,7 +12023,23 @@
           <w:rFonts w:cs="Times New Roman"/>
           <w:szCs w:val="28"/>
         </w:rPr>
-        <w:t xml:space="preserve">кспериментальная функция от GitHub, предлагающая задачи на основе анализа кодовой </w:t>
+        <w:t xml:space="preserve">кспериментальная функция от </w:t>
+      </w:r>
+      <w:proofErr w:type="spellStart"/>
+      <w:r>
+        <w:rPr>
+          <w:rFonts w:cs="Times New Roman"/>
+          <w:szCs w:val="28"/>
+        </w:rPr>
+        <w:t>GitHub</w:t>
+      </w:r>
+      <w:proofErr w:type="spellEnd"/>
+      <w:r>
+        <w:rPr>
+          <w:rFonts w:cs="Times New Roman"/>
+          <w:szCs w:val="28"/>
+        </w:rPr>
+        <w:t xml:space="preserve">, предлагающая задачи на основе анализа кодовой </w:t>
       </w:r>
       <w:r>
         <w:rPr>
@@ -11432,8 +12178,17 @@
           <w:rFonts w:cs="Times New Roman"/>
           <w:szCs w:val="28"/>
         </w:rPr>
-        <w:t>нтеграция с Git</w:t>
-      </w:r>
+        <w:t xml:space="preserve">нтеграция с </w:t>
+      </w:r>
+      <w:proofErr w:type="spellStart"/>
+      <w:r>
+        <w:rPr>
+          <w:rFonts w:cs="Times New Roman"/>
+          <w:szCs w:val="28"/>
+        </w:rPr>
+        <w:t>Git</w:t>
+      </w:r>
+      <w:proofErr w:type="spellEnd"/>
       <w:r>
         <w:rPr>
           <w:rFonts w:cs="Times New Roman"/>
@@ -11554,7 +12309,7 @@
       <w:pPr>
         <w:pStyle w:val="2"/>
       </w:pPr>
-      <w:bookmarkStart w:id="17" w:name="_Toc230194735"/>
+      <w:bookmarkStart w:id="18" w:name="_Toc230194735"/>
       <w:r>
         <w:t xml:space="preserve">3.3. </w:t>
       </w:r>
@@ -11564,7 +12319,7 @@
       <w:r>
         <w:t xml:space="preserve"> характеристика</w:t>
       </w:r>
-      <w:bookmarkEnd w:id="17"/>
+      <w:bookmarkEnd w:id="18"/>
     </w:p>
     <w:p>
       <w:pPr>
@@ -11735,14 +12490,34 @@
                 <w:szCs w:val="28"/>
               </w:rPr>
             </w:pPr>
+            <w:proofErr w:type="spellStart"/>
             <w:r>
               <w:rPr>
                 <w:rFonts w:cs="Times New Roman"/>
                 <w:color w:val="000000" w:themeColor="text1"/>
                 <w:szCs w:val="28"/>
               </w:rPr>
-              <w:t>Jira + Structure</w:t>
-            </w:r>
+              <w:t>Jira</w:t>
+            </w:r>
+            <w:proofErr w:type="spellEnd"/>
+            <w:r>
+              <w:rPr>
+                <w:rFonts w:cs="Times New Roman"/>
+                <w:color w:val="000000" w:themeColor="text1"/>
+                <w:szCs w:val="28"/>
+              </w:rPr>
+              <w:t xml:space="preserve"> + </w:t>
+            </w:r>
+            <w:proofErr w:type="spellStart"/>
+            <w:r>
+              <w:rPr>
+                <w:rFonts w:cs="Times New Roman"/>
+                <w:color w:val="000000" w:themeColor="text1"/>
+                <w:szCs w:val="28"/>
+              </w:rPr>
+              <w:t>Structure</w:t>
+            </w:r>
+            <w:proofErr w:type="spellEnd"/>
           </w:p>
         </w:tc>
         <w:tc>
@@ -11762,13 +12537,23 @@
                 <w:szCs w:val="28"/>
               </w:rPr>
             </w:pPr>
+            <w:proofErr w:type="spellStart"/>
             <w:r>
               <w:rPr>
                 <w:rFonts w:cs="Times New Roman"/>
                 <w:color w:val="000000" w:themeColor="text1"/>
                 <w:szCs w:val="28"/>
               </w:rPr>
-              <w:t>ClickUp AI</w:t>
+              <w:t>ClickUp</w:t>
+            </w:r>
+            <w:proofErr w:type="spellEnd"/>
+            <w:r>
+              <w:rPr>
+                <w:rFonts w:cs="Times New Roman"/>
+                <w:color w:val="000000" w:themeColor="text1"/>
+                <w:szCs w:val="28"/>
+              </w:rPr>
+              <w:t xml:space="preserve"> AI</w:t>
             </w:r>
           </w:p>
         </w:tc>
@@ -11789,6 +12574,7 @@
                 <w:szCs w:val="28"/>
               </w:rPr>
             </w:pPr>
+            <w:proofErr w:type="spellStart"/>
             <w:r>
               <w:rPr>
                 <w:rFonts w:cs="Times New Roman"/>
@@ -11797,6 +12583,7 @@
               </w:rPr>
               <w:t>Motion</w:t>
             </w:r>
+            <w:proofErr w:type="spellEnd"/>
           </w:p>
         </w:tc>
         <w:tc>
@@ -11816,6 +12603,7 @@
                 <w:szCs w:val="28"/>
               </w:rPr>
             </w:pPr>
+            <w:proofErr w:type="spellStart"/>
             <w:r>
               <w:rPr>
                 <w:rFonts w:cs="Times New Roman"/>
@@ -11824,6 +12612,7 @@
               </w:rPr>
               <w:t>ScopeMaster</w:t>
             </w:r>
+            <w:proofErr w:type="spellEnd"/>
           </w:p>
         </w:tc>
         <w:tc>
@@ -13058,8 +13847,17 @@
                 <w:rFonts w:cs="Times New Roman"/>
                 <w:szCs w:val="28"/>
               </w:rPr>
-              <w:t>750р+/мес</w:t>
-            </w:r>
+              <w:t>750р+/</w:t>
+            </w:r>
+            <w:proofErr w:type="spellStart"/>
+            <w:r>
+              <w:rPr>
+                <w:rFonts w:cs="Times New Roman"/>
+                <w:szCs w:val="28"/>
+              </w:rPr>
+              <w:t>мес</w:t>
+            </w:r>
+            <w:proofErr w:type="spellEnd"/>
           </w:p>
         </w:tc>
         <w:tc>
@@ -13081,8 +13879,17 @@
                 <w:rFonts w:cs="Times New Roman"/>
                 <w:szCs w:val="28"/>
               </w:rPr>
-              <w:t>1500р/мес</w:t>
-            </w:r>
+              <w:t>1500р/</w:t>
+            </w:r>
+            <w:proofErr w:type="spellStart"/>
+            <w:r>
+              <w:rPr>
+                <w:rFonts w:cs="Times New Roman"/>
+                <w:szCs w:val="28"/>
+              </w:rPr>
+              <w:t>мес</w:t>
+            </w:r>
+            <w:proofErr w:type="spellEnd"/>
           </w:p>
         </w:tc>
         <w:tc>
@@ -13104,8 +13911,17 @@
                 <w:rFonts w:cs="Times New Roman"/>
                 <w:szCs w:val="28"/>
               </w:rPr>
-              <w:t>1500р+/мес</w:t>
-            </w:r>
+              <w:t>1500р+/</w:t>
+            </w:r>
+            <w:proofErr w:type="spellStart"/>
+            <w:r>
+              <w:rPr>
+                <w:rFonts w:cs="Times New Roman"/>
+                <w:szCs w:val="28"/>
+              </w:rPr>
+              <w:t>мес</w:t>
+            </w:r>
+            <w:proofErr w:type="spellEnd"/>
           </w:p>
         </w:tc>
         <w:tc>
@@ -13127,8 +13943,17 @@
                 <w:rFonts w:cs="Times New Roman"/>
                 <w:szCs w:val="28"/>
               </w:rPr>
-              <w:t>37400р+/мес</w:t>
-            </w:r>
+              <w:t>37400р+/</w:t>
+            </w:r>
+            <w:proofErr w:type="spellStart"/>
+            <w:r>
+              <w:rPr>
+                <w:rFonts w:cs="Times New Roman"/>
+                <w:szCs w:val="28"/>
+              </w:rPr>
+              <w:t>мес</w:t>
+            </w:r>
+            <w:proofErr w:type="spellEnd"/>
           </w:p>
         </w:tc>
         <w:tc>
@@ -13470,7 +14295,25 @@
                 <w:color w:val="000000" w:themeColor="text1"/>
                 <w:szCs w:val="28"/>
               </w:rPr>
-              <w:t>85% (нейросетевая)</w:t>
+              <w:t>85% (</w:t>
+            </w:r>
+            <w:proofErr w:type="spellStart"/>
+            <w:r>
+              <w:rPr>
+                <w:rFonts w:cs="Times New Roman"/>
+                <w:color w:val="000000" w:themeColor="text1"/>
+                <w:szCs w:val="28"/>
+              </w:rPr>
+              <w:t>нейросетевая</w:t>
+            </w:r>
+            <w:proofErr w:type="spellEnd"/>
+            <w:r>
+              <w:rPr>
+                <w:rFonts w:cs="Times New Roman"/>
+                <w:color w:val="000000" w:themeColor="text1"/>
+                <w:szCs w:val="28"/>
+              </w:rPr>
+              <w:t>)</w:t>
             </w:r>
           </w:p>
         </w:tc>
@@ -13672,7 +14515,7 @@
       <w:pPr>
         <w:pStyle w:val="2"/>
       </w:pPr>
-      <w:bookmarkStart w:id="18" w:name="_Toc230194736"/>
+      <w:bookmarkStart w:id="19" w:name="_Toc230194736"/>
       <w:r>
         <w:t xml:space="preserve">3.4. </w:t>
       </w:r>
@@ -13682,7 +14525,7 @@
       <w:r>
         <w:t xml:space="preserve"> и обоснование разработки</w:t>
       </w:r>
-      <w:bookmarkEnd w:id="18"/>
+      <w:bookmarkEnd w:id="19"/>
     </w:p>
     <w:p>
       <w:pPr>
@@ -13822,6 +14665,7 @@
         </w:rPr>
         <w:t xml:space="preserve"> </w:t>
       </w:r>
+      <w:proofErr w:type="spellStart"/>
       <w:r>
         <w:rPr>
           <w:rFonts w:cs="Times New Roman"/>
@@ -13829,6 +14673,7 @@
         </w:rPr>
         <w:t>ии</w:t>
       </w:r>
+      <w:proofErr w:type="spellEnd"/>
       <w:r>
         <w:rPr>
           <w:rFonts w:cs="Times New Roman"/>
@@ -14044,7 +14889,23 @@
           <w:rFonts w:cs="Times New Roman"/>
           <w:szCs w:val="28"/>
         </w:rPr>
-        <w:t>Использует нейросетевую модель</w:t>
+        <w:t xml:space="preserve">Использует </w:t>
+      </w:r>
+      <w:proofErr w:type="spellStart"/>
+      <w:r>
+        <w:rPr>
+          <w:rFonts w:cs="Times New Roman"/>
+          <w:szCs w:val="28"/>
+        </w:rPr>
+        <w:t>нейросетевую</w:t>
+      </w:r>
+      <w:proofErr w:type="spellEnd"/>
+      <w:r>
+        <w:rPr>
+          <w:rFonts w:cs="Times New Roman"/>
+          <w:szCs w:val="28"/>
+        </w:rPr>
+        <w:t xml:space="preserve"> модель</w:t>
       </w:r>
       <w:r>
         <w:rPr>
@@ -14392,7 +15253,7 @@
       <w:pPr>
         <w:pStyle w:val="1"/>
       </w:pPr>
-      <w:bookmarkStart w:id="19" w:name="_Toc230194737"/>
+      <w:bookmarkStart w:id="20" w:name="_Toc230194737"/>
       <w:r>
         <w:lastRenderedPageBreak/>
         <w:t xml:space="preserve">4. </w:t>
@@ -14400,13 +15261,13 @@
       <w:r>
         <w:t>Разработка</w:t>
       </w:r>
-      <w:bookmarkEnd w:id="19"/>
+      <w:bookmarkEnd w:id="20"/>
     </w:p>
     <w:p>
       <w:pPr>
         <w:pStyle w:val="2"/>
       </w:pPr>
-      <w:bookmarkStart w:id="20" w:name="_Toc230194738"/>
+      <w:bookmarkStart w:id="21" w:name="_Toc230194738"/>
       <w:r>
         <w:t xml:space="preserve">4.1. </w:t>
       </w:r>
@@ -14416,7 +15277,7 @@
       <w:r>
         <w:t xml:space="preserve"> системы</w:t>
       </w:r>
-      <w:bookmarkEnd w:id="20"/>
+      <w:bookmarkEnd w:id="21"/>
     </w:p>
     <w:p>
       <w:r>
@@ -14459,7 +15320,15 @@
     </w:p>
     <w:p>
       <w:r>
-        <w:t>Уровень пользовательского интерфейса отвечает за взаимодействие с пользователем. Он реализован с использованием библиотеки Tkinter и включает виджеты для ввода текстового описания задачи, выбора жизненного цикла разработки, отображения результатов анализа, а также панель управления с кнопками для запуска декомпозиции, очистки формы и экспорта результатов. Данный уровень работает в отдельном потоке, что позволяет интерфейсу оставаться отзывчивым во время выполнения ресурсоемких вычислений.</w:t>
+        <w:t xml:space="preserve">Уровень пользовательского интерфейса отвечает за взаимодействие с пользователем. Он реализован с использованием библиотеки </w:t>
+      </w:r>
+      <w:proofErr w:type="spellStart"/>
+      <w:r>
+        <w:t>Tkinter</w:t>
+      </w:r>
+      <w:proofErr w:type="spellEnd"/>
+      <w:r>
+        <w:t xml:space="preserve"> и включает виджеты для ввода текстового описания задачи, выбора жизненного цикла разработки, отображения результатов анализа, а также панель управления с кнопками для запуска декомпозиции, очистки формы и экспорта результатов. Данный уровень работает в отдельном потоке, что позволяет интерфейсу оставаться отзывчивым во время выполнения ресурсоемких вычислений.</w:t>
       </w:r>
     </w:p>
     <w:p>
@@ -14469,7 +15338,31 @@
     </w:p>
     <w:p>
       <w:r>
-        <w:t xml:space="preserve">Ядро искусственного интеллекта представляет собой основной вычислительный модуль системы. Оно включает нейросетевую модель для классификации типов задач, токенизатор и векторизатор текста, модуль </w:t>
+        <w:t xml:space="preserve">Ядро искусственного интеллекта представляет собой основной вычислительный модуль системы. Оно включает </w:t>
+      </w:r>
+      <w:proofErr w:type="spellStart"/>
+      <w:r>
+        <w:t>нейросетевую</w:t>
+      </w:r>
+      <w:proofErr w:type="spellEnd"/>
+      <w:r>
+        <w:t xml:space="preserve"> модель для классификации типов задач, </w:t>
+      </w:r>
+      <w:proofErr w:type="spellStart"/>
+      <w:r>
+        <w:t>токенизатор</w:t>
+      </w:r>
+      <w:proofErr w:type="spellEnd"/>
+      <w:r>
+        <w:t xml:space="preserve"> и </w:t>
+      </w:r>
+      <w:proofErr w:type="spellStart"/>
+      <w:r>
+        <w:t>векторизатор</w:t>
+      </w:r>
+      <w:proofErr w:type="spellEnd"/>
+      <w:r>
+        <w:t xml:space="preserve"> текста, модуль </w:t>
       </w:r>
       <w:r>
         <w:lastRenderedPageBreak/>
@@ -14478,13 +15371,45 @@
     </w:p>
     <w:p>
       <w:r>
-        <w:t>Уровень хранения данных отвечает за персистентность системы. Он обеспечивает сохранение обученной нейросетевой модели в файлы формата NPZ, хранение словаря терминов в JSON</w:t>
+        <w:t xml:space="preserve">Уровень хранения данных отвечает за </w:t>
+      </w:r>
+      <w:proofErr w:type="spellStart"/>
+      <w:r>
+        <w:t>персистентность</w:t>
+      </w:r>
+      <w:proofErr w:type="spellEnd"/>
+      <w:r>
+        <w:t xml:space="preserve"> системы. Он обеспечивает сохранение обученной </w:t>
+      </w:r>
+      <w:proofErr w:type="spellStart"/>
+      <w:r>
+        <w:t>нейросетевой</w:t>
+      </w:r>
+      <w:proofErr w:type="spellEnd"/>
+      <w:r>
+        <w:t xml:space="preserve"> модели в файлы формата NPZ, хранение словаря терминов в JSON</w:t>
       </w:r>
       <w:r>
         <w:t>–</w:t>
       </w:r>
       <w:r>
-        <w:t>файле, а также экспорт результатов декомпозиции в форматах Excel, Markdown, TXT и JSON. Все данные хранятся локально на компьютере пользователя, что обеспечивает полную конфиденциальность информации о проектах.</w:t>
+        <w:t xml:space="preserve">файле, а также экспорт результатов декомпозиции в форматах </w:t>
+      </w:r>
+      <w:proofErr w:type="spellStart"/>
+      <w:r>
+        <w:t>Excel</w:t>
+      </w:r>
+      <w:proofErr w:type="spellEnd"/>
+      <w:r>
+        <w:t xml:space="preserve">, </w:t>
+      </w:r>
+      <w:proofErr w:type="spellStart"/>
+      <w:r>
+        <w:t>Markdown</w:t>
+      </w:r>
+      <w:proofErr w:type="spellEnd"/>
+      <w:r>
+        <w:t>, TXT и JSON. Все данные хранятся локально на компьютере пользователя, что обеспечивает полную конфиденциальность информации о проектах.</w:t>
       </w:r>
       <w:r>
         <w:t xml:space="preserve"> </w:t>
@@ -14494,7 +15419,7 @@
       <w:pPr>
         <w:pStyle w:val="2"/>
       </w:pPr>
-      <w:bookmarkStart w:id="21" w:name="_Toc230194739"/>
+      <w:bookmarkStart w:id="22" w:name="_Toc230194739"/>
       <w:r>
         <w:t xml:space="preserve">4.2. Выбор </w:t>
       </w:r>
@@ -14504,7 +15429,7 @@
       <w:r>
         <w:t xml:space="preserve"> стека</w:t>
       </w:r>
-      <w:bookmarkEnd w:id="21"/>
+      <w:bookmarkEnd w:id="22"/>
     </w:p>
     <w:p>
       <w:r>
@@ -14513,7 +15438,15 @@
     </w:p>
     <w:p>
       <w:r>
-        <w:t>В качестве основного языка программирования был выбран Python версии 3.</w:t>
+        <w:t xml:space="preserve">В качестве основного языка программирования был выбран </w:t>
+      </w:r>
+      <w:proofErr w:type="spellStart"/>
+      <w:r>
+        <w:t>Python</w:t>
+      </w:r>
+      <w:proofErr w:type="spellEnd"/>
+      <w:r>
+        <w:t xml:space="preserve"> версии 3.</w:t>
       </w:r>
       <w:r>
         <w:t>13</w:t>
@@ -14524,8 +15457,29 @@
       <w:r>
         <w:t>–</w:t>
       </w:r>
-      <w:r>
-        <w:t>платформенностью. Python позволяет быстро прототипировать и тестировать алгоритмы, что критически важно для исследовательской разработки</w:t>
+      <w:proofErr w:type="spellStart"/>
+      <w:r>
+        <w:t>платформенностью</w:t>
+      </w:r>
+      <w:proofErr w:type="spellEnd"/>
+      <w:r>
+        <w:t xml:space="preserve">. </w:t>
+      </w:r>
+      <w:proofErr w:type="spellStart"/>
+      <w:r>
+        <w:t>Python</w:t>
+      </w:r>
+      <w:proofErr w:type="spellEnd"/>
+      <w:r>
+        <w:t xml:space="preserve"> позволяет быстро </w:t>
+      </w:r>
+      <w:proofErr w:type="spellStart"/>
+      <w:r>
+        <w:t>прототипировать</w:t>
+      </w:r>
+      <w:proofErr w:type="spellEnd"/>
+      <w:r>
+        <w:t xml:space="preserve"> и тестировать алгоритмы, что критически важно для исследовательской разработки</w:t>
       </w:r>
       <w:r>
         <w:t xml:space="preserve"> [12]</w:t>
@@ -14536,7 +15490,23 @@
     </w:p>
     <w:p>
       <w:r>
-        <w:t>Для создания графического интерфейса была выбрана библиотека Tkinter. Она входит в стандартную поставку Python, не требует дополнительной установки, обладает достаточной функциональностью для создания профессионального интерфейса и при этом является легковесной, что важно для работы на различных конфигурациях компьютеров</w:t>
+        <w:t xml:space="preserve">Для создания графического интерфейса была выбрана библиотека </w:t>
+      </w:r>
+      <w:proofErr w:type="spellStart"/>
+      <w:r>
+        <w:t>Tkinter</w:t>
+      </w:r>
+      <w:proofErr w:type="spellEnd"/>
+      <w:r>
+        <w:t xml:space="preserve">. Она входит в стандартную поставку </w:t>
+      </w:r>
+      <w:proofErr w:type="spellStart"/>
+      <w:r>
+        <w:t>Python</w:t>
+      </w:r>
+      <w:proofErr w:type="spellEnd"/>
+      <w:r>
+        <w:t>, не требует дополнительной установки, обладает достаточной функциональностью для создания профессионального интерфейса и при этом является легковесной, что важно для работы на различных конфигурациях компьютеров</w:t>
       </w:r>
       <w:r>
         <w:t xml:space="preserve"> [13]</w:t>
@@ -14547,11 +15517,35 @@
     </w:p>
     <w:p>
       <w:r>
-        <w:t xml:space="preserve">Вместо тяжеловесных фреймворков глубокого обучения, таких как TensorFlow или PyTorch, была разработана собственная реализация нейронной </w:t>
+        <w:t xml:space="preserve">Вместо тяжеловесных фреймворков глубокого обучения, таких как </w:t>
+      </w:r>
+      <w:proofErr w:type="spellStart"/>
+      <w:r>
+        <w:t>TensorFlow</w:t>
+      </w:r>
+      <w:proofErr w:type="spellEnd"/>
+      <w:r>
+        <w:t xml:space="preserve"> или </w:t>
+      </w:r>
+      <w:proofErr w:type="spellStart"/>
+      <w:r>
+        <w:t>PyTorch</w:t>
+      </w:r>
+      <w:proofErr w:type="spellEnd"/>
+      <w:r>
+        <w:t xml:space="preserve">, была разработана собственная реализация нейронной </w:t>
       </w:r>
       <w:r>
         <w:lastRenderedPageBreak/>
-        <w:t>сети на базе библиотеки NumPy. Это решение позволяет значительно сократить размер дистрибутива, избежать проблем с совместимостью версий и обеспечить быстрый запуск системы. При этом собственная реализация дает полный контроль над архитектурой и процессом обучения</w:t>
+        <w:t xml:space="preserve">сети на базе библиотеки </w:t>
+      </w:r>
+      <w:proofErr w:type="spellStart"/>
+      <w:r>
+        <w:t>NumPy</w:t>
+      </w:r>
+      <w:proofErr w:type="spellEnd"/>
+      <w:r>
+        <w:t>. Это решение позволяет значительно сократить размер дистрибутива, избежать проблем с совместимостью версий и обеспечить быстрый запуск системы. При этом собственная реализация дает полный контроль над архитектурой и процессом обучения</w:t>
       </w:r>
       <w:r>
         <w:t xml:space="preserve"> [14]</w:t>
@@ -14562,7 +15556,23 @@
     </w:p>
     <w:p>
       <w:r>
-        <w:t>Для экспорта результатов в формате Excel используется библиотека openpyxl, которая позволяет создавать профессионально оформленные отчеты с несколькими листами, стилями форматирования, цветовыми схемами и настройками выравнивания. Данная библиотека является опциональной и может быть установлена по требованию пользователя</w:t>
+        <w:t xml:space="preserve">Для экспорта результатов в формате </w:t>
+      </w:r>
+      <w:proofErr w:type="spellStart"/>
+      <w:r>
+        <w:t>Excel</w:t>
+      </w:r>
+      <w:proofErr w:type="spellEnd"/>
+      <w:r>
+        <w:t xml:space="preserve"> используется библиотека </w:t>
+      </w:r>
+      <w:proofErr w:type="spellStart"/>
+      <w:r>
+        <w:t>openpyxl</w:t>
+      </w:r>
+      <w:proofErr w:type="spellEnd"/>
+      <w:r>
+        <w:t>, которая позволяет создавать профессионально оформленные отчеты с несколькими листами, стилями форматирования, цветовыми схемами и настройками выравнивания. Данная библиотека является опциональной и может быть установлена по требованию пользователя</w:t>
       </w:r>
       <w:r>
         <w:t xml:space="preserve"> [15]</w:t>
@@ -14573,7 +15583,23 @@
     </w:p>
     <w:p>
       <w:r>
-        <w:t>Форматы экспорта Markdown и JSON реализованы с использованием стандартных средств Python, что обеспечивает независимость от внешних библиотек и гарантирует корректную работу в любом окружении.</w:t>
+        <w:t xml:space="preserve">Форматы экспорта </w:t>
+      </w:r>
+      <w:proofErr w:type="spellStart"/>
+      <w:r>
+        <w:t>Markdown</w:t>
+      </w:r>
+      <w:proofErr w:type="spellEnd"/>
+      <w:r>
+        <w:t xml:space="preserve"> и JSON реализованы с использованием стандартных средств </w:t>
+      </w:r>
+      <w:proofErr w:type="spellStart"/>
+      <w:r>
+        <w:t>Python</w:t>
+      </w:r>
+      <w:proofErr w:type="spellEnd"/>
+      <w:r>
+        <w:t>, что обеспечивает независимость от внешних библиотек и гарантирует корректную работу в любом окружении.</w:t>
       </w:r>
       <w:r>
         <w:t xml:space="preserve"> </w:t>
@@ -14608,7 +15634,7 @@
       <w:pPr>
         <w:pStyle w:val="2"/>
       </w:pPr>
-      <w:bookmarkStart w:id="22" w:name="_Toc230194740"/>
+      <w:bookmarkStart w:id="23" w:name="_Toc230194740"/>
       <w:r>
         <w:t xml:space="preserve">4.3. </w:t>
       </w:r>
@@ -14616,9 +15642,17 @@
         <w:t>Разработка</w:t>
       </w:r>
       <w:r>
-        <w:t xml:space="preserve"> нейросетевой модели</w:t>
-      </w:r>
-      <w:bookmarkEnd w:id="22"/>
+        <w:t xml:space="preserve"> </w:t>
+      </w:r>
+      <w:proofErr w:type="spellStart"/>
+      <w:r>
+        <w:t>нейросетевой</w:t>
+      </w:r>
+      <w:proofErr w:type="spellEnd"/>
+      <w:r>
+        <w:t xml:space="preserve"> модели</w:t>
+      </w:r>
+      <w:bookmarkEnd w:id="23"/>
     </w:p>
     <w:p>
       <w:r>
@@ -14628,12 +15662,28 @@
         <w:t>–</w:t>
       </w:r>
       <w:r>
-        <w:t>разработка, мобильная разработка, базы данных, DevOps, AI/ML, аналитика, безопасность, тестирование.</w:t>
-      </w:r>
-    </w:p>
-    <w:p>
-      <w:r>
-        <w:t xml:space="preserve">В качестве функции активации для скрытого слоя используется гиперболический тангенс, который обеспечивает нелинейное преобразование входных данных и позволяет сети обучаться на сложных зависимостях. Для выходного слоя применяется функция Softmax, которая преобразует </w:t>
+        <w:t xml:space="preserve">разработка, мобильная разработка, базы данных, </w:t>
+      </w:r>
+      <w:proofErr w:type="spellStart"/>
+      <w:r>
+        <w:t>DevOps</w:t>
+      </w:r>
+      <w:proofErr w:type="spellEnd"/>
+      <w:r>
+        <w:t>, AI/ML, аналитика, безопасность, тестирование.</w:t>
+      </w:r>
+    </w:p>
+    <w:p>
+      <w:r>
+        <w:t xml:space="preserve">В качестве функции активации для скрытого слоя используется гиперболический тангенс, который обеспечивает нелинейное преобразование входных данных и позволяет сети обучаться на сложных зависимостях. Для выходного слоя применяется функция </w:t>
+      </w:r>
+      <w:proofErr w:type="spellStart"/>
+      <w:r>
+        <w:t>Softmax</w:t>
+      </w:r>
+      <w:proofErr w:type="spellEnd"/>
+      <w:r>
+        <w:t xml:space="preserve">, которая преобразует </w:t>
       </w:r>
       <w:r>
         <w:lastRenderedPageBreak/>
@@ -14723,7 +15773,23 @@
     </w:p>
     <w:p>
       <w:r>
-        <w:t>Для оценки качества обучения использовалась валидационная выборка, составляющая 20 процентов от общего количества примеров. Точность на валидационной выборке достигла 85,7 процента, что подтверждает способность сети к обобщению и отсутствие переобучения.</w:t>
+        <w:t xml:space="preserve">Для оценки качества обучения использовалась </w:t>
+      </w:r>
+      <w:proofErr w:type="spellStart"/>
+      <w:r>
+        <w:t>валидационная</w:t>
+      </w:r>
+      <w:proofErr w:type="spellEnd"/>
+      <w:r>
+        <w:t xml:space="preserve"> выборка, составляющая 20 процентов от общего количества примеров. Точность на </w:t>
+      </w:r>
+      <w:proofErr w:type="spellStart"/>
+      <w:r>
+        <w:t>валидационной</w:t>
+      </w:r>
+      <w:proofErr w:type="spellEnd"/>
+      <w:r>
+        <w:t xml:space="preserve"> выборке достигла 85,7 процента, что подтверждает способность сети к обобщению и отсутствие переобучения.</w:t>
       </w:r>
     </w:p>
     <w:p>
@@ -14741,15 +15807,31 @@
       <w:pPr>
         <w:pStyle w:val="2"/>
       </w:pPr>
-      <w:bookmarkStart w:id="23" w:name="_Toc230194741"/>
+      <w:bookmarkStart w:id="24" w:name="_Toc230194741"/>
       <w:r>
         <w:t>4.4. Реализация алгоритмов генерации подзадач</w:t>
       </w:r>
-      <w:bookmarkEnd w:id="23"/>
-    </w:p>
-    <w:p>
-      <w:r>
-        <w:t>Оценка сложности задачи основана на анализе ключевых слов, характеризующих различные аспекты технической сложности. Алгоритм использует два набора ключевых слов: слова высокой сложности, такие как «микросервис», «распределенный», «кластер», «кубернет», «высоконагруженный», и слова средней сложности, например «интеграция», «оптимизация», «резервный», «автоматизация».</w:t>
+      <w:bookmarkEnd w:id="24"/>
+    </w:p>
+    <w:p>
+      <w:r>
+        <w:t>Оценка сложности задачи основана на анализе ключевых слов, характеризующих различные аспекты технической сложности. Алгоритм использует два набора ключевых слов: слова высокой сложности, такие как «</w:t>
+      </w:r>
+      <w:proofErr w:type="spellStart"/>
+      <w:r>
+        <w:t>микросервис</w:t>
+      </w:r>
+      <w:proofErr w:type="spellEnd"/>
+      <w:r>
+        <w:t>», «распределенный», «кластер», «</w:t>
+      </w:r>
+      <w:proofErr w:type="spellStart"/>
+      <w:r>
+        <w:t>кубернет</w:t>
+      </w:r>
+      <w:proofErr w:type="spellEnd"/>
+      <w:r>
+        <w:t>», «высоконагруженный», и слова средней сложности, например «интеграция», «оптимизация», «резервный», «автоматизация».</w:t>
       </w:r>
     </w:p>
     <w:p>
@@ -14780,7 +15862,15 @@
     </w:p>
     <w:p>
       <w:r>
-        <w:t xml:space="preserve">Распределение ролей реализовано на основе взвешенного подсчета совпадений ключевых слов. Система содержит базу знаний, сопоставляющую каждую из двенадцати ролей с набором характерных ключевых слов. Например, роль «Аналитик» связывается со словами «анализ», «требование», «спецификация», а роль «Разработчик Backend» </w:t>
+        <w:t xml:space="preserve">Распределение ролей реализовано на основе взвешенного подсчета совпадений ключевых слов. Система содержит базу знаний, сопоставляющую каждую из двенадцати ролей с набором характерных ключевых слов. Например, роль «Аналитик» связывается со словами «анализ», «требование», «спецификация», а роль «Разработчик </w:t>
+      </w:r>
+      <w:proofErr w:type="spellStart"/>
+      <w:r>
+        <w:t>Backend</w:t>
+      </w:r>
+      <w:proofErr w:type="spellEnd"/>
+      <w:r>
+        <w:t xml:space="preserve">» </w:t>
       </w:r>
       <w:r>
         <w:t>–</w:t>
@@ -14791,19 +15881,56 @@
     </w:p>
     <w:p>
       <w:r>
-        <w:t>Для каждого текстового описания вычисляется количество совпадений с ключевыми словами каждой роли. Дополнительные баллы начисляются в зависимости от выбранного жизненного цикла: для методологии Agile/Scrum повышается приоритет ролей Scrum</w:t>
-      </w:r>
+        <w:t xml:space="preserve">Для каждого текстового описания вычисляется количество совпадений с ключевыми словами каждой роли. Дополнительные баллы начисляются в зависимости от выбранного жизненного цикла: для методологии </w:t>
+      </w:r>
+      <w:proofErr w:type="spellStart"/>
+      <w:r>
+        <w:t>Agile</w:t>
+      </w:r>
+      <w:proofErr w:type="spellEnd"/>
+      <w:r>
+        <w:t>/</w:t>
+      </w:r>
+      <w:proofErr w:type="spellStart"/>
+      <w:r>
+        <w:t>Scrum</w:t>
+      </w:r>
+      <w:proofErr w:type="spellEnd"/>
+      <w:r>
+        <w:t xml:space="preserve"> повышается приоритет ролей </w:t>
+      </w:r>
+      <w:proofErr w:type="spellStart"/>
+      <w:r>
+        <w:t>Scrum</w:t>
+      </w:r>
+      <w:proofErr w:type="spellEnd"/>
       <w:r>
         <w:t>–</w:t>
       </w:r>
       <w:r>
-        <w:t xml:space="preserve">мастера и владельца продукта, а для DevOps </w:t>
+        <w:t xml:space="preserve">мастера и владельца продукта, а для </w:t>
+      </w:r>
+      <w:proofErr w:type="spellStart"/>
+      <w:r>
+        <w:t>DevOps</w:t>
+      </w:r>
+      <w:proofErr w:type="spellEnd"/>
+      <w:r>
+        <w:t xml:space="preserve"> </w:t>
       </w:r>
       <w:r>
         <w:t>–</w:t>
       </w:r>
       <w:r>
-        <w:t xml:space="preserve"> инженера DevOps.</w:t>
+        <w:t xml:space="preserve"> инженера </w:t>
+      </w:r>
+      <w:proofErr w:type="spellStart"/>
+      <w:r>
+        <w:t>DevOps</w:t>
+      </w:r>
+      <w:proofErr w:type="spellEnd"/>
+      <w:r>
+        <w:t>.</w:t>
       </w:r>
     </w:p>
     <w:p>
@@ -14830,17 +15957,73 @@
     </w:p>
     <w:p>
       <w:r>
-        <w:t xml:space="preserve">Водопадная модель предполагает последовательное выполнение шести фаз: анализ требований, проектирование, реализация, тестирование, внедрение и сопровождение. Для методологии Agile/Scrum фазы включают формирование бэклога, планирование спринта, разработку, обзор спринта, </w:t>
+        <w:t xml:space="preserve">Водопадная модель предполагает последовательное выполнение шести фаз: анализ требований, проектирование, реализация, тестирование, внедрение и сопровождение. Для методологии </w:t>
+      </w:r>
+      <w:proofErr w:type="spellStart"/>
+      <w:r>
+        <w:t>Agile</w:t>
+      </w:r>
+      <w:proofErr w:type="spellEnd"/>
+      <w:r>
+        <w:t>/</w:t>
+      </w:r>
+      <w:proofErr w:type="spellStart"/>
+      <w:r>
+        <w:t>Scrum</w:t>
+      </w:r>
+      <w:proofErr w:type="spellEnd"/>
+      <w:r>
+        <w:t xml:space="preserve"> фазы включают формирование </w:t>
+      </w:r>
+      <w:proofErr w:type="spellStart"/>
+      <w:r>
+        <w:t>бэклога</w:t>
+      </w:r>
+      <w:proofErr w:type="spellEnd"/>
+      <w:r>
+        <w:t xml:space="preserve">, планирование спринта, разработку, обзор спринта, </w:t>
       </w:r>
       <w:r>
         <w:lastRenderedPageBreak/>
-        <w:t>ретроспективу и релиз. Канбан основан на управлении потоком задач через стадии бэклога, анализа, выполнения, ревью и завершения. Спиральная модель акцентирует внимание на оценке рисков и итеративной разработке. V</w:t>
+        <w:t xml:space="preserve">ретроспективу и релиз. </w:t>
+      </w:r>
+      <w:proofErr w:type="spellStart"/>
+      <w:r>
+        <w:t>Канбан</w:t>
+      </w:r>
+      <w:proofErr w:type="spellEnd"/>
+      <w:r>
+        <w:t xml:space="preserve"> основан на управлении потоком задач через стадии </w:t>
+      </w:r>
+      <w:proofErr w:type="spellStart"/>
+      <w:r>
+        <w:t>бэклога</w:t>
+      </w:r>
+      <w:proofErr w:type="spellEnd"/>
+      <w:r>
+        <w:t xml:space="preserve">, анализа, выполнения, </w:t>
+      </w:r>
+      <w:proofErr w:type="spellStart"/>
+      <w:r>
+        <w:t>ревью</w:t>
+      </w:r>
+      <w:proofErr w:type="spellEnd"/>
+      <w:r>
+        <w:t xml:space="preserve"> и завершения. Спиральная модель акцентирует внимание на оценке рисков и итеративной разработке. V</w:t>
       </w:r>
       <w:r>
         <w:t>–</w:t>
       </w:r>
       <w:r>
-        <w:t>образная модель предполагает параллельное выполнение этапов разработки и тестирования. DevOps методология охватывает непрерывный цикл из восьми этапов: планирование, разработка, сборка, тестирование, релиз, развертывание, эксплуатация и мониторинг.</w:t>
+        <w:t xml:space="preserve">образная модель предполагает параллельное выполнение этапов разработки и тестирования. </w:t>
+      </w:r>
+      <w:proofErr w:type="spellStart"/>
+      <w:r>
+        <w:t>DevOps</w:t>
+      </w:r>
+      <w:proofErr w:type="spellEnd"/>
+      <w:r>
+        <w:t xml:space="preserve"> методология охватывает непрерывный цикл из восьми этапов: планирование, разработка, сборка, тестирование, релиз, развертывание, эксплуатация и мониторинг.</w:t>
       </w:r>
     </w:p>
     <w:p>
@@ -14857,13 +16040,26 @@
         <w:t>–</w:t>
       </w:r>
       <w:r>
-        <w:t>модели, созданию базы знаний и интеграции с мессенджерами. При упоминании дашбордов добавляются задачи по настройке ETL</w:t>
+        <w:t xml:space="preserve">модели, созданию базы знаний и интеграции с мессенджерами. При упоминании </w:t>
+      </w:r>
+      <w:proofErr w:type="spellStart"/>
+      <w:r>
+        <w:t>дашбордов</w:t>
+      </w:r>
+      <w:proofErr w:type="spellEnd"/>
+      <w:r>
+        <w:t xml:space="preserve"> добавляются задачи по настройке ETL</w:t>
       </w:r>
       <w:r>
         <w:t>–</w:t>
       </w:r>
-      <w:r>
-        <w:t>пайплайнов, созданию визуализаций и реализации фильтров. При описании интернет</w:t>
+      <w:proofErr w:type="spellStart"/>
+      <w:r>
+        <w:t>пайплайнов</w:t>
+      </w:r>
+      <w:proofErr w:type="spellEnd"/>
+      <w:r>
+        <w:t>, созданию визуализаций и реализации фильтров. При описании интернет</w:t>
       </w:r>
       <w:r>
         <w:t>–</w:t>
@@ -14881,11 +16077,11 @@
       <w:pPr>
         <w:pStyle w:val="2"/>
       </w:pPr>
-      <w:bookmarkStart w:id="24" w:name="_Toc230194742"/>
+      <w:bookmarkStart w:id="25" w:name="_Toc230194742"/>
       <w:r>
         <w:t>4.5. Разработка пользовательского интерфейса</w:t>
       </w:r>
-      <w:bookmarkEnd w:id="24"/>
+      <w:bookmarkEnd w:id="25"/>
     </w:p>
     <w:p>
       <w:r>
@@ -14904,7 +16100,15 @@
       </w:r>
       <w:r>
         <w:lastRenderedPageBreak/>
-        <w:t>находится многострочное текстовое поле для ввода описания задачи с возможностью прокрутки. Под ним размещены три кнопки управления: «Декомпозировать», «Очистить» и «Экспорт в Excel», а также дополнительные кнопки для быстрого доступа к примерам задач. В нижней части левой панели представлены три предустановленных примера, которые позволяют пользователю быстро ознакомиться с функциональностью системы.</w:t>
+        <w:t xml:space="preserve">находится многострочное текстовое поле для ввода описания задачи с возможностью прокрутки. Под ним размещены три кнопки управления: «Декомпозировать», «Очистить» и «Экспорт в </w:t>
+      </w:r>
+      <w:proofErr w:type="spellStart"/>
+      <w:r>
+        <w:t>Excel</w:t>
+      </w:r>
+      <w:proofErr w:type="spellEnd"/>
+      <w:r>
+        <w:t>», а также дополнительные кнопки для быстрого доступа к примерам задач. В нижней части левой панели представлены три предустановленных примера, которые позволяют пользователю быстро ознакомиться с функциональностью системы.</w:t>
       </w:r>
     </w:p>
     <w:p>
@@ -14938,7 +16142,7 @@
       <w:pPr>
         <w:pStyle w:val="2"/>
       </w:pPr>
-      <w:bookmarkStart w:id="25" w:name="_Toc230194743"/>
+      <w:bookmarkStart w:id="26" w:name="_Toc230194743"/>
       <w:r>
         <w:t xml:space="preserve">4.6. </w:t>
       </w:r>
@@ -14948,7 +16152,7 @@
       <w:r>
         <w:t xml:space="preserve"> компонентов и тестирование</w:t>
       </w:r>
-      <w:bookmarkEnd w:id="25"/>
+      <w:bookmarkEnd w:id="26"/>
     </w:p>
     <w:p>
       <w:r>
@@ -14966,19 +16170,43 @@
     </w:p>
     <w:p>
       <w:r>
-        <w:t>Модуль экспорта поддерживает четыре формата файлов. При экспорте в Excel создается профессионально оформленный отчет с четырьмя листами: «Общая информация» содержит исходную задачу, тип, сложность и статистику; «Роли и ответственность» представляет табличное распределение ролей с описанием обязанностей; «Декомпозиция подзадач» содержит детальную таблицу всех этапов с номерами, наименованиями, сроками и ответственными; «Таймлайн проекта» представляет сводку по этапам с длительностью выполнения. Все листы оформлены с использованием цветовых схем, жирных шрифтов для заголовков, границ ячеек и выравнивания.</w:t>
-      </w:r>
-    </w:p>
-    <w:p>
-      <w:r>
-        <w:t>Модуль экспорта в Markdown и текстовый формат создает структурированный документ с заголовками, маркированными списками и выделением ключевой информации. Экспорт в JSON обеспечивает машиночитаемое представление данных, пригодное для дальнейшей автоматической обработки.</w:t>
+        <w:t xml:space="preserve">Модуль экспорта поддерживает четыре формата файлов. При экспорте в </w:t>
+      </w:r>
+      <w:proofErr w:type="spellStart"/>
+      <w:r>
+        <w:t>Excel</w:t>
+      </w:r>
+      <w:proofErr w:type="spellEnd"/>
+      <w:r>
+        <w:t xml:space="preserve"> создается профессионально оформленный отчет с четырьмя листами: «Общая информация» содержит исходную задачу, тип, сложность и статистику; «Роли и ответственность» представляет табличное распределение ролей с описанием обязанностей; «Декомпозиция подзадач» содержит детальную таблицу всех этапов с номерами, наименованиями, сроками и ответственными; «</w:t>
+      </w:r>
+      <w:proofErr w:type="spellStart"/>
+      <w:r>
+        <w:t>Таймлайн</w:t>
+      </w:r>
+      <w:proofErr w:type="spellEnd"/>
+      <w:r>
+        <w:t xml:space="preserve"> проекта» представляет сводку по этапам с длительностью выполнения. Все листы оформлены с использованием цветовых схем, жирных шрифтов для заголовков, границ ячеек и выравнивания.</w:t>
+      </w:r>
+    </w:p>
+    <w:p>
+      <w:r>
+        <w:t xml:space="preserve">Модуль экспорта в </w:t>
+      </w:r>
+      <w:proofErr w:type="spellStart"/>
+      <w:r>
+        <w:t>Markdown</w:t>
+      </w:r>
+      <w:proofErr w:type="spellEnd"/>
+      <w:r>
+        <w:t xml:space="preserve"> и текстовый формат создает структурированный документ с заголовками, маркированными списками и выделением ключевой информации. Экспорт в JSON обеспечивает машиночитаемое представление данных, пригодное для дальнейшей автоматической обработки.</w:t>
       </w:r>
     </w:p>
     <w:p>
       <w:pPr>
         <w:pStyle w:val="2"/>
       </w:pPr>
-      <w:bookmarkStart w:id="26" w:name="_Toc230194744"/>
+      <w:bookmarkStart w:id="27" w:name="_Toc230194744"/>
       <w:r>
         <w:t xml:space="preserve">4.7. </w:t>
       </w:r>
@@ -14988,7 +16216,7 @@
       <w:r>
         <w:t xml:space="preserve"> качества и производительности</w:t>
       </w:r>
-      <w:bookmarkEnd w:id="26"/>
+      <w:bookmarkEnd w:id="27"/>
     </w:p>
     <w:p>
       <w:r>
@@ -15008,7 +16236,23 @@
     </w:p>
     <w:p>
       <w:r>
-        <w:t>Производительность системы оценивалась на тестовом окружении с процессором Intel Core i</w:t>
+        <w:t xml:space="preserve">Производительность системы оценивалась на тестовом окружении с процессором </w:t>
+      </w:r>
+      <w:proofErr w:type="spellStart"/>
+      <w:r>
+        <w:t>Intel</w:t>
+      </w:r>
+      <w:proofErr w:type="spellEnd"/>
+      <w:r>
+        <w:t xml:space="preserve"> </w:t>
+      </w:r>
+      <w:proofErr w:type="spellStart"/>
+      <w:r>
+        <w:t>Core</w:t>
+      </w:r>
+      <w:proofErr w:type="spellEnd"/>
+      <w:r>
+        <w:t xml:space="preserve"> i</w:t>
       </w:r>
       <w:r>
         <w:t>3</w:t>
@@ -15031,14 +16275,46 @@
     </w:p>
     <w:p>
       <w:r>
-        <w:t>Кроссплатформенность обеспечена использованием стандартной библиотеки Python и библиотек, доступных для всех основных операционных систем. Система протестирована и успешно работает на Windows 10 и 11, Ubuntu 18.04 и новее, а также macOS 10.15 и новее.</w:t>
+        <w:t xml:space="preserve">Кроссплатформенность обеспечена использованием стандартной библиотеки </w:t>
+      </w:r>
+      <w:proofErr w:type="spellStart"/>
+      <w:r>
+        <w:t>Python</w:t>
+      </w:r>
+      <w:proofErr w:type="spellEnd"/>
+      <w:r>
+        <w:t xml:space="preserve"> и библиотек, доступных для всех основных операционных систем. Система протестирована и успешно работает на </w:t>
+      </w:r>
+      <w:proofErr w:type="spellStart"/>
+      <w:r>
+        <w:t>Windows</w:t>
+      </w:r>
+      <w:proofErr w:type="spellEnd"/>
+      <w:r>
+        <w:t xml:space="preserve"> 10 и 11, </w:t>
+      </w:r>
+      <w:proofErr w:type="spellStart"/>
+      <w:r>
+        <w:t>Ubuntu</w:t>
+      </w:r>
+      <w:proofErr w:type="spellEnd"/>
+      <w:r>
+        <w:t xml:space="preserve"> 18.04 и новее, а также </w:t>
+      </w:r>
+      <w:proofErr w:type="spellStart"/>
+      <w:r>
+        <w:t>macOS</w:t>
+      </w:r>
+      <w:proofErr w:type="spellEnd"/>
+      <w:r>
+        <w:t xml:space="preserve"> 10.15 и новее.</w:t>
       </w:r>
     </w:p>
     <w:p>
       <w:pPr>
         <w:pStyle w:val="2"/>
       </w:pPr>
-      <w:bookmarkStart w:id="27" w:name="_Toc230194745"/>
+      <w:bookmarkStart w:id="28" w:name="_Toc230194745"/>
       <w:r>
         <w:t xml:space="preserve">4.8. </w:t>
       </w:r>
@@ -15048,7 +16324,7 @@
       <w:r>
         <w:t xml:space="preserve"> разработки</w:t>
       </w:r>
-      <w:bookmarkEnd w:id="27"/>
+      <w:bookmarkEnd w:id="28"/>
     </w:p>
     <w:p>
       <w:r>
@@ -15079,8 +16355,13 @@
     </w:p>
     <w:p>
       <w:r>
-        <w:t>Экспорт результатов поддерживает четыре формата, включая профессиональный Excel</w:t>
-      </w:r>
+        <w:t xml:space="preserve">Экспорт результатов поддерживает четыре формата, включая профессиональный </w:t>
+      </w:r>
+      <w:proofErr w:type="spellStart"/>
+      <w:r>
+        <w:t>Excel</w:t>
+      </w:r>
+      <w:proofErr w:type="spellEnd"/>
       <w:r>
         <w:t>–</w:t>
       </w:r>
@@ -15347,7 +16628,7 @@
       <w:pPr>
         <w:pStyle w:val="1"/>
       </w:pPr>
-      <w:bookmarkStart w:id="28" w:name="_Toc230194746"/>
+      <w:bookmarkStart w:id="29" w:name="_Toc230194746"/>
       <w:r>
         <w:lastRenderedPageBreak/>
         <w:t xml:space="preserve">5. </w:t>
@@ -15355,13 +16636,13 @@
       <w:r>
         <w:t>Тестирование</w:t>
       </w:r>
-      <w:bookmarkEnd w:id="28"/>
+      <w:bookmarkEnd w:id="29"/>
     </w:p>
     <w:p>
       <w:pPr>
         <w:pStyle w:val="2"/>
       </w:pPr>
-      <w:bookmarkStart w:id="29" w:name="_Toc230194747"/>
+      <w:bookmarkStart w:id="30" w:name="_Toc230194747"/>
       <w:r>
         <w:t xml:space="preserve">5.1. </w:t>
       </w:r>
@@ -15371,7 +16652,7 @@
       <w:r>
         <w:t xml:space="preserve"> тестирования</w:t>
       </w:r>
-      <w:bookmarkEnd w:id="29"/>
+      <w:bookmarkEnd w:id="30"/>
     </w:p>
     <w:p>
       <w:r>
@@ -15391,7 +16672,39 @@
     </w:p>
     <w:p>
       <w:r>
-        <w:t>Тестирование проводилось на стандартном рабочем окружении: ноутбук с процессором Intel Core i5 с тактовой частотой 2,5 гигагерца, оперативной памятью объемом 8 гигабайт, операционной системой Windows 11, интерпретатором Python версии 3.9.13. Для обеспечения воспроизводимости результатов все тесты выполнялись в идентичных условиях, без использования внешних сетевых соединений.</w:t>
+        <w:t xml:space="preserve">Тестирование проводилось на стандартном рабочем окружении: ноутбук с процессором </w:t>
+      </w:r>
+      <w:proofErr w:type="spellStart"/>
+      <w:r>
+        <w:t>Intel</w:t>
+      </w:r>
+      <w:proofErr w:type="spellEnd"/>
+      <w:r>
+        <w:t xml:space="preserve"> </w:t>
+      </w:r>
+      <w:proofErr w:type="spellStart"/>
+      <w:r>
+        <w:t>Core</w:t>
+      </w:r>
+      <w:proofErr w:type="spellEnd"/>
+      <w:r>
+        <w:t xml:space="preserve"> i5 с тактовой частотой 2,5 гигагерца, оперативной памятью объемом 8 гигабайт, операционной системой </w:t>
+      </w:r>
+      <w:proofErr w:type="spellStart"/>
+      <w:r>
+        <w:t>Windows</w:t>
+      </w:r>
+      <w:proofErr w:type="spellEnd"/>
+      <w:r>
+        <w:t xml:space="preserve"> 11, интерпретатором </w:t>
+      </w:r>
+      <w:proofErr w:type="spellStart"/>
+      <w:r>
+        <w:t>Python</w:t>
+      </w:r>
+      <w:proofErr w:type="spellEnd"/>
+      <w:r>
+        <w:t xml:space="preserve"> версии 3.9.13. Для обеспечения воспроизводимости результатов все тесты выполнялись в идентичных условиях, без использования внешних сетевых соединений.</w:t>
       </w:r>
     </w:p>
     <w:p/>
@@ -15399,12 +16712,12 @@
       <w:pPr>
         <w:pStyle w:val="2"/>
       </w:pPr>
-      <w:bookmarkStart w:id="30" w:name="_Toc230194748"/>
+      <w:bookmarkStart w:id="31" w:name="_Toc230194748"/>
       <w:r>
         <w:lastRenderedPageBreak/>
         <w:t>5.2. Тестовые сценарии и проекты</w:t>
       </w:r>
-      <w:bookmarkEnd w:id="30"/>
+      <w:bookmarkEnd w:id="31"/>
     </w:p>
     <w:p>
       <w:r>
@@ -15437,12 +16750,44 @@
         <w:t>–</w:t>
       </w:r>
       <w:r>
-        <w:t>сайта с каталогом товаров, корзиной, личным кабинетом пользователя и интеграцией с платежной системой. Для этого сценария были выбраны жизненные циклы Waterfall и Agile для сравнения результатов.</w:t>
-      </w:r>
-    </w:p>
-    <w:p>
-      <w:r>
-        <w:t>Второй сценарий охватывал мобильную разработку и предполагал создание кроссплатформенного приложения для доставки еды с функцией отслеживания курьера в реальном времени и интеграцией картографических сервисов. Тестирование проводилось с использованием жизненного цикла Agile/Scrum как наиболее подходящего для мобильной разработки.</w:t>
+        <w:t xml:space="preserve">сайта с каталогом товаров, корзиной, личным кабинетом пользователя и интеграцией с платежной системой. Для этого сценария были выбраны жизненные циклы </w:t>
+      </w:r>
+      <w:proofErr w:type="spellStart"/>
+      <w:r>
+        <w:t>Waterfall</w:t>
+      </w:r>
+      <w:proofErr w:type="spellEnd"/>
+      <w:r>
+        <w:t xml:space="preserve"> и </w:t>
+      </w:r>
+      <w:proofErr w:type="spellStart"/>
+      <w:r>
+        <w:t>Agile</w:t>
+      </w:r>
+      <w:proofErr w:type="spellEnd"/>
+      <w:r>
+        <w:t xml:space="preserve"> для сравнения результатов.</w:t>
+      </w:r>
+    </w:p>
+    <w:p>
+      <w:r>
+        <w:t xml:space="preserve">Второй сценарий охватывал мобильную разработку и предполагал создание кроссплатформенного приложения для доставки еды с функцией отслеживания курьера в реальном времени и интеграцией картографических сервисов. Тестирование проводилось с использованием жизненного цикла </w:t>
+      </w:r>
+      <w:proofErr w:type="spellStart"/>
+      <w:r>
+        <w:t>Agile</w:t>
+      </w:r>
+      <w:proofErr w:type="spellEnd"/>
+      <w:r>
+        <w:t>/</w:t>
+      </w:r>
+      <w:proofErr w:type="spellStart"/>
+      <w:r>
+        <w:t>Scrum</w:t>
+      </w:r>
+      <w:proofErr w:type="spellEnd"/>
+      <w:r>
+        <w:t xml:space="preserve"> как наиболее подходящего для мобильной разработки.</w:t>
       </w:r>
     </w:p>
     <w:p>
@@ -15458,14 +16803,40 @@
     </w:p>
     <w:p>
       <w:r>
-        <w:t>Четвертый сценарий охватывал DevOps</w:t>
-      </w:r>
+        <w:t xml:space="preserve">Четвертый сценарий охватывал </w:t>
+      </w:r>
+      <w:proofErr w:type="spellStart"/>
+      <w:r>
+        <w:t>DevOps</w:t>
+      </w:r>
+      <w:proofErr w:type="spellEnd"/>
       <w:r>
         <w:t>–</w:t>
       </w:r>
       <w:r>
-        <w:t>направление и формулировался как внедрение непрерывной интеграции и доставки для микросервисной архитектуры, включающей пять микросервисов, с автоматическим тестированием и развертыванием. Естественным выбором для этого сценария стал DevOps</w:t>
-      </w:r>
+        <w:t xml:space="preserve">направление и формулировался как внедрение непрерывной интеграции и доставки для </w:t>
+      </w:r>
+      <w:proofErr w:type="spellStart"/>
+      <w:r>
+        <w:t>микросервисной</w:t>
+      </w:r>
+      <w:proofErr w:type="spellEnd"/>
+      <w:r>
+        <w:t xml:space="preserve"> архитектуры, включающей пять </w:t>
+      </w:r>
+      <w:proofErr w:type="spellStart"/>
+      <w:r>
+        <w:t>микросервисов</w:t>
+      </w:r>
+      <w:proofErr w:type="spellEnd"/>
+      <w:r>
+        <w:t xml:space="preserve">, с автоматическим тестированием и развертыванием. Естественным выбором для этого сценария стал </w:t>
+      </w:r>
+      <w:proofErr w:type="spellStart"/>
+      <w:r>
+        <w:t>DevOps</w:t>
+      </w:r>
+      <w:proofErr w:type="spellEnd"/>
       <w:r>
         <w:t>–</w:t>
       </w:r>
@@ -15501,7 +16872,23 @@
     </w:p>
     <w:p>
       <w:r>
-        <w:t>Седьмой сценарий был посвящен созданию аналитического дашборда для визуализации ключевых показателей эффективности в реальном времени с возможностью фильтрации, детализации и экспорта данных. Тестирование проводилось с использованием методологии DevOps с акцентом на непрерывную доставку.</w:t>
+        <w:t xml:space="preserve">Седьмой сценарий был посвящен созданию аналитического </w:t>
+      </w:r>
+      <w:proofErr w:type="spellStart"/>
+      <w:r>
+        <w:t>дашборда</w:t>
+      </w:r>
+      <w:proofErr w:type="spellEnd"/>
+      <w:r>
+        <w:t xml:space="preserve"> для визуализации ключевых показателей эффективности в реальном времени с возможностью фильтрации, детализации и экспорта данных. Тестирование проводилось с использованием методологии </w:t>
+      </w:r>
+      <w:proofErr w:type="spellStart"/>
+      <w:r>
+        <w:t>DevOps</w:t>
+      </w:r>
+      <w:proofErr w:type="spellEnd"/>
+      <w:r>
+        <w:t xml:space="preserve"> с акцентом на непрерывную доставку.</w:t>
       </w:r>
     </w:p>
     <w:p>
@@ -15512,8 +16899,13 @@
         <w:t>–</w:t>
       </w:r>
       <w:r>
-        <w:t>токенов, OAuth</w:t>
-      </w:r>
+        <w:t xml:space="preserve">токенов, </w:t>
+      </w:r>
+      <w:proofErr w:type="spellStart"/>
+      <w:r>
+        <w:t>OAuth</w:t>
+      </w:r>
+      <w:proofErr w:type="spellEnd"/>
       <w:r>
         <w:t>–</w:t>
       </w:r>
@@ -15535,8 +16927,13 @@
         <w:t>–</w:t>
       </w:r>
       <w:r>
-        <w:t xml:space="preserve"> разработке защищенного приложения для управления банковскими счетами, включающего функционал переводов, оплаты услуг, push</w:t>
-      </w:r>
+        <w:t xml:space="preserve"> разработке защищенного приложения для управления банковскими счетами, включающего функционал переводов, оплаты услуг, </w:t>
+      </w:r>
+      <w:proofErr w:type="spellStart"/>
+      <w:r>
+        <w:t>push</w:t>
+      </w:r>
+      <w:proofErr w:type="spellEnd"/>
       <w:r>
         <w:t>–</w:t>
       </w:r>
@@ -15552,7 +16949,23 @@
         <w:t>–</w:t>
       </w:r>
       <w:r>
-        <w:t>магазина, включающую сбор пользовательских данных, обучение моделей и формирование персонализированных рекомендаций. Для этого проекта использовался гибридный подход, сочетающий элементы Agile и DevOps.</w:t>
+        <w:t xml:space="preserve">магазина, включающую сбор пользовательских данных, обучение моделей и формирование персонализированных рекомендаций. Для этого проекта использовался гибридный подход, сочетающий элементы </w:t>
+      </w:r>
+      <w:proofErr w:type="spellStart"/>
+      <w:r>
+        <w:t>Agile</w:t>
+      </w:r>
+      <w:proofErr w:type="spellEnd"/>
+      <w:r>
+        <w:t xml:space="preserve"> и </w:t>
+      </w:r>
+      <w:proofErr w:type="spellStart"/>
+      <w:r>
+        <w:t>DevOps</w:t>
+      </w:r>
+      <w:proofErr w:type="spellEnd"/>
+      <w:r>
+        <w:t>.</w:t>
       </w:r>
     </w:p>
     <w:p>
@@ -15568,7 +16981,7 @@
       <w:pPr>
         <w:pStyle w:val="2"/>
       </w:pPr>
-      <w:bookmarkStart w:id="31" w:name="_Toc230194749"/>
+      <w:bookmarkStart w:id="32" w:name="_Toc230194749"/>
       <w:r>
         <w:t xml:space="preserve">5.3. </w:t>
       </w:r>
@@ -15578,11 +16991,27 @@
       <w:r>
         <w:t xml:space="preserve"> тестирования</w:t>
       </w:r>
-      <w:bookmarkEnd w:id="31"/>
-    </w:p>
-    <w:p>
-      <w:r>
-        <w:t>По итогам тестирования десяти сценариев были получены следующие результаты. Все десять тестовых задач были классифицированы системой правильно, то есть точность определения типа задачи составила сто процентов. Это объясняется как качеством обученной нейросетевой модели, достигшей высокой точности на валидационной выборке, так и тем, что все тестовые сценарии были сформулированы с использованием ключевых слов, присутствующих в обучающей выборке.</w:t>
+      <w:bookmarkEnd w:id="32"/>
+    </w:p>
+    <w:p>
+      <w:r>
+        <w:t xml:space="preserve">По итогам тестирования десяти сценариев были получены следующие результаты. Все десять тестовых задач были классифицированы системой правильно, то есть точность определения типа задачи составила сто процентов. Это объясняется как качеством обученной </w:t>
+      </w:r>
+      <w:proofErr w:type="spellStart"/>
+      <w:r>
+        <w:t>нейросетевой</w:t>
+      </w:r>
+      <w:proofErr w:type="spellEnd"/>
+      <w:r>
+        <w:t xml:space="preserve"> модели, достигшей высокой точности на </w:t>
+      </w:r>
+      <w:proofErr w:type="spellStart"/>
+      <w:r>
+        <w:t>валидационной</w:t>
+      </w:r>
+      <w:proofErr w:type="spellEnd"/>
+      <w:r>
+        <w:t xml:space="preserve"> выборке, так и тем, что все тестовые сценарии были сформулированы с использованием ключевых слов, присутствующих в обучающей выборке.</w:t>
       </w:r>
     </w:p>
     <w:p>
@@ -15593,7 +17022,15 @@
         <w:t>–</w:t>
       </w:r>
       <w:r>
-        <w:t>за наличия в описании термина «микросервисная архитектура», который относится к категории слов высокой сложности. Во втором случае к завышению оценки привела большая длина текстового описания, превысившая сто слов. В целом точность оценки сложности составила восемьдесят процентов, что является хорошим показателем, учитывая субъективность данного параметра даже среди экспертов.</w:t>
+        <w:t>за наличия в описании термина «</w:t>
+      </w:r>
+      <w:proofErr w:type="spellStart"/>
+      <w:r>
+        <w:t>микросервисная</w:t>
+      </w:r>
+      <w:proofErr w:type="spellEnd"/>
+      <w:r>
+        <w:t xml:space="preserve"> архитектура», который относится к категории слов высокой сложности. Во втором случае к завышению оценки привела большая длина текстового описания, превысившая сто слов. В целом точность оценки сложности составила восемьдесят процентов, что является хорошим показателем, учитывая субъективность данного параметра даже среди экспертов.</w:t>
       </w:r>
     </w:p>
     <w:p>
@@ -15604,13 +17041,26 @@
         <w:t>–</w:t>
       </w:r>
       <w:r>
-        <w:t xml:space="preserve"> девяносто пять процентов был достигнут для DevOps</w:t>
-      </w:r>
+        <w:t xml:space="preserve"> девяносто пять процентов был достигнут для </w:t>
+      </w:r>
+      <w:proofErr w:type="spellStart"/>
+      <w:r>
+        <w:t>DevOps</w:t>
+      </w:r>
+      <w:proofErr w:type="spellEnd"/>
       <w:r>
         <w:t>–</w:t>
       </w:r>
       <w:r>
-        <w:t xml:space="preserve">сценария, где системой были предложены все необходимые этапы настройки пайплайна и мониторинга. Наихудший показатель </w:t>
+        <w:t xml:space="preserve">сценария, где системой были предложены все необходимые этапы настройки </w:t>
+      </w:r>
+      <w:proofErr w:type="spellStart"/>
+      <w:r>
+        <w:t>пайплайна</w:t>
+      </w:r>
+      <w:proofErr w:type="spellEnd"/>
+      <w:r>
+        <w:t xml:space="preserve"> и мониторинга. Наихудший показатель </w:t>
       </w:r>
       <w:r>
         <w:t>–</w:t>
@@ -15632,8 +17082,13 @@
       </w:r>
       <w:r>
         <w:lastRenderedPageBreak/>
-        <w:t>минимальный показатель полноты значительно превышает типичные показатели ручной декомпозиции для junior</w:t>
-      </w:r>
+        <w:t xml:space="preserve">минимальный показатель полноты значительно превышает типичные показатели ручной декомпозиции для </w:t>
+      </w:r>
+      <w:proofErr w:type="spellStart"/>
+      <w:r>
+        <w:t>junior</w:t>
+      </w:r>
+      <w:proofErr w:type="spellEnd"/>
       <w:r>
         <w:t>–</w:t>
       </w:r>
@@ -15648,7 +17103,15 @@
     </w:p>
     <w:p>
       <w:r>
-        <w:t>Средняя пользовательская оценка полезности системы по пятибалльной шкале составила 4,4 балла. Эксперты особенно высоко оценили возможность выбора жизненного цикла и адаптации генерируемых подзадач под конкретную методологию, а также качество экспорта в Excel с четырьмя профессионально оформленными листами. Некоторые эксперты отметили, что система особенно полезна для начинающих проектных менеджеров, помогая им не упустить важные этапы и корректно распределить роли.</w:t>
+        <w:t xml:space="preserve">Средняя пользовательская оценка полезности системы по пятибалльной шкале составила 4,4 балла. Эксперты особенно высоко оценили возможность выбора жизненного цикла и адаптации генерируемых подзадач под конкретную методологию, а также качество экспорта в </w:t>
+      </w:r>
+      <w:proofErr w:type="spellStart"/>
+      <w:r>
+        <w:t>Excel</w:t>
+      </w:r>
+      <w:proofErr w:type="spellEnd"/>
+      <w:r>
+        <w:t xml:space="preserve"> с четырьмя профессионально оформленными листами. Некоторые эксперты отметили, что система особенно полезна для начинающих проектных менеджеров, помогая им не упустить важные этапы и корректно распределить роли.</w:t>
       </w:r>
     </w:p>
     <w:p>
@@ -15666,7 +17129,7 @@
       <w:pPr>
         <w:pStyle w:val="2"/>
       </w:pPr>
-      <w:bookmarkStart w:id="32" w:name="_Toc230194750"/>
+      <w:bookmarkStart w:id="33" w:name="_Toc230194750"/>
       <w:r>
         <w:t xml:space="preserve">5.4. </w:t>
       </w:r>
@@ -15676,7 +17139,7 @@
       <w:r>
         <w:t xml:space="preserve"> эффективности</w:t>
       </w:r>
-      <w:bookmarkEnd w:id="32"/>
+      <w:bookmarkEnd w:id="33"/>
     </w:p>
     <w:p>
       <w:r>
@@ -15730,7 +17193,7 @@
       <w:pPr>
         <w:pStyle w:val="2"/>
       </w:pPr>
-      <w:bookmarkStart w:id="33" w:name="_Toc230194751"/>
+      <w:bookmarkStart w:id="34" w:name="_Toc230194751"/>
       <w:r>
         <w:t xml:space="preserve">5.5. </w:t>
       </w:r>
@@ -15740,12 +17203,25 @@
       <w:r>
         <w:t xml:space="preserve"> и направления улучшения</w:t>
       </w:r>
-      <w:bookmarkEnd w:id="33"/>
-    </w:p>
-    <w:p>
-      <w:r>
-        <w:t>В процессе тестирования были выявлены следующие ограничения разработанной системы. Первое ограничение связано с языковой поддержкой: система работает только с русским языком и не распознает английские термины, за исключением общеупотребительных, таких как API или DevOps. При вводе задачи на смешанном русско</w:t>
-      </w:r>
+      <w:bookmarkEnd w:id="34"/>
+    </w:p>
+    <w:p>
+      <w:r>
+        <w:t xml:space="preserve">В процессе тестирования были выявлены следующие ограничения разработанной системы. Первое ограничение связано с языковой поддержкой: система работает только с русским языком и не распознает английские термины, за исключением общеупотребительных, таких как API или </w:t>
+      </w:r>
+      <w:proofErr w:type="spellStart"/>
+      <w:r>
+        <w:t>DevOps</w:t>
+      </w:r>
+      <w:proofErr w:type="spellEnd"/>
+      <w:r>
+        <w:t xml:space="preserve">. При вводе задачи на смешанном </w:t>
+      </w:r>
+      <w:proofErr w:type="spellStart"/>
+      <w:r>
+        <w:t>русско</w:t>
+      </w:r>
+      <w:proofErr w:type="spellEnd"/>
       <w:r>
         <w:t>–</w:t>
       </w:r>
@@ -15769,12 +17245,52 @@
     </w:p>
     <w:p>
       <w:r>
-        <w:t>Четвертое ограничение связано с фиксированным набором ролей и типов задач. Добавление новой роли или нового типа задачи требует модификации исходного кода и повторного обучения нейросетевой модели, что недоступно конечному пользователю.</w:t>
-      </w:r>
-    </w:p>
-    <w:p>
-      <w:r>
-        <w:t>Пятое ограничение касается интеграции с внешними системами: система не имеет API и не может автоматически передавать результаты в Jira, Trello, Microsoft Project или другие системы управления проектами. Экспорт осуществляется вручную через файловый диалог.</w:t>
+        <w:t xml:space="preserve">Четвертое ограничение связано с фиксированным набором ролей и типов задач. Добавление новой роли или нового типа задачи требует модификации исходного кода и повторного обучения </w:t>
+      </w:r>
+      <w:proofErr w:type="spellStart"/>
+      <w:r>
+        <w:t>нейросетевой</w:t>
+      </w:r>
+      <w:proofErr w:type="spellEnd"/>
+      <w:r>
+        <w:t xml:space="preserve"> модели, что недоступно конечному пользователю.</w:t>
+      </w:r>
+    </w:p>
+    <w:p>
+      <w:r>
+        <w:t xml:space="preserve">Пятое ограничение касается интеграции с внешними системами: система не имеет API и не может автоматически передавать результаты в </w:t>
+      </w:r>
+      <w:proofErr w:type="spellStart"/>
+      <w:r>
+        <w:t>Jira</w:t>
+      </w:r>
+      <w:proofErr w:type="spellEnd"/>
+      <w:r>
+        <w:t xml:space="preserve">, </w:t>
+      </w:r>
+      <w:proofErr w:type="spellStart"/>
+      <w:r>
+        <w:t>Trello</w:t>
+      </w:r>
+      <w:proofErr w:type="spellEnd"/>
+      <w:r>
+        <w:t xml:space="preserve">, </w:t>
+      </w:r>
+      <w:proofErr w:type="spellStart"/>
+      <w:r>
+        <w:t>Microsoft</w:t>
+      </w:r>
+      <w:proofErr w:type="spellEnd"/>
+      <w:r>
+        <w:t xml:space="preserve"> </w:t>
+      </w:r>
+      <w:proofErr w:type="spellStart"/>
+      <w:r>
+        <w:t>Project</w:t>
+      </w:r>
+      <w:proofErr w:type="spellEnd"/>
+      <w:r>
+        <w:t xml:space="preserve"> или другие системы управления проектами. Экспорт осуществляется вручную через файловый диалог.</w:t>
       </w:r>
     </w:p>
     <w:p>
@@ -15783,7 +17299,23 @@
       </w:r>
       <w:r>
         <w:lastRenderedPageBreak/>
-        <w:t>добавляя собственные шаблоны задач, роли и ключевые слова. Создание REST API обеспечит интеграцию с популярными системами управления проектами, позволяя автоматически создавать задачи в Jira, Trello или других инструментах. Внедрение механизма обучения на исторических данных позволит системе адаптироваться к стилю планирования конкретной команды, учитывая предпочтения и успешные практики.</w:t>
+        <w:t xml:space="preserve">добавляя собственные шаблоны задач, роли и ключевые слова. Создание REST API обеспечит интеграцию с популярными системами управления проектами, позволяя автоматически создавать задачи в </w:t>
+      </w:r>
+      <w:proofErr w:type="spellStart"/>
+      <w:r>
+        <w:t>Jira</w:t>
+      </w:r>
+      <w:proofErr w:type="spellEnd"/>
+      <w:r>
+        <w:t xml:space="preserve">, </w:t>
+      </w:r>
+      <w:proofErr w:type="spellStart"/>
+      <w:r>
+        <w:t>Trello</w:t>
+      </w:r>
+      <w:proofErr w:type="spellEnd"/>
+      <w:r>
+        <w:t xml:space="preserve"> или других инструментах. Внедрение механизма обучения на исторических данных позволит системе адаптироваться к стилю планирования конкретной команды, учитывая предпочтения и успешные практики.</w:t>
       </w:r>
     </w:p>
     <w:p>
@@ -15814,7 +17346,7 @@
           <w:rFonts w:eastAsiaTheme="minorHAnsi"/>
         </w:rPr>
       </w:pPr>
-      <w:bookmarkStart w:id="34" w:name="_Toc230194752"/>
+      <w:bookmarkStart w:id="35" w:name="_Toc230194752"/>
       <w:r>
         <w:rPr>
           <w:rStyle w:val="10"/>
@@ -15824,7 +17356,7 @@
         <w:lastRenderedPageBreak/>
         <w:t>Заключение</w:t>
       </w:r>
-      <w:bookmarkEnd w:id="34"/>
+      <w:bookmarkEnd w:id="35"/>
     </w:p>
     <w:p>
       <w:r>
@@ -15863,13 +17395,53 @@
         <w:t>–</w:t>
       </w:r>
       <w:r>
-        <w:t>пяти часов на проект средней сложности. Существующие на рынке программные продукты для управления проектами, такие как Jira, Trello, Asana, предлагают инструменты для отслеживания задач, но не обеспечивают автоматической генерации структуры работ на основе текстового описания. Коммерческие ИИ</w:t>
+        <w:t xml:space="preserve">пяти часов на проект средней сложности. Существующие на рынке программные продукты для управления проектами, такие как </w:t>
+      </w:r>
+      <w:proofErr w:type="spellStart"/>
+      <w:r>
+        <w:t>Jira</w:t>
+      </w:r>
+      <w:proofErr w:type="spellEnd"/>
+      <w:r>
+        <w:t xml:space="preserve">, </w:t>
+      </w:r>
+      <w:proofErr w:type="spellStart"/>
+      <w:r>
+        <w:t>Trello</w:t>
+      </w:r>
+      <w:proofErr w:type="spellEnd"/>
+      <w:r>
+        <w:t xml:space="preserve">, </w:t>
+      </w:r>
+      <w:proofErr w:type="spellStart"/>
+      <w:r>
+        <w:t>Asana</w:t>
+      </w:r>
+      <w:proofErr w:type="spellEnd"/>
+      <w:r>
+        <w:t>, предлагают инструменты для отслеживания задач, но не обеспечивают автоматической генерации структуры работ на основе текстового описания. Коммерческие ИИ</w:t>
       </w:r>
       <w:r>
         <w:t>–</w:t>
       </w:r>
       <w:r>
-        <w:t>решения, такие как ClickUp AI или Motion, работают только в облачной модели, требуют подписки и не поддерживают русский язык. Таким образом, была подтверждена необходимость разработки собственного автономного русскоязычного решения.</w:t>
+        <w:t xml:space="preserve">решения, такие как </w:t>
+      </w:r>
+      <w:proofErr w:type="spellStart"/>
+      <w:r>
+        <w:t>ClickUp</w:t>
+      </w:r>
+      <w:proofErr w:type="spellEnd"/>
+      <w:r>
+        <w:t xml:space="preserve"> AI или </w:t>
+      </w:r>
+      <w:proofErr w:type="spellStart"/>
+      <w:r>
+        <w:t>Motion</w:t>
+      </w:r>
+      <w:proofErr w:type="spellEnd"/>
+      <w:r>
+        <w:t>, работают только в облачной модели, требуют подписки и не поддерживают русский язык. Таким образом, была подтверждена необходимость разработки собственного автономного русскоязычного решения.</w:t>
       </w:r>
     </w:p>
     <w:p>
@@ -15889,17 +17461,137 @@
     </w:p>
     <w:p>
       <w:r>
-        <w:t>Обзор аналогов показал, что существующие решения не в полной мере удовлетворяют выявленным требованиям. Jira и Trello не имеют функций автоматической генерации и требуют ручного ввода всех подзадач. ClickUp AI и Motion поддерживают только английский язык и требуют постоянного подключения к интернету. ScopeMaster очень дорог и работает только с форматом user story. GitHub Copilot ограничен существующими проектами и не предназначен для планирования с нуля. Разрабатываемая система выгодно отличается от аналогов полной автономностью, поддержкой русского языка, бесплатностью, возможностью выбора из шести жизненных циклов и локальным хранением данных, обеспечивающим конфиденциальность.</w:t>
-      </w:r>
-    </w:p>
-    <w:p>
-      <w:r>
-        <w:t>В процессе разработки была спроектирована модульная архитектура системы, включающая четыре уровня: пользовательский интерфейс, прикладной уровень, ядро искусственного интеллекта и уровень хранения данных. В качестве основных технологий выбраны Python 3.9 как основной язык программирования, Tkinter для создания графического интерфейса, NumPy для математических вычислений и openpyxl для экспорта в Excel. Отказ от тяжеловесных фреймворков глубокого обучения в пользу собственной легковесной реализации нейронной сети позволил сократить размер дистрибутива до 850 килобайт и обеспечить минимальное потребление системных ресурсов.</w:t>
-      </w:r>
-    </w:p>
-    <w:p>
-      <w:r>
-        <w:t>Разработанная нейросетевая модель представляет собой трехслойную сеть прямой связи с архитектурой пятьдесят</w:t>
+        <w:t xml:space="preserve">Обзор аналогов показал, что существующие решения не в полной мере удовлетворяют выявленным требованиям. </w:t>
+      </w:r>
+      <w:proofErr w:type="spellStart"/>
+      <w:r>
+        <w:t>Jira</w:t>
+      </w:r>
+      <w:proofErr w:type="spellEnd"/>
+      <w:r>
+        <w:t xml:space="preserve"> и </w:t>
+      </w:r>
+      <w:proofErr w:type="spellStart"/>
+      <w:r>
+        <w:t>Trello</w:t>
+      </w:r>
+      <w:proofErr w:type="spellEnd"/>
+      <w:r>
+        <w:t xml:space="preserve"> не имеют функций автоматической генерации и требуют ручного ввода всех подзадач. </w:t>
+      </w:r>
+      <w:proofErr w:type="spellStart"/>
+      <w:r>
+        <w:t>ClickUp</w:t>
+      </w:r>
+      <w:proofErr w:type="spellEnd"/>
+      <w:r>
+        <w:t xml:space="preserve"> AI и </w:t>
+      </w:r>
+      <w:proofErr w:type="spellStart"/>
+      <w:r>
+        <w:t>Motion</w:t>
+      </w:r>
+      <w:proofErr w:type="spellEnd"/>
+      <w:r>
+        <w:t xml:space="preserve"> поддерживают только английский язык и требуют постоянного подключения к интернету. </w:t>
+      </w:r>
+      <w:proofErr w:type="spellStart"/>
+      <w:r>
+        <w:t>ScopeMaster</w:t>
+      </w:r>
+      <w:proofErr w:type="spellEnd"/>
+      <w:r>
+        <w:t xml:space="preserve"> очень дорог и работает только с форматом </w:t>
+      </w:r>
+      <w:proofErr w:type="spellStart"/>
+      <w:r>
+        <w:t>user</w:t>
+      </w:r>
+      <w:proofErr w:type="spellEnd"/>
+      <w:r>
+        <w:t xml:space="preserve"> </w:t>
+      </w:r>
+      <w:proofErr w:type="spellStart"/>
+      <w:r>
+        <w:t>story</w:t>
+      </w:r>
+      <w:proofErr w:type="spellEnd"/>
+      <w:r>
+        <w:t xml:space="preserve">. </w:t>
+      </w:r>
+      <w:proofErr w:type="spellStart"/>
+      <w:r>
+        <w:t>GitHub</w:t>
+      </w:r>
+      <w:proofErr w:type="spellEnd"/>
+      <w:r>
+        <w:t xml:space="preserve"> </w:t>
+      </w:r>
+      <w:proofErr w:type="spellStart"/>
+      <w:r>
+        <w:t>Copilot</w:t>
+      </w:r>
+      <w:proofErr w:type="spellEnd"/>
+      <w:r>
+        <w:t xml:space="preserve"> ограничен существующими проектами и не предназначен для планирования с нуля. Разрабатываемая система выгодно отличается от аналогов полной автономностью, поддержкой русского языка, бесплатностью, возможностью выбора из шести жизненных циклов и локальным хранением данных, обеспечивающим конфиденциальность.</w:t>
+      </w:r>
+    </w:p>
+    <w:p>
+      <w:r>
+        <w:t xml:space="preserve">В процессе разработки была спроектирована модульная архитектура системы, включающая четыре уровня: пользовательский интерфейс, прикладной уровень, ядро искусственного интеллекта и уровень хранения данных. В качестве основных технологий выбраны </w:t>
+      </w:r>
+      <w:proofErr w:type="spellStart"/>
+      <w:r>
+        <w:t>Python</w:t>
+      </w:r>
+      <w:proofErr w:type="spellEnd"/>
+      <w:r>
+        <w:t xml:space="preserve"> 3.9 как основной язык программирования, </w:t>
+      </w:r>
+      <w:proofErr w:type="spellStart"/>
+      <w:r>
+        <w:t>Tkinter</w:t>
+      </w:r>
+      <w:proofErr w:type="spellEnd"/>
+      <w:r>
+        <w:t xml:space="preserve"> для создания графического интерфейса, </w:t>
+      </w:r>
+      <w:proofErr w:type="spellStart"/>
+      <w:r>
+        <w:t>NumPy</w:t>
+      </w:r>
+      <w:proofErr w:type="spellEnd"/>
+      <w:r>
+        <w:t xml:space="preserve"> для математических вычислений и </w:t>
+      </w:r>
+      <w:proofErr w:type="spellStart"/>
+      <w:r>
+        <w:t>openpyxl</w:t>
+      </w:r>
+      <w:proofErr w:type="spellEnd"/>
+      <w:r>
+        <w:t xml:space="preserve"> для экспорта в </w:t>
+      </w:r>
+      <w:proofErr w:type="spellStart"/>
+      <w:r>
+        <w:t>Excel</w:t>
+      </w:r>
+      <w:proofErr w:type="spellEnd"/>
+      <w:r>
+        <w:t>. Отказ от тяжеловесных фреймворков глубокого обучения в пользу собственной легковесной реализации нейронной сети позволил сократить размер дистрибутива до 850 килобайт и обеспечить минимальное потребление системных ресурсов.</w:t>
+      </w:r>
+    </w:p>
+    <w:p>
+      <w:r>
+        <w:t xml:space="preserve">Разработанная </w:t>
+      </w:r>
+      <w:proofErr w:type="spellStart"/>
+      <w:r>
+        <w:t>нейросетевая</w:t>
+      </w:r>
+      <w:proofErr w:type="spellEnd"/>
+      <w:r>
+        <w:t xml:space="preserve"> модель представляет собой трехслойную сеть прямой связи с архитектурой пятьдесят</w:t>
       </w:r>
       <w:r>
         <w:t>–</w:t>
@@ -15911,11 +17603,24 @@
         <w:t>–</w:t>
       </w:r>
       <w:r>
-        <w:t xml:space="preserve">восемь, использующую функции активации тангенс и софтмакс. Обучение модели проведено на четырнадцати размеченных примерах в течение ста эпох. Финальная точность на обучающей выборке составила 92,8 процента, на </w:t>
-      </w:r>
+        <w:t xml:space="preserve">восемь, использующую функции активации тангенс и </w:t>
+      </w:r>
+      <w:proofErr w:type="spellStart"/>
+      <w:r>
+        <w:t>софтмакс</w:t>
+      </w:r>
+      <w:proofErr w:type="spellEnd"/>
+      <w:r>
+        <w:t xml:space="preserve">. Обучение модели проведено на четырнадцати размеченных примерах в течение ста эпох. Финальная точность на обучающей выборке составила 92,8 процента, на </w:t>
+      </w:r>
+      <w:proofErr w:type="spellStart"/>
       <w:r>
         <w:lastRenderedPageBreak/>
-        <w:t xml:space="preserve">валидационной выборке </w:t>
+        <w:t>валидационной</w:t>
+      </w:r>
+      <w:proofErr w:type="spellEnd"/>
+      <w:r>
+        <w:t xml:space="preserve"> выборке </w:t>
       </w:r>
       <w:r>
         <w:t>–</w:t>
@@ -15932,13 +17637,66 @@
         <w:t>–</w:t>
       </w:r>
       <w:r>
-        <w:t xml:space="preserve"> Waterfall, Agile/Scrum, Kanban, Spiral, V</w:t>
+        <w:t xml:space="preserve"> </w:t>
+      </w:r>
+      <w:proofErr w:type="spellStart"/>
+      <w:r>
+        <w:t>Waterfall</w:t>
+      </w:r>
+      <w:proofErr w:type="spellEnd"/>
+      <w:r>
+        <w:t xml:space="preserve">, </w:t>
+      </w:r>
+      <w:proofErr w:type="spellStart"/>
+      <w:r>
+        <w:t>Agile</w:t>
+      </w:r>
+      <w:proofErr w:type="spellEnd"/>
+      <w:r>
+        <w:t>/</w:t>
+      </w:r>
+      <w:proofErr w:type="spellStart"/>
+      <w:r>
+        <w:t>Scrum</w:t>
+      </w:r>
+      <w:proofErr w:type="spellEnd"/>
+      <w:r>
+        <w:t xml:space="preserve">, </w:t>
+      </w:r>
+      <w:proofErr w:type="spellStart"/>
+      <w:r>
+        <w:t>Kanban</w:t>
+      </w:r>
+      <w:proofErr w:type="spellEnd"/>
+      <w:r>
+        <w:t xml:space="preserve">, </w:t>
+      </w:r>
+      <w:proofErr w:type="spellStart"/>
+      <w:r>
+        <w:t>Spiral</w:t>
+      </w:r>
+      <w:proofErr w:type="spellEnd"/>
+      <w:r>
+        <w:t>, V</w:t>
       </w:r>
       <w:r>
         <w:t>–</w:t>
       </w:r>
-      <w:r>
-        <w:t>Model, DevOps определены собственные наборы фаз и подходы к формированию задач. Контекстная адаптация реализована через анализ ключевых слов: при обнаружении терминов «чат</w:t>
+      <w:proofErr w:type="spellStart"/>
+      <w:r>
+        <w:t>Model</w:t>
+      </w:r>
+      <w:proofErr w:type="spellEnd"/>
+      <w:r>
+        <w:t xml:space="preserve">, </w:t>
+      </w:r>
+      <w:proofErr w:type="spellStart"/>
+      <w:r>
+        <w:t>DevOps</w:t>
+      </w:r>
+      <w:proofErr w:type="spellEnd"/>
+      <w:r>
+        <w:t xml:space="preserve"> определены собственные наборы фаз и подходы к формированию задач. Контекстная адаптация реализована через анализ ключевых слов: при обнаружении терминов «чат</w:t>
       </w:r>
       <w:r>
         <w:t>–</w:t>
@@ -15950,7 +17708,15 @@
         <w:t>–</w:t>
       </w:r>
       <w:r>
-        <w:t>задачи, при упоминании «дашборд» задачи визуализации данных, при описании «интернет</w:t>
+        <w:t>задачи, при упоминании «</w:t>
+      </w:r>
+      <w:proofErr w:type="spellStart"/>
+      <w:r>
+        <w:t>дашборд</w:t>
+      </w:r>
+      <w:proofErr w:type="spellEnd"/>
+      <w:r>
+        <w:t>» задачи визуализации данных, при описании «интернет</w:t>
       </w:r>
       <w:r>
         <w:t>–</w:t>
@@ -15967,7 +17733,23 @@
         <w:t>двух панельную</w:t>
       </w:r>
       <w:r>
-        <w:t xml:space="preserve"> структуру. Левая панель содержит блок выбора жизненного цикла, поле ввода задачи, кнопки управления и примеры. Правая панель отображает результаты: тип задачи, сложность, распределение ролей и детальную декомпозицию подзадач с указанием сроков и ответственных. Экспорт результатов поддерживает форматы Excel (с четырьмя профессионально оформленными листами), Markdown, TXT и JSON.</w:t>
+        <w:t xml:space="preserve"> структуру. Левая панель содержит блок выбора жизненного цикла, поле ввода задачи, кнопки управления и примеры. Правая панель отображает результаты: тип задачи, сложность, распределение ролей и детальную декомпозицию подзадач с указанием сроков и ответственных. Экспорт результатов поддерживает форматы </w:t>
+      </w:r>
+      <w:proofErr w:type="spellStart"/>
+      <w:r>
+        <w:t>Excel</w:t>
+      </w:r>
+      <w:proofErr w:type="spellEnd"/>
+      <w:r>
+        <w:t xml:space="preserve"> (с четырьмя профессионально оформленными листами), </w:t>
+      </w:r>
+      <w:proofErr w:type="spellStart"/>
+      <w:r>
+        <w:t>Markdown</w:t>
+      </w:r>
+      <w:proofErr w:type="spellEnd"/>
+      <w:r>
+        <w:t>, TXT и JSON.</w:t>
       </w:r>
     </w:p>
     <w:p>
@@ -15986,7 +17768,15 @@
     </w:p>
     <w:p>
       <w:r>
-        <w:t>Научная новизна работы заключается в разработке и исследовании комбинированного подхода, объединяющего нейросетевую классификацию с эвристическими алгоритмами генерации подзадач, адаптированного для русского языка и IT</w:t>
+        <w:t xml:space="preserve">Научная новизна работы заключается в разработке и исследовании комбинированного подхода, объединяющего </w:t>
+      </w:r>
+      <w:proofErr w:type="spellStart"/>
+      <w:r>
+        <w:t>нейросетевую</w:t>
+      </w:r>
+      <w:proofErr w:type="spellEnd"/>
+      <w:r>
+        <w:t xml:space="preserve"> классификацию с эвристическими алгоритмами генерации подзадач, адаптированного для русского языка и IT</w:t>
       </w:r>
       <w:r>
         <w:t>–</w:t>
@@ -16003,7 +17793,15 @@
         <w:t>–</w:t>
       </w:r>
       <w:r>
-        <w:t>проектами, особенно для команд, работающих над проектами типовой структуры на русском языке. Перспективы дальнейшего развития включают переход на архитектуру трансформера для повышения качества анализа, накопление и использование больших размеченных датасетов, создание веб</w:t>
+        <w:t xml:space="preserve">проектами, особенно для команд, работающих над проектами типовой структуры на русском языке. Перспективы дальнейшего развития включают переход на архитектуру трансформера для повышения качества анализа, накопление и использование больших размеченных </w:t>
+      </w:r>
+      <w:proofErr w:type="spellStart"/>
+      <w:r>
+        <w:t>датасетов</w:t>
+      </w:r>
+      <w:proofErr w:type="spellEnd"/>
+      <w:r>
+        <w:t>, создание веб</w:t>
       </w:r>
       <w:r>
         <w:t>–</w:t>
@@ -16029,7 +17827,7 @@
           <w:lang w:val="en-US"/>
         </w:rPr>
       </w:pPr>
-      <w:bookmarkStart w:id="35" w:name="_Toc230194753"/>
+      <w:bookmarkStart w:id="36" w:name="_Toc230194753"/>
       <w:r>
         <w:lastRenderedPageBreak/>
         <w:t xml:space="preserve">Список </w:t>
@@ -16037,7 +17835,7 @@
       <w:r>
         <w:t>использованных источников</w:t>
       </w:r>
-      <w:bookmarkEnd w:id="35"/>
+      <w:bookmarkEnd w:id="36"/>
     </w:p>
     <w:p>
       <w:pPr>
@@ -16098,38 +17896,99 @@
       <w:r>
         <w:t>:</w:t>
       </w:r>
-      <w:hyperlink r:id="rId11" w:history="1">
-        <w:r>
-          <w:rPr>
-            <w:rStyle w:val="a3"/>
-          </w:rPr>
-          <w:t>https://asana.com/ru/resources/it</w:t>
-        </w:r>
-        <w:r>
-          <w:rPr>
-            <w:rStyle w:val="a3"/>
-          </w:rPr>
-          <w:t>–</w:t>
-        </w:r>
-        <w:r>
-          <w:rPr>
-            <w:rStyle w:val="a3"/>
-          </w:rPr>
-          <w:t>project</w:t>
-        </w:r>
-        <w:r>
-          <w:rPr>
-            <w:rStyle w:val="a3"/>
-          </w:rPr>
-          <w:t>–</w:t>
-        </w:r>
-        <w:r>
-          <w:rPr>
-            <w:rStyle w:val="a3"/>
-          </w:rPr>
-          <w:t>management</w:t>
-        </w:r>
-      </w:hyperlink>
+      <w:proofErr w:type="spellStart"/>
+      <w:r>
+        <w:fldChar w:fldCharType="begin"/>
+      </w:r>
+      <w:r>
+        <w:instrText xml:space="preserve"> HYPERLINK "https://asana.com/ru/resources/it-project-management" </w:instrText>
+      </w:r>
+      <w:r>
+        <w:fldChar w:fldCharType="separate"/>
+      </w:r>
+      <w:r>
+        <w:rPr>
+          <w:rStyle w:val="a3"/>
+        </w:rPr>
+        <w:t>https</w:t>
+      </w:r>
+      <w:proofErr w:type="spellEnd"/>
+      <w:r>
+        <w:rPr>
+          <w:rStyle w:val="a3"/>
+        </w:rPr>
+        <w:t>://asana.com/</w:t>
+      </w:r>
+      <w:proofErr w:type="spellStart"/>
+      <w:r>
+        <w:rPr>
+          <w:rStyle w:val="a3"/>
+        </w:rPr>
+        <w:t>ru</w:t>
+      </w:r>
+      <w:proofErr w:type="spellEnd"/>
+      <w:r>
+        <w:rPr>
+          <w:rStyle w:val="a3"/>
+        </w:rPr>
+        <w:t>/</w:t>
+      </w:r>
+      <w:proofErr w:type="spellStart"/>
+      <w:r>
+        <w:rPr>
+          <w:rStyle w:val="a3"/>
+        </w:rPr>
+        <w:t>resources</w:t>
+      </w:r>
+      <w:proofErr w:type="spellEnd"/>
+      <w:r>
+        <w:rPr>
+          <w:rStyle w:val="a3"/>
+        </w:rPr>
+        <w:t>/</w:t>
+      </w:r>
+      <w:proofErr w:type="spellStart"/>
+      <w:r>
+        <w:rPr>
+          <w:rStyle w:val="a3"/>
+        </w:rPr>
+        <w:t>it</w:t>
+      </w:r>
+      <w:proofErr w:type="spellEnd"/>
+      <w:r>
+        <w:rPr>
+          <w:rStyle w:val="a3"/>
+        </w:rPr>
+        <w:t>–</w:t>
+      </w:r>
+      <w:proofErr w:type="spellStart"/>
+      <w:r>
+        <w:rPr>
+          <w:rStyle w:val="a3"/>
+        </w:rPr>
+        <w:t>project</w:t>
+      </w:r>
+      <w:proofErr w:type="spellEnd"/>
+      <w:r>
+        <w:rPr>
+          <w:rStyle w:val="a3"/>
+        </w:rPr>
+        <w:t>–</w:t>
+      </w:r>
+      <w:proofErr w:type="spellStart"/>
+      <w:r>
+        <w:rPr>
+          <w:rStyle w:val="a3"/>
+        </w:rPr>
+        <w:t>management</w:t>
+      </w:r>
+      <w:proofErr w:type="spellEnd"/>
+      <w:r>
+        <w:rPr>
+          <w:rStyle w:val="a3"/>
+        </w:rPr>
+        <w:fldChar w:fldCharType="end"/>
+      </w:r>
       <w:r>
         <w:t xml:space="preserve"> </w:t>
       </w:r>
@@ -16193,7 +18052,7 @@
       <w:r>
         <w:t xml:space="preserve">. </w:t>
       </w:r>
-      <w:hyperlink r:id="rId12" w:history="1">
+      <w:hyperlink r:id="rId11" w:history="1">
         <w:r>
           <w:rPr>
             <w:rStyle w:val="a3"/>
@@ -16442,7 +18301,23 @@
         <w:ind w:left="0" w:firstLine="709"/>
       </w:pPr>
       <w:r>
-        <w:t xml:space="preserve">Обработка естественного языка (NLP) | Yandex Cloud </w:t>
+        <w:t xml:space="preserve">Обработка естественного языка (NLP) | </w:t>
+      </w:r>
+      <w:proofErr w:type="spellStart"/>
+      <w:r>
+        <w:t>Yandex</w:t>
+      </w:r>
+      <w:proofErr w:type="spellEnd"/>
+      <w:r>
+        <w:t xml:space="preserve"> </w:t>
+      </w:r>
+      <w:proofErr w:type="spellStart"/>
+      <w:r>
+        <w:t>Cloud</w:t>
+      </w:r>
+      <w:proofErr w:type="spellEnd"/>
+      <w:r>
+        <w:t xml:space="preserve"> </w:t>
       </w:r>
       <w:r>
         <w:t>–</w:t>
@@ -16467,15 +18342,28 @@
         <w:t>официальный</w:t>
       </w:r>
       <w:r>
-        <w:t xml:space="preserve"> сайт Yandex Cloud</w:t>
-      </w:r>
+        <w:t xml:space="preserve"> сайт </w:t>
+      </w:r>
+      <w:proofErr w:type="spellStart"/>
+      <w:r>
+        <w:t>Yandex</w:t>
+      </w:r>
+      <w:proofErr w:type="spellEnd"/>
+      <w:r>
+        <w:t xml:space="preserve"> </w:t>
+      </w:r>
+      <w:proofErr w:type="spellStart"/>
+      <w:r>
+        <w:t>Cloud</w:t>
+      </w:r>
+      <w:proofErr w:type="spellEnd"/>
       <w:r>
         <w:t>.</w:t>
       </w:r>
       <w:r>
         <w:t xml:space="preserve"> </w:t>
       </w:r>
-      <w:hyperlink r:id="rId13" w:history="1">
+      <w:hyperlink r:id="rId12" w:history="1">
         <w:r>
           <w:rPr>
             <w:rStyle w:val="a3"/>
@@ -16502,6 +18390,7 @@
           </w:rPr>
           <w:t>://</w:t>
         </w:r>
+        <w:proofErr w:type="spellStart"/>
         <w:r>
           <w:rPr>
             <w:rStyle w:val="a3"/>
@@ -16509,6 +18398,7 @@
           </w:rPr>
           <w:t>yandex</w:t>
         </w:r>
+        <w:proofErr w:type="spellEnd"/>
         <w:r>
           <w:rPr>
             <w:rStyle w:val="a3"/>
@@ -16528,6 +18418,7 @@
           </w:rPr>
           <w:t>/</w:t>
         </w:r>
+        <w:proofErr w:type="spellStart"/>
         <w:r>
           <w:rPr>
             <w:rStyle w:val="a3"/>
@@ -16535,6 +18426,7 @@
           </w:rPr>
           <w:t>ru</w:t>
         </w:r>
+        <w:proofErr w:type="spellEnd"/>
         <w:r>
           <w:rPr>
             <w:rStyle w:val="a3"/>
@@ -16567,6 +18459,7 @@
           </w:rPr>
           <w:t>/</w:t>
         </w:r>
+        <w:proofErr w:type="spellStart"/>
         <w:r>
           <w:rPr>
             <w:rStyle w:val="a3"/>
@@ -16574,12 +18467,14 @@
           </w:rPr>
           <w:t>nlp</w:t>
         </w:r>
+        <w:proofErr w:type="spellEnd"/>
         <w:r>
           <w:rPr>
             <w:rStyle w:val="a3"/>
           </w:rPr>
           <w:t>?</w:t>
         </w:r>
+        <w:proofErr w:type="spellStart"/>
         <w:r>
           <w:rPr>
             <w:rStyle w:val="a3"/>
@@ -16587,6 +18482,7 @@
           </w:rPr>
           <w:t>utm</w:t>
         </w:r>
+        <w:proofErr w:type="spellEnd"/>
         <w:r>
           <w:rPr>
             <w:rStyle w:val="a3"/>
@@ -16645,6 +18541,7 @@
           </w:rPr>
           <w:t>%2</w:t>
         </w:r>
+        <w:proofErr w:type="spellStart"/>
         <w:r>
           <w:rPr>
             <w:rStyle w:val="a3"/>
@@ -16652,12 +18549,14 @@
           </w:rPr>
           <w:t>Fyandex</w:t>
         </w:r>
+        <w:proofErr w:type="spellEnd"/>
         <w:r>
           <w:rPr>
             <w:rStyle w:val="a3"/>
           </w:rPr>
           <w:t>.</w:t>
         </w:r>
+        <w:proofErr w:type="spellStart"/>
         <w:r>
           <w:rPr>
             <w:rStyle w:val="a3"/>
@@ -16665,6 +18564,7 @@
           </w:rPr>
           <w:t>ru</w:t>
         </w:r>
+        <w:proofErr w:type="spellEnd"/>
         <w:r>
           <w:rPr>
             <w:rStyle w:val="a3"/>
@@ -16684,6 +18584,7 @@
           </w:rPr>
           <w:t>&amp;</w:t>
         </w:r>
+        <w:proofErr w:type="spellStart"/>
         <w:r>
           <w:rPr>
             <w:rStyle w:val="a3"/>
@@ -16691,6 +18592,7 @@
           </w:rPr>
           <w:t>utm</w:t>
         </w:r>
+        <w:proofErr w:type="spellEnd"/>
         <w:r>
           <w:rPr>
             <w:rStyle w:val="a3"/>
@@ -16749,6 +18651,7 @@
           </w:rPr>
           <w:t>%2</w:t>
         </w:r>
+        <w:proofErr w:type="spellStart"/>
         <w:r>
           <w:rPr>
             <w:rStyle w:val="a3"/>
@@ -16756,6 +18659,7 @@
           </w:rPr>
           <w:t>Fyandex</w:t>
         </w:r>
+        <w:proofErr w:type="spellEnd"/>
         <w:r>
           <w:rPr>
             <w:rStyle w:val="a3"/>
@@ -16775,6 +18679,7 @@
           </w:rPr>
           <w:t>%2</w:t>
         </w:r>
+        <w:proofErr w:type="spellStart"/>
         <w:r>
           <w:rPr>
             <w:rStyle w:val="a3"/>
@@ -16782,12 +18687,14 @@
           </w:rPr>
           <w:t>Fshowcaptchafast</w:t>
         </w:r>
+        <w:proofErr w:type="spellEnd"/>
         <w:r>
           <w:rPr>
             <w:rStyle w:val="a3"/>
           </w:rPr>
           <w:t>%3</w:t>
         </w:r>
+        <w:proofErr w:type="spellStart"/>
         <w:r>
           <w:rPr>
             <w:rStyle w:val="a3"/>
@@ -16795,6 +18702,7 @@
           </w:rPr>
           <w:t>Fd</w:t>
         </w:r>
+        <w:proofErr w:type="spellEnd"/>
         <w:r>
           <w:rPr>
             <w:rStyle w:val="a3"/>
@@ -17152,6 +19060,7 @@
           </w:rPr>
           <w:t>43202773%26</w:t>
         </w:r>
+        <w:proofErr w:type="spellStart"/>
         <w:r>
           <w:rPr>
             <w:rStyle w:val="a3"/>
@@ -17159,12 +19068,14 @@
           </w:rPr>
           <w:t>retpath</w:t>
         </w:r>
+        <w:proofErr w:type="spellEnd"/>
         <w:r>
           <w:rPr>
             <w:rStyle w:val="a3"/>
           </w:rPr>
           <w:t>%3</w:t>
         </w:r>
+        <w:proofErr w:type="spellStart"/>
         <w:r>
           <w:rPr>
             <w:rStyle w:val="a3"/>
@@ -17172,12 +19083,14 @@
           </w:rPr>
           <w:t>DaHR</w:t>
         </w:r>
+        <w:proofErr w:type="spellEnd"/>
         <w:r>
           <w:rPr>
             <w:rStyle w:val="a3"/>
           </w:rPr>
           <w:t>0</w:t>
         </w:r>
+        <w:proofErr w:type="spellStart"/>
         <w:r>
           <w:rPr>
             <w:rStyle w:val="a3"/>
@@ -17185,6 +19098,7 @@
           </w:rPr>
           <w:t>cHM</w:t>
         </w:r>
+        <w:proofErr w:type="spellEnd"/>
         <w:r>
           <w:rPr>
             <w:rStyle w:val="a3"/>
@@ -17217,6 +19131,7 @@
           </w:rPr>
           <w:t>5</w:t>
         </w:r>
+        <w:proofErr w:type="spellStart"/>
         <w:r>
           <w:rPr>
             <w:rStyle w:val="a3"/>
@@ -17224,12 +19139,14 @@
           </w:rPr>
           <w:t>kZXguY</w:t>
         </w:r>
+        <w:proofErr w:type="spellEnd"/>
         <w:r>
           <w:rPr>
             <w:rStyle w:val="a3"/>
           </w:rPr>
           <w:t>2</w:t>
         </w:r>
+        <w:proofErr w:type="spellStart"/>
         <w:r>
           <w:rPr>
             <w:rStyle w:val="a3"/>
@@ -17237,12 +19154,14 @@
           </w:rPr>
           <w:t>xvdWQvcnUvZG</w:t>
         </w:r>
+        <w:proofErr w:type="spellEnd"/>
         <w:r>
           <w:rPr>
             <w:rStyle w:val="a3"/>
           </w:rPr>
           <w:t>9</w:t>
         </w:r>
+        <w:proofErr w:type="spellStart"/>
         <w:r>
           <w:rPr>
             <w:rStyle w:val="a3"/>
@@ -17250,12 +19169,14 @@
           </w:rPr>
           <w:t>jcy</w:t>
         </w:r>
+        <w:proofErr w:type="spellEnd"/>
         <w:r>
           <w:rPr>
             <w:rStyle w:val="a3"/>
           </w:rPr>
           <w:t>9</w:t>
         </w:r>
+        <w:proofErr w:type="spellStart"/>
         <w:r>
           <w:rPr>
             <w:rStyle w:val="a3"/>
@@ -17263,12 +19184,14 @@
           </w:rPr>
           <w:t>nbG</w:t>
         </w:r>
+        <w:proofErr w:type="spellEnd"/>
         <w:r>
           <w:rPr>
             <w:rStyle w:val="a3"/>
           </w:rPr>
           <w:t>9</w:t>
         </w:r>
+        <w:proofErr w:type="spellStart"/>
         <w:r>
           <w:rPr>
             <w:rStyle w:val="a3"/>
@@ -17276,12 +19199,14 @@
           </w:rPr>
           <w:t>zc</w:t>
         </w:r>
+        <w:proofErr w:type="spellEnd"/>
         <w:r>
           <w:rPr>
             <w:rStyle w:val="a3"/>
           </w:rPr>
           <w:t>2</w:t>
         </w:r>
+        <w:proofErr w:type="spellStart"/>
         <w:r>
           <w:rPr>
             <w:rStyle w:val="a3"/>
@@ -17289,12 +19214,14 @@
           </w:rPr>
           <w:t>FyeS</w:t>
         </w:r>
+        <w:proofErr w:type="spellEnd"/>
         <w:r>
           <w:rPr>
             <w:rStyle w:val="a3"/>
           </w:rPr>
           <w:t>9</w:t>
         </w:r>
+        <w:proofErr w:type="spellStart"/>
         <w:r>
           <w:rPr>
             <w:rStyle w:val="a3"/>
@@ -17302,12 +19229,14 @@
           </w:rPr>
           <w:t>ubHA</w:t>
         </w:r>
+        <w:proofErr w:type="spellEnd"/>
         <w:r>
           <w:rPr>
             <w:rStyle w:val="a3"/>
           </w:rPr>
           <w:t>_</w:t>
         </w:r>
+        <w:proofErr w:type="spellStart"/>
         <w:r>
           <w:rPr>
             <w:rStyle w:val="a3"/>
@@ -17315,12 +19244,14 @@
           </w:rPr>
           <w:t>JnV</w:t>
         </w:r>
+        <w:proofErr w:type="spellEnd"/>
         <w:r>
           <w:rPr>
             <w:rStyle w:val="a3"/>
           </w:rPr>
           <w:t>0</w:t>
         </w:r>
+        <w:proofErr w:type="spellStart"/>
         <w:r>
           <w:rPr>
             <w:rStyle w:val="a3"/>
@@ -17328,12 +19259,14 @@
           </w:rPr>
           <w:t>bV</w:t>
         </w:r>
+        <w:proofErr w:type="spellEnd"/>
         <w:r>
           <w:rPr>
             <w:rStyle w:val="a3"/>
           </w:rPr>
           <w:t>9</w:t>
         </w:r>
+        <w:proofErr w:type="spellStart"/>
         <w:r>
           <w:rPr>
             <w:rStyle w:val="a3"/>
@@ -17341,12 +19274,14 @@
           </w:rPr>
           <w:t>yZWZlcnJlcj</w:t>
         </w:r>
+        <w:proofErr w:type="spellEnd"/>
         <w:r>
           <w:rPr>
             <w:rStyle w:val="a3"/>
           </w:rPr>
           <w:t>1</w:t>
         </w:r>
+        <w:proofErr w:type="spellStart"/>
         <w:r>
           <w:rPr>
             <w:rStyle w:val="a3"/>
@@ -17354,12 +19289,14 @@
           </w:rPr>
           <w:t>odHRwcyUzQS</w:t>
         </w:r>
+        <w:proofErr w:type="spellEnd"/>
         <w:r>
           <w:rPr>
             <w:rStyle w:val="a3"/>
           </w:rPr>
           <w:t>8</w:t>
         </w:r>
+        <w:proofErr w:type="spellStart"/>
         <w:r>
           <w:rPr>
             <w:rStyle w:val="a3"/>
@@ -17367,12 +19304,14 @@
           </w:rPr>
           <w:t>veWFuZGV</w:t>
         </w:r>
+        <w:proofErr w:type="spellEnd"/>
         <w:r>
           <w:rPr>
             <w:rStyle w:val="a3"/>
           </w:rPr>
           <w:t>4</w:t>
         </w:r>
+        <w:proofErr w:type="spellStart"/>
         <w:r>
           <w:rPr>
             <w:rStyle w:val="a3"/>
@@ -17380,12 +19319,14 @@
           </w:rPr>
           <w:t>LnJ</w:t>
         </w:r>
+        <w:proofErr w:type="spellEnd"/>
         <w:r>
           <w:rPr>
             <w:rStyle w:val="a3"/>
           </w:rPr>
           <w:t>1</w:t>
         </w:r>
+        <w:proofErr w:type="spellStart"/>
         <w:r>
           <w:rPr>
             <w:rStyle w:val="a3"/>
@@ -17393,6 +19334,7 @@
           </w:rPr>
           <w:t>Lw</w:t>
         </w:r>
+        <w:proofErr w:type="spellEnd"/>
         <w:r>
           <w:rPr>
             <w:rStyle w:val="a3"/>
@@ -17477,6 +19419,7 @@
           </w:rPr>
           <w:t>5</w:t>
         </w:r>
+        <w:proofErr w:type="spellStart"/>
         <w:r>
           <w:rPr>
             <w:rStyle w:val="a3"/>
@@ -17484,6 +19427,7 @@
           </w:rPr>
           <w:t>dde</w:t>
         </w:r>
+        <w:proofErr w:type="spellEnd"/>
         <w:r>
           <w:rPr>
             <w:rStyle w:val="a3"/>
@@ -17529,6 +19473,7 @@
           </w:rPr>
           <w:t>2</w:t>
         </w:r>
+        <w:proofErr w:type="spellStart"/>
         <w:r>
           <w:rPr>
             <w:rStyle w:val="a3"/>
@@ -17536,6 +19481,7 @@
           </w:rPr>
           <w:t>abdf</w:t>
         </w:r>
+        <w:proofErr w:type="spellEnd"/>
         <w:r>
           <w:rPr>
             <w:rStyle w:val="a3"/>
@@ -17685,6 +19631,7 @@
           </w:rPr>
           <w:t>6&amp;</w:t>
         </w:r>
+        <w:proofErr w:type="spellStart"/>
         <w:r>
           <w:rPr>
             <w:rStyle w:val="a3"/>
@@ -17692,6 +19639,7 @@
           </w:rPr>
           <w:t>utm</w:t>
         </w:r>
+        <w:proofErr w:type="spellEnd"/>
         <w:r>
           <w:rPr>
             <w:rStyle w:val="a3"/>
@@ -17737,6 +19685,7 @@
           </w:rPr>
           <w:t>//</w:t>
         </w:r>
+        <w:proofErr w:type="spellStart"/>
         <w:r>
           <w:rPr>
             <w:rStyle w:val="a3"/>
@@ -17744,6 +19693,7 @@
           </w:rPr>
           <w:t>yndx</w:t>
         </w:r>
+        <w:proofErr w:type="spellEnd"/>
         <w:r>
           <w:rPr>
             <w:rStyle w:val="a3"/>
@@ -17763,6 +19713,7 @@
           </w:rPr>
           <w:t>.</w:t>
         </w:r>
+        <w:proofErr w:type="spellStart"/>
         <w:r>
           <w:rPr>
             <w:rStyle w:val="a3"/>
@@ -17770,6 +19721,7 @@
           </w:rPr>
           <w:t>yandex</w:t>
         </w:r>
+        <w:proofErr w:type="spellEnd"/>
         <w:r>
           <w:rPr>
             <w:rStyle w:val="a3"/>
@@ -17849,16 +19801,18 @@
       <w:r>
         <w:t xml:space="preserve"> сайт </w:t>
       </w:r>
+      <w:proofErr w:type="spellStart"/>
       <w:r>
         <w:t>Tass</w:t>
       </w:r>
+      <w:proofErr w:type="spellEnd"/>
       <w:r>
         <w:t>.</w:t>
       </w:r>
       <w:r>
         <w:t xml:space="preserve"> </w:t>
       </w:r>
-      <w:hyperlink r:id="rId14" w:history="1">
+      <w:hyperlink r:id="rId13" w:history="1">
         <w:r>
           <w:t>URL:https://tass.ru/obschestvo/24010655</w:t>
         </w:r>
@@ -17905,7 +19859,63 @@
         <w:ind w:left="0" w:firstLine="709"/>
       </w:pPr>
       <w:r>
-        <w:t xml:space="preserve">Какие бывают нейросети и чем YandexGPT, Google Gemini, ChatGPT и GigaChat от Сбера отличаются друг от друга / Хабр </w:t>
+        <w:t xml:space="preserve">Какие бывают нейросети и чем </w:t>
+      </w:r>
+      <w:proofErr w:type="spellStart"/>
+      <w:r>
+        <w:t>YandexGPT</w:t>
+      </w:r>
+      <w:proofErr w:type="spellEnd"/>
+      <w:r>
+        <w:t xml:space="preserve">, </w:t>
+      </w:r>
+      <w:proofErr w:type="spellStart"/>
+      <w:r>
+        <w:t>Google</w:t>
+      </w:r>
+      <w:proofErr w:type="spellEnd"/>
+      <w:r>
+        <w:t xml:space="preserve"> </w:t>
+      </w:r>
+      <w:proofErr w:type="spellStart"/>
+      <w:r>
+        <w:t>Gemini</w:t>
+      </w:r>
+      <w:proofErr w:type="spellEnd"/>
+      <w:r>
+        <w:t xml:space="preserve">, </w:t>
+      </w:r>
+      <w:proofErr w:type="spellStart"/>
+      <w:r>
+        <w:t>ChatGPT</w:t>
+      </w:r>
+      <w:proofErr w:type="spellEnd"/>
+      <w:r>
+        <w:t xml:space="preserve"> и </w:t>
+      </w:r>
+      <w:proofErr w:type="spellStart"/>
+      <w:r>
+        <w:t>GigaChat</w:t>
+      </w:r>
+      <w:proofErr w:type="spellEnd"/>
+      <w:r>
+        <w:t xml:space="preserve"> от </w:t>
+      </w:r>
+      <w:proofErr w:type="spellStart"/>
+      <w:r>
+        <w:t>Сбера</w:t>
+      </w:r>
+      <w:proofErr w:type="spellEnd"/>
+      <w:r>
+        <w:t xml:space="preserve"> отличаются друг от друга / </w:t>
+      </w:r>
+      <w:proofErr w:type="spellStart"/>
+      <w:r>
+        <w:t>Хабр</w:t>
+      </w:r>
+      <w:proofErr w:type="spellEnd"/>
+      <w:r>
+        <w:t xml:space="preserve"> </w:t>
       </w:r>
       <w:r>
         <w:t>[</w:t>
@@ -17922,16 +19932,18 @@
       <w:r>
         <w:t xml:space="preserve"> сайт </w:t>
       </w:r>
+      <w:proofErr w:type="spellStart"/>
       <w:r>
         <w:t>Habr</w:t>
       </w:r>
+      <w:proofErr w:type="spellEnd"/>
       <w:r>
         <w:t>.</w:t>
       </w:r>
       <w:r>
         <w:t xml:space="preserve"> </w:t>
       </w:r>
-      <w:hyperlink r:id="rId15" w:history="1">
+      <w:hyperlink r:id="rId14" w:history="1">
         <w:r>
           <w:t>URL:https://habr.com/ru/companies/x</w:t>
         </w:r>
@@ -18008,19 +20020,21 @@
       <w:r>
         <w:t xml:space="preserve"> сайт </w:t>
       </w:r>
+      <w:proofErr w:type="spellStart"/>
       <w:r>
         <w:t>Z</w:t>
       </w:r>
       <w:r>
         <w:t>erocoder</w:t>
       </w:r>
+      <w:proofErr w:type="spellEnd"/>
       <w:r>
         <w:t>.</w:t>
       </w:r>
       <w:r>
         <w:t xml:space="preserve"> </w:t>
       </w:r>
-      <w:hyperlink r:id="rId16" w:history="1">
+      <w:hyperlink r:id="rId15" w:history="1">
         <w:r>
           <w:t>URL:https://ya.zerocoder.ru/tgp</w:t>
         </w:r>
@@ -18108,12 +20122,38 @@
         </w:tabs>
         <w:ind w:left="0" w:firstLine="709"/>
       </w:pPr>
-      <w:r>
-        <w:t>Jira Structure: как мы в SM Lab используем плагины для управления продуктом / Хабр</w:t>
-      </w:r>
+      <w:proofErr w:type="spellStart"/>
+      <w:r>
+        <w:t>Jira</w:t>
+      </w:r>
+      <w:proofErr w:type="spellEnd"/>
       <w:r>
         <w:t xml:space="preserve"> </w:t>
       </w:r>
+      <w:proofErr w:type="spellStart"/>
+      <w:r>
+        <w:t>Structure</w:t>
+      </w:r>
+      <w:proofErr w:type="spellEnd"/>
+      <w:r>
+        <w:t xml:space="preserve">: как мы в SM </w:t>
+      </w:r>
+      <w:proofErr w:type="spellStart"/>
+      <w:r>
+        <w:t>Lab</w:t>
+      </w:r>
+      <w:proofErr w:type="spellEnd"/>
+      <w:r>
+        <w:t xml:space="preserve"> используем плагины для управления продуктом / </w:t>
+      </w:r>
+      <w:proofErr w:type="spellStart"/>
+      <w:r>
+        <w:t>Хабр</w:t>
+      </w:r>
+      <w:proofErr w:type="spellEnd"/>
+      <w:r>
+        <w:t xml:space="preserve"> </w:t>
+      </w:r>
       <w:r>
         <w:t>[</w:t>
       </w:r>
@@ -18129,16 +20169,18 @@
       <w:r>
         <w:t xml:space="preserve"> сайт </w:t>
       </w:r>
+      <w:proofErr w:type="spellStart"/>
       <w:r>
         <w:t>Habr</w:t>
       </w:r>
+      <w:proofErr w:type="spellEnd"/>
       <w:r>
         <w:t>.</w:t>
       </w:r>
       <w:r>
         <w:t xml:space="preserve"> </w:t>
       </w:r>
-      <w:hyperlink r:id="rId17" w:history="1">
+      <w:hyperlink r:id="rId16" w:history="1">
         <w:r>
           <w:t>URL:https://habr.com/ru/companies/sportmaster_lab/articles/673660/</w:t>
         </w:r>
@@ -18184,11 +20226,33 @@
         </w:tabs>
         <w:ind w:left="0" w:firstLine="709"/>
       </w:pPr>
+      <w:proofErr w:type="spellStart"/>
       <w:r>
         <w:rPr>
           <w:lang w:val="en-US"/>
         </w:rPr>
-        <w:t>Clickup AI Agent – How AI Agents Work with Clickup &amp; Best Use Cases | Guru [</w:t>
+        <w:t>Clickup</w:t>
+      </w:r>
+      <w:proofErr w:type="spellEnd"/>
+      <w:r>
+        <w:rPr>
+          <w:lang w:val="en-US"/>
+        </w:rPr>
+        <w:t xml:space="preserve"> AI Agent – How AI Agents Work with </w:t>
+      </w:r>
+      <w:proofErr w:type="spellStart"/>
+      <w:r>
+        <w:rPr>
+          <w:lang w:val="en-US"/>
+        </w:rPr>
+        <w:t>Clickup</w:t>
+      </w:r>
+      <w:proofErr w:type="spellEnd"/>
+      <w:r>
+        <w:rPr>
+          <w:lang w:val="en-US"/>
+        </w:rPr>
+        <w:t xml:space="preserve"> &amp; Best Use Cases | Guru [</w:t>
       </w:r>
       <w:r>
         <w:t>Электронный</w:t>
@@ -18224,9 +20288,23 @@
         <w:rPr>
           <w:lang w:val="en-US"/>
         </w:rPr>
-        <w:t xml:space="preserve"> GetGuru. </w:t>
-      </w:r>
-      <w:hyperlink r:id="rId18" w:history="1">
+        <w:t xml:space="preserve"> </w:t>
+      </w:r>
+      <w:proofErr w:type="spellStart"/>
+      <w:r>
+        <w:rPr>
+          <w:lang w:val="en-US"/>
+        </w:rPr>
+        <w:t>GetGuru</w:t>
+      </w:r>
+      <w:proofErr w:type="spellEnd"/>
+      <w:r>
+        <w:rPr>
+          <w:lang w:val="en-US"/>
+        </w:rPr>
+        <w:t xml:space="preserve">. </w:t>
+      </w:r>
+      <w:hyperlink r:id="rId17" w:history="1">
         <w:r>
           <w:t>URL:https://www.getguru.com/reference/clickup</w:t>
         </w:r>
@@ -18284,8 +20362,13 @@
         </w:tabs>
         <w:ind w:left="0" w:firstLine="709"/>
       </w:pPr>
-      <w:r>
-        <w:t xml:space="preserve">Motion </w:t>
+      <w:proofErr w:type="spellStart"/>
+      <w:r>
+        <w:t>Motion</w:t>
+      </w:r>
+      <w:proofErr w:type="spellEnd"/>
+      <w:r>
+        <w:t xml:space="preserve"> </w:t>
       </w:r>
       <w:r>
         <w:t>–</w:t>
@@ -18297,7 +20380,15 @@
         <w:t>–</w:t>
       </w:r>
       <w:r>
-        <w:t xml:space="preserve"> Aitoolnet </w:t>
+        <w:t xml:space="preserve"> </w:t>
+      </w:r>
+      <w:proofErr w:type="spellStart"/>
+      <w:r>
+        <w:t>Aitoolnet</w:t>
+      </w:r>
+      <w:proofErr w:type="spellEnd"/>
+      <w:r>
+        <w:t xml:space="preserve"> </w:t>
       </w:r>
       <w:r>
         <w:t>[</w:t>
@@ -18326,13 +20417,15 @@
       <w:r>
         <w:t xml:space="preserve"> </w:t>
       </w:r>
+      <w:proofErr w:type="spellStart"/>
       <w:r>
         <w:t>AIToolNet</w:t>
       </w:r>
+      <w:proofErr w:type="spellEnd"/>
       <w:r>
         <w:t xml:space="preserve">. </w:t>
       </w:r>
-      <w:hyperlink r:id="rId19" w:history="1">
+      <w:hyperlink r:id="rId18" w:history="1">
         <w:r>
           <w:t>URL:https://www.aitoolnet.com/ru/motion</w:t>
         </w:r>
@@ -18378,11 +20471,19 @@
         </w:tabs>
         <w:ind w:left="0" w:firstLine="709"/>
       </w:pPr>
+      <w:proofErr w:type="spellStart"/>
       <w:r>
         <w:rPr>
           <w:lang w:val="en-US"/>
         </w:rPr>
-        <w:t>ScopeMaster Reviews 2026: Details, Pricing, &amp; Features | G2 [</w:t>
+        <w:t>ScopeMaster</w:t>
+      </w:r>
+      <w:proofErr w:type="spellEnd"/>
+      <w:r>
+        <w:rPr>
+          <w:lang w:val="en-US"/>
+        </w:rPr>
+        <w:t xml:space="preserve"> Reviews 2026: Details, Pricing, &amp; Features | G2 [</w:t>
       </w:r>
       <w:r>
         <w:t>Электронный</w:t>
@@ -18418,9 +20519,23 @@
         <w:rPr>
           <w:lang w:val="en-US"/>
         </w:rPr>
-        <w:t xml:space="preserve"> TurboPages. </w:t>
-      </w:r>
-      <w:hyperlink r:id="rId20" w:history="1">
+        <w:t xml:space="preserve"> </w:t>
+      </w:r>
+      <w:proofErr w:type="spellStart"/>
+      <w:r>
+        <w:rPr>
+          <w:lang w:val="en-US"/>
+        </w:rPr>
+        <w:t>TurboPages</w:t>
+      </w:r>
+      <w:proofErr w:type="spellEnd"/>
+      <w:r>
+        <w:rPr>
+          <w:lang w:val="en-US"/>
+        </w:rPr>
+        <w:t xml:space="preserve">. </w:t>
+      </w:r>
+      <w:hyperlink r:id="rId19" w:history="1">
         <w:r>
           <w:t>URL:https://translated.turbopages.org/proxy_u/en</w:t>
         </w:r>
@@ -18544,7 +20659,7 @@
         </w:rPr>
         <w:t xml:space="preserve"> GitHub Copilot. </w:t>
       </w:r>
-      <w:hyperlink r:id="rId21" w:history="1">
+      <w:hyperlink r:id="rId20" w:history="1">
         <w:r>
           <w:t>URL:https://dev.to/sarahcssiqueira/using</w:t>
         </w:r>
@@ -18644,8 +20759,13 @@
         </w:tabs>
         <w:ind w:left="0" w:firstLine="709"/>
       </w:pPr>
-      <w:r>
-        <w:t xml:space="preserve">Python: основы языка программирования, особенности, применение, примеры кода </w:t>
+      <w:proofErr w:type="spellStart"/>
+      <w:r>
+        <w:t>Python</w:t>
+      </w:r>
+      <w:proofErr w:type="spellEnd"/>
+      <w:r>
+        <w:t xml:space="preserve">: основы языка программирования, особенности, применение, примеры кода </w:t>
       </w:r>
       <w:r>
         <w:t>[</w:t>
@@ -18674,19 +20794,23 @@
       <w:r>
         <w:t xml:space="preserve"> </w:t>
       </w:r>
+      <w:proofErr w:type="spellStart"/>
       <w:r>
         <w:t>Hi</w:t>
       </w:r>
+      <w:proofErr w:type="spellEnd"/>
       <w:r>
         <w:t>–</w:t>
       </w:r>
+      <w:proofErr w:type="spellStart"/>
       <w:r>
         <w:t>Tech</w:t>
       </w:r>
+      <w:proofErr w:type="spellEnd"/>
       <w:r>
         <w:t xml:space="preserve">. </w:t>
       </w:r>
-      <w:hyperlink r:id="rId22" w:history="1">
+      <w:hyperlink r:id="rId21" w:history="1">
         <w:r>
           <w:t>URL:https://hi</w:t>
         </w:r>
@@ -18744,10 +20868,12 @@
         </w:tabs>
         <w:ind w:left="0" w:firstLine="709"/>
       </w:pPr>
+      <w:proofErr w:type="spellStart"/>
       <w:r>
         <w:lastRenderedPageBreak/>
         <w:t>tkinter</w:t>
       </w:r>
+      <w:proofErr w:type="spellEnd"/>
       <w:r>
         <w:t xml:space="preserve"> </w:t>
       </w:r>
@@ -18757,33 +20883,43 @@
       <w:r>
         <w:t xml:space="preserve"> </w:t>
       </w:r>
+      <w:proofErr w:type="spellStart"/>
       <w:r>
         <w:t>Python</w:t>
       </w:r>
+      <w:proofErr w:type="spellEnd"/>
       <w:r>
         <w:t xml:space="preserve"> </w:t>
       </w:r>
+      <w:proofErr w:type="spellStart"/>
       <w:r>
         <w:t>interface</w:t>
       </w:r>
+      <w:proofErr w:type="spellEnd"/>
       <w:r>
         <w:t xml:space="preserve"> </w:t>
       </w:r>
+      <w:proofErr w:type="spellStart"/>
       <w:r>
         <w:t>to</w:t>
       </w:r>
+      <w:proofErr w:type="spellEnd"/>
       <w:r>
         <w:t xml:space="preserve"> </w:t>
       </w:r>
+      <w:proofErr w:type="spellStart"/>
       <w:r>
         <w:t>Tcl</w:t>
       </w:r>
+      <w:proofErr w:type="spellEnd"/>
       <w:r>
         <w:t>/</w:t>
       </w:r>
+      <w:proofErr w:type="spellStart"/>
       <w:r>
         <w:t>Tk</w:t>
       </w:r>
+      <w:proofErr w:type="spellEnd"/>
       <w:r>
         <w:t xml:space="preserve"> </w:t>
       </w:r>
@@ -18793,19 +20929,23 @@
       <w:r>
         <w:t xml:space="preserve"> </w:t>
       </w:r>
+      <w:proofErr w:type="spellStart"/>
       <w:r>
         <w:t>Python</w:t>
       </w:r>
+      <w:proofErr w:type="spellEnd"/>
       <w:r>
         <w:t xml:space="preserve"> 3.14.4 </w:t>
       </w:r>
+      <w:proofErr w:type="spellStart"/>
       <w:r>
         <w:t>documentation</w:t>
       </w:r>
+      <w:proofErr w:type="spellEnd"/>
       <w:r>
         <w:t xml:space="preserve"> </w:t>
       </w:r>
-      <w:bookmarkStart w:id="36" w:name="_Hlk228980070"/>
+      <w:bookmarkStart w:id="37" w:name="_Hlk228980070"/>
       <w:r>
         <w:t>[</w:t>
       </w:r>
@@ -18830,17 +20970,19 @@
       <w:r>
         <w:t xml:space="preserve">сайт документации </w:t>
       </w:r>
+      <w:proofErr w:type="spellStart"/>
       <w:r>
         <w:t>Python</w:t>
       </w:r>
+      <w:proofErr w:type="spellEnd"/>
       <w:r>
         <w:t>.</w:t>
       </w:r>
-      <w:bookmarkEnd w:id="36"/>
+      <w:bookmarkEnd w:id="37"/>
       <w:r>
         <w:t xml:space="preserve"> </w:t>
       </w:r>
-      <w:hyperlink r:id="rId23" w:history="1">
+      <w:hyperlink r:id="rId22" w:history="1">
         <w:r>
           <w:t>URL:https://docs.python.org/3/library/tkinter.html</w:t>
         </w:r>
@@ -18886,9 +21028,11 @@
         </w:tabs>
         <w:ind w:left="0" w:firstLine="709"/>
       </w:pPr>
+      <w:proofErr w:type="spellStart"/>
       <w:r>
         <w:t>NumPy</w:t>
       </w:r>
+      <w:proofErr w:type="spellEnd"/>
       <w:r>
         <w:t xml:space="preserve"> </w:t>
       </w:r>
@@ -18931,7 +21075,7 @@
       <w:r>
         <w:t xml:space="preserve">. </w:t>
       </w:r>
-      <w:hyperlink r:id="rId24" w:history="1">
+      <w:hyperlink r:id="rId23" w:history="1">
         <w:r>
           <w:t>URL:https://ru.wikipedia.org/wiki/NumPy</w:t>
         </w:r>
@@ -18977,9 +21121,11 @@
         </w:tabs>
         <w:ind w:left="0" w:firstLine="709"/>
       </w:pPr>
+      <w:proofErr w:type="spellStart"/>
       <w:r>
         <w:t>Python</w:t>
       </w:r>
+      <w:proofErr w:type="spellEnd"/>
       <w:r>
         <w:t xml:space="preserve">: </w:t>
       </w:r>
@@ -19001,27 +21147,35 @@
       <w:r>
         <w:t xml:space="preserve"> '</w:t>
       </w:r>
+      <w:proofErr w:type="spellStart"/>
       <w:r>
         <w:t>No</w:t>
       </w:r>
+      <w:proofErr w:type="spellEnd"/>
       <w:r>
         <w:t xml:space="preserve"> </w:t>
       </w:r>
+      <w:proofErr w:type="spellStart"/>
       <w:r>
         <w:t>module</w:t>
       </w:r>
+      <w:proofErr w:type="spellEnd"/>
       <w:r>
         <w:t xml:space="preserve"> </w:t>
       </w:r>
+      <w:proofErr w:type="spellStart"/>
       <w:r>
         <w:t>named</w:t>
       </w:r>
+      <w:proofErr w:type="spellEnd"/>
       <w:r>
         <w:t xml:space="preserve"> </w:t>
       </w:r>
+      <w:proofErr w:type="spellStart"/>
       <w:r>
         <w:t>openpyxl</w:t>
       </w:r>
+      <w:proofErr w:type="spellEnd"/>
       <w:r>
         <w:t xml:space="preserve">' </w:t>
       </w:r>
@@ -19061,9 +21215,11 @@
       <w:r>
         <w:t xml:space="preserve">сайт </w:t>
       </w:r>
+      <w:proofErr w:type="spellStart"/>
       <w:r>
         <w:t>Exlends</w:t>
       </w:r>
+      <w:proofErr w:type="spellEnd"/>
       <w:r>
         <w:t>.</w:t>
       </w:r>
@@ -19076,7 +21232,7 @@
       <w:r>
         <w:t>:</w:t>
       </w:r>
-      <w:hyperlink r:id="rId25" w:history="1">
+      <w:hyperlink r:id="rId24" w:history="1">
         <w:r>
           <w:t>https://forum.exlends.com/topic/760/python</w:t>
         </w:r>
@@ -19186,7 +21342,7 @@
       <w:pPr>
         <w:pStyle w:val="1"/>
       </w:pPr>
-      <w:bookmarkStart w:id="37" w:name="_Toc230194754"/>
+      <w:bookmarkStart w:id="38" w:name="_Toc230194754"/>
       <w:r>
         <w:lastRenderedPageBreak/>
         <w:t>Приложение</w:t>
@@ -19208,7 +21364,7 @@
       <w:r>
         <w:t>диаграмма («как есть», «как должно быть»)</w:t>
       </w:r>
-      <w:bookmarkEnd w:id="37"/>
+      <w:bookmarkEnd w:id="38"/>
     </w:p>
     <w:p>
       <w:pPr>
@@ -19237,7 +21393,7 @@
                     </pic:cNvPicPr>
                   </pic:nvPicPr>
                   <pic:blipFill>
-                    <a:blip r:embed="rId26">
+                    <a:blip r:embed="rId25">
                       <a:extLst>
                         <a:ext uri="{28A0092B-C50C-407E-A947-70E740481C1C}">
                           <a14:useLocalDpi xmlns:a14="http://schemas.microsoft.com/office/drawing/2010/main" val="0"/>
@@ -19312,7 +21468,6 @@
         <w:ind w:firstLine="0"/>
         <w:jc w:val="center"/>
       </w:pPr>
-      <w:bookmarkStart w:id="38" w:name="_GoBack"/>
       <w:r>
         <w:rPr>
           <w:noProof/>
@@ -19335,7 +21490,7 @@
                     </pic:cNvPicPr>
                   </pic:nvPicPr>
                   <pic:blipFill>
-                    <a:blip r:embed="rId27">
+                    <a:blip r:embed="rId26">
                       <a:extLst>
                         <a:ext uri="{28A0092B-C50C-407E-A947-70E740481C1C}">
                           <a14:useLocalDpi xmlns:a14="http://schemas.microsoft.com/office/drawing/2010/main" val="0"/>
@@ -19368,7 +21523,6 @@
           </wp:inline>
         </w:drawing>
       </w:r>
-      <w:bookmarkEnd w:id="38"/>
     </w:p>
     <w:p>
       <w:pPr>
@@ -19488,7 +21642,7 @@
                     <pic:cNvPicPr/>
                   </pic:nvPicPr>
                   <pic:blipFill>
-                    <a:blip r:embed="rId28"/>
+                    <a:blip r:embed="rId27"/>
                     <a:stretch>
                       <a:fillRect/>
                     </a:stretch>
@@ -19574,7 +21728,7 @@
                     <pic:cNvPicPr/>
                   </pic:nvPicPr>
                   <pic:blipFill>
-                    <a:blip r:embed="rId29"/>
+                    <a:blip r:embed="rId28"/>
                     <a:stretch>
                       <a:fillRect/>
                     </a:stretch>
@@ -19652,8 +21806,8 @@
       </w:pPr>
     </w:p>
     <w:sectPr>
-      <w:headerReference w:type="default" r:id="rId30"/>
-      <w:footerReference w:type="default" r:id="rId31"/>
+      <w:headerReference w:type="default" r:id="rId29"/>
+      <w:footerReference w:type="default" r:id="rId30"/>
       <w:pgSz w:w="11906" w:h="16838"/>
       <w:pgMar w:top="1134" w:right="850" w:bottom="1134" w:left="1701" w:header="709" w:footer="709" w:gutter="0"/>
       <w:cols w:space="708"/>
@@ -27547,7 +29701,7 @@
 </file>
 
 <file path=customXml/itemProps1.xml><?xml version="1.0" encoding="utf-8"?>
-<ds:datastoreItem xmlns:ds="http://schemas.openxmlformats.org/officeDocument/2006/customXml" ds:itemID="{FA5EE517-8BB0-4A6D-B2E5-AFD56B338F8A}">
+<ds:datastoreItem xmlns:ds="http://schemas.openxmlformats.org/officeDocument/2006/customXml" ds:itemID="{4B4F8120-E7EF-495E-92FE-9B1951E32F82}">
   <ds:schemaRefs>
     <ds:schemaRef ds:uri="http://schemas.openxmlformats.org/officeDocument/2006/bibliography"/>
   </ds:schemaRefs>

--- a/M1 Course/YPpSIS/Coursework/Андреев КП.docx
+++ b/M1 Course/YPpSIS/Coursework/Андреев КП.docx
@@ -4331,8 +4331,6 @@
               </w:rPr>
               <w:t>Заключение</w:t>
             </w:r>
-            <w:bookmarkStart w:id="3" w:name="_GoBack"/>
-            <w:bookmarkEnd w:id="3"/>
             <w:r>
               <w:rPr>
                 <w:noProof/>
@@ -4740,12 +4738,12 @@
       <w:pPr>
         <w:pStyle w:val="1"/>
       </w:pPr>
-      <w:bookmarkStart w:id="4" w:name="_Toc230194721"/>
+      <w:bookmarkStart w:id="3" w:name="_Toc230194721"/>
       <w:r>
         <w:lastRenderedPageBreak/>
         <w:t>Введение</w:t>
       </w:r>
-      <w:bookmarkEnd w:id="4"/>
+      <w:bookmarkEnd w:id="3"/>
     </w:p>
     <w:p>
       <w:pPr>
@@ -5284,7 +5282,7 @@
       <w:pPr>
         <w:pStyle w:val="1"/>
       </w:pPr>
-      <w:bookmarkStart w:id="5" w:name="_Toc230194722"/>
+      <w:bookmarkStart w:id="4" w:name="_Toc230194722"/>
       <w:r>
         <w:lastRenderedPageBreak/>
         <w:t xml:space="preserve">1. </w:t>
@@ -5295,29 +5293,29 @@
       <w:r>
         <w:t xml:space="preserve"> выбранной предметной области</w:t>
       </w:r>
+      <w:bookmarkEnd w:id="4"/>
+    </w:p>
+    <w:p>
+      <w:pPr>
+        <w:pStyle w:val="2"/>
+      </w:pPr>
+      <w:bookmarkStart w:id="5" w:name="_Toc230194723"/>
+      <w:r>
+        <w:t xml:space="preserve">1.1. </w:t>
+      </w:r>
+      <w:r>
+        <w:t>Проблематика</w:t>
+      </w:r>
+      <w:r>
+        <w:t xml:space="preserve"> управления IT</w:t>
+      </w:r>
+      <w:r>
+        <w:t>–</w:t>
+      </w:r>
+      <w:r>
+        <w:t>проектами</w:t>
+      </w:r>
       <w:bookmarkEnd w:id="5"/>
-    </w:p>
-    <w:p>
-      <w:pPr>
-        <w:pStyle w:val="2"/>
-      </w:pPr>
-      <w:bookmarkStart w:id="6" w:name="_Toc230194723"/>
-      <w:r>
-        <w:t xml:space="preserve">1.1. </w:t>
-      </w:r>
-      <w:r>
-        <w:t>Проблематика</w:t>
-      </w:r>
-      <w:r>
-        <w:t xml:space="preserve"> управления IT</w:t>
-      </w:r>
-      <w:r>
-        <w:t>–</w:t>
-      </w:r>
-      <w:r>
-        <w:t>проектами</w:t>
-      </w:r>
-      <w:bookmarkEnd w:id="6"/>
     </w:p>
     <w:p>
       <w:pPr>
@@ -6018,7 +6016,7 @@
       <w:pPr>
         <w:pStyle w:val="2"/>
       </w:pPr>
-      <w:bookmarkStart w:id="7" w:name="_Toc230194724"/>
+      <w:bookmarkStart w:id="6" w:name="_Toc230194724"/>
       <w:r>
         <w:t xml:space="preserve">1.2. Роль </w:t>
       </w:r>
@@ -6037,7 +6035,7 @@
         </w:rPr>
         <w:t>управление проектом</w:t>
       </w:r>
-      <w:bookmarkEnd w:id="7"/>
+      <w:bookmarkEnd w:id="6"/>
     </w:p>
     <w:p>
       <w:pPr>
@@ -6737,11 +6735,11 @@
       <w:pPr>
         <w:pStyle w:val="2"/>
       </w:pPr>
-      <w:bookmarkStart w:id="8" w:name="_Toc230194725"/>
+      <w:bookmarkStart w:id="7" w:name="_Toc230194725"/>
       <w:r>
         <w:t>1.3. Применение методов искусственного интеллекта</w:t>
       </w:r>
-      <w:bookmarkEnd w:id="8"/>
+      <w:bookmarkEnd w:id="7"/>
     </w:p>
     <w:p>
       <w:pPr>
@@ -7657,7 +7655,7 @@
       <w:pPr>
         <w:pStyle w:val="2"/>
       </w:pPr>
-      <w:bookmarkStart w:id="9" w:name="_Toc230194726"/>
+      <w:bookmarkStart w:id="8" w:name="_Toc230194726"/>
       <w:r>
         <w:t xml:space="preserve">1.4. Требования к </w:t>
       </w:r>
@@ -7667,7 +7665,7 @@
       <w:r>
         <w:t xml:space="preserve"> системам планирования</w:t>
       </w:r>
-      <w:bookmarkEnd w:id="9"/>
+      <w:bookmarkEnd w:id="8"/>
     </w:p>
     <w:p>
       <w:pPr>
@@ -8135,7 +8133,7 @@
       <w:pPr>
         <w:pStyle w:val="1"/>
       </w:pPr>
-      <w:bookmarkStart w:id="10" w:name="_Toc230194727"/>
+      <w:bookmarkStart w:id="9" w:name="_Toc230194727"/>
       <w:r>
         <w:lastRenderedPageBreak/>
         <w:t xml:space="preserve">2. </w:t>
@@ -8146,23 +8144,23 @@
       <w:r>
         <w:t xml:space="preserve"> задачи</w:t>
       </w:r>
+      <w:bookmarkEnd w:id="9"/>
+    </w:p>
+    <w:p>
+      <w:pPr>
+        <w:pStyle w:val="2"/>
+      </w:pPr>
+      <w:bookmarkStart w:id="10" w:name="_Toc230194728"/>
+      <w:r>
+        <w:t xml:space="preserve">2.1. Цель и </w:t>
+      </w:r>
+      <w:r>
+        <w:t>задачи</w:t>
+      </w:r>
+      <w:r>
+        <w:t xml:space="preserve"> исследования</w:t>
+      </w:r>
       <w:bookmarkEnd w:id="10"/>
-    </w:p>
-    <w:p>
-      <w:pPr>
-        <w:pStyle w:val="2"/>
-      </w:pPr>
-      <w:bookmarkStart w:id="11" w:name="_Toc230194728"/>
-      <w:r>
-        <w:t xml:space="preserve">2.1. Цель и </w:t>
-      </w:r>
-      <w:r>
-        <w:t>задачи</w:t>
-      </w:r>
-      <w:r>
-        <w:t xml:space="preserve"> исследования</w:t>
-      </w:r>
-      <w:bookmarkEnd w:id="11"/>
     </w:p>
     <w:p>
       <w:pPr>
@@ -8776,7 +8774,7 @@
       <w:pPr>
         <w:pStyle w:val="2"/>
       </w:pPr>
-      <w:bookmarkStart w:id="12" w:name="_Toc230194729"/>
+      <w:bookmarkStart w:id="11" w:name="_Toc230194729"/>
       <w:r>
         <w:lastRenderedPageBreak/>
         <w:t xml:space="preserve">2.2. </w:t>
@@ -8787,7 +8785,7 @@
       <w:r>
         <w:t xml:space="preserve"> требования к системе</w:t>
       </w:r>
-      <w:bookmarkEnd w:id="12"/>
+      <w:bookmarkEnd w:id="11"/>
     </w:p>
     <w:p>
       <w:pPr>
@@ -9232,11 +9230,11 @@
       <w:pPr>
         <w:pStyle w:val="2"/>
       </w:pPr>
-      <w:bookmarkStart w:id="13" w:name="_Toc230194730"/>
+      <w:bookmarkStart w:id="12" w:name="_Toc230194730"/>
       <w:r>
         <w:t>2.3. Нефункциональные требования</w:t>
       </w:r>
-      <w:bookmarkEnd w:id="13"/>
+      <w:bookmarkEnd w:id="12"/>
     </w:p>
     <w:p>
       <w:r>
@@ -9354,7 +9352,7 @@
       <w:pPr>
         <w:pStyle w:val="2"/>
       </w:pPr>
-      <w:bookmarkStart w:id="14" w:name="_Toc230194731"/>
+      <w:bookmarkStart w:id="13" w:name="_Toc230194731"/>
       <w:r>
         <w:t xml:space="preserve">2.4. </w:t>
       </w:r>
@@ -9369,7 +9367,7 @@
       <w:r>
         <w:t xml:space="preserve"> и допущения</w:t>
       </w:r>
-      <w:bookmarkEnd w:id="14"/>
+      <w:bookmarkEnd w:id="13"/>
     </w:p>
     <w:p>
       <w:pPr>
@@ -9804,28 +9802,28 @@
       <w:pPr>
         <w:pStyle w:val="1"/>
       </w:pPr>
-      <w:bookmarkStart w:id="15" w:name="_Toc230194732"/>
+      <w:bookmarkStart w:id="14" w:name="_Toc230194732"/>
       <w:r>
         <w:lastRenderedPageBreak/>
         <w:t>3. Обзор аналогов</w:t>
       </w:r>
+      <w:bookmarkEnd w:id="14"/>
+    </w:p>
+    <w:p>
+      <w:pPr>
+        <w:pStyle w:val="2"/>
+      </w:pPr>
+      <w:bookmarkStart w:id="15" w:name="_Toc230194733"/>
+      <w:r>
+        <w:t xml:space="preserve">3.1. </w:t>
+      </w:r>
+      <w:r>
+        <w:t>Классификация</w:t>
+      </w:r>
+      <w:r>
+        <w:t xml:space="preserve"> существующих решений</w:t>
+      </w:r>
       <w:bookmarkEnd w:id="15"/>
-    </w:p>
-    <w:p>
-      <w:pPr>
-        <w:pStyle w:val="2"/>
-      </w:pPr>
-      <w:bookmarkStart w:id="16" w:name="_Toc230194733"/>
-      <w:r>
-        <w:t xml:space="preserve">3.1. </w:t>
-      </w:r>
-      <w:r>
-        <w:t>Классификация</w:t>
-      </w:r>
-      <w:r>
-        <w:t xml:space="preserve"> существующих решений</w:t>
-      </w:r>
-      <w:bookmarkEnd w:id="16"/>
     </w:p>
     <w:p>
       <w:pPr>
@@ -10526,7 +10524,7 @@
       <w:pPr>
         <w:pStyle w:val="2"/>
       </w:pPr>
-      <w:bookmarkStart w:id="17" w:name="_Toc230194734"/>
+      <w:bookmarkStart w:id="16" w:name="_Toc230194734"/>
       <w:r>
         <w:t xml:space="preserve">3.2. </w:t>
       </w:r>
@@ -10536,7 +10534,7 @@
       <w:r>
         <w:t xml:space="preserve"> анализ аналогов</w:t>
       </w:r>
-      <w:bookmarkEnd w:id="17"/>
+      <w:bookmarkEnd w:id="16"/>
     </w:p>
     <w:p>
       <w:pPr>
@@ -12309,7 +12307,7 @@
       <w:pPr>
         <w:pStyle w:val="2"/>
       </w:pPr>
-      <w:bookmarkStart w:id="18" w:name="_Toc230194735"/>
+      <w:bookmarkStart w:id="17" w:name="_Toc230194735"/>
       <w:r>
         <w:t xml:space="preserve">3.3. </w:t>
       </w:r>
@@ -12319,7 +12317,7 @@
       <w:r>
         <w:t xml:space="preserve"> характеристика</w:t>
       </w:r>
-      <w:bookmarkEnd w:id="18"/>
+      <w:bookmarkEnd w:id="17"/>
     </w:p>
     <w:p>
       <w:pPr>
@@ -14515,7 +14513,7 @@
       <w:pPr>
         <w:pStyle w:val="2"/>
       </w:pPr>
-      <w:bookmarkStart w:id="19" w:name="_Toc230194736"/>
+      <w:bookmarkStart w:id="18" w:name="_Toc230194736"/>
       <w:r>
         <w:t xml:space="preserve">3.4. </w:t>
       </w:r>
@@ -14525,7 +14523,7 @@
       <w:r>
         <w:t xml:space="preserve"> и обоснование разработки</w:t>
       </w:r>
-      <w:bookmarkEnd w:id="19"/>
+      <w:bookmarkEnd w:id="18"/>
     </w:p>
     <w:p>
       <w:pPr>
@@ -15253,7 +15251,7 @@
       <w:pPr>
         <w:pStyle w:val="1"/>
       </w:pPr>
-      <w:bookmarkStart w:id="20" w:name="_Toc230194737"/>
+      <w:bookmarkStart w:id="19" w:name="_Toc230194737"/>
       <w:r>
         <w:lastRenderedPageBreak/>
         <w:t xml:space="preserve">4. </w:t>
@@ -15261,23 +15259,23 @@
       <w:r>
         <w:t>Разработка</w:t>
       </w:r>
+      <w:bookmarkEnd w:id="19"/>
+    </w:p>
+    <w:p>
+      <w:pPr>
+        <w:pStyle w:val="2"/>
+      </w:pPr>
+      <w:bookmarkStart w:id="20" w:name="_Toc230194738"/>
+      <w:r>
+        <w:t xml:space="preserve">4.1. </w:t>
+      </w:r>
+      <w:r>
+        <w:t>Архитектура</w:t>
+      </w:r>
+      <w:r>
+        <w:t xml:space="preserve"> системы</w:t>
+      </w:r>
       <w:bookmarkEnd w:id="20"/>
-    </w:p>
-    <w:p>
-      <w:pPr>
-        <w:pStyle w:val="2"/>
-      </w:pPr>
-      <w:bookmarkStart w:id="21" w:name="_Toc230194738"/>
-      <w:r>
-        <w:t xml:space="preserve">4.1. </w:t>
-      </w:r>
-      <w:r>
-        <w:t>Архитектура</w:t>
-      </w:r>
-      <w:r>
-        <w:t xml:space="preserve"> системы</w:t>
-      </w:r>
-      <w:bookmarkEnd w:id="21"/>
     </w:p>
     <w:p>
       <w:r>
@@ -15419,7 +15417,7 @@
       <w:pPr>
         <w:pStyle w:val="2"/>
       </w:pPr>
-      <w:bookmarkStart w:id="22" w:name="_Toc230194739"/>
+      <w:bookmarkStart w:id="21" w:name="_Toc230194739"/>
       <w:r>
         <w:t xml:space="preserve">4.2. Выбор </w:t>
       </w:r>
@@ -15429,7 +15427,7 @@
       <w:r>
         <w:t xml:space="preserve"> стека</w:t>
       </w:r>
-      <w:bookmarkEnd w:id="22"/>
+      <w:bookmarkEnd w:id="21"/>
     </w:p>
     <w:p>
       <w:r>
@@ -15634,7 +15632,7 @@
       <w:pPr>
         <w:pStyle w:val="2"/>
       </w:pPr>
-      <w:bookmarkStart w:id="23" w:name="_Toc230194740"/>
+      <w:bookmarkStart w:id="22" w:name="_Toc230194740"/>
       <w:r>
         <w:t xml:space="preserve">4.3. </w:t>
       </w:r>
@@ -15652,7 +15650,7 @@
       <w:r>
         <w:t xml:space="preserve"> модели</w:t>
       </w:r>
-      <w:bookmarkEnd w:id="23"/>
+      <w:bookmarkEnd w:id="22"/>
     </w:p>
     <w:p>
       <w:r>
@@ -15807,11 +15805,11 @@
       <w:pPr>
         <w:pStyle w:val="2"/>
       </w:pPr>
-      <w:bookmarkStart w:id="24" w:name="_Toc230194741"/>
+      <w:bookmarkStart w:id="23" w:name="_Toc230194741"/>
       <w:r>
         <w:t>4.4. Реализация алгоритмов генерации подзадач</w:t>
       </w:r>
-      <w:bookmarkEnd w:id="24"/>
+      <w:bookmarkEnd w:id="23"/>
     </w:p>
     <w:p>
       <w:r>
@@ -16077,11 +16075,11 @@
       <w:pPr>
         <w:pStyle w:val="2"/>
       </w:pPr>
-      <w:bookmarkStart w:id="25" w:name="_Toc230194742"/>
+      <w:bookmarkStart w:id="24" w:name="_Toc230194742"/>
       <w:r>
         <w:t>4.5. Разработка пользовательского интерфейса</w:t>
       </w:r>
-      <w:bookmarkEnd w:id="25"/>
+      <w:bookmarkEnd w:id="24"/>
     </w:p>
     <w:p>
       <w:r>
@@ -16142,7 +16140,7 @@
       <w:pPr>
         <w:pStyle w:val="2"/>
       </w:pPr>
-      <w:bookmarkStart w:id="26" w:name="_Toc230194743"/>
+      <w:bookmarkStart w:id="25" w:name="_Toc230194743"/>
       <w:r>
         <w:t xml:space="preserve">4.6. </w:t>
       </w:r>
@@ -16152,7 +16150,7 @@
       <w:r>
         <w:t xml:space="preserve"> компонентов и тестирование</w:t>
       </w:r>
-      <w:bookmarkEnd w:id="26"/>
+      <w:bookmarkEnd w:id="25"/>
     </w:p>
     <w:p>
       <w:r>
@@ -16206,7 +16204,7 @@
       <w:pPr>
         <w:pStyle w:val="2"/>
       </w:pPr>
-      <w:bookmarkStart w:id="27" w:name="_Toc230194744"/>
+      <w:bookmarkStart w:id="26" w:name="_Toc230194744"/>
       <w:r>
         <w:t xml:space="preserve">4.7. </w:t>
       </w:r>
@@ -16216,7 +16214,7 @@
       <w:r>
         <w:t xml:space="preserve"> качества и производительности</w:t>
       </w:r>
-      <w:bookmarkEnd w:id="27"/>
+      <w:bookmarkEnd w:id="26"/>
     </w:p>
     <w:p>
       <w:r>
@@ -16314,7 +16312,7 @@
       <w:pPr>
         <w:pStyle w:val="2"/>
       </w:pPr>
-      <w:bookmarkStart w:id="28" w:name="_Toc230194745"/>
+      <w:bookmarkStart w:id="27" w:name="_Toc230194745"/>
       <w:r>
         <w:t xml:space="preserve">4.8. </w:t>
       </w:r>
@@ -16324,7 +16322,7 @@
       <w:r>
         <w:t xml:space="preserve"> разработки</w:t>
       </w:r>
-      <w:bookmarkEnd w:id="28"/>
+      <w:bookmarkEnd w:id="27"/>
     </w:p>
     <w:p>
       <w:r>
@@ -16628,7 +16626,7 @@
       <w:pPr>
         <w:pStyle w:val="1"/>
       </w:pPr>
-      <w:bookmarkStart w:id="29" w:name="_Toc230194746"/>
+      <w:bookmarkStart w:id="28" w:name="_Toc230194746"/>
       <w:r>
         <w:lastRenderedPageBreak/>
         <w:t xml:space="preserve">5. </w:t>
@@ -16636,88 +16634,88 @@
       <w:r>
         <w:t>Тестирование</w:t>
       </w:r>
+      <w:bookmarkEnd w:id="28"/>
+    </w:p>
+    <w:p>
+      <w:pPr>
+        <w:pStyle w:val="2"/>
+      </w:pPr>
+      <w:bookmarkStart w:id="29" w:name="_Toc230194747"/>
+      <w:r>
+        <w:t xml:space="preserve">5.1. </w:t>
+      </w:r>
+      <w:r>
+        <w:t>Методология</w:t>
+      </w:r>
+      <w:r>
+        <w:t xml:space="preserve"> тестирования</w:t>
+      </w:r>
       <w:bookmarkEnd w:id="29"/>
     </w:p>
     <w:p>
+      <w:r>
+        <w:t>Тестирование разработанной системы проводилось с целью проверки корректности работы всех функций, оценки точности классификации типов задач, анализа качества генерируемых подзадач и выявления ограничений для последующего улучшения. Методология тестирования включала несколько этапов: подготовка тестовых сценариев, выполнение тестирования на реальных проектах, сбор и анализ результатов, а также оценку эффективности по сравнению с ручной декомпозицией.</w:t>
+      </w:r>
+    </w:p>
+    <w:p>
+      <w:r>
+        <w:t>Для количественной оценки результатов использовались следующие метрики. Точность классификации определялась как доля правильно определенных типов задач от общего количества тестовых примеров. Полнота подзадач измерялась как процент сгенерированных подзадач, которые эксперты</w:t>
+      </w:r>
+      <w:r>
+        <w:t>–</w:t>
+      </w:r>
+      <w:r>
+        <w:t>проектные менеджеры сочли необходимыми и релевантными для успешной реализации проекта. Релевантность оценивалась по пятибалльной шкале на основе экспертного опроса пяти проектных менеджеров с опытом работы от трех до десяти лет. Время отклика фиксировалось от момента нажатия кнопки «Декомпозировать» до полного отображения результатов в интерфейсе.</w:t>
+      </w:r>
+    </w:p>
+    <w:p>
+      <w:r>
+        <w:t xml:space="preserve">Тестирование проводилось на стандартном рабочем окружении: ноутбук с процессором </w:t>
+      </w:r>
+      <w:proofErr w:type="spellStart"/>
+      <w:r>
+        <w:t>Intel</w:t>
+      </w:r>
+      <w:proofErr w:type="spellEnd"/>
+      <w:r>
+        <w:t xml:space="preserve"> </w:t>
+      </w:r>
+      <w:proofErr w:type="spellStart"/>
+      <w:r>
+        <w:t>Core</w:t>
+      </w:r>
+      <w:proofErr w:type="spellEnd"/>
+      <w:r>
+        <w:t xml:space="preserve"> i5 с тактовой частотой 2,5 гигагерца, оперативной памятью объемом 8 гигабайт, операционной системой </w:t>
+      </w:r>
+      <w:proofErr w:type="spellStart"/>
+      <w:r>
+        <w:t>Windows</w:t>
+      </w:r>
+      <w:proofErr w:type="spellEnd"/>
+      <w:r>
+        <w:t xml:space="preserve"> 11, интерпретатором </w:t>
+      </w:r>
+      <w:proofErr w:type="spellStart"/>
+      <w:r>
+        <w:t>Python</w:t>
+      </w:r>
+      <w:proofErr w:type="spellEnd"/>
+      <w:r>
+        <w:t xml:space="preserve"> версии 3.9.13. Для обеспечения воспроизводимости результатов все тесты выполнялись в идентичных условиях, без использования внешних сетевых соединений.</w:t>
+      </w:r>
+    </w:p>
+    <w:p/>
+    <w:p>
       <w:pPr>
         <w:pStyle w:val="2"/>
       </w:pPr>
-      <w:bookmarkStart w:id="30" w:name="_Toc230194747"/>
-      <w:r>
-        <w:t xml:space="preserve">5.1. </w:t>
-      </w:r>
-      <w:r>
-        <w:t>Методология</w:t>
-      </w:r>
-      <w:r>
-        <w:t xml:space="preserve"> тестирования</w:t>
-      </w:r>
-      <w:bookmarkEnd w:id="30"/>
-    </w:p>
-    <w:p>
-      <w:r>
-        <w:t>Тестирование разработанной системы проводилось с целью проверки корректности работы всех функций, оценки точности классификации типов задач, анализа качества генерируемых подзадач и выявления ограничений для последующего улучшения. Методология тестирования включала несколько этапов: подготовка тестовых сценариев, выполнение тестирования на реальных проектах, сбор и анализ результатов, а также оценку эффективности по сравнению с ручной декомпозицией.</w:t>
-      </w:r>
-    </w:p>
-    <w:p>
-      <w:r>
-        <w:t>Для количественной оценки результатов использовались следующие метрики. Точность классификации определялась как доля правильно определенных типов задач от общего количества тестовых примеров. Полнота подзадач измерялась как процент сгенерированных подзадач, которые эксперты</w:t>
-      </w:r>
-      <w:r>
-        <w:t>–</w:t>
-      </w:r>
-      <w:r>
-        <w:t>проектные менеджеры сочли необходимыми и релевантными для успешной реализации проекта. Релевантность оценивалась по пятибалльной шкале на основе экспертного опроса пяти проектных менеджеров с опытом работы от трех до десяти лет. Время отклика фиксировалось от момента нажатия кнопки «Декомпозировать» до полного отображения результатов в интерфейсе.</w:t>
-      </w:r>
-    </w:p>
-    <w:p>
-      <w:r>
-        <w:t xml:space="preserve">Тестирование проводилось на стандартном рабочем окружении: ноутбук с процессором </w:t>
-      </w:r>
-      <w:proofErr w:type="spellStart"/>
-      <w:r>
-        <w:t>Intel</w:t>
-      </w:r>
-      <w:proofErr w:type="spellEnd"/>
-      <w:r>
-        <w:t xml:space="preserve"> </w:t>
-      </w:r>
-      <w:proofErr w:type="spellStart"/>
-      <w:r>
-        <w:t>Core</w:t>
-      </w:r>
-      <w:proofErr w:type="spellEnd"/>
-      <w:r>
-        <w:t xml:space="preserve"> i5 с тактовой частотой 2,5 гигагерца, оперативной памятью объемом 8 гигабайт, операционной системой </w:t>
-      </w:r>
-      <w:proofErr w:type="spellStart"/>
-      <w:r>
-        <w:t>Windows</w:t>
-      </w:r>
-      <w:proofErr w:type="spellEnd"/>
-      <w:r>
-        <w:t xml:space="preserve"> 11, интерпретатором </w:t>
-      </w:r>
-      <w:proofErr w:type="spellStart"/>
-      <w:r>
-        <w:t>Python</w:t>
-      </w:r>
-      <w:proofErr w:type="spellEnd"/>
-      <w:r>
-        <w:t xml:space="preserve"> версии 3.9.13. Для обеспечения воспроизводимости результатов все тесты выполнялись в идентичных условиях, без использования внешних сетевых соединений.</w:t>
-      </w:r>
-    </w:p>
-    <w:p/>
-    <w:p>
-      <w:pPr>
-        <w:pStyle w:val="2"/>
-      </w:pPr>
-      <w:bookmarkStart w:id="31" w:name="_Toc230194748"/>
+      <w:bookmarkStart w:id="30" w:name="_Toc230194748"/>
       <w:r>
         <w:lastRenderedPageBreak/>
         <w:t>5.2. Тестовые сценарии и проекты</w:t>
       </w:r>
-      <w:bookmarkEnd w:id="31"/>
+      <w:bookmarkEnd w:id="30"/>
     </w:p>
     <w:p>
       <w:r>
@@ -16981,7 +16979,7 @@
       <w:pPr>
         <w:pStyle w:val="2"/>
       </w:pPr>
-      <w:bookmarkStart w:id="32" w:name="_Toc230194749"/>
+      <w:bookmarkStart w:id="31" w:name="_Toc230194749"/>
       <w:r>
         <w:t xml:space="preserve">5.3. </w:t>
       </w:r>
@@ -16991,7 +16989,7 @@
       <w:r>
         <w:t xml:space="preserve"> тестирования</w:t>
       </w:r>
-      <w:bookmarkEnd w:id="32"/>
+      <w:bookmarkEnd w:id="31"/>
     </w:p>
     <w:p>
       <w:r>
@@ -17129,7 +17127,7 @@
       <w:pPr>
         <w:pStyle w:val="2"/>
       </w:pPr>
-      <w:bookmarkStart w:id="33" w:name="_Toc230194750"/>
+      <w:bookmarkStart w:id="32" w:name="_Toc230194750"/>
       <w:r>
         <w:t xml:space="preserve">5.4. </w:t>
       </w:r>
@@ -17139,7 +17137,7 @@
       <w:r>
         <w:t xml:space="preserve"> эффективности</w:t>
       </w:r>
-      <w:bookmarkEnd w:id="33"/>
+      <w:bookmarkEnd w:id="32"/>
     </w:p>
     <w:p>
       <w:r>
@@ -17193,7 +17191,7 @@
       <w:pPr>
         <w:pStyle w:val="2"/>
       </w:pPr>
-      <w:bookmarkStart w:id="34" w:name="_Toc230194751"/>
+      <w:bookmarkStart w:id="33" w:name="_Toc230194751"/>
       <w:r>
         <w:t xml:space="preserve">5.5. </w:t>
       </w:r>
@@ -17203,7 +17201,7 @@
       <w:r>
         <w:t xml:space="preserve"> и направления улучшения</w:t>
       </w:r>
-      <w:bookmarkEnd w:id="34"/>
+      <w:bookmarkEnd w:id="33"/>
     </w:p>
     <w:p>
       <w:r>
@@ -17346,7 +17344,7 @@
           <w:rFonts w:eastAsiaTheme="minorHAnsi"/>
         </w:rPr>
       </w:pPr>
-      <w:bookmarkStart w:id="35" w:name="_Toc230194752"/>
+      <w:bookmarkStart w:id="34" w:name="_Toc230194752"/>
       <w:r>
         <w:rPr>
           <w:rStyle w:val="10"/>
@@ -17356,7 +17354,7 @@
         <w:lastRenderedPageBreak/>
         <w:t>Заключение</w:t>
       </w:r>
-      <w:bookmarkEnd w:id="35"/>
+      <w:bookmarkEnd w:id="34"/>
     </w:p>
     <w:p>
       <w:r>
@@ -17827,7 +17825,7 @@
           <w:lang w:val="en-US"/>
         </w:rPr>
       </w:pPr>
-      <w:bookmarkStart w:id="36" w:name="_Toc230194753"/>
+      <w:bookmarkStart w:id="35" w:name="_Toc230194753"/>
       <w:r>
         <w:lastRenderedPageBreak/>
         <w:t xml:space="preserve">Список </w:t>
@@ -17835,7 +17833,7 @@
       <w:r>
         <w:t>использованных источников</w:t>
       </w:r>
-      <w:bookmarkEnd w:id="36"/>
+      <w:bookmarkEnd w:id="35"/>
     </w:p>
     <w:p>
       <w:pPr>
@@ -20945,7 +20943,7 @@
       <w:r>
         <w:t xml:space="preserve"> </w:t>
       </w:r>
-      <w:bookmarkStart w:id="37" w:name="_Hlk228980070"/>
+      <w:bookmarkStart w:id="36" w:name="_Hlk228980070"/>
       <w:r>
         <w:t>[</w:t>
       </w:r>
@@ -20978,7 +20976,7 @@
       <w:r>
         <w:t>.</w:t>
       </w:r>
-      <w:bookmarkEnd w:id="37"/>
+      <w:bookmarkEnd w:id="36"/>
       <w:r>
         <w:t xml:space="preserve"> </w:t>
       </w:r>
@@ -21342,7 +21340,7 @@
       <w:pPr>
         <w:pStyle w:val="1"/>
       </w:pPr>
-      <w:bookmarkStart w:id="38" w:name="_Toc230194754"/>
+      <w:bookmarkStart w:id="37" w:name="_Toc230194754"/>
       <w:r>
         <w:lastRenderedPageBreak/>
         <w:t>Приложение</w:t>
@@ -21364,7 +21362,7 @@
       <w:r>
         <w:t>диаграмма («как есть», «как должно быть»)</w:t>
       </w:r>
-      <w:bookmarkEnd w:id="38"/>
+      <w:bookmarkEnd w:id="37"/>
     </w:p>
     <w:p>
       <w:pPr>
@@ -21426,6 +21424,8 @@
           </wp:inline>
         </w:drawing>
       </w:r>
+      <w:bookmarkStart w:id="38" w:name="_GoBack"/>
+      <w:bookmarkEnd w:id="38"/>
     </w:p>
     <w:p>
       <w:pPr>
@@ -21563,42 +21563,6 @@
     </w:p>
     <w:p>
       <w:pPr>
-        <w:spacing w:after="200" w:line="276" w:lineRule="auto"/>
-        <w:ind w:firstLine="0"/>
-        <w:jc w:val="center"/>
-        <w:rPr>
-          <w:rFonts w:eastAsia="Times New Roman" w:cs="Times New Roman"/>
-          <w:b/>
-          <w:bCs/>
-          <w:kern w:val="36"/>
-          <w:sz w:val="32"/>
-          <w:szCs w:val="48"/>
-          <w:lang w:eastAsia="ru-RU"/>
-        </w:rPr>
-      </w:pPr>
-    </w:p>
-    <w:p/>
-    <w:p>
-      <w:pPr>
-        <w:spacing w:after="200" w:line="276" w:lineRule="auto"/>
-        <w:ind w:firstLine="0"/>
-        <w:jc w:val="left"/>
-        <w:rPr>
-          <w:rFonts w:eastAsia="Times New Roman" w:cs="Times New Roman"/>
-          <w:b/>
-          <w:bCs/>
-          <w:kern w:val="36"/>
-          <w:sz w:val="32"/>
-          <w:szCs w:val="48"/>
-          <w:lang w:eastAsia="ru-RU"/>
-        </w:rPr>
-      </w:pPr>
-      <w:r>
-        <w:br w:type="page"/>
-      </w:r>
-    </w:p>
-    <w:p>
-      <w:pPr>
         <w:pStyle w:val="1"/>
       </w:pPr>
       <w:bookmarkStart w:id="39" w:name="_Toc230194755"/>
@@ -21845,12 +21809,38 @@
 
 <file path=word/footer1.xml><?xml version="1.0" encoding="utf-8"?>
 <w:ftr xmlns:wpc="http://schemas.microsoft.com/office/word/2010/wordprocessingCanvas" xmlns:cx="http://schemas.microsoft.com/office/drawing/2014/chartex" xmlns:cx1="http://schemas.microsoft.com/office/drawing/2015/9/8/chartex" xmlns:cx2="http://schemas.microsoft.com/office/drawing/2015/10/21/chartex" xmlns:cx3="http://schemas.microsoft.com/office/drawing/2016/5/9/chartex" xmlns:cx4="http://schemas.microsoft.com/office/drawing/2016/5/10/chartex" xmlns:cx5="http://schemas.microsoft.com/office/drawing/2016/5/11/chartex" xmlns:cx6="http://schemas.microsoft.com/office/drawing/2016/5/12/chartex" xmlns:cx7="http://schemas.microsoft.com/office/drawing/2016/5/13/chartex" xmlns:cx8="http://schemas.microsoft.com/office/drawing/2016/5/14/chartex" xmlns:mc="http://schemas.openxmlformats.org/markup-compatibility/2006" xmlns:aink="http://schemas.microsoft.com/office/drawing/2016/ink" xmlns:am3d="http://schemas.microsoft.com/office/drawing/2017/model3d" xmlns:o="urn:schemas-microsoft-com:office:office" xmlns:r="http://schemas.openxmlformats.org/officeDocument/2006/relationships" xmlns:m="http://schemas.openxmlformats.org/officeDocument/2006/math" xmlns:v="urn:schemas-microsoft-com:vml" xmlns:wp14="http://schemas.microsoft.com/office/word/2010/wordprocessingDrawing" xmlns:wp="http://schemas.openxmlformats.org/drawingml/2006/wordprocessingDrawing" xmlns:w10="urn:schemas-microsoft-com:office:word" xmlns:w="http://schemas.openxmlformats.org/wordprocessingml/2006/main" xmlns:w14="http://schemas.microsoft.com/office/word/2010/wordml" xmlns:w15="http://schemas.microsoft.com/office/word/2012/wordml" xmlns:w16cex="http://schemas.microsoft.com/office/word/2018/wordml/cex" xmlns:w16cid="http://schemas.microsoft.com/office/word/2016/wordml/cid" xmlns:w16="http://schemas.microsoft.com/office/word/2018/wordml" xmlns:w16se="http://schemas.microsoft.com/office/word/2015/wordml/symex" xmlns:wpg="http://schemas.microsoft.com/office/word/2010/wordprocessingGroup" xmlns:wpi="http://schemas.microsoft.com/office/word/2010/wordprocessingInk" xmlns:wne="http://schemas.microsoft.com/office/word/2006/wordml" xmlns:wps="http://schemas.microsoft.com/office/word/2010/wordprocessingShape" mc:Ignorable="w14 w15 w16se w16cid w16 w16cex wp14">
-  <w:p>
-    <w:pPr>
-      <w:pStyle w:val="a8"/>
-      <w:jc w:val="right"/>
-    </w:pPr>
-  </w:p>
+  <w:sdt>
+    <w:sdtPr>
+      <w:id w:val="486514646"/>
+      <w:docPartObj>
+        <w:docPartGallery w:val="Page Numbers (Bottom of Page)"/>
+        <w:docPartUnique/>
+      </w:docPartObj>
+    </w:sdtPr>
+    <w:sdtContent>
+      <w:p>
+        <w:pPr>
+          <w:pStyle w:val="a8"/>
+          <w:jc w:val="center"/>
+        </w:pPr>
+        <w:r>
+          <w:fldChar w:fldCharType="begin"/>
+        </w:r>
+        <w:r>
+          <w:instrText>PAGE   \* MERGEFORMAT</w:instrText>
+        </w:r>
+        <w:r>
+          <w:fldChar w:fldCharType="separate"/>
+        </w:r>
+        <w:r>
+          <w:t>2</w:t>
+        </w:r>
+        <w:r>
+          <w:fldChar w:fldCharType="end"/>
+        </w:r>
+      </w:p>
+    </w:sdtContent>
+  </w:sdt>
   <w:p>
     <w:pPr>
       <w:pStyle w:val="a8"/>
@@ -29701,7 +29691,7 @@
 </file>
 
 <file path=customXml/itemProps1.xml><?xml version="1.0" encoding="utf-8"?>
-<ds:datastoreItem xmlns:ds="http://schemas.openxmlformats.org/officeDocument/2006/customXml" ds:itemID="{4B4F8120-E7EF-495E-92FE-9B1951E32F82}">
+<ds:datastoreItem xmlns:ds="http://schemas.openxmlformats.org/officeDocument/2006/customXml" ds:itemID="{B0C9235B-A07E-4090-A235-59F18BC43791}">
   <ds:schemaRefs>
     <ds:schemaRef ds:uri="http://schemas.openxmlformats.org/officeDocument/2006/bibliography"/>
   </ds:schemaRefs>
